--- a/TS-Kramam/TS-2.5/TS 2.5 Malayalam Krama Paatam Corrections.docx
+++ b/TS-Kramam/TS-2.5/TS 2.5 Malayalam Krama Paatam Corrections.docx
@@ -1,6 +1,6 @@
 
 <file path=word/document.xml><?xml version="1.0" encoding="utf-8"?>
-<w:document xmlns:wpc="http://schemas.microsoft.com/office/word/2010/wordprocessingCanvas" xmlns:cx="http://schemas.microsoft.com/office/drawing/2014/chartex" xmlns:cx1="http://schemas.microsoft.com/office/drawing/2015/9/8/chartex" xmlns:mc="http://schemas.openxmlformats.org/markup-compatibility/2006" xmlns:o="urn:schemas-microsoft-com:office:office" xmlns:r="http://schemas.openxmlformats.org/officeDocument/2006/relationships" xmlns:m="http://schemas.openxmlformats.org/officeDocument/2006/math" xmlns:v="urn:schemas-microsoft-com:vml" xmlns:wp14="http://schemas.microsoft.com/office/word/2010/wordprocessingDrawing" xmlns:wp="http://schemas.openxmlformats.org/drawingml/2006/wordprocessingDrawing" xmlns:w10="urn:schemas-microsoft-com:office:word" xmlns:w="http://schemas.openxmlformats.org/wordprocessingml/2006/main" xmlns:w14="http://schemas.microsoft.com/office/word/2010/wordml" xmlns:w15="http://schemas.microsoft.com/office/word/2012/wordml" xmlns:w16se="http://schemas.microsoft.com/office/word/2015/wordml/symex" xmlns:wpg="http://schemas.microsoft.com/office/word/2010/wordprocessingGroup" xmlns:wpi="http://schemas.microsoft.com/office/word/2010/wordprocessingInk" xmlns:wne="http://schemas.microsoft.com/office/word/2006/wordml" xmlns:wps="http://schemas.microsoft.com/office/word/2010/wordprocessingShape" mc:Ignorable="w14 w15 w16se wp14">
+<w:document xmlns:wpc="http://schemas.microsoft.com/office/word/2010/wordprocessingCanvas" xmlns:cx="http://schemas.microsoft.com/office/drawing/2014/chartex" xmlns:cx1="http://schemas.microsoft.com/office/drawing/2015/9/8/chartex" xmlns:cx2="http://schemas.microsoft.com/office/drawing/2015/10/21/chartex" xmlns:cx3="http://schemas.microsoft.com/office/drawing/2016/5/9/chartex" xmlns:cx4="http://schemas.microsoft.com/office/drawing/2016/5/10/chartex" xmlns:cx5="http://schemas.microsoft.com/office/drawing/2016/5/11/chartex" xmlns:cx6="http://schemas.microsoft.com/office/drawing/2016/5/12/chartex" xmlns:cx7="http://schemas.microsoft.com/office/drawing/2016/5/13/chartex" xmlns:cx8="http://schemas.microsoft.com/office/drawing/2016/5/14/chartex" xmlns:mc="http://schemas.openxmlformats.org/markup-compatibility/2006" xmlns:aink="http://schemas.microsoft.com/office/drawing/2016/ink" xmlns:am3d="http://schemas.microsoft.com/office/drawing/2017/model3d" xmlns:o="urn:schemas-microsoft-com:office:office" xmlns:oel="http://schemas.microsoft.com/office/2019/extlst" xmlns:r="http://schemas.openxmlformats.org/officeDocument/2006/relationships" xmlns:m="http://schemas.openxmlformats.org/officeDocument/2006/math" xmlns:v="urn:schemas-microsoft-com:vml" xmlns:wp14="http://schemas.microsoft.com/office/word/2010/wordprocessingDrawing" xmlns:wp="http://schemas.openxmlformats.org/drawingml/2006/wordprocessingDrawing" xmlns:w10="urn:schemas-microsoft-com:office:word" xmlns:w="http://schemas.openxmlformats.org/wordprocessingml/2006/main" xmlns:w14="http://schemas.microsoft.com/office/word/2010/wordml" xmlns:w15="http://schemas.microsoft.com/office/word/2012/wordml" xmlns:w16cex="http://schemas.microsoft.com/office/word/2018/wordml/cex" xmlns:w16cid="http://schemas.microsoft.com/office/word/2016/wordml/cid" xmlns:w16="http://schemas.microsoft.com/office/word/2018/wordml" xmlns:w16du="http://schemas.microsoft.com/office/word/2023/wordml/word16du" xmlns:w16sdtdh="http://schemas.microsoft.com/office/word/2020/wordml/sdtdatahash" xmlns:w16sdtfl="http://schemas.microsoft.com/office/word/2024/wordml/sdtformatlock" xmlns:w16se="http://schemas.microsoft.com/office/word/2015/wordml/symex" xmlns:wpg="http://schemas.microsoft.com/office/word/2010/wordprocessingGroup" xmlns:wpi="http://schemas.microsoft.com/office/word/2010/wordprocessingInk" xmlns:wne="http://schemas.microsoft.com/office/word/2006/wordml" xmlns:wps="http://schemas.microsoft.com/office/word/2010/wordprocessingShape" mc:Ignorable="w14 w15 w16se w16cid w16 w16cex w16sdtdh w16sdtfl w16du wp14">
   <w:body>
     <w:p>
       <w:pPr>
@@ -21,73 +21,7 @@
           <w:szCs w:val="32"/>
           <w:u w:val="single"/>
         </w:rPr>
-        <w:t xml:space="preserve">TS </w:t>
-      </w:r>
-      <w:proofErr w:type="spellStart"/>
-      <w:r>
-        <w:rPr>
-          <w:b/>
-          <w:bCs/>
-          <w:sz w:val="32"/>
-          <w:szCs w:val="32"/>
-          <w:u w:val="single"/>
-        </w:rPr>
-        <w:t>Krama</w:t>
-      </w:r>
-      <w:proofErr w:type="spellEnd"/>
-      <w:r>
-        <w:rPr>
-          <w:b/>
-          <w:bCs/>
-          <w:sz w:val="32"/>
-          <w:szCs w:val="32"/>
-          <w:u w:val="single"/>
-        </w:rPr>
-        <w:t xml:space="preserve"> </w:t>
-      </w:r>
-      <w:proofErr w:type="spellStart"/>
-      <w:r>
-        <w:rPr>
-          <w:b/>
-          <w:bCs/>
-          <w:sz w:val="32"/>
-          <w:szCs w:val="32"/>
-          <w:u w:val="single"/>
-        </w:rPr>
-        <w:t>Paatam</w:t>
-      </w:r>
-      <w:proofErr w:type="spellEnd"/>
-      <w:r>
-        <w:rPr>
-          <w:b/>
-          <w:bCs/>
-          <w:sz w:val="32"/>
-          <w:szCs w:val="32"/>
-          <w:u w:val="single"/>
-        </w:rPr>
-        <w:t xml:space="preserve"> – TS 2.5 </w:t>
-      </w:r>
-      <w:proofErr w:type="gramStart"/>
-      <w:r>
-        <w:rPr>
-          <w:b/>
-          <w:bCs/>
-          <w:sz w:val="32"/>
-          <w:szCs w:val="32"/>
-          <w:u w:val="single"/>
-        </w:rPr>
-        <w:t>Malayalam  Corrections</w:t>
-      </w:r>
-      <w:proofErr w:type="gramEnd"/>
-      <w:r>
-        <w:rPr>
-          <w:b/>
-          <w:bCs/>
-          <w:sz w:val="32"/>
-          <w:szCs w:val="32"/>
-          <w:u w:val="single"/>
-        </w:rPr>
-        <w:t xml:space="preserve"> – Observed till </w:t>
+        <w:t xml:space="preserve">TS Krama Paatam – TS 2.5 Malayalam  Corrections – Observed till </w:t>
       </w:r>
       <w:r>
         <w:rPr>
@@ -118,7 +52,7 @@
     </w:p>
     <w:tbl>
       <w:tblPr>
-        <w:tblW w:w="13835" w:type="dxa"/>
+        <w:tblW w:w="14229" w:type="dxa"/>
         <w:tblInd w:w="-792" w:type="dxa"/>
         <w:tblBorders>
           <w:top w:val="single" w:sz="4" w:space="0" w:color="000000"/>
@@ -132,7 +66,7 @@
       </w:tblPr>
       <w:tblGrid>
         <w:gridCol w:w="3877"/>
-        <w:gridCol w:w="4738"/>
+        <w:gridCol w:w="5132"/>
         <w:gridCol w:w="5220"/>
       </w:tblGrid>
       <w:tr>
@@ -188,7 +122,7 @@
         </w:tc>
         <w:tc>
           <w:tcPr>
-            <w:tcW w:w="4738" w:type="dxa"/>
+            <w:tcW w:w="5132" w:type="dxa"/>
             <w:tcBorders>
               <w:top w:val="single" w:sz="4" w:space="0" w:color="000000"/>
               <w:left w:val="single" w:sz="4" w:space="0" w:color="000000"/>
@@ -294,21 +228,8 @@
                 <w:szCs w:val="32"/>
                 <w:lang w:bidi="ta-IN"/>
               </w:rPr>
-              <w:t xml:space="preserve">T.S.2.5.2.5– </w:t>
-            </w:r>
-            <w:proofErr w:type="spellStart"/>
-            <w:r>
-              <w:rPr>
-                <w:rFonts w:cs="Arial"/>
-                <w:b/>
-                <w:color w:val="000000"/>
-                <w:sz w:val="28"/>
-                <w:szCs w:val="32"/>
-                <w:lang w:bidi="ta-IN"/>
-              </w:rPr>
-              <w:t>Kramam</w:t>
-            </w:r>
-            <w:proofErr w:type="spellEnd"/>
+              <w:t>T.S.2.5.2.5– Kramam</w:t>
+            </w:r>
           </w:p>
           <w:p>
             <w:pPr>
@@ -330,7 +251,6 @@
                 <w:lang w:bidi="ta-IN"/>
               </w:rPr>
             </w:pPr>
-            <w:proofErr w:type="spellStart"/>
             <w:r>
               <w:rPr>
                 <w:rFonts w:cs="Arial"/>
@@ -340,43 +260,7 @@
                 <w:szCs w:val="32"/>
                 <w:lang w:bidi="ta-IN"/>
               </w:rPr>
-              <w:t>Krama</w:t>
-            </w:r>
-            <w:proofErr w:type="spellEnd"/>
-            <w:r>
-              <w:rPr>
-                <w:rFonts w:cs="Arial"/>
-                <w:b/>
-                <w:color w:val="000000"/>
-                <w:sz w:val="28"/>
-                <w:szCs w:val="32"/>
-                <w:lang w:bidi="ta-IN"/>
-              </w:rPr>
-              <w:t xml:space="preserve"> </w:t>
-            </w:r>
-            <w:proofErr w:type="spellStart"/>
-            <w:r>
-              <w:rPr>
-                <w:rFonts w:cs="Arial"/>
-                <w:b/>
-                <w:color w:val="000000"/>
-                <w:sz w:val="28"/>
-                <w:szCs w:val="32"/>
-                <w:lang w:bidi="ta-IN"/>
-              </w:rPr>
-              <w:t>Vaakyam</w:t>
-            </w:r>
-            <w:proofErr w:type="spellEnd"/>
-            <w:r>
-              <w:rPr>
-                <w:rFonts w:cs="Arial"/>
-                <w:b/>
-                <w:color w:val="000000"/>
-                <w:sz w:val="28"/>
-                <w:szCs w:val="32"/>
-                <w:lang w:bidi="ta-IN"/>
-              </w:rPr>
-              <w:t xml:space="preserve"> No. - 57</w:t>
+              <w:t>Krama Vaakyam No. - 57</w:t>
             </w:r>
           </w:p>
           <w:p>
@@ -399,7 +283,6 @@
                 <w:lang w:bidi="ta-IN"/>
               </w:rPr>
             </w:pPr>
-            <w:proofErr w:type="spellStart"/>
             <w:r>
               <w:rPr>
                 <w:rFonts w:cs="Arial"/>
@@ -409,19 +292,7 @@
                 <w:szCs w:val="32"/>
                 <w:lang w:bidi="ta-IN"/>
               </w:rPr>
-              <w:t>Panchaati</w:t>
-            </w:r>
-            <w:proofErr w:type="spellEnd"/>
-            <w:r>
-              <w:rPr>
-                <w:rFonts w:cs="Arial"/>
-                <w:b/>
-                <w:color w:val="000000"/>
-                <w:sz w:val="28"/>
-                <w:szCs w:val="32"/>
-                <w:lang w:bidi="ta-IN"/>
-              </w:rPr>
-              <w:t xml:space="preserve"> No</w:t>
+              <w:t>Panchaati No</w:t>
             </w:r>
             <w:r>
               <w:rPr>
@@ -448,7 +319,7 @@
         </w:tc>
         <w:tc>
           <w:tcPr>
-            <w:tcW w:w="4738" w:type="dxa"/>
+            <w:tcW w:w="5132" w:type="dxa"/>
             <w:tcBorders>
               <w:top w:val="single" w:sz="4" w:space="0" w:color="000000"/>
               <w:left w:val="single" w:sz="4" w:space="0" w:color="000000"/>
@@ -467,7 +338,6 @@
                 <w:lang w:bidi="ta-IN"/>
               </w:rPr>
             </w:pPr>
-            <w:proofErr w:type="spellStart"/>
             <w:r>
               <w:rPr>
                 <w:rFonts w:ascii="BRH Malayalam Extra" w:hAnsi="BRH Malayalam Extra" w:cs="BRH Malayalam Extra"/>
@@ -477,7 +347,6 @@
               </w:rPr>
               <w:t>Zsôx</w:t>
             </w:r>
-            <w:proofErr w:type="spellEnd"/>
             <w:r>
               <w:rPr>
                 <w:rFonts w:ascii="BRH Malayalam Extra" w:hAnsi="BRH Malayalam Extra" w:cs="BRH Malayalam Extra"/>
@@ -496,7 +365,6 @@
               </w:rPr>
               <w:t>Ë±—</w:t>
             </w:r>
-            <w:proofErr w:type="spellStart"/>
             <w:r>
               <w:rPr>
                 <w:rFonts w:ascii="BRH Malayalam Extra" w:hAnsi="BRH Malayalam Extra" w:cs="BRH Malayalam Extra"/>
@@ -514,17 +382,7 @@
                 <w:sz w:val="40"/>
                 <w:szCs w:val="40"/>
               </w:rPr>
-              <w:t>pytyZx</w:t>
-            </w:r>
-            <w:proofErr w:type="spellEnd"/>
-            <w:r>
-              <w:rPr>
-                <w:rFonts w:ascii="BRH Malayalam Extra" w:hAnsi="BRH Malayalam Extra" w:cs="BRH Malayalam Extra"/>
-                <w:color w:val="000000"/>
-                <w:sz w:val="40"/>
-                <w:szCs w:val="40"/>
-              </w:rPr>
-              <w:t xml:space="preserve"> |</w:t>
+              <w:t>pytyZx |</w:t>
             </w:r>
           </w:p>
         </w:tc>
@@ -557,7 +415,6 @@
                 <w:lang w:bidi="ta-IN"/>
               </w:rPr>
             </w:pPr>
-            <w:proofErr w:type="spellStart"/>
             <w:r>
               <w:rPr>
                 <w:rFonts w:ascii="BRH Malayalam Extra" w:hAnsi="BRH Malayalam Extra" w:cs="BRH Malayalam Extra"/>
@@ -567,7 +424,6 @@
               </w:rPr>
               <w:t>Zsôx</w:t>
             </w:r>
-            <w:proofErr w:type="spellEnd"/>
             <w:r>
               <w:rPr>
                 <w:rFonts w:ascii="BRH Malayalam Extra" w:hAnsi="BRH Malayalam Extra" w:cs="BRH Malayalam Extra"/>
@@ -586,7 +442,6 @@
               </w:rPr>
               <w:t>Ë±—</w:t>
             </w:r>
-            <w:proofErr w:type="spellStart"/>
             <w:r>
               <w:rPr>
                 <w:rFonts w:ascii="BRH Malayalam Extra" w:hAnsi="BRH Malayalam Extra" w:cs="BRH Malayalam Extra"/>
@@ -604,9 +459,1250 @@
                 <w:sz w:val="40"/>
                 <w:szCs w:val="40"/>
               </w:rPr>
-              <w:t>pytyZx</w:t>
-            </w:r>
-            <w:proofErr w:type="spellEnd"/>
+              <w:t>pytyZx |</w:t>
+            </w:r>
+          </w:p>
+        </w:tc>
+      </w:tr>
+      <w:tr>
+        <w:trPr>
+          <w:trHeight w:val="2128"/>
+        </w:trPr>
+        <w:tc>
+          <w:tcPr>
+            <w:tcW w:w="3877" w:type="dxa"/>
+            <w:tcBorders>
+              <w:top w:val="single" w:sz="4" w:space="0" w:color="000000"/>
+              <w:left w:val="single" w:sz="4" w:space="0" w:color="000000"/>
+              <w:bottom w:val="single" w:sz="4" w:space="0" w:color="000000"/>
+              <w:right w:val="single" w:sz="4" w:space="0" w:color="000000"/>
+            </w:tcBorders>
+          </w:tcPr>
+          <w:p>
+            <w:pPr>
+              <w:widowControl w:val="0"/>
+              <w:tabs>
+                <w:tab w:val="left" w:pos="993"/>
+              </w:tabs>
+              <w:autoSpaceDE w:val="0"/>
+              <w:autoSpaceDN w:val="0"/>
+              <w:adjustRightInd w:val="0"/>
+              <w:spacing w:before="0" w:line="240" w:lineRule="auto"/>
+              <w:ind w:right="297"/>
+              <w:rPr>
+                <w:rFonts w:cs="Arial"/>
+                <w:b/>
+                <w:color w:val="000000"/>
+                <w:sz w:val="28"/>
+                <w:szCs w:val="32"/>
+                <w:lang w:bidi="ta-IN"/>
+              </w:rPr>
+            </w:pPr>
+            <w:r>
+              <w:rPr>
+                <w:rFonts w:cs="Arial"/>
+                <w:b/>
+                <w:color w:val="000000"/>
+                <w:sz w:val="28"/>
+                <w:szCs w:val="32"/>
+                <w:lang w:bidi="ta-IN"/>
+              </w:rPr>
+              <w:t>T.S.2.5.2.6– Kramam</w:t>
+            </w:r>
+          </w:p>
+          <w:p>
+            <w:pPr>
+              <w:widowControl w:val="0"/>
+              <w:tabs>
+                <w:tab w:val="left" w:pos="993"/>
+              </w:tabs>
+              <w:autoSpaceDE w:val="0"/>
+              <w:autoSpaceDN w:val="0"/>
+              <w:adjustRightInd w:val="0"/>
+              <w:spacing w:before="0" w:line="240" w:lineRule="auto"/>
+              <w:ind w:right="297"/>
+              <w:rPr>
+                <w:rFonts w:cs="Arial"/>
+                <w:b/>
+                <w:color w:val="000000"/>
+                <w:sz w:val="28"/>
+                <w:szCs w:val="32"/>
+                <w:lang w:val="en-IN" w:bidi="ta-IN"/>
+              </w:rPr>
+            </w:pPr>
+            <w:r>
+              <w:rPr>
+                <w:rFonts w:cs="Arial"/>
+                <w:b/>
+                <w:color w:val="000000"/>
+                <w:sz w:val="28"/>
+                <w:szCs w:val="32"/>
+                <w:lang w:val="en-IN" w:bidi="ta-IN"/>
+              </w:rPr>
+              <w:t>Krama Vaakyam No. - 19</w:t>
+            </w:r>
+          </w:p>
+          <w:p>
+            <w:pPr>
+              <w:widowControl w:val="0"/>
+              <w:tabs>
+                <w:tab w:val="left" w:pos="993"/>
+              </w:tabs>
+              <w:autoSpaceDE w:val="0"/>
+              <w:autoSpaceDN w:val="0"/>
+              <w:adjustRightInd w:val="0"/>
+              <w:spacing w:before="0" w:line="240" w:lineRule="auto"/>
+              <w:ind w:right="297"/>
+              <w:rPr>
+                <w:rFonts w:cs="Arial"/>
+                <w:b/>
+                <w:color w:val="000000"/>
+                <w:sz w:val="28"/>
+                <w:szCs w:val="32"/>
+                <w:lang w:val="it-IT" w:bidi="ta-IN"/>
+              </w:rPr>
+            </w:pPr>
+            <w:r>
+              <w:rPr>
+                <w:rFonts w:cs="Arial"/>
+                <w:b/>
+                <w:color w:val="000000"/>
+                <w:sz w:val="28"/>
+                <w:szCs w:val="32"/>
+                <w:lang w:val="it-IT" w:bidi="ta-IN"/>
+              </w:rPr>
+              <w:t>Panchaati No</w:t>
+            </w:r>
+            <w:r>
+              <w:rPr>
+                <w:rFonts w:cs="Arial"/>
+                <w:b/>
+                <w:color w:val="000000"/>
+                <w:szCs w:val="32"/>
+                <w:lang w:val="it-IT" w:bidi="ta-IN"/>
+              </w:rPr>
+              <w:t xml:space="preserve">. - </w:t>
+            </w:r>
+            <w:r>
+              <w:rPr>
+                <w:rFonts w:cs="Arial"/>
+                <w:b/>
+                <w:color w:val="000000"/>
+                <w:sz w:val="28"/>
+                <w:szCs w:val="32"/>
+                <w:lang w:val="it-IT" w:bidi="ta-IN"/>
+              </w:rPr>
+              <w:t>1</w:t>
+            </w:r>
+            <w:r>
+              <w:rPr>
+                <w:rFonts w:cs="Arial"/>
+                <w:b/>
+                <w:color w:val="000000"/>
+                <w:sz w:val="28"/>
+                <w:szCs w:val="32"/>
+                <w:lang w:val="it-IT" w:bidi="ta-IN"/>
+              </w:rPr>
+              <w:t>3</w:t>
+            </w:r>
+          </w:p>
+        </w:tc>
+        <w:tc>
+          <w:tcPr>
+            <w:tcW w:w="5132" w:type="dxa"/>
+            <w:tcBorders>
+              <w:top w:val="single" w:sz="4" w:space="0" w:color="000000"/>
+              <w:left w:val="single" w:sz="4" w:space="0" w:color="000000"/>
+              <w:bottom w:val="single" w:sz="4" w:space="0" w:color="000000"/>
+              <w:right w:val="single" w:sz="4" w:space="0" w:color="000000"/>
+            </w:tcBorders>
+          </w:tcPr>
+          <w:p>
+            <w:pPr>
+              <w:widowControl w:val="0"/>
+              <w:autoSpaceDE w:val="0"/>
+              <w:autoSpaceDN w:val="0"/>
+              <w:adjustRightInd w:val="0"/>
+              <w:spacing w:before="0" w:line="240" w:lineRule="auto"/>
+              <w:rPr>
+                <w:rFonts w:ascii="BRH Malayalam Extra" w:hAnsi="BRH Malayalam Extra" w:cs="BRH Malayalam Extra"/>
+                <w:color w:val="000000"/>
+                <w:sz w:val="40"/>
+                <w:szCs w:val="40"/>
+                <w:lang w:val="it-IT"/>
+              </w:rPr>
+            </w:pPr>
+            <w:r>
+              <w:rPr>
+                <w:rFonts w:ascii="BRH Malayalam Extra" w:hAnsi="BRH Malayalam Extra" w:cs="BRH Malayalam Extra"/>
+                <w:color w:val="000000"/>
+                <w:sz w:val="40"/>
+                <w:szCs w:val="40"/>
+                <w:lang w:val="it-IT"/>
+              </w:rPr>
+              <w:t>t</w:t>
+            </w:r>
+            <w:r>
+              <w:rPr>
+                <w:rFonts w:ascii="BRH Malayalam Extra" w:hAnsi="BRH Malayalam Extra" w:cs="BRH Malayalam Extra"/>
+                <w:color w:val="000000"/>
+                <w:sz w:val="33"/>
+                <w:szCs w:val="40"/>
+                <w:lang w:val="it-IT"/>
+              </w:rPr>
+              <w:t>–</w:t>
+            </w:r>
+            <w:r>
+              <w:rPr>
+                <w:rFonts w:ascii="BRH Malayalam Extra" w:hAnsi="BRH Malayalam Extra" w:cs="BRH Malayalam Extra"/>
+                <w:color w:val="000000"/>
+                <w:sz w:val="40"/>
+                <w:szCs w:val="40"/>
+                <w:lang w:val="it-IT"/>
+              </w:rPr>
+              <w:t xml:space="preserve">Zûx „²z¥rxi¦˜ | </w:t>
+            </w:r>
+          </w:p>
+          <w:p>
+            <w:pPr>
+              <w:widowControl w:val="0"/>
+              <w:autoSpaceDE w:val="0"/>
+              <w:autoSpaceDN w:val="0"/>
+              <w:adjustRightInd w:val="0"/>
+              <w:spacing w:before="0" w:line="240" w:lineRule="auto"/>
+              <w:rPr>
+                <w:rFonts w:ascii="BRH Malayalam Extra" w:hAnsi="BRH Malayalam Extra" w:cs="BRH Malayalam Extra"/>
+                <w:color w:val="000000"/>
+                <w:sz w:val="40"/>
+                <w:szCs w:val="40"/>
+                <w:lang w:val="it-IT"/>
+              </w:rPr>
+            </w:pPr>
+            <w:r>
+              <w:rPr>
+                <w:rFonts w:ascii="BRH Malayalam Extra" w:hAnsi="BRH Malayalam Extra" w:cs="BRH Malayalam Extra"/>
+                <w:color w:val="000000"/>
+                <w:sz w:val="40"/>
+                <w:szCs w:val="40"/>
+                <w:lang w:val="it-IT"/>
+              </w:rPr>
+              <w:t>A</w:t>
+            </w:r>
+            <w:r>
+              <w:rPr>
+                <w:rFonts w:ascii="BRH Malayalam Extra" w:hAnsi="BRH Malayalam Extra" w:cs="BRH Malayalam Extra"/>
+                <w:color w:val="000000"/>
+                <w:sz w:val="33"/>
+                <w:szCs w:val="40"/>
+                <w:lang w:val="it-IT"/>
+              </w:rPr>
+              <w:t>–</w:t>
+            </w:r>
+            <w:r>
+              <w:rPr>
+                <w:rFonts w:ascii="BRH Malayalam Extra" w:hAnsi="BRH Malayalam Extra" w:cs="BRH Malayalam Extra"/>
+                <w:color w:val="000000"/>
+                <w:sz w:val="40"/>
+                <w:szCs w:val="40"/>
+                <w:lang w:val="it-IT"/>
+              </w:rPr>
+              <w:t>²z¥rxix—pö</w:t>
+            </w:r>
+            <w:r>
+              <w:rPr>
+                <w:rFonts w:ascii="BRH Malayalam Extra" w:hAnsi="BRH Malayalam Extra" w:cs="BRH Malayalam Extra"/>
+                <w:color w:val="000000"/>
+                <w:sz w:val="40"/>
+                <w:szCs w:val="40"/>
+                <w:highlight w:val="yellow"/>
+                <w:lang w:val="it-IT"/>
+              </w:rPr>
+              <w:t>g¡Ë§</w:t>
+            </w:r>
+            <w:r>
+              <w:rPr>
+                <w:rFonts w:ascii="BRH Malayalam Extra" w:hAnsi="BRH Malayalam Extra" w:cs="BRH Malayalam Extra"/>
+                <w:color w:val="000000"/>
+                <w:sz w:val="40"/>
+                <w:szCs w:val="40"/>
+                <w:lang w:val="it-IT"/>
+              </w:rPr>
+              <w:t xml:space="preserve"> |</w:t>
+            </w:r>
+          </w:p>
+          <w:p>
+            <w:pPr>
+              <w:widowControl w:val="0"/>
+              <w:autoSpaceDE w:val="0"/>
+              <w:autoSpaceDN w:val="0"/>
+              <w:adjustRightInd w:val="0"/>
+              <w:spacing w:before="0" w:line="240" w:lineRule="auto"/>
+              <w:rPr>
+                <w:rFonts w:ascii="BRH Malayalam Extra" w:hAnsi="BRH Malayalam Extra" w:cs="BRH Malayalam Extra"/>
+                <w:color w:val="000000"/>
+                <w:sz w:val="40"/>
+                <w:szCs w:val="40"/>
+                <w:lang w:val="it-IT"/>
+              </w:rPr>
+            </w:pPr>
+            <w:r>
+              <w:rPr>
+                <w:rFonts w:ascii="BRH Malayalam Extra" w:hAnsi="BRH Malayalam Extra" w:cs="BRH Malayalam Extra"/>
+                <w:color w:val="000000"/>
+                <w:sz w:val="40"/>
+                <w:szCs w:val="40"/>
+                <w:lang w:val="it-IT"/>
+              </w:rPr>
+              <w:t>A</w:t>
+            </w:r>
+            <w:r>
+              <w:rPr>
+                <w:rFonts w:ascii="BRH Malayalam Extra" w:hAnsi="BRH Malayalam Extra" w:cs="BRH Malayalam Extra"/>
+                <w:color w:val="000000"/>
+                <w:sz w:val="33"/>
+                <w:szCs w:val="40"/>
+                <w:lang w:val="it-IT"/>
+              </w:rPr>
+              <w:t>–</w:t>
+            </w:r>
+            <w:r>
+              <w:rPr>
+                <w:rFonts w:ascii="BRH Malayalam Extra" w:hAnsi="BRH Malayalam Extra" w:cs="BRH Malayalam Extra"/>
+                <w:color w:val="000000"/>
+                <w:sz w:val="40"/>
+                <w:szCs w:val="40"/>
+                <w:highlight w:val="yellow"/>
+                <w:lang w:val="it-IT"/>
+              </w:rPr>
+              <w:t>g</w:t>
+            </w:r>
+            <w:r>
+              <w:rPr>
+                <w:rFonts w:ascii="BRH Malayalam Extra" w:hAnsi="BRH Malayalam Extra" w:cs="BRH Malayalam Extra"/>
+                <w:color w:val="000000"/>
+                <w:sz w:val="40"/>
+                <w:szCs w:val="40"/>
+                <w:lang w:val="it-IT"/>
+              </w:rPr>
+              <w:t>¡</w:t>
+            </w:r>
+            <w:r>
+              <w:rPr>
+                <w:rFonts w:ascii="BRH Malayalam Extra" w:hAnsi="BRH Malayalam Extra" w:cs="BRH Malayalam Extra"/>
+                <w:color w:val="000000"/>
+                <w:sz w:val="33"/>
+                <w:szCs w:val="40"/>
+                <w:lang w:val="it-IT"/>
+              </w:rPr>
+              <w:t>–</w:t>
+            </w:r>
+            <w:r>
+              <w:rPr>
+                <w:rFonts w:ascii="BRH Malayalam Extra" w:hAnsi="BRH Malayalam Extra" w:cs="BRH Malayalam Extra"/>
+                <w:color w:val="000000"/>
+                <w:sz w:val="40"/>
+                <w:szCs w:val="40"/>
+                <w:lang w:val="it-IT"/>
+              </w:rPr>
+              <w:t>p</w:t>
+            </w:r>
+            <w:r>
+              <w:rPr>
+                <w:rFonts w:ascii="BRH Malayalam Extra" w:hAnsi="BRH Malayalam Extra" w:cs="BRH Malayalam Extra"/>
+                <w:color w:val="000000"/>
+                <w:sz w:val="33"/>
+                <w:szCs w:val="40"/>
+                <w:lang w:val="it-IT"/>
+              </w:rPr>
+              <w:t>–</w:t>
+            </w:r>
+            <w:r>
+              <w:rPr>
+                <w:rFonts w:ascii="BRH Malayalam Extra" w:hAnsi="BRH Malayalam Extra" w:cs="BRH Malayalam Extra"/>
+                <w:color w:val="000000"/>
+                <w:sz w:val="40"/>
+                <w:szCs w:val="40"/>
+                <w:lang w:val="it-IT"/>
+              </w:rPr>
+              <w:t>©</w:t>
+            </w:r>
+            <w:r>
+              <w:rPr>
+                <w:rFonts w:ascii="BRH Malayalam Extra" w:hAnsi="BRH Malayalam Extra" w:cs="BRH Malayalam Extra"/>
+                <w:color w:val="000000"/>
+                <w:sz w:val="33"/>
+                <w:szCs w:val="40"/>
+                <w:lang w:val="it-IT"/>
+              </w:rPr>
+              <w:t>–</w:t>
+            </w:r>
+            <w:r>
+              <w:rPr>
+                <w:rFonts w:ascii="BRH Malayalam Extra" w:hAnsi="BRH Malayalam Extra" w:cs="BRH Malayalam Extra"/>
+                <w:color w:val="000000"/>
+                <w:sz w:val="40"/>
+                <w:szCs w:val="40"/>
+                <w:lang w:val="it-IT"/>
+              </w:rPr>
+              <w:t>. t</w:t>
+            </w:r>
+            <w:r>
+              <w:rPr>
+                <w:rFonts w:ascii="BRH Malayalam Extra" w:hAnsi="BRH Malayalam Extra" w:cs="BRH Malayalam Extra"/>
+                <w:color w:val="000000"/>
+                <w:sz w:val="33"/>
+                <w:szCs w:val="40"/>
+                <w:lang w:val="it-IT"/>
+              </w:rPr>
+              <w:t>–</w:t>
+            </w:r>
+            <w:r>
+              <w:rPr>
+                <w:rFonts w:ascii="BRH Malayalam Extra" w:hAnsi="BRH Malayalam Extra" w:cs="BRH Malayalam Extra"/>
+                <w:color w:val="000000"/>
+                <w:sz w:val="40"/>
+                <w:szCs w:val="40"/>
+                <w:lang w:val="it-IT"/>
+              </w:rPr>
+              <w:t>põI |</w:t>
+            </w:r>
+          </w:p>
+        </w:tc>
+        <w:tc>
+          <w:tcPr>
+            <w:tcW w:w="5220" w:type="dxa"/>
+            <w:tcBorders>
+              <w:top w:val="single" w:sz="4" w:space="0" w:color="000000"/>
+              <w:left w:val="single" w:sz="4" w:space="0" w:color="000000"/>
+              <w:bottom w:val="single" w:sz="4" w:space="0" w:color="000000"/>
+              <w:right w:val="single" w:sz="4" w:space="0" w:color="000000"/>
+            </w:tcBorders>
+          </w:tcPr>
+          <w:p>
+            <w:pPr>
+              <w:widowControl w:val="0"/>
+              <w:autoSpaceDE w:val="0"/>
+              <w:autoSpaceDN w:val="0"/>
+              <w:adjustRightInd w:val="0"/>
+              <w:spacing w:before="0" w:line="240" w:lineRule="auto"/>
+              <w:rPr>
+                <w:rFonts w:ascii="BRH Malayalam Extra" w:hAnsi="BRH Malayalam Extra" w:cs="BRH Malayalam Extra"/>
+                <w:color w:val="000000"/>
+                <w:sz w:val="40"/>
+                <w:szCs w:val="40"/>
+              </w:rPr>
+            </w:pPr>
+            <w:r>
+              <w:rPr>
+                <w:rFonts w:ascii="BRH Malayalam Extra" w:hAnsi="BRH Malayalam Extra" w:cs="BRH Malayalam Extra"/>
+                <w:color w:val="000000"/>
+                <w:sz w:val="40"/>
+                <w:szCs w:val="40"/>
+              </w:rPr>
+              <w:t>t</w:t>
+            </w:r>
+            <w:r>
+              <w:rPr>
+                <w:rFonts w:ascii="BRH Malayalam Extra" w:hAnsi="BRH Malayalam Extra" w:cs="BRH Malayalam Extra"/>
+                <w:color w:val="000000"/>
+                <w:sz w:val="33"/>
+                <w:szCs w:val="40"/>
+              </w:rPr>
+              <w:t>–</w:t>
+            </w:r>
+            <w:r>
+              <w:rPr>
+                <w:rFonts w:ascii="BRH Malayalam Extra" w:hAnsi="BRH Malayalam Extra" w:cs="BRH Malayalam Extra"/>
+                <w:color w:val="000000"/>
+                <w:sz w:val="40"/>
+                <w:szCs w:val="40"/>
+              </w:rPr>
+              <w:t xml:space="preserve">Zûx „²z¥rxi¦˜ | </w:t>
+            </w:r>
+          </w:p>
+          <w:p>
+            <w:pPr>
+              <w:widowControl w:val="0"/>
+              <w:autoSpaceDE w:val="0"/>
+              <w:autoSpaceDN w:val="0"/>
+              <w:adjustRightInd w:val="0"/>
+              <w:spacing w:before="0" w:line="240" w:lineRule="auto"/>
+              <w:rPr>
+                <w:rFonts w:ascii="BRH Malayalam Extra" w:hAnsi="BRH Malayalam Extra" w:cs="BRH Malayalam Extra"/>
+                <w:color w:val="000000"/>
+                <w:sz w:val="40"/>
+                <w:szCs w:val="40"/>
+              </w:rPr>
+            </w:pPr>
+            <w:r>
+              <w:rPr>
+                <w:rFonts w:ascii="BRH Malayalam Extra" w:hAnsi="BRH Malayalam Extra" w:cs="BRH Malayalam Extra"/>
+                <w:color w:val="000000"/>
+                <w:sz w:val="40"/>
+                <w:szCs w:val="40"/>
+              </w:rPr>
+              <w:t>A</w:t>
+            </w:r>
+            <w:r>
+              <w:rPr>
+                <w:rFonts w:ascii="BRH Malayalam Extra" w:hAnsi="BRH Malayalam Extra" w:cs="BRH Malayalam Extra"/>
+                <w:color w:val="000000"/>
+                <w:sz w:val="33"/>
+                <w:szCs w:val="40"/>
+              </w:rPr>
+              <w:t>–</w:t>
+            </w:r>
+            <w:r>
+              <w:rPr>
+                <w:rFonts w:ascii="BRH Malayalam Extra" w:hAnsi="BRH Malayalam Extra" w:cs="BRH Malayalam Extra"/>
+                <w:color w:val="000000"/>
+                <w:sz w:val="40"/>
+                <w:szCs w:val="40"/>
+              </w:rPr>
+              <w:t>²z¥rxix—pög¡</w:t>
+            </w:r>
+            <w:r>
+              <w:rPr>
+                <w:rFonts w:ascii="BRH Malayalam Extra" w:hAnsi="BRH Malayalam Extra" w:cs="BRH Malayalam Extra"/>
+                <w:color w:val="000000"/>
+                <w:sz w:val="40"/>
+                <w:szCs w:val="40"/>
+                <w:highlight w:val="green"/>
+              </w:rPr>
+              <w:t>p</w:t>
+            </w:r>
+            <w:r>
+              <w:rPr>
+                <w:rFonts w:ascii="BRH Malayalam Extra" w:hAnsi="BRH Malayalam Extra" w:cs="BRH Malayalam Extra"/>
+                <w:color w:val="000000"/>
+                <w:sz w:val="40"/>
+                <w:szCs w:val="40"/>
+              </w:rPr>
+              <w:t>Ë§ |</w:t>
+            </w:r>
+          </w:p>
+          <w:p>
+            <w:pPr>
+              <w:widowControl w:val="0"/>
+              <w:autoSpaceDE w:val="0"/>
+              <w:autoSpaceDN w:val="0"/>
+              <w:adjustRightInd w:val="0"/>
+              <w:spacing w:before="0" w:line="240" w:lineRule="auto"/>
+              <w:rPr>
+                <w:rFonts w:ascii="BRH Malayalam Extra" w:hAnsi="BRH Malayalam Extra" w:cs="BRH Malayalam Extra"/>
+                <w:color w:val="000000"/>
+                <w:sz w:val="40"/>
+                <w:szCs w:val="40"/>
+              </w:rPr>
+            </w:pPr>
+            <w:r>
+              <w:rPr>
+                <w:rFonts w:ascii="BRH Malayalam Extra" w:hAnsi="BRH Malayalam Extra" w:cs="BRH Malayalam Extra"/>
+                <w:color w:val="000000"/>
+                <w:sz w:val="40"/>
+                <w:szCs w:val="40"/>
+              </w:rPr>
+              <w:t>A</w:t>
+            </w:r>
+            <w:r>
+              <w:rPr>
+                <w:rFonts w:ascii="BRH Malayalam Extra" w:hAnsi="BRH Malayalam Extra" w:cs="BRH Malayalam Extra"/>
+                <w:color w:val="000000"/>
+                <w:sz w:val="33"/>
+                <w:szCs w:val="40"/>
+                <w:highlight w:val="green"/>
+              </w:rPr>
+              <w:t>–</w:t>
+            </w:r>
+            <w:r>
+              <w:rPr>
+                <w:rFonts w:ascii="BRH Malayalam Extra" w:hAnsi="BRH Malayalam Extra" w:cs="BRH Malayalam Extra"/>
+                <w:color w:val="000000"/>
+                <w:sz w:val="40"/>
+                <w:szCs w:val="40"/>
+                <w:highlight w:val="green"/>
+              </w:rPr>
+              <w:t>ö</w:t>
+            </w:r>
+            <w:r>
+              <w:rPr>
+                <w:rFonts w:ascii="BRH Malayalam Extra" w:hAnsi="BRH Malayalam Extra" w:cs="BRH Malayalam Extra"/>
+                <w:color w:val="000000"/>
+                <w:sz w:val="40"/>
+                <w:szCs w:val="40"/>
+              </w:rPr>
+              <w:t>g¡</w:t>
+            </w:r>
+            <w:r>
+              <w:rPr>
+                <w:rFonts w:ascii="BRH Malayalam Extra" w:hAnsi="BRH Malayalam Extra" w:cs="BRH Malayalam Extra"/>
+                <w:color w:val="000000"/>
+                <w:sz w:val="33"/>
+                <w:szCs w:val="40"/>
+              </w:rPr>
+              <w:t>–</w:t>
+            </w:r>
+            <w:r>
+              <w:rPr>
+                <w:rFonts w:ascii="BRH Malayalam Extra" w:hAnsi="BRH Malayalam Extra" w:cs="BRH Malayalam Extra"/>
+                <w:color w:val="000000"/>
+                <w:sz w:val="40"/>
+                <w:szCs w:val="40"/>
+              </w:rPr>
+              <w:t>p</w:t>
+            </w:r>
+            <w:r>
+              <w:rPr>
+                <w:rFonts w:ascii="BRH Malayalam Extra" w:hAnsi="BRH Malayalam Extra" w:cs="BRH Malayalam Extra"/>
+                <w:color w:val="000000"/>
+                <w:sz w:val="33"/>
+                <w:szCs w:val="40"/>
+              </w:rPr>
+              <w:t>–</w:t>
+            </w:r>
+            <w:r>
+              <w:rPr>
+                <w:rFonts w:ascii="BRH Malayalam Extra" w:hAnsi="BRH Malayalam Extra" w:cs="BRH Malayalam Extra"/>
+                <w:color w:val="000000"/>
+                <w:sz w:val="40"/>
+                <w:szCs w:val="40"/>
+              </w:rPr>
+              <w:t>©</w:t>
+            </w:r>
+            <w:r>
+              <w:rPr>
+                <w:rFonts w:ascii="BRH Malayalam Extra" w:hAnsi="BRH Malayalam Extra" w:cs="BRH Malayalam Extra"/>
+                <w:color w:val="000000"/>
+                <w:sz w:val="33"/>
+                <w:szCs w:val="40"/>
+              </w:rPr>
+              <w:t>–</w:t>
+            </w:r>
+            <w:r>
+              <w:rPr>
+                <w:rFonts w:ascii="BRH Malayalam Extra" w:hAnsi="BRH Malayalam Extra" w:cs="BRH Malayalam Extra"/>
+                <w:color w:val="000000"/>
+                <w:sz w:val="40"/>
+                <w:szCs w:val="40"/>
+              </w:rPr>
+              <w:t>. t</w:t>
+            </w:r>
+            <w:r>
+              <w:rPr>
+                <w:rFonts w:ascii="BRH Malayalam Extra" w:hAnsi="BRH Malayalam Extra" w:cs="BRH Malayalam Extra"/>
+                <w:color w:val="000000"/>
+                <w:sz w:val="33"/>
+                <w:szCs w:val="40"/>
+              </w:rPr>
+              <w:t>–</w:t>
+            </w:r>
+            <w:r>
+              <w:rPr>
+                <w:rFonts w:ascii="BRH Malayalam Extra" w:hAnsi="BRH Malayalam Extra" w:cs="BRH Malayalam Extra"/>
+                <w:color w:val="000000"/>
+                <w:sz w:val="40"/>
+                <w:szCs w:val="40"/>
+              </w:rPr>
+              <w:t>põ</w:t>
+            </w:r>
+            <w:r>
+              <w:rPr>
+                <w:rFonts w:ascii="BRH Malayalam Extra" w:hAnsi="BRH Malayalam Extra" w:cs="BRH Malayalam Extra"/>
+                <w:color w:val="000000"/>
+                <w:sz w:val="40"/>
+                <w:szCs w:val="40"/>
+              </w:rPr>
+              <w:t>I</w:t>
+            </w:r>
+            <w:r>
+              <w:rPr>
+                <w:rFonts w:ascii="BRH Malayalam Extra" w:hAnsi="BRH Malayalam Extra" w:cs="BRH Malayalam Extra"/>
+                <w:color w:val="000000"/>
+                <w:sz w:val="40"/>
+                <w:szCs w:val="40"/>
+              </w:rPr>
+              <w:t xml:space="preserve"> |</w:t>
+            </w:r>
+          </w:p>
+        </w:tc>
+      </w:tr>
+      <w:tr>
+        <w:trPr>
+          <w:trHeight w:val="2175"/>
+        </w:trPr>
+        <w:tc>
+          <w:tcPr>
+            <w:tcW w:w="3877" w:type="dxa"/>
+            <w:tcBorders>
+              <w:top w:val="single" w:sz="4" w:space="0" w:color="000000"/>
+              <w:left w:val="single" w:sz="4" w:space="0" w:color="000000"/>
+              <w:bottom w:val="single" w:sz="4" w:space="0" w:color="000000"/>
+              <w:right w:val="single" w:sz="4" w:space="0" w:color="000000"/>
+            </w:tcBorders>
+          </w:tcPr>
+          <w:p>
+            <w:pPr>
+              <w:widowControl w:val="0"/>
+              <w:tabs>
+                <w:tab w:val="left" w:pos="993"/>
+              </w:tabs>
+              <w:autoSpaceDE w:val="0"/>
+              <w:autoSpaceDN w:val="0"/>
+              <w:adjustRightInd w:val="0"/>
+              <w:spacing w:before="0" w:line="240" w:lineRule="auto"/>
+              <w:ind w:right="297"/>
+              <w:rPr>
+                <w:rFonts w:cs="Arial"/>
+                <w:b/>
+                <w:color w:val="000000"/>
+                <w:sz w:val="28"/>
+                <w:szCs w:val="32"/>
+                <w:lang w:bidi="ta-IN"/>
+              </w:rPr>
+            </w:pPr>
+            <w:r>
+              <w:rPr>
+                <w:rFonts w:cs="Arial"/>
+                <w:b/>
+                <w:color w:val="000000"/>
+                <w:sz w:val="28"/>
+                <w:szCs w:val="32"/>
+                <w:lang w:bidi="ta-IN"/>
+              </w:rPr>
+              <w:t>T.S.2.5.3.1– Kramam</w:t>
+            </w:r>
+          </w:p>
+          <w:p>
+            <w:pPr>
+              <w:widowControl w:val="0"/>
+              <w:tabs>
+                <w:tab w:val="left" w:pos="993"/>
+              </w:tabs>
+              <w:autoSpaceDE w:val="0"/>
+              <w:autoSpaceDN w:val="0"/>
+              <w:adjustRightInd w:val="0"/>
+              <w:spacing w:before="0" w:line="240" w:lineRule="auto"/>
+              <w:ind w:right="297"/>
+              <w:rPr>
+                <w:rFonts w:cs="Arial"/>
+                <w:b/>
+                <w:color w:val="000000"/>
+                <w:sz w:val="28"/>
+                <w:szCs w:val="32"/>
+                <w:lang w:val="en-IN" w:bidi="ta-IN"/>
+              </w:rPr>
+            </w:pPr>
+            <w:r>
+              <w:rPr>
+                <w:rFonts w:cs="Arial"/>
+                <w:b/>
+                <w:color w:val="000000"/>
+                <w:sz w:val="28"/>
+                <w:szCs w:val="32"/>
+                <w:lang w:val="en-IN" w:bidi="ta-IN"/>
+              </w:rPr>
+              <w:t>Krama Vaakyam No. - 12</w:t>
+            </w:r>
+          </w:p>
+          <w:p>
+            <w:pPr>
+              <w:widowControl w:val="0"/>
+              <w:tabs>
+                <w:tab w:val="left" w:pos="993"/>
+              </w:tabs>
+              <w:autoSpaceDE w:val="0"/>
+              <w:autoSpaceDN w:val="0"/>
+              <w:adjustRightInd w:val="0"/>
+              <w:spacing w:before="0" w:line="240" w:lineRule="auto"/>
+              <w:ind w:right="297"/>
+              <w:rPr>
+                <w:rFonts w:cs="Arial"/>
+                <w:b/>
+                <w:color w:val="000000"/>
+                <w:sz w:val="28"/>
+                <w:szCs w:val="32"/>
+                <w:lang w:val="it-IT" w:bidi="ta-IN"/>
+              </w:rPr>
+            </w:pPr>
+            <w:r>
+              <w:rPr>
+                <w:rFonts w:cs="Arial"/>
+                <w:b/>
+                <w:color w:val="000000"/>
+                <w:sz w:val="28"/>
+                <w:szCs w:val="32"/>
+                <w:lang w:val="it-IT" w:bidi="ta-IN"/>
+              </w:rPr>
+              <w:t>Panchaati No</w:t>
+            </w:r>
+            <w:r>
+              <w:rPr>
+                <w:rFonts w:cs="Arial"/>
+                <w:b/>
+                <w:color w:val="000000"/>
+                <w:szCs w:val="32"/>
+                <w:lang w:val="it-IT" w:bidi="ta-IN"/>
+              </w:rPr>
+              <w:t xml:space="preserve">. - </w:t>
+            </w:r>
+            <w:r>
+              <w:rPr>
+                <w:rFonts w:cs="Arial"/>
+                <w:b/>
+                <w:color w:val="000000"/>
+                <w:sz w:val="28"/>
+                <w:szCs w:val="32"/>
+                <w:lang w:val="it-IT" w:bidi="ta-IN"/>
+              </w:rPr>
+              <w:t>15</w:t>
+            </w:r>
+          </w:p>
+        </w:tc>
+        <w:tc>
+          <w:tcPr>
+            <w:tcW w:w="5132" w:type="dxa"/>
+            <w:tcBorders>
+              <w:top w:val="single" w:sz="4" w:space="0" w:color="000000"/>
+              <w:left w:val="single" w:sz="4" w:space="0" w:color="000000"/>
+              <w:bottom w:val="single" w:sz="4" w:space="0" w:color="000000"/>
+              <w:right w:val="single" w:sz="4" w:space="0" w:color="000000"/>
+            </w:tcBorders>
+          </w:tcPr>
+          <w:p>
+            <w:pPr>
+              <w:widowControl w:val="0"/>
+              <w:autoSpaceDE w:val="0"/>
+              <w:autoSpaceDN w:val="0"/>
+              <w:adjustRightInd w:val="0"/>
+              <w:spacing w:before="0" w:line="240" w:lineRule="auto"/>
+              <w:rPr>
+                <w:rFonts w:ascii="BRH Malayalam Extra" w:hAnsi="BRH Malayalam Extra" w:cs="BRH Malayalam Extra"/>
+                <w:color w:val="000000"/>
+                <w:sz w:val="40"/>
+                <w:szCs w:val="40"/>
+              </w:rPr>
+            </w:pPr>
+            <w:r>
+              <w:rPr>
+                <w:rFonts w:ascii="BRH Malayalam Extra" w:hAnsi="BRH Malayalam Extra" w:cs="BRH Malayalam Extra"/>
+                <w:color w:val="000000"/>
+                <w:sz w:val="40"/>
+                <w:szCs w:val="40"/>
+              </w:rPr>
+              <w:t>e¢</w:t>
+            </w:r>
+            <w:r>
+              <w:rPr>
+                <w:rFonts w:ascii="BRH Malayalam Extra" w:hAnsi="BRH Malayalam Extra" w:cs="BRH Malayalam Extra"/>
+                <w:color w:val="000000"/>
+                <w:sz w:val="33"/>
+                <w:szCs w:val="40"/>
+              </w:rPr>
+              <w:t>–</w:t>
+            </w:r>
+            <w:r>
+              <w:rPr>
+                <w:rFonts w:ascii="BRH Malayalam Extra" w:hAnsi="BRH Malayalam Extra" w:cs="BRH Malayalam Extra"/>
+                <w:color w:val="000000"/>
+                <w:sz w:val="40"/>
+                <w:szCs w:val="40"/>
+              </w:rPr>
+              <w:t>ª</w:t>
+            </w:r>
+            <w:r>
+              <w:rPr>
+                <w:rFonts w:ascii="BRH Malayalam Extra" w:hAnsi="BRH Malayalam Extra" w:cs="BRH Malayalam Extra"/>
+                <w:color w:val="000000"/>
+                <w:sz w:val="40"/>
+                <w:szCs w:val="40"/>
+              </w:rPr>
+              <w:t>Yix—¥s „d¡dyªpx</w:t>
+            </w:r>
+            <w:r>
+              <w:rPr>
+                <w:rFonts w:ascii="BRH Malayalam Extra" w:hAnsi="BRH Malayalam Extra" w:cs="BRH Malayalam Extra"/>
+                <w:color w:val="000000"/>
+                <w:sz w:val="33"/>
+                <w:szCs w:val="40"/>
+              </w:rPr>
+              <w:t>–</w:t>
+            </w:r>
+            <w:r>
+              <w:rPr>
+                <w:rFonts w:ascii="BRH Malayalam Extra" w:hAnsi="BRH Malayalam Extra" w:cs="BRH Malayalam Extra"/>
+                <w:color w:val="000000"/>
+                <w:sz w:val="40"/>
+                <w:szCs w:val="40"/>
+              </w:rPr>
+              <w:t>eõ˜</w:t>
+            </w:r>
+            <w:r>
+              <w:rPr>
+                <w:rFonts w:ascii="BRH Malayalam Extra" w:hAnsi="BRH Malayalam Extra" w:cs="BRH Malayalam Extra"/>
+                <w:color w:val="000000"/>
+                <w:sz w:val="40"/>
+                <w:szCs w:val="40"/>
+              </w:rPr>
+              <w:t>I</w:t>
+            </w:r>
+            <w:r>
+              <w:rPr>
+                <w:rFonts w:ascii="BRH Malayalam Extra" w:hAnsi="BRH Malayalam Extra" w:cs="BRH Malayalam Extra"/>
+                <w:color w:val="000000"/>
+                <w:sz w:val="40"/>
+                <w:szCs w:val="40"/>
+              </w:rPr>
+              <w:t xml:space="preserve"> | e¢</w:t>
+            </w:r>
+            <w:r>
+              <w:rPr>
+                <w:rFonts w:ascii="BRH Malayalam Extra" w:hAnsi="BRH Malayalam Extra" w:cs="BRH Malayalam Extra"/>
+                <w:color w:val="000000"/>
+                <w:sz w:val="33"/>
+                <w:szCs w:val="40"/>
+              </w:rPr>
+              <w:t>–</w:t>
+            </w:r>
+            <w:r>
+              <w:rPr>
+                <w:rFonts w:ascii="BRH Malayalam Extra" w:hAnsi="BRH Malayalam Extra" w:cs="BRH Malayalam Extra"/>
+                <w:color w:val="000000"/>
+                <w:sz w:val="40"/>
+                <w:szCs w:val="40"/>
+                <w:highlight w:val="yellow"/>
+              </w:rPr>
+              <w:t>Yx</w:t>
+            </w:r>
+            <w:r>
+              <w:rPr>
+                <w:rFonts w:ascii="BRH Malayalam Extra" w:hAnsi="BRH Malayalam Extra" w:cs="BRH Malayalam Extra"/>
+                <w:color w:val="000000"/>
+                <w:sz w:val="40"/>
+                <w:szCs w:val="40"/>
+              </w:rPr>
+              <w:t>ix—s</w:t>
+            </w:r>
+            <w:r>
+              <w:rPr>
+                <w:rFonts w:ascii="BRH Malayalam Extra" w:hAnsi="BRH Malayalam Extra" w:cs="BRH Malayalam Extra"/>
+                <w:color w:val="000000"/>
+                <w:sz w:val="33"/>
+                <w:szCs w:val="40"/>
+              </w:rPr>
+              <w:t>–</w:t>
+            </w:r>
+            <w:r>
+              <w:rPr>
+                <w:rFonts w:ascii="BRH Malayalam Extra" w:hAnsi="BRH Malayalam Extra" w:cs="BRH Malayalam Extra"/>
+                <w:color w:val="000000"/>
+                <w:sz w:val="40"/>
+                <w:szCs w:val="40"/>
+              </w:rPr>
+              <w:t xml:space="preserve"> CZy— </w:t>
+            </w:r>
+          </w:p>
+          <w:p>
+            <w:pPr>
+              <w:spacing w:before="0" w:line="240" w:lineRule="auto"/>
+              <w:ind w:right="-136"/>
+              <w:rPr>
+                <w:rFonts w:ascii="BRH Malayalam Extra" w:hAnsi="BRH Malayalam Extra" w:cs="BRH Malayalam Extra"/>
+                <w:color w:val="000000"/>
+                <w:sz w:val="40"/>
+                <w:szCs w:val="40"/>
+              </w:rPr>
+            </w:pPr>
+            <w:r>
+              <w:rPr>
+                <w:rFonts w:ascii="BRH Malayalam Extra" w:hAnsi="BRH Malayalam Extra" w:cs="BRH Malayalam Extra"/>
+                <w:color w:val="000000"/>
+                <w:sz w:val="40"/>
+                <w:szCs w:val="40"/>
+              </w:rPr>
+              <w:t>e¢</w:t>
+            </w:r>
+            <w:r>
+              <w:rPr>
+                <w:rFonts w:ascii="BRH Malayalam Extra" w:hAnsi="BRH Malayalam Extra" w:cs="BRH Malayalam Extra"/>
+                <w:color w:val="000000"/>
+                <w:sz w:val="33"/>
+                <w:szCs w:val="40"/>
+              </w:rPr>
+              <w:t>–</w:t>
+            </w:r>
+            <w:r>
+              <w:rPr>
+                <w:rFonts w:ascii="BRH Malayalam Extra" w:hAnsi="BRH Malayalam Extra" w:cs="BRH Malayalam Extra"/>
+                <w:color w:val="000000"/>
+                <w:sz w:val="40"/>
+                <w:szCs w:val="40"/>
+              </w:rPr>
+              <w:t>ª</w:t>
+            </w:r>
+            <w:r>
+              <w:rPr>
+                <w:rFonts w:ascii="BRH Malayalam Extra" w:hAnsi="BRH Malayalam Extra" w:cs="BRH Malayalam Extra"/>
+                <w:color w:val="000000"/>
+                <w:sz w:val="40"/>
+                <w:szCs w:val="40"/>
+              </w:rPr>
+              <w:t>Y - ix</w:t>
+            </w:r>
+            <w:r>
+              <w:rPr>
+                <w:rFonts w:ascii="BRH Malayalam Extra" w:hAnsi="BRH Malayalam Extra" w:cs="BRH Malayalam Extra"/>
+                <w:color w:val="000000"/>
+                <w:sz w:val="33"/>
+                <w:szCs w:val="40"/>
+              </w:rPr>
+              <w:t>–</w:t>
+            </w:r>
+            <w:r>
+              <w:rPr>
+                <w:rFonts w:ascii="BRH Malayalam Extra" w:hAnsi="BRH Malayalam Extra" w:cs="BRH Malayalam Extra"/>
+                <w:color w:val="000000"/>
+                <w:sz w:val="40"/>
+                <w:szCs w:val="40"/>
+              </w:rPr>
+              <w:t>¥s</w:t>
+            </w:r>
+            <w:r>
+              <w:rPr>
+                <w:rFonts w:ascii="BRH Malayalam Extra" w:hAnsi="BRH Malayalam Extra" w:cs="BRH Malayalam Extra"/>
+                <w:color w:val="000000"/>
+                <w:sz w:val="33"/>
+                <w:szCs w:val="40"/>
+              </w:rPr>
+              <w:t>–</w:t>
+            </w:r>
+            <w:r>
+              <w:rPr>
+                <w:rFonts w:ascii="BRH Malayalam Extra" w:hAnsi="BRH Malayalam Extra" w:cs="BRH Malayalam Extra"/>
+                <w:color w:val="000000"/>
+                <w:sz w:val="40"/>
+                <w:szCs w:val="40"/>
+              </w:rPr>
+              <w:t xml:space="preserve"> |</w:t>
+            </w:r>
+          </w:p>
+        </w:tc>
+        <w:tc>
+          <w:tcPr>
+            <w:tcW w:w="5220" w:type="dxa"/>
+            <w:tcBorders>
+              <w:top w:val="single" w:sz="4" w:space="0" w:color="000000"/>
+              <w:left w:val="single" w:sz="4" w:space="0" w:color="000000"/>
+              <w:bottom w:val="single" w:sz="4" w:space="0" w:color="000000"/>
+              <w:right w:val="single" w:sz="4" w:space="0" w:color="000000"/>
+            </w:tcBorders>
+          </w:tcPr>
+          <w:p>
+            <w:pPr>
+              <w:widowControl w:val="0"/>
+              <w:autoSpaceDE w:val="0"/>
+              <w:autoSpaceDN w:val="0"/>
+              <w:adjustRightInd w:val="0"/>
+              <w:spacing w:before="0" w:line="240" w:lineRule="auto"/>
+              <w:rPr>
+                <w:rFonts w:ascii="BRH Malayalam Extra" w:hAnsi="BRH Malayalam Extra" w:cs="BRH Malayalam Extra"/>
+                <w:color w:val="000000"/>
+                <w:sz w:val="40"/>
+                <w:szCs w:val="40"/>
+              </w:rPr>
+            </w:pPr>
+            <w:r>
+              <w:rPr>
+                <w:rFonts w:ascii="BRH Malayalam Extra" w:hAnsi="BRH Malayalam Extra" w:cs="BRH Malayalam Extra"/>
+                <w:color w:val="000000"/>
+                <w:sz w:val="40"/>
+                <w:szCs w:val="40"/>
+              </w:rPr>
+              <w:t>e¢</w:t>
+            </w:r>
+            <w:r>
+              <w:rPr>
+                <w:rFonts w:ascii="BRH Malayalam Extra" w:hAnsi="BRH Malayalam Extra" w:cs="BRH Malayalam Extra"/>
+                <w:color w:val="000000"/>
+                <w:sz w:val="33"/>
+                <w:szCs w:val="40"/>
+              </w:rPr>
+              <w:t>–</w:t>
+            </w:r>
+            <w:r>
+              <w:rPr>
+                <w:rFonts w:ascii="BRH Malayalam Extra" w:hAnsi="BRH Malayalam Extra" w:cs="BRH Malayalam Extra"/>
+                <w:color w:val="000000"/>
+                <w:sz w:val="40"/>
+                <w:szCs w:val="40"/>
+              </w:rPr>
+              <w:t>ª</w:t>
+            </w:r>
+            <w:r>
+              <w:rPr>
+                <w:rFonts w:ascii="BRH Malayalam Extra" w:hAnsi="BRH Malayalam Extra" w:cs="BRH Malayalam Extra"/>
+                <w:color w:val="000000"/>
+                <w:sz w:val="40"/>
+                <w:szCs w:val="40"/>
+              </w:rPr>
+              <w:t>Yix—¥s „d¡dyªpx</w:t>
+            </w:r>
+            <w:r>
+              <w:rPr>
+                <w:rFonts w:ascii="BRH Malayalam Extra" w:hAnsi="BRH Malayalam Extra" w:cs="BRH Malayalam Extra"/>
+                <w:color w:val="000000"/>
+                <w:sz w:val="33"/>
+                <w:szCs w:val="40"/>
+              </w:rPr>
+              <w:t>–</w:t>
+            </w:r>
+            <w:r>
+              <w:rPr>
+                <w:rFonts w:ascii="BRH Malayalam Extra" w:hAnsi="BRH Malayalam Extra" w:cs="BRH Malayalam Extra"/>
+                <w:color w:val="000000"/>
+                <w:sz w:val="40"/>
+                <w:szCs w:val="40"/>
+              </w:rPr>
+              <w:t>eõ˜</w:t>
+            </w:r>
+            <w:r>
+              <w:rPr>
+                <w:rFonts w:ascii="BRH Malayalam Extra" w:hAnsi="BRH Malayalam Extra" w:cs="BRH Malayalam Extra"/>
+                <w:color w:val="000000"/>
+                <w:sz w:val="40"/>
+                <w:szCs w:val="40"/>
+              </w:rPr>
+              <w:t>I</w:t>
+            </w:r>
+            <w:r>
+              <w:rPr>
+                <w:rFonts w:ascii="BRH Malayalam Extra" w:hAnsi="BRH Malayalam Extra" w:cs="BRH Malayalam Extra"/>
+                <w:color w:val="000000"/>
+                <w:sz w:val="40"/>
+                <w:szCs w:val="40"/>
+              </w:rPr>
+              <w:t xml:space="preserve"> | e¢</w:t>
+            </w:r>
+            <w:r>
+              <w:rPr>
+                <w:rFonts w:ascii="BRH Malayalam Extra" w:hAnsi="BRH Malayalam Extra" w:cs="BRH Malayalam Extra"/>
+                <w:color w:val="000000"/>
+                <w:sz w:val="33"/>
+                <w:szCs w:val="40"/>
+              </w:rPr>
+              <w:t>–</w:t>
+            </w:r>
+            <w:r>
+              <w:rPr>
+                <w:rFonts w:ascii="BRH Malayalam Extra" w:hAnsi="BRH Malayalam Extra" w:cs="BRH Malayalam Extra"/>
+                <w:color w:val="000000"/>
+                <w:sz w:val="40"/>
+                <w:szCs w:val="40"/>
+                <w:highlight w:val="green"/>
+              </w:rPr>
+              <w:t>ªY</w:t>
+            </w:r>
+            <w:r>
+              <w:rPr>
+                <w:rFonts w:ascii="BRH Malayalam Extra" w:hAnsi="BRH Malayalam Extra" w:cs="BRH Malayalam Extra"/>
+                <w:color w:val="000000"/>
+                <w:sz w:val="40"/>
+                <w:szCs w:val="40"/>
+              </w:rPr>
+              <w:t>ix—s</w:t>
+            </w:r>
+            <w:r>
+              <w:rPr>
+                <w:rFonts w:ascii="BRH Malayalam Extra" w:hAnsi="BRH Malayalam Extra" w:cs="BRH Malayalam Extra"/>
+                <w:color w:val="000000"/>
+                <w:sz w:val="33"/>
+                <w:szCs w:val="40"/>
+              </w:rPr>
+              <w:t>–</w:t>
+            </w:r>
+            <w:r>
+              <w:rPr>
+                <w:rFonts w:ascii="BRH Malayalam Extra" w:hAnsi="BRH Malayalam Extra" w:cs="BRH Malayalam Extra"/>
+                <w:color w:val="000000"/>
+                <w:sz w:val="40"/>
+                <w:szCs w:val="40"/>
+              </w:rPr>
+              <w:t xml:space="preserve"> CZy— </w:t>
+            </w:r>
+          </w:p>
+          <w:p>
+            <w:pPr>
+              <w:spacing w:before="0" w:line="240" w:lineRule="auto"/>
+              <w:ind w:right="-136"/>
+              <w:rPr>
+                <w:rFonts w:ascii="BRH Malayalam Extra" w:hAnsi="BRH Malayalam Extra" w:cs="BRH Malayalam Extra"/>
+                <w:color w:val="000000"/>
+                <w:sz w:val="40"/>
+                <w:szCs w:val="40"/>
+              </w:rPr>
+            </w:pPr>
+            <w:r>
+              <w:rPr>
+                <w:rFonts w:ascii="BRH Malayalam Extra" w:hAnsi="BRH Malayalam Extra" w:cs="BRH Malayalam Extra"/>
+                <w:color w:val="000000"/>
+                <w:sz w:val="40"/>
+                <w:szCs w:val="40"/>
+              </w:rPr>
+              <w:t>e¢</w:t>
+            </w:r>
+            <w:r>
+              <w:rPr>
+                <w:rFonts w:ascii="BRH Malayalam Extra" w:hAnsi="BRH Malayalam Extra" w:cs="BRH Malayalam Extra"/>
+                <w:color w:val="000000"/>
+                <w:sz w:val="33"/>
+                <w:szCs w:val="40"/>
+              </w:rPr>
+              <w:t>–</w:t>
+            </w:r>
+            <w:r>
+              <w:rPr>
+                <w:rFonts w:ascii="BRH Malayalam Extra" w:hAnsi="BRH Malayalam Extra" w:cs="BRH Malayalam Extra"/>
+                <w:color w:val="000000"/>
+                <w:sz w:val="40"/>
+                <w:szCs w:val="40"/>
+              </w:rPr>
+              <w:t>ª</w:t>
+            </w:r>
+            <w:r>
+              <w:rPr>
+                <w:rFonts w:ascii="BRH Malayalam Extra" w:hAnsi="BRH Malayalam Extra" w:cs="BRH Malayalam Extra"/>
+                <w:color w:val="000000"/>
+                <w:sz w:val="40"/>
+                <w:szCs w:val="40"/>
+              </w:rPr>
+              <w:t>Y - ix</w:t>
+            </w:r>
+            <w:r>
+              <w:rPr>
+                <w:rFonts w:ascii="BRH Malayalam Extra" w:hAnsi="BRH Malayalam Extra" w:cs="BRH Malayalam Extra"/>
+                <w:color w:val="000000"/>
+                <w:sz w:val="33"/>
+                <w:szCs w:val="40"/>
+              </w:rPr>
+              <w:t>–</w:t>
+            </w:r>
+            <w:r>
+              <w:rPr>
+                <w:rFonts w:ascii="BRH Malayalam Extra" w:hAnsi="BRH Malayalam Extra" w:cs="BRH Malayalam Extra"/>
+                <w:color w:val="000000"/>
+                <w:sz w:val="40"/>
+                <w:szCs w:val="40"/>
+              </w:rPr>
+              <w:t>¥s</w:t>
+            </w:r>
+            <w:r>
+              <w:rPr>
+                <w:rFonts w:ascii="BRH Malayalam Extra" w:hAnsi="BRH Malayalam Extra" w:cs="BRH Malayalam Extra"/>
+                <w:color w:val="000000"/>
+                <w:sz w:val="33"/>
+                <w:szCs w:val="40"/>
+              </w:rPr>
+              <w:t>–</w:t>
+            </w:r>
             <w:r>
               <w:rPr>
                 <w:rFonts w:ascii="BRH Malayalam Extra" w:hAnsi="BRH Malayalam Extra" w:cs="BRH Malayalam Extra"/>
@@ -662,21 +1758,8 @@
                 <w:szCs w:val="32"/>
                 <w:lang w:bidi="ta-IN"/>
               </w:rPr>
-              <w:t xml:space="preserve">T.S.2.5.4.4– </w:t>
-            </w:r>
-            <w:proofErr w:type="spellStart"/>
-            <w:r>
-              <w:rPr>
-                <w:rFonts w:cs="Arial"/>
-                <w:b/>
-                <w:color w:val="000000"/>
-                <w:sz w:val="28"/>
-                <w:szCs w:val="32"/>
-                <w:lang w:bidi="ta-IN"/>
-              </w:rPr>
-              <w:t>Kramam</w:t>
-            </w:r>
-            <w:proofErr w:type="spellEnd"/>
+              <w:t>T.S.2.5.4.4– Kramam</w:t>
+            </w:r>
           </w:p>
           <w:p>
             <w:pPr>
@@ -698,7 +1781,6 @@
                 <w:lang w:bidi="ta-IN"/>
               </w:rPr>
             </w:pPr>
-            <w:proofErr w:type="spellStart"/>
             <w:r>
               <w:rPr>
                 <w:rFonts w:cs="Arial"/>
@@ -708,43 +1790,7 @@
                 <w:szCs w:val="32"/>
                 <w:lang w:bidi="ta-IN"/>
               </w:rPr>
-              <w:t>Krama</w:t>
-            </w:r>
-            <w:proofErr w:type="spellEnd"/>
-            <w:r>
-              <w:rPr>
-                <w:rFonts w:cs="Arial"/>
-                <w:b/>
-                <w:color w:val="000000"/>
-                <w:sz w:val="28"/>
-                <w:szCs w:val="32"/>
-                <w:lang w:bidi="ta-IN"/>
-              </w:rPr>
-              <w:t xml:space="preserve"> </w:t>
-            </w:r>
-            <w:proofErr w:type="spellStart"/>
-            <w:r>
-              <w:rPr>
-                <w:rFonts w:cs="Arial"/>
-                <w:b/>
-                <w:color w:val="000000"/>
-                <w:sz w:val="28"/>
-                <w:szCs w:val="32"/>
-                <w:lang w:bidi="ta-IN"/>
-              </w:rPr>
-              <w:t>Vaakyam</w:t>
-            </w:r>
-            <w:proofErr w:type="spellEnd"/>
-            <w:r>
-              <w:rPr>
-                <w:rFonts w:cs="Arial"/>
-                <w:b/>
-                <w:color w:val="000000"/>
-                <w:sz w:val="28"/>
-                <w:szCs w:val="32"/>
-                <w:lang w:bidi="ta-IN"/>
-              </w:rPr>
-              <w:t xml:space="preserve"> No. - 49</w:t>
+              <w:t>Krama Vaakyam No. - 49</w:t>
             </w:r>
           </w:p>
           <w:p>
@@ -767,7 +1813,6 @@
                 <w:lang w:bidi="ta-IN"/>
               </w:rPr>
             </w:pPr>
-            <w:proofErr w:type="spellStart"/>
             <w:r>
               <w:rPr>
                 <w:rFonts w:cs="Arial"/>
@@ -777,19 +1822,7 @@
                 <w:szCs w:val="32"/>
                 <w:lang w:bidi="ta-IN"/>
               </w:rPr>
-              <w:t>Panchaati</w:t>
-            </w:r>
-            <w:proofErr w:type="spellEnd"/>
-            <w:r>
-              <w:rPr>
-                <w:rFonts w:cs="Arial"/>
-                <w:b/>
-                <w:color w:val="000000"/>
-                <w:sz w:val="28"/>
-                <w:szCs w:val="32"/>
-                <w:lang w:bidi="ta-IN"/>
-              </w:rPr>
-              <w:t xml:space="preserve"> No</w:t>
+              <w:t>Panchaati No</w:t>
             </w:r>
             <w:r>
               <w:rPr>
@@ -816,7 +1849,7 @@
         </w:tc>
         <w:tc>
           <w:tcPr>
-            <w:tcW w:w="4738" w:type="dxa"/>
+            <w:tcW w:w="5132" w:type="dxa"/>
             <w:tcBorders>
               <w:top w:val="single" w:sz="4" w:space="0" w:color="000000"/>
               <w:left w:val="single" w:sz="4" w:space="0" w:color="000000"/>
@@ -853,7 +1886,6 @@
               </w:rPr>
               <w:t>–</w:t>
             </w:r>
-            <w:proofErr w:type="spellStart"/>
             <w:r>
               <w:rPr>
                 <w:rFonts w:ascii="BRH Malayalam Extra" w:hAnsi="BRH Malayalam Extra" w:cs="BRH Malayalam Extra"/>
@@ -881,17 +1913,15 @@
               </w:rPr>
               <w:t>p</w:t>
             </w:r>
-            <w:proofErr w:type="spellEnd"/>
-            <w:r>
-              <w:rPr>
-                <w:rFonts w:ascii="BRH Malayalam Extra" w:hAnsi="BRH Malayalam Extra" w:cs="BRH Malayalam Extra"/>
-                <w:color w:val="000000"/>
-                <w:sz w:val="33"/>
-                <w:szCs w:val="40"/>
-              </w:rPr>
-              <w:t>–</w:t>
-            </w:r>
-            <w:proofErr w:type="spellStart"/>
+            <w:r>
+              <w:rPr>
+                <w:rFonts w:ascii="BRH Malayalam Extra" w:hAnsi="BRH Malayalam Extra" w:cs="BRH Malayalam Extra"/>
+                <w:color w:val="000000"/>
+                <w:sz w:val="33"/>
+                <w:szCs w:val="40"/>
+              </w:rPr>
+              <w:t>–</w:t>
+            </w:r>
             <w:r>
               <w:rPr>
                 <w:rFonts w:ascii="BRH Malayalam Extra" w:hAnsi="BRH Malayalam Extra" w:cs="BRH Malayalam Extra"/>
@@ -901,17 +1931,15 @@
               </w:rPr>
               <w:t>a§s</w:t>
             </w:r>
-            <w:proofErr w:type="spellEnd"/>
-            <w:r>
-              <w:rPr>
-                <w:rFonts w:ascii="BRH Malayalam Extra" w:hAnsi="BRH Malayalam Extra" w:cs="BRH Malayalam Extra"/>
-                <w:color w:val="000000"/>
-                <w:sz w:val="33"/>
-                <w:szCs w:val="40"/>
-              </w:rPr>
-              <w:t>–</w:t>
-            </w:r>
-            <w:proofErr w:type="spellStart"/>
+            <w:r>
+              <w:rPr>
+                <w:rFonts w:ascii="BRH Malayalam Extra" w:hAnsi="BRH Malayalam Extra" w:cs="BRH Malayalam Extra"/>
+                <w:color w:val="000000"/>
+                <w:sz w:val="33"/>
+                <w:szCs w:val="40"/>
+              </w:rPr>
+              <w:t>–</w:t>
+            </w:r>
             <w:r>
               <w:rPr>
                 <w:rFonts w:ascii="BRH Malayalam Extra" w:hAnsi="BRH Malayalam Extra" w:cs="BRH Malayalam Extra"/>
@@ -929,17 +1957,7 @@
                 <w:sz w:val="40"/>
                 <w:szCs w:val="40"/>
               </w:rPr>
-              <w:t>iyZy</w:t>
-            </w:r>
-            <w:proofErr w:type="spellEnd"/>
-            <w:r>
-              <w:rPr>
-                <w:rFonts w:ascii="BRH Malayalam Extra" w:hAnsi="BRH Malayalam Extra" w:cs="BRH Malayalam Extra"/>
-                <w:color w:val="000000"/>
-                <w:sz w:val="40"/>
-                <w:szCs w:val="40"/>
-              </w:rPr>
-              <w:t xml:space="preserve">— </w:t>
+              <w:t xml:space="preserve">iyZy— </w:t>
             </w:r>
           </w:p>
           <w:p>
@@ -954,7 +1972,6 @@
                 <w:lang w:bidi="ta-IN"/>
               </w:rPr>
             </w:pPr>
-            <w:proofErr w:type="spellStart"/>
             <w:r>
               <w:rPr>
                 <w:rFonts w:ascii="BRH Malayalam Extra" w:hAnsi="BRH Malayalam Extra" w:cs="BRH Malayalam Extra"/>
@@ -973,7 +1990,6 @@
               </w:rPr>
               <w:t>I</w:t>
             </w:r>
-            <w:proofErr w:type="spellEnd"/>
             <w:r>
               <w:rPr>
                 <w:rFonts w:ascii="BRH Malayalam Extra" w:hAnsi="BRH Malayalam Extra" w:cs="BRH Malayalam Extra"/>
@@ -992,7 +2008,6 @@
               </w:rPr>
               <w:t>–</w:t>
             </w:r>
-            <w:proofErr w:type="spellStart"/>
             <w:r>
               <w:rPr>
                 <w:rFonts w:ascii="BRH Malayalam Extra" w:hAnsi="BRH Malayalam Extra" w:cs="BRH Malayalam Extra"/>
@@ -1002,17 +2017,15 @@
               </w:rPr>
               <w:t>a§s</w:t>
             </w:r>
-            <w:proofErr w:type="spellEnd"/>
-            <w:r>
-              <w:rPr>
-                <w:rFonts w:ascii="BRH Malayalam Extra" w:hAnsi="BRH Malayalam Extra" w:cs="BRH Malayalam Extra"/>
-                <w:color w:val="000000"/>
-                <w:sz w:val="33"/>
-                <w:szCs w:val="40"/>
-              </w:rPr>
-              <w:t>–</w:t>
-            </w:r>
-            <w:proofErr w:type="spellStart"/>
+            <w:r>
+              <w:rPr>
+                <w:rFonts w:ascii="BRH Malayalam Extra" w:hAnsi="BRH Malayalam Extra" w:cs="BRH Malayalam Extra"/>
+                <w:color w:val="000000"/>
+                <w:sz w:val="33"/>
+                <w:szCs w:val="40"/>
+              </w:rPr>
+              <w:t>–</w:t>
+            </w:r>
             <w:r>
               <w:rPr>
                 <w:rFonts w:ascii="BRH Malayalam Extra" w:hAnsi="BRH Malayalam Extra" w:cs="BRH Malayalam Extra"/>
@@ -1031,7 +2044,6 @@
               </w:rPr>
               <w:t>I</w:t>
             </w:r>
-            <w:proofErr w:type="spellEnd"/>
             <w:r>
               <w:rPr>
                 <w:rFonts w:ascii="BRH Malayalam Extra" w:hAnsi="BRH Malayalam Extra" w:cs="BRH Malayalam Extra"/>
@@ -1082,7 +2094,6 @@
               </w:rPr>
               <w:t>–</w:t>
             </w:r>
-            <w:proofErr w:type="spellStart"/>
             <w:r>
               <w:rPr>
                 <w:rFonts w:ascii="BRH Malayalam Extra" w:hAnsi="BRH Malayalam Extra" w:cs="BRH Malayalam Extra"/>
@@ -1110,17 +2121,15 @@
               </w:rPr>
               <w:t>p</w:t>
             </w:r>
-            <w:proofErr w:type="spellEnd"/>
-            <w:r>
-              <w:rPr>
-                <w:rFonts w:ascii="BRH Malayalam Extra" w:hAnsi="BRH Malayalam Extra" w:cs="BRH Malayalam Extra"/>
-                <w:color w:val="000000"/>
-                <w:sz w:val="33"/>
-                <w:szCs w:val="40"/>
-              </w:rPr>
-              <w:t>–</w:t>
-            </w:r>
-            <w:proofErr w:type="spellStart"/>
+            <w:r>
+              <w:rPr>
+                <w:rFonts w:ascii="BRH Malayalam Extra" w:hAnsi="BRH Malayalam Extra" w:cs="BRH Malayalam Extra"/>
+                <w:color w:val="000000"/>
+                <w:sz w:val="33"/>
+                <w:szCs w:val="40"/>
+              </w:rPr>
+              <w:t>–</w:t>
+            </w:r>
             <w:r>
               <w:rPr>
                 <w:rFonts w:ascii="BRH Malayalam Extra" w:hAnsi="BRH Malayalam Extra" w:cs="BRH Malayalam Extra"/>
@@ -1130,17 +2139,15 @@
               </w:rPr>
               <w:t>a§s</w:t>
             </w:r>
-            <w:proofErr w:type="spellEnd"/>
-            <w:r>
-              <w:rPr>
-                <w:rFonts w:ascii="BRH Malayalam Extra" w:hAnsi="BRH Malayalam Extra" w:cs="BRH Malayalam Extra"/>
-                <w:color w:val="000000"/>
-                <w:sz w:val="33"/>
-                <w:szCs w:val="40"/>
-              </w:rPr>
-              <w:t>–</w:t>
-            </w:r>
-            <w:proofErr w:type="spellStart"/>
+            <w:r>
+              <w:rPr>
+                <w:rFonts w:ascii="BRH Malayalam Extra" w:hAnsi="BRH Malayalam Extra" w:cs="BRH Malayalam Extra"/>
+                <w:color w:val="000000"/>
+                <w:sz w:val="33"/>
+                <w:szCs w:val="40"/>
+              </w:rPr>
+              <w:t>–</w:t>
+            </w:r>
             <w:r>
               <w:rPr>
                 <w:rFonts w:ascii="BRH Malayalam Extra" w:hAnsi="BRH Malayalam Extra" w:cs="BRH Malayalam Extra"/>
@@ -1158,17 +2165,7 @@
                 <w:sz w:val="40"/>
                 <w:szCs w:val="40"/>
               </w:rPr>
-              <w:t>iyZy</w:t>
-            </w:r>
-            <w:proofErr w:type="spellEnd"/>
-            <w:r>
-              <w:rPr>
-                <w:rFonts w:ascii="BRH Malayalam Extra" w:hAnsi="BRH Malayalam Extra" w:cs="BRH Malayalam Extra"/>
-                <w:color w:val="000000"/>
-                <w:sz w:val="40"/>
-                <w:szCs w:val="40"/>
-              </w:rPr>
-              <w:t xml:space="preserve">— </w:t>
+              <w:t xml:space="preserve">iyZy— </w:t>
             </w:r>
           </w:p>
           <w:p>
@@ -1186,7 +2183,6 @@
                 <w:lang w:bidi="ta-IN"/>
               </w:rPr>
             </w:pPr>
-            <w:proofErr w:type="spellStart"/>
             <w:r>
               <w:rPr>
                 <w:rFonts w:ascii="BRH Malayalam Extra" w:hAnsi="BRH Malayalam Extra" w:cs="BRH Malayalam Extra"/>
@@ -1205,7 +2201,6 @@
               </w:rPr>
               <w:t>I</w:t>
             </w:r>
-            <w:proofErr w:type="spellEnd"/>
             <w:r>
               <w:rPr>
                 <w:rFonts w:ascii="BRH Malayalam Extra" w:hAnsi="BRH Malayalam Extra" w:cs="BRH Malayalam Extra"/>
@@ -1224,7 +2219,6 @@
               </w:rPr>
               <w:t>–</w:t>
             </w:r>
-            <w:proofErr w:type="spellStart"/>
             <w:r>
               <w:rPr>
                 <w:rFonts w:ascii="BRH Malayalam Extra" w:hAnsi="BRH Malayalam Extra" w:cs="BRH Malayalam Extra"/>
@@ -1234,17 +2228,15 @@
               </w:rPr>
               <w:t>a§s</w:t>
             </w:r>
-            <w:proofErr w:type="spellEnd"/>
-            <w:r>
-              <w:rPr>
-                <w:rFonts w:ascii="BRH Malayalam Extra" w:hAnsi="BRH Malayalam Extra" w:cs="BRH Malayalam Extra"/>
-                <w:color w:val="000000"/>
-                <w:sz w:val="33"/>
-                <w:szCs w:val="40"/>
-              </w:rPr>
-              <w:t>–</w:t>
-            </w:r>
-            <w:proofErr w:type="spellStart"/>
+            <w:r>
+              <w:rPr>
+                <w:rFonts w:ascii="BRH Malayalam Extra" w:hAnsi="BRH Malayalam Extra" w:cs="BRH Malayalam Extra"/>
+                <w:color w:val="000000"/>
+                <w:sz w:val="33"/>
+                <w:szCs w:val="40"/>
+              </w:rPr>
+              <w:t>–</w:t>
+            </w:r>
             <w:r>
               <w:rPr>
                 <w:rFonts w:ascii="BRH Malayalam Extra" w:hAnsi="BRH Malayalam Extra" w:cs="BRH Malayalam Extra"/>
@@ -1263,7 +2255,6 @@
               </w:rPr>
               <w:t>I</w:t>
             </w:r>
-            <w:proofErr w:type="spellEnd"/>
             <w:r>
               <w:rPr>
                 <w:rFonts w:ascii="BRH Malayalam Extra" w:hAnsi="BRH Malayalam Extra" w:cs="BRH Malayalam Extra"/>
@@ -1310,7 +2301,6 @@
                 <w:lang w:bidi="ta-IN"/>
               </w:rPr>
             </w:pPr>
-            <w:bookmarkStart w:id="0" w:name="_GoBack"/>
             <w:r>
               <w:rPr>
                 <w:rFonts w:cs="Arial"/>
@@ -1320,43 +2310,9 @@
                 <w:szCs w:val="32"/>
                 <w:lang w:bidi="ta-IN"/>
               </w:rPr>
-              <w:t>T.S.2.5.</w:t>
-            </w:r>
-            <w:r>
-              <w:rPr>
-                <w:rFonts w:cs="Arial"/>
-                <w:b/>
-                <w:color w:val="000000"/>
-                <w:sz w:val="28"/>
-                <w:szCs w:val="32"/>
-                <w:lang w:bidi="ta-IN"/>
-              </w:rPr>
-              <w:t>9.1</w:t>
-            </w:r>
-            <w:r>
-              <w:rPr>
-                <w:rFonts w:cs="Arial"/>
-                <w:b/>
-                <w:color w:val="000000"/>
-                <w:sz w:val="28"/>
-                <w:szCs w:val="32"/>
-                <w:lang w:bidi="ta-IN"/>
-              </w:rPr>
-              <w:t xml:space="preserve">– </w:t>
-            </w:r>
-            <w:proofErr w:type="spellStart"/>
-            <w:r>
-              <w:rPr>
-                <w:rFonts w:cs="Arial"/>
-                <w:b/>
-                <w:color w:val="000000"/>
-                <w:sz w:val="28"/>
-                <w:szCs w:val="32"/>
-                <w:lang w:bidi="ta-IN"/>
-              </w:rPr>
-              <w:t>Kramam</w:t>
-            </w:r>
-            <w:proofErr w:type="spellEnd"/>
+              <w:lastRenderedPageBreak/>
+              <w:t>T.S.2.5.9.1– Kramam</w:t>
+            </w:r>
           </w:p>
           <w:p>
             <w:pPr>
@@ -1378,7 +2334,6 @@
                 <w:lang w:bidi="ta-IN"/>
               </w:rPr>
             </w:pPr>
-            <w:proofErr w:type="spellStart"/>
             <w:r>
               <w:rPr>
                 <w:rFonts w:cs="Arial"/>
@@ -1388,54 +2343,7 @@
                 <w:szCs w:val="32"/>
                 <w:lang w:bidi="ta-IN"/>
               </w:rPr>
-              <w:t>Krama</w:t>
-            </w:r>
-            <w:proofErr w:type="spellEnd"/>
-            <w:r>
-              <w:rPr>
-                <w:rFonts w:cs="Arial"/>
-                <w:b/>
-                <w:color w:val="000000"/>
-                <w:sz w:val="28"/>
-                <w:szCs w:val="32"/>
-                <w:lang w:bidi="ta-IN"/>
-              </w:rPr>
-              <w:t xml:space="preserve"> </w:t>
-            </w:r>
-            <w:proofErr w:type="spellStart"/>
-            <w:r>
-              <w:rPr>
-                <w:rFonts w:cs="Arial"/>
-                <w:b/>
-                <w:color w:val="000000"/>
-                <w:sz w:val="28"/>
-                <w:szCs w:val="32"/>
-                <w:lang w:bidi="ta-IN"/>
-              </w:rPr>
-              <w:t>Vaakyam</w:t>
-            </w:r>
-            <w:proofErr w:type="spellEnd"/>
-            <w:r>
-              <w:rPr>
-                <w:rFonts w:cs="Arial"/>
-                <w:b/>
-                <w:color w:val="000000"/>
-                <w:sz w:val="28"/>
-                <w:szCs w:val="32"/>
-                <w:lang w:bidi="ta-IN"/>
-              </w:rPr>
-              <w:t xml:space="preserve"> No. - </w:t>
-            </w:r>
-            <w:r>
-              <w:rPr>
-                <w:rFonts w:cs="Arial"/>
-                <w:b/>
-                <w:color w:val="000000"/>
-                <w:sz w:val="28"/>
-                <w:szCs w:val="32"/>
-                <w:lang w:bidi="ta-IN"/>
-              </w:rPr>
-              <w:t>47</w:t>
+              <w:t>Krama Vaakyam No. - 47</w:t>
             </w:r>
           </w:p>
           <w:p>
@@ -1458,7 +2366,6 @@
                 <w:lang w:bidi="ta-IN"/>
               </w:rPr>
             </w:pPr>
-            <w:proofErr w:type="spellStart"/>
             <w:r>
               <w:rPr>
                 <w:rFonts w:cs="Arial"/>
@@ -1468,19 +2375,7 @@
                 <w:szCs w:val="32"/>
                 <w:lang w:bidi="ta-IN"/>
               </w:rPr>
-              <w:t>Panchaati</w:t>
-            </w:r>
-            <w:proofErr w:type="spellEnd"/>
-            <w:r>
-              <w:rPr>
-                <w:rFonts w:cs="Arial"/>
-                <w:b/>
-                <w:color w:val="000000"/>
-                <w:sz w:val="28"/>
-                <w:szCs w:val="32"/>
-                <w:lang w:bidi="ta-IN"/>
-              </w:rPr>
-              <w:t xml:space="preserve"> No</w:t>
+              <w:t>Panchaati No</w:t>
             </w:r>
             <w:r>
               <w:rPr>
@@ -1507,7 +2402,7 @@
         </w:tc>
         <w:tc>
           <w:tcPr>
-            <w:tcW w:w="4738" w:type="dxa"/>
+            <w:tcW w:w="5132" w:type="dxa"/>
             <w:tcBorders>
               <w:top w:val="single" w:sz="4" w:space="0" w:color="000000"/>
               <w:left w:val="single" w:sz="4" w:space="0" w:color="000000"/>
@@ -1529,25 +2424,14 @@
                 <w:szCs w:val="40"/>
               </w:rPr>
             </w:pPr>
-            <w:proofErr w:type="spellStart"/>
-            <w:r>
-              <w:rPr>
-                <w:rFonts w:ascii="BRH Malayalam Extra" w:hAnsi="BRH Malayalam Extra" w:cs="BRH Malayalam Extra"/>
-                <w:color w:val="000000"/>
-                <w:sz w:val="40"/>
-                <w:szCs w:val="40"/>
-              </w:rPr>
-              <w:t>CZõx</w:t>
-            </w:r>
-            <w:proofErr w:type="spellEnd"/>
-            <w:r>
-              <w:rPr>
-                <w:rFonts w:ascii="BRH Malayalam Extra" w:hAnsi="BRH Malayalam Extra" w:cs="BRH Malayalam Extra"/>
-                <w:color w:val="000000"/>
-                <w:sz w:val="40"/>
-                <w:szCs w:val="40"/>
-              </w:rPr>
-              <w:t>—t | B</w:t>
+            <w:r>
+              <w:rPr>
+                <w:rFonts w:ascii="BRH Malayalam Extra" w:hAnsi="BRH Malayalam Extra" w:cs="BRH Malayalam Extra"/>
+                <w:color w:val="000000"/>
+                <w:sz w:val="40"/>
+                <w:szCs w:val="40"/>
+              </w:rPr>
+              <w:t>CZõx—t | B</w:t>
             </w:r>
             <w:r>
               <w:rPr>
@@ -1584,27 +2468,7 @@
                 <w:sz w:val="40"/>
                 <w:szCs w:val="40"/>
               </w:rPr>
-              <w:t>ª.r—</w:t>
-            </w:r>
-            <w:proofErr w:type="spellStart"/>
-            <w:r>
-              <w:rPr>
-                <w:rFonts w:ascii="BRH Malayalam Extra" w:hAnsi="BRH Malayalam Extra" w:cs="BRH Malayalam Extra"/>
-                <w:color w:val="000000"/>
-                <w:sz w:val="40"/>
-                <w:szCs w:val="40"/>
-              </w:rPr>
-              <w:t>jJ</w:t>
-            </w:r>
-            <w:proofErr w:type="spellEnd"/>
-            <w:r>
-              <w:rPr>
-                <w:rFonts w:ascii="BRH Malayalam Extra" w:hAnsi="BRH Malayalam Extra" w:cs="BRH Malayalam Extra"/>
-                <w:color w:val="000000"/>
-                <w:sz w:val="40"/>
-                <w:szCs w:val="40"/>
-              </w:rPr>
-              <w:t xml:space="preserve"> |</w:t>
+              <w:t>ª.r—jJ |</w:t>
             </w:r>
           </w:p>
         </w:tc>
@@ -1632,36 +2496,24 @@
                 <w:szCs w:val="40"/>
               </w:rPr>
             </w:pPr>
-            <w:proofErr w:type="spellStart"/>
-            <w:r>
-              <w:rPr>
-                <w:rFonts w:ascii="BRH Malayalam Extra" w:hAnsi="BRH Malayalam Extra" w:cs="BRH Malayalam Extra"/>
-                <w:color w:val="000000"/>
-                <w:sz w:val="40"/>
-                <w:szCs w:val="40"/>
-              </w:rPr>
-              <w:t>CZõx</w:t>
-            </w:r>
-            <w:proofErr w:type="spellEnd"/>
-            <w:r>
-              <w:rPr>
-                <w:rFonts w:ascii="BRH Malayalam Extra" w:hAnsi="BRH Malayalam Extra" w:cs="BRH Malayalam Extra"/>
-                <w:color w:val="000000"/>
-                <w:sz w:val="40"/>
-                <w:szCs w:val="40"/>
-              </w:rPr>
-              <w:t>—t | B</w:t>
-            </w:r>
-            <w:r>
-              <w:rPr>
-                <w:rFonts w:ascii="BRH Malayalam Extra" w:hAnsi="BRH Malayalam Extra" w:cs="BRH Malayalam Extra"/>
-                <w:color w:val="000000"/>
-                <w:sz w:val="33"/>
-                <w:szCs w:val="40"/>
-              </w:rPr>
-              <w:t>–</w:t>
-            </w:r>
-            <w:proofErr w:type="spellStart"/>
+            <w:r>
+              <w:rPr>
+                <w:rFonts w:ascii="BRH Malayalam Extra" w:hAnsi="BRH Malayalam Extra" w:cs="BRH Malayalam Extra"/>
+                <w:color w:val="000000"/>
+                <w:sz w:val="40"/>
+                <w:szCs w:val="40"/>
+              </w:rPr>
+              <w:t>CZõx—t | B</w:t>
+            </w:r>
+            <w:r>
+              <w:rPr>
+                <w:rFonts w:ascii="BRH Malayalam Extra" w:hAnsi="BRH Malayalam Extra" w:cs="BRH Malayalam Extra"/>
+                <w:color w:val="000000"/>
+                <w:sz w:val="33"/>
+                <w:szCs w:val="40"/>
+              </w:rPr>
+              <w:t>–</w:t>
+            </w:r>
             <w:r>
               <w:rPr>
                 <w:rFonts w:ascii="BRH Malayalam Extra" w:hAnsi="BRH Malayalam Extra" w:cs="BRH Malayalam Extra"/>
@@ -1679,42 +2531,11 @@
                 <w:sz w:val="40"/>
                 <w:szCs w:val="40"/>
               </w:rPr>
-              <w:t>ª.r</w:t>
-            </w:r>
-            <w:proofErr w:type="spellEnd"/>
-            <w:r>
-              <w:rPr>
-                <w:rFonts w:ascii="BRH Malayalam Extra" w:hAnsi="BRH Malayalam Extra" w:cs="BRH Malayalam Extra"/>
-                <w:color w:val="000000"/>
-                <w:sz w:val="40"/>
-                <w:szCs w:val="40"/>
-              </w:rPr>
-              <w:t>—</w:t>
-            </w:r>
-            <w:proofErr w:type="spellStart"/>
-            <w:r>
-              <w:rPr>
-                <w:rFonts w:ascii="BRH Malayalam Extra" w:hAnsi="BRH Malayalam Extra" w:cs="BRH Malayalam Extra"/>
-                <w:color w:val="000000"/>
-                <w:sz w:val="40"/>
-                <w:szCs w:val="40"/>
-              </w:rPr>
-              <w:t>jJ</w:t>
-            </w:r>
-            <w:proofErr w:type="spellEnd"/>
-            <w:r>
-              <w:rPr>
-                <w:rFonts w:ascii="BRH Malayalam Extra" w:hAnsi="BRH Malayalam Extra" w:cs="BRH Malayalam Extra"/>
-                <w:color w:val="000000"/>
-                <w:sz w:val="40"/>
-                <w:szCs w:val="40"/>
-              </w:rPr>
-              <w:t xml:space="preserve"> |</w:t>
+              <w:t>ª.r—jJ |</w:t>
             </w:r>
           </w:p>
         </w:tc>
       </w:tr>
-      <w:bookmarkEnd w:id="0"/>
       <w:tr>
         <w:trPr>
           <w:trHeight w:val="980"/>
@@ -1758,21 +2579,8 @@
                 <w:szCs w:val="32"/>
                 <w:lang w:bidi="ta-IN"/>
               </w:rPr>
-              <w:t xml:space="preserve">T.S.2.5.11.7– </w:t>
-            </w:r>
-            <w:proofErr w:type="spellStart"/>
-            <w:r>
-              <w:rPr>
-                <w:rFonts w:cs="Arial"/>
-                <w:b/>
-                <w:color w:val="000000"/>
-                <w:sz w:val="28"/>
-                <w:szCs w:val="32"/>
-                <w:lang w:bidi="ta-IN"/>
-              </w:rPr>
-              <w:t>Kramam</w:t>
-            </w:r>
-            <w:proofErr w:type="spellEnd"/>
+              <w:t>T.S.2.5.11.7– Kramam</w:t>
+            </w:r>
           </w:p>
           <w:p>
             <w:pPr>
@@ -1794,7 +2602,6 @@
                 <w:lang w:bidi="ta-IN"/>
               </w:rPr>
             </w:pPr>
-            <w:proofErr w:type="spellStart"/>
             <w:r>
               <w:rPr>
                 <w:rFonts w:cs="Arial"/>
@@ -1804,43 +2611,7 @@
                 <w:szCs w:val="32"/>
                 <w:lang w:bidi="ta-IN"/>
               </w:rPr>
-              <w:t>Krama</w:t>
-            </w:r>
-            <w:proofErr w:type="spellEnd"/>
-            <w:r>
-              <w:rPr>
-                <w:rFonts w:cs="Arial"/>
-                <w:b/>
-                <w:color w:val="000000"/>
-                <w:sz w:val="28"/>
-                <w:szCs w:val="32"/>
-                <w:lang w:bidi="ta-IN"/>
-              </w:rPr>
-              <w:t xml:space="preserve"> </w:t>
-            </w:r>
-            <w:proofErr w:type="spellStart"/>
-            <w:r>
-              <w:rPr>
-                <w:rFonts w:cs="Arial"/>
-                <w:b/>
-                <w:color w:val="000000"/>
-                <w:sz w:val="28"/>
-                <w:szCs w:val="32"/>
-                <w:lang w:bidi="ta-IN"/>
-              </w:rPr>
-              <w:t>Vaakyam</w:t>
-            </w:r>
-            <w:proofErr w:type="spellEnd"/>
-            <w:r>
-              <w:rPr>
-                <w:rFonts w:cs="Arial"/>
-                <w:b/>
-                <w:color w:val="000000"/>
-                <w:sz w:val="28"/>
-                <w:szCs w:val="32"/>
-                <w:lang w:bidi="ta-IN"/>
-              </w:rPr>
-              <w:t xml:space="preserve"> No. - 37</w:t>
+              <w:t>Krama Vaakyam No. - 37</w:t>
             </w:r>
           </w:p>
           <w:p>
@@ -1863,7 +2634,6 @@
                 <w:lang w:bidi="ta-IN"/>
               </w:rPr>
             </w:pPr>
-            <w:proofErr w:type="spellStart"/>
             <w:r>
               <w:rPr>
                 <w:rFonts w:cs="Arial"/>
@@ -1873,19 +2643,7 @@
                 <w:szCs w:val="32"/>
                 <w:lang w:bidi="ta-IN"/>
               </w:rPr>
-              <w:t>Panchaati</w:t>
-            </w:r>
-            <w:proofErr w:type="spellEnd"/>
-            <w:r>
-              <w:rPr>
-                <w:rFonts w:cs="Arial"/>
-                <w:b/>
-                <w:color w:val="000000"/>
-                <w:sz w:val="28"/>
-                <w:szCs w:val="32"/>
-                <w:lang w:bidi="ta-IN"/>
-              </w:rPr>
-              <w:t xml:space="preserve"> No</w:t>
+              <w:t>Panchaati No</w:t>
             </w:r>
             <w:r>
               <w:rPr>
@@ -1912,7 +2670,7 @@
         </w:tc>
         <w:tc>
           <w:tcPr>
-            <w:tcW w:w="4738" w:type="dxa"/>
+            <w:tcW w:w="5132" w:type="dxa"/>
             <w:tcBorders>
               <w:top w:val="single" w:sz="4" w:space="0" w:color="000000"/>
               <w:left w:val="single" w:sz="4" w:space="0" w:color="000000"/>
@@ -1935,7 +2693,6 @@
                 <w:lang w:bidi="ta-IN"/>
               </w:rPr>
             </w:pPr>
-            <w:proofErr w:type="spellStart"/>
             <w:r>
               <w:rPr>
                 <w:rFonts w:ascii="BRH Malayalam Extra" w:hAnsi="BRH Malayalam Extra" w:cs="BRH Malayalam Extra"/>
@@ -1945,37 +2702,24 @@
               </w:rPr>
               <w:t>öe</w:t>
             </w:r>
-            <w:proofErr w:type="spellEnd"/>
-            <w:r>
-              <w:rPr>
-                <w:rFonts w:ascii="BRH Malayalam Extra" w:hAnsi="BRH Malayalam Extra" w:cs="BRH Malayalam Extra"/>
-                <w:color w:val="000000"/>
-                <w:sz w:val="33"/>
-                <w:szCs w:val="40"/>
-              </w:rPr>
-              <w:t>–</w:t>
-            </w:r>
-            <w:proofErr w:type="spellStart"/>
-            <w:r>
-              <w:rPr>
-                <w:rFonts w:ascii="BRH Malayalam Extra" w:hAnsi="BRH Malayalam Extra" w:cs="BRH Malayalam Extra"/>
-                <w:color w:val="000000"/>
-                <w:sz w:val="40"/>
-                <w:szCs w:val="40"/>
-              </w:rPr>
-              <w:t>ixj</w:t>
-            </w:r>
-            <w:proofErr w:type="spellEnd"/>
-            <w:r>
-              <w:rPr>
-                <w:rFonts w:ascii="BRH Malayalam Extra" w:hAnsi="BRH Malayalam Extra" w:cs="BRH Malayalam Extra"/>
-                <w:color w:val="000000"/>
-                <w:sz w:val="40"/>
-                <w:szCs w:val="40"/>
-              </w:rPr>
-              <w:t xml:space="preserve">¡—KJ </w:t>
-            </w:r>
-            <w:proofErr w:type="spellStart"/>
+            <w:r>
+              <w:rPr>
+                <w:rFonts w:ascii="BRH Malayalam Extra" w:hAnsi="BRH Malayalam Extra" w:cs="BRH Malayalam Extra"/>
+                <w:color w:val="000000"/>
+                <w:sz w:val="33"/>
+                <w:szCs w:val="40"/>
+              </w:rPr>
+              <w:t>–</w:t>
+            </w:r>
+            <w:r>
+              <w:rPr>
+                <w:rFonts w:ascii="BRH Malayalam Extra" w:hAnsi="BRH Malayalam Extra" w:cs="BRH Malayalam Extra"/>
+                <w:color w:val="000000"/>
+                <w:sz w:val="40"/>
+                <w:szCs w:val="40"/>
+              </w:rPr>
+              <w:t xml:space="preserve">ixj¡—KJ </w:t>
+            </w:r>
             <w:r>
               <w:rPr>
                 <w:rFonts w:ascii="BRH Malayalam Extra" w:hAnsi="BRH Malayalam Extra" w:cs="BRH Malayalam Extra"/>
@@ -1986,7 +2730,6 @@
               </w:rPr>
               <w:t>sõx</w:t>
             </w:r>
-            <w:proofErr w:type="spellEnd"/>
             <w:r>
               <w:rPr>
                 <w:rFonts w:ascii="BRH Malayalam Extra" w:hAnsi="BRH Malayalam Extra" w:cs="BRH Malayalam Extra"/>
@@ -2033,7 +2776,6 @@
                 <w:lang w:bidi="ta-IN"/>
               </w:rPr>
             </w:pPr>
-            <w:proofErr w:type="spellStart"/>
             <w:r>
               <w:rPr>
                 <w:rFonts w:ascii="BRH Malayalam Extra" w:hAnsi="BRH Malayalam Extra" w:cs="BRH Malayalam Extra"/>
@@ -2043,37 +2785,24 @@
               </w:rPr>
               <w:t>öe</w:t>
             </w:r>
-            <w:proofErr w:type="spellEnd"/>
-            <w:r>
-              <w:rPr>
-                <w:rFonts w:ascii="BRH Malayalam Extra" w:hAnsi="BRH Malayalam Extra" w:cs="BRH Malayalam Extra"/>
-                <w:color w:val="000000"/>
-                <w:sz w:val="33"/>
-                <w:szCs w:val="40"/>
-              </w:rPr>
-              <w:t>–</w:t>
-            </w:r>
-            <w:proofErr w:type="spellStart"/>
-            <w:r>
-              <w:rPr>
-                <w:rFonts w:ascii="BRH Malayalam Extra" w:hAnsi="BRH Malayalam Extra" w:cs="BRH Malayalam Extra"/>
-                <w:color w:val="000000"/>
-                <w:sz w:val="40"/>
-                <w:szCs w:val="40"/>
-              </w:rPr>
-              <w:t>ixj</w:t>
-            </w:r>
-            <w:proofErr w:type="spellEnd"/>
-            <w:r>
-              <w:rPr>
-                <w:rFonts w:ascii="BRH Malayalam Extra" w:hAnsi="BRH Malayalam Extra" w:cs="BRH Malayalam Extra"/>
-                <w:color w:val="000000"/>
-                <w:sz w:val="40"/>
-                <w:szCs w:val="40"/>
-              </w:rPr>
-              <w:t xml:space="preserve">¡—KJ </w:t>
-            </w:r>
-            <w:proofErr w:type="spellStart"/>
+            <w:r>
+              <w:rPr>
+                <w:rFonts w:ascii="BRH Malayalam Extra" w:hAnsi="BRH Malayalam Extra" w:cs="BRH Malayalam Extra"/>
+                <w:color w:val="000000"/>
+                <w:sz w:val="33"/>
+                <w:szCs w:val="40"/>
+              </w:rPr>
+              <w:t>–</w:t>
+            </w:r>
+            <w:r>
+              <w:rPr>
+                <w:rFonts w:ascii="BRH Malayalam Extra" w:hAnsi="BRH Malayalam Extra" w:cs="BRH Malayalam Extra"/>
+                <w:color w:val="000000"/>
+                <w:sz w:val="40"/>
+                <w:szCs w:val="40"/>
+              </w:rPr>
+              <w:t xml:space="preserve">ixj¡—KJ </w:t>
+            </w:r>
             <w:r>
               <w:rPr>
                 <w:rFonts w:ascii="BRH Malayalam Extra" w:hAnsi="BRH Malayalam Extra" w:cs="BRH Malayalam Extra"/>
@@ -2091,17 +2820,7 @@
                 <w:sz w:val="40"/>
                 <w:szCs w:val="40"/>
               </w:rPr>
-              <w:t>Z</w:t>
-            </w:r>
-            <w:proofErr w:type="spellEnd"/>
-            <w:r>
-              <w:rPr>
-                <w:rFonts w:ascii="BRH Malayalam Extra" w:hAnsi="BRH Malayalam Extra" w:cs="BRH Malayalam Extra"/>
-                <w:color w:val="000000"/>
-                <w:sz w:val="40"/>
-                <w:szCs w:val="40"/>
-              </w:rPr>
-              <w:t>§ |</w:t>
+              <w:t>Z§ |</w:t>
             </w:r>
           </w:p>
         </w:tc>
@@ -2196,10 +2915,8 @@
           <w:szCs w:val="32"/>
           <w:u w:val="single"/>
         </w:rPr>
-        <w:lastRenderedPageBreak/>
         <w:t xml:space="preserve">TS </w:t>
       </w:r>
-      <w:proofErr w:type="spellStart"/>
       <w:r>
         <w:rPr>
           <w:b/>
@@ -2210,7 +2927,6 @@
         </w:rPr>
         <w:t>Krama</w:t>
       </w:r>
-      <w:proofErr w:type="spellEnd"/>
       <w:r>
         <w:rPr>
           <w:b/>
@@ -2219,29 +2935,7 @@
           <w:szCs w:val="32"/>
           <w:u w:val="single"/>
         </w:rPr>
-        <w:t xml:space="preserve"> </w:t>
-      </w:r>
-      <w:proofErr w:type="spellStart"/>
-      <w:r>
-        <w:rPr>
-          <w:b/>
-          <w:bCs/>
-          <w:sz w:val="32"/>
-          <w:szCs w:val="32"/>
-          <w:u w:val="single"/>
-        </w:rPr>
-        <w:t>Paatam</w:t>
-      </w:r>
-      <w:proofErr w:type="spellEnd"/>
-      <w:r>
-        <w:rPr>
-          <w:b/>
-          <w:bCs/>
-          <w:sz w:val="32"/>
-          <w:szCs w:val="32"/>
-          <w:u w:val="single"/>
-        </w:rPr>
-        <w:t xml:space="preserve"> – TS </w:t>
+        <w:t xml:space="preserve"> Paatam – TS </w:t>
       </w:r>
       <w:r>
         <w:rPr>
@@ -2450,20 +3144,8 @@
                 <w:sz w:val="28"/>
                 <w:szCs w:val="32"/>
               </w:rPr>
-              <w:t xml:space="preserve">– </w:t>
-            </w:r>
-            <w:proofErr w:type="spellStart"/>
-            <w:r>
-              <w:rPr>
-                <w:rFonts w:cs="Arial"/>
-                <w:b/>
-                <w:color w:val="000000"/>
-                <w:sz w:val="28"/>
-                <w:szCs w:val="32"/>
-              </w:rPr>
-              <w:t>Kramam</w:t>
-            </w:r>
-            <w:proofErr w:type="spellEnd"/>
+              <w:t>– Kramam</w:t>
+            </w:r>
           </w:p>
           <w:p>
             <w:pPr>
@@ -2484,49 +3166,15 @@
                 <w:szCs w:val="32"/>
               </w:rPr>
             </w:pPr>
-            <w:proofErr w:type="spellStart"/>
-            <w:r>
-              <w:rPr>
-                <w:rFonts w:cs="Arial"/>
-                <w:b/>
-                <w:color w:val="000000"/>
-                <w:sz w:val="28"/>
-                <w:szCs w:val="32"/>
-              </w:rPr>
-              <w:t>Krama</w:t>
-            </w:r>
-            <w:proofErr w:type="spellEnd"/>
-            <w:r>
-              <w:rPr>
-                <w:rFonts w:cs="Arial"/>
-                <w:b/>
-                <w:color w:val="000000"/>
-                <w:sz w:val="28"/>
-                <w:szCs w:val="32"/>
-              </w:rPr>
-              <w:t xml:space="preserve"> </w:t>
-            </w:r>
-            <w:proofErr w:type="spellStart"/>
-            <w:r>
-              <w:rPr>
-                <w:rFonts w:cs="Arial"/>
-                <w:b/>
-                <w:color w:val="000000"/>
-                <w:sz w:val="28"/>
-                <w:szCs w:val="32"/>
-              </w:rPr>
-              <w:t>Vaakyam</w:t>
-            </w:r>
-            <w:proofErr w:type="spellEnd"/>
-            <w:r>
-              <w:rPr>
-                <w:rFonts w:cs="Arial"/>
-                <w:b/>
-                <w:color w:val="000000"/>
-                <w:sz w:val="28"/>
-                <w:szCs w:val="32"/>
-              </w:rPr>
-              <w:t xml:space="preserve"> No. - </w:t>
+            <w:r>
+              <w:rPr>
+                <w:rFonts w:cs="Arial"/>
+                <w:b/>
+                <w:color w:val="000000"/>
+                <w:sz w:val="28"/>
+                <w:szCs w:val="32"/>
+              </w:rPr>
+              <w:t xml:space="preserve">Krama Vaakyam No. - </w:t>
             </w:r>
             <w:r>
               <w:rPr>
@@ -2558,27 +3206,15 @@
                 <w:szCs w:val="32"/>
               </w:rPr>
             </w:pPr>
-            <w:proofErr w:type="spellStart"/>
-            <w:r>
-              <w:rPr>
-                <w:rFonts w:cs="Arial"/>
-                <w:b/>
-                <w:color w:val="000000"/>
-                <w:sz w:val="28"/>
-                <w:szCs w:val="32"/>
-              </w:rPr>
-              <w:t>Panchaati</w:t>
-            </w:r>
-            <w:proofErr w:type="spellEnd"/>
-            <w:r>
-              <w:rPr>
-                <w:rFonts w:cs="Arial"/>
-                <w:b/>
-                <w:color w:val="000000"/>
-                <w:sz w:val="28"/>
-                <w:szCs w:val="32"/>
-              </w:rPr>
-              <w:t xml:space="preserve"> No</w:t>
+            <w:r>
+              <w:rPr>
+                <w:rFonts w:cs="Arial"/>
+                <w:b/>
+                <w:color w:val="000000"/>
+                <w:sz w:val="28"/>
+                <w:szCs w:val="32"/>
+              </w:rPr>
+              <w:t>Panchaati No</w:t>
             </w:r>
             <w:r>
               <w:rPr>
@@ -2622,25 +3258,14 @@
                 <w:szCs w:val="40"/>
               </w:rPr>
             </w:pPr>
-            <w:proofErr w:type="spellStart"/>
-            <w:r>
-              <w:rPr>
-                <w:rFonts w:ascii="BRH Malayalam Extra" w:hAnsi="BRH Malayalam Extra" w:cs="BRH Malayalam Extra"/>
-                <w:color w:val="000000"/>
-                <w:sz w:val="40"/>
-                <w:szCs w:val="40"/>
-              </w:rPr>
-              <w:t>jb£P</w:t>
-            </w:r>
-            <w:proofErr w:type="spellEnd"/>
-            <w:r>
-              <w:rPr>
-                <w:rFonts w:ascii="BRH Malayalam Extra" w:hAnsi="BRH Malayalam Extra" w:cs="BRH Malayalam Extra"/>
-                <w:color w:val="000000"/>
-                <w:sz w:val="40"/>
-                <w:szCs w:val="40"/>
-              </w:rPr>
-              <w:t xml:space="preserve">—J | </w:t>
+            <w:r>
+              <w:rPr>
+                <w:rFonts w:ascii="BRH Malayalam Extra" w:hAnsi="BRH Malayalam Extra" w:cs="BRH Malayalam Extra"/>
+                <w:color w:val="000000"/>
+                <w:sz w:val="40"/>
+                <w:szCs w:val="40"/>
+              </w:rPr>
+              <w:t xml:space="preserve">jb£P—J | </w:t>
             </w:r>
             <w:r>
               <w:rPr>
@@ -2678,27 +3303,7 @@
                 <w:sz w:val="40"/>
                 <w:szCs w:val="40"/>
               </w:rPr>
-              <w:t xml:space="preserve"> </w:t>
-            </w:r>
-            <w:proofErr w:type="spellStart"/>
-            <w:r>
-              <w:rPr>
-                <w:rFonts w:ascii="BRH Malayalam Extra" w:hAnsi="BRH Malayalam Extra" w:cs="BRH Malayalam Extra"/>
-                <w:color w:val="000000"/>
-                <w:sz w:val="40"/>
-                <w:szCs w:val="40"/>
-              </w:rPr>
-              <w:t>ösëyj</w:t>
-            </w:r>
-            <w:proofErr w:type="spellEnd"/>
-            <w:r>
-              <w:rPr>
-                <w:rFonts w:ascii="BRH Malayalam Extra" w:hAnsi="BRH Malayalam Extra" w:cs="BRH Malayalam Extra"/>
-                <w:color w:val="000000"/>
-                <w:sz w:val="40"/>
-                <w:szCs w:val="40"/>
-              </w:rPr>
-              <w:t xml:space="preserve">—J | </w:t>
+              <w:t xml:space="preserve"> ösëyj—J | </w:t>
             </w:r>
           </w:p>
         </w:tc>
@@ -2723,25 +3328,14 @@
                 <w:szCs w:val="40"/>
               </w:rPr>
             </w:pPr>
-            <w:proofErr w:type="spellStart"/>
-            <w:r>
-              <w:rPr>
-                <w:rFonts w:ascii="BRH Malayalam Extra" w:hAnsi="BRH Malayalam Extra" w:cs="BRH Malayalam Extra"/>
-                <w:color w:val="000000"/>
-                <w:sz w:val="40"/>
-                <w:szCs w:val="40"/>
-              </w:rPr>
-              <w:t>jb£P</w:t>
-            </w:r>
-            <w:proofErr w:type="spellEnd"/>
-            <w:r>
-              <w:rPr>
-                <w:rFonts w:ascii="BRH Malayalam Extra" w:hAnsi="BRH Malayalam Extra" w:cs="BRH Malayalam Extra"/>
-                <w:color w:val="000000"/>
-                <w:sz w:val="40"/>
-                <w:szCs w:val="40"/>
-              </w:rPr>
-              <w:t xml:space="preserve">—J | </w:t>
+            <w:r>
+              <w:rPr>
+                <w:rFonts w:ascii="BRH Malayalam Extra" w:hAnsi="BRH Malayalam Extra" w:cs="BRH Malayalam Extra"/>
+                <w:color w:val="000000"/>
+                <w:sz w:val="40"/>
+                <w:szCs w:val="40"/>
+              </w:rPr>
+              <w:t xml:space="preserve">jb£P—J | </w:t>
             </w:r>
             <w:r>
               <w:rPr>
@@ -2789,27 +3383,7 @@
                 <w:sz w:val="40"/>
                 <w:szCs w:val="40"/>
               </w:rPr>
-              <w:t xml:space="preserve"> </w:t>
-            </w:r>
-            <w:proofErr w:type="spellStart"/>
-            <w:r>
-              <w:rPr>
-                <w:rFonts w:ascii="BRH Malayalam Extra" w:hAnsi="BRH Malayalam Extra" w:cs="BRH Malayalam Extra"/>
-                <w:color w:val="000000"/>
-                <w:sz w:val="40"/>
-                <w:szCs w:val="40"/>
-              </w:rPr>
-              <w:t>ösëyj</w:t>
-            </w:r>
-            <w:proofErr w:type="spellEnd"/>
-            <w:r>
-              <w:rPr>
-                <w:rFonts w:ascii="BRH Malayalam Extra" w:hAnsi="BRH Malayalam Extra" w:cs="BRH Malayalam Extra"/>
-                <w:color w:val="000000"/>
-                <w:sz w:val="40"/>
-                <w:szCs w:val="40"/>
-              </w:rPr>
-              <w:t>—J |</w:t>
+              <w:t xml:space="preserve"> ösëyj—J |</w:t>
             </w:r>
             <w:r>
               <w:rPr>
@@ -2878,20 +3452,8 @@
                 <w:sz w:val="28"/>
                 <w:szCs w:val="32"/>
               </w:rPr>
-              <w:t xml:space="preserve">– </w:t>
-            </w:r>
-            <w:proofErr w:type="spellStart"/>
-            <w:r>
-              <w:rPr>
-                <w:rFonts w:cs="Arial"/>
-                <w:b/>
-                <w:color w:val="000000"/>
-                <w:sz w:val="28"/>
-                <w:szCs w:val="32"/>
-              </w:rPr>
-              <w:t>Kramam</w:t>
-            </w:r>
-            <w:proofErr w:type="spellEnd"/>
+              <w:t>– Kramam</w:t>
+            </w:r>
           </w:p>
           <w:p>
             <w:pPr>
@@ -2912,49 +3474,15 @@
                 <w:szCs w:val="32"/>
               </w:rPr>
             </w:pPr>
-            <w:proofErr w:type="spellStart"/>
-            <w:r>
-              <w:rPr>
-                <w:rFonts w:cs="Arial"/>
-                <w:b/>
-                <w:color w:val="000000"/>
-                <w:sz w:val="28"/>
-                <w:szCs w:val="32"/>
-              </w:rPr>
-              <w:t>Krama</w:t>
-            </w:r>
-            <w:proofErr w:type="spellEnd"/>
-            <w:r>
-              <w:rPr>
-                <w:rFonts w:cs="Arial"/>
-                <w:b/>
-                <w:color w:val="000000"/>
-                <w:sz w:val="28"/>
-                <w:szCs w:val="32"/>
-              </w:rPr>
-              <w:t xml:space="preserve"> </w:t>
-            </w:r>
-            <w:proofErr w:type="spellStart"/>
-            <w:r>
-              <w:rPr>
-                <w:rFonts w:cs="Arial"/>
-                <w:b/>
-                <w:color w:val="000000"/>
-                <w:sz w:val="28"/>
-                <w:szCs w:val="32"/>
-              </w:rPr>
-              <w:t>Vaakyam</w:t>
-            </w:r>
-            <w:proofErr w:type="spellEnd"/>
-            <w:r>
-              <w:rPr>
-                <w:rFonts w:cs="Arial"/>
-                <w:b/>
-                <w:color w:val="000000"/>
-                <w:sz w:val="28"/>
-                <w:szCs w:val="32"/>
-              </w:rPr>
-              <w:t xml:space="preserve"> No. - </w:t>
+            <w:r>
+              <w:rPr>
+                <w:rFonts w:cs="Arial"/>
+                <w:b/>
+                <w:color w:val="000000"/>
+                <w:sz w:val="28"/>
+                <w:szCs w:val="32"/>
+              </w:rPr>
+              <w:t xml:space="preserve">Krama Vaakyam No. - </w:t>
             </w:r>
             <w:r>
               <w:rPr>
@@ -2986,27 +3514,15 @@
                 <w:szCs w:val="32"/>
               </w:rPr>
             </w:pPr>
-            <w:proofErr w:type="spellStart"/>
-            <w:r>
-              <w:rPr>
-                <w:rFonts w:cs="Arial"/>
-                <w:b/>
-                <w:color w:val="000000"/>
-                <w:sz w:val="28"/>
-                <w:szCs w:val="32"/>
-              </w:rPr>
-              <w:t>Panchaati</w:t>
-            </w:r>
-            <w:proofErr w:type="spellEnd"/>
-            <w:r>
-              <w:rPr>
-                <w:rFonts w:cs="Arial"/>
-                <w:b/>
-                <w:color w:val="000000"/>
-                <w:sz w:val="28"/>
-                <w:szCs w:val="32"/>
-              </w:rPr>
-              <w:t xml:space="preserve"> No</w:t>
+            <w:r>
+              <w:rPr>
+                <w:rFonts w:cs="Arial"/>
+                <w:b/>
+                <w:color w:val="000000"/>
+                <w:sz w:val="28"/>
+                <w:szCs w:val="32"/>
+              </w:rPr>
+              <w:t>Panchaati No</w:t>
             </w:r>
             <w:r>
               <w:rPr>
@@ -3050,74 +3566,32 @@
                 <w:szCs w:val="40"/>
               </w:rPr>
             </w:pPr>
-            <w:proofErr w:type="spellStart"/>
-            <w:r>
-              <w:rPr>
-                <w:rFonts w:ascii="BRH Malayalam Extra" w:hAnsi="BRH Malayalam Extra" w:cs="BRH Malayalam Extra"/>
-                <w:color w:val="000000"/>
-                <w:sz w:val="40"/>
-                <w:szCs w:val="40"/>
-              </w:rPr>
-              <w:t>jb</w:t>
-            </w:r>
-            <w:proofErr w:type="spellEnd"/>
-            <w:r>
-              <w:rPr>
-                <w:rFonts w:ascii="BRH Malayalam Extra" w:hAnsi="BRH Malayalam Extra" w:cs="BRH Malayalam Extra"/>
-                <w:color w:val="000000"/>
-                <w:sz w:val="40"/>
-                <w:szCs w:val="40"/>
-              </w:rPr>
-              <w:t xml:space="preserve">§ </w:t>
-            </w:r>
-            <w:proofErr w:type="spellStart"/>
-            <w:r>
-              <w:rPr>
-                <w:rFonts w:ascii="BRH Malayalam Extra" w:hAnsi="BRH Malayalam Extra" w:cs="BRH Malayalam Extra"/>
-                <w:color w:val="000000"/>
-                <w:sz w:val="40"/>
-                <w:szCs w:val="40"/>
-              </w:rPr>
-              <w:t>Mx</w:t>
-            </w:r>
-            <w:proofErr w:type="spellEnd"/>
-            <w:r>
-              <w:rPr>
-                <w:rFonts w:ascii="BRH Malayalam Extra" w:hAnsi="BRH Malayalam Extra" w:cs="BRH Malayalam Extra"/>
-                <w:color w:val="000000"/>
-                <w:sz w:val="40"/>
-                <w:szCs w:val="40"/>
-              </w:rPr>
-              <w:t>—j</w:t>
-            </w:r>
-            <w:r>
-              <w:rPr>
-                <w:rFonts w:ascii="BRH Malayalam Extra" w:hAnsi="BRH Malayalam Extra" w:cs="BRH Malayalam Extra"/>
-                <w:color w:val="000000"/>
-                <w:sz w:val="33"/>
-                <w:szCs w:val="40"/>
-              </w:rPr>
-              <w:t>–</w:t>
-            </w:r>
-            <w:proofErr w:type="spellStart"/>
-            <w:r>
-              <w:rPr>
-                <w:rFonts w:ascii="BRH Malayalam Extra" w:hAnsi="BRH Malayalam Extra" w:cs="BRH Malayalam Extra"/>
-                <w:color w:val="000000"/>
-                <w:sz w:val="40"/>
-                <w:szCs w:val="40"/>
-              </w:rPr>
-              <w:t>öZyj</w:t>
-            </w:r>
-            <w:proofErr w:type="spellEnd"/>
-            <w:r>
-              <w:rPr>
-                <w:rFonts w:ascii="BRH Malayalam Extra" w:hAnsi="BRH Malayalam Extra" w:cs="BRH Malayalam Extra"/>
-                <w:color w:val="000000"/>
-                <w:sz w:val="40"/>
-                <w:szCs w:val="40"/>
-              </w:rPr>
-              <w:t>—J |</w:t>
+            <w:r>
+              <w:rPr>
+                <w:rFonts w:ascii="BRH Malayalam Extra" w:hAnsi="BRH Malayalam Extra" w:cs="BRH Malayalam Extra"/>
+                <w:color w:val="000000"/>
+                <w:sz w:val="40"/>
+                <w:szCs w:val="40"/>
+              </w:rPr>
+              <w:t>jb§ Mx—j</w:t>
+            </w:r>
+            <w:r>
+              <w:rPr>
+                <w:rFonts w:ascii="BRH Malayalam Extra" w:hAnsi="BRH Malayalam Extra" w:cs="BRH Malayalam Extra"/>
+                <w:color w:val="000000"/>
+                <w:sz w:val="33"/>
+                <w:szCs w:val="40"/>
+              </w:rPr>
+              <w:t>–</w:t>
+            </w:r>
+            <w:r>
+              <w:rPr>
+                <w:rFonts w:ascii="BRH Malayalam Extra" w:hAnsi="BRH Malayalam Extra" w:cs="BRH Malayalam Extra"/>
+                <w:color w:val="000000"/>
+                <w:sz w:val="40"/>
+                <w:szCs w:val="40"/>
+              </w:rPr>
+              <w:t>öZyj—J |</w:t>
             </w:r>
             <w:r>
               <w:rPr>
@@ -3143,7 +3617,6 @@
                 <w:szCs w:val="40"/>
               </w:rPr>
             </w:pPr>
-            <w:proofErr w:type="spellStart"/>
             <w:r>
               <w:rPr>
                 <w:rFonts w:ascii="BRH Malayalam Extra" w:hAnsi="BRH Malayalam Extra" w:cs="BRH Malayalam Extra"/>
@@ -3153,7 +3626,6 @@
               </w:rPr>
               <w:t>Mx</w:t>
             </w:r>
-            <w:proofErr w:type="spellEnd"/>
             <w:r>
               <w:rPr>
                 <w:rFonts w:ascii="BRH Malayalam Extra" w:hAnsi="BRH Malayalam Extra" w:cs="BRH Malayalam Extra"/>
@@ -3181,7 +3653,6 @@
               </w:rPr>
               <w:t>–</w:t>
             </w:r>
-            <w:proofErr w:type="spellStart"/>
             <w:r>
               <w:rPr>
                 <w:rFonts w:ascii="BRH Malayalam Extra" w:hAnsi="BRH Malayalam Extra" w:cs="BRH Malayalam Extra"/>
@@ -3201,44 +3672,23 @@
               </w:rPr>
               <w:t>j</w:t>
             </w:r>
-            <w:proofErr w:type="spellEnd"/>
-            <w:r>
-              <w:rPr>
-                <w:rFonts w:ascii="BRH Malayalam Extra" w:hAnsi="BRH Malayalam Extra" w:cs="BRH Malayalam Extra"/>
-                <w:color w:val="000000"/>
-                <w:sz w:val="33"/>
-                <w:szCs w:val="40"/>
-              </w:rPr>
-              <w:t>–</w:t>
-            </w:r>
-            <w:r>
-              <w:rPr>
-                <w:rFonts w:ascii="BRH Malayalam Extra" w:hAnsi="BRH Malayalam Extra" w:cs="BRH Malayalam Extra"/>
-                <w:color w:val="000000"/>
-                <w:sz w:val="40"/>
-                <w:szCs w:val="40"/>
-              </w:rPr>
-              <w:t xml:space="preserve"> </w:t>
-            </w:r>
-            <w:proofErr w:type="spellStart"/>
-            <w:r>
-              <w:rPr>
-                <w:rFonts w:ascii="BRH Malayalam Extra" w:hAnsi="BRH Malayalam Extra" w:cs="BRH Malayalam Extra"/>
-                <w:color w:val="000000"/>
-                <w:sz w:val="40"/>
-                <w:szCs w:val="40"/>
-              </w:rPr>
-              <w:t>ösëyj</w:t>
-            </w:r>
-            <w:proofErr w:type="spellEnd"/>
-            <w:r>
-              <w:rPr>
-                <w:rFonts w:ascii="BRH Malayalam Extra" w:hAnsi="BRH Malayalam Extra" w:cs="BRH Malayalam Extra"/>
-                <w:color w:val="000000"/>
-                <w:sz w:val="40"/>
-                <w:szCs w:val="40"/>
-              </w:rPr>
-              <w:t>—J |</w:t>
+            <w:r>
+              <w:rPr>
+                <w:rFonts w:ascii="BRH Malayalam Extra" w:hAnsi="BRH Malayalam Extra" w:cs="BRH Malayalam Extra"/>
+                <w:color w:val="000000"/>
+                <w:sz w:val="33"/>
+                <w:szCs w:val="40"/>
+              </w:rPr>
+              <w:t>–</w:t>
+            </w:r>
+            <w:r>
+              <w:rPr>
+                <w:rFonts w:ascii="BRH Malayalam Extra" w:hAnsi="BRH Malayalam Extra" w:cs="BRH Malayalam Extra"/>
+                <w:color w:val="000000"/>
+                <w:sz w:val="40"/>
+                <w:szCs w:val="40"/>
+              </w:rPr>
+              <w:t xml:space="preserve"> ösëyj—J |</w:t>
             </w:r>
           </w:p>
         </w:tc>
@@ -3263,74 +3713,32 @@
                 <w:szCs w:val="40"/>
               </w:rPr>
             </w:pPr>
-            <w:proofErr w:type="spellStart"/>
-            <w:r>
-              <w:rPr>
-                <w:rFonts w:ascii="BRH Malayalam Extra" w:hAnsi="BRH Malayalam Extra" w:cs="BRH Malayalam Extra"/>
-                <w:color w:val="000000"/>
-                <w:sz w:val="40"/>
-                <w:szCs w:val="40"/>
-              </w:rPr>
-              <w:t>jb</w:t>
-            </w:r>
-            <w:proofErr w:type="spellEnd"/>
-            <w:r>
-              <w:rPr>
-                <w:rFonts w:ascii="BRH Malayalam Extra" w:hAnsi="BRH Malayalam Extra" w:cs="BRH Malayalam Extra"/>
-                <w:color w:val="000000"/>
-                <w:sz w:val="40"/>
-                <w:szCs w:val="40"/>
-              </w:rPr>
-              <w:t xml:space="preserve">§ </w:t>
-            </w:r>
-            <w:proofErr w:type="spellStart"/>
-            <w:r>
-              <w:rPr>
-                <w:rFonts w:ascii="BRH Malayalam Extra" w:hAnsi="BRH Malayalam Extra" w:cs="BRH Malayalam Extra"/>
-                <w:color w:val="000000"/>
-                <w:sz w:val="40"/>
-                <w:szCs w:val="40"/>
-              </w:rPr>
-              <w:t>Mx</w:t>
-            </w:r>
-            <w:proofErr w:type="spellEnd"/>
-            <w:r>
-              <w:rPr>
-                <w:rFonts w:ascii="BRH Malayalam Extra" w:hAnsi="BRH Malayalam Extra" w:cs="BRH Malayalam Extra"/>
-                <w:color w:val="000000"/>
-                <w:sz w:val="40"/>
-                <w:szCs w:val="40"/>
-              </w:rPr>
-              <w:t>—j</w:t>
-            </w:r>
-            <w:r>
-              <w:rPr>
-                <w:rFonts w:ascii="BRH Malayalam Extra" w:hAnsi="BRH Malayalam Extra" w:cs="BRH Malayalam Extra"/>
-                <w:color w:val="000000"/>
-                <w:sz w:val="33"/>
-                <w:szCs w:val="40"/>
-              </w:rPr>
-              <w:t>–</w:t>
-            </w:r>
-            <w:proofErr w:type="spellStart"/>
-            <w:r>
-              <w:rPr>
-                <w:rFonts w:ascii="BRH Malayalam Extra" w:hAnsi="BRH Malayalam Extra" w:cs="BRH Malayalam Extra"/>
-                <w:color w:val="000000"/>
-                <w:sz w:val="40"/>
-                <w:szCs w:val="40"/>
-              </w:rPr>
-              <w:t>öZyj</w:t>
-            </w:r>
-            <w:proofErr w:type="spellEnd"/>
-            <w:r>
-              <w:rPr>
-                <w:rFonts w:ascii="BRH Malayalam Extra" w:hAnsi="BRH Malayalam Extra" w:cs="BRH Malayalam Extra"/>
-                <w:color w:val="000000"/>
-                <w:sz w:val="40"/>
-                <w:szCs w:val="40"/>
-              </w:rPr>
-              <w:t>—J |</w:t>
+            <w:r>
+              <w:rPr>
+                <w:rFonts w:ascii="BRH Malayalam Extra" w:hAnsi="BRH Malayalam Extra" w:cs="BRH Malayalam Extra"/>
+                <w:color w:val="000000"/>
+                <w:sz w:val="40"/>
+                <w:szCs w:val="40"/>
+              </w:rPr>
+              <w:t>jb§ Mx—j</w:t>
+            </w:r>
+            <w:r>
+              <w:rPr>
+                <w:rFonts w:ascii="BRH Malayalam Extra" w:hAnsi="BRH Malayalam Extra" w:cs="BRH Malayalam Extra"/>
+                <w:color w:val="000000"/>
+                <w:sz w:val="33"/>
+                <w:szCs w:val="40"/>
+              </w:rPr>
+              <w:t>–</w:t>
+            </w:r>
+            <w:r>
+              <w:rPr>
+                <w:rFonts w:ascii="BRH Malayalam Extra" w:hAnsi="BRH Malayalam Extra" w:cs="BRH Malayalam Extra"/>
+                <w:color w:val="000000"/>
+                <w:sz w:val="40"/>
+                <w:szCs w:val="40"/>
+              </w:rPr>
+              <w:t>öZyj—J |</w:t>
             </w:r>
             <w:r>
               <w:rPr>
@@ -3356,7 +3764,6 @@
                 <w:szCs w:val="40"/>
               </w:rPr>
             </w:pPr>
-            <w:proofErr w:type="spellStart"/>
             <w:r>
               <w:rPr>
                 <w:rFonts w:ascii="BRH Malayalam Extra" w:hAnsi="BRH Malayalam Extra" w:cs="BRH Malayalam Extra"/>
@@ -3366,7 +3773,6 @@
               </w:rPr>
               <w:t>Mx</w:t>
             </w:r>
-            <w:proofErr w:type="spellEnd"/>
             <w:r>
               <w:rPr>
                 <w:rFonts w:ascii="BRH Malayalam Extra" w:hAnsi="BRH Malayalam Extra" w:cs="BRH Malayalam Extra"/>
@@ -3394,7 +3800,6 @@
               </w:rPr>
               <w:t>–</w:t>
             </w:r>
-            <w:proofErr w:type="spellStart"/>
             <w:r>
               <w:rPr>
                 <w:rFonts w:ascii="BRH Malayalam Extra" w:hAnsi="BRH Malayalam Extra" w:cs="BRH Malayalam Extra"/>
@@ -3414,7 +3819,6 @@
               </w:rPr>
               <w:t>j</w:t>
             </w:r>
-            <w:proofErr w:type="spellEnd"/>
             <w:r>
               <w:rPr>
                 <w:rFonts w:ascii="BRH Malayalam Extra" w:hAnsi="BRH Malayalam Extra" w:cs="BRH Malayalam Extra"/>
@@ -3442,27 +3846,7 @@
                 <w:sz w:val="40"/>
                 <w:szCs w:val="40"/>
               </w:rPr>
-              <w:t xml:space="preserve"> </w:t>
-            </w:r>
-            <w:proofErr w:type="spellStart"/>
-            <w:r>
-              <w:rPr>
-                <w:rFonts w:ascii="BRH Malayalam Extra" w:hAnsi="BRH Malayalam Extra" w:cs="BRH Malayalam Extra"/>
-                <w:color w:val="000000"/>
-                <w:sz w:val="40"/>
-                <w:szCs w:val="40"/>
-              </w:rPr>
-              <w:t>ösëyj</w:t>
-            </w:r>
-            <w:proofErr w:type="spellEnd"/>
-            <w:r>
-              <w:rPr>
-                <w:rFonts w:ascii="BRH Malayalam Extra" w:hAnsi="BRH Malayalam Extra" w:cs="BRH Malayalam Extra"/>
-                <w:color w:val="000000"/>
-                <w:sz w:val="40"/>
-                <w:szCs w:val="40"/>
-              </w:rPr>
-              <w:t>—J |</w:t>
+              <w:t xml:space="preserve"> ösëyj—J |</w:t>
             </w:r>
           </w:p>
         </w:tc>
@@ -3487,6 +3871,7 @@
           <w:szCs w:val="32"/>
           <w:u w:val="single"/>
         </w:rPr>
+        <w:lastRenderedPageBreak/>
         <w:t>================</w:t>
       </w:r>
     </w:p>
@@ -3511,7 +3896,6 @@
         </w:rPr>
         <w:t xml:space="preserve">TS </w:t>
       </w:r>
-      <w:proofErr w:type="spellStart"/>
       <w:r>
         <w:rPr>
           <w:b/>
@@ -3522,7 +3906,6 @@
         </w:rPr>
         <w:t>Krama</w:t>
       </w:r>
-      <w:proofErr w:type="spellEnd"/>
       <w:r>
         <w:rPr>
           <w:b/>
@@ -3531,29 +3914,7 @@
           <w:szCs w:val="32"/>
           <w:u w:val="single"/>
         </w:rPr>
-        <w:t xml:space="preserve"> </w:t>
-      </w:r>
-      <w:proofErr w:type="spellStart"/>
-      <w:r>
-        <w:rPr>
-          <w:b/>
-          <w:bCs/>
-          <w:sz w:val="32"/>
-          <w:szCs w:val="32"/>
-          <w:u w:val="single"/>
-        </w:rPr>
-        <w:t>Paatam</w:t>
-      </w:r>
-      <w:proofErr w:type="spellEnd"/>
-      <w:r>
-        <w:rPr>
-          <w:b/>
-          <w:bCs/>
-          <w:sz w:val="32"/>
-          <w:szCs w:val="32"/>
-          <w:u w:val="single"/>
-        </w:rPr>
-        <w:t xml:space="preserve"> – TS </w:t>
+        <w:t xml:space="preserve"> Paatam – TS </w:t>
       </w:r>
       <w:r>
         <w:rPr>
@@ -3792,20 +4153,8 @@
                 <w:sz w:val="28"/>
                 <w:szCs w:val="32"/>
               </w:rPr>
-              <w:t xml:space="preserve">– </w:t>
-            </w:r>
-            <w:proofErr w:type="spellStart"/>
-            <w:r>
-              <w:rPr>
-                <w:rFonts w:cs="Arial"/>
-                <w:b/>
-                <w:color w:val="000000"/>
-                <w:sz w:val="28"/>
-                <w:szCs w:val="32"/>
-              </w:rPr>
-              <w:t>Kramam</w:t>
-            </w:r>
-            <w:proofErr w:type="spellEnd"/>
+              <w:t>– Kramam</w:t>
+            </w:r>
           </w:p>
           <w:p>
             <w:pPr>
@@ -3826,49 +4175,15 @@
                 <w:szCs w:val="32"/>
               </w:rPr>
             </w:pPr>
-            <w:proofErr w:type="spellStart"/>
-            <w:r>
-              <w:rPr>
-                <w:rFonts w:cs="Arial"/>
-                <w:b/>
-                <w:color w:val="000000"/>
-                <w:sz w:val="28"/>
-                <w:szCs w:val="32"/>
-              </w:rPr>
-              <w:t>Krama</w:t>
-            </w:r>
-            <w:proofErr w:type="spellEnd"/>
-            <w:r>
-              <w:rPr>
-                <w:rFonts w:cs="Arial"/>
-                <w:b/>
-                <w:color w:val="000000"/>
-                <w:sz w:val="28"/>
-                <w:szCs w:val="32"/>
-              </w:rPr>
-              <w:t xml:space="preserve"> </w:t>
-            </w:r>
-            <w:proofErr w:type="spellStart"/>
-            <w:r>
-              <w:rPr>
-                <w:rFonts w:cs="Arial"/>
-                <w:b/>
-                <w:color w:val="000000"/>
-                <w:sz w:val="28"/>
-                <w:szCs w:val="32"/>
-              </w:rPr>
-              <w:t>Vaakyam</w:t>
-            </w:r>
-            <w:proofErr w:type="spellEnd"/>
-            <w:r>
-              <w:rPr>
-                <w:rFonts w:cs="Arial"/>
-                <w:b/>
-                <w:color w:val="000000"/>
-                <w:sz w:val="28"/>
-                <w:szCs w:val="32"/>
-              </w:rPr>
-              <w:t xml:space="preserve"> No. - </w:t>
+            <w:r>
+              <w:rPr>
+                <w:rFonts w:cs="Arial"/>
+                <w:b/>
+                <w:color w:val="000000"/>
+                <w:sz w:val="28"/>
+                <w:szCs w:val="32"/>
+              </w:rPr>
+              <w:t xml:space="preserve">Krama Vaakyam No. - </w:t>
             </w:r>
             <w:r>
               <w:rPr>
@@ -3900,27 +4215,15 @@
                 <w:szCs w:val="32"/>
               </w:rPr>
             </w:pPr>
-            <w:proofErr w:type="spellStart"/>
-            <w:r>
-              <w:rPr>
-                <w:rFonts w:cs="Arial"/>
-                <w:b/>
-                <w:color w:val="000000"/>
-                <w:sz w:val="28"/>
-                <w:szCs w:val="32"/>
-              </w:rPr>
-              <w:t>Panchaati</w:t>
-            </w:r>
-            <w:proofErr w:type="spellEnd"/>
-            <w:r>
-              <w:rPr>
-                <w:rFonts w:cs="Arial"/>
-                <w:b/>
-                <w:color w:val="000000"/>
-                <w:sz w:val="28"/>
-                <w:szCs w:val="32"/>
-              </w:rPr>
-              <w:t xml:space="preserve"> No</w:t>
+            <w:r>
+              <w:rPr>
+                <w:rFonts w:cs="Arial"/>
+                <w:b/>
+                <w:color w:val="000000"/>
+                <w:sz w:val="28"/>
+                <w:szCs w:val="32"/>
+              </w:rPr>
+              <w:t>Panchaati No</w:t>
             </w:r>
             <w:r>
               <w:rPr>
@@ -3965,7 +4268,6 @@
                 <w:szCs w:val="40"/>
               </w:rPr>
             </w:pPr>
-            <w:proofErr w:type="spellStart"/>
             <w:r>
               <w:rPr>
                 <w:rFonts w:ascii="BRH Malayalam Extra" w:hAnsi="BRH Malayalam Extra" w:cs="BRH Malayalam Extra"/>
@@ -3974,50 +4276,21 @@
               </w:rPr>
               <w:t>Zsôx</w:t>
             </w:r>
-            <w:proofErr w:type="spellEnd"/>
-            <w:r>
-              <w:rPr>
-                <w:rFonts w:ascii="BRH Malayalam Extra" w:hAnsi="BRH Malayalam Extra" w:cs="BRH Malayalam Extra"/>
-                <w:sz w:val="33"/>
-                <w:szCs w:val="40"/>
-              </w:rPr>
-              <w:t>–</w:t>
-            </w:r>
-            <w:proofErr w:type="spellStart"/>
-            <w:r>
-              <w:rPr>
-                <w:rFonts w:ascii="BRH Malayalam Extra" w:hAnsi="BRH Malayalam Extra" w:cs="BRH Malayalam Extra"/>
-                <w:sz w:val="40"/>
-                <w:szCs w:val="40"/>
-              </w:rPr>
-              <w:t>b£Zûy</w:t>
-            </w:r>
-            <w:proofErr w:type="spellEnd"/>
-            <w:r>
-              <w:rPr>
-                <w:rFonts w:ascii="BRH Malayalam Extra" w:hAnsi="BRH Malayalam Extra" w:cs="BRH Malayalam Extra"/>
-                <w:sz w:val="40"/>
-                <w:szCs w:val="40"/>
-              </w:rPr>
-              <w:t>—</w:t>
-            </w:r>
-            <w:proofErr w:type="spellStart"/>
-            <w:r>
-              <w:rPr>
-                <w:rFonts w:ascii="BRH Malayalam Extra" w:hAnsi="BRH Malayalam Extra" w:cs="BRH Malayalam Extra"/>
-                <w:sz w:val="40"/>
-                <w:szCs w:val="40"/>
-              </w:rPr>
-              <w:t>jxZ</w:t>
-            </w:r>
-            <w:proofErr w:type="spellEnd"/>
-            <w:r>
-              <w:rPr>
-                <w:rFonts w:ascii="BRH Malayalam Extra" w:hAnsi="BRH Malayalam Extra" w:cs="BRH Malayalam Extra"/>
-                <w:sz w:val="40"/>
-                <w:szCs w:val="40"/>
-              </w:rPr>
-              <w:t xml:space="preserve">§ | </w:t>
+            <w:r>
+              <w:rPr>
+                <w:rFonts w:ascii="BRH Malayalam Extra" w:hAnsi="BRH Malayalam Extra" w:cs="BRH Malayalam Extra"/>
+                <w:sz w:val="33"/>
+                <w:szCs w:val="40"/>
+              </w:rPr>
+              <w:t>–</w:t>
+            </w:r>
+            <w:r>
+              <w:rPr>
+                <w:rFonts w:ascii="BRH Malayalam Extra" w:hAnsi="BRH Malayalam Extra" w:cs="BRH Malayalam Extra"/>
+                <w:sz w:val="40"/>
+                <w:szCs w:val="40"/>
+              </w:rPr>
+              <w:t xml:space="preserve">b£Zûy—jxZ§ | </w:t>
             </w:r>
           </w:p>
           <w:p>
@@ -4030,25 +4303,14 @@
                 <w:szCs w:val="40"/>
               </w:rPr>
             </w:pPr>
-            <w:proofErr w:type="spellStart"/>
-            <w:r>
-              <w:rPr>
-                <w:rFonts w:ascii="BRH Malayalam Extra" w:hAnsi="BRH Malayalam Extra" w:cs="BRH Malayalam Extra"/>
-                <w:sz w:val="40"/>
-                <w:szCs w:val="40"/>
-              </w:rPr>
-              <w:t>EZûy</w:t>
-            </w:r>
-            <w:proofErr w:type="spellEnd"/>
-            <w:r>
-              <w:rPr>
-                <w:rFonts w:ascii="BRH Malayalam Extra" w:hAnsi="BRH Malayalam Extra" w:cs="BRH Malayalam Extra"/>
-                <w:sz w:val="40"/>
-                <w:szCs w:val="40"/>
-              </w:rPr>
-              <w:t>—</w:t>
-            </w:r>
-            <w:proofErr w:type="spellStart"/>
+            <w:r>
+              <w:rPr>
+                <w:rFonts w:ascii="BRH Malayalam Extra" w:hAnsi="BRH Malayalam Extra" w:cs="BRH Malayalam Extra"/>
+                <w:sz w:val="40"/>
+                <w:szCs w:val="40"/>
+              </w:rPr>
+              <w:t>EZûy—</w:t>
+            </w:r>
             <w:r>
               <w:rPr>
                 <w:rFonts w:ascii="BRH Malayalam Extra" w:hAnsi="BRH Malayalam Extra" w:cs="BRH Malayalam Extra"/>
@@ -4058,7 +4320,6 @@
               </w:rPr>
               <w:t>jx</w:t>
             </w:r>
-            <w:proofErr w:type="spellEnd"/>
             <w:r>
               <w:rPr>
                 <w:rFonts w:ascii="BRH Malayalam Extra" w:hAnsi="BRH Malayalam Extra" w:cs="BRH Malayalam Extra"/>
@@ -4074,25 +4335,7 @@
                 <w:sz w:val="40"/>
                 <w:szCs w:val="40"/>
               </w:rPr>
-              <w:t xml:space="preserve"> </w:t>
-            </w:r>
-            <w:proofErr w:type="spellStart"/>
-            <w:r>
-              <w:rPr>
-                <w:rFonts w:ascii="BRH Malayalam Extra" w:hAnsi="BRH Malayalam Extra" w:cs="BRH Malayalam Extra"/>
-                <w:sz w:val="40"/>
-                <w:szCs w:val="40"/>
-              </w:rPr>
-              <w:t>ösëyj</w:t>
-            </w:r>
-            <w:proofErr w:type="spellEnd"/>
-            <w:r>
-              <w:rPr>
-                <w:rFonts w:ascii="BRH Malayalam Extra" w:hAnsi="BRH Malayalam Extra" w:cs="BRH Malayalam Extra"/>
-                <w:sz w:val="40"/>
-                <w:szCs w:val="40"/>
-              </w:rPr>
-              <w:t>—J |</w:t>
+              <w:t xml:space="preserve"> ösëyj—J |</w:t>
             </w:r>
           </w:p>
         </w:tc>
@@ -4109,7 +4352,6 @@
                 <w:szCs w:val="40"/>
               </w:rPr>
             </w:pPr>
-            <w:proofErr w:type="spellStart"/>
             <w:r>
               <w:rPr>
                 <w:rFonts w:ascii="BRH Malayalam Extra" w:hAnsi="BRH Malayalam Extra" w:cs="BRH Malayalam Extra"/>
@@ -4118,50 +4360,21 @@
               </w:rPr>
               <w:t>Zsôx</w:t>
             </w:r>
-            <w:proofErr w:type="spellEnd"/>
-            <w:r>
-              <w:rPr>
-                <w:rFonts w:ascii="BRH Malayalam Extra" w:hAnsi="BRH Malayalam Extra" w:cs="BRH Malayalam Extra"/>
-                <w:sz w:val="33"/>
-                <w:szCs w:val="40"/>
-              </w:rPr>
-              <w:t>–</w:t>
-            </w:r>
-            <w:proofErr w:type="spellStart"/>
-            <w:r>
-              <w:rPr>
-                <w:rFonts w:ascii="BRH Malayalam Extra" w:hAnsi="BRH Malayalam Extra" w:cs="BRH Malayalam Extra"/>
-                <w:sz w:val="40"/>
-                <w:szCs w:val="40"/>
-              </w:rPr>
-              <w:t>b£Zûy</w:t>
-            </w:r>
-            <w:proofErr w:type="spellEnd"/>
-            <w:r>
-              <w:rPr>
-                <w:rFonts w:ascii="BRH Malayalam Extra" w:hAnsi="BRH Malayalam Extra" w:cs="BRH Malayalam Extra"/>
-                <w:sz w:val="40"/>
-                <w:szCs w:val="40"/>
-              </w:rPr>
-              <w:t>—</w:t>
-            </w:r>
-            <w:proofErr w:type="spellStart"/>
-            <w:r>
-              <w:rPr>
-                <w:rFonts w:ascii="BRH Malayalam Extra" w:hAnsi="BRH Malayalam Extra" w:cs="BRH Malayalam Extra"/>
-                <w:sz w:val="40"/>
-                <w:szCs w:val="40"/>
-              </w:rPr>
-              <w:t>jxZ</w:t>
-            </w:r>
-            <w:proofErr w:type="spellEnd"/>
-            <w:r>
-              <w:rPr>
-                <w:rFonts w:ascii="BRH Malayalam Extra" w:hAnsi="BRH Malayalam Extra" w:cs="BRH Malayalam Extra"/>
-                <w:sz w:val="40"/>
-                <w:szCs w:val="40"/>
-              </w:rPr>
-              <w:t xml:space="preserve">§ | </w:t>
+            <w:r>
+              <w:rPr>
+                <w:rFonts w:ascii="BRH Malayalam Extra" w:hAnsi="BRH Malayalam Extra" w:cs="BRH Malayalam Extra"/>
+                <w:sz w:val="33"/>
+                <w:szCs w:val="40"/>
+              </w:rPr>
+              <w:t>–</w:t>
+            </w:r>
+            <w:r>
+              <w:rPr>
+                <w:rFonts w:ascii="BRH Malayalam Extra" w:hAnsi="BRH Malayalam Extra" w:cs="BRH Malayalam Extra"/>
+                <w:sz w:val="40"/>
+                <w:szCs w:val="40"/>
+              </w:rPr>
+              <w:t xml:space="preserve">b£Zûy—jxZ§ | </w:t>
             </w:r>
           </w:p>
           <w:p>
@@ -4178,34 +4391,14 @@
                 <w:szCs w:val="40"/>
               </w:rPr>
             </w:pPr>
-            <w:proofErr w:type="spellStart"/>
-            <w:r>
-              <w:rPr>
-                <w:rFonts w:ascii="BRH Malayalam Extra" w:hAnsi="BRH Malayalam Extra" w:cs="BRH Malayalam Extra"/>
-                <w:sz w:val="40"/>
-                <w:szCs w:val="40"/>
-              </w:rPr>
-              <w:t>EZûy</w:t>
-            </w:r>
-            <w:proofErr w:type="spellEnd"/>
-            <w:r>
-              <w:rPr>
-                <w:rFonts w:ascii="BRH Malayalam Extra" w:hAnsi="BRH Malayalam Extra" w:cs="BRH Malayalam Extra"/>
-                <w:sz w:val="40"/>
-                <w:szCs w:val="40"/>
-              </w:rPr>
-              <w:t>—</w:t>
-            </w:r>
-            <w:proofErr w:type="spellStart"/>
-            <w:r>
-              <w:rPr>
-                <w:rFonts w:ascii="BRH Malayalam Extra" w:hAnsi="BRH Malayalam Extra" w:cs="BRH Malayalam Extra"/>
-                <w:sz w:val="40"/>
-                <w:szCs w:val="40"/>
-              </w:rPr>
-              <w:t>jx</w:t>
-            </w:r>
-            <w:proofErr w:type="spellEnd"/>
+            <w:r>
+              <w:rPr>
+                <w:rFonts w:ascii="BRH Malayalam Extra" w:hAnsi="BRH Malayalam Extra" w:cs="BRH Malayalam Extra"/>
+                <w:sz w:val="40"/>
+                <w:szCs w:val="40"/>
+              </w:rPr>
+              <w:t>EZûy—jx</w:t>
+            </w:r>
             <w:r>
               <w:rPr>
                 <w:rFonts w:ascii="BRH Malayalam Extra" w:hAnsi="BRH Malayalam Extra" w:cs="BRH Malayalam Extra"/>
@@ -4230,25 +4423,7 @@
                 <w:sz w:val="40"/>
                 <w:szCs w:val="40"/>
               </w:rPr>
-              <w:t xml:space="preserve"> </w:t>
-            </w:r>
-            <w:proofErr w:type="spellStart"/>
-            <w:r>
-              <w:rPr>
-                <w:rFonts w:ascii="BRH Malayalam Extra" w:hAnsi="BRH Malayalam Extra" w:cs="BRH Malayalam Extra"/>
-                <w:sz w:val="40"/>
-                <w:szCs w:val="40"/>
-              </w:rPr>
-              <w:t>ösëyj</w:t>
-            </w:r>
-            <w:proofErr w:type="spellEnd"/>
-            <w:r>
-              <w:rPr>
-                <w:rFonts w:ascii="BRH Malayalam Extra" w:hAnsi="BRH Malayalam Extra" w:cs="BRH Malayalam Extra"/>
-                <w:sz w:val="40"/>
-                <w:szCs w:val="40"/>
-              </w:rPr>
-              <w:t>—J |</w:t>
+              <w:t xml:space="preserve"> ösëyj—J |</w:t>
             </w:r>
           </w:p>
         </w:tc>
@@ -4305,20 +4480,8 @@
                 <w:sz w:val="28"/>
                 <w:szCs w:val="32"/>
               </w:rPr>
-              <w:t xml:space="preserve">– </w:t>
-            </w:r>
-            <w:proofErr w:type="spellStart"/>
-            <w:r>
-              <w:rPr>
-                <w:rFonts w:cs="Arial"/>
-                <w:b/>
-                <w:color w:val="000000"/>
-                <w:sz w:val="28"/>
-                <w:szCs w:val="32"/>
-              </w:rPr>
-              <w:t>Kramam</w:t>
-            </w:r>
-            <w:proofErr w:type="spellEnd"/>
+              <w:t>– Kramam</w:t>
+            </w:r>
           </w:p>
           <w:p>
             <w:pPr>
@@ -4339,49 +4502,15 @@
                 <w:szCs w:val="32"/>
               </w:rPr>
             </w:pPr>
-            <w:proofErr w:type="spellStart"/>
-            <w:r>
-              <w:rPr>
-                <w:rFonts w:cs="Arial"/>
-                <w:b/>
-                <w:color w:val="000000"/>
-                <w:sz w:val="28"/>
-                <w:szCs w:val="32"/>
-              </w:rPr>
-              <w:t>Krama</w:t>
-            </w:r>
-            <w:proofErr w:type="spellEnd"/>
-            <w:r>
-              <w:rPr>
-                <w:rFonts w:cs="Arial"/>
-                <w:b/>
-                <w:color w:val="000000"/>
-                <w:sz w:val="28"/>
-                <w:szCs w:val="32"/>
-              </w:rPr>
-              <w:t xml:space="preserve"> </w:t>
-            </w:r>
-            <w:proofErr w:type="spellStart"/>
-            <w:r>
-              <w:rPr>
-                <w:rFonts w:cs="Arial"/>
-                <w:b/>
-                <w:color w:val="000000"/>
-                <w:sz w:val="28"/>
-                <w:szCs w:val="32"/>
-              </w:rPr>
-              <w:t>Vaakyam</w:t>
-            </w:r>
-            <w:proofErr w:type="spellEnd"/>
-            <w:r>
-              <w:rPr>
-                <w:rFonts w:cs="Arial"/>
-                <w:b/>
-                <w:color w:val="000000"/>
-                <w:sz w:val="28"/>
-                <w:szCs w:val="32"/>
-              </w:rPr>
-              <w:t xml:space="preserve"> No. - </w:t>
+            <w:r>
+              <w:rPr>
+                <w:rFonts w:cs="Arial"/>
+                <w:b/>
+                <w:color w:val="000000"/>
+                <w:sz w:val="28"/>
+                <w:szCs w:val="32"/>
+              </w:rPr>
+              <w:t xml:space="preserve">Krama Vaakyam No. - </w:t>
             </w:r>
             <w:r>
               <w:rPr>
@@ -4413,27 +4542,15 @@
                 <w:szCs w:val="32"/>
               </w:rPr>
             </w:pPr>
-            <w:proofErr w:type="spellStart"/>
-            <w:r>
-              <w:rPr>
-                <w:rFonts w:cs="Arial"/>
-                <w:b/>
-                <w:color w:val="000000"/>
-                <w:sz w:val="28"/>
-                <w:szCs w:val="32"/>
-              </w:rPr>
-              <w:t>Panchaati</w:t>
-            </w:r>
-            <w:proofErr w:type="spellEnd"/>
-            <w:r>
-              <w:rPr>
-                <w:rFonts w:cs="Arial"/>
-                <w:b/>
-                <w:color w:val="000000"/>
-                <w:sz w:val="28"/>
-                <w:szCs w:val="32"/>
-              </w:rPr>
-              <w:t xml:space="preserve"> No</w:t>
+            <w:r>
+              <w:rPr>
+                <w:rFonts w:cs="Arial"/>
+                <w:b/>
+                <w:color w:val="000000"/>
+                <w:sz w:val="28"/>
+                <w:szCs w:val="32"/>
+              </w:rPr>
+              <w:t>Panchaati No</w:t>
             </w:r>
             <w:r>
               <w:rPr>
@@ -4501,25 +4618,14 @@
               </w:rPr>
               <w:t>–</w:t>
             </w:r>
-            <w:proofErr w:type="spellStart"/>
-            <w:r>
-              <w:rPr>
-                <w:rFonts w:ascii="BRH Malayalam Extra" w:hAnsi="BRH Malayalam Extra" w:cs="BRH Malayalam Extra"/>
-                <w:color w:val="000000"/>
-                <w:sz w:val="40"/>
-                <w:szCs w:val="40"/>
-              </w:rPr>
-              <w:t>hõx</w:t>
-            </w:r>
-            <w:proofErr w:type="spellEnd"/>
-            <w:r>
-              <w:rPr>
-                <w:rFonts w:ascii="BRH Malayalam Extra" w:hAnsi="BRH Malayalam Extra" w:cs="BRH Malayalam Extra"/>
-                <w:color w:val="000000"/>
-                <w:sz w:val="40"/>
-                <w:szCs w:val="40"/>
-              </w:rPr>
-              <w:t xml:space="preserve"> | </w:t>
+            <w:r>
+              <w:rPr>
+                <w:rFonts w:ascii="BRH Malayalam Extra" w:hAnsi="BRH Malayalam Extra" w:cs="BRH Malayalam Extra"/>
+                <w:color w:val="000000"/>
+                <w:sz w:val="40"/>
+                <w:szCs w:val="40"/>
+              </w:rPr>
+              <w:t xml:space="preserve">hõx | </w:t>
             </w:r>
             <w:r>
               <w:rPr>
@@ -4596,25 +4702,14 @@
               </w:rPr>
               <w:t>–</w:t>
             </w:r>
-            <w:proofErr w:type="spellStart"/>
-            <w:r>
-              <w:rPr>
-                <w:rFonts w:ascii="BRH Malayalam Extra" w:hAnsi="BRH Malayalam Extra" w:cs="BRH Malayalam Extra"/>
-                <w:color w:val="000000"/>
-                <w:sz w:val="40"/>
-                <w:szCs w:val="40"/>
-              </w:rPr>
-              <w:t>hõx</w:t>
-            </w:r>
-            <w:proofErr w:type="spellEnd"/>
-            <w:r>
-              <w:rPr>
-                <w:rFonts w:ascii="BRH Malayalam Extra" w:hAnsi="BRH Malayalam Extra" w:cs="BRH Malayalam Extra"/>
-                <w:color w:val="000000"/>
-                <w:sz w:val="40"/>
-                <w:szCs w:val="40"/>
-              </w:rPr>
-              <w:t xml:space="preserve"> | </w:t>
+            <w:r>
+              <w:rPr>
+                <w:rFonts w:ascii="BRH Malayalam Extra" w:hAnsi="BRH Malayalam Extra" w:cs="BRH Malayalam Extra"/>
+                <w:color w:val="000000"/>
+                <w:sz w:val="40"/>
+                <w:szCs w:val="40"/>
+              </w:rPr>
+              <w:t xml:space="preserve">hõx | </w:t>
             </w:r>
             <w:r>
               <w:rPr>
@@ -4688,7 +4783,6 @@
                 <w:sz w:val="28"/>
                 <w:szCs w:val="32"/>
               </w:rPr>
-              <w:lastRenderedPageBreak/>
               <w:t>T.S.2.</w:t>
             </w:r>
             <w:r>
@@ -4709,20 +4803,8 @@
                 <w:sz w:val="28"/>
                 <w:szCs w:val="32"/>
               </w:rPr>
-              <w:t xml:space="preserve">– </w:t>
-            </w:r>
-            <w:proofErr w:type="spellStart"/>
-            <w:r>
-              <w:rPr>
-                <w:rFonts w:cs="Arial"/>
-                <w:b/>
-                <w:color w:val="000000"/>
-                <w:sz w:val="28"/>
-                <w:szCs w:val="32"/>
-              </w:rPr>
-              <w:t>Kramam</w:t>
-            </w:r>
-            <w:proofErr w:type="spellEnd"/>
+              <w:t>– Kramam</w:t>
+            </w:r>
           </w:p>
           <w:p>
             <w:pPr>
@@ -4743,49 +4825,15 @@
                 <w:szCs w:val="32"/>
               </w:rPr>
             </w:pPr>
-            <w:proofErr w:type="spellStart"/>
-            <w:r>
-              <w:rPr>
-                <w:rFonts w:cs="Arial"/>
-                <w:b/>
-                <w:color w:val="000000"/>
-                <w:sz w:val="28"/>
-                <w:szCs w:val="32"/>
-              </w:rPr>
-              <w:t>Krama</w:t>
-            </w:r>
-            <w:proofErr w:type="spellEnd"/>
-            <w:r>
-              <w:rPr>
-                <w:rFonts w:cs="Arial"/>
-                <w:b/>
-                <w:color w:val="000000"/>
-                <w:sz w:val="28"/>
-                <w:szCs w:val="32"/>
-              </w:rPr>
-              <w:t xml:space="preserve"> </w:t>
-            </w:r>
-            <w:proofErr w:type="spellStart"/>
-            <w:r>
-              <w:rPr>
-                <w:rFonts w:cs="Arial"/>
-                <w:b/>
-                <w:color w:val="000000"/>
-                <w:sz w:val="28"/>
-                <w:szCs w:val="32"/>
-              </w:rPr>
-              <w:t>Vaakyam</w:t>
-            </w:r>
-            <w:proofErr w:type="spellEnd"/>
-            <w:r>
-              <w:rPr>
-                <w:rFonts w:cs="Arial"/>
-                <w:b/>
-                <w:color w:val="000000"/>
-                <w:sz w:val="28"/>
-                <w:szCs w:val="32"/>
-              </w:rPr>
-              <w:t xml:space="preserve"> No. - </w:t>
+            <w:r>
+              <w:rPr>
+                <w:rFonts w:cs="Arial"/>
+                <w:b/>
+                <w:color w:val="000000"/>
+                <w:sz w:val="28"/>
+                <w:szCs w:val="32"/>
+              </w:rPr>
+              <w:t xml:space="preserve">Krama Vaakyam No. - </w:t>
             </w:r>
             <w:r>
               <w:rPr>
@@ -4817,27 +4865,15 @@
                 <w:szCs w:val="32"/>
               </w:rPr>
             </w:pPr>
-            <w:proofErr w:type="spellStart"/>
-            <w:r>
-              <w:rPr>
-                <w:rFonts w:cs="Arial"/>
-                <w:b/>
-                <w:color w:val="000000"/>
-                <w:sz w:val="28"/>
-                <w:szCs w:val="32"/>
-              </w:rPr>
-              <w:t>Panchaati</w:t>
-            </w:r>
-            <w:proofErr w:type="spellEnd"/>
-            <w:r>
-              <w:rPr>
-                <w:rFonts w:cs="Arial"/>
-                <w:b/>
-                <w:color w:val="000000"/>
-                <w:sz w:val="28"/>
-                <w:szCs w:val="32"/>
-              </w:rPr>
-              <w:t xml:space="preserve"> No</w:t>
+            <w:r>
+              <w:rPr>
+                <w:rFonts w:cs="Arial"/>
+                <w:b/>
+                <w:color w:val="000000"/>
+                <w:sz w:val="28"/>
+                <w:szCs w:val="32"/>
+              </w:rPr>
+              <w:t>Panchaati No</w:t>
             </w:r>
             <w:r>
               <w:rPr>
@@ -4890,57 +4926,7 @@
                 <w:sz w:val="40"/>
                 <w:szCs w:val="40"/>
               </w:rPr>
-              <w:t>¥</w:t>
-            </w:r>
-            <w:proofErr w:type="spellStart"/>
-            <w:r>
-              <w:rPr>
-                <w:rFonts w:ascii="BRH Malayalam Extra" w:hAnsi="BRH Malayalam Extra" w:cs="BRH Malayalam Extra"/>
-                <w:color w:val="000000"/>
-                <w:sz w:val="40"/>
-                <w:szCs w:val="40"/>
-              </w:rPr>
-              <w:t>bû</w:t>
-            </w:r>
-            <w:proofErr w:type="spellEnd"/>
-            <w:r>
-              <w:rPr>
-                <w:rFonts w:ascii="BRH Malayalam Extra" w:hAnsi="BRH Malayalam Extra" w:cs="BRH Malayalam Extra"/>
-                <w:color w:val="000000"/>
-                <w:sz w:val="40"/>
-                <w:szCs w:val="40"/>
-              </w:rPr>
-              <w:t xml:space="preserve"> j—¥RZ | ¥</w:t>
-            </w:r>
-            <w:proofErr w:type="spellStart"/>
-            <w:r>
-              <w:rPr>
-                <w:rFonts w:ascii="BRH Malayalam Extra" w:hAnsi="BRH Malayalam Extra" w:cs="BRH Malayalam Extra"/>
-                <w:color w:val="000000"/>
-                <w:sz w:val="40"/>
-                <w:szCs w:val="40"/>
-              </w:rPr>
-              <w:t>bû</w:t>
-            </w:r>
-            <w:proofErr w:type="spellEnd"/>
-            <w:r>
-              <w:rPr>
-                <w:rFonts w:ascii="BRH Malayalam Extra" w:hAnsi="BRH Malayalam Extra" w:cs="BRH Malayalam Extra"/>
-                <w:color w:val="000000"/>
-                <w:sz w:val="40"/>
-                <w:szCs w:val="40"/>
-              </w:rPr>
-              <w:t xml:space="preserve"> </w:t>
-            </w:r>
-            <w:proofErr w:type="spellStart"/>
-            <w:r>
-              <w:rPr>
-                <w:rFonts w:ascii="BRH Malayalam Extra" w:hAnsi="BRH Malayalam Extra" w:cs="BRH Malayalam Extra"/>
-                <w:color w:val="000000"/>
-                <w:sz w:val="40"/>
-                <w:szCs w:val="40"/>
-              </w:rPr>
-              <w:t>C</w:t>
+              <w:t>¥bû j—¥RZ | ¥bû C</w:t>
             </w:r>
             <w:r>
               <w:rPr>
@@ -4952,35 +4938,14 @@
               </w:rPr>
               <w:t>Zy</w:t>
             </w:r>
-            <w:proofErr w:type="spellEnd"/>
-            <w:r>
-              <w:rPr>
-                <w:rFonts w:ascii="BRH Malayalam Extra" w:hAnsi="BRH Malayalam Extra" w:cs="BRH Malayalam Extra"/>
-                <w:color w:val="000000"/>
-                <w:sz w:val="40"/>
-                <w:szCs w:val="40"/>
-              </w:rPr>
-              <w:t xml:space="preserve"> ¥</w:t>
-            </w:r>
-            <w:proofErr w:type="spellStart"/>
-            <w:r>
-              <w:rPr>
-                <w:rFonts w:ascii="BRH Malayalam Extra" w:hAnsi="BRH Malayalam Extra" w:cs="BRH Malayalam Extra"/>
-                <w:color w:val="000000"/>
-                <w:sz w:val="40"/>
-                <w:szCs w:val="40"/>
-              </w:rPr>
-              <w:t>bû</w:t>
-            </w:r>
-            <w:proofErr w:type="spellEnd"/>
-            <w:r>
-              <w:rPr>
-                <w:rFonts w:ascii="BRH Malayalam Extra" w:hAnsi="BRH Malayalam Extra" w:cs="BRH Malayalam Extra"/>
-                <w:color w:val="000000"/>
-                <w:sz w:val="40"/>
-                <w:szCs w:val="40"/>
-              </w:rPr>
-              <w:t xml:space="preserve"> |</w:t>
+            <w:r>
+              <w:rPr>
+                <w:rFonts w:ascii="BRH Malayalam Extra" w:hAnsi="BRH Malayalam Extra" w:cs="BRH Malayalam Extra"/>
+                <w:color w:val="000000"/>
+                <w:sz w:val="40"/>
+                <w:szCs w:val="40"/>
+              </w:rPr>
+              <w:t xml:space="preserve"> ¥bû |</w:t>
             </w:r>
           </w:p>
         </w:tc>
@@ -5005,57 +4970,7 @@
                 <w:sz w:val="40"/>
                 <w:szCs w:val="40"/>
               </w:rPr>
-              <w:t>¥</w:t>
-            </w:r>
-            <w:proofErr w:type="spellStart"/>
-            <w:r>
-              <w:rPr>
-                <w:rFonts w:ascii="BRH Malayalam Extra" w:hAnsi="BRH Malayalam Extra" w:cs="BRH Malayalam Extra"/>
-                <w:color w:val="000000"/>
-                <w:sz w:val="40"/>
-                <w:szCs w:val="40"/>
-              </w:rPr>
-              <w:t>bû</w:t>
-            </w:r>
-            <w:proofErr w:type="spellEnd"/>
-            <w:r>
-              <w:rPr>
-                <w:rFonts w:ascii="BRH Malayalam Extra" w:hAnsi="BRH Malayalam Extra" w:cs="BRH Malayalam Extra"/>
-                <w:color w:val="000000"/>
-                <w:sz w:val="40"/>
-                <w:szCs w:val="40"/>
-              </w:rPr>
-              <w:t xml:space="preserve"> j—¥RZ | ¥</w:t>
-            </w:r>
-            <w:proofErr w:type="spellStart"/>
-            <w:r>
-              <w:rPr>
-                <w:rFonts w:ascii="BRH Malayalam Extra" w:hAnsi="BRH Malayalam Extra" w:cs="BRH Malayalam Extra"/>
-                <w:color w:val="000000"/>
-                <w:sz w:val="40"/>
-                <w:szCs w:val="40"/>
-              </w:rPr>
-              <w:t>bû</w:t>
-            </w:r>
-            <w:proofErr w:type="spellEnd"/>
-            <w:r>
-              <w:rPr>
-                <w:rFonts w:ascii="BRH Malayalam Extra" w:hAnsi="BRH Malayalam Extra" w:cs="BRH Malayalam Extra"/>
-                <w:color w:val="000000"/>
-                <w:sz w:val="40"/>
-                <w:szCs w:val="40"/>
-              </w:rPr>
-              <w:t xml:space="preserve"> </w:t>
-            </w:r>
-            <w:proofErr w:type="spellStart"/>
-            <w:r>
-              <w:rPr>
-                <w:rFonts w:ascii="BRH Malayalam Extra" w:hAnsi="BRH Malayalam Extra" w:cs="BRH Malayalam Extra"/>
-                <w:color w:val="000000"/>
-                <w:sz w:val="40"/>
-                <w:szCs w:val="40"/>
-              </w:rPr>
-              <w:t>C</w:t>
+              <w:t>¥bû j—¥RZ | ¥bû C</w:t>
             </w:r>
             <w:r>
               <w:rPr>
@@ -5067,44 +4982,23 @@
               </w:rPr>
               <w:t>Zy</w:t>
             </w:r>
-            <w:proofErr w:type="spellEnd"/>
-            <w:r>
-              <w:rPr>
-                <w:rFonts w:ascii="BRH Malayalam Extra" w:hAnsi="BRH Malayalam Extra" w:cs="BRH Malayalam Extra"/>
-                <w:color w:val="000000"/>
-                <w:sz w:val="33"/>
-                <w:szCs w:val="40"/>
-              </w:rPr>
-              <w:t>–</w:t>
-            </w:r>
-            <w:r>
-              <w:rPr>
-                <w:rFonts w:ascii="BRH Malayalam Extra" w:hAnsi="BRH Malayalam Extra" w:cs="BRH Malayalam Extra"/>
-                <w:color w:val="000000"/>
-                <w:sz w:val="40"/>
-                <w:szCs w:val="40"/>
-              </w:rPr>
-              <w:t xml:space="preserve"> ¥</w:t>
-            </w:r>
-            <w:proofErr w:type="spellStart"/>
-            <w:r>
-              <w:rPr>
-                <w:rFonts w:ascii="BRH Malayalam Extra" w:hAnsi="BRH Malayalam Extra" w:cs="BRH Malayalam Extra"/>
-                <w:color w:val="000000"/>
-                <w:sz w:val="40"/>
-                <w:szCs w:val="40"/>
-              </w:rPr>
-              <w:t>bû</w:t>
-            </w:r>
-            <w:proofErr w:type="spellEnd"/>
-            <w:r>
-              <w:rPr>
-                <w:rFonts w:ascii="BRH Malayalam Extra" w:hAnsi="BRH Malayalam Extra" w:cs="BRH Malayalam Extra"/>
-                <w:color w:val="000000"/>
-                <w:sz w:val="40"/>
-                <w:szCs w:val="40"/>
-              </w:rPr>
-              <w:t xml:space="preserve"> |</w:t>
+            <w:r>
+              <w:rPr>
+                <w:rFonts w:ascii="BRH Malayalam Extra" w:hAnsi="BRH Malayalam Extra" w:cs="BRH Malayalam Extra"/>
+                <w:color w:val="000000"/>
+                <w:sz w:val="33"/>
+                <w:szCs w:val="40"/>
+              </w:rPr>
+              <w:t>–</w:t>
+            </w:r>
+            <w:r>
+              <w:rPr>
+                <w:rFonts w:ascii="BRH Malayalam Extra" w:hAnsi="BRH Malayalam Extra" w:cs="BRH Malayalam Extra"/>
+                <w:color w:val="000000"/>
+                <w:sz w:val="40"/>
+                <w:szCs w:val="40"/>
+              </w:rPr>
+              <w:t xml:space="preserve"> ¥bû |</w:t>
             </w:r>
           </w:p>
         </w:tc>
@@ -5164,20 +5058,8 @@
                 <w:sz w:val="28"/>
                 <w:szCs w:val="32"/>
               </w:rPr>
-              <w:t xml:space="preserve">– </w:t>
-            </w:r>
-            <w:proofErr w:type="spellStart"/>
-            <w:r>
-              <w:rPr>
-                <w:rFonts w:cs="Arial"/>
-                <w:b/>
-                <w:color w:val="000000"/>
-                <w:sz w:val="28"/>
-                <w:szCs w:val="32"/>
-              </w:rPr>
-              <w:t>Kramam</w:t>
-            </w:r>
-            <w:proofErr w:type="spellEnd"/>
+              <w:t>– Kramam</w:t>
+            </w:r>
           </w:p>
           <w:p>
             <w:pPr>
@@ -5198,49 +5080,15 @@
                 <w:szCs w:val="32"/>
               </w:rPr>
             </w:pPr>
-            <w:proofErr w:type="spellStart"/>
-            <w:r>
-              <w:rPr>
-                <w:rFonts w:cs="Arial"/>
-                <w:b/>
-                <w:color w:val="000000"/>
-                <w:sz w:val="28"/>
-                <w:szCs w:val="32"/>
-              </w:rPr>
-              <w:t>Krama</w:t>
-            </w:r>
-            <w:proofErr w:type="spellEnd"/>
-            <w:r>
-              <w:rPr>
-                <w:rFonts w:cs="Arial"/>
-                <w:b/>
-                <w:color w:val="000000"/>
-                <w:sz w:val="28"/>
-                <w:szCs w:val="32"/>
-              </w:rPr>
-              <w:t xml:space="preserve"> </w:t>
-            </w:r>
-            <w:proofErr w:type="spellStart"/>
-            <w:r>
-              <w:rPr>
-                <w:rFonts w:cs="Arial"/>
-                <w:b/>
-                <w:color w:val="000000"/>
-                <w:sz w:val="28"/>
-                <w:szCs w:val="32"/>
-              </w:rPr>
-              <w:t>Vaakyam</w:t>
-            </w:r>
-            <w:proofErr w:type="spellEnd"/>
-            <w:r>
-              <w:rPr>
-                <w:rFonts w:cs="Arial"/>
-                <w:b/>
-                <w:color w:val="000000"/>
-                <w:sz w:val="28"/>
-                <w:szCs w:val="32"/>
-              </w:rPr>
-              <w:t xml:space="preserve"> No. </w:t>
+            <w:r>
+              <w:rPr>
+                <w:rFonts w:cs="Arial"/>
+                <w:b/>
+                <w:color w:val="000000"/>
+                <w:sz w:val="28"/>
+                <w:szCs w:val="32"/>
+              </w:rPr>
+              <w:t xml:space="preserve">Krama Vaakyam No. </w:t>
             </w:r>
             <w:r>
               <w:rPr>
@@ -5312,27 +5160,15 @@
                 <w:szCs w:val="32"/>
               </w:rPr>
             </w:pPr>
-            <w:proofErr w:type="spellStart"/>
-            <w:r>
-              <w:rPr>
-                <w:rFonts w:cs="Arial"/>
-                <w:b/>
-                <w:color w:val="000000"/>
-                <w:sz w:val="28"/>
-                <w:szCs w:val="32"/>
-              </w:rPr>
-              <w:t>Panchaati</w:t>
-            </w:r>
-            <w:proofErr w:type="spellEnd"/>
-            <w:r>
-              <w:rPr>
-                <w:rFonts w:cs="Arial"/>
-                <w:b/>
-                <w:color w:val="000000"/>
-                <w:sz w:val="28"/>
-                <w:szCs w:val="32"/>
-              </w:rPr>
-              <w:t xml:space="preserve"> No</w:t>
+            <w:r>
+              <w:rPr>
+                <w:rFonts w:cs="Arial"/>
+                <w:b/>
+                <w:color w:val="000000"/>
+                <w:sz w:val="28"/>
+                <w:szCs w:val="32"/>
+              </w:rPr>
+              <w:t>Panchaati No</w:t>
             </w:r>
             <w:r>
               <w:rPr>
@@ -5385,47 +5221,24 @@
                 <w:szCs w:val="40"/>
               </w:rPr>
             </w:pPr>
-            <w:proofErr w:type="spellStart"/>
-            <w:r>
-              <w:rPr>
-                <w:rFonts w:ascii="BRH Malayalam Extra" w:hAnsi="BRH Malayalam Extra" w:cs="BRH Malayalam Extra"/>
-                <w:color w:val="000000"/>
-                <w:sz w:val="40"/>
-                <w:szCs w:val="40"/>
-              </w:rPr>
-              <w:t>px</w:t>
-            </w:r>
-            <w:proofErr w:type="spellEnd"/>
-            <w:r>
-              <w:rPr>
-                <w:rFonts w:ascii="BRH Malayalam Extra" w:hAnsi="BRH Malayalam Extra" w:cs="BRH Malayalam Extra"/>
-                <w:color w:val="000000"/>
-                <w:sz w:val="40"/>
-                <w:szCs w:val="40"/>
-              </w:rPr>
-              <w:t xml:space="preserve"> </w:t>
-            </w:r>
-            <w:proofErr w:type="spellStart"/>
-            <w:r>
-              <w:rPr>
-                <w:rFonts w:ascii="BRH Malayalam Extra" w:hAnsi="BRH Malayalam Extra" w:cs="BRH Malayalam Extra"/>
-                <w:color w:val="000000"/>
-                <w:sz w:val="40"/>
-                <w:szCs w:val="40"/>
-              </w:rPr>
-              <w:t>AO§Mx</w:t>
-            </w:r>
-            <w:proofErr w:type="spellEnd"/>
-            <w:r>
-              <w:rPr>
-                <w:rFonts w:ascii="BRH Malayalam Extra" w:hAnsi="BRH Malayalam Extra" w:cs="BRH Malayalam Extra"/>
-                <w:color w:val="000000"/>
-                <w:sz w:val="33"/>
-                <w:szCs w:val="40"/>
-              </w:rPr>
-              <w:t>–</w:t>
-            </w:r>
-            <w:proofErr w:type="spellStart"/>
+            <w:r>
+              <w:rPr>
+                <w:rFonts w:ascii="BRH Malayalam Extra" w:hAnsi="BRH Malayalam Extra" w:cs="BRH Malayalam Extra"/>
+                <w:color w:val="000000"/>
+                <w:sz w:val="40"/>
+                <w:szCs w:val="40"/>
+              </w:rPr>
+              <w:t>px AO§Mx</w:t>
+            </w:r>
+            <w:r>
+              <w:rPr>
+                <w:rFonts w:ascii="BRH Malayalam Extra" w:hAnsi="BRH Malayalam Extra" w:cs="BRH Malayalam Extra"/>
+                <w:color w:val="000000"/>
+                <w:sz w:val="33"/>
+                <w:szCs w:val="40"/>
+              </w:rPr>
+              <w:t>–</w:t>
+            </w:r>
             <w:r>
               <w:rPr>
                 <w:rFonts w:ascii="BRH Malayalam Extra" w:hAnsi="BRH Malayalam Extra" w:cs="BRH Malayalam Extra"/>
@@ -5443,39 +5256,92 @@
                 <w:szCs w:val="40"/>
                 <w:highlight w:val="yellow"/>
               </w:rPr>
-              <w:t>k</w:t>
-            </w:r>
-            <w:proofErr w:type="spellEnd"/>
-            <w:r>
-              <w:rPr>
-                <w:rFonts w:ascii="BRH Malayalam Extra" w:hAnsi="BRH Malayalam Extra" w:cs="BRH Malayalam Extra"/>
-                <w:color w:val="000000"/>
-                <w:sz w:val="40"/>
+              <w:t>k¢</w:t>
+            </w:r>
+            <w:r>
+              <w:rPr>
+                <w:rFonts w:ascii="BRH Malayalam Extra" w:hAnsi="BRH Malayalam Extra" w:cs="BRH Malayalam Extra"/>
+                <w:color w:val="000000"/>
+                <w:sz w:val="33"/>
                 <w:szCs w:val="40"/>
                 <w:highlight w:val="yellow"/>
               </w:rPr>
-              <w:t>¢</w:t>
-            </w:r>
-            <w:r>
-              <w:rPr>
-                <w:rFonts w:ascii="BRH Malayalam Extra" w:hAnsi="BRH Malayalam Extra" w:cs="BRH Malayalam Extra"/>
-                <w:color w:val="000000"/>
-                <w:sz w:val="33"/>
+              <w:t>–</w:t>
+            </w:r>
+            <w:r>
+              <w:rPr>
+                <w:rFonts w:ascii="BRH Devanagari Extra" w:hAnsi="BRH Devanagari Extra" w:cs="BRH Malayalam Extra"/>
+                <w:color w:val="000000"/>
+                <w:sz w:val="36"/>
                 <w:szCs w:val="40"/>
                 <w:highlight w:val="yellow"/>
               </w:rPr>
-              <w:t>–</w:t>
-            </w:r>
-            <w:proofErr w:type="spellStart"/>
+              <w:t>ó</w:t>
+            </w:r>
             <w:r>
               <w:rPr>
                 <w:rFonts w:ascii="BRH Devanagari Extra" w:hAnsi="BRH Devanagari Extra" w:cs="BRH Malayalam Extra"/>
                 <w:color w:val="000000"/>
                 <w:sz w:val="36"/>
                 <w:szCs w:val="40"/>
+              </w:rPr>
+              <w:t>è</w:t>
+            </w:r>
+            <w:r>
+              <w:rPr>
+                <w:rFonts w:ascii="BRH Malayalam Extra" w:hAnsi="BRH Malayalam Extra" w:cs="BRH Malayalam Extra"/>
+                <w:color w:val="000000"/>
+                <w:sz w:val="33"/>
+                <w:szCs w:val="40"/>
+              </w:rPr>
+              <w:t>–</w:t>
+            </w:r>
+            <w:r>
+              <w:rPr>
+                <w:rFonts w:ascii="BRH Malayalam Extra" w:hAnsi="BRH Malayalam Extra" w:cs="BRH Malayalam Extra"/>
+                <w:color w:val="000000"/>
+                <w:sz w:val="40"/>
+                <w:szCs w:val="40"/>
+              </w:rPr>
+              <w:t>ry | AO§Mx</w:t>
+            </w:r>
+            <w:r>
+              <w:rPr>
+                <w:rFonts w:ascii="BRH Malayalam Extra" w:hAnsi="BRH Malayalam Extra" w:cs="BRH Malayalam Extra"/>
+                <w:color w:val="000000"/>
+                <w:sz w:val="33"/>
+                <w:szCs w:val="40"/>
+              </w:rPr>
+              <w:t>–</w:t>
+            </w:r>
+            <w:r>
+              <w:rPr>
+                <w:rFonts w:ascii="BRH Malayalam Extra" w:hAnsi="BRH Malayalam Extra" w:cs="BRH Malayalam Extra"/>
+                <w:color w:val="000000"/>
+                <w:sz w:val="40"/>
+                <w:szCs w:val="40"/>
+              </w:rPr>
+              <w:t>e</w:t>
+            </w:r>
+            <w:r>
+              <w:rPr>
+                <w:rFonts w:ascii="BRH Malayalam Extra" w:hAnsi="BRH Malayalam Extra" w:cs="BRH Malayalam Extra"/>
+                <w:color w:val="000000"/>
+                <w:sz w:val="40"/>
+                <w:szCs w:val="40"/>
                 <w:highlight w:val="yellow"/>
               </w:rPr>
-              <w:t>ó</w:t>
+              <w:t>k¢</w:t>
+            </w:r>
+            <w:r>
+              <w:rPr>
+                <w:rFonts w:ascii="BRH Malayalam Extra" w:hAnsi="BRH Malayalam Extra" w:cs="BRH Malayalam Extra"/>
+                <w:color w:val="000000"/>
+                <w:sz w:val="33"/>
+                <w:szCs w:val="40"/>
+                <w:highlight w:val="yellow"/>
+              </w:rPr>
+              <w:t>–</w:t>
             </w:r>
             <w:r>
               <w:rPr>
@@ -5483,140 +5349,27 @@
                 <w:color w:val="000000"/>
                 <w:sz w:val="36"/>
                 <w:szCs w:val="40"/>
-              </w:rPr>
-              <w:t>è</w:t>
-            </w:r>
-            <w:proofErr w:type="spellEnd"/>
-            <w:r>
-              <w:rPr>
-                <w:rFonts w:ascii="BRH Malayalam Extra" w:hAnsi="BRH Malayalam Extra" w:cs="BRH Malayalam Extra"/>
-                <w:color w:val="000000"/>
-                <w:sz w:val="33"/>
-                <w:szCs w:val="40"/>
-              </w:rPr>
-              <w:t>–</w:t>
-            </w:r>
-            <w:proofErr w:type="spellStart"/>
-            <w:r>
-              <w:rPr>
-                <w:rFonts w:ascii="BRH Malayalam Extra" w:hAnsi="BRH Malayalam Extra" w:cs="BRH Malayalam Extra"/>
-                <w:color w:val="000000"/>
-                <w:sz w:val="40"/>
-                <w:szCs w:val="40"/>
-              </w:rPr>
-              <w:t>ry</w:t>
-            </w:r>
-            <w:proofErr w:type="spellEnd"/>
-            <w:r>
-              <w:rPr>
-                <w:rFonts w:ascii="BRH Malayalam Extra" w:hAnsi="BRH Malayalam Extra" w:cs="BRH Malayalam Extra"/>
-                <w:color w:val="000000"/>
-                <w:sz w:val="40"/>
-                <w:szCs w:val="40"/>
-              </w:rPr>
-              <w:t xml:space="preserve"> | </w:t>
-            </w:r>
-            <w:proofErr w:type="spellStart"/>
-            <w:r>
-              <w:rPr>
-                <w:rFonts w:ascii="BRH Malayalam Extra" w:hAnsi="BRH Malayalam Extra" w:cs="BRH Malayalam Extra"/>
-                <w:color w:val="000000"/>
-                <w:sz w:val="40"/>
-                <w:szCs w:val="40"/>
-              </w:rPr>
-              <w:t>AO§Mx</w:t>
-            </w:r>
-            <w:proofErr w:type="spellEnd"/>
-            <w:r>
-              <w:rPr>
-                <w:rFonts w:ascii="BRH Malayalam Extra" w:hAnsi="BRH Malayalam Extra" w:cs="BRH Malayalam Extra"/>
-                <w:color w:val="000000"/>
-                <w:sz w:val="33"/>
-                <w:szCs w:val="40"/>
-              </w:rPr>
-              <w:t>–</w:t>
-            </w:r>
-            <w:proofErr w:type="spellStart"/>
-            <w:r>
-              <w:rPr>
-                <w:rFonts w:ascii="BRH Malayalam Extra" w:hAnsi="BRH Malayalam Extra" w:cs="BRH Malayalam Extra"/>
-                <w:color w:val="000000"/>
-                <w:sz w:val="40"/>
-                <w:szCs w:val="40"/>
-              </w:rPr>
-              <w:t>e</w:t>
-            </w:r>
-            <w:r>
-              <w:rPr>
-                <w:rFonts w:ascii="BRH Malayalam Extra" w:hAnsi="BRH Malayalam Extra" w:cs="BRH Malayalam Extra"/>
-                <w:color w:val="000000"/>
-                <w:sz w:val="40"/>
-                <w:szCs w:val="40"/>
                 <w:highlight w:val="yellow"/>
               </w:rPr>
-              <w:t>k</w:t>
-            </w:r>
-            <w:proofErr w:type="spellEnd"/>
-            <w:r>
-              <w:rPr>
-                <w:rFonts w:ascii="BRH Malayalam Extra" w:hAnsi="BRH Malayalam Extra" w:cs="BRH Malayalam Extra"/>
-                <w:color w:val="000000"/>
-                <w:sz w:val="40"/>
-                <w:szCs w:val="40"/>
-                <w:highlight w:val="yellow"/>
-              </w:rPr>
-              <w:t>¢</w:t>
-            </w:r>
-            <w:r>
-              <w:rPr>
-                <w:rFonts w:ascii="BRH Malayalam Extra" w:hAnsi="BRH Malayalam Extra" w:cs="BRH Malayalam Extra"/>
-                <w:color w:val="000000"/>
-                <w:sz w:val="33"/>
-                <w:szCs w:val="40"/>
-                <w:highlight w:val="yellow"/>
-              </w:rPr>
-              <w:t>–</w:t>
-            </w:r>
-            <w:proofErr w:type="spellStart"/>
-            <w:r>
-              <w:rPr>
-                <w:rFonts w:ascii="BRH Devanagari Extra" w:hAnsi="BRH Devanagari Extra" w:cs="BRH Malayalam Extra"/>
-                <w:color w:val="000000"/>
-                <w:sz w:val="36"/>
-                <w:szCs w:val="40"/>
-                <w:highlight w:val="yellow"/>
-              </w:rPr>
               <w:t>óè</w:t>
             </w:r>
-            <w:proofErr w:type="spellEnd"/>
-            <w:r>
-              <w:rPr>
-                <w:rFonts w:ascii="BRH Malayalam Extra" w:hAnsi="BRH Malayalam Extra" w:cs="BRH Malayalam Extra"/>
-                <w:color w:val="000000"/>
-                <w:sz w:val="33"/>
-                <w:szCs w:val="40"/>
-              </w:rPr>
-              <w:t>–</w:t>
-            </w:r>
-            <w:proofErr w:type="spellStart"/>
-            <w:r>
-              <w:rPr>
-                <w:rFonts w:ascii="BRH Malayalam Extra" w:hAnsi="BRH Malayalam Extra" w:cs="BRH Malayalam Extra"/>
-                <w:color w:val="000000"/>
-                <w:sz w:val="40"/>
-                <w:szCs w:val="40"/>
-              </w:rPr>
-              <w:t>ry</w:t>
-            </w:r>
-            <w:proofErr w:type="spellEnd"/>
-            <w:r>
-              <w:rPr>
-                <w:rFonts w:ascii="BRH Malayalam Extra" w:hAnsi="BRH Malayalam Extra" w:cs="BRH Malayalam Extra"/>
-                <w:color w:val="000000"/>
-                <w:sz w:val="40"/>
-                <w:szCs w:val="40"/>
-              </w:rPr>
-              <w:t xml:space="preserve"> </w:t>
+            <w:r>
+              <w:rPr>
+                <w:rFonts w:ascii="BRH Malayalam Extra" w:hAnsi="BRH Malayalam Extra" w:cs="BRH Malayalam Extra"/>
+                <w:color w:val="000000"/>
+                <w:sz w:val="33"/>
+                <w:szCs w:val="40"/>
+              </w:rPr>
+              <w:t>–</w:t>
+            </w:r>
+            <w:r>
+              <w:rPr>
+                <w:rFonts w:ascii="BRH Malayalam Extra" w:hAnsi="BRH Malayalam Extra" w:cs="BRH Malayalam Extra"/>
+                <w:color w:val="000000"/>
+                <w:sz w:val="40"/>
+                <w:szCs w:val="40"/>
+              </w:rPr>
+              <w:t xml:space="preserve">ry </w:t>
             </w:r>
           </w:p>
           <w:p>
@@ -5643,18 +5396,7 @@
                 <w:szCs w:val="40"/>
                 <w:highlight w:val="yellow"/>
               </w:rPr>
-              <w:t>s—</w:t>
-            </w:r>
-            <w:proofErr w:type="spellStart"/>
-            <w:r>
-              <w:rPr>
-                <w:rFonts w:ascii="BRH Malayalam Extra" w:hAnsi="BRH Malayalam Extra" w:cs="BRH Malayalam Extra"/>
-                <w:color w:val="000000"/>
-                <w:sz w:val="40"/>
-                <w:szCs w:val="40"/>
-                <w:highlight w:val="yellow"/>
-              </w:rPr>
-              <w:t>I</w:t>
+              <w:t>s—I</w:t>
             </w:r>
             <w:r>
               <w:rPr>
@@ -5674,35 +5416,23 @@
               </w:rPr>
               <w:t>pa§s</w:t>
             </w:r>
-            <w:proofErr w:type="spellEnd"/>
-            <w:r>
-              <w:rPr>
-                <w:rFonts w:ascii="BRH Malayalam Extra" w:hAnsi="BRH Malayalam Extra" w:cs="BRH Malayalam Extra"/>
-                <w:color w:val="000000"/>
-                <w:sz w:val="33"/>
-                <w:szCs w:val="40"/>
-              </w:rPr>
-              <w:t>–</w:t>
-            </w:r>
-            <w:proofErr w:type="spellStart"/>
-            <w:r>
-              <w:rPr>
-                <w:rFonts w:ascii="BRH Malayalam Extra" w:hAnsi="BRH Malayalam Extra" w:cs="BRH Malayalam Extra"/>
-                <w:color w:val="000000"/>
-                <w:sz w:val="40"/>
-                <w:szCs w:val="40"/>
-              </w:rPr>
-              <w:t>ksõ</w:t>
-            </w:r>
-            <w:proofErr w:type="spellEnd"/>
-            <w:r>
-              <w:rPr>
-                <w:rFonts w:ascii="BRH Malayalam Extra" w:hAnsi="BRH Malayalam Extra" w:cs="BRH Malayalam Extra"/>
-                <w:color w:val="000000"/>
-                <w:sz w:val="40"/>
-                <w:szCs w:val="40"/>
-              </w:rPr>
-              <w:t>— |</w:t>
+            <w:r>
+              <w:rPr>
+                <w:rFonts w:ascii="BRH Malayalam Extra" w:hAnsi="BRH Malayalam Extra" w:cs="BRH Malayalam Extra"/>
+                <w:color w:val="000000"/>
+                <w:sz w:val="33"/>
+                <w:szCs w:val="40"/>
+              </w:rPr>
+              <w:t>–</w:t>
+            </w:r>
+            <w:r>
+              <w:rPr>
+                <w:rFonts w:ascii="BRH Malayalam Extra" w:hAnsi="BRH Malayalam Extra" w:cs="BRH Malayalam Extra"/>
+                <w:color w:val="000000"/>
+                <w:sz w:val="40"/>
+                <w:szCs w:val="40"/>
+              </w:rPr>
+              <w:t>ksõ— |</w:t>
             </w:r>
           </w:p>
         </w:tc>
@@ -5727,47 +5457,24 @@
                 <w:szCs w:val="40"/>
               </w:rPr>
             </w:pPr>
-            <w:proofErr w:type="spellStart"/>
-            <w:r>
-              <w:rPr>
-                <w:rFonts w:ascii="BRH Malayalam Extra" w:hAnsi="BRH Malayalam Extra" w:cs="BRH Malayalam Extra"/>
-                <w:color w:val="000000"/>
-                <w:sz w:val="40"/>
-                <w:szCs w:val="40"/>
-              </w:rPr>
-              <w:t>px</w:t>
-            </w:r>
-            <w:proofErr w:type="spellEnd"/>
-            <w:r>
-              <w:rPr>
-                <w:rFonts w:ascii="BRH Malayalam Extra" w:hAnsi="BRH Malayalam Extra" w:cs="BRH Malayalam Extra"/>
-                <w:color w:val="000000"/>
-                <w:sz w:val="40"/>
-                <w:szCs w:val="40"/>
-              </w:rPr>
-              <w:t xml:space="preserve"> </w:t>
-            </w:r>
-            <w:proofErr w:type="spellStart"/>
-            <w:r>
-              <w:rPr>
-                <w:rFonts w:ascii="BRH Malayalam Extra" w:hAnsi="BRH Malayalam Extra" w:cs="BRH Malayalam Extra"/>
-                <w:color w:val="000000"/>
-                <w:sz w:val="40"/>
-                <w:szCs w:val="40"/>
-              </w:rPr>
-              <w:t>AO§Mx</w:t>
-            </w:r>
-            <w:proofErr w:type="spellEnd"/>
-            <w:r>
-              <w:rPr>
-                <w:rFonts w:ascii="BRH Malayalam Extra" w:hAnsi="BRH Malayalam Extra" w:cs="BRH Malayalam Extra"/>
-                <w:color w:val="000000"/>
-                <w:sz w:val="33"/>
-                <w:szCs w:val="40"/>
-              </w:rPr>
-              <w:t>–</w:t>
-            </w:r>
-            <w:proofErr w:type="spellStart"/>
+            <w:r>
+              <w:rPr>
+                <w:rFonts w:ascii="BRH Malayalam Extra" w:hAnsi="BRH Malayalam Extra" w:cs="BRH Malayalam Extra"/>
+                <w:color w:val="000000"/>
+                <w:sz w:val="40"/>
+                <w:szCs w:val="40"/>
+              </w:rPr>
+              <w:t>px AO§Mx</w:t>
+            </w:r>
+            <w:r>
+              <w:rPr>
+                <w:rFonts w:ascii="BRH Malayalam Extra" w:hAnsi="BRH Malayalam Extra" w:cs="BRH Malayalam Extra"/>
+                <w:color w:val="000000"/>
+                <w:sz w:val="33"/>
+                <w:szCs w:val="40"/>
+              </w:rPr>
+              <w:t>–</w:t>
+            </w:r>
             <w:r>
               <w:rPr>
                 <w:rFonts w:ascii="BRH Malayalam Extra" w:hAnsi="BRH Malayalam Extra" w:cs="BRH Malayalam Extra"/>
@@ -5797,7 +5504,6 @@
               </w:rPr>
               <w:t>ó</w:t>
             </w:r>
-            <w:proofErr w:type="spellEnd"/>
             <w:r>
               <w:rPr>
                 <w:rFonts w:ascii="BRH Malayalam Extra" w:hAnsi="BRH Malayalam Extra" w:cs="BRH Malayalam Extra"/>
@@ -5807,7 +5513,6 @@
               </w:rPr>
               <w:t>—</w:t>
             </w:r>
-            <w:proofErr w:type="spellStart"/>
             <w:r>
               <w:rPr>
                 <w:rFonts w:ascii="BRH Devanagari Extra" w:hAnsi="BRH Devanagari Extra" w:cs="BRH Malayalam Extra"/>
@@ -5824,17 +5529,7 @@
                 <w:sz w:val="40"/>
                 <w:szCs w:val="40"/>
               </w:rPr>
-              <w:t>ry</w:t>
-            </w:r>
-            <w:proofErr w:type="spellEnd"/>
-            <w:r>
-              <w:rPr>
-                <w:rFonts w:ascii="BRH Malayalam Extra" w:hAnsi="BRH Malayalam Extra" w:cs="BRH Malayalam Extra"/>
-                <w:color w:val="000000"/>
-                <w:sz w:val="40"/>
-                <w:szCs w:val="40"/>
-              </w:rPr>
-              <w:t xml:space="preserve"> | </w:t>
+              <w:t xml:space="preserve">ry | </w:t>
             </w:r>
           </w:p>
           <w:p>
@@ -5854,7 +5549,6 @@
                 <w:szCs w:val="40"/>
               </w:rPr>
             </w:pPr>
-            <w:proofErr w:type="spellStart"/>
             <w:r>
               <w:rPr>
                 <w:rFonts w:ascii="BRH Malayalam Extra" w:hAnsi="BRH Malayalam Extra" w:cs="BRH Malayalam Extra"/>
@@ -5864,17 +5558,15 @@
               </w:rPr>
               <w:t>AO§Mx</w:t>
             </w:r>
-            <w:proofErr w:type="spellEnd"/>
-            <w:r>
-              <w:rPr>
-                <w:rFonts w:ascii="BRH Malayalam Extra" w:hAnsi="BRH Malayalam Extra" w:cs="BRH Malayalam Extra"/>
-                <w:color w:val="000000"/>
-                <w:sz w:val="33"/>
-                <w:szCs w:val="40"/>
-              </w:rPr>
-              <w:t>–</w:t>
-            </w:r>
-            <w:proofErr w:type="spellStart"/>
+            <w:r>
+              <w:rPr>
+                <w:rFonts w:ascii="BRH Malayalam Extra" w:hAnsi="BRH Malayalam Extra" w:cs="BRH Malayalam Extra"/>
+                <w:color w:val="000000"/>
+                <w:sz w:val="33"/>
+                <w:szCs w:val="40"/>
+              </w:rPr>
+              <w:t>–</w:t>
+            </w:r>
             <w:r>
               <w:rPr>
                 <w:rFonts w:ascii="BRH Malayalam Extra" w:hAnsi="BRH Malayalam Extra" w:cs="BRH Malayalam Extra"/>
@@ -5904,7 +5596,6 @@
               </w:rPr>
               <w:t>ó</w:t>
             </w:r>
-            <w:proofErr w:type="spellEnd"/>
             <w:r>
               <w:rPr>
                 <w:rFonts w:ascii="BRH Malayalam Extra" w:hAnsi="BRH Malayalam Extra" w:cs="BRH Malayalam Extra"/>
@@ -5914,7 +5605,6 @@
               </w:rPr>
               <w:t>—</w:t>
             </w:r>
-            <w:proofErr w:type="spellStart"/>
             <w:r>
               <w:rPr>
                 <w:rFonts w:ascii="BRH Devanagari Extra" w:hAnsi="BRH Devanagari Extra" w:cs="BRH Malayalam Extra"/>
@@ -5931,17 +5621,7 @@
                 <w:sz w:val="40"/>
                 <w:szCs w:val="40"/>
               </w:rPr>
-              <w:t>ry</w:t>
-            </w:r>
-            <w:proofErr w:type="spellEnd"/>
-            <w:r>
-              <w:rPr>
-                <w:rFonts w:ascii="BRH Malayalam Extra" w:hAnsi="BRH Malayalam Extra" w:cs="BRH Malayalam Extra"/>
-                <w:color w:val="000000"/>
-                <w:sz w:val="40"/>
-                <w:szCs w:val="40"/>
-              </w:rPr>
-              <w:t xml:space="preserve"> </w:t>
+              <w:t xml:space="preserve">ry </w:t>
             </w:r>
           </w:p>
           <w:p>
@@ -5960,7 +5640,6 @@
                 <w:szCs w:val="40"/>
               </w:rPr>
             </w:pPr>
-            <w:proofErr w:type="spellStart"/>
             <w:r>
               <w:rPr>
                 <w:rFonts w:ascii="BRH Malayalam Extra" w:hAnsi="BRH Malayalam Extra" w:cs="BRH Malayalam Extra"/>
@@ -5990,35 +5669,23 @@
               </w:rPr>
               <w:t>pa§s</w:t>
             </w:r>
-            <w:proofErr w:type="spellEnd"/>
-            <w:r>
-              <w:rPr>
-                <w:rFonts w:ascii="BRH Malayalam Extra" w:hAnsi="BRH Malayalam Extra" w:cs="BRH Malayalam Extra"/>
-                <w:color w:val="000000"/>
-                <w:sz w:val="33"/>
-                <w:szCs w:val="40"/>
-              </w:rPr>
-              <w:t>–</w:t>
-            </w:r>
-            <w:proofErr w:type="spellStart"/>
-            <w:r>
-              <w:rPr>
-                <w:rFonts w:ascii="BRH Malayalam Extra" w:hAnsi="BRH Malayalam Extra" w:cs="BRH Malayalam Extra"/>
-                <w:color w:val="000000"/>
-                <w:sz w:val="40"/>
-                <w:szCs w:val="40"/>
-              </w:rPr>
-              <w:t>ksõ</w:t>
-            </w:r>
-            <w:proofErr w:type="spellEnd"/>
-            <w:r>
-              <w:rPr>
-                <w:rFonts w:ascii="BRH Malayalam Extra" w:hAnsi="BRH Malayalam Extra" w:cs="BRH Malayalam Extra"/>
-                <w:color w:val="000000"/>
-                <w:sz w:val="40"/>
-                <w:szCs w:val="40"/>
-              </w:rPr>
-              <w:t>— |</w:t>
+            <w:r>
+              <w:rPr>
+                <w:rFonts w:ascii="BRH Malayalam Extra" w:hAnsi="BRH Malayalam Extra" w:cs="BRH Malayalam Extra"/>
+                <w:color w:val="000000"/>
+                <w:sz w:val="33"/>
+                <w:szCs w:val="40"/>
+              </w:rPr>
+              <w:t>–</w:t>
+            </w:r>
+            <w:r>
+              <w:rPr>
+                <w:rFonts w:ascii="BRH Malayalam Extra" w:hAnsi="BRH Malayalam Extra" w:cs="BRH Malayalam Extra"/>
+                <w:color w:val="000000"/>
+                <w:sz w:val="40"/>
+                <w:szCs w:val="40"/>
+              </w:rPr>
+              <w:t>ksõ— |</w:t>
             </w:r>
           </w:p>
         </w:tc>
@@ -6058,6 +5725,7 @@
                 <w:sz w:val="28"/>
                 <w:szCs w:val="32"/>
               </w:rPr>
+              <w:lastRenderedPageBreak/>
               <w:t>T.S.2.</w:t>
             </w:r>
             <w:r>
@@ -6078,20 +5746,8 @@
                 <w:sz w:val="28"/>
                 <w:szCs w:val="32"/>
               </w:rPr>
-              <w:t xml:space="preserve">– </w:t>
-            </w:r>
-            <w:proofErr w:type="spellStart"/>
-            <w:r>
-              <w:rPr>
-                <w:rFonts w:cs="Arial"/>
-                <w:b/>
-                <w:color w:val="000000"/>
-                <w:sz w:val="28"/>
-                <w:szCs w:val="32"/>
-              </w:rPr>
-              <w:t>Kramam</w:t>
-            </w:r>
-            <w:proofErr w:type="spellEnd"/>
+              <w:t>– Kramam</w:t>
+            </w:r>
           </w:p>
           <w:p>
             <w:pPr>
@@ -6112,49 +5768,15 @@
                 <w:szCs w:val="32"/>
               </w:rPr>
             </w:pPr>
-            <w:proofErr w:type="spellStart"/>
-            <w:r>
-              <w:rPr>
-                <w:rFonts w:cs="Arial"/>
-                <w:b/>
-                <w:color w:val="000000"/>
-                <w:sz w:val="28"/>
-                <w:szCs w:val="32"/>
-              </w:rPr>
-              <w:t>Krama</w:t>
-            </w:r>
-            <w:proofErr w:type="spellEnd"/>
-            <w:r>
-              <w:rPr>
-                <w:rFonts w:cs="Arial"/>
-                <w:b/>
-                <w:color w:val="000000"/>
-                <w:sz w:val="28"/>
-                <w:szCs w:val="32"/>
-              </w:rPr>
-              <w:t xml:space="preserve"> </w:t>
-            </w:r>
-            <w:proofErr w:type="spellStart"/>
-            <w:r>
-              <w:rPr>
-                <w:rFonts w:cs="Arial"/>
-                <w:b/>
-                <w:color w:val="000000"/>
-                <w:sz w:val="28"/>
-                <w:szCs w:val="32"/>
-              </w:rPr>
-              <w:t>Vaakyam</w:t>
-            </w:r>
-            <w:proofErr w:type="spellEnd"/>
-            <w:r>
-              <w:rPr>
-                <w:rFonts w:cs="Arial"/>
-                <w:b/>
-                <w:color w:val="000000"/>
-                <w:sz w:val="28"/>
-                <w:szCs w:val="32"/>
-              </w:rPr>
-              <w:t xml:space="preserve"> No. - </w:t>
+            <w:r>
+              <w:rPr>
+                <w:rFonts w:cs="Arial"/>
+                <w:b/>
+                <w:color w:val="000000"/>
+                <w:sz w:val="28"/>
+                <w:szCs w:val="32"/>
+              </w:rPr>
+              <w:t xml:space="preserve">Krama Vaakyam No. - </w:t>
             </w:r>
             <w:r>
               <w:rPr>
@@ -6186,27 +5808,15 @@
                 <w:szCs w:val="32"/>
               </w:rPr>
             </w:pPr>
-            <w:proofErr w:type="spellStart"/>
-            <w:r>
-              <w:rPr>
-                <w:rFonts w:cs="Arial"/>
-                <w:b/>
-                <w:color w:val="000000"/>
-                <w:sz w:val="28"/>
-                <w:szCs w:val="32"/>
-              </w:rPr>
-              <w:t>Panchaati</w:t>
-            </w:r>
-            <w:proofErr w:type="spellEnd"/>
-            <w:r>
-              <w:rPr>
-                <w:rFonts w:cs="Arial"/>
-                <w:b/>
-                <w:color w:val="000000"/>
-                <w:sz w:val="28"/>
-                <w:szCs w:val="32"/>
-              </w:rPr>
-              <w:t xml:space="preserve"> No</w:t>
+            <w:r>
+              <w:rPr>
+                <w:rFonts w:cs="Arial"/>
+                <w:b/>
+                <w:color w:val="000000"/>
+                <w:sz w:val="28"/>
+                <w:szCs w:val="32"/>
+              </w:rPr>
+              <w:t>Panchaati No</w:t>
             </w:r>
             <w:r>
               <w:rPr>
@@ -6256,58 +5866,51 @@
                 <w:rFonts w:ascii="BRH Malayalam Extra" w:hAnsi="BRH Malayalam Extra" w:cs="BRH Malayalam Extra"/>
                 <w:sz w:val="40"/>
                 <w:szCs w:val="40"/>
-              </w:rPr>
-            </w:pPr>
-            <w:proofErr w:type="spellStart"/>
-            <w:r>
-              <w:rPr>
-                <w:rFonts w:ascii="BRH Malayalam Extra" w:hAnsi="BRH Malayalam Extra" w:cs="BRH Malayalam Extra"/>
-                <w:sz w:val="40"/>
-                <w:szCs w:val="40"/>
+                <w:lang w:val="it-IT"/>
+              </w:rPr>
+            </w:pPr>
+            <w:r>
+              <w:rPr>
+                <w:rFonts w:ascii="BRH Malayalam Extra" w:hAnsi="BRH Malayalam Extra" w:cs="BRH Malayalam Extra"/>
+                <w:sz w:val="40"/>
+                <w:szCs w:val="40"/>
+                <w:lang w:val="it-IT"/>
               </w:rPr>
               <w:t>jR</w:t>
             </w:r>
-            <w:proofErr w:type="spellEnd"/>
-            <w:r>
-              <w:rPr>
-                <w:rFonts w:ascii="BRH Malayalam Extra" w:hAnsi="BRH Malayalam Extra" w:cs="BRH Malayalam Extra"/>
-                <w:sz w:val="33"/>
-                <w:szCs w:val="40"/>
-              </w:rPr>
-              <w:t>–</w:t>
-            </w:r>
-            <w:r>
-              <w:rPr>
-                <w:rFonts w:ascii="BRH Malayalam Extra" w:hAnsi="BRH Malayalam Extra" w:cs="BRH Malayalam Extra"/>
-                <w:sz w:val="40"/>
-                <w:szCs w:val="40"/>
-              </w:rPr>
-              <w:t>¥Z „</w:t>
-            </w:r>
-            <w:proofErr w:type="spellStart"/>
-            <w:r>
-              <w:rPr>
-                <w:rFonts w:ascii="BRH Malayalam Extra" w:hAnsi="BRH Malayalam Extra" w:cs="BRH Malayalam Extra"/>
-                <w:sz w:val="40"/>
-                <w:szCs w:val="40"/>
-              </w:rPr>
-              <w:t>O§Mx</w:t>
-            </w:r>
-            <w:proofErr w:type="spellEnd"/>
-            <w:r>
-              <w:rPr>
-                <w:rFonts w:ascii="BRH Malayalam Extra" w:hAnsi="BRH Malayalam Extra" w:cs="BRH Malayalam Extra"/>
-                <w:sz w:val="33"/>
-                <w:szCs w:val="40"/>
-              </w:rPr>
-              <w:t>–</w:t>
-            </w:r>
-            <w:proofErr w:type="spellStart"/>
-            <w:r>
-              <w:rPr>
-                <w:rFonts w:ascii="BRH Malayalam Extra" w:hAnsi="BRH Malayalam Extra" w:cs="BRH Malayalam Extra"/>
-                <w:sz w:val="40"/>
-                <w:szCs w:val="40"/>
+            <w:r>
+              <w:rPr>
+                <w:rFonts w:ascii="BRH Malayalam Extra" w:hAnsi="BRH Malayalam Extra" w:cs="BRH Malayalam Extra"/>
+                <w:sz w:val="33"/>
+                <w:szCs w:val="40"/>
+                <w:lang w:val="it-IT"/>
+              </w:rPr>
+              <w:t>–</w:t>
+            </w:r>
+            <w:r>
+              <w:rPr>
+                <w:rFonts w:ascii="BRH Malayalam Extra" w:hAnsi="BRH Malayalam Extra" w:cs="BRH Malayalam Extra"/>
+                <w:sz w:val="40"/>
+                <w:szCs w:val="40"/>
+                <w:lang w:val="it-IT"/>
+              </w:rPr>
+              <w:t>¥Z „O§Mx</w:t>
+            </w:r>
+            <w:r>
+              <w:rPr>
+                <w:rFonts w:ascii="BRH Malayalam Extra" w:hAnsi="BRH Malayalam Extra" w:cs="BRH Malayalam Extra"/>
+                <w:sz w:val="33"/>
+                <w:szCs w:val="40"/>
+                <w:lang w:val="it-IT"/>
+              </w:rPr>
+              <w:t>–</w:t>
+            </w:r>
+            <w:r>
+              <w:rPr>
+                <w:rFonts w:ascii="BRH Malayalam Extra" w:hAnsi="BRH Malayalam Extra" w:cs="BRH Malayalam Extra"/>
+                <w:sz w:val="40"/>
+                <w:szCs w:val="40"/>
+                <w:lang w:val="it-IT"/>
               </w:rPr>
               <w:t>e</w:t>
             </w:r>
@@ -6317,35 +5920,27 @@
                 <w:sz w:val="40"/>
                 <w:szCs w:val="40"/>
                 <w:highlight w:val="yellow"/>
-              </w:rPr>
-              <w:t>k</w:t>
-            </w:r>
-            <w:proofErr w:type="spellEnd"/>
-            <w:r>
-              <w:rPr>
-                <w:rFonts w:ascii="BRH Malayalam Extra" w:hAnsi="BRH Malayalam Extra" w:cs="BRH Malayalam Extra"/>
-                <w:sz w:val="40"/>
+                <w:lang w:val="it-IT"/>
+              </w:rPr>
+              <w:t>k¢</w:t>
+            </w:r>
+            <w:r>
+              <w:rPr>
+                <w:rFonts w:ascii="BRH Malayalam Extra" w:hAnsi="BRH Malayalam Extra" w:cs="BRH Malayalam Extra"/>
+                <w:sz w:val="33"/>
                 <w:szCs w:val="40"/>
                 <w:highlight w:val="yellow"/>
-              </w:rPr>
-              <w:t>¢</w:t>
-            </w:r>
-            <w:r>
-              <w:rPr>
-                <w:rFonts w:ascii="BRH Malayalam Extra" w:hAnsi="BRH Malayalam Extra" w:cs="BRH Malayalam Extra"/>
-                <w:sz w:val="33"/>
-                <w:szCs w:val="40"/>
-                <w:highlight w:val="yellow"/>
-              </w:rPr>
-              <w:t>–</w:t>
-            </w:r>
-            <w:proofErr w:type="spellStart"/>
+                <w:lang w:val="it-IT"/>
+              </w:rPr>
+              <w:t>–</w:t>
+            </w:r>
             <w:r>
               <w:rPr>
                 <w:rFonts w:ascii="BRH Devanagari Extra" w:hAnsi="BRH Devanagari Extra" w:cs="BRH Malayalam Extra"/>
                 <w:sz w:val="36"/>
                 <w:szCs w:val="40"/>
                 <w:highlight w:val="yellow"/>
+                <w:lang w:val="it-IT"/>
               </w:rPr>
               <w:t>ó</w:t>
             </w:r>
@@ -6354,35 +5949,27 @@
                 <w:rFonts w:ascii="BRH Devanagari Extra" w:hAnsi="BRH Devanagari Extra" w:cs="BRH Malayalam Extra"/>
                 <w:sz w:val="36"/>
                 <w:szCs w:val="40"/>
+                <w:lang w:val="it-IT"/>
               </w:rPr>
               <w:t>è</w:t>
             </w:r>
-            <w:proofErr w:type="spellEnd"/>
-            <w:r>
-              <w:rPr>
-                <w:rFonts w:ascii="BRH Malayalam Extra" w:hAnsi="BRH Malayalam Extra" w:cs="BRH Malayalam Extra"/>
-                <w:sz w:val="33"/>
-                <w:szCs w:val="40"/>
-              </w:rPr>
-              <w:t>–</w:t>
-            </w:r>
-            <w:proofErr w:type="spellStart"/>
-            <w:r>
-              <w:rPr>
-                <w:rFonts w:ascii="BRH Malayalam Extra" w:hAnsi="BRH Malayalam Extra" w:cs="BRH Malayalam Extra"/>
-                <w:sz w:val="40"/>
-                <w:szCs w:val="40"/>
-              </w:rPr>
-              <w:t>ry</w:t>
-            </w:r>
-            <w:proofErr w:type="spellEnd"/>
-            <w:r>
-              <w:rPr>
-                <w:rFonts w:ascii="BRH Malayalam Extra" w:hAnsi="BRH Malayalam Extra" w:cs="BRH Malayalam Extra"/>
-                <w:sz w:val="40"/>
-                <w:szCs w:val="40"/>
-              </w:rPr>
-              <w:t xml:space="preserve"> | </w:t>
+            <w:r>
+              <w:rPr>
+                <w:rFonts w:ascii="BRH Malayalam Extra" w:hAnsi="BRH Malayalam Extra" w:cs="BRH Malayalam Extra"/>
+                <w:sz w:val="33"/>
+                <w:szCs w:val="40"/>
+                <w:lang w:val="it-IT"/>
+              </w:rPr>
+              <w:t>–</w:t>
+            </w:r>
+            <w:r>
+              <w:rPr>
+                <w:rFonts w:ascii="BRH Malayalam Extra" w:hAnsi="BRH Malayalam Extra" w:cs="BRH Malayalam Extra"/>
+                <w:sz w:val="40"/>
+                <w:szCs w:val="40"/>
+                <w:lang w:val="it-IT"/>
+              </w:rPr>
+              <w:t xml:space="preserve">ry | </w:t>
             </w:r>
           </w:p>
           <w:p>
@@ -6393,32 +5980,33 @@
                 <w:color w:val="000000"/>
                 <w:sz w:val="40"/>
                 <w:szCs w:val="40"/>
-              </w:rPr>
-            </w:pPr>
-            <w:proofErr w:type="spellStart"/>
-            <w:r>
-              <w:rPr>
-                <w:rFonts w:ascii="BRH Malayalam Extra" w:hAnsi="BRH Malayalam Extra" w:cs="BRH Malayalam Extra"/>
-                <w:sz w:val="40"/>
-                <w:szCs w:val="40"/>
+                <w:lang w:val="it-IT"/>
+              </w:rPr>
+            </w:pPr>
+            <w:r>
+              <w:rPr>
+                <w:rFonts w:ascii="BRH Malayalam Extra" w:hAnsi="BRH Malayalam Extra" w:cs="BRH Malayalam Extra"/>
+                <w:sz w:val="40"/>
+                <w:szCs w:val="40"/>
+                <w:lang w:val="it-IT"/>
               </w:rPr>
               <w:t>AO§Mx</w:t>
             </w:r>
-            <w:proofErr w:type="spellEnd"/>
-            <w:r>
-              <w:rPr>
-                <w:rFonts w:ascii="BRH Malayalam Extra" w:hAnsi="BRH Malayalam Extra" w:cs="BRH Malayalam Extra"/>
-                <w:sz w:val="33"/>
-                <w:szCs w:val="40"/>
-              </w:rPr>
-              <w:t>–</w:t>
-            </w:r>
-            <w:proofErr w:type="spellStart"/>
-            <w:r>
-              <w:rPr>
-                <w:rFonts w:ascii="BRH Malayalam Extra" w:hAnsi="BRH Malayalam Extra" w:cs="BRH Malayalam Extra"/>
-                <w:sz w:val="40"/>
-                <w:szCs w:val="40"/>
+            <w:r>
+              <w:rPr>
+                <w:rFonts w:ascii="BRH Malayalam Extra" w:hAnsi="BRH Malayalam Extra" w:cs="BRH Malayalam Extra"/>
+                <w:sz w:val="33"/>
+                <w:szCs w:val="40"/>
+                <w:lang w:val="it-IT"/>
+              </w:rPr>
+              <w:t>–</w:t>
+            </w:r>
+            <w:r>
+              <w:rPr>
+                <w:rFonts w:ascii="BRH Malayalam Extra" w:hAnsi="BRH Malayalam Extra" w:cs="BRH Malayalam Extra"/>
+                <w:sz w:val="40"/>
+                <w:szCs w:val="40"/>
+                <w:lang w:val="it-IT"/>
               </w:rPr>
               <w:t>e</w:t>
             </w:r>
@@ -6428,45 +6016,37 @@
                 <w:sz w:val="40"/>
                 <w:szCs w:val="40"/>
                 <w:highlight w:val="yellow"/>
-              </w:rPr>
-              <w:t>k</w:t>
-            </w:r>
-            <w:proofErr w:type="spellEnd"/>
-            <w:r>
-              <w:rPr>
-                <w:rFonts w:ascii="BRH Malayalam Extra" w:hAnsi="BRH Malayalam Extra" w:cs="BRH Malayalam Extra"/>
-                <w:sz w:val="40"/>
+                <w:lang w:val="it-IT"/>
+              </w:rPr>
+              <w:t>k¢</w:t>
+            </w:r>
+            <w:r>
+              <w:rPr>
+                <w:rFonts w:ascii="BRH Malayalam Extra" w:hAnsi="BRH Malayalam Extra" w:cs="BRH Malayalam Extra"/>
+                <w:sz w:val="33"/>
                 <w:szCs w:val="40"/>
                 <w:highlight w:val="yellow"/>
-              </w:rPr>
-              <w:t>¢</w:t>
-            </w:r>
-            <w:r>
-              <w:rPr>
-                <w:rFonts w:ascii="BRH Malayalam Extra" w:hAnsi="BRH Malayalam Extra" w:cs="BRH Malayalam Extra"/>
-                <w:sz w:val="33"/>
-                <w:szCs w:val="40"/>
-                <w:highlight w:val="yellow"/>
-              </w:rPr>
-              <w:t>–</w:t>
-            </w:r>
-            <w:proofErr w:type="spellStart"/>
+                <w:lang w:val="it-IT"/>
+              </w:rPr>
+              <w:t>–</w:t>
+            </w:r>
             <w:r>
               <w:rPr>
                 <w:rFonts w:ascii="BRH Devanagari Extra" w:hAnsi="BRH Devanagari Extra" w:cs="BRH Malayalam Extra"/>
                 <w:sz w:val="36"/>
                 <w:szCs w:val="40"/>
                 <w:highlight w:val="yellow"/>
+                <w:lang w:val="it-IT"/>
               </w:rPr>
               <w:t>óè</w:t>
             </w:r>
-            <w:proofErr w:type="spellEnd"/>
             <w:r>
               <w:rPr>
                 <w:rFonts w:ascii="BRH Malayalam Extra" w:hAnsi="BRH Malayalam Extra" w:cs="BRH Malayalam Extra"/>
                 <w:sz w:val="33"/>
                 <w:szCs w:val="40"/>
                 <w:highlight w:val="yellow"/>
+                <w:lang w:val="it-IT"/>
               </w:rPr>
               <w:t>–</w:t>
             </w:r>
@@ -6476,25 +6056,16 @@
                 <w:sz w:val="40"/>
                 <w:szCs w:val="40"/>
                 <w:highlight w:val="yellow"/>
-              </w:rPr>
-              <w:t>¥</w:t>
-            </w:r>
-            <w:proofErr w:type="spellStart"/>
-            <w:r>
-              <w:rPr>
-                <w:rFonts w:ascii="BRH Malayalam Extra" w:hAnsi="BRH Malayalam Extra" w:cs="BRH Malayalam Extra"/>
-                <w:sz w:val="40"/>
-                <w:szCs w:val="40"/>
-                <w:highlight w:val="yellow"/>
-              </w:rPr>
-              <w:t>rõ</w:t>
-            </w:r>
-            <w:proofErr w:type="spellEnd"/>
-            <w:r>
-              <w:rPr>
-                <w:rFonts w:ascii="BRH Malayalam Extra" w:hAnsi="BRH Malayalam Extra" w:cs="BRH Malayalam Extra"/>
-                <w:sz w:val="40"/>
-                <w:szCs w:val="40"/>
+                <w:lang w:val="it-IT"/>
+              </w:rPr>
+              <w:t>¥rõ</w:t>
+            </w:r>
+            <w:r>
+              <w:rPr>
+                <w:rFonts w:ascii="BRH Malayalam Extra" w:hAnsi="BRH Malayalam Extra" w:cs="BRH Malayalam Extra"/>
+                <w:sz w:val="40"/>
+                <w:szCs w:val="40"/>
+                <w:lang w:val="it-IT"/>
               </w:rPr>
               <w:t>—p |</w:t>
             </w:r>
@@ -6518,58 +6089,51 @@
                 <w:rFonts w:ascii="BRH Malayalam Extra" w:hAnsi="BRH Malayalam Extra" w:cs="BRH Malayalam Extra"/>
                 <w:sz w:val="40"/>
                 <w:szCs w:val="40"/>
-              </w:rPr>
-            </w:pPr>
-            <w:proofErr w:type="spellStart"/>
-            <w:r>
-              <w:rPr>
-                <w:rFonts w:ascii="BRH Malayalam Extra" w:hAnsi="BRH Malayalam Extra" w:cs="BRH Malayalam Extra"/>
-                <w:sz w:val="40"/>
-                <w:szCs w:val="40"/>
+                <w:lang w:val="it-IT"/>
+              </w:rPr>
+            </w:pPr>
+            <w:r>
+              <w:rPr>
+                <w:rFonts w:ascii="BRH Malayalam Extra" w:hAnsi="BRH Malayalam Extra" w:cs="BRH Malayalam Extra"/>
+                <w:sz w:val="40"/>
+                <w:szCs w:val="40"/>
+                <w:lang w:val="it-IT"/>
               </w:rPr>
               <w:t>jR</w:t>
             </w:r>
-            <w:proofErr w:type="spellEnd"/>
-            <w:r>
-              <w:rPr>
-                <w:rFonts w:ascii="BRH Malayalam Extra" w:hAnsi="BRH Malayalam Extra" w:cs="BRH Malayalam Extra"/>
-                <w:sz w:val="33"/>
-                <w:szCs w:val="40"/>
-              </w:rPr>
-              <w:t>–</w:t>
-            </w:r>
-            <w:r>
-              <w:rPr>
-                <w:rFonts w:ascii="BRH Malayalam Extra" w:hAnsi="BRH Malayalam Extra" w:cs="BRH Malayalam Extra"/>
-                <w:sz w:val="40"/>
-                <w:szCs w:val="40"/>
-              </w:rPr>
-              <w:t>¥Z „</w:t>
-            </w:r>
-            <w:proofErr w:type="spellStart"/>
-            <w:r>
-              <w:rPr>
-                <w:rFonts w:ascii="BRH Malayalam Extra" w:hAnsi="BRH Malayalam Extra" w:cs="BRH Malayalam Extra"/>
-                <w:sz w:val="40"/>
-                <w:szCs w:val="40"/>
-              </w:rPr>
-              <w:t>O§Mx</w:t>
-            </w:r>
-            <w:proofErr w:type="spellEnd"/>
-            <w:r>
-              <w:rPr>
-                <w:rFonts w:ascii="BRH Malayalam Extra" w:hAnsi="BRH Malayalam Extra" w:cs="BRH Malayalam Extra"/>
-                <w:sz w:val="33"/>
-                <w:szCs w:val="40"/>
-              </w:rPr>
-              <w:t>–</w:t>
-            </w:r>
-            <w:proofErr w:type="spellStart"/>
-            <w:r>
-              <w:rPr>
-                <w:rFonts w:ascii="BRH Malayalam Extra" w:hAnsi="BRH Malayalam Extra" w:cs="BRH Malayalam Extra"/>
-                <w:sz w:val="40"/>
-                <w:szCs w:val="40"/>
+            <w:r>
+              <w:rPr>
+                <w:rFonts w:ascii="BRH Malayalam Extra" w:hAnsi="BRH Malayalam Extra" w:cs="BRH Malayalam Extra"/>
+                <w:sz w:val="33"/>
+                <w:szCs w:val="40"/>
+                <w:lang w:val="it-IT"/>
+              </w:rPr>
+              <w:t>–</w:t>
+            </w:r>
+            <w:r>
+              <w:rPr>
+                <w:rFonts w:ascii="BRH Malayalam Extra" w:hAnsi="BRH Malayalam Extra" w:cs="BRH Malayalam Extra"/>
+                <w:sz w:val="40"/>
+                <w:szCs w:val="40"/>
+                <w:lang w:val="it-IT"/>
+              </w:rPr>
+              <w:t>¥Z „O§Mx</w:t>
+            </w:r>
+            <w:r>
+              <w:rPr>
+                <w:rFonts w:ascii="BRH Malayalam Extra" w:hAnsi="BRH Malayalam Extra" w:cs="BRH Malayalam Extra"/>
+                <w:sz w:val="33"/>
+                <w:szCs w:val="40"/>
+                <w:lang w:val="it-IT"/>
+              </w:rPr>
+              <w:t>–</w:t>
+            </w:r>
+            <w:r>
+              <w:rPr>
+                <w:rFonts w:ascii="BRH Malayalam Extra" w:hAnsi="BRH Malayalam Extra" w:cs="BRH Malayalam Extra"/>
+                <w:sz w:val="40"/>
+                <w:szCs w:val="40"/>
+                <w:lang w:val="it-IT"/>
               </w:rPr>
               <w:t>ek¢</w:t>
             </w:r>
@@ -6579,6 +6143,7 @@
                 <w:sz w:val="36"/>
                 <w:szCs w:val="40"/>
                 <w:highlight w:val="green"/>
+                <w:lang w:val="it-IT"/>
               </w:rPr>
               <w:t>ó</w:t>
             </w:r>
@@ -6587,35 +6152,18 @@
                 <w:rFonts w:ascii="BRH Devanagari Extra" w:hAnsi="BRH Devanagari Extra" w:cs="BRH Malayalam Extra"/>
                 <w:sz w:val="36"/>
                 <w:szCs w:val="40"/>
+                <w:lang w:val="it-IT"/>
               </w:rPr>
               <w:t>è</w:t>
             </w:r>
-            <w:proofErr w:type="spellEnd"/>
-            <w:r>
-              <w:rPr>
-                <w:rFonts w:ascii="BRH Malayalam Extra" w:hAnsi="BRH Malayalam Extra" w:cs="BRH Malayalam Extra"/>
-                <w:sz w:val="40"/>
-                <w:szCs w:val="40"/>
-              </w:rPr>
-              <w:t>—</w:t>
-            </w:r>
-            <w:proofErr w:type="spellStart"/>
-            <w:r>
-              <w:rPr>
-                <w:rFonts w:ascii="BRH Malayalam Extra" w:hAnsi="BRH Malayalam Extra" w:cs="BRH Malayalam Extra"/>
-                <w:sz w:val="40"/>
-                <w:szCs w:val="40"/>
-              </w:rPr>
-              <w:t>ry</w:t>
-            </w:r>
-            <w:proofErr w:type="spellEnd"/>
-            <w:r>
-              <w:rPr>
-                <w:rFonts w:ascii="BRH Malayalam Extra" w:hAnsi="BRH Malayalam Extra" w:cs="BRH Malayalam Extra"/>
-                <w:sz w:val="40"/>
-                <w:szCs w:val="40"/>
-              </w:rPr>
-              <w:t xml:space="preserve"> | </w:t>
+            <w:r>
+              <w:rPr>
+                <w:rFonts w:ascii="BRH Malayalam Extra" w:hAnsi="BRH Malayalam Extra" w:cs="BRH Malayalam Extra"/>
+                <w:sz w:val="40"/>
+                <w:szCs w:val="40"/>
+                <w:lang w:val="it-IT"/>
+              </w:rPr>
+              <w:t xml:space="preserve">—ry | </w:t>
             </w:r>
           </w:p>
           <w:p>
@@ -6630,32 +6178,33 @@
                 <w:color w:val="000000"/>
                 <w:sz w:val="40"/>
                 <w:szCs w:val="40"/>
-              </w:rPr>
-            </w:pPr>
-            <w:proofErr w:type="spellStart"/>
-            <w:r>
-              <w:rPr>
-                <w:rFonts w:ascii="BRH Malayalam Extra" w:hAnsi="BRH Malayalam Extra" w:cs="BRH Malayalam Extra"/>
-                <w:sz w:val="40"/>
-                <w:szCs w:val="40"/>
+                <w:lang w:val="it-IT"/>
+              </w:rPr>
+            </w:pPr>
+            <w:r>
+              <w:rPr>
+                <w:rFonts w:ascii="BRH Malayalam Extra" w:hAnsi="BRH Malayalam Extra" w:cs="BRH Malayalam Extra"/>
+                <w:sz w:val="40"/>
+                <w:szCs w:val="40"/>
+                <w:lang w:val="it-IT"/>
               </w:rPr>
               <w:t>AO§Mx</w:t>
             </w:r>
-            <w:proofErr w:type="spellEnd"/>
-            <w:r>
-              <w:rPr>
-                <w:rFonts w:ascii="BRH Malayalam Extra" w:hAnsi="BRH Malayalam Extra" w:cs="BRH Malayalam Extra"/>
-                <w:sz w:val="33"/>
-                <w:szCs w:val="40"/>
-              </w:rPr>
-              <w:t>–</w:t>
-            </w:r>
-            <w:proofErr w:type="spellStart"/>
-            <w:r>
-              <w:rPr>
-                <w:rFonts w:ascii="BRH Malayalam Extra" w:hAnsi="BRH Malayalam Extra" w:cs="BRH Malayalam Extra"/>
-                <w:sz w:val="40"/>
-                <w:szCs w:val="40"/>
+            <w:r>
+              <w:rPr>
+                <w:rFonts w:ascii="BRH Malayalam Extra" w:hAnsi="BRH Malayalam Extra" w:cs="BRH Malayalam Extra"/>
+                <w:sz w:val="33"/>
+                <w:szCs w:val="40"/>
+                <w:lang w:val="it-IT"/>
+              </w:rPr>
+              <w:t>–</w:t>
+            </w:r>
+            <w:r>
+              <w:rPr>
+                <w:rFonts w:ascii="BRH Malayalam Extra" w:hAnsi="BRH Malayalam Extra" w:cs="BRH Malayalam Extra"/>
+                <w:sz w:val="40"/>
+                <w:szCs w:val="40"/>
+                <w:lang w:val="it-IT"/>
               </w:rPr>
               <w:t>e</w:t>
             </w:r>
@@ -6665,6 +6214,7 @@
                 <w:sz w:val="40"/>
                 <w:szCs w:val="40"/>
                 <w:highlight w:val="green"/>
+                <w:lang w:val="it-IT"/>
               </w:rPr>
               <w:t>k¢</w:t>
             </w:r>
@@ -6674,43 +6224,35 @@
                 <w:sz w:val="36"/>
                 <w:szCs w:val="36"/>
                 <w:highlight w:val="green"/>
+                <w:lang w:val="it-IT"/>
               </w:rPr>
               <w:t>ò</w:t>
             </w:r>
-            <w:proofErr w:type="spellEnd"/>
             <w:r>
               <w:rPr>
                 <w:rFonts w:ascii="BRH Malayalam Extra" w:hAnsi="BRH Malayalam Extra" w:cs="BRH Malayalam Extra"/>
                 <w:sz w:val="40"/>
                 <w:szCs w:val="40"/>
                 <w:highlight w:val="green"/>
-              </w:rPr>
-              <w:t>—¥</w:t>
-            </w:r>
-            <w:proofErr w:type="spellStart"/>
-            <w:r>
-              <w:rPr>
-                <w:rFonts w:ascii="BRH Malayalam Extra" w:hAnsi="BRH Malayalam Extra" w:cs="BRH Malayalam Extra"/>
-                <w:sz w:val="40"/>
-                <w:szCs w:val="40"/>
-                <w:highlight w:val="green"/>
-              </w:rPr>
-              <w:t>rõ</w:t>
-            </w:r>
-            <w:proofErr w:type="spellEnd"/>
-            <w:r>
-              <w:rPr>
-                <w:rFonts w:ascii="BRH Malayalam Extra" w:hAnsi="BRH Malayalam Extra" w:cs="BRH Malayalam Extra"/>
-                <w:sz w:val="33"/>
-                <w:szCs w:val="40"/>
-              </w:rPr>
-              <w:t>–</w:t>
-            </w:r>
-            <w:r>
-              <w:rPr>
-                <w:rFonts w:ascii="BRH Malayalam Extra" w:hAnsi="BRH Malayalam Extra" w:cs="BRH Malayalam Extra"/>
-                <w:sz w:val="40"/>
-                <w:szCs w:val="40"/>
+                <w:lang w:val="it-IT"/>
+              </w:rPr>
+              <w:t>—¥rõ</w:t>
+            </w:r>
+            <w:r>
+              <w:rPr>
+                <w:rFonts w:ascii="BRH Malayalam Extra" w:hAnsi="BRH Malayalam Extra" w:cs="BRH Malayalam Extra"/>
+                <w:sz w:val="33"/>
+                <w:szCs w:val="40"/>
+                <w:lang w:val="it-IT"/>
+              </w:rPr>
+              <w:t>–</w:t>
+            </w:r>
+            <w:r>
+              <w:rPr>
+                <w:rFonts w:ascii="BRH Malayalam Extra" w:hAnsi="BRH Malayalam Extra" w:cs="BRH Malayalam Extra"/>
+                <w:sz w:val="40"/>
+                <w:szCs w:val="40"/>
+                <w:lang w:val="it-IT"/>
               </w:rPr>
               <w:t>p |</w:t>
             </w:r>
@@ -6775,20 +6317,8 @@
                 <w:sz w:val="28"/>
                 <w:szCs w:val="32"/>
               </w:rPr>
-              <w:t xml:space="preserve">– </w:t>
-            </w:r>
-            <w:proofErr w:type="spellStart"/>
-            <w:r>
-              <w:rPr>
-                <w:rFonts w:cs="Arial"/>
-                <w:b/>
-                <w:color w:val="000000"/>
-                <w:sz w:val="28"/>
-                <w:szCs w:val="32"/>
-              </w:rPr>
-              <w:t>Kramam</w:t>
-            </w:r>
-            <w:proofErr w:type="spellEnd"/>
+              <w:t>– Kramam</w:t>
+            </w:r>
           </w:p>
           <w:p>
             <w:pPr>
@@ -6809,49 +6339,15 @@
                 <w:szCs w:val="32"/>
               </w:rPr>
             </w:pPr>
-            <w:proofErr w:type="spellStart"/>
-            <w:r>
-              <w:rPr>
-                <w:rFonts w:cs="Arial"/>
-                <w:b/>
-                <w:color w:val="000000"/>
-                <w:sz w:val="28"/>
-                <w:szCs w:val="32"/>
-              </w:rPr>
-              <w:t>Krama</w:t>
-            </w:r>
-            <w:proofErr w:type="spellEnd"/>
-            <w:r>
-              <w:rPr>
-                <w:rFonts w:cs="Arial"/>
-                <w:b/>
-                <w:color w:val="000000"/>
-                <w:sz w:val="28"/>
-                <w:szCs w:val="32"/>
-              </w:rPr>
-              <w:t xml:space="preserve"> </w:t>
-            </w:r>
-            <w:proofErr w:type="spellStart"/>
-            <w:r>
-              <w:rPr>
-                <w:rFonts w:cs="Arial"/>
-                <w:b/>
-                <w:color w:val="000000"/>
-                <w:sz w:val="28"/>
-                <w:szCs w:val="32"/>
-              </w:rPr>
-              <w:t>Vaakyam</w:t>
-            </w:r>
-            <w:proofErr w:type="spellEnd"/>
-            <w:r>
-              <w:rPr>
-                <w:rFonts w:cs="Arial"/>
-                <w:b/>
-                <w:color w:val="000000"/>
-                <w:sz w:val="28"/>
-                <w:szCs w:val="32"/>
-              </w:rPr>
-              <w:t xml:space="preserve"> No. - </w:t>
+            <w:r>
+              <w:rPr>
+                <w:rFonts w:cs="Arial"/>
+                <w:b/>
+                <w:color w:val="000000"/>
+                <w:sz w:val="28"/>
+                <w:szCs w:val="32"/>
+              </w:rPr>
+              <w:t xml:space="preserve">Krama Vaakyam No. - </w:t>
             </w:r>
             <w:r>
               <w:rPr>
@@ -6883,27 +6379,15 @@
                 <w:szCs w:val="32"/>
               </w:rPr>
             </w:pPr>
-            <w:proofErr w:type="spellStart"/>
-            <w:r>
-              <w:rPr>
-                <w:rFonts w:cs="Arial"/>
-                <w:b/>
-                <w:color w:val="000000"/>
-                <w:sz w:val="28"/>
-                <w:szCs w:val="32"/>
-              </w:rPr>
-              <w:t>Panchaati</w:t>
-            </w:r>
-            <w:proofErr w:type="spellEnd"/>
-            <w:r>
-              <w:rPr>
-                <w:rFonts w:cs="Arial"/>
-                <w:b/>
-                <w:color w:val="000000"/>
-                <w:sz w:val="28"/>
-                <w:szCs w:val="32"/>
-              </w:rPr>
-              <w:t xml:space="preserve"> No</w:t>
+            <w:r>
+              <w:rPr>
+                <w:rFonts w:cs="Arial"/>
+                <w:b/>
+                <w:color w:val="000000"/>
+                <w:sz w:val="28"/>
+                <w:szCs w:val="32"/>
+              </w:rPr>
+              <w:t>Panchaati No</w:t>
             </w:r>
             <w:r>
               <w:rPr>
@@ -6982,27 +6466,63 @@
               </w:rPr>
               <w:t>–</w:t>
             </w:r>
-            <w:proofErr w:type="spellStart"/>
-            <w:r>
-              <w:rPr>
-                <w:rFonts w:ascii="BRH Malayalam Extra" w:hAnsi="BRH Malayalam Extra" w:cs="BRH Malayalam Extra"/>
-                <w:color w:val="000000"/>
-                <w:sz w:val="40"/>
-                <w:szCs w:val="40"/>
-              </w:rPr>
-              <w:t>px</w:t>
-            </w:r>
-            <w:proofErr w:type="spellEnd"/>
-            <w:r>
-              <w:rPr>
-                <w:rFonts w:ascii="BRH Malayalam Extra" w:hAnsi="BRH Malayalam Extra" w:cs="BRH Malayalam Extra"/>
-                <w:color w:val="000000"/>
-                <w:sz w:val="40"/>
-                <w:szCs w:val="40"/>
-              </w:rPr>
-              <w:t xml:space="preserve"> C—</w:t>
-            </w:r>
-            <w:proofErr w:type="spellStart"/>
+            <w:r>
+              <w:rPr>
+                <w:rFonts w:ascii="BRH Malayalam Extra" w:hAnsi="BRH Malayalam Extra" w:cs="BRH Malayalam Extra"/>
+                <w:color w:val="000000"/>
+                <w:sz w:val="40"/>
+                <w:szCs w:val="40"/>
+              </w:rPr>
+              <w:t>px C—Rõx</w:t>
+            </w:r>
+            <w:r>
+              <w:rPr>
+                <w:rFonts w:ascii="BRH Malayalam Extra" w:hAnsi="BRH Malayalam Extra" w:cs="BRH Malayalam Extra"/>
+                <w:color w:val="000000"/>
+                <w:sz w:val="40"/>
+                <w:szCs w:val="40"/>
+                <w:highlight w:val="yellow"/>
+              </w:rPr>
+              <w:t>¥Ç</w:t>
+            </w:r>
+            <w:r>
+              <w:rPr>
+                <w:rFonts w:ascii="BRH Malayalam Extra" w:hAnsi="BRH Malayalam Extra" w:cs="BRH Malayalam Extra"/>
+                <w:color w:val="000000"/>
+                <w:sz w:val="40"/>
+                <w:szCs w:val="40"/>
+              </w:rPr>
+              <w:t xml:space="preserve"> | </w:t>
+            </w:r>
+          </w:p>
+          <w:p>
+            <w:pPr>
+              <w:spacing w:before="0" w:line="240" w:lineRule="auto"/>
+              <w:rPr>
+                <w:rFonts w:ascii="BRH Devanagari Extra" w:hAnsi="BRH Devanagari Extra" w:cs="BRH Devanagari Extra"/>
+                <w:color w:val="000000"/>
+                <w:sz w:val="40"/>
+                <w:szCs w:val="40"/>
+              </w:rPr>
+            </w:pPr>
+            <w:r>
+              <w:rPr>
+                <w:rFonts w:ascii="BRH Malayalam Extra" w:hAnsi="BRH Malayalam Extra" w:cs="BRH Malayalam Extra"/>
+                <w:color w:val="000000"/>
+                <w:sz w:val="40"/>
+                <w:szCs w:val="40"/>
+              </w:rPr>
+              <w:t>C</w:t>
+            </w:r>
+            <w:r>
+              <w:rPr>
+                <w:rFonts w:ascii="BRH Malayalam Extra" w:hAnsi="BRH Malayalam Extra" w:cs="BRH Malayalam Extra"/>
+                <w:color w:val="000000"/>
+                <w:sz w:val="33"/>
+                <w:szCs w:val="40"/>
+              </w:rPr>
+              <w:t>–</w:t>
+            </w:r>
             <w:r>
               <w:rPr>
                 <w:rFonts w:ascii="BRH Malayalam Extra" w:hAnsi="BRH Malayalam Extra" w:cs="BRH Malayalam Extra"/>
@@ -7016,72 +6536,11 @@
               <w:rPr>
                 <w:rFonts w:ascii="BRH Malayalam Extra" w:hAnsi="BRH Malayalam Extra" w:cs="BRH Malayalam Extra"/>
                 <w:color w:val="000000"/>
-                <w:sz w:val="40"/>
-                <w:szCs w:val="40"/>
-                <w:highlight w:val="yellow"/>
-              </w:rPr>
-              <w:t>¥Ç</w:t>
-            </w:r>
-            <w:proofErr w:type="spellEnd"/>
-            <w:r>
-              <w:rPr>
-                <w:rFonts w:ascii="BRH Malayalam Extra" w:hAnsi="BRH Malayalam Extra" w:cs="BRH Malayalam Extra"/>
-                <w:color w:val="000000"/>
-                <w:sz w:val="40"/>
-                <w:szCs w:val="40"/>
-              </w:rPr>
-              <w:t xml:space="preserve"> | </w:t>
-            </w:r>
-          </w:p>
-          <w:p>
-            <w:pPr>
-              <w:spacing w:before="0" w:line="240" w:lineRule="auto"/>
-              <w:rPr>
-                <w:rFonts w:ascii="BRH Devanagari Extra" w:hAnsi="BRH Devanagari Extra" w:cs="BRH Devanagari Extra"/>
-                <w:color w:val="000000"/>
-                <w:sz w:val="40"/>
-                <w:szCs w:val="40"/>
-              </w:rPr>
-            </w:pPr>
-            <w:r>
-              <w:rPr>
-                <w:rFonts w:ascii="BRH Malayalam Extra" w:hAnsi="BRH Malayalam Extra" w:cs="BRH Malayalam Extra"/>
-                <w:color w:val="000000"/>
-                <w:sz w:val="40"/>
-                <w:szCs w:val="40"/>
-              </w:rPr>
-              <w:t>C</w:t>
-            </w:r>
-            <w:r>
-              <w:rPr>
-                <w:rFonts w:ascii="BRH Malayalam Extra" w:hAnsi="BRH Malayalam Extra" w:cs="BRH Malayalam Extra"/>
-                <w:color w:val="000000"/>
-                <w:sz w:val="33"/>
-                <w:szCs w:val="40"/>
-              </w:rPr>
-              <w:t>–</w:t>
-            </w:r>
-            <w:proofErr w:type="spellStart"/>
-            <w:r>
-              <w:rPr>
-                <w:rFonts w:ascii="BRH Malayalam Extra" w:hAnsi="BRH Malayalam Extra" w:cs="BRH Malayalam Extra"/>
-                <w:color w:val="000000"/>
-                <w:sz w:val="40"/>
-                <w:szCs w:val="40"/>
-              </w:rPr>
-              <w:t>Rõx</w:t>
-            </w:r>
-            <w:proofErr w:type="spellEnd"/>
-            <w:r>
-              <w:rPr>
-                <w:rFonts w:ascii="BRH Malayalam Extra" w:hAnsi="BRH Malayalam Extra" w:cs="BRH Malayalam Extra"/>
-                <w:color w:val="000000"/>
-                <w:sz w:val="33"/>
-                <w:szCs w:val="40"/>
-              </w:rPr>
-              <w:t>–</w:t>
-            </w:r>
-            <w:proofErr w:type="spellStart"/>
+                <w:sz w:val="33"/>
+                <w:szCs w:val="40"/>
+              </w:rPr>
+              <w:t>–</w:t>
+            </w:r>
             <w:r>
               <w:rPr>
                 <w:rFonts w:ascii="BRH Malayalam Extra" w:hAnsi="BRH Malayalam Extra" w:cs="BRH Malayalam Extra"/>
@@ -7091,44 +6550,23 @@
               </w:rPr>
               <w:t>Çx</w:t>
             </w:r>
-            <w:proofErr w:type="spellEnd"/>
-            <w:r>
-              <w:rPr>
-                <w:rFonts w:ascii="BRH Malayalam Extra" w:hAnsi="BRH Malayalam Extra" w:cs="BRH Malayalam Extra"/>
-                <w:color w:val="000000"/>
-                <w:sz w:val="33"/>
-                <w:szCs w:val="40"/>
-              </w:rPr>
-              <w:t>–</w:t>
-            </w:r>
-            <w:r>
-              <w:rPr>
-                <w:rFonts w:ascii="BRH Malayalam Extra" w:hAnsi="BRH Malayalam Extra" w:cs="BRH Malayalam Extra"/>
-                <w:color w:val="000000"/>
-                <w:sz w:val="40"/>
-                <w:szCs w:val="40"/>
-              </w:rPr>
-              <w:t xml:space="preserve"> </w:t>
-            </w:r>
-            <w:proofErr w:type="spellStart"/>
-            <w:r>
-              <w:rPr>
-                <w:rFonts w:ascii="BRH Malayalam Extra" w:hAnsi="BRH Malayalam Extra" w:cs="BRH Malayalam Extra"/>
-                <w:color w:val="000000"/>
-                <w:sz w:val="40"/>
-                <w:szCs w:val="40"/>
-              </w:rPr>
-              <w:t>CZy</w:t>
-            </w:r>
-            <w:proofErr w:type="spellEnd"/>
-            <w:r>
-              <w:rPr>
-                <w:rFonts w:ascii="BRH Malayalam Extra" w:hAnsi="BRH Malayalam Extra" w:cs="BRH Malayalam Extra"/>
-                <w:color w:val="000000"/>
-                <w:sz w:val="40"/>
-                <w:szCs w:val="40"/>
-              </w:rPr>
-              <w:t>— |</w:t>
+            <w:r>
+              <w:rPr>
+                <w:rFonts w:ascii="BRH Malayalam Extra" w:hAnsi="BRH Malayalam Extra" w:cs="BRH Malayalam Extra"/>
+                <w:color w:val="000000"/>
+                <w:sz w:val="33"/>
+                <w:szCs w:val="40"/>
+              </w:rPr>
+              <w:t>–</w:t>
+            </w:r>
+            <w:r>
+              <w:rPr>
+                <w:rFonts w:ascii="BRH Malayalam Extra" w:hAnsi="BRH Malayalam Extra" w:cs="BRH Malayalam Extra"/>
+                <w:color w:val="000000"/>
+                <w:sz w:val="40"/>
+                <w:szCs w:val="40"/>
+              </w:rPr>
+              <w:t xml:space="preserve"> CZy— |</w:t>
             </w:r>
           </w:p>
         </w:tc>
@@ -7183,37 +6621,15 @@
               </w:rPr>
               <w:t>–</w:t>
             </w:r>
-            <w:proofErr w:type="spellStart"/>
-            <w:r>
-              <w:rPr>
-                <w:rFonts w:ascii="BRH Malayalam Extra" w:hAnsi="BRH Malayalam Extra" w:cs="BRH Malayalam Extra"/>
-                <w:color w:val="000000"/>
-                <w:sz w:val="40"/>
-                <w:szCs w:val="40"/>
-              </w:rPr>
-              <w:t>px</w:t>
-            </w:r>
-            <w:proofErr w:type="spellEnd"/>
-            <w:r>
-              <w:rPr>
-                <w:rFonts w:ascii="BRH Malayalam Extra" w:hAnsi="BRH Malayalam Extra" w:cs="BRH Malayalam Extra"/>
-                <w:color w:val="000000"/>
-                <w:sz w:val="40"/>
-                <w:szCs w:val="40"/>
-              </w:rPr>
-              <w:t xml:space="preserve"> C—</w:t>
-            </w:r>
-            <w:proofErr w:type="spellStart"/>
-            <w:r>
-              <w:rPr>
-                <w:rFonts w:ascii="BRH Malayalam Extra" w:hAnsi="BRH Malayalam Extra" w:cs="BRH Malayalam Extra"/>
-                <w:color w:val="000000"/>
-                <w:sz w:val="40"/>
-                <w:szCs w:val="40"/>
-              </w:rPr>
-              <w:t>Rõx</w:t>
-            </w:r>
-            <w:proofErr w:type="spellEnd"/>
+            <w:r>
+              <w:rPr>
+                <w:rFonts w:ascii="BRH Malayalam Extra" w:hAnsi="BRH Malayalam Extra" w:cs="BRH Malayalam Extra"/>
+                <w:color w:val="000000"/>
+                <w:sz w:val="40"/>
+                <w:szCs w:val="40"/>
+              </w:rPr>
+              <w:t>px C—Rõx</w:t>
+            </w:r>
             <w:r>
               <w:rPr>
                 <w:rFonts w:ascii="BRH Malayalam RN" w:hAnsi="BRH Malayalam RN" w:cs="BRH Malayalam RN"/>
@@ -7276,7 +6692,6 @@
               </w:rPr>
               <w:t>–</w:t>
             </w:r>
-            <w:proofErr w:type="spellStart"/>
             <w:r>
               <w:rPr>
                 <w:rFonts w:ascii="BRH Malayalam Extra" w:hAnsi="BRH Malayalam Extra" w:cs="BRH Malayalam Extra"/>
@@ -7286,17 +6701,15 @@
               </w:rPr>
               <w:t>Rõx</w:t>
             </w:r>
-            <w:proofErr w:type="spellEnd"/>
-            <w:r>
-              <w:rPr>
-                <w:rFonts w:ascii="BRH Malayalam Extra" w:hAnsi="BRH Malayalam Extra" w:cs="BRH Malayalam Extra"/>
-                <w:color w:val="000000"/>
-                <w:sz w:val="33"/>
-                <w:szCs w:val="40"/>
-              </w:rPr>
-              <w:t>–</w:t>
-            </w:r>
-            <w:proofErr w:type="spellStart"/>
+            <w:r>
+              <w:rPr>
+                <w:rFonts w:ascii="BRH Malayalam Extra" w:hAnsi="BRH Malayalam Extra" w:cs="BRH Malayalam Extra"/>
+                <w:color w:val="000000"/>
+                <w:sz w:val="33"/>
+                <w:szCs w:val="40"/>
+              </w:rPr>
+              <w:t>–</w:t>
+            </w:r>
             <w:r>
               <w:rPr>
                 <w:rFonts w:ascii="BRH Malayalam Extra" w:hAnsi="BRH Malayalam Extra" w:cs="BRH Malayalam Extra"/>
@@ -7306,44 +6719,23 @@
               </w:rPr>
               <w:t>Çx</w:t>
             </w:r>
-            <w:proofErr w:type="spellEnd"/>
-            <w:r>
-              <w:rPr>
-                <w:rFonts w:ascii="BRH Malayalam Extra" w:hAnsi="BRH Malayalam Extra" w:cs="BRH Malayalam Extra"/>
-                <w:color w:val="000000"/>
-                <w:sz w:val="33"/>
-                <w:szCs w:val="40"/>
-              </w:rPr>
-              <w:t>–</w:t>
-            </w:r>
-            <w:r>
-              <w:rPr>
-                <w:rFonts w:ascii="BRH Malayalam Extra" w:hAnsi="BRH Malayalam Extra" w:cs="BRH Malayalam Extra"/>
-                <w:color w:val="000000"/>
-                <w:sz w:val="40"/>
-                <w:szCs w:val="40"/>
-              </w:rPr>
-              <w:t xml:space="preserve"> </w:t>
-            </w:r>
-            <w:proofErr w:type="spellStart"/>
-            <w:r>
-              <w:rPr>
-                <w:rFonts w:ascii="BRH Malayalam Extra" w:hAnsi="BRH Malayalam Extra" w:cs="BRH Malayalam Extra"/>
-                <w:color w:val="000000"/>
-                <w:sz w:val="40"/>
-                <w:szCs w:val="40"/>
-              </w:rPr>
-              <w:t>CZy</w:t>
-            </w:r>
-            <w:proofErr w:type="spellEnd"/>
-            <w:r>
-              <w:rPr>
-                <w:rFonts w:ascii="BRH Malayalam Extra" w:hAnsi="BRH Malayalam Extra" w:cs="BRH Malayalam Extra"/>
-                <w:color w:val="000000"/>
-                <w:sz w:val="40"/>
-                <w:szCs w:val="40"/>
-              </w:rPr>
-              <w:t>— |</w:t>
+            <w:r>
+              <w:rPr>
+                <w:rFonts w:ascii="BRH Malayalam Extra" w:hAnsi="BRH Malayalam Extra" w:cs="BRH Malayalam Extra"/>
+                <w:color w:val="000000"/>
+                <w:sz w:val="33"/>
+                <w:szCs w:val="40"/>
+              </w:rPr>
+              <w:t>–</w:t>
+            </w:r>
+            <w:r>
+              <w:rPr>
+                <w:rFonts w:ascii="BRH Malayalam Extra" w:hAnsi="BRH Malayalam Extra" w:cs="BRH Malayalam Extra"/>
+                <w:color w:val="000000"/>
+                <w:sz w:val="40"/>
+                <w:szCs w:val="40"/>
+              </w:rPr>
+              <w:t xml:space="preserve"> CZy— |</w:t>
             </w:r>
           </w:p>
         </w:tc>
@@ -7426,20 +6818,8 @@
                 <w:sz w:val="28"/>
                 <w:szCs w:val="32"/>
               </w:rPr>
-              <w:t xml:space="preserve">– </w:t>
-            </w:r>
-            <w:proofErr w:type="spellStart"/>
-            <w:r>
-              <w:rPr>
-                <w:rFonts w:cs="Arial"/>
-                <w:b/>
-                <w:color w:val="000000"/>
-                <w:sz w:val="28"/>
-                <w:szCs w:val="32"/>
-              </w:rPr>
-              <w:t>Kramam</w:t>
-            </w:r>
-            <w:proofErr w:type="spellEnd"/>
+              <w:t>– Kramam</w:t>
+            </w:r>
           </w:p>
           <w:p>
             <w:pPr>
@@ -7460,49 +6840,15 @@
                 <w:szCs w:val="32"/>
               </w:rPr>
             </w:pPr>
-            <w:proofErr w:type="spellStart"/>
-            <w:r>
-              <w:rPr>
-                <w:rFonts w:cs="Arial"/>
-                <w:b/>
-                <w:color w:val="000000"/>
-                <w:sz w:val="28"/>
-                <w:szCs w:val="32"/>
-              </w:rPr>
-              <w:t>Krama</w:t>
-            </w:r>
-            <w:proofErr w:type="spellEnd"/>
-            <w:r>
-              <w:rPr>
-                <w:rFonts w:cs="Arial"/>
-                <w:b/>
-                <w:color w:val="000000"/>
-                <w:sz w:val="28"/>
-                <w:szCs w:val="32"/>
-              </w:rPr>
-              <w:t xml:space="preserve"> </w:t>
-            </w:r>
-            <w:proofErr w:type="spellStart"/>
-            <w:r>
-              <w:rPr>
-                <w:rFonts w:cs="Arial"/>
-                <w:b/>
-                <w:color w:val="000000"/>
-                <w:sz w:val="28"/>
-                <w:szCs w:val="32"/>
-              </w:rPr>
-              <w:t>Vaakyam</w:t>
-            </w:r>
-            <w:proofErr w:type="spellEnd"/>
-            <w:r>
-              <w:rPr>
-                <w:rFonts w:cs="Arial"/>
-                <w:b/>
-                <w:color w:val="000000"/>
-                <w:sz w:val="28"/>
-                <w:szCs w:val="32"/>
-              </w:rPr>
-              <w:t xml:space="preserve"> No. - </w:t>
+            <w:r>
+              <w:rPr>
+                <w:rFonts w:cs="Arial"/>
+                <w:b/>
+                <w:color w:val="000000"/>
+                <w:sz w:val="28"/>
+                <w:szCs w:val="32"/>
+              </w:rPr>
+              <w:t xml:space="preserve">Krama Vaakyam No. - </w:t>
             </w:r>
             <w:r>
               <w:rPr>
@@ -7534,27 +6880,15 @@
                 <w:szCs w:val="32"/>
               </w:rPr>
             </w:pPr>
-            <w:proofErr w:type="spellStart"/>
-            <w:r>
-              <w:rPr>
-                <w:rFonts w:cs="Arial"/>
-                <w:b/>
-                <w:color w:val="000000"/>
-                <w:sz w:val="28"/>
-                <w:szCs w:val="32"/>
-              </w:rPr>
-              <w:t>Panchaati</w:t>
-            </w:r>
-            <w:proofErr w:type="spellEnd"/>
-            <w:r>
-              <w:rPr>
-                <w:rFonts w:cs="Arial"/>
-                <w:b/>
-                <w:color w:val="000000"/>
-                <w:sz w:val="28"/>
-                <w:szCs w:val="32"/>
-              </w:rPr>
-              <w:t xml:space="preserve"> No</w:t>
+            <w:r>
+              <w:rPr>
+                <w:rFonts w:cs="Arial"/>
+                <w:b/>
+                <w:color w:val="000000"/>
+                <w:sz w:val="28"/>
+                <w:szCs w:val="32"/>
+              </w:rPr>
+              <w:t>Panchaati No</w:t>
             </w:r>
             <w:r>
               <w:rPr>
@@ -7606,84 +6940,32 @@
                 <w:szCs w:val="40"/>
               </w:rPr>
             </w:pPr>
-            <w:proofErr w:type="spellStart"/>
-            <w:r>
-              <w:rPr>
-                <w:rFonts w:ascii="BRH Malayalam Extra" w:hAnsi="BRH Malayalam Extra" w:cs="BRH Malayalam Extra"/>
-                <w:color w:val="000000"/>
-                <w:sz w:val="40"/>
-                <w:szCs w:val="40"/>
-              </w:rPr>
-              <w:t>kxa</w:t>
-            </w:r>
-            <w:proofErr w:type="spellEnd"/>
-            <w:r>
-              <w:rPr>
-                <w:rFonts w:ascii="BRH Malayalam Extra" w:hAnsi="BRH Malayalam Extra" w:cs="BRH Malayalam Extra"/>
-                <w:color w:val="000000"/>
-                <w:sz w:val="40"/>
-                <w:szCs w:val="40"/>
-              </w:rPr>
-              <w:t>—</w:t>
-            </w:r>
-            <w:proofErr w:type="spellStart"/>
-            <w:r>
-              <w:rPr>
-                <w:rFonts w:ascii="BRH Malayalam Extra" w:hAnsi="BRH Malayalam Extra" w:cs="BRH Malayalam Extra"/>
-                <w:color w:val="000000"/>
-                <w:sz w:val="40"/>
-                <w:szCs w:val="40"/>
-              </w:rPr>
-              <w:t>Ç¥kx</w:t>
-            </w:r>
-            <w:proofErr w:type="spellEnd"/>
-            <w:r>
-              <w:rPr>
-                <w:rFonts w:ascii="BRH Malayalam Extra" w:hAnsi="BRH Malayalam Extra" w:cs="BRH Malayalam Extra"/>
-                <w:color w:val="000000"/>
-                <w:sz w:val="33"/>
-                <w:szCs w:val="40"/>
-              </w:rPr>
-              <w:t>–</w:t>
-            </w:r>
-            <w:r>
-              <w:rPr>
-                <w:rFonts w:ascii="BRH Malayalam Extra" w:hAnsi="BRH Malayalam Extra" w:cs="BRH Malayalam Extra"/>
-                <w:color w:val="000000"/>
-                <w:sz w:val="40"/>
-                <w:szCs w:val="40"/>
-              </w:rPr>
-              <w:t xml:space="preserve"> ¤¤p | </w:t>
-            </w:r>
-            <w:proofErr w:type="spellStart"/>
-            <w:r>
-              <w:rPr>
-                <w:rFonts w:ascii="BRH Malayalam Extra" w:hAnsi="BRH Malayalam Extra" w:cs="BRH Malayalam Extra"/>
-                <w:color w:val="000000"/>
-                <w:sz w:val="40"/>
-                <w:szCs w:val="40"/>
-              </w:rPr>
-              <w:t>kxa</w:t>
-            </w:r>
-            <w:proofErr w:type="spellEnd"/>
-            <w:r>
-              <w:rPr>
-                <w:rFonts w:ascii="BRH Malayalam Extra" w:hAnsi="BRH Malayalam Extra" w:cs="BRH Malayalam Extra"/>
-                <w:color w:val="000000"/>
-                <w:sz w:val="40"/>
-                <w:szCs w:val="40"/>
-              </w:rPr>
-              <w:t>—</w:t>
-            </w:r>
-            <w:proofErr w:type="spellStart"/>
-            <w:r>
-              <w:rPr>
-                <w:rFonts w:ascii="BRH Malayalam Extra" w:hAnsi="BRH Malayalam Extra" w:cs="BRH Malayalam Extra"/>
-                <w:color w:val="000000"/>
-                <w:sz w:val="40"/>
-                <w:szCs w:val="40"/>
-              </w:rPr>
-              <w:t>Ç</w:t>
+            <w:r>
+              <w:rPr>
+                <w:rFonts w:ascii="BRH Malayalam Extra" w:hAnsi="BRH Malayalam Extra" w:cs="BRH Malayalam Extra"/>
+                <w:color w:val="000000"/>
+                <w:sz w:val="40"/>
+                <w:szCs w:val="40"/>
+              </w:rPr>
+              <w:t>kxa—Ç¥kx</w:t>
+            </w:r>
+            <w:r>
+              <w:rPr>
+                <w:rFonts w:ascii="BRH Malayalam Extra" w:hAnsi="BRH Malayalam Extra" w:cs="BRH Malayalam Extra"/>
+                <w:color w:val="000000"/>
+                <w:sz w:val="33"/>
+                <w:szCs w:val="40"/>
+              </w:rPr>
+              <w:t>–</w:t>
+            </w:r>
+            <w:r>
+              <w:rPr>
+                <w:rFonts w:ascii="BRH Malayalam Extra" w:hAnsi="BRH Malayalam Extra" w:cs="BRH Malayalam Extra"/>
+                <w:color w:val="000000"/>
+                <w:sz w:val="40"/>
+                <w:szCs w:val="40"/>
+              </w:rPr>
+              <w:t xml:space="preserve"> ¤¤p | kxa—Ç</w:t>
             </w:r>
             <w:r>
               <w:rPr>
@@ -7695,54 +6977,32 @@
               </w:rPr>
               <w:t>k</w:t>
             </w:r>
-            <w:proofErr w:type="spellEnd"/>
-            <w:r>
-              <w:rPr>
-                <w:rFonts w:ascii="BRH Malayalam Extra" w:hAnsi="BRH Malayalam Extra" w:cs="BRH Malayalam Extra"/>
-                <w:color w:val="000000"/>
-                <w:sz w:val="40"/>
-                <w:szCs w:val="40"/>
-              </w:rPr>
-              <w:t xml:space="preserve"> </w:t>
-            </w:r>
-            <w:proofErr w:type="spellStart"/>
-            <w:r>
-              <w:rPr>
-                <w:rFonts w:ascii="BRH Malayalam Extra" w:hAnsi="BRH Malayalam Extra" w:cs="BRH Malayalam Extra"/>
-                <w:color w:val="000000"/>
-                <w:sz w:val="40"/>
-                <w:szCs w:val="40"/>
-              </w:rPr>
-              <w:t>CZy</w:t>
-            </w:r>
-            <w:proofErr w:type="spellEnd"/>
-            <w:r>
-              <w:rPr>
-                <w:rFonts w:ascii="BRH Malayalam Extra" w:hAnsi="BRH Malayalam Extra" w:cs="BRH Malayalam Extra"/>
-                <w:color w:val="000000"/>
-                <w:sz w:val="33"/>
-                <w:szCs w:val="40"/>
-              </w:rPr>
-              <w:t>–</w:t>
-            </w:r>
-            <w:r>
-              <w:rPr>
-                <w:rFonts w:ascii="BRH Malayalam Extra" w:hAnsi="BRH Malayalam Extra" w:cs="BRH Malayalam Extra"/>
-                <w:color w:val="000000"/>
-                <w:sz w:val="40"/>
-                <w:szCs w:val="40"/>
-              </w:rPr>
-              <w:t xml:space="preserve"> </w:t>
-            </w:r>
-            <w:proofErr w:type="spellStart"/>
-            <w:r>
-              <w:rPr>
-                <w:rFonts w:ascii="BRH Malayalam Extra" w:hAnsi="BRH Malayalam Extra" w:cs="BRH Malayalam Extra"/>
-                <w:color w:val="000000"/>
-                <w:sz w:val="40"/>
-                <w:szCs w:val="40"/>
-              </w:rPr>
-              <w:t>kxa˜</w:t>
+            <w:r>
+              <w:rPr>
+                <w:rFonts w:ascii="BRH Malayalam Extra" w:hAnsi="BRH Malayalam Extra" w:cs="BRH Malayalam Extra"/>
+                <w:color w:val="000000"/>
+                <w:sz w:val="40"/>
+                <w:szCs w:val="40"/>
+              </w:rPr>
+              <w:t xml:space="preserve"> CZy</w:t>
+            </w:r>
+            <w:r>
+              <w:rPr>
+                <w:rFonts w:ascii="BRH Malayalam Extra" w:hAnsi="BRH Malayalam Extra" w:cs="BRH Malayalam Extra"/>
+                <w:color w:val="000000"/>
+                <w:sz w:val="33"/>
+                <w:szCs w:val="40"/>
+              </w:rPr>
+              <w:t>–</w:t>
+            </w:r>
+            <w:r>
+              <w:rPr>
+                <w:rFonts w:ascii="BRH Malayalam Extra" w:hAnsi="BRH Malayalam Extra" w:cs="BRH Malayalam Extra"/>
+                <w:color w:val="000000"/>
+                <w:sz w:val="40"/>
+                <w:szCs w:val="40"/>
+              </w:rPr>
+              <w:t xml:space="preserve"> kxa˜</w:t>
             </w:r>
             <w:r>
               <w:rPr>
@@ -7753,7 +7013,6 @@
               </w:rPr>
               <w:t>I</w:t>
             </w:r>
-            <w:proofErr w:type="spellEnd"/>
             <w:r>
               <w:rPr>
                 <w:rFonts w:ascii="BRH Malayalam Extra" w:hAnsi="BRH Malayalam Extra" w:cs="BRH Malayalam Extra"/>
@@ -7825,84 +7084,32 @@
                 <w:szCs w:val="40"/>
               </w:rPr>
             </w:pPr>
-            <w:proofErr w:type="spellStart"/>
-            <w:r>
-              <w:rPr>
-                <w:rFonts w:ascii="BRH Malayalam Extra" w:hAnsi="BRH Malayalam Extra" w:cs="BRH Malayalam Extra"/>
-                <w:color w:val="000000"/>
-                <w:sz w:val="40"/>
-                <w:szCs w:val="40"/>
-              </w:rPr>
-              <w:t>kxa</w:t>
-            </w:r>
-            <w:proofErr w:type="spellEnd"/>
-            <w:r>
-              <w:rPr>
-                <w:rFonts w:ascii="BRH Malayalam Extra" w:hAnsi="BRH Malayalam Extra" w:cs="BRH Malayalam Extra"/>
-                <w:color w:val="000000"/>
-                <w:sz w:val="40"/>
-                <w:szCs w:val="40"/>
-              </w:rPr>
-              <w:t>—</w:t>
-            </w:r>
-            <w:proofErr w:type="spellStart"/>
-            <w:r>
-              <w:rPr>
-                <w:rFonts w:ascii="BRH Malayalam Extra" w:hAnsi="BRH Malayalam Extra" w:cs="BRH Malayalam Extra"/>
-                <w:color w:val="000000"/>
-                <w:sz w:val="40"/>
-                <w:szCs w:val="40"/>
-              </w:rPr>
-              <w:t>Ç¥kx</w:t>
-            </w:r>
-            <w:proofErr w:type="spellEnd"/>
-            <w:r>
-              <w:rPr>
-                <w:rFonts w:ascii="BRH Malayalam Extra" w:hAnsi="BRH Malayalam Extra" w:cs="BRH Malayalam Extra"/>
-                <w:color w:val="000000"/>
-                <w:sz w:val="33"/>
-                <w:szCs w:val="40"/>
-              </w:rPr>
-              <w:t>–</w:t>
-            </w:r>
-            <w:r>
-              <w:rPr>
-                <w:rFonts w:ascii="BRH Malayalam Extra" w:hAnsi="BRH Malayalam Extra" w:cs="BRH Malayalam Extra"/>
-                <w:color w:val="000000"/>
-                <w:sz w:val="40"/>
-                <w:szCs w:val="40"/>
-              </w:rPr>
-              <w:t xml:space="preserve"> ¤¤p | </w:t>
-            </w:r>
-            <w:proofErr w:type="spellStart"/>
-            <w:r>
-              <w:rPr>
-                <w:rFonts w:ascii="BRH Malayalam Extra" w:hAnsi="BRH Malayalam Extra" w:cs="BRH Malayalam Extra"/>
-                <w:color w:val="000000"/>
-                <w:sz w:val="40"/>
-                <w:szCs w:val="40"/>
-              </w:rPr>
-              <w:t>kxa</w:t>
-            </w:r>
-            <w:proofErr w:type="spellEnd"/>
-            <w:r>
-              <w:rPr>
-                <w:rFonts w:ascii="BRH Malayalam Extra" w:hAnsi="BRH Malayalam Extra" w:cs="BRH Malayalam Extra"/>
-                <w:color w:val="000000"/>
-                <w:sz w:val="40"/>
-                <w:szCs w:val="40"/>
-              </w:rPr>
-              <w:t>—</w:t>
-            </w:r>
-            <w:proofErr w:type="spellStart"/>
-            <w:r>
-              <w:rPr>
-                <w:rFonts w:ascii="BRH Malayalam Extra" w:hAnsi="BRH Malayalam Extra" w:cs="BRH Malayalam Extra"/>
-                <w:color w:val="000000"/>
-                <w:sz w:val="40"/>
-                <w:szCs w:val="40"/>
-              </w:rPr>
-              <w:t>Ç</w:t>
+            <w:r>
+              <w:rPr>
+                <w:rFonts w:ascii="BRH Malayalam Extra" w:hAnsi="BRH Malayalam Extra" w:cs="BRH Malayalam Extra"/>
+                <w:color w:val="000000"/>
+                <w:sz w:val="40"/>
+                <w:szCs w:val="40"/>
+              </w:rPr>
+              <w:t>kxa—Ç¥kx</w:t>
+            </w:r>
+            <w:r>
+              <w:rPr>
+                <w:rFonts w:ascii="BRH Malayalam Extra" w:hAnsi="BRH Malayalam Extra" w:cs="BRH Malayalam Extra"/>
+                <w:color w:val="000000"/>
+                <w:sz w:val="33"/>
+                <w:szCs w:val="40"/>
+              </w:rPr>
+              <w:t>–</w:t>
+            </w:r>
+            <w:r>
+              <w:rPr>
+                <w:rFonts w:ascii="BRH Malayalam Extra" w:hAnsi="BRH Malayalam Extra" w:cs="BRH Malayalam Extra"/>
+                <w:color w:val="000000"/>
+                <w:sz w:val="40"/>
+                <w:szCs w:val="40"/>
+              </w:rPr>
+              <w:t xml:space="preserve"> ¤¤p | kxa—Ç</w:t>
             </w:r>
             <w:r>
               <w:rPr>
@@ -7914,63 +7121,41 @@
               </w:rPr>
               <w:t>k</w:t>
             </w:r>
-            <w:proofErr w:type="spellEnd"/>
-            <w:r>
-              <w:rPr>
-                <w:rFonts w:ascii="BRH Malayalam Extra" w:hAnsi="BRH Malayalam Extra" w:cs="BRH Malayalam Extra"/>
-                <w:color w:val="000000"/>
-                <w:sz w:val="33"/>
-                <w:szCs w:val="40"/>
-              </w:rPr>
-              <w:t>–</w:t>
-            </w:r>
-            <w:r>
-              <w:rPr>
-                <w:rFonts w:ascii="BRH Malayalam Extra" w:hAnsi="BRH Malayalam Extra" w:cs="BRH Malayalam Extra"/>
-                <w:color w:val="000000"/>
-                <w:sz w:val="40"/>
-                <w:szCs w:val="40"/>
-              </w:rPr>
-              <w:t xml:space="preserve"> </w:t>
-            </w:r>
-            <w:proofErr w:type="spellStart"/>
-            <w:r>
-              <w:rPr>
-                <w:rFonts w:ascii="BRH Malayalam Extra" w:hAnsi="BRH Malayalam Extra" w:cs="BRH Malayalam Extra"/>
-                <w:color w:val="000000"/>
-                <w:sz w:val="40"/>
-                <w:szCs w:val="40"/>
-              </w:rPr>
-              <w:t>CZy</w:t>
-            </w:r>
-            <w:proofErr w:type="spellEnd"/>
-            <w:r>
-              <w:rPr>
-                <w:rFonts w:ascii="BRH Malayalam Extra" w:hAnsi="BRH Malayalam Extra" w:cs="BRH Malayalam Extra"/>
-                <w:color w:val="000000"/>
-                <w:sz w:val="33"/>
-                <w:szCs w:val="40"/>
-              </w:rPr>
-              <w:t>–</w:t>
-            </w:r>
-            <w:r>
-              <w:rPr>
-                <w:rFonts w:ascii="BRH Malayalam Extra" w:hAnsi="BRH Malayalam Extra" w:cs="BRH Malayalam Extra"/>
-                <w:color w:val="000000"/>
-                <w:sz w:val="40"/>
-                <w:szCs w:val="40"/>
-              </w:rPr>
-              <w:t xml:space="preserve"> </w:t>
-            </w:r>
-            <w:proofErr w:type="spellStart"/>
-            <w:r>
-              <w:rPr>
-                <w:rFonts w:ascii="BRH Malayalam Extra" w:hAnsi="BRH Malayalam Extra" w:cs="BRH Malayalam Extra"/>
-                <w:color w:val="000000"/>
-                <w:sz w:val="40"/>
-                <w:szCs w:val="40"/>
-              </w:rPr>
-              <w:t>kxa˜</w:t>
+            <w:r>
+              <w:rPr>
+                <w:rFonts w:ascii="BRH Malayalam Extra" w:hAnsi="BRH Malayalam Extra" w:cs="BRH Malayalam Extra"/>
+                <w:color w:val="000000"/>
+                <w:sz w:val="33"/>
+                <w:szCs w:val="40"/>
+              </w:rPr>
+              <w:t>–</w:t>
+            </w:r>
+            <w:r>
+              <w:rPr>
+                <w:rFonts w:ascii="BRH Malayalam Extra" w:hAnsi="BRH Malayalam Extra" w:cs="BRH Malayalam Extra"/>
+                <w:color w:val="000000"/>
+                <w:sz w:val="40"/>
+                <w:szCs w:val="40"/>
+              </w:rPr>
+              <w:t xml:space="preserve"> CZy</w:t>
+            </w:r>
+            <w:r>
+              <w:rPr>
+                <w:rFonts w:ascii="BRH Malayalam Extra" w:hAnsi="BRH Malayalam Extra" w:cs="BRH Malayalam Extra"/>
+                <w:color w:val="000000"/>
+                <w:sz w:val="33"/>
+                <w:szCs w:val="40"/>
+              </w:rPr>
+              <w:t>–</w:t>
+            </w:r>
+            <w:r>
+              <w:rPr>
+                <w:rFonts w:ascii="BRH Malayalam Extra" w:hAnsi="BRH Malayalam Extra" w:cs="BRH Malayalam Extra"/>
+                <w:color w:val="000000"/>
+                <w:sz w:val="40"/>
+                <w:szCs w:val="40"/>
+              </w:rPr>
+              <w:t xml:space="preserve"> kxa˜</w:t>
             </w:r>
             <w:r>
               <w:rPr>
@@ -7981,7 +7166,6 @@
               </w:rPr>
               <w:t>I</w:t>
             </w:r>
-            <w:proofErr w:type="spellEnd"/>
             <w:r>
               <w:rPr>
                 <w:rFonts w:ascii="BRH Malayalam Extra" w:hAnsi="BRH Malayalam Extra" w:cs="BRH Malayalam Extra"/>
@@ -8088,20 +7272,8 @@
                 <w:sz w:val="28"/>
                 <w:szCs w:val="32"/>
               </w:rPr>
-              <w:t xml:space="preserve">– </w:t>
-            </w:r>
-            <w:proofErr w:type="spellStart"/>
-            <w:r>
-              <w:rPr>
-                <w:rFonts w:cs="Arial"/>
-                <w:b/>
-                <w:color w:val="000000"/>
-                <w:sz w:val="28"/>
-                <w:szCs w:val="32"/>
-              </w:rPr>
-              <w:t>Kramam</w:t>
-            </w:r>
-            <w:proofErr w:type="spellEnd"/>
+              <w:t>– Kramam</w:t>
+            </w:r>
           </w:p>
           <w:p>
             <w:pPr>
@@ -8122,49 +7294,15 @@
                 <w:szCs w:val="32"/>
               </w:rPr>
             </w:pPr>
-            <w:proofErr w:type="spellStart"/>
-            <w:r>
-              <w:rPr>
-                <w:rFonts w:cs="Arial"/>
-                <w:b/>
-                <w:color w:val="000000"/>
-                <w:sz w:val="28"/>
-                <w:szCs w:val="32"/>
-              </w:rPr>
-              <w:t>Krama</w:t>
-            </w:r>
-            <w:proofErr w:type="spellEnd"/>
-            <w:r>
-              <w:rPr>
-                <w:rFonts w:cs="Arial"/>
-                <w:b/>
-                <w:color w:val="000000"/>
-                <w:sz w:val="28"/>
-                <w:szCs w:val="32"/>
-              </w:rPr>
-              <w:t xml:space="preserve"> </w:t>
-            </w:r>
-            <w:proofErr w:type="spellStart"/>
-            <w:r>
-              <w:rPr>
-                <w:rFonts w:cs="Arial"/>
-                <w:b/>
-                <w:color w:val="000000"/>
-                <w:sz w:val="28"/>
-                <w:szCs w:val="32"/>
-              </w:rPr>
-              <w:t>Vaakyam</w:t>
-            </w:r>
-            <w:proofErr w:type="spellEnd"/>
-            <w:r>
-              <w:rPr>
-                <w:rFonts w:cs="Arial"/>
-                <w:b/>
-                <w:color w:val="000000"/>
-                <w:sz w:val="28"/>
-                <w:szCs w:val="32"/>
-              </w:rPr>
-              <w:t xml:space="preserve"> No. - </w:t>
+            <w:r>
+              <w:rPr>
+                <w:rFonts w:cs="Arial"/>
+                <w:b/>
+                <w:color w:val="000000"/>
+                <w:sz w:val="28"/>
+                <w:szCs w:val="32"/>
+              </w:rPr>
+              <w:t xml:space="preserve">Krama Vaakyam No. - </w:t>
             </w:r>
             <w:r>
               <w:rPr>
@@ -8196,27 +7334,15 @@
                 <w:szCs w:val="32"/>
               </w:rPr>
             </w:pPr>
-            <w:proofErr w:type="spellStart"/>
-            <w:r>
-              <w:rPr>
-                <w:rFonts w:cs="Arial"/>
-                <w:b/>
-                <w:color w:val="000000"/>
-                <w:sz w:val="28"/>
-                <w:szCs w:val="32"/>
-              </w:rPr>
-              <w:t>Panchaati</w:t>
-            </w:r>
-            <w:proofErr w:type="spellEnd"/>
-            <w:r>
-              <w:rPr>
-                <w:rFonts w:cs="Arial"/>
-                <w:b/>
-                <w:color w:val="000000"/>
-                <w:sz w:val="28"/>
-                <w:szCs w:val="32"/>
-              </w:rPr>
-              <w:t xml:space="preserve"> No</w:t>
+            <w:r>
+              <w:rPr>
+                <w:rFonts w:cs="Arial"/>
+                <w:b/>
+                <w:color w:val="000000"/>
+                <w:sz w:val="28"/>
+                <w:szCs w:val="32"/>
+              </w:rPr>
+              <w:t>Panchaati No</w:t>
             </w:r>
             <w:r>
               <w:rPr>
@@ -8413,27 +7539,7 @@
                 <w:sz w:val="40"/>
                 <w:szCs w:val="40"/>
               </w:rPr>
-              <w:t>¥</w:t>
-            </w:r>
-            <w:proofErr w:type="spellStart"/>
-            <w:r>
-              <w:rPr>
-                <w:rFonts w:ascii="BRH Malayalam Extra" w:hAnsi="BRH Malayalam Extra" w:cs="BRH Malayalam Extra"/>
-                <w:color w:val="000000"/>
-                <w:sz w:val="40"/>
-                <w:szCs w:val="40"/>
-              </w:rPr>
-              <w:t>ZZy</w:t>
-            </w:r>
-            <w:proofErr w:type="spellEnd"/>
-            <w:r>
-              <w:rPr>
-                <w:rFonts w:ascii="BRH Malayalam Extra" w:hAnsi="BRH Malayalam Extra" w:cs="BRH Malayalam Extra"/>
-                <w:color w:val="000000"/>
-                <w:sz w:val="40"/>
-                <w:szCs w:val="40"/>
-              </w:rPr>
-              <w:t>— |</w:t>
+              <w:t>¥ZZy— |</w:t>
             </w:r>
           </w:p>
         </w:tc>
@@ -8619,27 +7725,7 @@
                 <w:sz w:val="40"/>
                 <w:szCs w:val="40"/>
               </w:rPr>
-              <w:t>¥</w:t>
-            </w:r>
-            <w:proofErr w:type="spellStart"/>
-            <w:r>
-              <w:rPr>
-                <w:rFonts w:ascii="BRH Malayalam Extra" w:hAnsi="BRH Malayalam Extra" w:cs="BRH Malayalam Extra"/>
-                <w:color w:val="000000"/>
-                <w:sz w:val="40"/>
-                <w:szCs w:val="40"/>
-              </w:rPr>
-              <w:t>ZZy</w:t>
-            </w:r>
-            <w:proofErr w:type="spellEnd"/>
-            <w:r>
-              <w:rPr>
-                <w:rFonts w:ascii="BRH Malayalam Extra" w:hAnsi="BRH Malayalam Extra" w:cs="BRH Malayalam Extra"/>
-                <w:color w:val="000000"/>
-                <w:sz w:val="40"/>
-                <w:szCs w:val="40"/>
-              </w:rPr>
-              <w:t>— |</w:t>
+              <w:t>¥ZZy— |</w:t>
             </w:r>
           </w:p>
         </w:tc>
@@ -8682,7 +7768,6 @@
                 <w:sz w:val="28"/>
                 <w:szCs w:val="32"/>
               </w:rPr>
-              <w:lastRenderedPageBreak/>
               <w:t>T.S.2.</w:t>
             </w:r>
             <w:r>
@@ -8703,20 +7788,8 @@
                 <w:sz w:val="28"/>
                 <w:szCs w:val="32"/>
               </w:rPr>
-              <w:t xml:space="preserve">– </w:t>
-            </w:r>
-            <w:proofErr w:type="spellStart"/>
-            <w:r>
-              <w:rPr>
-                <w:rFonts w:cs="Arial"/>
-                <w:b/>
-                <w:color w:val="000000"/>
-                <w:sz w:val="28"/>
-                <w:szCs w:val="32"/>
-              </w:rPr>
-              <w:t>Kramam</w:t>
-            </w:r>
-            <w:proofErr w:type="spellEnd"/>
+              <w:t>– Kramam</w:t>
+            </w:r>
           </w:p>
           <w:p>
             <w:pPr>
@@ -8737,49 +7810,15 @@
                 <w:szCs w:val="32"/>
               </w:rPr>
             </w:pPr>
-            <w:proofErr w:type="spellStart"/>
-            <w:r>
-              <w:rPr>
-                <w:rFonts w:cs="Arial"/>
-                <w:b/>
-                <w:color w:val="000000"/>
-                <w:sz w:val="28"/>
-                <w:szCs w:val="32"/>
-              </w:rPr>
-              <w:t>Krama</w:t>
-            </w:r>
-            <w:proofErr w:type="spellEnd"/>
-            <w:r>
-              <w:rPr>
-                <w:rFonts w:cs="Arial"/>
-                <w:b/>
-                <w:color w:val="000000"/>
-                <w:sz w:val="28"/>
-                <w:szCs w:val="32"/>
-              </w:rPr>
-              <w:t xml:space="preserve"> </w:t>
-            </w:r>
-            <w:proofErr w:type="spellStart"/>
-            <w:r>
-              <w:rPr>
-                <w:rFonts w:cs="Arial"/>
-                <w:b/>
-                <w:color w:val="000000"/>
-                <w:sz w:val="28"/>
-                <w:szCs w:val="32"/>
-              </w:rPr>
-              <w:t>Vaakyam</w:t>
-            </w:r>
-            <w:proofErr w:type="spellEnd"/>
-            <w:r>
-              <w:rPr>
-                <w:rFonts w:cs="Arial"/>
-                <w:b/>
-                <w:color w:val="000000"/>
-                <w:sz w:val="28"/>
-                <w:szCs w:val="32"/>
-              </w:rPr>
-              <w:t xml:space="preserve"> No. - </w:t>
+            <w:r>
+              <w:rPr>
+                <w:rFonts w:cs="Arial"/>
+                <w:b/>
+                <w:color w:val="000000"/>
+                <w:sz w:val="28"/>
+                <w:szCs w:val="32"/>
+              </w:rPr>
+              <w:t xml:space="preserve">Krama Vaakyam No. - </w:t>
             </w:r>
             <w:r>
               <w:rPr>
@@ -8807,27 +7846,15 @@
                 <w:szCs w:val="36"/>
               </w:rPr>
             </w:pPr>
-            <w:proofErr w:type="spellStart"/>
-            <w:r>
-              <w:rPr>
-                <w:rFonts w:cs="Arial"/>
-                <w:b/>
-                <w:color w:val="000000"/>
-                <w:sz w:val="28"/>
-                <w:szCs w:val="32"/>
-              </w:rPr>
-              <w:t>Panchaati</w:t>
-            </w:r>
-            <w:proofErr w:type="spellEnd"/>
-            <w:r>
-              <w:rPr>
-                <w:rFonts w:cs="Arial"/>
-                <w:b/>
-                <w:color w:val="000000"/>
-                <w:sz w:val="28"/>
-                <w:szCs w:val="32"/>
-              </w:rPr>
-              <w:t xml:space="preserve"> No</w:t>
+            <w:r>
+              <w:rPr>
+                <w:rFonts w:cs="Arial"/>
+                <w:b/>
+                <w:color w:val="000000"/>
+                <w:sz w:val="28"/>
+                <w:szCs w:val="32"/>
+              </w:rPr>
+              <w:t>Panchaati No</w:t>
             </w:r>
             <w:r>
               <w:rPr>
@@ -8879,27 +7906,26 @@
                 <w:szCs w:val="40"/>
               </w:rPr>
             </w:pPr>
-            <w:proofErr w:type="spellStart"/>
-            <w:r>
-              <w:rPr>
-                <w:rFonts w:ascii="BRH Malayalam Extra" w:hAnsi="BRH Malayalam Extra" w:cs="BRH Malayalam Extra"/>
-                <w:color w:val="000000"/>
-                <w:sz w:val="40"/>
-                <w:szCs w:val="40"/>
-              </w:rPr>
-              <w:t>öe</w:t>
-            </w:r>
-            <w:proofErr w:type="spellEnd"/>
-            <w:r>
-              <w:rPr>
-                <w:rFonts w:ascii="BRH Malayalam Extra" w:hAnsi="BRH Malayalam Extra" w:cs="BRH Malayalam Extra"/>
-                <w:color w:val="000000"/>
-                <w:sz w:val="40"/>
-                <w:szCs w:val="40"/>
-              </w:rPr>
-              <w:t xml:space="preserve"> </w:t>
-            </w:r>
-            <w:proofErr w:type="spellStart"/>
+            <w:r>
+              <w:rPr>
+                <w:rFonts w:ascii="BRH Malayalam Extra" w:hAnsi="BRH Malayalam Extra" w:cs="BRH Malayalam Extra"/>
+                <w:color w:val="000000"/>
+                <w:sz w:val="40"/>
+                <w:szCs w:val="40"/>
+              </w:rPr>
+              <w:t xml:space="preserve">öe ey—e¥Z | </w:t>
+            </w:r>
+          </w:p>
+          <w:p>
+            <w:pPr>
+              <w:spacing w:before="0" w:line="240" w:lineRule="auto"/>
+              <w:rPr>
+                <w:rFonts w:ascii="BRH Devanagari Extra" w:hAnsi="BRH Devanagari Extra" w:cs="BRH Devanagari Extra"/>
+                <w:color w:val="000000"/>
+                <w:sz w:val="40"/>
+                <w:szCs w:val="40"/>
+              </w:rPr>
+            </w:pPr>
             <w:r>
               <w:rPr>
                 <w:rFonts w:ascii="BRH Malayalam Extra" w:hAnsi="BRH Malayalam Extra" w:cs="BRH Malayalam Extra"/>
@@ -8909,58 +7935,6 @@
               </w:rPr>
               <w:t>ey</w:t>
             </w:r>
-            <w:proofErr w:type="spellEnd"/>
-            <w:r>
-              <w:rPr>
-                <w:rFonts w:ascii="BRH Malayalam Extra" w:hAnsi="BRH Malayalam Extra" w:cs="BRH Malayalam Extra"/>
-                <w:color w:val="000000"/>
-                <w:sz w:val="40"/>
-                <w:szCs w:val="40"/>
-              </w:rPr>
-              <w:t>—</w:t>
-            </w:r>
-            <w:proofErr w:type="spellStart"/>
-            <w:r>
-              <w:rPr>
-                <w:rFonts w:ascii="BRH Malayalam Extra" w:hAnsi="BRH Malayalam Extra" w:cs="BRH Malayalam Extra"/>
-                <w:color w:val="000000"/>
-                <w:sz w:val="40"/>
-                <w:szCs w:val="40"/>
-              </w:rPr>
-              <w:t>e¥Z</w:t>
-            </w:r>
-            <w:proofErr w:type="spellEnd"/>
-            <w:r>
-              <w:rPr>
-                <w:rFonts w:ascii="BRH Malayalam Extra" w:hAnsi="BRH Malayalam Extra" w:cs="BRH Malayalam Extra"/>
-                <w:color w:val="000000"/>
-                <w:sz w:val="40"/>
-                <w:szCs w:val="40"/>
-              </w:rPr>
-              <w:t xml:space="preserve"> | </w:t>
-            </w:r>
-          </w:p>
-          <w:p>
-            <w:pPr>
-              <w:spacing w:before="0" w:line="240" w:lineRule="auto"/>
-              <w:rPr>
-                <w:rFonts w:ascii="BRH Devanagari Extra" w:hAnsi="BRH Devanagari Extra" w:cs="BRH Devanagari Extra"/>
-                <w:color w:val="000000"/>
-                <w:sz w:val="40"/>
-                <w:szCs w:val="40"/>
-              </w:rPr>
-            </w:pPr>
-            <w:proofErr w:type="spellStart"/>
-            <w:r>
-              <w:rPr>
-                <w:rFonts w:ascii="BRH Malayalam Extra" w:hAnsi="BRH Malayalam Extra" w:cs="BRH Malayalam Extra"/>
-                <w:color w:val="000000"/>
-                <w:sz w:val="40"/>
-                <w:szCs w:val="40"/>
-              </w:rPr>
-              <w:t>ey</w:t>
-            </w:r>
-            <w:proofErr w:type="spellEnd"/>
             <w:r>
               <w:rPr>
                 <w:rFonts w:ascii="BRH Malayalam Extra" w:hAnsi="BRH Malayalam Extra" w:cs="BRH Malayalam Extra"/>
@@ -9006,47 +7980,7 @@
                 <w:sz w:val="40"/>
                 <w:szCs w:val="40"/>
               </w:rPr>
-              <w:t xml:space="preserve"> </w:t>
-            </w:r>
-            <w:proofErr w:type="spellStart"/>
-            <w:r>
-              <w:rPr>
-                <w:rFonts w:ascii="BRH Malayalam Extra" w:hAnsi="BRH Malayalam Extra" w:cs="BRH Malayalam Extra"/>
-                <w:color w:val="000000"/>
-                <w:sz w:val="40"/>
-                <w:szCs w:val="40"/>
-              </w:rPr>
-              <w:t>CZy</w:t>
-            </w:r>
-            <w:proofErr w:type="spellEnd"/>
-            <w:r>
-              <w:rPr>
-                <w:rFonts w:ascii="BRH Malayalam Extra" w:hAnsi="BRH Malayalam Extra" w:cs="BRH Malayalam Extra"/>
-                <w:color w:val="000000"/>
-                <w:sz w:val="40"/>
-                <w:szCs w:val="40"/>
-              </w:rPr>
-              <w:t xml:space="preserve">— </w:t>
-            </w:r>
-            <w:proofErr w:type="spellStart"/>
-            <w:r>
-              <w:rPr>
-                <w:rFonts w:ascii="BRH Malayalam Extra" w:hAnsi="BRH Malayalam Extra" w:cs="BRH Malayalam Extra"/>
-                <w:color w:val="000000"/>
-                <w:sz w:val="40"/>
-                <w:szCs w:val="40"/>
-              </w:rPr>
-              <w:t>eye¥Z</w:t>
-            </w:r>
-            <w:proofErr w:type="spellEnd"/>
-            <w:r>
-              <w:rPr>
-                <w:rFonts w:ascii="BRH Malayalam Extra" w:hAnsi="BRH Malayalam Extra" w:cs="BRH Malayalam Extra"/>
-                <w:color w:val="000000"/>
-                <w:sz w:val="40"/>
-                <w:szCs w:val="40"/>
-              </w:rPr>
-              <w:t xml:space="preserve"> ||</w:t>
+              <w:t xml:space="preserve"> CZy— eye¥Z ||</w:t>
             </w:r>
           </w:p>
         </w:tc>
@@ -9074,65 +8008,14 @@
                 <w:szCs w:val="40"/>
               </w:rPr>
             </w:pPr>
-            <w:proofErr w:type="spellStart"/>
-            <w:r>
-              <w:rPr>
-                <w:rFonts w:ascii="BRH Malayalam Extra" w:hAnsi="BRH Malayalam Extra" w:cs="BRH Malayalam Extra"/>
-                <w:color w:val="000000"/>
-                <w:sz w:val="40"/>
-                <w:szCs w:val="40"/>
-              </w:rPr>
-              <w:t>öe</w:t>
-            </w:r>
-            <w:proofErr w:type="spellEnd"/>
-            <w:r>
-              <w:rPr>
-                <w:rFonts w:ascii="BRH Malayalam Extra" w:hAnsi="BRH Malayalam Extra" w:cs="BRH Malayalam Extra"/>
-                <w:color w:val="000000"/>
-                <w:sz w:val="40"/>
-                <w:szCs w:val="40"/>
-              </w:rPr>
-              <w:t xml:space="preserve"> </w:t>
-            </w:r>
-            <w:proofErr w:type="spellStart"/>
-            <w:r>
-              <w:rPr>
-                <w:rFonts w:ascii="BRH Malayalam Extra" w:hAnsi="BRH Malayalam Extra" w:cs="BRH Malayalam Extra"/>
-                <w:color w:val="000000"/>
-                <w:sz w:val="40"/>
-                <w:szCs w:val="40"/>
-              </w:rPr>
-              <w:t>ey</w:t>
-            </w:r>
-            <w:proofErr w:type="spellEnd"/>
-            <w:r>
-              <w:rPr>
-                <w:rFonts w:ascii="BRH Malayalam Extra" w:hAnsi="BRH Malayalam Extra" w:cs="BRH Malayalam Extra"/>
-                <w:color w:val="000000"/>
-                <w:sz w:val="40"/>
-                <w:szCs w:val="40"/>
-              </w:rPr>
-              <w:t>—</w:t>
-            </w:r>
-            <w:proofErr w:type="spellStart"/>
-            <w:r>
-              <w:rPr>
-                <w:rFonts w:ascii="BRH Malayalam Extra" w:hAnsi="BRH Malayalam Extra" w:cs="BRH Malayalam Extra"/>
-                <w:color w:val="000000"/>
-                <w:sz w:val="40"/>
-                <w:szCs w:val="40"/>
-              </w:rPr>
-              <w:t>e¥Z</w:t>
-            </w:r>
-            <w:proofErr w:type="spellEnd"/>
-            <w:r>
-              <w:rPr>
-                <w:rFonts w:ascii="BRH Malayalam Extra" w:hAnsi="BRH Malayalam Extra" w:cs="BRH Malayalam Extra"/>
-                <w:color w:val="000000"/>
-                <w:sz w:val="40"/>
-                <w:szCs w:val="40"/>
-              </w:rPr>
-              <w:t xml:space="preserve"> | </w:t>
+            <w:r>
+              <w:rPr>
+                <w:rFonts w:ascii="BRH Malayalam Extra" w:hAnsi="BRH Malayalam Extra" w:cs="BRH Malayalam Extra"/>
+                <w:color w:val="000000"/>
+                <w:sz w:val="40"/>
+                <w:szCs w:val="40"/>
+              </w:rPr>
+              <w:t xml:space="preserve">öe ey—e¥Z | </w:t>
             </w:r>
           </w:p>
           <w:p>
@@ -9149,7 +8032,6 @@
                 <w:szCs w:val="40"/>
               </w:rPr>
             </w:pPr>
-            <w:proofErr w:type="spellStart"/>
             <w:r>
               <w:rPr>
                 <w:rFonts w:ascii="BRH Malayalam Extra" w:hAnsi="BRH Malayalam Extra" w:cs="BRH Malayalam Extra"/>
@@ -9159,7 +8041,6 @@
               </w:rPr>
               <w:t>ey</w:t>
             </w:r>
-            <w:proofErr w:type="spellEnd"/>
             <w:r>
               <w:rPr>
                 <w:rFonts w:ascii="BRH Malayalam Extra" w:hAnsi="BRH Malayalam Extra" w:cs="BRH Malayalam Extra"/>
@@ -9213,47 +8094,7 @@
                 <w:sz w:val="40"/>
                 <w:szCs w:val="40"/>
               </w:rPr>
-              <w:t xml:space="preserve"> </w:t>
-            </w:r>
-            <w:proofErr w:type="spellStart"/>
-            <w:r>
-              <w:rPr>
-                <w:rFonts w:ascii="BRH Malayalam Extra" w:hAnsi="BRH Malayalam Extra" w:cs="BRH Malayalam Extra"/>
-                <w:color w:val="000000"/>
-                <w:sz w:val="40"/>
-                <w:szCs w:val="40"/>
-              </w:rPr>
-              <w:t>CZy</w:t>
-            </w:r>
-            <w:proofErr w:type="spellEnd"/>
-            <w:r>
-              <w:rPr>
-                <w:rFonts w:ascii="BRH Malayalam Extra" w:hAnsi="BRH Malayalam Extra" w:cs="BRH Malayalam Extra"/>
-                <w:color w:val="000000"/>
-                <w:sz w:val="40"/>
-                <w:szCs w:val="40"/>
-              </w:rPr>
-              <w:t xml:space="preserve">— </w:t>
-            </w:r>
-            <w:proofErr w:type="spellStart"/>
-            <w:r>
-              <w:rPr>
-                <w:rFonts w:ascii="BRH Malayalam Extra" w:hAnsi="BRH Malayalam Extra" w:cs="BRH Malayalam Extra"/>
-                <w:color w:val="000000"/>
-                <w:sz w:val="40"/>
-                <w:szCs w:val="40"/>
-              </w:rPr>
-              <w:t>eye¥Z</w:t>
-            </w:r>
-            <w:proofErr w:type="spellEnd"/>
-            <w:r>
-              <w:rPr>
-                <w:rFonts w:ascii="BRH Malayalam Extra" w:hAnsi="BRH Malayalam Extra" w:cs="BRH Malayalam Extra"/>
-                <w:color w:val="000000"/>
-                <w:sz w:val="40"/>
-                <w:szCs w:val="40"/>
-              </w:rPr>
-              <w:t xml:space="preserve"> ||</w:t>
+              <w:t xml:space="preserve"> CZy— eye¥Z ||</w:t>
             </w:r>
           </w:p>
         </w:tc>
@@ -9316,20 +8157,8 @@
                 <w:sz w:val="28"/>
                 <w:szCs w:val="32"/>
               </w:rPr>
-              <w:t xml:space="preserve">– </w:t>
-            </w:r>
-            <w:proofErr w:type="spellStart"/>
-            <w:r>
-              <w:rPr>
-                <w:rFonts w:cs="Arial"/>
-                <w:b/>
-                <w:color w:val="000000"/>
-                <w:sz w:val="28"/>
-                <w:szCs w:val="32"/>
-              </w:rPr>
-              <w:t>Kramam</w:t>
-            </w:r>
-            <w:proofErr w:type="spellEnd"/>
+              <w:t>– Kramam</w:t>
+            </w:r>
           </w:p>
           <w:p>
             <w:pPr>
@@ -9350,49 +8179,15 @@
                 <w:szCs w:val="32"/>
               </w:rPr>
             </w:pPr>
-            <w:proofErr w:type="spellStart"/>
-            <w:r>
-              <w:rPr>
-                <w:rFonts w:cs="Arial"/>
-                <w:b/>
-                <w:color w:val="000000"/>
-                <w:sz w:val="28"/>
-                <w:szCs w:val="32"/>
-              </w:rPr>
-              <w:t>Krama</w:t>
-            </w:r>
-            <w:proofErr w:type="spellEnd"/>
-            <w:r>
-              <w:rPr>
-                <w:rFonts w:cs="Arial"/>
-                <w:b/>
-                <w:color w:val="000000"/>
-                <w:sz w:val="28"/>
-                <w:szCs w:val="32"/>
-              </w:rPr>
-              <w:t xml:space="preserve"> </w:t>
-            </w:r>
-            <w:proofErr w:type="spellStart"/>
-            <w:r>
-              <w:rPr>
-                <w:rFonts w:cs="Arial"/>
-                <w:b/>
-                <w:color w:val="000000"/>
-                <w:sz w:val="28"/>
-                <w:szCs w:val="32"/>
-              </w:rPr>
-              <w:t>Vaakyam</w:t>
-            </w:r>
-            <w:proofErr w:type="spellEnd"/>
-            <w:r>
-              <w:rPr>
-                <w:rFonts w:cs="Arial"/>
-                <w:b/>
-                <w:color w:val="000000"/>
-                <w:sz w:val="28"/>
-                <w:szCs w:val="32"/>
-              </w:rPr>
-              <w:t xml:space="preserve"> No. - </w:t>
+            <w:r>
+              <w:rPr>
+                <w:rFonts w:cs="Arial"/>
+                <w:b/>
+                <w:color w:val="000000"/>
+                <w:sz w:val="28"/>
+                <w:szCs w:val="32"/>
+              </w:rPr>
+              <w:t xml:space="preserve">Krama Vaakyam No. - </w:t>
             </w:r>
             <w:r>
               <w:rPr>
@@ -9424,27 +8219,15 @@
                 <w:szCs w:val="32"/>
               </w:rPr>
             </w:pPr>
-            <w:proofErr w:type="spellStart"/>
-            <w:r>
-              <w:rPr>
-                <w:rFonts w:cs="Arial"/>
-                <w:b/>
-                <w:color w:val="000000"/>
-                <w:sz w:val="28"/>
-                <w:szCs w:val="32"/>
-              </w:rPr>
-              <w:t>Panchaati</w:t>
-            </w:r>
-            <w:proofErr w:type="spellEnd"/>
-            <w:r>
-              <w:rPr>
-                <w:rFonts w:cs="Arial"/>
-                <w:b/>
-                <w:color w:val="000000"/>
-                <w:sz w:val="28"/>
-                <w:szCs w:val="32"/>
-              </w:rPr>
-              <w:t xml:space="preserve"> No</w:t>
+            <w:r>
+              <w:rPr>
+                <w:rFonts w:cs="Arial"/>
+                <w:b/>
+                <w:color w:val="000000"/>
+                <w:sz w:val="28"/>
+                <w:szCs w:val="32"/>
+              </w:rPr>
+              <w:t>Panchaati No</w:t>
             </w:r>
             <w:r>
               <w:rPr>
@@ -9518,45 +8301,14 @@
               </w:rPr>
               <w:t>–</w:t>
             </w:r>
-            <w:proofErr w:type="spellStart"/>
-            <w:r>
-              <w:rPr>
-                <w:rFonts w:ascii="BRH Malayalam Extra" w:hAnsi="BRH Malayalam Extra" w:cs="BRH Malayalam Extra"/>
-                <w:color w:val="000000"/>
-                <w:sz w:val="40"/>
-                <w:szCs w:val="40"/>
-              </w:rPr>
-              <w:t>px</w:t>
-            </w:r>
-            <w:proofErr w:type="spellEnd"/>
-            <w:r>
-              <w:rPr>
-                <w:rFonts w:ascii="BRH Malayalam Extra" w:hAnsi="BRH Malayalam Extra" w:cs="BRH Malayalam Extra"/>
-                <w:color w:val="000000"/>
-                <w:sz w:val="40"/>
-                <w:szCs w:val="40"/>
-              </w:rPr>
-              <w:t>¤¤</w:t>
-            </w:r>
-            <w:proofErr w:type="spellStart"/>
-            <w:r>
-              <w:rPr>
-                <w:rFonts w:ascii="BRH Malayalam Extra" w:hAnsi="BRH Malayalam Extra" w:cs="BRH Malayalam Extra"/>
-                <w:color w:val="000000"/>
-                <w:sz w:val="40"/>
-                <w:szCs w:val="40"/>
-              </w:rPr>
-              <w:t>sô</w:t>
-            </w:r>
-            <w:proofErr w:type="spellEnd"/>
-            <w:r>
-              <w:rPr>
-                <w:rFonts w:ascii="BRH Malayalam Extra" w:hAnsi="BRH Malayalam Extra" w:cs="BRH Malayalam Extra"/>
-                <w:color w:val="000000"/>
-                <w:sz w:val="40"/>
-                <w:szCs w:val="40"/>
-              </w:rPr>
-              <w:t xml:space="preserve">˜ | </w:t>
+            <w:r>
+              <w:rPr>
+                <w:rFonts w:ascii="BRH Malayalam Extra" w:hAnsi="BRH Malayalam Extra" w:cs="BRH Malayalam Extra"/>
+                <w:color w:val="000000"/>
+                <w:sz w:val="40"/>
+                <w:szCs w:val="40"/>
+              </w:rPr>
+              <w:t xml:space="preserve">px¤¤sô˜ | </w:t>
             </w:r>
           </w:p>
           <w:p>
@@ -9587,7 +8339,6 @@
               </w:rPr>
               <w:t>–</w:t>
             </w:r>
-            <w:proofErr w:type="spellStart"/>
             <w:r>
               <w:rPr>
                 <w:rFonts w:ascii="BRH Malayalam Extra" w:hAnsi="BRH Malayalam Extra" w:cs="BRH Malayalam Extra"/>
@@ -9597,7 +8348,6 @@
               </w:rPr>
               <w:t>sôx</w:t>
             </w:r>
-            <w:proofErr w:type="spellEnd"/>
             <w:r>
               <w:rPr>
                 <w:rFonts w:ascii="BRH Malayalam Extra" w:hAnsi="BRH Malayalam Extra" w:cs="BRH Malayalam Extra"/>
@@ -9625,7 +8375,6 @@
               </w:rPr>
               <w:t>–</w:t>
             </w:r>
-            <w:proofErr w:type="spellStart"/>
             <w:r>
               <w:rPr>
                 <w:rFonts w:ascii="BRH Malayalam Extra" w:hAnsi="BRH Malayalam Extra" w:cs="BRH Malayalam Extra"/>
@@ -9635,17 +8384,15 @@
               </w:rPr>
               <w:t>öÉy</w:t>
             </w:r>
-            <w:proofErr w:type="spellEnd"/>
-            <w:r>
-              <w:rPr>
-                <w:rFonts w:ascii="BRH Malayalam Extra" w:hAnsi="BRH Malayalam Extra" w:cs="BRH Malayalam Extra"/>
-                <w:color w:val="000000"/>
-                <w:sz w:val="33"/>
-                <w:szCs w:val="40"/>
-              </w:rPr>
-              <w:t>–</w:t>
-            </w:r>
-            <w:proofErr w:type="spellStart"/>
+            <w:r>
+              <w:rPr>
+                <w:rFonts w:ascii="BRH Malayalam Extra" w:hAnsi="BRH Malayalam Extra" w:cs="BRH Malayalam Extra"/>
+                <w:color w:val="000000"/>
+                <w:sz w:val="33"/>
+                <w:szCs w:val="40"/>
+              </w:rPr>
+              <w:t>–</w:t>
+            </w:r>
             <w:r>
               <w:rPr>
                 <w:rFonts w:ascii="BRH Malayalam Extra" w:hAnsi="BRH Malayalam Extra" w:cs="BRH Malayalam Extra"/>
@@ -9664,7 +8411,6 @@
               </w:rPr>
               <w:t>I</w:t>
             </w:r>
-            <w:proofErr w:type="spellEnd"/>
             <w:r>
               <w:rPr>
                 <w:rFonts w:ascii="BRH Malayalam Extra" w:hAnsi="BRH Malayalam Extra" w:cs="BRH Malayalam Extra"/>
@@ -9718,45 +8464,14 @@
               </w:rPr>
               <w:t>–</w:t>
             </w:r>
-            <w:proofErr w:type="spellStart"/>
-            <w:r>
-              <w:rPr>
-                <w:rFonts w:ascii="BRH Malayalam Extra" w:hAnsi="BRH Malayalam Extra" w:cs="BRH Malayalam Extra"/>
-                <w:color w:val="000000"/>
-                <w:sz w:val="40"/>
-                <w:szCs w:val="40"/>
-              </w:rPr>
-              <w:t>px</w:t>
-            </w:r>
-            <w:proofErr w:type="spellEnd"/>
-            <w:r>
-              <w:rPr>
-                <w:rFonts w:ascii="BRH Malayalam Extra" w:hAnsi="BRH Malayalam Extra" w:cs="BRH Malayalam Extra"/>
-                <w:color w:val="000000"/>
-                <w:sz w:val="40"/>
-                <w:szCs w:val="40"/>
-              </w:rPr>
-              <w:t>¤¤</w:t>
-            </w:r>
-            <w:proofErr w:type="spellStart"/>
-            <w:r>
-              <w:rPr>
-                <w:rFonts w:ascii="BRH Malayalam Extra" w:hAnsi="BRH Malayalam Extra" w:cs="BRH Malayalam Extra"/>
-                <w:color w:val="000000"/>
-                <w:sz w:val="40"/>
-                <w:szCs w:val="40"/>
-              </w:rPr>
-              <w:t>sô</w:t>
-            </w:r>
-            <w:proofErr w:type="spellEnd"/>
-            <w:r>
-              <w:rPr>
-                <w:rFonts w:ascii="BRH Malayalam Extra" w:hAnsi="BRH Malayalam Extra" w:cs="BRH Malayalam Extra"/>
-                <w:color w:val="000000"/>
-                <w:sz w:val="40"/>
-                <w:szCs w:val="40"/>
-              </w:rPr>
-              <w:t xml:space="preserve">˜ | </w:t>
+            <w:r>
+              <w:rPr>
+                <w:rFonts w:ascii="BRH Malayalam Extra" w:hAnsi="BRH Malayalam Extra" w:cs="BRH Malayalam Extra"/>
+                <w:color w:val="000000"/>
+                <w:sz w:val="40"/>
+                <w:szCs w:val="40"/>
+              </w:rPr>
+              <w:t xml:space="preserve">px¤¤sô˜ | </w:t>
             </w:r>
           </w:p>
           <w:p>
@@ -9792,7 +8507,6 @@
               </w:rPr>
               <w:t>–</w:t>
             </w:r>
-            <w:proofErr w:type="spellStart"/>
             <w:r>
               <w:rPr>
                 <w:rFonts w:ascii="BRH Malayalam Extra" w:hAnsi="BRH Malayalam Extra" w:cs="BRH Malayalam Extra"/>
@@ -9802,7 +8516,6 @@
               </w:rPr>
               <w:t>sôx</w:t>
             </w:r>
-            <w:proofErr w:type="spellEnd"/>
             <w:r>
               <w:rPr>
                 <w:rFonts w:ascii="BRH Malayalam Extra" w:hAnsi="BRH Malayalam Extra" w:cs="BRH Malayalam Extra"/>
@@ -9830,7 +8543,6 @@
               </w:rPr>
               <w:t>–</w:t>
             </w:r>
-            <w:proofErr w:type="spellStart"/>
             <w:r>
               <w:rPr>
                 <w:rFonts w:ascii="BRH Malayalam Extra" w:hAnsi="BRH Malayalam Extra" w:cs="BRH Malayalam Extra"/>
@@ -9840,17 +8552,15 @@
               </w:rPr>
               <w:t>öÉy</w:t>
             </w:r>
-            <w:proofErr w:type="spellEnd"/>
-            <w:r>
-              <w:rPr>
-                <w:rFonts w:ascii="BRH Malayalam Extra" w:hAnsi="BRH Malayalam Extra" w:cs="BRH Malayalam Extra"/>
-                <w:color w:val="000000"/>
-                <w:sz w:val="33"/>
-                <w:szCs w:val="40"/>
-              </w:rPr>
-              <w:t>–</w:t>
-            </w:r>
-            <w:proofErr w:type="spellStart"/>
+            <w:r>
+              <w:rPr>
+                <w:rFonts w:ascii="BRH Malayalam Extra" w:hAnsi="BRH Malayalam Extra" w:cs="BRH Malayalam Extra"/>
+                <w:color w:val="000000"/>
+                <w:sz w:val="33"/>
+                <w:szCs w:val="40"/>
+              </w:rPr>
+              <w:t>–</w:t>
+            </w:r>
             <w:r>
               <w:rPr>
                 <w:rFonts w:ascii="BRH Malayalam Extra" w:hAnsi="BRH Malayalam Extra" w:cs="BRH Malayalam Extra"/>
@@ -9869,7 +8579,6 @@
               </w:rPr>
               <w:t>I</w:t>
             </w:r>
-            <w:proofErr w:type="spellEnd"/>
             <w:r>
               <w:rPr>
                 <w:rFonts w:ascii="BRH Malayalam Extra" w:hAnsi="BRH Malayalam Extra" w:cs="BRH Malayalam Extra"/>
@@ -9920,6 +8629,7 @@
                 <w:sz w:val="28"/>
                 <w:szCs w:val="32"/>
               </w:rPr>
+              <w:lastRenderedPageBreak/>
               <w:t>T.S.2.</w:t>
             </w:r>
             <w:r>
@@ -9940,20 +8650,8 @@
                 <w:sz w:val="28"/>
                 <w:szCs w:val="32"/>
               </w:rPr>
-              <w:t xml:space="preserve">– </w:t>
-            </w:r>
-            <w:proofErr w:type="spellStart"/>
-            <w:r>
-              <w:rPr>
-                <w:rFonts w:cs="Arial"/>
-                <w:b/>
-                <w:color w:val="000000"/>
-                <w:sz w:val="28"/>
-                <w:szCs w:val="32"/>
-              </w:rPr>
-              <w:t>Kramam</w:t>
-            </w:r>
-            <w:proofErr w:type="spellEnd"/>
+              <w:t>– Kramam</w:t>
+            </w:r>
           </w:p>
           <w:p>
             <w:pPr>
@@ -9974,49 +8672,15 @@
                 <w:szCs w:val="32"/>
               </w:rPr>
             </w:pPr>
-            <w:proofErr w:type="spellStart"/>
-            <w:r>
-              <w:rPr>
-                <w:rFonts w:cs="Arial"/>
-                <w:b/>
-                <w:color w:val="000000"/>
-                <w:sz w:val="28"/>
-                <w:szCs w:val="32"/>
-              </w:rPr>
-              <w:t>Krama</w:t>
-            </w:r>
-            <w:proofErr w:type="spellEnd"/>
-            <w:r>
-              <w:rPr>
-                <w:rFonts w:cs="Arial"/>
-                <w:b/>
-                <w:color w:val="000000"/>
-                <w:sz w:val="28"/>
-                <w:szCs w:val="32"/>
-              </w:rPr>
-              <w:t xml:space="preserve"> </w:t>
-            </w:r>
-            <w:proofErr w:type="spellStart"/>
-            <w:r>
-              <w:rPr>
-                <w:rFonts w:cs="Arial"/>
-                <w:b/>
-                <w:color w:val="000000"/>
-                <w:sz w:val="28"/>
-                <w:szCs w:val="32"/>
-              </w:rPr>
-              <w:t>Vaakyam</w:t>
-            </w:r>
-            <w:proofErr w:type="spellEnd"/>
-            <w:r>
-              <w:rPr>
-                <w:rFonts w:cs="Arial"/>
-                <w:b/>
-                <w:color w:val="000000"/>
-                <w:sz w:val="28"/>
-                <w:szCs w:val="32"/>
-              </w:rPr>
-              <w:t xml:space="preserve"> No. - </w:t>
+            <w:r>
+              <w:rPr>
+                <w:rFonts w:cs="Arial"/>
+                <w:b/>
+                <w:color w:val="000000"/>
+                <w:sz w:val="28"/>
+                <w:szCs w:val="32"/>
+              </w:rPr>
+              <w:t xml:space="preserve">Krama Vaakyam No. - </w:t>
             </w:r>
             <w:r>
               <w:rPr>
@@ -10048,27 +8712,15 @@
                 <w:szCs w:val="32"/>
               </w:rPr>
             </w:pPr>
-            <w:proofErr w:type="spellStart"/>
-            <w:r>
-              <w:rPr>
-                <w:rFonts w:cs="Arial"/>
-                <w:b/>
-                <w:color w:val="000000"/>
-                <w:sz w:val="28"/>
-                <w:szCs w:val="32"/>
-              </w:rPr>
-              <w:t>Panchaati</w:t>
-            </w:r>
-            <w:proofErr w:type="spellEnd"/>
-            <w:r>
-              <w:rPr>
-                <w:rFonts w:cs="Arial"/>
-                <w:b/>
-                <w:color w:val="000000"/>
-                <w:sz w:val="28"/>
-                <w:szCs w:val="32"/>
-              </w:rPr>
-              <w:t xml:space="preserve"> No</w:t>
+            <w:r>
+              <w:rPr>
+                <w:rFonts w:cs="Arial"/>
+                <w:b/>
+                <w:color w:val="000000"/>
+                <w:sz w:val="28"/>
+                <w:szCs w:val="32"/>
+              </w:rPr>
+              <w:t>Panchaati No</w:t>
             </w:r>
             <w:r>
               <w:rPr>
@@ -10120,7 +8772,6 @@
                 <w:szCs w:val="40"/>
               </w:rPr>
             </w:pPr>
-            <w:proofErr w:type="spellStart"/>
             <w:r>
               <w:rPr>
                 <w:rFonts w:ascii="BRH Malayalam Extra" w:hAnsi="BRH Malayalam Extra" w:cs="BRH Malayalam Extra"/>
@@ -10130,37 +8781,53 @@
               </w:rPr>
               <w:t>Kx</w:t>
             </w:r>
-            <w:proofErr w:type="spellEnd"/>
-            <w:r>
-              <w:rPr>
-                <w:rFonts w:ascii="BRH Malayalam Extra" w:hAnsi="BRH Malayalam Extra" w:cs="BRH Malayalam Extra"/>
-                <w:color w:val="000000"/>
-                <w:sz w:val="33"/>
-                <w:szCs w:val="40"/>
-              </w:rPr>
-              <w:t>–</w:t>
-            </w:r>
-            <w:proofErr w:type="spellStart"/>
-            <w:r>
-              <w:rPr>
-                <w:rFonts w:ascii="BRH Malayalam Extra" w:hAnsi="BRH Malayalam Extra" w:cs="BRH Malayalam Extra"/>
-                <w:color w:val="000000"/>
-                <w:sz w:val="40"/>
-                <w:szCs w:val="40"/>
-              </w:rPr>
-              <w:t>i¥j</w:t>
-            </w:r>
-            <w:proofErr w:type="spellEnd"/>
-            <w:r>
-              <w:rPr>
-                <w:rFonts w:ascii="BRH Malayalam Extra" w:hAnsi="BRH Malayalam Extra" w:cs="BRH Malayalam Extra"/>
-                <w:color w:val="000000"/>
-                <w:sz w:val="40"/>
-                <w:szCs w:val="40"/>
-              </w:rPr>
-              <w:t xml:space="preserve">—Z </w:t>
-            </w:r>
-            <w:proofErr w:type="spellStart"/>
+            <w:r>
+              <w:rPr>
+                <w:rFonts w:ascii="BRH Malayalam Extra" w:hAnsi="BRH Malayalam Extra" w:cs="BRH Malayalam Extra"/>
+                <w:color w:val="000000"/>
+                <w:sz w:val="33"/>
+                <w:szCs w:val="40"/>
+              </w:rPr>
+              <w:t>–</w:t>
+            </w:r>
+            <w:r>
+              <w:rPr>
+                <w:rFonts w:ascii="BRH Malayalam Extra" w:hAnsi="BRH Malayalam Extra" w:cs="BRH Malayalam Extra"/>
+                <w:color w:val="000000"/>
+                <w:sz w:val="40"/>
+                <w:szCs w:val="40"/>
+              </w:rPr>
+              <w:t>i¥j—Z öe</w:t>
+            </w:r>
+            <w:r>
+              <w:rPr>
+                <w:rFonts w:ascii="BRH Malayalam Extra" w:hAnsi="BRH Malayalam Extra" w:cs="BRH Malayalam Extra"/>
+                <w:color w:val="000000"/>
+                <w:sz w:val="33"/>
+                <w:szCs w:val="40"/>
+              </w:rPr>
+              <w:t>–</w:t>
+            </w:r>
+            <w:r>
+              <w:rPr>
+                <w:rFonts w:ascii="BRH Malayalam Extra" w:hAnsi="BRH Malayalam Extra" w:cs="BRH Malayalam Extra"/>
+                <w:color w:val="000000"/>
+                <w:sz w:val="40"/>
+                <w:szCs w:val="40"/>
+              </w:rPr>
+              <w:t xml:space="preserve">ixj¡—KJ | </w:t>
+            </w:r>
+          </w:p>
+          <w:p>
+            <w:pPr>
+              <w:spacing w:before="0" w:line="240" w:lineRule="auto"/>
+              <w:rPr>
+                <w:rFonts w:ascii="BRH Malayalam Extra" w:hAnsi="BRH Malayalam Extra" w:cs="BRH Malayalam Extra"/>
+                <w:color w:val="000000"/>
+                <w:sz w:val="40"/>
+                <w:szCs w:val="40"/>
+              </w:rPr>
+            </w:pPr>
             <w:r>
               <w:rPr>
                 <w:rFonts w:ascii="BRH Malayalam Extra" w:hAnsi="BRH Malayalam Extra" w:cs="BRH Malayalam Extra"/>
@@ -10170,86 +8837,23 @@
               </w:rPr>
               <w:t>öe</w:t>
             </w:r>
-            <w:proofErr w:type="spellEnd"/>
-            <w:r>
-              <w:rPr>
-                <w:rFonts w:ascii="BRH Malayalam Extra" w:hAnsi="BRH Malayalam Extra" w:cs="BRH Malayalam Extra"/>
-                <w:color w:val="000000"/>
-                <w:sz w:val="33"/>
-                <w:szCs w:val="40"/>
-              </w:rPr>
-              <w:t>–</w:t>
-            </w:r>
-            <w:proofErr w:type="spellStart"/>
-            <w:r>
-              <w:rPr>
-                <w:rFonts w:ascii="BRH Malayalam Extra" w:hAnsi="BRH Malayalam Extra" w:cs="BRH Malayalam Extra"/>
-                <w:color w:val="000000"/>
-                <w:sz w:val="40"/>
-                <w:szCs w:val="40"/>
-              </w:rPr>
-              <w:t>ixj</w:t>
-            </w:r>
-            <w:proofErr w:type="spellEnd"/>
-            <w:r>
-              <w:rPr>
-                <w:rFonts w:ascii="BRH Malayalam Extra" w:hAnsi="BRH Malayalam Extra" w:cs="BRH Malayalam Extra"/>
-                <w:color w:val="000000"/>
-                <w:sz w:val="40"/>
-                <w:szCs w:val="40"/>
-              </w:rPr>
-              <w:t xml:space="preserve">¡—KJ | </w:t>
-            </w:r>
-          </w:p>
-          <w:p>
-            <w:pPr>
-              <w:spacing w:before="0" w:line="240" w:lineRule="auto"/>
-              <w:rPr>
-                <w:rFonts w:ascii="BRH Malayalam Extra" w:hAnsi="BRH Malayalam Extra" w:cs="BRH Malayalam Extra"/>
-                <w:color w:val="000000"/>
-                <w:sz w:val="40"/>
-                <w:szCs w:val="40"/>
-              </w:rPr>
-            </w:pPr>
-            <w:proofErr w:type="spellStart"/>
-            <w:r>
-              <w:rPr>
-                <w:rFonts w:ascii="BRH Malayalam Extra" w:hAnsi="BRH Malayalam Extra" w:cs="BRH Malayalam Extra"/>
-                <w:color w:val="000000"/>
-                <w:sz w:val="40"/>
-                <w:szCs w:val="40"/>
-              </w:rPr>
-              <w:t>öe</w:t>
-            </w:r>
-            <w:proofErr w:type="spellEnd"/>
-            <w:r>
-              <w:rPr>
-                <w:rFonts w:ascii="BRH Malayalam Extra" w:hAnsi="BRH Malayalam Extra" w:cs="BRH Malayalam Extra"/>
-                <w:color w:val="000000"/>
-                <w:sz w:val="33"/>
-                <w:szCs w:val="40"/>
-              </w:rPr>
-              <w:t>–</w:t>
-            </w:r>
-            <w:proofErr w:type="spellStart"/>
-            <w:r>
-              <w:rPr>
-                <w:rFonts w:ascii="BRH Malayalam Extra" w:hAnsi="BRH Malayalam Extra" w:cs="BRH Malayalam Extra"/>
-                <w:color w:val="000000"/>
-                <w:sz w:val="40"/>
-                <w:szCs w:val="40"/>
-              </w:rPr>
-              <w:t>ixj</w:t>
-            </w:r>
-            <w:proofErr w:type="spellEnd"/>
-            <w:r>
-              <w:rPr>
-                <w:rFonts w:ascii="BRH Malayalam Extra" w:hAnsi="BRH Malayalam Extra" w:cs="BRH Malayalam Extra"/>
-                <w:color w:val="000000"/>
-                <w:sz w:val="40"/>
-                <w:szCs w:val="40"/>
-              </w:rPr>
-              <w:t>¡—</w:t>
+            <w:r>
+              <w:rPr>
+                <w:rFonts w:ascii="BRH Malayalam Extra" w:hAnsi="BRH Malayalam Extra" w:cs="BRH Malayalam Extra"/>
+                <w:color w:val="000000"/>
+                <w:sz w:val="33"/>
+                <w:szCs w:val="40"/>
+              </w:rPr>
+              <w:t>–</w:t>
+            </w:r>
+            <w:r>
+              <w:rPr>
+                <w:rFonts w:ascii="BRH Malayalam Extra" w:hAnsi="BRH Malayalam Extra" w:cs="BRH Malayalam Extra"/>
+                <w:color w:val="000000"/>
+                <w:sz w:val="40"/>
+                <w:szCs w:val="40"/>
+              </w:rPr>
+              <w:t>ixj¡—</w:t>
             </w:r>
             <w:r>
               <w:rPr>
@@ -10268,19 +8872,8 @@
                 <w:sz w:val="40"/>
                 <w:szCs w:val="40"/>
               </w:rPr>
-              <w:t xml:space="preserve"> </w:t>
-            </w:r>
-            <w:proofErr w:type="spellStart"/>
-            <w:r>
-              <w:rPr>
-                <w:rFonts w:ascii="BRH Malayalam Extra" w:hAnsi="BRH Malayalam Extra" w:cs="BRH Malayalam Extra"/>
-                <w:color w:val="000000"/>
-                <w:sz w:val="40"/>
-                <w:szCs w:val="40"/>
-              </w:rPr>
-              <w:t>sõx</w:t>
-            </w:r>
-            <w:proofErr w:type="spellEnd"/>
+              <w:t xml:space="preserve"> sõx</w:t>
+            </w:r>
             <w:r>
               <w:rPr>
                 <w:rFonts w:ascii="BRH Malayalam Extra" w:hAnsi="BRH Malayalam Extra" w:cs="BRH Malayalam Extra"/>
@@ -10325,7 +8918,6 @@
                 <w:szCs w:val="40"/>
               </w:rPr>
             </w:pPr>
-            <w:proofErr w:type="spellStart"/>
             <w:r>
               <w:rPr>
                 <w:rFonts w:ascii="BRH Malayalam Extra" w:hAnsi="BRH Malayalam Extra" w:cs="BRH Malayalam Extra"/>
@@ -10335,75 +8927,41 @@
               </w:rPr>
               <w:t>Kx</w:t>
             </w:r>
-            <w:proofErr w:type="spellEnd"/>
-            <w:r>
-              <w:rPr>
-                <w:rFonts w:ascii="BRH Malayalam Extra" w:hAnsi="BRH Malayalam Extra" w:cs="BRH Malayalam Extra"/>
-                <w:color w:val="000000"/>
-                <w:sz w:val="33"/>
-                <w:szCs w:val="40"/>
-              </w:rPr>
-              <w:t>–</w:t>
-            </w:r>
-            <w:proofErr w:type="spellStart"/>
-            <w:r>
-              <w:rPr>
-                <w:rFonts w:ascii="BRH Malayalam Extra" w:hAnsi="BRH Malayalam Extra" w:cs="BRH Malayalam Extra"/>
-                <w:color w:val="000000"/>
-                <w:sz w:val="40"/>
-                <w:szCs w:val="40"/>
-              </w:rPr>
-              <w:t>i¥j</w:t>
-            </w:r>
-            <w:proofErr w:type="spellEnd"/>
-            <w:r>
-              <w:rPr>
-                <w:rFonts w:ascii="BRH Malayalam Extra" w:hAnsi="BRH Malayalam Extra" w:cs="BRH Malayalam Extra"/>
-                <w:color w:val="000000"/>
-                <w:sz w:val="40"/>
-                <w:szCs w:val="40"/>
-              </w:rPr>
-              <w:t xml:space="preserve">—Z </w:t>
-            </w:r>
-            <w:proofErr w:type="spellStart"/>
-            <w:r>
-              <w:rPr>
-                <w:rFonts w:ascii="BRH Malayalam Extra" w:hAnsi="BRH Malayalam Extra" w:cs="BRH Malayalam Extra"/>
-                <w:color w:val="000000"/>
-                <w:sz w:val="40"/>
-                <w:szCs w:val="40"/>
-              </w:rPr>
-              <w:t>öe</w:t>
-            </w:r>
-            <w:proofErr w:type="spellEnd"/>
-            <w:r>
-              <w:rPr>
-                <w:rFonts w:ascii="BRH Malayalam Extra" w:hAnsi="BRH Malayalam Extra" w:cs="BRH Malayalam Extra"/>
-                <w:color w:val="000000"/>
-                <w:sz w:val="33"/>
-                <w:szCs w:val="40"/>
-              </w:rPr>
-              <w:t>–</w:t>
-            </w:r>
-            <w:proofErr w:type="spellStart"/>
-            <w:r>
-              <w:rPr>
-                <w:rFonts w:ascii="BRH Malayalam Extra" w:hAnsi="BRH Malayalam Extra" w:cs="BRH Malayalam Extra"/>
-                <w:color w:val="000000"/>
-                <w:sz w:val="40"/>
-                <w:szCs w:val="40"/>
-              </w:rPr>
-              <w:t>ixj</w:t>
-            </w:r>
-            <w:proofErr w:type="spellEnd"/>
-            <w:r>
-              <w:rPr>
-                <w:rFonts w:ascii="BRH Malayalam Extra" w:hAnsi="BRH Malayalam Extra" w:cs="BRH Malayalam Extra"/>
-                <w:color w:val="000000"/>
-                <w:sz w:val="40"/>
-                <w:szCs w:val="40"/>
-              </w:rPr>
-              <w:t xml:space="preserve">¡—KJ | </w:t>
+            <w:r>
+              <w:rPr>
+                <w:rFonts w:ascii="BRH Malayalam Extra" w:hAnsi="BRH Malayalam Extra" w:cs="BRH Malayalam Extra"/>
+                <w:color w:val="000000"/>
+                <w:sz w:val="33"/>
+                <w:szCs w:val="40"/>
+              </w:rPr>
+              <w:t>–</w:t>
+            </w:r>
+            <w:r>
+              <w:rPr>
+                <w:rFonts w:ascii="BRH Malayalam Extra" w:hAnsi="BRH Malayalam Extra" w:cs="BRH Malayalam Extra"/>
+                <w:color w:val="000000"/>
+                <w:sz w:val="40"/>
+                <w:szCs w:val="40"/>
+              </w:rPr>
+              <w:t>i¥j—Z öe</w:t>
+            </w:r>
+            <w:r>
+              <w:rPr>
+                <w:rFonts w:ascii="BRH Malayalam Extra" w:hAnsi="BRH Malayalam Extra" w:cs="BRH Malayalam Extra"/>
+                <w:color w:val="000000"/>
+                <w:sz w:val="33"/>
+                <w:szCs w:val="40"/>
+              </w:rPr>
+              <w:t>–</w:t>
+            </w:r>
+            <w:r>
+              <w:rPr>
+                <w:rFonts w:ascii="BRH Malayalam Extra" w:hAnsi="BRH Malayalam Extra" w:cs="BRH Malayalam Extra"/>
+                <w:color w:val="000000"/>
+                <w:sz w:val="40"/>
+                <w:szCs w:val="40"/>
+              </w:rPr>
+              <w:t xml:space="preserve">ixj¡—KJ | </w:t>
             </w:r>
           </w:p>
           <w:p>
@@ -10420,7 +8978,6 @@
                 <w:szCs w:val="40"/>
               </w:rPr>
             </w:pPr>
-            <w:proofErr w:type="spellStart"/>
             <w:r>
               <w:rPr>
                 <w:rFonts w:ascii="BRH Malayalam Extra" w:hAnsi="BRH Malayalam Extra" w:cs="BRH Malayalam Extra"/>
@@ -10430,35 +8987,23 @@
               </w:rPr>
               <w:t>öe</w:t>
             </w:r>
-            <w:proofErr w:type="spellEnd"/>
-            <w:r>
-              <w:rPr>
-                <w:rFonts w:ascii="BRH Malayalam Extra" w:hAnsi="BRH Malayalam Extra" w:cs="BRH Malayalam Extra"/>
-                <w:color w:val="000000"/>
-                <w:sz w:val="33"/>
-                <w:szCs w:val="40"/>
-              </w:rPr>
-              <w:t>–</w:t>
-            </w:r>
-            <w:proofErr w:type="spellStart"/>
-            <w:r>
-              <w:rPr>
-                <w:rFonts w:ascii="BRH Malayalam Extra" w:hAnsi="BRH Malayalam Extra" w:cs="BRH Malayalam Extra"/>
-                <w:color w:val="000000"/>
-                <w:sz w:val="40"/>
-                <w:szCs w:val="40"/>
-              </w:rPr>
-              <w:t>ixj</w:t>
-            </w:r>
-            <w:proofErr w:type="spellEnd"/>
-            <w:r>
-              <w:rPr>
-                <w:rFonts w:ascii="BRH Malayalam Extra" w:hAnsi="BRH Malayalam Extra" w:cs="BRH Malayalam Extra"/>
-                <w:color w:val="000000"/>
-                <w:sz w:val="40"/>
-                <w:szCs w:val="40"/>
-              </w:rPr>
-              <w:t>¡—</w:t>
+            <w:r>
+              <w:rPr>
+                <w:rFonts w:ascii="BRH Malayalam Extra" w:hAnsi="BRH Malayalam Extra" w:cs="BRH Malayalam Extra"/>
+                <w:color w:val="000000"/>
+                <w:sz w:val="33"/>
+                <w:szCs w:val="40"/>
+              </w:rPr>
+              <w:t>–</w:t>
+            </w:r>
+            <w:r>
+              <w:rPr>
+                <w:rFonts w:ascii="BRH Malayalam Extra" w:hAnsi="BRH Malayalam Extra" w:cs="BRH Malayalam Extra"/>
+                <w:color w:val="000000"/>
+                <w:sz w:val="40"/>
+                <w:szCs w:val="40"/>
+              </w:rPr>
+              <w:t>ixj¡—</w:t>
             </w:r>
             <w:r>
               <w:rPr>
@@ -10477,19 +9022,8 @@
                 <w:sz w:val="40"/>
                 <w:szCs w:val="40"/>
               </w:rPr>
-              <w:t xml:space="preserve"> </w:t>
-            </w:r>
-            <w:proofErr w:type="spellStart"/>
-            <w:r>
-              <w:rPr>
-                <w:rFonts w:ascii="BRH Malayalam Extra" w:hAnsi="BRH Malayalam Extra" w:cs="BRH Malayalam Extra"/>
-                <w:color w:val="000000"/>
-                <w:sz w:val="40"/>
-                <w:szCs w:val="40"/>
-              </w:rPr>
-              <w:t>sõx</w:t>
-            </w:r>
-            <w:proofErr w:type="spellEnd"/>
+              <w:t xml:space="preserve"> sõx</w:t>
+            </w:r>
             <w:r>
               <w:rPr>
                 <w:rFonts w:ascii="BRH Malayalam Extra" w:hAnsi="BRH Malayalam Extra" w:cs="BRH Malayalam Extra"/>
@@ -10569,20 +9103,8 @@
                 <w:sz w:val="28"/>
                 <w:szCs w:val="32"/>
               </w:rPr>
-              <w:t xml:space="preserve">– </w:t>
-            </w:r>
-            <w:proofErr w:type="spellStart"/>
-            <w:r>
-              <w:rPr>
-                <w:rFonts w:cs="Arial"/>
-                <w:b/>
-                <w:color w:val="000000"/>
-                <w:sz w:val="28"/>
-                <w:szCs w:val="32"/>
-              </w:rPr>
-              <w:t>Kramam</w:t>
-            </w:r>
-            <w:proofErr w:type="spellEnd"/>
+              <w:t>– Kramam</w:t>
+            </w:r>
           </w:p>
           <w:p>
             <w:pPr>
@@ -10603,49 +9125,15 @@
                 <w:szCs w:val="32"/>
               </w:rPr>
             </w:pPr>
-            <w:proofErr w:type="spellStart"/>
-            <w:r>
-              <w:rPr>
-                <w:rFonts w:cs="Arial"/>
-                <w:b/>
-                <w:color w:val="000000"/>
-                <w:sz w:val="28"/>
-                <w:szCs w:val="32"/>
-              </w:rPr>
-              <w:t>Krama</w:t>
-            </w:r>
-            <w:proofErr w:type="spellEnd"/>
-            <w:r>
-              <w:rPr>
-                <w:rFonts w:cs="Arial"/>
-                <w:b/>
-                <w:color w:val="000000"/>
-                <w:sz w:val="28"/>
-                <w:szCs w:val="32"/>
-              </w:rPr>
-              <w:t xml:space="preserve"> </w:t>
-            </w:r>
-            <w:proofErr w:type="spellStart"/>
-            <w:r>
-              <w:rPr>
-                <w:rFonts w:cs="Arial"/>
-                <w:b/>
-                <w:color w:val="000000"/>
-                <w:sz w:val="28"/>
-                <w:szCs w:val="32"/>
-              </w:rPr>
-              <w:t>Vaakyam</w:t>
-            </w:r>
-            <w:proofErr w:type="spellEnd"/>
-            <w:r>
-              <w:rPr>
-                <w:rFonts w:cs="Arial"/>
-                <w:b/>
-                <w:color w:val="000000"/>
-                <w:sz w:val="28"/>
-                <w:szCs w:val="32"/>
-              </w:rPr>
-              <w:t xml:space="preserve"> No. - </w:t>
+            <w:r>
+              <w:rPr>
+                <w:rFonts w:cs="Arial"/>
+                <w:b/>
+                <w:color w:val="000000"/>
+                <w:sz w:val="28"/>
+                <w:szCs w:val="32"/>
+              </w:rPr>
+              <w:t xml:space="preserve">Krama Vaakyam No. - </w:t>
             </w:r>
             <w:r>
               <w:rPr>
@@ -10677,27 +9165,15 @@
                 <w:szCs w:val="32"/>
               </w:rPr>
             </w:pPr>
-            <w:proofErr w:type="spellStart"/>
-            <w:r>
-              <w:rPr>
-                <w:rFonts w:cs="Arial"/>
-                <w:b/>
-                <w:color w:val="000000"/>
-                <w:sz w:val="28"/>
-                <w:szCs w:val="32"/>
-              </w:rPr>
-              <w:t>Panchaati</w:t>
-            </w:r>
-            <w:proofErr w:type="spellEnd"/>
-            <w:r>
-              <w:rPr>
-                <w:rFonts w:cs="Arial"/>
-                <w:b/>
-                <w:color w:val="000000"/>
-                <w:sz w:val="28"/>
-                <w:szCs w:val="32"/>
-              </w:rPr>
-              <w:t xml:space="preserve"> No</w:t>
+            <w:r>
+              <w:rPr>
+                <w:rFonts w:cs="Arial"/>
+                <w:b/>
+                <w:color w:val="000000"/>
+                <w:sz w:val="28"/>
+                <w:szCs w:val="32"/>
+              </w:rPr>
+              <w:t>Panchaati No</w:t>
             </w:r>
             <w:r>
               <w:rPr>
@@ -10753,77 +9229,15 @@
                 <w:szCs w:val="40"/>
               </w:rPr>
             </w:pPr>
-            <w:proofErr w:type="spellStart"/>
-            <w:r>
-              <w:rPr>
-                <w:rFonts w:ascii="BRH Malayalam Extra" w:hAnsi="BRH Malayalam Extra" w:cs="BRH Malayalam Extra"/>
-                <w:color w:val="000000"/>
-                <w:sz w:val="40"/>
-                <w:szCs w:val="40"/>
-              </w:rPr>
-              <w:t>öe</w:t>
-            </w:r>
-            <w:proofErr w:type="spellEnd"/>
-            <w:r>
-              <w:rPr>
-                <w:rFonts w:ascii="BRH Malayalam Extra" w:hAnsi="BRH Malayalam Extra" w:cs="BRH Malayalam Extra"/>
-                <w:color w:val="000000"/>
-                <w:sz w:val="40"/>
-                <w:szCs w:val="40"/>
-              </w:rPr>
-              <w:t xml:space="preserve"> </w:t>
-            </w:r>
-            <w:proofErr w:type="spellStart"/>
-            <w:r>
-              <w:rPr>
-                <w:rFonts w:ascii="BRH Malayalam Extra" w:hAnsi="BRH Malayalam Extra" w:cs="BRH Malayalam Extra"/>
-                <w:color w:val="000000"/>
-                <w:sz w:val="40"/>
-                <w:szCs w:val="40"/>
-              </w:rPr>
-              <w:t>iz</w:t>
-            </w:r>
-            <w:proofErr w:type="spellEnd"/>
-            <w:r>
-              <w:rPr>
-                <w:rFonts w:ascii="BRH Malayalam Extra" w:hAnsi="BRH Malayalam Extra" w:cs="BRH Malayalam Extra"/>
-                <w:color w:val="000000"/>
-                <w:sz w:val="40"/>
-                <w:szCs w:val="40"/>
-              </w:rPr>
-              <w:t>—</w:t>
-            </w:r>
-            <w:proofErr w:type="spellStart"/>
-            <w:r>
-              <w:rPr>
-                <w:rFonts w:ascii="BRH Malayalam Extra" w:hAnsi="BRH Malayalam Extra" w:cs="BRH Malayalam Extra"/>
-                <w:color w:val="000000"/>
-                <w:sz w:val="40"/>
-                <w:szCs w:val="40"/>
-              </w:rPr>
-              <w:t>j¥Z</w:t>
-            </w:r>
-            <w:proofErr w:type="spellEnd"/>
-            <w:r>
-              <w:rPr>
-                <w:rFonts w:ascii="BRH Malayalam Extra" w:hAnsi="BRH Malayalam Extra" w:cs="BRH Malayalam Extra"/>
-                <w:color w:val="000000"/>
-                <w:sz w:val="40"/>
-                <w:szCs w:val="40"/>
-              </w:rPr>
-              <w:t xml:space="preserve"> | </w:t>
-            </w:r>
-            <w:proofErr w:type="spellStart"/>
-            <w:r>
-              <w:rPr>
-                <w:rFonts w:ascii="BRH Malayalam Extra" w:hAnsi="BRH Malayalam Extra" w:cs="BRH Malayalam Extra"/>
-                <w:color w:val="000000"/>
-                <w:sz w:val="40"/>
-                <w:szCs w:val="40"/>
-              </w:rPr>
-              <w:t>iz</w:t>
-            </w:r>
-            <w:proofErr w:type="spellEnd"/>
+            <w:r>
+              <w:rPr>
+                <w:rFonts w:ascii="BRH Malayalam Extra" w:hAnsi="BRH Malayalam Extra" w:cs="BRH Malayalam Extra"/>
+                <w:color w:val="000000"/>
+                <w:sz w:val="40"/>
+                <w:szCs w:val="40"/>
+              </w:rPr>
+              <w:t>öe iz—j¥Z | iz</w:t>
+            </w:r>
             <w:r>
               <w:rPr>
                 <w:rFonts w:ascii="BRH Malayalam Extra" w:hAnsi="BRH Malayalam Extra" w:cs="BRH Malayalam Extra"/>
@@ -10869,27 +9283,7 @@
                 <w:sz w:val="40"/>
                 <w:szCs w:val="40"/>
               </w:rPr>
-              <w:t xml:space="preserve"> </w:t>
-            </w:r>
-            <w:proofErr w:type="spellStart"/>
-            <w:r>
-              <w:rPr>
-                <w:rFonts w:ascii="BRH Malayalam Extra" w:hAnsi="BRH Malayalam Extra" w:cs="BRH Malayalam Extra"/>
-                <w:color w:val="000000"/>
-                <w:sz w:val="40"/>
-                <w:szCs w:val="40"/>
-              </w:rPr>
-              <w:t>qyk</w:t>
-            </w:r>
-            <w:proofErr w:type="spellEnd"/>
-            <w:r>
-              <w:rPr>
-                <w:rFonts w:ascii="BRH Malayalam Extra" w:hAnsi="BRH Malayalam Extra" w:cs="BRH Malayalam Extra"/>
-                <w:color w:val="000000"/>
-                <w:sz w:val="40"/>
-                <w:szCs w:val="40"/>
-              </w:rPr>
-              <w:t>—J |</w:t>
+              <w:t xml:space="preserve"> qyk—J |</w:t>
             </w:r>
           </w:p>
         </w:tc>
@@ -10917,77 +9311,15 @@
                 <w:szCs w:val="40"/>
               </w:rPr>
             </w:pPr>
-            <w:proofErr w:type="spellStart"/>
-            <w:r>
-              <w:rPr>
-                <w:rFonts w:ascii="BRH Malayalam Extra" w:hAnsi="BRH Malayalam Extra" w:cs="BRH Malayalam Extra"/>
-                <w:color w:val="000000"/>
-                <w:sz w:val="40"/>
-                <w:szCs w:val="40"/>
-              </w:rPr>
-              <w:t>öe</w:t>
-            </w:r>
-            <w:proofErr w:type="spellEnd"/>
-            <w:r>
-              <w:rPr>
-                <w:rFonts w:ascii="BRH Malayalam Extra" w:hAnsi="BRH Malayalam Extra" w:cs="BRH Malayalam Extra"/>
-                <w:color w:val="000000"/>
-                <w:sz w:val="40"/>
-                <w:szCs w:val="40"/>
-              </w:rPr>
-              <w:t xml:space="preserve"> </w:t>
-            </w:r>
-            <w:proofErr w:type="spellStart"/>
-            <w:r>
-              <w:rPr>
-                <w:rFonts w:ascii="BRH Malayalam Extra" w:hAnsi="BRH Malayalam Extra" w:cs="BRH Malayalam Extra"/>
-                <w:color w:val="000000"/>
-                <w:sz w:val="40"/>
-                <w:szCs w:val="40"/>
-              </w:rPr>
-              <w:t>iz</w:t>
-            </w:r>
-            <w:proofErr w:type="spellEnd"/>
-            <w:r>
-              <w:rPr>
-                <w:rFonts w:ascii="BRH Malayalam Extra" w:hAnsi="BRH Malayalam Extra" w:cs="BRH Malayalam Extra"/>
-                <w:color w:val="000000"/>
-                <w:sz w:val="40"/>
-                <w:szCs w:val="40"/>
-              </w:rPr>
-              <w:t>—</w:t>
-            </w:r>
-            <w:proofErr w:type="spellStart"/>
-            <w:r>
-              <w:rPr>
-                <w:rFonts w:ascii="BRH Malayalam Extra" w:hAnsi="BRH Malayalam Extra" w:cs="BRH Malayalam Extra"/>
-                <w:color w:val="000000"/>
-                <w:sz w:val="40"/>
-                <w:szCs w:val="40"/>
-              </w:rPr>
-              <w:t>j¥Z</w:t>
-            </w:r>
-            <w:proofErr w:type="spellEnd"/>
-            <w:r>
-              <w:rPr>
-                <w:rFonts w:ascii="BRH Malayalam Extra" w:hAnsi="BRH Malayalam Extra" w:cs="BRH Malayalam Extra"/>
-                <w:color w:val="000000"/>
-                <w:sz w:val="40"/>
-                <w:szCs w:val="40"/>
-              </w:rPr>
-              <w:t xml:space="preserve"> | </w:t>
-            </w:r>
-            <w:proofErr w:type="spellStart"/>
-            <w:r>
-              <w:rPr>
-                <w:rFonts w:ascii="BRH Malayalam Extra" w:hAnsi="BRH Malayalam Extra" w:cs="BRH Malayalam Extra"/>
-                <w:color w:val="000000"/>
-                <w:sz w:val="40"/>
-                <w:szCs w:val="40"/>
-              </w:rPr>
-              <w:t>iz</w:t>
-            </w:r>
-            <w:proofErr w:type="spellEnd"/>
+            <w:r>
+              <w:rPr>
+                <w:rFonts w:ascii="BRH Malayalam Extra" w:hAnsi="BRH Malayalam Extra" w:cs="BRH Malayalam Extra"/>
+                <w:color w:val="000000"/>
+                <w:sz w:val="40"/>
+                <w:szCs w:val="40"/>
+              </w:rPr>
+              <w:t>öe iz—j¥Z | iz</w:t>
+            </w:r>
             <w:r>
               <w:rPr>
                 <w:rFonts w:ascii="BRH Malayalam Extra" w:hAnsi="BRH Malayalam Extra" w:cs="BRH Malayalam Extra"/>
@@ -11042,27 +9374,7 @@
                 <w:sz w:val="40"/>
                 <w:szCs w:val="40"/>
               </w:rPr>
-              <w:t xml:space="preserve"> </w:t>
-            </w:r>
-            <w:proofErr w:type="spellStart"/>
-            <w:r>
-              <w:rPr>
-                <w:rFonts w:ascii="BRH Malayalam Extra" w:hAnsi="BRH Malayalam Extra" w:cs="BRH Malayalam Extra"/>
-                <w:color w:val="000000"/>
-                <w:sz w:val="40"/>
-                <w:szCs w:val="40"/>
-              </w:rPr>
-              <w:t>qyk</w:t>
-            </w:r>
-            <w:proofErr w:type="spellEnd"/>
-            <w:r>
-              <w:rPr>
-                <w:rFonts w:ascii="BRH Malayalam Extra" w:hAnsi="BRH Malayalam Extra" w:cs="BRH Malayalam Extra"/>
-                <w:color w:val="000000"/>
-                <w:sz w:val="40"/>
-                <w:szCs w:val="40"/>
-              </w:rPr>
-              <w:t>—J |</w:t>
+              <w:t xml:space="preserve"> qyk—J |</w:t>
             </w:r>
           </w:p>
         </w:tc>
@@ -11125,20 +9437,8 @@
                 <w:sz w:val="28"/>
                 <w:szCs w:val="32"/>
               </w:rPr>
-              <w:t xml:space="preserve">– </w:t>
-            </w:r>
-            <w:proofErr w:type="spellStart"/>
-            <w:r>
-              <w:rPr>
-                <w:rFonts w:cs="Arial"/>
-                <w:b/>
-                <w:color w:val="000000"/>
-                <w:sz w:val="28"/>
-                <w:szCs w:val="32"/>
-              </w:rPr>
-              <w:t>Kramam</w:t>
-            </w:r>
-            <w:proofErr w:type="spellEnd"/>
+              <w:t>– Kramam</w:t>
+            </w:r>
           </w:p>
           <w:p>
             <w:pPr>
@@ -11159,49 +9459,15 @@
                 <w:szCs w:val="32"/>
               </w:rPr>
             </w:pPr>
-            <w:proofErr w:type="spellStart"/>
-            <w:r>
-              <w:rPr>
-                <w:rFonts w:cs="Arial"/>
-                <w:b/>
-                <w:color w:val="000000"/>
-                <w:sz w:val="28"/>
-                <w:szCs w:val="32"/>
-              </w:rPr>
-              <w:t>Krama</w:t>
-            </w:r>
-            <w:proofErr w:type="spellEnd"/>
-            <w:r>
-              <w:rPr>
-                <w:rFonts w:cs="Arial"/>
-                <w:b/>
-                <w:color w:val="000000"/>
-                <w:sz w:val="28"/>
-                <w:szCs w:val="32"/>
-              </w:rPr>
-              <w:t xml:space="preserve"> </w:t>
-            </w:r>
-            <w:proofErr w:type="spellStart"/>
-            <w:r>
-              <w:rPr>
-                <w:rFonts w:cs="Arial"/>
-                <w:b/>
-                <w:color w:val="000000"/>
-                <w:sz w:val="28"/>
-                <w:szCs w:val="32"/>
-              </w:rPr>
-              <w:t>Vaakyam</w:t>
-            </w:r>
-            <w:proofErr w:type="spellEnd"/>
-            <w:r>
-              <w:rPr>
-                <w:rFonts w:cs="Arial"/>
-                <w:b/>
-                <w:color w:val="000000"/>
-                <w:sz w:val="28"/>
-                <w:szCs w:val="32"/>
-              </w:rPr>
-              <w:t xml:space="preserve"> No. - </w:t>
+            <w:r>
+              <w:rPr>
+                <w:rFonts w:cs="Arial"/>
+                <w:b/>
+                <w:color w:val="000000"/>
+                <w:sz w:val="28"/>
+                <w:szCs w:val="32"/>
+              </w:rPr>
+              <w:t xml:space="preserve">Krama Vaakyam No. - </w:t>
             </w:r>
             <w:r>
               <w:rPr>
@@ -11233,27 +9499,15 @@
                 <w:szCs w:val="32"/>
               </w:rPr>
             </w:pPr>
-            <w:proofErr w:type="spellStart"/>
-            <w:r>
-              <w:rPr>
-                <w:rFonts w:cs="Arial"/>
-                <w:b/>
-                <w:color w:val="000000"/>
-                <w:sz w:val="28"/>
-                <w:szCs w:val="32"/>
-              </w:rPr>
-              <w:t>Panchaati</w:t>
-            </w:r>
-            <w:proofErr w:type="spellEnd"/>
-            <w:r>
-              <w:rPr>
-                <w:rFonts w:cs="Arial"/>
-                <w:b/>
-                <w:color w:val="000000"/>
-                <w:sz w:val="28"/>
-                <w:szCs w:val="32"/>
-              </w:rPr>
-              <w:t xml:space="preserve"> No</w:t>
+            <w:r>
+              <w:rPr>
+                <w:rFonts w:cs="Arial"/>
+                <w:b/>
+                <w:color w:val="000000"/>
+                <w:sz w:val="28"/>
+                <w:szCs w:val="32"/>
+              </w:rPr>
+              <w:t>Panchaati No</w:t>
             </w:r>
             <w:r>
               <w:rPr>
@@ -11323,25 +9577,14 @@
               </w:rPr>
               <w:t>–</w:t>
             </w:r>
-            <w:proofErr w:type="spellStart"/>
-            <w:r>
-              <w:rPr>
-                <w:rFonts w:ascii="BRH Malayalam Extra" w:hAnsi="BRH Malayalam Extra" w:cs="BRH Malayalam Extra"/>
-                <w:color w:val="000000"/>
-                <w:sz w:val="40"/>
-                <w:szCs w:val="40"/>
-              </w:rPr>
-              <w:t>Zdy</w:t>
-            </w:r>
-            <w:proofErr w:type="spellEnd"/>
-            <w:r>
-              <w:rPr>
-                <w:rFonts w:ascii="BRH Malayalam Extra" w:hAnsi="BRH Malayalam Extra" w:cs="BRH Malayalam Extra"/>
-                <w:color w:val="000000"/>
-                <w:sz w:val="40"/>
-                <w:szCs w:val="40"/>
-              </w:rPr>
-              <w:t>—</w:t>
+            <w:r>
+              <w:rPr>
+                <w:rFonts w:ascii="BRH Malayalam Extra" w:hAnsi="BRH Malayalam Extra" w:cs="BRH Malayalam Extra"/>
+                <w:color w:val="000000"/>
+                <w:sz w:val="40"/>
+                <w:szCs w:val="40"/>
+              </w:rPr>
+              <w:t>Zdy—</w:t>
             </w:r>
             <w:r>
               <w:rPr>
@@ -11352,7 +9595,6 @@
               </w:rPr>
               <w:t>ª</w:t>
             </w:r>
-            <w:proofErr w:type="spellStart"/>
             <w:r>
               <w:rPr>
                 <w:rFonts w:ascii="BRH Malayalam Extra" w:hAnsi="BRH Malayalam Extra" w:cs="BRH Malayalam Extra"/>
@@ -11362,17 +9604,15 @@
               </w:rPr>
               <w:t>YyM</w:t>
             </w:r>
-            <w:proofErr w:type="spellEnd"/>
-            <w:r>
-              <w:rPr>
-                <w:rFonts w:ascii="BRH Malayalam Extra" w:hAnsi="BRH Malayalam Extra" w:cs="BRH Malayalam Extra"/>
-                <w:color w:val="000000"/>
-                <w:sz w:val="33"/>
-                <w:szCs w:val="40"/>
-              </w:rPr>
-              <w:t>–</w:t>
-            </w:r>
-            <w:proofErr w:type="spellStart"/>
+            <w:r>
+              <w:rPr>
+                <w:rFonts w:ascii="BRH Malayalam Extra" w:hAnsi="BRH Malayalam Extra" w:cs="BRH Malayalam Extra"/>
+                <w:color w:val="000000"/>
+                <w:sz w:val="33"/>
+                <w:szCs w:val="40"/>
+              </w:rPr>
+              <w:t>–</w:t>
+            </w:r>
             <w:r>
               <w:rPr>
                 <w:rFonts w:ascii="BRH Malayalam Extra" w:eastAsia="Times New Roman" w:hAnsi="BRH Malayalam Extra" w:cs="BRH Malayalam Extra"/>
@@ -11381,18 +9621,7 @@
                 <w:szCs w:val="40"/>
                 <w:lang w:val="en-IN" w:eastAsia="en-IN" w:bidi="ml-IN"/>
               </w:rPr>
-              <w:t>fþ</w:t>
-            </w:r>
-            <w:proofErr w:type="spellEnd"/>
-            <w:r>
-              <w:rPr>
-                <w:rFonts w:ascii="BRH Malayalam Extra" w:eastAsia="Times New Roman" w:hAnsi="BRH Malayalam Extra" w:cs="BRH Malayalam Extra"/>
-                <w:color w:val="000000"/>
-                <w:sz w:val="40"/>
-                <w:szCs w:val="40"/>
-                <w:lang w:val="en-IN" w:eastAsia="en-IN" w:bidi="ml-IN"/>
-              </w:rPr>
-              <w:t>¡</w:t>
+              <w:t>fþ¡</w:t>
             </w:r>
             <w:r>
               <w:rPr>
@@ -11432,25 +9661,14 @@
               </w:rPr>
               <w:t>–</w:t>
             </w:r>
-            <w:proofErr w:type="spellStart"/>
-            <w:r>
-              <w:rPr>
-                <w:rFonts w:ascii="BRH Malayalam Extra" w:hAnsi="BRH Malayalam Extra" w:cs="BRH Malayalam Extra"/>
-                <w:color w:val="000000"/>
-                <w:sz w:val="40"/>
-                <w:szCs w:val="40"/>
-              </w:rPr>
-              <w:t>Zdy</w:t>
-            </w:r>
-            <w:proofErr w:type="spellEnd"/>
-            <w:r>
-              <w:rPr>
-                <w:rFonts w:ascii="BRH Malayalam Extra" w:hAnsi="BRH Malayalam Extra" w:cs="BRH Malayalam Extra"/>
-                <w:color w:val="000000"/>
-                <w:sz w:val="40"/>
-                <w:szCs w:val="40"/>
-              </w:rPr>
-              <w:t>—</w:t>
+            <w:r>
+              <w:rPr>
+                <w:rFonts w:ascii="BRH Malayalam Extra" w:hAnsi="BRH Malayalam Extra" w:cs="BRH Malayalam Extra"/>
+                <w:color w:val="000000"/>
+                <w:sz w:val="40"/>
+                <w:szCs w:val="40"/>
+              </w:rPr>
+              <w:t>Zdy—</w:t>
             </w:r>
             <w:r>
               <w:rPr>
@@ -11461,7 +9679,6 @@
               </w:rPr>
               <w:t>ª</w:t>
             </w:r>
-            <w:proofErr w:type="spellStart"/>
             <w:r>
               <w:rPr>
                 <w:rFonts w:ascii="BRH Malayalam Extra" w:hAnsi="BRH Malayalam Extra" w:cs="BRH Malayalam Extra"/>
@@ -11471,35 +9688,23 @@
               </w:rPr>
               <w:t>Yy</w:t>
             </w:r>
-            <w:proofErr w:type="spellEnd"/>
-            <w:r>
-              <w:rPr>
-                <w:rFonts w:ascii="BRH Malayalam Extra" w:hAnsi="BRH Malayalam Extra" w:cs="BRH Malayalam Extra"/>
-                <w:color w:val="000000"/>
-                <w:sz w:val="33"/>
-                <w:szCs w:val="40"/>
-              </w:rPr>
-              <w:t>–</w:t>
-            </w:r>
-            <w:proofErr w:type="spellStart"/>
-            <w:r>
-              <w:rPr>
-                <w:rFonts w:ascii="BRH Malayalam Extra" w:hAnsi="BRH Malayalam Extra" w:cs="BRH Malayalam Extra"/>
-                <w:color w:val="000000"/>
-                <w:sz w:val="40"/>
-                <w:szCs w:val="40"/>
-              </w:rPr>
-              <w:t>MyZy</w:t>
-            </w:r>
-            <w:proofErr w:type="spellEnd"/>
-            <w:r>
-              <w:rPr>
-                <w:rFonts w:ascii="BRH Malayalam Extra" w:hAnsi="BRH Malayalam Extra" w:cs="BRH Malayalam Extra"/>
-                <w:color w:val="000000"/>
-                <w:sz w:val="40"/>
-                <w:szCs w:val="40"/>
-              </w:rPr>
-              <w:t xml:space="preserve">— </w:t>
+            <w:r>
+              <w:rPr>
+                <w:rFonts w:ascii="BRH Malayalam Extra" w:hAnsi="BRH Malayalam Extra" w:cs="BRH Malayalam Extra"/>
+                <w:color w:val="000000"/>
+                <w:sz w:val="33"/>
+                <w:szCs w:val="40"/>
+              </w:rPr>
+              <w:t>–</w:t>
+            </w:r>
+            <w:r>
+              <w:rPr>
+                <w:rFonts w:ascii="BRH Malayalam Extra" w:hAnsi="BRH Malayalam Extra" w:cs="BRH Malayalam Extra"/>
+                <w:color w:val="000000"/>
+                <w:sz w:val="40"/>
+                <w:szCs w:val="40"/>
+              </w:rPr>
+              <w:t xml:space="preserve">MyZy— </w:t>
             </w:r>
           </w:p>
           <w:p>
@@ -11529,19 +9734,8 @@
                 <w:sz w:val="40"/>
                 <w:szCs w:val="40"/>
               </w:rPr>
-              <w:t xml:space="preserve">Z - </w:t>
-            </w:r>
-            <w:proofErr w:type="spellStart"/>
-            <w:r>
-              <w:rPr>
-                <w:rFonts w:ascii="BRH Malayalam Extra" w:hAnsi="BRH Malayalam Extra" w:cs="BRH Malayalam Extra"/>
-                <w:color w:val="000000"/>
-                <w:sz w:val="40"/>
-                <w:szCs w:val="40"/>
-              </w:rPr>
-              <w:t>dy</w:t>
-            </w:r>
-            <w:proofErr w:type="spellEnd"/>
+              <w:t>Z - dy</w:t>
+            </w:r>
             <w:r>
               <w:rPr>
                 <w:rFonts w:ascii="BRH Malayalam Extra" w:hAnsi="BRH Malayalam Extra" w:cs="BRH Malayalam Extra"/>
@@ -11560,7 +9754,6 @@
               </w:rPr>
               <w:t>ª</w:t>
             </w:r>
-            <w:proofErr w:type="spellStart"/>
             <w:r>
               <w:rPr>
                 <w:rFonts w:ascii="BRH Malayalam Extra" w:hAnsi="BRH Malayalam Extra" w:cs="BRH Malayalam Extra"/>
@@ -11570,7 +9763,6 @@
               </w:rPr>
               <w:t>Yy</w:t>
             </w:r>
-            <w:proofErr w:type="spellEnd"/>
             <w:r>
               <w:rPr>
                 <w:rFonts w:ascii="BRH Malayalam Extra" w:hAnsi="BRH Malayalam Extra" w:cs="BRH Malayalam Extra"/>
@@ -11647,25 +9839,14 @@
               </w:rPr>
               <w:t>–</w:t>
             </w:r>
-            <w:proofErr w:type="spellStart"/>
-            <w:r>
-              <w:rPr>
-                <w:rFonts w:ascii="BRH Malayalam Extra" w:hAnsi="BRH Malayalam Extra" w:cs="BRH Malayalam Extra"/>
-                <w:color w:val="000000"/>
-                <w:sz w:val="40"/>
-                <w:szCs w:val="40"/>
-              </w:rPr>
-              <w:t>Zdy</w:t>
-            </w:r>
-            <w:proofErr w:type="spellEnd"/>
-            <w:r>
-              <w:rPr>
-                <w:rFonts w:ascii="BRH Malayalam Extra" w:hAnsi="BRH Malayalam Extra" w:cs="BRH Malayalam Extra"/>
-                <w:color w:val="000000"/>
-                <w:sz w:val="40"/>
-                <w:szCs w:val="40"/>
-              </w:rPr>
-              <w:t>—</w:t>
+            <w:r>
+              <w:rPr>
+                <w:rFonts w:ascii="BRH Malayalam Extra" w:hAnsi="BRH Malayalam Extra" w:cs="BRH Malayalam Extra"/>
+                <w:color w:val="000000"/>
+                <w:sz w:val="40"/>
+                <w:szCs w:val="40"/>
+              </w:rPr>
+              <w:t>Zdy—</w:t>
             </w:r>
             <w:r>
               <w:rPr>
@@ -11676,7 +9857,6 @@
               </w:rPr>
               <w:t>ª</w:t>
             </w:r>
-            <w:proofErr w:type="spellStart"/>
             <w:r>
               <w:rPr>
                 <w:rFonts w:ascii="BRH Malayalam Extra" w:hAnsi="BRH Malayalam Extra" w:cs="BRH Malayalam Extra"/>
@@ -11686,17 +9866,15 @@
               </w:rPr>
               <w:t>YyM</w:t>
             </w:r>
-            <w:proofErr w:type="spellEnd"/>
-            <w:r>
-              <w:rPr>
-                <w:rFonts w:ascii="BRH Malayalam Extra" w:hAnsi="BRH Malayalam Extra" w:cs="BRH Malayalam Extra"/>
-                <w:color w:val="000000"/>
-                <w:sz w:val="33"/>
-                <w:szCs w:val="40"/>
-              </w:rPr>
-              <w:t>–</w:t>
-            </w:r>
-            <w:proofErr w:type="spellStart"/>
+            <w:r>
+              <w:rPr>
+                <w:rFonts w:ascii="BRH Malayalam Extra" w:hAnsi="BRH Malayalam Extra" w:cs="BRH Malayalam Extra"/>
+                <w:color w:val="000000"/>
+                <w:sz w:val="33"/>
+                <w:szCs w:val="40"/>
+              </w:rPr>
+              <w:t>–</w:t>
+            </w:r>
             <w:r>
               <w:rPr>
                 <w:rFonts w:ascii="BRH Malayalam Extra" w:eastAsia="Times New Roman" w:hAnsi="BRH Malayalam Extra" w:cs="BRH Malayalam Extra"/>
@@ -11705,18 +9883,7 @@
                 <w:szCs w:val="40"/>
                 <w:lang w:val="en-IN" w:eastAsia="en-IN" w:bidi="ml-IN"/>
               </w:rPr>
-              <w:t>fþ</w:t>
-            </w:r>
-            <w:proofErr w:type="spellEnd"/>
-            <w:r>
-              <w:rPr>
-                <w:rFonts w:ascii="BRH Malayalam Extra" w:eastAsia="Times New Roman" w:hAnsi="BRH Malayalam Extra" w:cs="BRH Malayalam Extra"/>
-                <w:color w:val="000000"/>
-                <w:sz w:val="40"/>
-                <w:szCs w:val="40"/>
-                <w:lang w:val="en-IN" w:eastAsia="en-IN" w:bidi="ml-IN"/>
-              </w:rPr>
-              <w:t>¡</w:t>
+              <w:t>fþ¡</w:t>
             </w:r>
             <w:r>
               <w:rPr>
@@ -11756,25 +9923,14 @@
               </w:rPr>
               <w:t>–</w:t>
             </w:r>
-            <w:proofErr w:type="spellStart"/>
-            <w:r>
-              <w:rPr>
-                <w:rFonts w:ascii="BRH Malayalam Extra" w:hAnsi="BRH Malayalam Extra" w:cs="BRH Malayalam Extra"/>
-                <w:color w:val="000000"/>
-                <w:sz w:val="40"/>
-                <w:szCs w:val="40"/>
-              </w:rPr>
-              <w:t>Zdy</w:t>
-            </w:r>
-            <w:proofErr w:type="spellEnd"/>
-            <w:r>
-              <w:rPr>
-                <w:rFonts w:ascii="BRH Malayalam Extra" w:hAnsi="BRH Malayalam Extra" w:cs="BRH Malayalam Extra"/>
-                <w:color w:val="000000"/>
-                <w:sz w:val="40"/>
-                <w:szCs w:val="40"/>
-              </w:rPr>
-              <w:t>—</w:t>
+            <w:r>
+              <w:rPr>
+                <w:rFonts w:ascii="BRH Malayalam Extra" w:hAnsi="BRH Malayalam Extra" w:cs="BRH Malayalam Extra"/>
+                <w:color w:val="000000"/>
+                <w:sz w:val="40"/>
+                <w:szCs w:val="40"/>
+              </w:rPr>
+              <w:t>Zdy—</w:t>
             </w:r>
             <w:r>
               <w:rPr>
@@ -11785,7 +9941,6 @@
               </w:rPr>
               <w:t>ª</w:t>
             </w:r>
-            <w:proofErr w:type="spellStart"/>
             <w:r>
               <w:rPr>
                 <w:rFonts w:ascii="BRH Malayalam Extra" w:hAnsi="BRH Malayalam Extra" w:cs="BRH Malayalam Extra"/>
@@ -11795,35 +9950,23 @@
               </w:rPr>
               <w:t>Yy</w:t>
             </w:r>
-            <w:proofErr w:type="spellEnd"/>
-            <w:r>
-              <w:rPr>
-                <w:rFonts w:ascii="BRH Malayalam Extra" w:hAnsi="BRH Malayalam Extra" w:cs="BRH Malayalam Extra"/>
-                <w:color w:val="000000"/>
-                <w:sz w:val="33"/>
-                <w:szCs w:val="40"/>
-              </w:rPr>
-              <w:t>–</w:t>
-            </w:r>
-            <w:proofErr w:type="spellStart"/>
-            <w:r>
-              <w:rPr>
-                <w:rFonts w:ascii="BRH Malayalam Extra" w:hAnsi="BRH Malayalam Extra" w:cs="BRH Malayalam Extra"/>
-                <w:color w:val="000000"/>
-                <w:sz w:val="40"/>
-                <w:szCs w:val="40"/>
-              </w:rPr>
-              <w:t>MyZy</w:t>
-            </w:r>
-            <w:proofErr w:type="spellEnd"/>
-            <w:r>
-              <w:rPr>
-                <w:rFonts w:ascii="BRH Malayalam Extra" w:hAnsi="BRH Malayalam Extra" w:cs="BRH Malayalam Extra"/>
-                <w:color w:val="000000"/>
-                <w:sz w:val="40"/>
-                <w:szCs w:val="40"/>
-              </w:rPr>
-              <w:t xml:space="preserve">— </w:t>
+            <w:r>
+              <w:rPr>
+                <w:rFonts w:ascii="BRH Malayalam Extra" w:hAnsi="BRH Malayalam Extra" w:cs="BRH Malayalam Extra"/>
+                <w:color w:val="000000"/>
+                <w:sz w:val="33"/>
+                <w:szCs w:val="40"/>
+              </w:rPr>
+              <w:t>–</w:t>
+            </w:r>
+            <w:r>
+              <w:rPr>
+                <w:rFonts w:ascii="BRH Malayalam Extra" w:hAnsi="BRH Malayalam Extra" w:cs="BRH Malayalam Extra"/>
+                <w:color w:val="000000"/>
+                <w:sz w:val="40"/>
+                <w:szCs w:val="40"/>
+              </w:rPr>
+              <w:t xml:space="preserve">MyZy— </w:t>
             </w:r>
           </w:p>
           <w:p>
@@ -11866,19 +10009,8 @@
                 <w:sz w:val="40"/>
                 <w:szCs w:val="40"/>
               </w:rPr>
-              <w:t xml:space="preserve">Z - </w:t>
-            </w:r>
-            <w:proofErr w:type="spellStart"/>
-            <w:r>
-              <w:rPr>
-                <w:rFonts w:ascii="BRH Malayalam Extra" w:hAnsi="BRH Malayalam Extra" w:cs="BRH Malayalam Extra"/>
-                <w:color w:val="000000"/>
-                <w:sz w:val="40"/>
-                <w:szCs w:val="40"/>
-              </w:rPr>
-              <w:t>dy</w:t>
-            </w:r>
-            <w:proofErr w:type="spellEnd"/>
+              <w:t>Z - dy</w:t>
+            </w:r>
             <w:r>
               <w:rPr>
                 <w:rFonts w:ascii="BRH Malayalam Extra" w:hAnsi="BRH Malayalam Extra" w:cs="BRH Malayalam Extra"/>
@@ -11897,7 +10029,6 @@
               </w:rPr>
               <w:t>ª</w:t>
             </w:r>
-            <w:proofErr w:type="spellStart"/>
             <w:r>
               <w:rPr>
                 <w:rFonts w:ascii="BRH Malayalam Extra" w:hAnsi="BRH Malayalam Extra" w:cs="BRH Malayalam Extra"/>
@@ -11907,7 +10038,6 @@
               </w:rPr>
               <w:t>Yy</w:t>
             </w:r>
-            <w:proofErr w:type="spellEnd"/>
             <w:r>
               <w:rPr>
                 <w:rFonts w:ascii="BRH Malayalam Extra" w:hAnsi="BRH Malayalam Extra" w:cs="BRH Malayalam Extra"/>
@@ -12005,20 +10135,8 @@
                 <w:sz w:val="28"/>
                 <w:szCs w:val="32"/>
               </w:rPr>
-              <w:t xml:space="preserve">– </w:t>
-            </w:r>
-            <w:proofErr w:type="spellStart"/>
-            <w:r>
-              <w:rPr>
-                <w:rFonts w:cs="Arial"/>
-                <w:b/>
-                <w:color w:val="000000"/>
-                <w:sz w:val="28"/>
-                <w:szCs w:val="32"/>
-              </w:rPr>
-              <w:t>Kramam</w:t>
-            </w:r>
-            <w:proofErr w:type="spellEnd"/>
+              <w:t>– Kramam</w:t>
+            </w:r>
           </w:p>
           <w:p>
             <w:pPr>
@@ -12039,49 +10157,15 @@
                 <w:szCs w:val="32"/>
               </w:rPr>
             </w:pPr>
-            <w:proofErr w:type="spellStart"/>
-            <w:r>
-              <w:rPr>
-                <w:rFonts w:cs="Arial"/>
-                <w:b/>
-                <w:color w:val="000000"/>
-                <w:sz w:val="28"/>
-                <w:szCs w:val="32"/>
-              </w:rPr>
-              <w:t>Krama</w:t>
-            </w:r>
-            <w:proofErr w:type="spellEnd"/>
-            <w:r>
-              <w:rPr>
-                <w:rFonts w:cs="Arial"/>
-                <w:b/>
-                <w:color w:val="000000"/>
-                <w:sz w:val="28"/>
-                <w:szCs w:val="32"/>
-              </w:rPr>
-              <w:t xml:space="preserve"> </w:t>
-            </w:r>
-            <w:proofErr w:type="spellStart"/>
-            <w:r>
-              <w:rPr>
-                <w:rFonts w:cs="Arial"/>
-                <w:b/>
-                <w:color w:val="000000"/>
-                <w:sz w:val="28"/>
-                <w:szCs w:val="32"/>
-              </w:rPr>
-              <w:t>Vaakyam</w:t>
-            </w:r>
-            <w:proofErr w:type="spellEnd"/>
-            <w:r>
-              <w:rPr>
-                <w:rFonts w:cs="Arial"/>
-                <w:b/>
-                <w:color w:val="000000"/>
-                <w:sz w:val="28"/>
-                <w:szCs w:val="32"/>
-              </w:rPr>
-              <w:t xml:space="preserve"> No. - </w:t>
+            <w:r>
+              <w:rPr>
+                <w:rFonts w:cs="Arial"/>
+                <w:b/>
+                <w:color w:val="000000"/>
+                <w:sz w:val="28"/>
+                <w:szCs w:val="32"/>
+              </w:rPr>
+              <w:t xml:space="preserve">Krama Vaakyam No. - </w:t>
             </w:r>
             <w:r>
               <w:rPr>
@@ -12113,27 +10197,15 @@
                 <w:szCs w:val="32"/>
               </w:rPr>
             </w:pPr>
-            <w:proofErr w:type="spellStart"/>
-            <w:r>
-              <w:rPr>
-                <w:rFonts w:cs="Arial"/>
-                <w:b/>
-                <w:color w:val="000000"/>
-                <w:sz w:val="28"/>
-                <w:szCs w:val="32"/>
-              </w:rPr>
-              <w:t>Panchaati</w:t>
-            </w:r>
-            <w:proofErr w:type="spellEnd"/>
-            <w:r>
-              <w:rPr>
-                <w:rFonts w:cs="Arial"/>
-                <w:b/>
-                <w:color w:val="000000"/>
-                <w:sz w:val="28"/>
-                <w:szCs w:val="32"/>
-              </w:rPr>
-              <w:t xml:space="preserve"> No</w:t>
+            <w:r>
+              <w:rPr>
+                <w:rFonts w:cs="Arial"/>
+                <w:b/>
+                <w:color w:val="000000"/>
+                <w:sz w:val="28"/>
+                <w:szCs w:val="32"/>
+              </w:rPr>
+              <w:t>Panchaati No</w:t>
             </w:r>
             <w:r>
               <w:rPr>
@@ -12207,7 +10279,6 @@
               </w:rPr>
               <w:t>–</w:t>
             </w:r>
-            <w:proofErr w:type="spellStart"/>
             <w:r>
               <w:rPr>
                 <w:rFonts w:ascii="BRH Malayalam Extra" w:hAnsi="BRH Malayalam Extra" w:cs="BRH Malayalam Extra"/>
@@ -12217,55 +10288,23 @@
               </w:rPr>
               <w:t>öÉy</w:t>
             </w:r>
-            <w:proofErr w:type="spellEnd"/>
-            <w:r>
-              <w:rPr>
-                <w:rFonts w:ascii="BRH Malayalam Extra" w:hAnsi="BRH Malayalam Extra" w:cs="BRH Malayalam Extra"/>
-                <w:color w:val="000000"/>
-                <w:sz w:val="33"/>
-                <w:szCs w:val="40"/>
-              </w:rPr>
-              <w:t>–</w:t>
-            </w:r>
-            <w:proofErr w:type="spellStart"/>
-            <w:r>
-              <w:rPr>
-                <w:rFonts w:ascii="BRH Malayalam Extra" w:hAnsi="BRH Malayalam Extra" w:cs="BRH Malayalam Extra"/>
-                <w:color w:val="000000"/>
-                <w:sz w:val="40"/>
-                <w:szCs w:val="40"/>
-              </w:rPr>
-              <w:t>jxYy</w:t>
-            </w:r>
-            <w:proofErr w:type="spellEnd"/>
-            <w:r>
-              <w:rPr>
-                <w:rFonts w:ascii="BRH Malayalam Extra" w:hAnsi="BRH Malayalam Extra" w:cs="BRH Malayalam Extra"/>
-                <w:color w:val="000000"/>
-                <w:sz w:val="40"/>
-                <w:szCs w:val="40"/>
-              </w:rPr>
-              <w:t xml:space="preserve">— </w:t>
-            </w:r>
-            <w:proofErr w:type="spellStart"/>
-            <w:r>
-              <w:rPr>
-                <w:rFonts w:ascii="BRH Malayalam Extra" w:hAnsi="BRH Malayalam Extra" w:cs="BRH Malayalam Extra"/>
-                <w:color w:val="000000"/>
-                <w:sz w:val="40"/>
-                <w:szCs w:val="40"/>
-              </w:rPr>
-              <w:t>qZöK¥Zx</w:t>
-            </w:r>
-            <w:proofErr w:type="spellEnd"/>
-            <w:r>
-              <w:rPr>
-                <w:rFonts w:ascii="BRH Malayalam Extra" w:hAnsi="BRH Malayalam Extra" w:cs="BRH Malayalam Extra"/>
-                <w:color w:val="000000"/>
-                <w:sz w:val="40"/>
-                <w:szCs w:val="40"/>
-              </w:rPr>
-              <w:t xml:space="preserve"> | </w:t>
+            <w:r>
+              <w:rPr>
+                <w:rFonts w:ascii="BRH Malayalam Extra" w:hAnsi="BRH Malayalam Extra" w:cs="BRH Malayalam Extra"/>
+                <w:color w:val="000000"/>
+                <w:sz w:val="33"/>
+                <w:szCs w:val="40"/>
+              </w:rPr>
+              <w:t>–</w:t>
+            </w:r>
+            <w:r>
+              <w:rPr>
+                <w:rFonts w:ascii="BRH Malayalam Extra" w:hAnsi="BRH Malayalam Extra" w:cs="BRH Malayalam Extra"/>
+                <w:color w:val="000000"/>
+                <w:sz w:val="40"/>
+                <w:szCs w:val="40"/>
+              </w:rPr>
+              <w:t xml:space="preserve">jxYy— qZöK¥Zx | </w:t>
             </w:r>
           </w:p>
           <w:p>
@@ -12314,7 +10353,6 @@
               </w:rPr>
               <w:t>–</w:t>
             </w:r>
-            <w:proofErr w:type="spellStart"/>
             <w:r>
               <w:rPr>
                 <w:rFonts w:ascii="BRH Malayalam Extra" w:hAnsi="BRH Malayalam Extra" w:cs="BRH Malayalam Extra"/>
@@ -12324,44 +10362,23 @@
               </w:rPr>
               <w:t>öK</w:t>
             </w:r>
-            <w:proofErr w:type="spellEnd"/>
-            <w:r>
-              <w:rPr>
-                <w:rFonts w:ascii="BRH Malayalam Extra" w:hAnsi="BRH Malayalam Extra" w:cs="BRH Malayalam Extra"/>
-                <w:color w:val="000000"/>
-                <w:sz w:val="33"/>
-                <w:szCs w:val="40"/>
-              </w:rPr>
-              <w:t>–</w:t>
-            </w:r>
-            <w:r>
-              <w:rPr>
-                <w:rFonts w:ascii="BRH Malayalam Extra" w:hAnsi="BRH Malayalam Extra" w:cs="BRH Malayalam Extra"/>
-                <w:color w:val="000000"/>
-                <w:sz w:val="40"/>
-                <w:szCs w:val="40"/>
-              </w:rPr>
-              <w:t>¥</w:t>
-            </w:r>
-            <w:proofErr w:type="spellStart"/>
-            <w:r>
-              <w:rPr>
-                <w:rFonts w:ascii="BRH Malayalam Extra" w:hAnsi="BRH Malayalam Extra" w:cs="BRH Malayalam Extra"/>
-                <w:color w:val="000000"/>
-                <w:sz w:val="40"/>
-                <w:szCs w:val="40"/>
-              </w:rPr>
-              <w:t>Zx</w:t>
-            </w:r>
-            <w:proofErr w:type="spellEnd"/>
-            <w:r>
-              <w:rPr>
-                <w:rFonts w:ascii="BRH Malayalam Extra" w:hAnsi="BRH Malayalam Extra" w:cs="BRH Malayalam Extra"/>
-                <w:color w:val="000000"/>
-                <w:sz w:val="40"/>
-                <w:szCs w:val="40"/>
-              </w:rPr>
-              <w:t xml:space="preserve"> </w:t>
+            <w:r>
+              <w:rPr>
+                <w:rFonts w:ascii="BRH Malayalam Extra" w:hAnsi="BRH Malayalam Extra" w:cs="BRH Malayalam Extra"/>
+                <w:color w:val="000000"/>
+                <w:sz w:val="33"/>
+                <w:szCs w:val="40"/>
+              </w:rPr>
+              <w:t>–</w:t>
+            </w:r>
+            <w:r>
+              <w:rPr>
+                <w:rFonts w:ascii="BRH Malayalam Extra" w:hAnsi="BRH Malayalam Extra" w:cs="BRH Malayalam Extra"/>
+                <w:color w:val="000000"/>
+                <w:sz w:val="40"/>
+                <w:szCs w:val="40"/>
+              </w:rPr>
+              <w:t xml:space="preserve">¥Zx </w:t>
             </w:r>
             <w:r>
               <w:rPr>
@@ -12426,7 +10443,6 @@
               </w:rPr>
               <w:t>–</w:t>
             </w:r>
-            <w:proofErr w:type="spellStart"/>
             <w:r>
               <w:rPr>
                 <w:rFonts w:ascii="BRH Malayalam Extra" w:hAnsi="BRH Malayalam Extra" w:cs="BRH Malayalam Extra"/>
@@ -12436,55 +10452,23 @@
               </w:rPr>
               <w:t>öÉy</w:t>
             </w:r>
-            <w:proofErr w:type="spellEnd"/>
-            <w:r>
-              <w:rPr>
-                <w:rFonts w:ascii="BRH Malayalam Extra" w:hAnsi="BRH Malayalam Extra" w:cs="BRH Malayalam Extra"/>
-                <w:color w:val="000000"/>
-                <w:sz w:val="33"/>
-                <w:szCs w:val="40"/>
-              </w:rPr>
-              <w:t>–</w:t>
-            </w:r>
-            <w:proofErr w:type="spellStart"/>
-            <w:r>
-              <w:rPr>
-                <w:rFonts w:ascii="BRH Malayalam Extra" w:hAnsi="BRH Malayalam Extra" w:cs="BRH Malayalam Extra"/>
-                <w:color w:val="000000"/>
-                <w:sz w:val="40"/>
-                <w:szCs w:val="40"/>
-              </w:rPr>
-              <w:t>jxYy</w:t>
-            </w:r>
-            <w:proofErr w:type="spellEnd"/>
-            <w:r>
-              <w:rPr>
-                <w:rFonts w:ascii="BRH Malayalam Extra" w:hAnsi="BRH Malayalam Extra" w:cs="BRH Malayalam Extra"/>
-                <w:color w:val="000000"/>
-                <w:sz w:val="40"/>
-                <w:szCs w:val="40"/>
-              </w:rPr>
-              <w:t xml:space="preserve">— </w:t>
-            </w:r>
-            <w:proofErr w:type="spellStart"/>
-            <w:r>
-              <w:rPr>
-                <w:rFonts w:ascii="BRH Malayalam Extra" w:hAnsi="BRH Malayalam Extra" w:cs="BRH Malayalam Extra"/>
-                <w:color w:val="000000"/>
-                <w:sz w:val="40"/>
-                <w:szCs w:val="40"/>
-              </w:rPr>
-              <w:t>qZöK¥Zx</w:t>
-            </w:r>
-            <w:proofErr w:type="spellEnd"/>
-            <w:r>
-              <w:rPr>
-                <w:rFonts w:ascii="BRH Malayalam Extra" w:hAnsi="BRH Malayalam Extra" w:cs="BRH Malayalam Extra"/>
-                <w:color w:val="000000"/>
-                <w:sz w:val="40"/>
-                <w:szCs w:val="40"/>
-              </w:rPr>
-              <w:t xml:space="preserve"> | </w:t>
+            <w:r>
+              <w:rPr>
+                <w:rFonts w:ascii="BRH Malayalam Extra" w:hAnsi="BRH Malayalam Extra" w:cs="BRH Malayalam Extra"/>
+                <w:color w:val="000000"/>
+                <w:sz w:val="33"/>
+                <w:szCs w:val="40"/>
+              </w:rPr>
+              <w:t>–</w:t>
+            </w:r>
+            <w:r>
+              <w:rPr>
+                <w:rFonts w:ascii="BRH Malayalam Extra" w:hAnsi="BRH Malayalam Extra" w:cs="BRH Malayalam Extra"/>
+                <w:color w:val="000000"/>
+                <w:sz w:val="40"/>
+                <w:szCs w:val="40"/>
+              </w:rPr>
+              <w:t xml:space="preserve">jxYy— qZöK¥Zx | </w:t>
             </w:r>
           </w:p>
           <w:p>
@@ -12537,7 +10521,6 @@
               </w:rPr>
               <w:t>–</w:t>
             </w:r>
-            <w:proofErr w:type="spellStart"/>
             <w:r>
               <w:rPr>
                 <w:rFonts w:ascii="BRH Malayalam Extra" w:hAnsi="BRH Malayalam Extra" w:cs="BRH Malayalam Extra"/>
@@ -12547,44 +10530,23 @@
               </w:rPr>
               <w:t>öK</w:t>
             </w:r>
-            <w:proofErr w:type="spellEnd"/>
-            <w:r>
-              <w:rPr>
-                <w:rFonts w:ascii="BRH Malayalam Extra" w:hAnsi="BRH Malayalam Extra" w:cs="BRH Malayalam Extra"/>
-                <w:color w:val="000000"/>
-                <w:sz w:val="33"/>
-                <w:szCs w:val="40"/>
-              </w:rPr>
-              <w:t>–</w:t>
-            </w:r>
-            <w:r>
-              <w:rPr>
-                <w:rFonts w:ascii="BRH Malayalam Extra" w:hAnsi="BRH Malayalam Extra" w:cs="BRH Malayalam Extra"/>
-                <w:color w:val="000000"/>
-                <w:sz w:val="40"/>
-                <w:szCs w:val="40"/>
-              </w:rPr>
-              <w:t>¥</w:t>
-            </w:r>
-            <w:proofErr w:type="spellStart"/>
-            <w:r>
-              <w:rPr>
-                <w:rFonts w:ascii="BRH Malayalam Extra" w:hAnsi="BRH Malayalam Extra" w:cs="BRH Malayalam Extra"/>
-                <w:color w:val="000000"/>
-                <w:sz w:val="40"/>
-                <w:szCs w:val="40"/>
-              </w:rPr>
-              <w:t>Zx</w:t>
-            </w:r>
-            <w:proofErr w:type="spellEnd"/>
-            <w:r>
-              <w:rPr>
-                <w:rFonts w:ascii="BRH Malayalam Extra" w:hAnsi="BRH Malayalam Extra" w:cs="BRH Malayalam Extra"/>
-                <w:color w:val="000000"/>
-                <w:sz w:val="40"/>
-                <w:szCs w:val="40"/>
-              </w:rPr>
-              <w:t xml:space="preserve"> </w:t>
+            <w:r>
+              <w:rPr>
+                <w:rFonts w:ascii="BRH Malayalam Extra" w:hAnsi="BRH Malayalam Extra" w:cs="BRH Malayalam Extra"/>
+                <w:color w:val="000000"/>
+                <w:sz w:val="33"/>
+                <w:szCs w:val="40"/>
+              </w:rPr>
+              <w:t>–</w:t>
+            </w:r>
+            <w:r>
+              <w:rPr>
+                <w:rFonts w:ascii="BRH Malayalam Extra" w:hAnsi="BRH Malayalam Extra" w:cs="BRH Malayalam Extra"/>
+                <w:color w:val="000000"/>
+                <w:sz w:val="40"/>
+                <w:szCs w:val="40"/>
+              </w:rPr>
+              <w:t xml:space="preserve">¥Zx </w:t>
             </w:r>
             <w:r>
               <w:rPr>
@@ -12635,30 +10597,7 @@
           <w:szCs w:val="40"/>
           <w:lang w:val="en-IN" w:eastAsia="en-IN"/>
         </w:rPr>
-        <w:lastRenderedPageBreak/>
-        <w:t>"</w:t>
-      </w:r>
-      <w:proofErr w:type="spellStart"/>
-      <w:r>
-        <w:rPr>
-          <w:rFonts w:ascii="BRH Malayalam" w:hAnsi="BRH Malayalam" w:cs="BRH Malayalam"/>
-          <w:color w:val="000000"/>
-          <w:sz w:val="40"/>
-          <w:szCs w:val="40"/>
-          <w:lang w:val="en-IN" w:eastAsia="en-IN"/>
-        </w:rPr>
-        <w:t>qï</w:t>
-      </w:r>
-      <w:proofErr w:type="spellEnd"/>
-      <w:r>
-        <w:rPr>
-          <w:rFonts w:ascii="BRH Malayalam" w:hAnsi="BRH Malayalam" w:cs="BRH Malayalam"/>
-          <w:color w:val="000000"/>
-          <w:sz w:val="40"/>
-          <w:szCs w:val="40"/>
-          <w:lang w:val="en-IN" w:eastAsia="en-IN"/>
-        </w:rPr>
-        <w:t xml:space="preserve">" </w:t>
+        <w:t xml:space="preserve">"qï" </w:t>
       </w:r>
       <w:r>
         <w:rPr>
@@ -12666,16 +10605,7 @@
           <w:bCs/>
           <w:sz w:val="32"/>
         </w:rPr>
-        <w:t xml:space="preserve">replaced </w:t>
-      </w:r>
-      <w:proofErr w:type="gramStart"/>
-      <w:r>
-        <w:rPr>
-          <w:b/>
-          <w:bCs/>
-          <w:sz w:val="32"/>
-        </w:rPr>
-        <w:t>with</w:t>
+        <w:t>replaced with</w:t>
       </w:r>
       <w:r>
         <w:rPr>
@@ -12695,30 +10625,7 @@
           <w:szCs w:val="40"/>
           <w:lang w:val="en-IN" w:eastAsia="en-IN"/>
         </w:rPr>
-        <w:t>"</w:t>
-      </w:r>
-      <w:proofErr w:type="spellStart"/>
-      <w:proofErr w:type="gramEnd"/>
-      <w:r>
-        <w:rPr>
-          <w:rFonts w:ascii="BRH Malayalam" w:hAnsi="BRH Malayalam" w:cs="BRH Malayalam"/>
-          <w:color w:val="000000"/>
-          <w:sz w:val="40"/>
-          <w:szCs w:val="40"/>
-          <w:lang w:val="en-IN" w:eastAsia="en-IN"/>
-        </w:rPr>
-        <w:t>q§T</w:t>
-      </w:r>
-      <w:proofErr w:type="spellEnd"/>
-      <w:r>
-        <w:rPr>
-          <w:rFonts w:ascii="BRH Malayalam" w:hAnsi="BRH Malayalam" w:cs="BRH Malayalam"/>
-          <w:color w:val="000000"/>
-          <w:sz w:val="40"/>
-          <w:szCs w:val="40"/>
-          <w:lang w:val="en-IN" w:eastAsia="en-IN"/>
-        </w:rPr>
-        <w:t xml:space="preserve">"  </w:t>
+        <w:t xml:space="preserve">"q§T"  </w:t>
       </w:r>
       <w:r>
         <w:rPr>
@@ -12771,51 +10678,7 @@
           <w:szCs w:val="32"/>
           <w:u w:val="single"/>
         </w:rPr>
-        <w:t xml:space="preserve">TS </w:t>
-      </w:r>
-      <w:proofErr w:type="spellStart"/>
-      <w:r>
-        <w:rPr>
-          <w:b/>
-          <w:bCs/>
-          <w:sz w:val="28"/>
-          <w:szCs w:val="32"/>
-          <w:u w:val="single"/>
-        </w:rPr>
-        <w:t>Krama</w:t>
-      </w:r>
-      <w:proofErr w:type="spellEnd"/>
-      <w:r>
-        <w:rPr>
-          <w:b/>
-          <w:bCs/>
-          <w:sz w:val="28"/>
-          <w:szCs w:val="32"/>
-          <w:u w:val="single"/>
-        </w:rPr>
-        <w:t xml:space="preserve"> </w:t>
-      </w:r>
-      <w:proofErr w:type="spellStart"/>
-      <w:r>
-        <w:rPr>
-          <w:b/>
-          <w:bCs/>
-          <w:sz w:val="28"/>
-          <w:szCs w:val="32"/>
-          <w:u w:val="single"/>
-        </w:rPr>
-        <w:t>Paatam</w:t>
-      </w:r>
-      <w:proofErr w:type="spellEnd"/>
-      <w:r>
-        <w:rPr>
-          <w:b/>
-          <w:bCs/>
-          <w:sz w:val="28"/>
-          <w:szCs w:val="32"/>
-          <w:u w:val="single"/>
-        </w:rPr>
-        <w:t xml:space="preserve"> – TS 2.5 Malayalam Corrections – Observed Prior to 31st August 2021</w:t>
+        <w:t>TS Krama Paatam – TS 2.5 Malayalam Corrections – Observed Prior to 31st August 2021</w:t>
       </w:r>
     </w:p>
     <w:p>
@@ -12974,6 +10837,7 @@
                 <w:sz w:val="28"/>
                 <w:szCs w:val="32"/>
               </w:rPr>
+              <w:lastRenderedPageBreak/>
               <w:t>None</w:t>
             </w:r>
           </w:p>
@@ -13075,7 +10939,7 @@
 </file>
 
 <file path=word/endnotes.xml><?xml version="1.0" encoding="utf-8"?>
-<w:endnotes xmlns:wpc="http://schemas.microsoft.com/office/word/2010/wordprocessingCanvas" xmlns:cx="http://schemas.microsoft.com/office/drawing/2014/chartex" xmlns:cx1="http://schemas.microsoft.com/office/drawing/2015/9/8/chartex" xmlns:mc="http://schemas.openxmlformats.org/markup-compatibility/2006" xmlns:o="urn:schemas-microsoft-com:office:office" xmlns:r="http://schemas.openxmlformats.org/officeDocument/2006/relationships" xmlns:m="http://schemas.openxmlformats.org/officeDocument/2006/math" xmlns:v="urn:schemas-microsoft-com:vml" xmlns:wp14="http://schemas.microsoft.com/office/word/2010/wordprocessingDrawing" xmlns:wp="http://schemas.openxmlformats.org/drawingml/2006/wordprocessingDrawing" xmlns:w10="urn:schemas-microsoft-com:office:word" xmlns:w="http://schemas.openxmlformats.org/wordprocessingml/2006/main" xmlns:w14="http://schemas.microsoft.com/office/word/2010/wordml" xmlns:w15="http://schemas.microsoft.com/office/word/2012/wordml" xmlns:w16se="http://schemas.microsoft.com/office/word/2015/wordml/symex" xmlns:wpg="http://schemas.microsoft.com/office/word/2010/wordprocessingGroup" xmlns:wpi="http://schemas.microsoft.com/office/word/2010/wordprocessingInk" xmlns:wne="http://schemas.microsoft.com/office/word/2006/wordml" xmlns:wps="http://schemas.microsoft.com/office/word/2010/wordprocessingShape" mc:Ignorable="w14 w15 w16se wp14">
+<w:endnotes xmlns:wpc="http://schemas.microsoft.com/office/word/2010/wordprocessingCanvas" xmlns:cx="http://schemas.microsoft.com/office/drawing/2014/chartex" xmlns:cx1="http://schemas.microsoft.com/office/drawing/2015/9/8/chartex" xmlns:cx2="http://schemas.microsoft.com/office/drawing/2015/10/21/chartex" xmlns:cx3="http://schemas.microsoft.com/office/drawing/2016/5/9/chartex" xmlns:cx4="http://schemas.microsoft.com/office/drawing/2016/5/10/chartex" xmlns:cx5="http://schemas.microsoft.com/office/drawing/2016/5/11/chartex" xmlns:cx6="http://schemas.microsoft.com/office/drawing/2016/5/12/chartex" xmlns:cx7="http://schemas.microsoft.com/office/drawing/2016/5/13/chartex" xmlns:cx8="http://schemas.microsoft.com/office/drawing/2016/5/14/chartex" xmlns:mc="http://schemas.openxmlformats.org/markup-compatibility/2006" xmlns:aink="http://schemas.microsoft.com/office/drawing/2016/ink" xmlns:am3d="http://schemas.microsoft.com/office/drawing/2017/model3d" xmlns:o="urn:schemas-microsoft-com:office:office" xmlns:oel="http://schemas.microsoft.com/office/2019/extlst" xmlns:r="http://schemas.openxmlformats.org/officeDocument/2006/relationships" xmlns:m="http://schemas.openxmlformats.org/officeDocument/2006/math" xmlns:v="urn:schemas-microsoft-com:vml" xmlns:wp14="http://schemas.microsoft.com/office/word/2010/wordprocessingDrawing" xmlns:wp="http://schemas.openxmlformats.org/drawingml/2006/wordprocessingDrawing" xmlns:w10="urn:schemas-microsoft-com:office:word" xmlns:w="http://schemas.openxmlformats.org/wordprocessingml/2006/main" xmlns:w14="http://schemas.microsoft.com/office/word/2010/wordml" xmlns:w15="http://schemas.microsoft.com/office/word/2012/wordml" xmlns:w16cex="http://schemas.microsoft.com/office/word/2018/wordml/cex" xmlns:w16cid="http://schemas.microsoft.com/office/word/2016/wordml/cid" xmlns:w16="http://schemas.microsoft.com/office/word/2018/wordml" xmlns:w16du="http://schemas.microsoft.com/office/word/2023/wordml/word16du" xmlns:w16sdtdh="http://schemas.microsoft.com/office/word/2020/wordml/sdtdatahash" xmlns:w16sdtfl="http://schemas.microsoft.com/office/word/2024/wordml/sdtformatlock" xmlns:w16se="http://schemas.microsoft.com/office/word/2015/wordml/symex" xmlns:wpg="http://schemas.microsoft.com/office/word/2010/wordprocessingGroup" xmlns:wpi="http://schemas.microsoft.com/office/word/2010/wordprocessingInk" xmlns:wne="http://schemas.microsoft.com/office/word/2006/wordml" xmlns:wps="http://schemas.microsoft.com/office/word/2010/wordprocessingShape" mc:Ignorable="w14 w15 w16se w16cid w16 w16cex w16sdtdh w16sdtfl w16du wp14">
   <w:endnote w:type="separator" w:id="-1">
     <w:p>
       <w:pPr>
@@ -13100,7 +10964,7 @@
 </file>
 
 <file path=word/footer1.xml><?xml version="1.0" encoding="utf-8"?>
-<w:ftr xmlns:wpc="http://schemas.microsoft.com/office/word/2010/wordprocessingCanvas" xmlns:cx="http://schemas.microsoft.com/office/drawing/2014/chartex" xmlns:cx1="http://schemas.microsoft.com/office/drawing/2015/9/8/chartex" xmlns:mc="http://schemas.openxmlformats.org/markup-compatibility/2006" xmlns:o="urn:schemas-microsoft-com:office:office" xmlns:r="http://schemas.openxmlformats.org/officeDocument/2006/relationships" xmlns:m="http://schemas.openxmlformats.org/officeDocument/2006/math" xmlns:v="urn:schemas-microsoft-com:vml" xmlns:wp14="http://schemas.microsoft.com/office/word/2010/wordprocessingDrawing" xmlns:wp="http://schemas.openxmlformats.org/drawingml/2006/wordprocessingDrawing" xmlns:w10="urn:schemas-microsoft-com:office:word" xmlns:w="http://schemas.openxmlformats.org/wordprocessingml/2006/main" xmlns:w14="http://schemas.microsoft.com/office/word/2010/wordml" xmlns:w15="http://schemas.microsoft.com/office/word/2012/wordml" xmlns:w16se="http://schemas.microsoft.com/office/word/2015/wordml/symex" xmlns:wpg="http://schemas.microsoft.com/office/word/2010/wordprocessingGroup" xmlns:wpi="http://schemas.microsoft.com/office/word/2010/wordprocessingInk" xmlns:wne="http://schemas.microsoft.com/office/word/2006/wordml" xmlns:wps="http://schemas.microsoft.com/office/word/2010/wordprocessingShape" mc:Ignorable="w14 w15 w16se wp14">
+<w:ftr xmlns:wpc="http://schemas.microsoft.com/office/word/2010/wordprocessingCanvas" xmlns:cx="http://schemas.microsoft.com/office/drawing/2014/chartex" xmlns:cx1="http://schemas.microsoft.com/office/drawing/2015/9/8/chartex" xmlns:cx2="http://schemas.microsoft.com/office/drawing/2015/10/21/chartex" xmlns:cx3="http://schemas.microsoft.com/office/drawing/2016/5/9/chartex" xmlns:cx4="http://schemas.microsoft.com/office/drawing/2016/5/10/chartex" xmlns:cx5="http://schemas.microsoft.com/office/drawing/2016/5/11/chartex" xmlns:cx6="http://schemas.microsoft.com/office/drawing/2016/5/12/chartex" xmlns:cx7="http://schemas.microsoft.com/office/drawing/2016/5/13/chartex" xmlns:cx8="http://schemas.microsoft.com/office/drawing/2016/5/14/chartex" xmlns:mc="http://schemas.openxmlformats.org/markup-compatibility/2006" xmlns:aink="http://schemas.microsoft.com/office/drawing/2016/ink" xmlns:am3d="http://schemas.microsoft.com/office/drawing/2017/model3d" xmlns:o="urn:schemas-microsoft-com:office:office" xmlns:oel="http://schemas.microsoft.com/office/2019/extlst" xmlns:r="http://schemas.openxmlformats.org/officeDocument/2006/relationships" xmlns:m="http://schemas.openxmlformats.org/officeDocument/2006/math" xmlns:v="urn:schemas-microsoft-com:vml" xmlns:wp14="http://schemas.microsoft.com/office/word/2010/wordprocessingDrawing" xmlns:wp="http://schemas.openxmlformats.org/drawingml/2006/wordprocessingDrawing" xmlns:w10="urn:schemas-microsoft-com:office:word" xmlns:w="http://schemas.openxmlformats.org/wordprocessingml/2006/main" xmlns:w14="http://schemas.microsoft.com/office/word/2010/wordml" xmlns:w15="http://schemas.microsoft.com/office/word/2012/wordml" xmlns:w16cex="http://schemas.microsoft.com/office/word/2018/wordml/cex" xmlns:w16cid="http://schemas.microsoft.com/office/word/2016/wordml/cid" xmlns:w16="http://schemas.microsoft.com/office/word/2018/wordml" xmlns:w16du="http://schemas.microsoft.com/office/word/2023/wordml/word16du" xmlns:w16sdtdh="http://schemas.microsoft.com/office/word/2020/wordml/sdtdatahash" xmlns:w16sdtfl="http://schemas.microsoft.com/office/word/2024/wordml/sdtformatlock" xmlns:w16se="http://schemas.microsoft.com/office/word/2015/wordml/symex" xmlns:wpg="http://schemas.microsoft.com/office/word/2010/wordprocessingGroup" xmlns:wpi="http://schemas.microsoft.com/office/word/2010/wordprocessingInk" xmlns:wne="http://schemas.microsoft.com/office/word/2006/wordml" xmlns:wps="http://schemas.microsoft.com/office/word/2010/wordprocessingShape" mc:Ignorable="w14 w15 w16se w16cid w16 w16cex w16sdtdh w16sdtfl w16du wp14">
   <w:p>
     <w:pPr>
       <w:pBdr>
@@ -13282,7 +11146,7 @@
 </file>
 
 <file path=word/footer2.xml><?xml version="1.0" encoding="utf-8"?>
-<w:ftr xmlns:wpc="http://schemas.microsoft.com/office/word/2010/wordprocessingCanvas" xmlns:cx="http://schemas.microsoft.com/office/drawing/2014/chartex" xmlns:cx1="http://schemas.microsoft.com/office/drawing/2015/9/8/chartex" xmlns:mc="http://schemas.openxmlformats.org/markup-compatibility/2006" xmlns:o="urn:schemas-microsoft-com:office:office" xmlns:r="http://schemas.openxmlformats.org/officeDocument/2006/relationships" xmlns:m="http://schemas.openxmlformats.org/officeDocument/2006/math" xmlns:v="urn:schemas-microsoft-com:vml" xmlns:wp14="http://schemas.microsoft.com/office/word/2010/wordprocessingDrawing" xmlns:wp="http://schemas.openxmlformats.org/drawingml/2006/wordprocessingDrawing" xmlns:w10="urn:schemas-microsoft-com:office:word" xmlns:w="http://schemas.openxmlformats.org/wordprocessingml/2006/main" xmlns:w14="http://schemas.microsoft.com/office/word/2010/wordml" xmlns:w15="http://schemas.microsoft.com/office/word/2012/wordml" xmlns:w16se="http://schemas.microsoft.com/office/word/2015/wordml/symex" xmlns:wpg="http://schemas.microsoft.com/office/word/2010/wordprocessingGroup" xmlns:wpi="http://schemas.microsoft.com/office/word/2010/wordprocessingInk" xmlns:wne="http://schemas.microsoft.com/office/word/2006/wordml" xmlns:wps="http://schemas.microsoft.com/office/word/2010/wordprocessingShape" mc:Ignorable="w14 w15 w16se wp14">
+<w:ftr xmlns:wpc="http://schemas.microsoft.com/office/word/2010/wordprocessingCanvas" xmlns:cx="http://schemas.microsoft.com/office/drawing/2014/chartex" xmlns:cx1="http://schemas.microsoft.com/office/drawing/2015/9/8/chartex" xmlns:cx2="http://schemas.microsoft.com/office/drawing/2015/10/21/chartex" xmlns:cx3="http://schemas.microsoft.com/office/drawing/2016/5/9/chartex" xmlns:cx4="http://schemas.microsoft.com/office/drawing/2016/5/10/chartex" xmlns:cx5="http://schemas.microsoft.com/office/drawing/2016/5/11/chartex" xmlns:cx6="http://schemas.microsoft.com/office/drawing/2016/5/12/chartex" xmlns:cx7="http://schemas.microsoft.com/office/drawing/2016/5/13/chartex" xmlns:cx8="http://schemas.microsoft.com/office/drawing/2016/5/14/chartex" xmlns:mc="http://schemas.openxmlformats.org/markup-compatibility/2006" xmlns:aink="http://schemas.microsoft.com/office/drawing/2016/ink" xmlns:am3d="http://schemas.microsoft.com/office/drawing/2017/model3d" xmlns:o="urn:schemas-microsoft-com:office:office" xmlns:oel="http://schemas.microsoft.com/office/2019/extlst" xmlns:r="http://schemas.openxmlformats.org/officeDocument/2006/relationships" xmlns:m="http://schemas.openxmlformats.org/officeDocument/2006/math" xmlns:v="urn:schemas-microsoft-com:vml" xmlns:wp14="http://schemas.microsoft.com/office/word/2010/wordprocessingDrawing" xmlns:wp="http://schemas.openxmlformats.org/drawingml/2006/wordprocessingDrawing" xmlns:w10="urn:schemas-microsoft-com:office:word" xmlns:w="http://schemas.openxmlformats.org/wordprocessingml/2006/main" xmlns:w14="http://schemas.microsoft.com/office/word/2010/wordml" xmlns:w15="http://schemas.microsoft.com/office/word/2012/wordml" xmlns:w16cex="http://schemas.microsoft.com/office/word/2018/wordml/cex" xmlns:w16cid="http://schemas.microsoft.com/office/word/2016/wordml/cid" xmlns:w16="http://schemas.microsoft.com/office/word/2018/wordml" xmlns:w16du="http://schemas.microsoft.com/office/word/2023/wordml/word16du" xmlns:w16sdtdh="http://schemas.microsoft.com/office/word/2020/wordml/sdtdatahash" xmlns:w16sdtfl="http://schemas.microsoft.com/office/word/2024/wordml/sdtformatlock" xmlns:w16se="http://schemas.microsoft.com/office/word/2015/wordml/symex" xmlns:wpg="http://schemas.microsoft.com/office/word/2010/wordprocessingGroup" xmlns:wpi="http://schemas.microsoft.com/office/word/2010/wordprocessingInk" xmlns:wne="http://schemas.microsoft.com/office/word/2006/wordml" xmlns:wps="http://schemas.microsoft.com/office/word/2010/wordprocessingShape" mc:Ignorable="w14 w15 w16se w16cid w16 w16cex w16sdtdh w16sdtfl w16du wp14">
   <w:p>
     <w:pPr>
       <w:pBdr>
@@ -13485,7 +11349,7 @@
 </file>
 
 <file path=word/footnotes.xml><?xml version="1.0" encoding="utf-8"?>
-<w:footnotes xmlns:wpc="http://schemas.microsoft.com/office/word/2010/wordprocessingCanvas" xmlns:cx="http://schemas.microsoft.com/office/drawing/2014/chartex" xmlns:cx1="http://schemas.microsoft.com/office/drawing/2015/9/8/chartex" xmlns:mc="http://schemas.openxmlformats.org/markup-compatibility/2006" xmlns:o="urn:schemas-microsoft-com:office:office" xmlns:r="http://schemas.openxmlformats.org/officeDocument/2006/relationships" xmlns:m="http://schemas.openxmlformats.org/officeDocument/2006/math" xmlns:v="urn:schemas-microsoft-com:vml" xmlns:wp14="http://schemas.microsoft.com/office/word/2010/wordprocessingDrawing" xmlns:wp="http://schemas.openxmlformats.org/drawingml/2006/wordprocessingDrawing" xmlns:w10="urn:schemas-microsoft-com:office:word" xmlns:w="http://schemas.openxmlformats.org/wordprocessingml/2006/main" xmlns:w14="http://schemas.microsoft.com/office/word/2010/wordml" xmlns:w15="http://schemas.microsoft.com/office/word/2012/wordml" xmlns:w16se="http://schemas.microsoft.com/office/word/2015/wordml/symex" xmlns:wpg="http://schemas.microsoft.com/office/word/2010/wordprocessingGroup" xmlns:wpi="http://schemas.microsoft.com/office/word/2010/wordprocessingInk" xmlns:wne="http://schemas.microsoft.com/office/word/2006/wordml" xmlns:wps="http://schemas.microsoft.com/office/word/2010/wordprocessingShape" mc:Ignorable="w14 w15 w16se wp14">
+<w:footnotes xmlns:wpc="http://schemas.microsoft.com/office/word/2010/wordprocessingCanvas" xmlns:cx="http://schemas.microsoft.com/office/drawing/2014/chartex" xmlns:cx1="http://schemas.microsoft.com/office/drawing/2015/9/8/chartex" xmlns:cx2="http://schemas.microsoft.com/office/drawing/2015/10/21/chartex" xmlns:cx3="http://schemas.microsoft.com/office/drawing/2016/5/9/chartex" xmlns:cx4="http://schemas.microsoft.com/office/drawing/2016/5/10/chartex" xmlns:cx5="http://schemas.microsoft.com/office/drawing/2016/5/11/chartex" xmlns:cx6="http://schemas.microsoft.com/office/drawing/2016/5/12/chartex" xmlns:cx7="http://schemas.microsoft.com/office/drawing/2016/5/13/chartex" xmlns:cx8="http://schemas.microsoft.com/office/drawing/2016/5/14/chartex" xmlns:mc="http://schemas.openxmlformats.org/markup-compatibility/2006" xmlns:aink="http://schemas.microsoft.com/office/drawing/2016/ink" xmlns:am3d="http://schemas.microsoft.com/office/drawing/2017/model3d" xmlns:o="urn:schemas-microsoft-com:office:office" xmlns:oel="http://schemas.microsoft.com/office/2019/extlst" xmlns:r="http://schemas.openxmlformats.org/officeDocument/2006/relationships" xmlns:m="http://schemas.openxmlformats.org/officeDocument/2006/math" xmlns:v="urn:schemas-microsoft-com:vml" xmlns:wp14="http://schemas.microsoft.com/office/word/2010/wordprocessingDrawing" xmlns:wp="http://schemas.openxmlformats.org/drawingml/2006/wordprocessingDrawing" xmlns:w10="urn:schemas-microsoft-com:office:word" xmlns:w="http://schemas.openxmlformats.org/wordprocessingml/2006/main" xmlns:w14="http://schemas.microsoft.com/office/word/2010/wordml" xmlns:w15="http://schemas.microsoft.com/office/word/2012/wordml" xmlns:w16cex="http://schemas.microsoft.com/office/word/2018/wordml/cex" xmlns:w16cid="http://schemas.microsoft.com/office/word/2016/wordml/cid" xmlns:w16="http://schemas.microsoft.com/office/word/2018/wordml" xmlns:w16du="http://schemas.microsoft.com/office/word/2023/wordml/word16du" xmlns:w16sdtdh="http://schemas.microsoft.com/office/word/2020/wordml/sdtdatahash" xmlns:w16sdtfl="http://schemas.microsoft.com/office/word/2024/wordml/sdtformatlock" xmlns:w16se="http://schemas.microsoft.com/office/word/2015/wordml/symex" xmlns:wpg="http://schemas.microsoft.com/office/word/2010/wordprocessingGroup" xmlns:wpi="http://schemas.microsoft.com/office/word/2010/wordprocessingInk" xmlns:wne="http://schemas.microsoft.com/office/word/2006/wordml" xmlns:wps="http://schemas.microsoft.com/office/word/2010/wordprocessingShape" mc:Ignorable="w14 w15 w16se w16cid w16 w16cex w16sdtdh w16sdtfl w16du wp14">
   <w:footnote w:type="separator" w:id="-1">
     <w:p>
       <w:pPr>
@@ -13510,7 +11374,7 @@
 </file>
 
 <file path=word/header1.xml><?xml version="1.0" encoding="utf-8"?>
-<w:hdr xmlns:wpc="http://schemas.microsoft.com/office/word/2010/wordprocessingCanvas" xmlns:cx="http://schemas.microsoft.com/office/drawing/2014/chartex" xmlns:cx1="http://schemas.microsoft.com/office/drawing/2015/9/8/chartex" xmlns:mc="http://schemas.openxmlformats.org/markup-compatibility/2006" xmlns:o="urn:schemas-microsoft-com:office:office" xmlns:r="http://schemas.openxmlformats.org/officeDocument/2006/relationships" xmlns:m="http://schemas.openxmlformats.org/officeDocument/2006/math" xmlns:v="urn:schemas-microsoft-com:vml" xmlns:wp14="http://schemas.microsoft.com/office/word/2010/wordprocessingDrawing" xmlns:wp="http://schemas.openxmlformats.org/drawingml/2006/wordprocessingDrawing" xmlns:w10="urn:schemas-microsoft-com:office:word" xmlns:w="http://schemas.openxmlformats.org/wordprocessingml/2006/main" xmlns:w14="http://schemas.microsoft.com/office/word/2010/wordml" xmlns:w15="http://schemas.microsoft.com/office/word/2012/wordml" xmlns:w16se="http://schemas.microsoft.com/office/word/2015/wordml/symex" xmlns:wpg="http://schemas.microsoft.com/office/word/2010/wordprocessingGroup" xmlns:wpi="http://schemas.microsoft.com/office/word/2010/wordprocessingInk" xmlns:wne="http://schemas.microsoft.com/office/word/2006/wordml" xmlns:wps="http://schemas.microsoft.com/office/word/2010/wordprocessingShape" mc:Ignorable="w14 w15 w16se wp14">
+<w:hdr xmlns:wpc="http://schemas.microsoft.com/office/word/2010/wordprocessingCanvas" xmlns:cx="http://schemas.microsoft.com/office/drawing/2014/chartex" xmlns:cx1="http://schemas.microsoft.com/office/drawing/2015/9/8/chartex" xmlns:cx2="http://schemas.microsoft.com/office/drawing/2015/10/21/chartex" xmlns:cx3="http://schemas.microsoft.com/office/drawing/2016/5/9/chartex" xmlns:cx4="http://schemas.microsoft.com/office/drawing/2016/5/10/chartex" xmlns:cx5="http://schemas.microsoft.com/office/drawing/2016/5/11/chartex" xmlns:cx6="http://schemas.microsoft.com/office/drawing/2016/5/12/chartex" xmlns:cx7="http://schemas.microsoft.com/office/drawing/2016/5/13/chartex" xmlns:cx8="http://schemas.microsoft.com/office/drawing/2016/5/14/chartex" xmlns:mc="http://schemas.openxmlformats.org/markup-compatibility/2006" xmlns:aink="http://schemas.microsoft.com/office/drawing/2016/ink" xmlns:am3d="http://schemas.microsoft.com/office/drawing/2017/model3d" xmlns:o="urn:schemas-microsoft-com:office:office" xmlns:oel="http://schemas.microsoft.com/office/2019/extlst" xmlns:r="http://schemas.openxmlformats.org/officeDocument/2006/relationships" xmlns:m="http://schemas.openxmlformats.org/officeDocument/2006/math" xmlns:v="urn:schemas-microsoft-com:vml" xmlns:wp14="http://schemas.microsoft.com/office/word/2010/wordprocessingDrawing" xmlns:wp="http://schemas.openxmlformats.org/drawingml/2006/wordprocessingDrawing" xmlns:w10="urn:schemas-microsoft-com:office:word" xmlns:w="http://schemas.openxmlformats.org/wordprocessingml/2006/main" xmlns:w14="http://schemas.microsoft.com/office/word/2010/wordml" xmlns:w15="http://schemas.microsoft.com/office/word/2012/wordml" xmlns:w16cex="http://schemas.microsoft.com/office/word/2018/wordml/cex" xmlns:w16cid="http://schemas.microsoft.com/office/word/2016/wordml/cid" xmlns:w16="http://schemas.microsoft.com/office/word/2018/wordml" xmlns:w16du="http://schemas.microsoft.com/office/word/2023/wordml/word16du" xmlns:w16sdtdh="http://schemas.microsoft.com/office/word/2020/wordml/sdtdatahash" xmlns:w16sdtfl="http://schemas.microsoft.com/office/word/2024/wordml/sdtformatlock" xmlns:w16se="http://schemas.microsoft.com/office/word/2015/wordml/symex" xmlns:wpg="http://schemas.microsoft.com/office/word/2010/wordprocessingGroup" xmlns:wpi="http://schemas.microsoft.com/office/word/2010/wordprocessingInk" xmlns:wne="http://schemas.microsoft.com/office/word/2006/wordml" xmlns:wps="http://schemas.microsoft.com/office/word/2010/wordprocessingShape" mc:Ignorable="w14 w15 w16se w16cid w16 w16cex w16sdtdh w16sdtfl w16du wp14">
   <w:p>
     <w:pPr>
       <w:pStyle w:val="Header"/>
@@ -13523,7 +11387,7 @@
 </file>
 
 <file path=word/header2.xml><?xml version="1.0" encoding="utf-8"?>
-<w:hdr xmlns:wpc="http://schemas.microsoft.com/office/word/2010/wordprocessingCanvas" xmlns:cx="http://schemas.microsoft.com/office/drawing/2014/chartex" xmlns:cx1="http://schemas.microsoft.com/office/drawing/2015/9/8/chartex" xmlns:mc="http://schemas.openxmlformats.org/markup-compatibility/2006" xmlns:o="urn:schemas-microsoft-com:office:office" xmlns:r="http://schemas.openxmlformats.org/officeDocument/2006/relationships" xmlns:m="http://schemas.openxmlformats.org/officeDocument/2006/math" xmlns:v="urn:schemas-microsoft-com:vml" xmlns:wp14="http://schemas.microsoft.com/office/word/2010/wordprocessingDrawing" xmlns:wp="http://schemas.openxmlformats.org/drawingml/2006/wordprocessingDrawing" xmlns:w10="urn:schemas-microsoft-com:office:word" xmlns:w="http://schemas.openxmlformats.org/wordprocessingml/2006/main" xmlns:w14="http://schemas.microsoft.com/office/word/2010/wordml" xmlns:w15="http://schemas.microsoft.com/office/word/2012/wordml" xmlns:w16se="http://schemas.microsoft.com/office/word/2015/wordml/symex" xmlns:wpg="http://schemas.microsoft.com/office/word/2010/wordprocessingGroup" xmlns:wpi="http://schemas.microsoft.com/office/word/2010/wordprocessingInk" xmlns:wne="http://schemas.microsoft.com/office/word/2006/wordml" xmlns:wps="http://schemas.microsoft.com/office/word/2010/wordprocessingShape" mc:Ignorable="w14 w15 w16se wp14">
+<w:hdr xmlns:wpc="http://schemas.microsoft.com/office/word/2010/wordprocessingCanvas" xmlns:cx="http://schemas.microsoft.com/office/drawing/2014/chartex" xmlns:cx1="http://schemas.microsoft.com/office/drawing/2015/9/8/chartex" xmlns:cx2="http://schemas.microsoft.com/office/drawing/2015/10/21/chartex" xmlns:cx3="http://schemas.microsoft.com/office/drawing/2016/5/9/chartex" xmlns:cx4="http://schemas.microsoft.com/office/drawing/2016/5/10/chartex" xmlns:cx5="http://schemas.microsoft.com/office/drawing/2016/5/11/chartex" xmlns:cx6="http://schemas.microsoft.com/office/drawing/2016/5/12/chartex" xmlns:cx7="http://schemas.microsoft.com/office/drawing/2016/5/13/chartex" xmlns:cx8="http://schemas.microsoft.com/office/drawing/2016/5/14/chartex" xmlns:mc="http://schemas.openxmlformats.org/markup-compatibility/2006" xmlns:aink="http://schemas.microsoft.com/office/drawing/2016/ink" xmlns:am3d="http://schemas.microsoft.com/office/drawing/2017/model3d" xmlns:o="urn:schemas-microsoft-com:office:office" xmlns:oel="http://schemas.microsoft.com/office/2019/extlst" xmlns:r="http://schemas.openxmlformats.org/officeDocument/2006/relationships" xmlns:m="http://schemas.openxmlformats.org/officeDocument/2006/math" xmlns:v="urn:schemas-microsoft-com:vml" xmlns:wp14="http://schemas.microsoft.com/office/word/2010/wordprocessingDrawing" xmlns:wp="http://schemas.openxmlformats.org/drawingml/2006/wordprocessingDrawing" xmlns:w10="urn:schemas-microsoft-com:office:word" xmlns:w="http://schemas.openxmlformats.org/wordprocessingml/2006/main" xmlns:w14="http://schemas.microsoft.com/office/word/2010/wordml" xmlns:w15="http://schemas.microsoft.com/office/word/2012/wordml" xmlns:w16cex="http://schemas.microsoft.com/office/word/2018/wordml/cex" xmlns:w16cid="http://schemas.microsoft.com/office/word/2016/wordml/cid" xmlns:w16="http://schemas.microsoft.com/office/word/2018/wordml" xmlns:w16du="http://schemas.microsoft.com/office/word/2023/wordml/word16du" xmlns:w16sdtdh="http://schemas.microsoft.com/office/word/2020/wordml/sdtdatahash" xmlns:w16sdtfl="http://schemas.microsoft.com/office/word/2024/wordml/sdtformatlock" xmlns:w16se="http://schemas.microsoft.com/office/word/2015/wordml/symex" xmlns:wpg="http://schemas.microsoft.com/office/word/2010/wordprocessingGroup" xmlns:wpi="http://schemas.microsoft.com/office/word/2010/wordprocessingInk" xmlns:wne="http://schemas.microsoft.com/office/word/2006/wordml" xmlns:wps="http://schemas.microsoft.com/office/word/2010/wordprocessingShape" mc:Ignorable="w14 w15 w16se w16cid w16 w16cex w16sdtdh w16sdtfl w16du wp14">
   <w:p>
     <w:pPr>
       <w:pStyle w:val="Header"/>
@@ -13536,7 +11400,7 @@
 </file>
 
 <file path=word/styles.xml><?xml version="1.0" encoding="utf-8"?>
-<w:styles xmlns:mc="http://schemas.openxmlformats.org/markup-compatibility/2006" xmlns:r="http://schemas.openxmlformats.org/officeDocument/2006/relationships" xmlns:w="http://schemas.openxmlformats.org/wordprocessingml/2006/main" xmlns:w14="http://schemas.microsoft.com/office/word/2010/wordml" xmlns:w15="http://schemas.microsoft.com/office/word/2012/wordml" xmlns:w16se="http://schemas.microsoft.com/office/word/2015/wordml/symex" mc:Ignorable="w14 w15 w16se">
+<w:styles xmlns:mc="http://schemas.openxmlformats.org/markup-compatibility/2006" xmlns:r="http://schemas.openxmlformats.org/officeDocument/2006/relationships" xmlns:w="http://schemas.openxmlformats.org/wordprocessingml/2006/main" xmlns:w14="http://schemas.microsoft.com/office/word/2010/wordml" xmlns:w15="http://schemas.microsoft.com/office/word/2012/wordml" xmlns:w16cex="http://schemas.microsoft.com/office/word/2018/wordml/cex" xmlns:w16cid="http://schemas.microsoft.com/office/word/2016/wordml/cid" xmlns:w16="http://schemas.microsoft.com/office/word/2018/wordml" xmlns:w16du="http://schemas.microsoft.com/office/word/2023/wordml/word16du" xmlns:w16sdtdh="http://schemas.microsoft.com/office/word/2020/wordml/sdtdatahash" xmlns:w16sdtfl="http://schemas.microsoft.com/office/word/2024/wordml/sdtformatlock" xmlns:w16se="http://schemas.microsoft.com/office/word/2015/wordml/symex" mc:Ignorable="w14 w15 w16se w16cid w16 w16cex w16sdtdh w16sdtfl w16du">
   <w:docDefaults>
     <w:rPrDefault>
       <w:rPr>
@@ -13546,7 +11410,7 @@
     </w:rPrDefault>
     <w:pPrDefault/>
   </w:docDefaults>
-  <w:latentStyles w:defLockedState="0" w:defUIPriority="99" w:defSemiHidden="0" w:defUnhideWhenUsed="0" w:defQFormat="0" w:count="371">
+  <w:latentStyles w:defLockedState="0" w:defUIPriority="99" w:defSemiHidden="0" w:defUnhideWhenUsed="0" w:defQFormat="0" w:count="376">
     <w:lsdException w:name="Normal" w:uiPriority="0" w:qFormat="1"/>
     <w:lsdException w:name="heading 1" w:uiPriority="9" w:qFormat="1"/>
     <w:lsdException w:name="heading 2" w:semiHidden="1" w:uiPriority="9" w:unhideWhenUsed="1" w:qFormat="1"/>
@@ -13918,6 +11782,11 @@
     <w:lsdException w:name="List Table 5 Dark Accent 6" w:uiPriority="50"/>
     <w:lsdException w:name="List Table 6 Colorful Accent 6" w:uiPriority="51"/>
     <w:lsdException w:name="List Table 7 Colorful Accent 6" w:uiPriority="52"/>
+    <w:lsdException w:name="Mention" w:semiHidden="1" w:unhideWhenUsed="1"/>
+    <w:lsdException w:name="Smart Hyperlink" w:semiHidden="1" w:unhideWhenUsed="1"/>
+    <w:lsdException w:name="Hashtag" w:semiHidden="1" w:unhideWhenUsed="1"/>
+    <w:lsdException w:name="Unresolved Mention" w:semiHidden="1" w:unhideWhenUsed="1"/>
+    <w:lsdException w:name="Smart Link" w:semiHidden="1" w:unhideWhenUsed="1"/>
   </w:latentStyles>
   <w:style w:type="paragraph" w:default="1" w:styleId="Normal">
     <w:name w:val="Normal"/>

--- a/TS-Kramam/TS-2.5/TS 2.5 Malayalam Krama Paatam Corrections.docx
+++ b/TS-Kramam/TS-2.5/TS 2.5 Malayalam Krama Paatam Corrections.docx
@@ -52,7 +52,7 @@
     </w:p>
     <w:tbl>
       <w:tblPr>
-        <w:tblW w:w="14229" w:type="dxa"/>
+        <w:tblW w:w="14537" w:type="dxa"/>
         <w:tblInd w:w="-792" w:type="dxa"/>
         <w:tblBorders>
           <w:top w:val="single" w:sz="4" w:space="0" w:color="000000"/>
@@ -67,7 +67,7 @@
       <w:tblGrid>
         <w:gridCol w:w="3877"/>
         <w:gridCol w:w="5132"/>
-        <w:gridCol w:w="5220"/>
+        <w:gridCol w:w="5528"/>
       </w:tblGrid>
       <w:tr>
         <w:tc>
@@ -153,7 +153,7 @@
         </w:tc>
         <w:tc>
           <w:tcPr>
-            <w:tcW w:w="5220" w:type="dxa"/>
+            <w:tcW w:w="5528" w:type="dxa"/>
             <w:tcBorders>
               <w:top w:val="single" w:sz="4" w:space="0" w:color="000000"/>
               <w:left w:val="single" w:sz="4" w:space="0" w:color="000000"/>
@@ -208,12 +208,11 @@
               <w:autoSpaceDE w:val="0"/>
               <w:autoSpaceDN w:val="0"/>
               <w:adjustRightInd w:val="0"/>
-              <w:spacing w:before="0" w:line="252" w:lineRule="auto"/>
+              <w:spacing w:before="0" w:line="240" w:lineRule="auto"/>
               <w:ind w:right="297"/>
               <w:rPr>
                 <w:rFonts w:cs="Arial"/>
                 <w:b/>
-                <w:color w:val="000000"/>
                 <w:sz w:val="28"/>
                 <w:szCs w:val="32"/>
                 <w:lang w:bidi="ta-IN"/>
@@ -223,7 +222,6 @@
               <w:rPr>
                 <w:rFonts w:cs="Arial"/>
                 <w:b/>
-                <w:color w:val="000000"/>
                 <w:sz w:val="28"/>
                 <w:szCs w:val="32"/>
                 <w:lang w:bidi="ta-IN"/>
@@ -240,12 +238,11 @@
               <w:autoSpaceDE w:val="0"/>
               <w:autoSpaceDN w:val="0"/>
               <w:adjustRightInd w:val="0"/>
-              <w:spacing w:before="0" w:line="252" w:lineRule="auto"/>
+              <w:spacing w:before="0" w:line="240" w:lineRule="auto"/>
               <w:ind w:right="297"/>
               <w:rPr>
                 <w:rFonts w:cs="Arial"/>
                 <w:b/>
-                <w:color w:val="000000"/>
                 <w:sz w:val="28"/>
                 <w:szCs w:val="32"/>
                 <w:lang w:bidi="ta-IN"/>
@@ -255,7 +252,6 @@
               <w:rPr>
                 <w:rFonts w:cs="Arial"/>
                 <w:b/>
-                <w:color w:val="000000"/>
                 <w:sz w:val="28"/>
                 <w:szCs w:val="32"/>
                 <w:lang w:bidi="ta-IN"/>
@@ -272,12 +268,11 @@
               <w:autoSpaceDE w:val="0"/>
               <w:autoSpaceDN w:val="0"/>
               <w:adjustRightInd w:val="0"/>
-              <w:spacing w:before="0" w:line="252" w:lineRule="auto"/>
+              <w:spacing w:before="0" w:line="240" w:lineRule="auto"/>
               <w:ind w:right="297"/>
               <w:rPr>
                 <w:rFonts w:cs="Arial"/>
                 <w:b/>
-                <w:color w:val="000000"/>
                 <w:sz w:val="28"/>
                 <w:szCs w:val="32"/>
                 <w:lang w:bidi="ta-IN"/>
@@ -287,7 +282,6 @@
               <w:rPr>
                 <w:rFonts w:cs="Arial"/>
                 <w:b/>
-                <w:color w:val="000000"/>
                 <w:sz w:val="28"/>
                 <w:szCs w:val="32"/>
                 <w:lang w:bidi="ta-IN"/>
@@ -298,7 +292,6 @@
               <w:rPr>
                 <w:rFonts w:cs="Arial"/>
                 <w:b/>
-                <w:color w:val="000000"/>
                 <w:szCs w:val="32"/>
                 <w:lang w:bidi="ta-IN"/>
               </w:rPr>
@@ -308,7 +301,6 @@
               <w:rPr>
                 <w:rFonts w:cs="Arial"/>
                 <w:b/>
-                <w:color w:val="000000"/>
                 <w:sz w:val="28"/>
                 <w:szCs w:val="32"/>
                 <w:lang w:bidi="ta-IN"/>
@@ -330,9 +322,9 @@
           </w:tcPr>
           <w:p>
             <w:pPr>
+              <w:spacing w:before="0" w:line="240" w:lineRule="auto"/>
               <w:rPr>
                 <w:rFonts w:ascii="BRH Devanagari Extra" w:hAnsi="BRH Devanagari Extra" w:cs="BRH Devanagari Extra"/>
-                <w:color w:val="000000"/>
                 <w:sz w:val="40"/>
                 <w:szCs w:val="40"/>
                 <w:lang w:bidi="ta-IN"/>
@@ -341,7 +333,6 @@
             <w:r>
               <w:rPr>
                 <w:rFonts w:ascii="BRH Malayalam Extra" w:hAnsi="BRH Malayalam Extra" w:cs="BRH Malayalam Extra"/>
-                <w:color w:val="000000"/>
                 <w:sz w:val="40"/>
                 <w:szCs w:val="40"/>
               </w:rPr>
@@ -350,16 +341,14 @@
             <w:r>
               <w:rPr>
                 <w:rFonts w:ascii="BRH Malayalam Extra" w:hAnsi="BRH Malayalam Extra" w:cs="BRH Malayalam Extra"/>
-                <w:color w:val="000000"/>
-                <w:sz w:val="33"/>
-                <w:szCs w:val="40"/>
-              </w:rPr>
-              <w:t>–</w:t>
-            </w:r>
-            <w:r>
-              <w:rPr>
-                <w:rFonts w:ascii="BRH Malayalam Extra" w:hAnsi="BRH Malayalam Extra" w:cs="BRH Malayalam Extra"/>
-                <w:color w:val="000000"/>
+                <w:sz w:val="33"/>
+                <w:szCs w:val="40"/>
+              </w:rPr>
+              <w:t>–</w:t>
+            </w:r>
+            <w:r>
+              <w:rPr>
+                <w:rFonts w:ascii="BRH Malayalam Extra" w:hAnsi="BRH Malayalam Extra" w:cs="BRH Malayalam Extra"/>
                 <w:sz w:val="40"/>
                 <w:szCs w:val="40"/>
               </w:rPr>
@@ -368,7 +357,6 @@
             <w:r>
               <w:rPr>
                 <w:rFonts w:ascii="BRH Malayalam Extra" w:hAnsi="BRH Malayalam Extra" w:cs="BRH Malayalam Extra"/>
-                <w:color w:val="000000"/>
                 <w:sz w:val="40"/>
                 <w:szCs w:val="40"/>
                 <w:highlight w:val="yellow"/>
@@ -378,7 +366,6 @@
             <w:r>
               <w:rPr>
                 <w:rFonts w:ascii="BRH Malayalam Extra" w:hAnsi="BRH Malayalam Extra" w:cs="BRH Malayalam Extra"/>
-                <w:color w:val="000000"/>
                 <w:sz w:val="40"/>
                 <w:szCs w:val="40"/>
               </w:rPr>
@@ -388,7 +375,7 @@
         </w:tc>
         <w:tc>
           <w:tcPr>
-            <w:tcW w:w="5220" w:type="dxa"/>
+            <w:tcW w:w="5528" w:type="dxa"/>
             <w:tcBorders>
               <w:top w:val="single" w:sz="4" w:space="0" w:color="000000"/>
               <w:left w:val="single" w:sz="4" w:space="0" w:color="000000"/>
@@ -406,10 +393,9 @@
               <w:autoSpaceDE w:val="0"/>
               <w:autoSpaceDN w:val="0"/>
               <w:adjustRightInd w:val="0"/>
-              <w:spacing w:line="252" w:lineRule="auto"/>
+              <w:spacing w:before="0" w:line="240" w:lineRule="auto"/>
               <w:rPr>
                 <w:rFonts w:ascii="BRH Devanagari Extra" w:hAnsi="BRH Devanagari Extra" w:cs="BRH Devanagari Extra"/>
-                <w:color w:val="000000"/>
                 <w:sz w:val="40"/>
                 <w:szCs w:val="40"/>
                 <w:lang w:bidi="ta-IN"/>
@@ -418,7 +404,6 @@
             <w:r>
               <w:rPr>
                 <w:rFonts w:ascii="BRH Malayalam Extra" w:hAnsi="BRH Malayalam Extra" w:cs="BRH Malayalam Extra"/>
-                <w:color w:val="000000"/>
                 <w:sz w:val="40"/>
                 <w:szCs w:val="40"/>
               </w:rPr>
@@ -427,16 +412,14 @@
             <w:r>
               <w:rPr>
                 <w:rFonts w:ascii="BRH Malayalam Extra" w:hAnsi="BRH Malayalam Extra" w:cs="BRH Malayalam Extra"/>
-                <w:color w:val="000000"/>
-                <w:sz w:val="33"/>
-                <w:szCs w:val="40"/>
-              </w:rPr>
-              <w:t>–</w:t>
-            </w:r>
-            <w:r>
-              <w:rPr>
-                <w:rFonts w:ascii="BRH Malayalam Extra" w:hAnsi="BRH Malayalam Extra" w:cs="BRH Malayalam Extra"/>
-                <w:color w:val="000000"/>
+                <w:sz w:val="33"/>
+                <w:szCs w:val="40"/>
+              </w:rPr>
+              <w:t>–</w:t>
+            </w:r>
+            <w:r>
+              <w:rPr>
+                <w:rFonts w:ascii="BRH Malayalam Extra" w:hAnsi="BRH Malayalam Extra" w:cs="BRH Malayalam Extra"/>
                 <w:sz w:val="40"/>
                 <w:szCs w:val="40"/>
               </w:rPr>
@@ -445,7 +428,6 @@
             <w:r>
               <w:rPr>
                 <w:rFonts w:ascii="BRH Malayalam Extra" w:hAnsi="BRH Malayalam Extra" w:cs="BRH Malayalam Extra"/>
-                <w:color w:val="000000"/>
                 <w:sz w:val="40"/>
                 <w:szCs w:val="40"/>
                 <w:highlight w:val="green"/>
@@ -455,7 +437,6 @@
             <w:r>
               <w:rPr>
                 <w:rFonts w:ascii="BRH Malayalam Extra" w:hAnsi="BRH Malayalam Extra" w:cs="BRH Malayalam Extra"/>
-                <w:color w:val="000000"/>
                 <w:sz w:val="40"/>
                 <w:szCs w:val="40"/>
               </w:rPr>
@@ -492,7 +473,6 @@
               <w:rPr>
                 <w:rFonts w:cs="Arial"/>
                 <w:b/>
-                <w:color w:val="000000"/>
                 <w:sz w:val="28"/>
                 <w:szCs w:val="32"/>
                 <w:lang w:bidi="ta-IN"/>
@@ -502,7 +482,6 @@
               <w:rPr>
                 <w:rFonts w:cs="Arial"/>
                 <w:b/>
-                <w:color w:val="000000"/>
                 <w:sz w:val="28"/>
                 <w:szCs w:val="32"/>
                 <w:lang w:bidi="ta-IN"/>
@@ -524,7 +503,6 @@
               <w:rPr>
                 <w:rFonts w:cs="Arial"/>
                 <w:b/>
-                <w:color w:val="000000"/>
                 <w:sz w:val="28"/>
                 <w:szCs w:val="32"/>
                 <w:lang w:val="en-IN" w:bidi="ta-IN"/>
@@ -534,7 +512,6 @@
               <w:rPr>
                 <w:rFonts w:cs="Arial"/>
                 <w:b/>
-                <w:color w:val="000000"/>
                 <w:sz w:val="28"/>
                 <w:szCs w:val="32"/>
                 <w:lang w:val="en-IN" w:bidi="ta-IN"/>
@@ -556,7 +533,6 @@
               <w:rPr>
                 <w:rFonts w:cs="Arial"/>
                 <w:b/>
-                <w:color w:val="000000"/>
                 <w:sz w:val="28"/>
                 <w:szCs w:val="32"/>
                 <w:lang w:val="it-IT" w:bidi="ta-IN"/>
@@ -566,7 +542,6 @@
               <w:rPr>
                 <w:rFonts w:cs="Arial"/>
                 <w:b/>
-                <w:color w:val="000000"/>
                 <w:sz w:val="28"/>
                 <w:szCs w:val="32"/>
                 <w:lang w:val="it-IT" w:bidi="ta-IN"/>
@@ -577,7 +552,6 @@
               <w:rPr>
                 <w:rFonts w:cs="Arial"/>
                 <w:b/>
-                <w:color w:val="000000"/>
                 <w:szCs w:val="32"/>
                 <w:lang w:val="it-IT" w:bidi="ta-IN"/>
               </w:rPr>
@@ -587,23 +561,11 @@
               <w:rPr>
                 <w:rFonts w:cs="Arial"/>
                 <w:b/>
-                <w:color w:val="000000"/>
                 <w:sz w:val="28"/>
                 <w:szCs w:val="32"/>
                 <w:lang w:val="it-IT" w:bidi="ta-IN"/>
               </w:rPr>
-              <w:t>1</w:t>
-            </w:r>
-            <w:r>
-              <w:rPr>
-                <w:rFonts w:cs="Arial"/>
-                <w:b/>
-                <w:color w:val="000000"/>
-                <w:sz w:val="28"/>
-                <w:szCs w:val="32"/>
-                <w:lang w:val="it-IT" w:bidi="ta-IN"/>
-              </w:rPr>
-              <w:t>3</w:t>
+              <w:t>13</w:t>
             </w:r>
           </w:p>
         </w:tc>
@@ -626,7 +588,6 @@
               <w:spacing w:before="0" w:line="240" w:lineRule="auto"/>
               <w:rPr>
                 <w:rFonts w:ascii="BRH Malayalam Extra" w:hAnsi="BRH Malayalam Extra" w:cs="BRH Malayalam Extra"/>
-                <w:color w:val="000000"/>
                 <w:sz w:val="40"/>
                 <w:szCs w:val="40"/>
                 <w:lang w:val="it-IT"/>
@@ -635,7 +596,6 @@
             <w:r>
               <w:rPr>
                 <w:rFonts w:ascii="BRH Malayalam Extra" w:hAnsi="BRH Malayalam Extra" w:cs="BRH Malayalam Extra"/>
-                <w:color w:val="000000"/>
                 <w:sz w:val="40"/>
                 <w:szCs w:val="40"/>
                 <w:lang w:val="it-IT"/>
@@ -645,7 +605,6 @@
             <w:r>
               <w:rPr>
                 <w:rFonts w:ascii="BRH Malayalam Extra" w:hAnsi="BRH Malayalam Extra" w:cs="BRH Malayalam Extra"/>
-                <w:color w:val="000000"/>
                 <w:sz w:val="33"/>
                 <w:szCs w:val="40"/>
                 <w:lang w:val="it-IT"/>
@@ -655,7 +614,6 @@
             <w:r>
               <w:rPr>
                 <w:rFonts w:ascii="BRH Malayalam Extra" w:hAnsi="BRH Malayalam Extra" w:cs="BRH Malayalam Extra"/>
-                <w:color w:val="000000"/>
                 <w:sz w:val="40"/>
                 <w:szCs w:val="40"/>
                 <w:lang w:val="it-IT"/>
@@ -672,7 +630,6 @@
               <w:spacing w:before="0" w:line="240" w:lineRule="auto"/>
               <w:rPr>
                 <w:rFonts w:ascii="BRH Malayalam Extra" w:hAnsi="BRH Malayalam Extra" w:cs="BRH Malayalam Extra"/>
-                <w:color w:val="000000"/>
                 <w:sz w:val="40"/>
                 <w:szCs w:val="40"/>
                 <w:lang w:val="it-IT"/>
@@ -681,7 +638,6 @@
             <w:r>
               <w:rPr>
                 <w:rFonts w:ascii="BRH Malayalam Extra" w:hAnsi="BRH Malayalam Extra" w:cs="BRH Malayalam Extra"/>
-                <w:color w:val="000000"/>
                 <w:sz w:val="40"/>
                 <w:szCs w:val="40"/>
                 <w:lang w:val="it-IT"/>
@@ -691,7 +647,6 @@
             <w:r>
               <w:rPr>
                 <w:rFonts w:ascii="BRH Malayalam Extra" w:hAnsi="BRH Malayalam Extra" w:cs="BRH Malayalam Extra"/>
-                <w:color w:val="000000"/>
                 <w:sz w:val="33"/>
                 <w:szCs w:val="40"/>
                 <w:lang w:val="it-IT"/>
@@ -701,7 +656,6 @@
             <w:r>
               <w:rPr>
                 <w:rFonts w:ascii="BRH Malayalam Extra" w:hAnsi="BRH Malayalam Extra" w:cs="BRH Malayalam Extra"/>
-                <w:color w:val="000000"/>
                 <w:sz w:val="40"/>
                 <w:szCs w:val="40"/>
                 <w:lang w:val="it-IT"/>
@@ -711,7 +665,6 @@
             <w:r>
               <w:rPr>
                 <w:rFonts w:ascii="BRH Malayalam Extra" w:hAnsi="BRH Malayalam Extra" w:cs="BRH Malayalam Extra"/>
-                <w:color w:val="000000"/>
                 <w:sz w:val="40"/>
                 <w:szCs w:val="40"/>
                 <w:highlight w:val="yellow"/>
@@ -722,7 +675,6 @@
             <w:r>
               <w:rPr>
                 <w:rFonts w:ascii="BRH Malayalam Extra" w:hAnsi="BRH Malayalam Extra" w:cs="BRH Malayalam Extra"/>
-                <w:color w:val="000000"/>
                 <w:sz w:val="40"/>
                 <w:szCs w:val="40"/>
                 <w:lang w:val="it-IT"/>
@@ -739,7 +691,6 @@
               <w:spacing w:before="0" w:line="240" w:lineRule="auto"/>
               <w:rPr>
                 <w:rFonts w:ascii="BRH Malayalam Extra" w:hAnsi="BRH Malayalam Extra" w:cs="BRH Malayalam Extra"/>
-                <w:color w:val="000000"/>
                 <w:sz w:val="40"/>
                 <w:szCs w:val="40"/>
                 <w:lang w:val="it-IT"/>
@@ -748,7 +699,6 @@
             <w:r>
               <w:rPr>
                 <w:rFonts w:ascii="BRH Malayalam Extra" w:hAnsi="BRH Malayalam Extra" w:cs="BRH Malayalam Extra"/>
-                <w:color w:val="000000"/>
                 <w:sz w:val="40"/>
                 <w:szCs w:val="40"/>
                 <w:lang w:val="it-IT"/>
@@ -758,7 +708,6 @@
             <w:r>
               <w:rPr>
                 <w:rFonts w:ascii="BRH Malayalam Extra" w:hAnsi="BRH Malayalam Extra" w:cs="BRH Malayalam Extra"/>
-                <w:color w:val="000000"/>
                 <w:sz w:val="33"/>
                 <w:szCs w:val="40"/>
                 <w:lang w:val="it-IT"/>
@@ -768,7 +717,6 @@
             <w:r>
               <w:rPr>
                 <w:rFonts w:ascii="BRH Malayalam Extra" w:hAnsi="BRH Malayalam Extra" w:cs="BRH Malayalam Extra"/>
-                <w:color w:val="000000"/>
                 <w:sz w:val="40"/>
                 <w:szCs w:val="40"/>
                 <w:highlight w:val="yellow"/>
@@ -779,7 +727,6 @@
             <w:r>
               <w:rPr>
                 <w:rFonts w:ascii="BRH Malayalam Extra" w:hAnsi="BRH Malayalam Extra" w:cs="BRH Malayalam Extra"/>
-                <w:color w:val="000000"/>
                 <w:sz w:val="40"/>
                 <w:szCs w:val="40"/>
                 <w:lang w:val="it-IT"/>
@@ -789,7 +736,6 @@
             <w:r>
               <w:rPr>
                 <w:rFonts w:ascii="BRH Malayalam Extra" w:hAnsi="BRH Malayalam Extra" w:cs="BRH Malayalam Extra"/>
-                <w:color w:val="000000"/>
                 <w:sz w:val="33"/>
                 <w:szCs w:val="40"/>
                 <w:lang w:val="it-IT"/>
@@ -799,7 +745,6 @@
             <w:r>
               <w:rPr>
                 <w:rFonts w:ascii="BRH Malayalam Extra" w:hAnsi="BRH Malayalam Extra" w:cs="BRH Malayalam Extra"/>
-                <w:color w:val="000000"/>
                 <w:sz w:val="40"/>
                 <w:szCs w:val="40"/>
                 <w:lang w:val="it-IT"/>
@@ -809,7 +754,6 @@
             <w:r>
               <w:rPr>
                 <w:rFonts w:ascii="BRH Malayalam Extra" w:hAnsi="BRH Malayalam Extra" w:cs="BRH Malayalam Extra"/>
-                <w:color w:val="000000"/>
                 <w:sz w:val="33"/>
                 <w:szCs w:val="40"/>
                 <w:lang w:val="it-IT"/>
@@ -819,7 +763,6 @@
             <w:r>
               <w:rPr>
                 <w:rFonts w:ascii="BRH Malayalam Extra" w:hAnsi="BRH Malayalam Extra" w:cs="BRH Malayalam Extra"/>
-                <w:color w:val="000000"/>
                 <w:sz w:val="40"/>
                 <w:szCs w:val="40"/>
                 <w:lang w:val="it-IT"/>
@@ -829,7 +772,6 @@
             <w:r>
               <w:rPr>
                 <w:rFonts w:ascii="BRH Malayalam Extra" w:hAnsi="BRH Malayalam Extra" w:cs="BRH Malayalam Extra"/>
-                <w:color w:val="000000"/>
                 <w:sz w:val="33"/>
                 <w:szCs w:val="40"/>
                 <w:lang w:val="it-IT"/>
@@ -839,7 +781,6 @@
             <w:r>
               <w:rPr>
                 <w:rFonts w:ascii="BRH Malayalam Extra" w:hAnsi="BRH Malayalam Extra" w:cs="BRH Malayalam Extra"/>
-                <w:color w:val="000000"/>
                 <w:sz w:val="40"/>
                 <w:szCs w:val="40"/>
                 <w:lang w:val="it-IT"/>
@@ -849,7 +790,6 @@
             <w:r>
               <w:rPr>
                 <w:rFonts w:ascii="BRH Malayalam Extra" w:hAnsi="BRH Malayalam Extra" w:cs="BRH Malayalam Extra"/>
-                <w:color w:val="000000"/>
                 <w:sz w:val="33"/>
                 <w:szCs w:val="40"/>
                 <w:lang w:val="it-IT"/>
@@ -859,7 +799,6 @@
             <w:r>
               <w:rPr>
                 <w:rFonts w:ascii="BRH Malayalam Extra" w:hAnsi="BRH Malayalam Extra" w:cs="BRH Malayalam Extra"/>
-                <w:color w:val="000000"/>
                 <w:sz w:val="40"/>
                 <w:szCs w:val="40"/>
                 <w:lang w:val="it-IT"/>
@@ -870,7 +809,7 @@
         </w:tc>
         <w:tc>
           <w:tcPr>
-            <w:tcW w:w="5220" w:type="dxa"/>
+            <w:tcW w:w="5528" w:type="dxa"/>
             <w:tcBorders>
               <w:top w:val="single" w:sz="4" w:space="0" w:color="000000"/>
               <w:left w:val="single" w:sz="4" w:space="0" w:color="000000"/>
@@ -887,35 +826,35 @@
               <w:spacing w:before="0" w:line="240" w:lineRule="auto"/>
               <w:rPr>
                 <w:rFonts w:ascii="BRH Malayalam Extra" w:hAnsi="BRH Malayalam Extra" w:cs="BRH Malayalam Extra"/>
-                <w:color w:val="000000"/>
-                <w:sz w:val="40"/>
-                <w:szCs w:val="40"/>
-              </w:rPr>
-            </w:pPr>
-            <w:r>
-              <w:rPr>
-                <w:rFonts w:ascii="BRH Malayalam Extra" w:hAnsi="BRH Malayalam Extra" w:cs="BRH Malayalam Extra"/>
-                <w:color w:val="000000"/>
-                <w:sz w:val="40"/>
-                <w:szCs w:val="40"/>
+                <w:sz w:val="40"/>
+                <w:szCs w:val="40"/>
+                <w:lang w:val="it-IT"/>
+              </w:rPr>
+            </w:pPr>
+            <w:r>
+              <w:rPr>
+                <w:rFonts w:ascii="BRH Malayalam Extra" w:hAnsi="BRH Malayalam Extra" w:cs="BRH Malayalam Extra"/>
+                <w:sz w:val="40"/>
+                <w:szCs w:val="40"/>
+                <w:lang w:val="it-IT"/>
               </w:rPr>
               <w:t>t</w:t>
             </w:r>
             <w:r>
               <w:rPr>
                 <w:rFonts w:ascii="BRH Malayalam Extra" w:hAnsi="BRH Malayalam Extra" w:cs="BRH Malayalam Extra"/>
-                <w:color w:val="000000"/>
-                <w:sz w:val="33"/>
-                <w:szCs w:val="40"/>
-              </w:rPr>
-              <w:t>–</w:t>
-            </w:r>
-            <w:r>
-              <w:rPr>
-                <w:rFonts w:ascii="BRH Malayalam Extra" w:hAnsi="BRH Malayalam Extra" w:cs="BRH Malayalam Extra"/>
-                <w:color w:val="000000"/>
-                <w:sz w:val="40"/>
-                <w:szCs w:val="40"/>
+                <w:sz w:val="33"/>
+                <w:szCs w:val="40"/>
+                <w:lang w:val="it-IT"/>
+              </w:rPr>
+              <w:t>–</w:t>
+            </w:r>
+            <w:r>
+              <w:rPr>
+                <w:rFonts w:ascii="BRH Malayalam Extra" w:hAnsi="BRH Malayalam Extra" w:cs="BRH Malayalam Extra"/>
+                <w:sz w:val="40"/>
+                <w:szCs w:val="40"/>
+                <w:lang w:val="it-IT"/>
               </w:rPr>
               <w:t xml:space="preserve">Zûx „²z¥rxi¦˜ | </w:t>
             </w:r>
@@ -929,54 +868,54 @@
               <w:spacing w:before="0" w:line="240" w:lineRule="auto"/>
               <w:rPr>
                 <w:rFonts w:ascii="BRH Malayalam Extra" w:hAnsi="BRH Malayalam Extra" w:cs="BRH Malayalam Extra"/>
-                <w:color w:val="000000"/>
-                <w:sz w:val="40"/>
-                <w:szCs w:val="40"/>
-              </w:rPr>
-            </w:pPr>
-            <w:r>
-              <w:rPr>
-                <w:rFonts w:ascii="BRH Malayalam Extra" w:hAnsi="BRH Malayalam Extra" w:cs="BRH Malayalam Extra"/>
-                <w:color w:val="000000"/>
-                <w:sz w:val="40"/>
-                <w:szCs w:val="40"/>
+                <w:sz w:val="40"/>
+                <w:szCs w:val="40"/>
+                <w:lang w:val="it-IT"/>
+              </w:rPr>
+            </w:pPr>
+            <w:r>
+              <w:rPr>
+                <w:rFonts w:ascii="BRH Malayalam Extra" w:hAnsi="BRH Malayalam Extra" w:cs="BRH Malayalam Extra"/>
+                <w:sz w:val="40"/>
+                <w:szCs w:val="40"/>
+                <w:lang w:val="it-IT"/>
               </w:rPr>
               <w:t>A</w:t>
             </w:r>
             <w:r>
               <w:rPr>
                 <w:rFonts w:ascii="BRH Malayalam Extra" w:hAnsi="BRH Malayalam Extra" w:cs="BRH Malayalam Extra"/>
-                <w:color w:val="000000"/>
-                <w:sz w:val="33"/>
-                <w:szCs w:val="40"/>
-              </w:rPr>
-              <w:t>–</w:t>
-            </w:r>
-            <w:r>
-              <w:rPr>
-                <w:rFonts w:ascii="BRH Malayalam Extra" w:hAnsi="BRH Malayalam Extra" w:cs="BRH Malayalam Extra"/>
-                <w:color w:val="000000"/>
-                <w:sz w:val="40"/>
-                <w:szCs w:val="40"/>
+                <w:sz w:val="33"/>
+                <w:szCs w:val="40"/>
+                <w:lang w:val="it-IT"/>
+              </w:rPr>
+              <w:t>–</w:t>
+            </w:r>
+            <w:r>
+              <w:rPr>
+                <w:rFonts w:ascii="BRH Malayalam Extra" w:hAnsi="BRH Malayalam Extra" w:cs="BRH Malayalam Extra"/>
+                <w:sz w:val="40"/>
+                <w:szCs w:val="40"/>
+                <w:lang w:val="it-IT"/>
               </w:rPr>
               <w:t>²z¥rxix—pög¡</w:t>
             </w:r>
             <w:r>
               <w:rPr>
                 <w:rFonts w:ascii="BRH Malayalam Extra" w:hAnsi="BRH Malayalam Extra" w:cs="BRH Malayalam Extra"/>
-                <w:color w:val="000000"/>
                 <w:sz w:val="40"/>
                 <w:szCs w:val="40"/>
                 <w:highlight w:val="green"/>
+                <w:lang w:val="it-IT"/>
               </w:rPr>
               <w:t>p</w:t>
             </w:r>
             <w:r>
               <w:rPr>
                 <w:rFonts w:ascii="BRH Malayalam Extra" w:hAnsi="BRH Malayalam Extra" w:cs="BRH Malayalam Extra"/>
-                <w:color w:val="000000"/>
-                <w:sz w:val="40"/>
-                <w:szCs w:val="40"/>
+                <w:sz w:val="40"/>
+                <w:szCs w:val="40"/>
+                <w:lang w:val="it-IT"/>
               </w:rPr>
               <w:t>Ë§ |</w:t>
             </w:r>
@@ -990,15 +929,13 @@
               <w:spacing w:before="0" w:line="240" w:lineRule="auto"/>
               <w:rPr>
                 <w:rFonts w:ascii="BRH Malayalam Extra" w:hAnsi="BRH Malayalam Extra" w:cs="BRH Malayalam Extra"/>
-                <w:color w:val="000000"/>
-                <w:sz w:val="40"/>
-                <w:szCs w:val="40"/>
-              </w:rPr>
-            </w:pPr>
-            <w:r>
-              <w:rPr>
-                <w:rFonts w:ascii="BRH Malayalam Extra" w:hAnsi="BRH Malayalam Extra" w:cs="BRH Malayalam Extra"/>
-                <w:color w:val="000000"/>
+                <w:sz w:val="40"/>
+                <w:szCs w:val="40"/>
+              </w:rPr>
+            </w:pPr>
+            <w:r>
+              <w:rPr>
+                <w:rFonts w:ascii="BRH Malayalam Extra" w:hAnsi="BRH Malayalam Extra" w:cs="BRH Malayalam Extra"/>
                 <w:sz w:val="40"/>
                 <w:szCs w:val="40"/>
               </w:rPr>
@@ -1007,7 +944,6 @@
             <w:r>
               <w:rPr>
                 <w:rFonts w:ascii="BRH Malayalam Extra" w:hAnsi="BRH Malayalam Extra" w:cs="BRH Malayalam Extra"/>
-                <w:color w:val="000000"/>
                 <w:sz w:val="33"/>
                 <w:szCs w:val="40"/>
                 <w:highlight w:val="green"/>
@@ -1017,7 +953,6 @@
             <w:r>
               <w:rPr>
                 <w:rFonts w:ascii="BRH Malayalam Extra" w:hAnsi="BRH Malayalam Extra" w:cs="BRH Malayalam Extra"/>
-                <w:color w:val="000000"/>
                 <w:sz w:val="40"/>
                 <w:szCs w:val="40"/>
                 <w:highlight w:val="green"/>
@@ -1027,7 +962,6 @@
             <w:r>
               <w:rPr>
                 <w:rFonts w:ascii="BRH Malayalam Extra" w:hAnsi="BRH Malayalam Extra" w:cs="BRH Malayalam Extra"/>
-                <w:color w:val="000000"/>
                 <w:sz w:val="40"/>
                 <w:szCs w:val="40"/>
               </w:rPr>
@@ -1036,16 +970,14 @@
             <w:r>
               <w:rPr>
                 <w:rFonts w:ascii="BRH Malayalam Extra" w:hAnsi="BRH Malayalam Extra" w:cs="BRH Malayalam Extra"/>
-                <w:color w:val="000000"/>
-                <w:sz w:val="33"/>
-                <w:szCs w:val="40"/>
-              </w:rPr>
-              <w:t>–</w:t>
-            </w:r>
-            <w:r>
-              <w:rPr>
-                <w:rFonts w:ascii="BRH Malayalam Extra" w:hAnsi="BRH Malayalam Extra" w:cs="BRH Malayalam Extra"/>
-                <w:color w:val="000000"/>
+                <w:sz w:val="33"/>
+                <w:szCs w:val="40"/>
+              </w:rPr>
+              <w:t>–</w:t>
+            </w:r>
+            <w:r>
+              <w:rPr>
+                <w:rFonts w:ascii="BRH Malayalam Extra" w:hAnsi="BRH Malayalam Extra" w:cs="BRH Malayalam Extra"/>
                 <w:sz w:val="40"/>
                 <w:szCs w:val="40"/>
               </w:rPr>
@@ -1054,16 +986,14 @@
             <w:r>
               <w:rPr>
                 <w:rFonts w:ascii="BRH Malayalam Extra" w:hAnsi="BRH Malayalam Extra" w:cs="BRH Malayalam Extra"/>
-                <w:color w:val="000000"/>
-                <w:sz w:val="33"/>
-                <w:szCs w:val="40"/>
-              </w:rPr>
-              <w:t>–</w:t>
-            </w:r>
-            <w:r>
-              <w:rPr>
-                <w:rFonts w:ascii="BRH Malayalam Extra" w:hAnsi="BRH Malayalam Extra" w:cs="BRH Malayalam Extra"/>
-                <w:color w:val="000000"/>
+                <w:sz w:val="33"/>
+                <w:szCs w:val="40"/>
+              </w:rPr>
+              <w:t>–</w:t>
+            </w:r>
+            <w:r>
+              <w:rPr>
+                <w:rFonts w:ascii="BRH Malayalam Extra" w:hAnsi="BRH Malayalam Extra" w:cs="BRH Malayalam Extra"/>
                 <w:sz w:val="40"/>
                 <w:szCs w:val="40"/>
               </w:rPr>
@@ -1072,16 +1002,14 @@
             <w:r>
               <w:rPr>
                 <w:rFonts w:ascii="BRH Malayalam Extra" w:hAnsi="BRH Malayalam Extra" w:cs="BRH Malayalam Extra"/>
-                <w:color w:val="000000"/>
-                <w:sz w:val="33"/>
-                <w:szCs w:val="40"/>
-              </w:rPr>
-              <w:t>–</w:t>
-            </w:r>
-            <w:r>
-              <w:rPr>
-                <w:rFonts w:ascii="BRH Malayalam Extra" w:hAnsi="BRH Malayalam Extra" w:cs="BRH Malayalam Extra"/>
-                <w:color w:val="000000"/>
+                <w:sz w:val="33"/>
+                <w:szCs w:val="40"/>
+              </w:rPr>
+              <w:t>–</w:t>
+            </w:r>
+            <w:r>
+              <w:rPr>
+                <w:rFonts w:ascii="BRH Malayalam Extra" w:hAnsi="BRH Malayalam Extra" w:cs="BRH Malayalam Extra"/>
                 <w:sz w:val="40"/>
                 <w:szCs w:val="40"/>
               </w:rPr>
@@ -1090,38 +1018,18 @@
             <w:r>
               <w:rPr>
                 <w:rFonts w:ascii="BRH Malayalam Extra" w:hAnsi="BRH Malayalam Extra" w:cs="BRH Malayalam Extra"/>
-                <w:color w:val="000000"/>
-                <w:sz w:val="33"/>
-                <w:szCs w:val="40"/>
-              </w:rPr>
-              <w:t>–</w:t>
-            </w:r>
-            <w:r>
-              <w:rPr>
-                <w:rFonts w:ascii="BRH Malayalam Extra" w:hAnsi="BRH Malayalam Extra" w:cs="BRH Malayalam Extra"/>
-                <w:color w:val="000000"/>
-                <w:sz w:val="40"/>
-                <w:szCs w:val="40"/>
-              </w:rPr>
-              <w:t>põ</w:t>
-            </w:r>
-            <w:r>
-              <w:rPr>
-                <w:rFonts w:ascii="BRH Malayalam Extra" w:hAnsi="BRH Malayalam Extra" w:cs="BRH Malayalam Extra"/>
-                <w:color w:val="000000"/>
-                <w:sz w:val="40"/>
-                <w:szCs w:val="40"/>
-              </w:rPr>
-              <w:t>I</w:t>
-            </w:r>
-            <w:r>
-              <w:rPr>
-                <w:rFonts w:ascii="BRH Malayalam Extra" w:hAnsi="BRH Malayalam Extra" w:cs="BRH Malayalam Extra"/>
-                <w:color w:val="000000"/>
-                <w:sz w:val="40"/>
-                <w:szCs w:val="40"/>
-              </w:rPr>
-              <w:t xml:space="preserve"> |</w:t>
+                <w:sz w:val="33"/>
+                <w:szCs w:val="40"/>
+              </w:rPr>
+              <w:t>–</w:t>
+            </w:r>
+            <w:r>
+              <w:rPr>
+                <w:rFonts w:ascii="BRH Malayalam Extra" w:hAnsi="BRH Malayalam Extra" w:cs="BRH Malayalam Extra"/>
+                <w:sz w:val="40"/>
+                <w:szCs w:val="40"/>
+              </w:rPr>
+              <w:t>põI |</w:t>
             </w:r>
           </w:p>
         </w:tc>
@@ -1154,7 +1062,6 @@
               <w:rPr>
                 <w:rFonts w:cs="Arial"/>
                 <w:b/>
-                <w:color w:val="000000"/>
                 <w:sz w:val="28"/>
                 <w:szCs w:val="32"/>
                 <w:lang w:bidi="ta-IN"/>
@@ -1164,7 +1071,6 @@
               <w:rPr>
                 <w:rFonts w:cs="Arial"/>
                 <w:b/>
-                <w:color w:val="000000"/>
                 <w:sz w:val="28"/>
                 <w:szCs w:val="32"/>
                 <w:lang w:bidi="ta-IN"/>
@@ -1186,7 +1092,6 @@
               <w:rPr>
                 <w:rFonts w:cs="Arial"/>
                 <w:b/>
-                <w:color w:val="000000"/>
                 <w:sz w:val="28"/>
                 <w:szCs w:val="32"/>
                 <w:lang w:val="en-IN" w:bidi="ta-IN"/>
@@ -1196,7 +1101,6 @@
               <w:rPr>
                 <w:rFonts w:cs="Arial"/>
                 <w:b/>
-                <w:color w:val="000000"/>
                 <w:sz w:val="28"/>
                 <w:szCs w:val="32"/>
                 <w:lang w:val="en-IN" w:bidi="ta-IN"/>
@@ -1218,7 +1122,6 @@
               <w:rPr>
                 <w:rFonts w:cs="Arial"/>
                 <w:b/>
-                <w:color w:val="000000"/>
                 <w:sz w:val="28"/>
                 <w:szCs w:val="32"/>
                 <w:lang w:val="it-IT" w:bidi="ta-IN"/>
@@ -1228,7 +1131,6 @@
               <w:rPr>
                 <w:rFonts w:cs="Arial"/>
                 <w:b/>
-                <w:color w:val="000000"/>
                 <w:sz w:val="28"/>
                 <w:szCs w:val="32"/>
                 <w:lang w:val="it-IT" w:bidi="ta-IN"/>
@@ -1239,7 +1141,6 @@
               <w:rPr>
                 <w:rFonts w:cs="Arial"/>
                 <w:b/>
-                <w:color w:val="000000"/>
                 <w:szCs w:val="32"/>
                 <w:lang w:val="it-IT" w:bidi="ta-IN"/>
               </w:rPr>
@@ -1249,7 +1150,6 @@
               <w:rPr>
                 <w:rFonts w:cs="Arial"/>
                 <w:b/>
-                <w:color w:val="000000"/>
                 <w:sz w:val="28"/>
                 <w:szCs w:val="32"/>
                 <w:lang w:val="it-IT" w:bidi="ta-IN"/>
@@ -1277,15 +1177,13 @@
               <w:spacing w:before="0" w:line="240" w:lineRule="auto"/>
               <w:rPr>
                 <w:rFonts w:ascii="BRH Malayalam Extra" w:hAnsi="BRH Malayalam Extra" w:cs="BRH Malayalam Extra"/>
-                <w:color w:val="000000"/>
-                <w:sz w:val="40"/>
-                <w:szCs w:val="40"/>
-              </w:rPr>
-            </w:pPr>
-            <w:r>
-              <w:rPr>
-                <w:rFonts w:ascii="BRH Malayalam Extra" w:hAnsi="BRH Malayalam Extra" w:cs="BRH Malayalam Extra"/>
-                <w:color w:val="000000"/>
+                <w:sz w:val="40"/>
+                <w:szCs w:val="40"/>
+              </w:rPr>
+            </w:pPr>
+            <w:r>
+              <w:rPr>
+                <w:rFonts w:ascii="BRH Malayalam Extra" w:hAnsi="BRH Malayalam Extra" w:cs="BRH Malayalam Extra"/>
                 <w:sz w:val="40"/>
                 <w:szCs w:val="40"/>
               </w:rPr>
@@ -1294,79 +1192,46 @@
             <w:r>
               <w:rPr>
                 <w:rFonts w:ascii="BRH Malayalam Extra" w:hAnsi="BRH Malayalam Extra" w:cs="BRH Malayalam Extra"/>
-                <w:color w:val="000000"/>
-                <w:sz w:val="33"/>
-                <w:szCs w:val="40"/>
-              </w:rPr>
-              <w:t>–</w:t>
-            </w:r>
-            <w:r>
-              <w:rPr>
-                <w:rFonts w:ascii="BRH Malayalam Extra" w:hAnsi="BRH Malayalam Extra" w:cs="BRH Malayalam Extra"/>
-                <w:color w:val="000000"/>
-                <w:sz w:val="40"/>
-                <w:szCs w:val="40"/>
-              </w:rPr>
-              <w:t>ª</w:t>
-            </w:r>
-            <w:r>
-              <w:rPr>
-                <w:rFonts w:ascii="BRH Malayalam Extra" w:hAnsi="BRH Malayalam Extra" w:cs="BRH Malayalam Extra"/>
-                <w:color w:val="000000"/>
-                <w:sz w:val="40"/>
-                <w:szCs w:val="40"/>
-              </w:rPr>
-              <w:t>Yix—¥s „d¡dyªpx</w:t>
-            </w:r>
-            <w:r>
-              <w:rPr>
-                <w:rFonts w:ascii="BRH Malayalam Extra" w:hAnsi="BRH Malayalam Extra" w:cs="BRH Malayalam Extra"/>
-                <w:color w:val="000000"/>
-                <w:sz w:val="33"/>
-                <w:szCs w:val="40"/>
-              </w:rPr>
-              <w:t>–</w:t>
-            </w:r>
-            <w:r>
-              <w:rPr>
-                <w:rFonts w:ascii="BRH Malayalam Extra" w:hAnsi="BRH Malayalam Extra" w:cs="BRH Malayalam Extra"/>
-                <w:color w:val="000000"/>
-                <w:sz w:val="40"/>
-                <w:szCs w:val="40"/>
-              </w:rPr>
-              <w:t>eõ˜</w:t>
-            </w:r>
-            <w:r>
-              <w:rPr>
-                <w:rFonts w:ascii="BRH Malayalam Extra" w:hAnsi="BRH Malayalam Extra" w:cs="BRH Malayalam Extra"/>
-                <w:color w:val="000000"/>
-                <w:sz w:val="40"/>
-                <w:szCs w:val="40"/>
-              </w:rPr>
-              <w:t>I</w:t>
-            </w:r>
-            <w:r>
-              <w:rPr>
-                <w:rFonts w:ascii="BRH Malayalam Extra" w:hAnsi="BRH Malayalam Extra" w:cs="BRH Malayalam Extra"/>
-                <w:color w:val="000000"/>
-                <w:sz w:val="40"/>
-                <w:szCs w:val="40"/>
-              </w:rPr>
-              <w:t xml:space="preserve"> | e¢</w:t>
-            </w:r>
-            <w:r>
-              <w:rPr>
-                <w:rFonts w:ascii="BRH Malayalam Extra" w:hAnsi="BRH Malayalam Extra" w:cs="BRH Malayalam Extra"/>
-                <w:color w:val="000000"/>
-                <w:sz w:val="33"/>
-                <w:szCs w:val="40"/>
-              </w:rPr>
-              <w:t>–</w:t>
-            </w:r>
-            <w:r>
-              <w:rPr>
-                <w:rFonts w:ascii="BRH Malayalam Extra" w:hAnsi="BRH Malayalam Extra" w:cs="BRH Malayalam Extra"/>
-                <w:color w:val="000000"/>
+                <w:sz w:val="33"/>
+                <w:szCs w:val="40"/>
+              </w:rPr>
+              <w:t>–</w:t>
+            </w:r>
+            <w:r>
+              <w:rPr>
+                <w:rFonts w:ascii="BRH Malayalam Extra" w:hAnsi="BRH Malayalam Extra" w:cs="BRH Malayalam Extra"/>
+                <w:sz w:val="40"/>
+                <w:szCs w:val="40"/>
+              </w:rPr>
+              <w:t>ªYix—¥s „d¡dyªpx</w:t>
+            </w:r>
+            <w:r>
+              <w:rPr>
+                <w:rFonts w:ascii="BRH Malayalam Extra" w:hAnsi="BRH Malayalam Extra" w:cs="BRH Malayalam Extra"/>
+                <w:sz w:val="33"/>
+                <w:szCs w:val="40"/>
+              </w:rPr>
+              <w:t>–</w:t>
+            </w:r>
+            <w:r>
+              <w:rPr>
+                <w:rFonts w:ascii="BRH Malayalam Extra" w:hAnsi="BRH Malayalam Extra" w:cs="BRH Malayalam Extra"/>
+                <w:sz w:val="40"/>
+                <w:szCs w:val="40"/>
+              </w:rPr>
+              <w:t>eõ˜I | e¢</w:t>
+            </w:r>
+            <w:r>
+              <w:rPr>
+                <w:rFonts w:ascii="BRH Malayalam Extra" w:hAnsi="BRH Malayalam Extra" w:cs="BRH Malayalam Extra"/>
+                <w:sz w:val="33"/>
+                <w:szCs w:val="40"/>
+              </w:rPr>
+              <w:t>–</w:t>
+            </w:r>
+            <w:r>
+              <w:rPr>
+                <w:rFonts w:ascii="BRH Malayalam Extra" w:hAnsi="BRH Malayalam Extra" w:cs="BRH Malayalam Extra"/>
                 <w:sz w:val="40"/>
                 <w:szCs w:val="40"/>
                 <w:highlight w:val="yellow"/>
@@ -1376,7 +1241,6 @@
             <w:r>
               <w:rPr>
                 <w:rFonts w:ascii="BRH Malayalam Extra" w:hAnsi="BRH Malayalam Extra" w:cs="BRH Malayalam Extra"/>
-                <w:color w:val="000000"/>
                 <w:sz w:val="40"/>
                 <w:szCs w:val="40"/>
               </w:rPr>
@@ -1385,16 +1249,14 @@
             <w:r>
               <w:rPr>
                 <w:rFonts w:ascii="BRH Malayalam Extra" w:hAnsi="BRH Malayalam Extra" w:cs="BRH Malayalam Extra"/>
-                <w:color w:val="000000"/>
-                <w:sz w:val="33"/>
-                <w:szCs w:val="40"/>
-              </w:rPr>
-              <w:t>–</w:t>
-            </w:r>
-            <w:r>
-              <w:rPr>
-                <w:rFonts w:ascii="BRH Malayalam Extra" w:hAnsi="BRH Malayalam Extra" w:cs="BRH Malayalam Extra"/>
-                <w:color w:val="000000"/>
+                <w:sz w:val="33"/>
+                <w:szCs w:val="40"/>
+              </w:rPr>
+              <w:t>–</w:t>
+            </w:r>
+            <w:r>
+              <w:rPr>
+                <w:rFonts w:ascii="BRH Malayalam Extra" w:hAnsi="BRH Malayalam Extra" w:cs="BRH Malayalam Extra"/>
                 <w:sz w:val="40"/>
                 <w:szCs w:val="40"/>
               </w:rPr>
@@ -1407,15 +1269,13 @@
               <w:ind w:right="-136"/>
               <w:rPr>
                 <w:rFonts w:ascii="BRH Malayalam Extra" w:hAnsi="BRH Malayalam Extra" w:cs="BRH Malayalam Extra"/>
-                <w:color w:val="000000"/>
-                <w:sz w:val="40"/>
-                <w:szCs w:val="40"/>
-              </w:rPr>
-            </w:pPr>
-            <w:r>
-              <w:rPr>
-                <w:rFonts w:ascii="BRH Malayalam Extra" w:hAnsi="BRH Malayalam Extra" w:cs="BRH Malayalam Extra"/>
-                <w:color w:val="000000"/>
+                <w:sz w:val="40"/>
+                <w:szCs w:val="40"/>
+              </w:rPr>
+            </w:pPr>
+            <w:r>
+              <w:rPr>
+                <w:rFonts w:ascii="BRH Malayalam Extra" w:hAnsi="BRH Malayalam Extra" w:cs="BRH Malayalam Extra"/>
                 <w:sz w:val="40"/>
                 <w:szCs w:val="40"/>
               </w:rPr>
@@ -1424,43 +1284,30 @@
             <w:r>
               <w:rPr>
                 <w:rFonts w:ascii="BRH Malayalam Extra" w:hAnsi="BRH Malayalam Extra" w:cs="BRH Malayalam Extra"/>
-                <w:color w:val="000000"/>
-                <w:sz w:val="33"/>
-                <w:szCs w:val="40"/>
-              </w:rPr>
-              <w:t>–</w:t>
-            </w:r>
-            <w:r>
-              <w:rPr>
-                <w:rFonts w:ascii="BRH Malayalam Extra" w:hAnsi="BRH Malayalam Extra" w:cs="BRH Malayalam Extra"/>
-                <w:color w:val="000000"/>
-                <w:sz w:val="40"/>
-                <w:szCs w:val="40"/>
-              </w:rPr>
-              <w:t>ª</w:t>
-            </w:r>
-            <w:r>
-              <w:rPr>
-                <w:rFonts w:ascii="BRH Malayalam Extra" w:hAnsi="BRH Malayalam Extra" w:cs="BRH Malayalam Extra"/>
-                <w:color w:val="000000"/>
-                <w:sz w:val="40"/>
-                <w:szCs w:val="40"/>
-              </w:rPr>
-              <w:t>Y - ix</w:t>
-            </w:r>
-            <w:r>
-              <w:rPr>
-                <w:rFonts w:ascii="BRH Malayalam Extra" w:hAnsi="BRH Malayalam Extra" w:cs="BRH Malayalam Extra"/>
-                <w:color w:val="000000"/>
-                <w:sz w:val="33"/>
-                <w:szCs w:val="40"/>
-              </w:rPr>
-              <w:t>–</w:t>
-            </w:r>
-            <w:r>
-              <w:rPr>
-                <w:rFonts w:ascii="BRH Malayalam Extra" w:hAnsi="BRH Malayalam Extra" w:cs="BRH Malayalam Extra"/>
-                <w:color w:val="000000"/>
+                <w:sz w:val="33"/>
+                <w:szCs w:val="40"/>
+              </w:rPr>
+              <w:t>–</w:t>
+            </w:r>
+            <w:r>
+              <w:rPr>
+                <w:rFonts w:ascii="BRH Malayalam Extra" w:hAnsi="BRH Malayalam Extra" w:cs="BRH Malayalam Extra"/>
+                <w:sz w:val="40"/>
+                <w:szCs w:val="40"/>
+              </w:rPr>
+              <w:t>ªY - ix</w:t>
+            </w:r>
+            <w:r>
+              <w:rPr>
+                <w:rFonts w:ascii="BRH Malayalam Extra" w:hAnsi="BRH Malayalam Extra" w:cs="BRH Malayalam Extra"/>
+                <w:sz w:val="33"/>
+                <w:szCs w:val="40"/>
+              </w:rPr>
+              <w:t>–</w:t>
+            </w:r>
+            <w:r>
+              <w:rPr>
+                <w:rFonts w:ascii="BRH Malayalam Extra" w:hAnsi="BRH Malayalam Extra" w:cs="BRH Malayalam Extra"/>
                 <w:sz w:val="40"/>
                 <w:szCs w:val="40"/>
               </w:rPr>
@@ -1469,16 +1316,14 @@
             <w:r>
               <w:rPr>
                 <w:rFonts w:ascii="BRH Malayalam Extra" w:hAnsi="BRH Malayalam Extra" w:cs="BRH Malayalam Extra"/>
-                <w:color w:val="000000"/>
-                <w:sz w:val="33"/>
-                <w:szCs w:val="40"/>
-              </w:rPr>
-              <w:t>–</w:t>
-            </w:r>
-            <w:r>
-              <w:rPr>
-                <w:rFonts w:ascii="BRH Malayalam Extra" w:hAnsi="BRH Malayalam Extra" w:cs="BRH Malayalam Extra"/>
-                <w:color w:val="000000"/>
+                <w:sz w:val="33"/>
+                <w:szCs w:val="40"/>
+              </w:rPr>
+              <w:t>–</w:t>
+            </w:r>
+            <w:r>
+              <w:rPr>
+                <w:rFonts w:ascii="BRH Malayalam Extra" w:hAnsi="BRH Malayalam Extra" w:cs="BRH Malayalam Extra"/>
                 <w:sz w:val="40"/>
                 <w:szCs w:val="40"/>
               </w:rPr>
@@ -1488,7 +1333,7 @@
         </w:tc>
         <w:tc>
           <w:tcPr>
-            <w:tcW w:w="5220" w:type="dxa"/>
+            <w:tcW w:w="5528" w:type="dxa"/>
             <w:tcBorders>
               <w:top w:val="single" w:sz="4" w:space="0" w:color="000000"/>
               <w:left w:val="single" w:sz="4" w:space="0" w:color="000000"/>
@@ -1505,15 +1350,13 @@
               <w:spacing w:before="0" w:line="240" w:lineRule="auto"/>
               <w:rPr>
                 <w:rFonts w:ascii="BRH Malayalam Extra" w:hAnsi="BRH Malayalam Extra" w:cs="BRH Malayalam Extra"/>
-                <w:color w:val="000000"/>
-                <w:sz w:val="40"/>
-                <w:szCs w:val="40"/>
-              </w:rPr>
-            </w:pPr>
-            <w:r>
-              <w:rPr>
-                <w:rFonts w:ascii="BRH Malayalam Extra" w:hAnsi="BRH Malayalam Extra" w:cs="BRH Malayalam Extra"/>
-                <w:color w:val="000000"/>
+                <w:sz w:val="40"/>
+                <w:szCs w:val="40"/>
+              </w:rPr>
+            </w:pPr>
+            <w:r>
+              <w:rPr>
+                <w:rFonts w:ascii="BRH Malayalam Extra" w:hAnsi="BRH Malayalam Extra" w:cs="BRH Malayalam Extra"/>
                 <w:sz w:val="40"/>
                 <w:szCs w:val="40"/>
               </w:rPr>
@@ -1522,79 +1365,46 @@
             <w:r>
               <w:rPr>
                 <w:rFonts w:ascii="BRH Malayalam Extra" w:hAnsi="BRH Malayalam Extra" w:cs="BRH Malayalam Extra"/>
-                <w:color w:val="000000"/>
-                <w:sz w:val="33"/>
-                <w:szCs w:val="40"/>
-              </w:rPr>
-              <w:t>–</w:t>
-            </w:r>
-            <w:r>
-              <w:rPr>
-                <w:rFonts w:ascii="BRH Malayalam Extra" w:hAnsi="BRH Malayalam Extra" w:cs="BRH Malayalam Extra"/>
-                <w:color w:val="000000"/>
-                <w:sz w:val="40"/>
-                <w:szCs w:val="40"/>
-              </w:rPr>
-              <w:t>ª</w:t>
-            </w:r>
-            <w:r>
-              <w:rPr>
-                <w:rFonts w:ascii="BRH Malayalam Extra" w:hAnsi="BRH Malayalam Extra" w:cs="BRH Malayalam Extra"/>
-                <w:color w:val="000000"/>
-                <w:sz w:val="40"/>
-                <w:szCs w:val="40"/>
-              </w:rPr>
-              <w:t>Yix—¥s „d¡dyªpx</w:t>
-            </w:r>
-            <w:r>
-              <w:rPr>
-                <w:rFonts w:ascii="BRH Malayalam Extra" w:hAnsi="BRH Malayalam Extra" w:cs="BRH Malayalam Extra"/>
-                <w:color w:val="000000"/>
-                <w:sz w:val="33"/>
-                <w:szCs w:val="40"/>
-              </w:rPr>
-              <w:t>–</w:t>
-            </w:r>
-            <w:r>
-              <w:rPr>
-                <w:rFonts w:ascii="BRH Malayalam Extra" w:hAnsi="BRH Malayalam Extra" w:cs="BRH Malayalam Extra"/>
-                <w:color w:val="000000"/>
-                <w:sz w:val="40"/>
-                <w:szCs w:val="40"/>
-              </w:rPr>
-              <w:t>eõ˜</w:t>
-            </w:r>
-            <w:r>
-              <w:rPr>
-                <w:rFonts w:ascii="BRH Malayalam Extra" w:hAnsi="BRH Malayalam Extra" w:cs="BRH Malayalam Extra"/>
-                <w:color w:val="000000"/>
-                <w:sz w:val="40"/>
-                <w:szCs w:val="40"/>
-              </w:rPr>
-              <w:t>I</w:t>
-            </w:r>
-            <w:r>
-              <w:rPr>
-                <w:rFonts w:ascii="BRH Malayalam Extra" w:hAnsi="BRH Malayalam Extra" w:cs="BRH Malayalam Extra"/>
-                <w:color w:val="000000"/>
-                <w:sz w:val="40"/>
-                <w:szCs w:val="40"/>
-              </w:rPr>
-              <w:t xml:space="preserve"> | e¢</w:t>
-            </w:r>
-            <w:r>
-              <w:rPr>
-                <w:rFonts w:ascii="BRH Malayalam Extra" w:hAnsi="BRH Malayalam Extra" w:cs="BRH Malayalam Extra"/>
-                <w:color w:val="000000"/>
-                <w:sz w:val="33"/>
-                <w:szCs w:val="40"/>
-              </w:rPr>
-              <w:t>–</w:t>
-            </w:r>
-            <w:r>
-              <w:rPr>
-                <w:rFonts w:ascii="BRH Malayalam Extra" w:hAnsi="BRH Malayalam Extra" w:cs="BRH Malayalam Extra"/>
-                <w:color w:val="000000"/>
+                <w:sz w:val="33"/>
+                <w:szCs w:val="40"/>
+              </w:rPr>
+              <w:t>–</w:t>
+            </w:r>
+            <w:r>
+              <w:rPr>
+                <w:rFonts w:ascii="BRH Malayalam Extra" w:hAnsi="BRH Malayalam Extra" w:cs="BRH Malayalam Extra"/>
+                <w:sz w:val="40"/>
+                <w:szCs w:val="40"/>
+              </w:rPr>
+              <w:t>ªYix—¥s „d¡dyªpx</w:t>
+            </w:r>
+            <w:r>
+              <w:rPr>
+                <w:rFonts w:ascii="BRH Malayalam Extra" w:hAnsi="BRH Malayalam Extra" w:cs="BRH Malayalam Extra"/>
+                <w:sz w:val="33"/>
+                <w:szCs w:val="40"/>
+              </w:rPr>
+              <w:t>–</w:t>
+            </w:r>
+            <w:r>
+              <w:rPr>
+                <w:rFonts w:ascii="BRH Malayalam Extra" w:hAnsi="BRH Malayalam Extra" w:cs="BRH Malayalam Extra"/>
+                <w:sz w:val="40"/>
+                <w:szCs w:val="40"/>
+              </w:rPr>
+              <w:t>eõ˜I | e¢</w:t>
+            </w:r>
+            <w:r>
+              <w:rPr>
+                <w:rFonts w:ascii="BRH Malayalam Extra" w:hAnsi="BRH Malayalam Extra" w:cs="BRH Malayalam Extra"/>
+                <w:sz w:val="33"/>
+                <w:szCs w:val="40"/>
+              </w:rPr>
+              <w:t>–</w:t>
+            </w:r>
+            <w:r>
+              <w:rPr>
+                <w:rFonts w:ascii="BRH Malayalam Extra" w:hAnsi="BRH Malayalam Extra" w:cs="BRH Malayalam Extra"/>
                 <w:sz w:val="40"/>
                 <w:szCs w:val="40"/>
                 <w:highlight w:val="green"/>
@@ -1604,7 +1414,6 @@
             <w:r>
               <w:rPr>
                 <w:rFonts w:ascii="BRH Malayalam Extra" w:hAnsi="BRH Malayalam Extra" w:cs="BRH Malayalam Extra"/>
-                <w:color w:val="000000"/>
                 <w:sz w:val="40"/>
                 <w:szCs w:val="40"/>
               </w:rPr>
@@ -1613,16 +1422,14 @@
             <w:r>
               <w:rPr>
                 <w:rFonts w:ascii="BRH Malayalam Extra" w:hAnsi="BRH Malayalam Extra" w:cs="BRH Malayalam Extra"/>
-                <w:color w:val="000000"/>
-                <w:sz w:val="33"/>
-                <w:szCs w:val="40"/>
-              </w:rPr>
-              <w:t>–</w:t>
-            </w:r>
-            <w:r>
-              <w:rPr>
-                <w:rFonts w:ascii="BRH Malayalam Extra" w:hAnsi="BRH Malayalam Extra" w:cs="BRH Malayalam Extra"/>
-                <w:color w:val="000000"/>
+                <w:sz w:val="33"/>
+                <w:szCs w:val="40"/>
+              </w:rPr>
+              <w:t>–</w:t>
+            </w:r>
+            <w:r>
+              <w:rPr>
+                <w:rFonts w:ascii="BRH Malayalam Extra" w:hAnsi="BRH Malayalam Extra" w:cs="BRH Malayalam Extra"/>
                 <w:sz w:val="40"/>
                 <w:szCs w:val="40"/>
               </w:rPr>
@@ -1635,15 +1442,13 @@
               <w:ind w:right="-136"/>
               <w:rPr>
                 <w:rFonts w:ascii="BRH Malayalam Extra" w:hAnsi="BRH Malayalam Extra" w:cs="BRH Malayalam Extra"/>
-                <w:color w:val="000000"/>
-                <w:sz w:val="40"/>
-                <w:szCs w:val="40"/>
-              </w:rPr>
-            </w:pPr>
-            <w:r>
-              <w:rPr>
-                <w:rFonts w:ascii="BRH Malayalam Extra" w:hAnsi="BRH Malayalam Extra" w:cs="BRH Malayalam Extra"/>
-                <w:color w:val="000000"/>
+                <w:sz w:val="40"/>
+                <w:szCs w:val="40"/>
+              </w:rPr>
+            </w:pPr>
+            <w:r>
+              <w:rPr>
+                <w:rFonts w:ascii="BRH Malayalam Extra" w:hAnsi="BRH Malayalam Extra" w:cs="BRH Malayalam Extra"/>
                 <w:sz w:val="40"/>
                 <w:szCs w:val="40"/>
               </w:rPr>
@@ -1652,43 +1457,30 @@
             <w:r>
               <w:rPr>
                 <w:rFonts w:ascii="BRH Malayalam Extra" w:hAnsi="BRH Malayalam Extra" w:cs="BRH Malayalam Extra"/>
-                <w:color w:val="000000"/>
-                <w:sz w:val="33"/>
-                <w:szCs w:val="40"/>
-              </w:rPr>
-              <w:t>–</w:t>
-            </w:r>
-            <w:r>
-              <w:rPr>
-                <w:rFonts w:ascii="BRH Malayalam Extra" w:hAnsi="BRH Malayalam Extra" w:cs="BRH Malayalam Extra"/>
-                <w:color w:val="000000"/>
-                <w:sz w:val="40"/>
-                <w:szCs w:val="40"/>
-              </w:rPr>
-              <w:t>ª</w:t>
-            </w:r>
-            <w:r>
-              <w:rPr>
-                <w:rFonts w:ascii="BRH Malayalam Extra" w:hAnsi="BRH Malayalam Extra" w:cs="BRH Malayalam Extra"/>
-                <w:color w:val="000000"/>
-                <w:sz w:val="40"/>
-                <w:szCs w:val="40"/>
-              </w:rPr>
-              <w:t>Y - ix</w:t>
-            </w:r>
-            <w:r>
-              <w:rPr>
-                <w:rFonts w:ascii="BRH Malayalam Extra" w:hAnsi="BRH Malayalam Extra" w:cs="BRH Malayalam Extra"/>
-                <w:color w:val="000000"/>
-                <w:sz w:val="33"/>
-                <w:szCs w:val="40"/>
-              </w:rPr>
-              <w:t>–</w:t>
-            </w:r>
-            <w:r>
-              <w:rPr>
-                <w:rFonts w:ascii="BRH Malayalam Extra" w:hAnsi="BRH Malayalam Extra" w:cs="BRH Malayalam Extra"/>
-                <w:color w:val="000000"/>
+                <w:sz w:val="33"/>
+                <w:szCs w:val="40"/>
+              </w:rPr>
+              <w:t>–</w:t>
+            </w:r>
+            <w:r>
+              <w:rPr>
+                <w:rFonts w:ascii="BRH Malayalam Extra" w:hAnsi="BRH Malayalam Extra" w:cs="BRH Malayalam Extra"/>
+                <w:sz w:val="40"/>
+                <w:szCs w:val="40"/>
+              </w:rPr>
+              <w:t>ªY - ix</w:t>
+            </w:r>
+            <w:r>
+              <w:rPr>
+                <w:rFonts w:ascii="BRH Malayalam Extra" w:hAnsi="BRH Malayalam Extra" w:cs="BRH Malayalam Extra"/>
+                <w:sz w:val="33"/>
+                <w:szCs w:val="40"/>
+              </w:rPr>
+              <w:t>–</w:t>
+            </w:r>
+            <w:r>
+              <w:rPr>
+                <w:rFonts w:ascii="BRH Malayalam Extra" w:hAnsi="BRH Malayalam Extra" w:cs="BRH Malayalam Extra"/>
                 <w:sz w:val="40"/>
                 <w:szCs w:val="40"/>
               </w:rPr>
@@ -1697,16 +1489,14 @@
             <w:r>
               <w:rPr>
                 <w:rFonts w:ascii="BRH Malayalam Extra" w:hAnsi="BRH Malayalam Extra" w:cs="BRH Malayalam Extra"/>
-                <w:color w:val="000000"/>
-                <w:sz w:val="33"/>
-                <w:szCs w:val="40"/>
-              </w:rPr>
-              <w:t>–</w:t>
-            </w:r>
-            <w:r>
-              <w:rPr>
-                <w:rFonts w:ascii="BRH Malayalam Extra" w:hAnsi="BRH Malayalam Extra" w:cs="BRH Malayalam Extra"/>
-                <w:color w:val="000000"/>
+                <w:sz w:val="33"/>
+                <w:szCs w:val="40"/>
+              </w:rPr>
+              <w:t>–</w:t>
+            </w:r>
+            <w:r>
+              <w:rPr>
+                <w:rFonts w:ascii="BRH Malayalam Extra" w:hAnsi="BRH Malayalam Extra" w:cs="BRH Malayalam Extra"/>
                 <w:sz w:val="40"/>
                 <w:szCs w:val="40"/>
               </w:rPr>
@@ -1738,12 +1528,11 @@
               <w:autoSpaceDE w:val="0"/>
               <w:autoSpaceDN w:val="0"/>
               <w:adjustRightInd w:val="0"/>
-              <w:spacing w:before="0" w:line="252" w:lineRule="auto"/>
+              <w:spacing w:before="0" w:line="240" w:lineRule="auto"/>
               <w:ind w:right="297"/>
               <w:rPr>
                 <w:rFonts w:cs="Arial"/>
                 <w:b/>
-                <w:color w:val="000000"/>
                 <w:sz w:val="28"/>
                 <w:szCs w:val="32"/>
                 <w:lang w:bidi="ta-IN"/>
@@ -1753,7 +1542,6 @@
               <w:rPr>
                 <w:rFonts w:cs="Arial"/>
                 <w:b/>
-                <w:color w:val="000000"/>
                 <w:sz w:val="28"/>
                 <w:szCs w:val="32"/>
                 <w:lang w:bidi="ta-IN"/>
@@ -1770,12 +1558,11 @@
               <w:autoSpaceDE w:val="0"/>
               <w:autoSpaceDN w:val="0"/>
               <w:adjustRightInd w:val="0"/>
-              <w:spacing w:before="0" w:line="252" w:lineRule="auto"/>
+              <w:spacing w:before="0" w:line="240" w:lineRule="auto"/>
               <w:ind w:right="297"/>
               <w:rPr>
                 <w:rFonts w:cs="Arial"/>
                 <w:b/>
-                <w:color w:val="000000"/>
                 <w:sz w:val="28"/>
                 <w:szCs w:val="32"/>
                 <w:lang w:bidi="ta-IN"/>
@@ -1785,7 +1572,6 @@
               <w:rPr>
                 <w:rFonts w:cs="Arial"/>
                 <w:b/>
-                <w:color w:val="000000"/>
                 <w:sz w:val="28"/>
                 <w:szCs w:val="32"/>
                 <w:lang w:bidi="ta-IN"/>
@@ -1802,12 +1588,11 @@
               <w:autoSpaceDE w:val="0"/>
               <w:autoSpaceDN w:val="0"/>
               <w:adjustRightInd w:val="0"/>
-              <w:spacing w:before="0" w:line="252" w:lineRule="auto"/>
+              <w:spacing w:before="0" w:line="240" w:lineRule="auto"/>
               <w:ind w:right="297"/>
               <w:rPr>
                 <w:rFonts w:cs="Arial"/>
                 <w:b/>
-                <w:color w:val="000000"/>
                 <w:sz w:val="28"/>
                 <w:szCs w:val="32"/>
                 <w:lang w:bidi="ta-IN"/>
@@ -1817,7 +1602,6 @@
               <w:rPr>
                 <w:rFonts w:cs="Arial"/>
                 <w:b/>
-                <w:color w:val="000000"/>
                 <w:sz w:val="28"/>
                 <w:szCs w:val="32"/>
                 <w:lang w:bidi="ta-IN"/>
@@ -1828,7 +1612,6 @@
               <w:rPr>
                 <w:rFonts w:cs="Arial"/>
                 <w:b/>
-                <w:color w:val="000000"/>
                 <w:szCs w:val="32"/>
                 <w:lang w:bidi="ta-IN"/>
               </w:rPr>
@@ -1838,7 +1621,6 @@
               <w:rPr>
                 <w:rFonts w:cs="Arial"/>
                 <w:b/>
-                <w:color w:val="000000"/>
                 <w:sz w:val="28"/>
                 <w:szCs w:val="32"/>
                 <w:lang w:bidi="ta-IN"/>
@@ -1863,15 +1645,13 @@
               <w:ind w:right="-136"/>
               <w:rPr>
                 <w:rFonts w:ascii="BRH Malayalam Extra" w:hAnsi="BRH Malayalam Extra" w:cs="BRH Malayalam Extra"/>
-                <w:color w:val="000000"/>
-                <w:sz w:val="40"/>
-                <w:szCs w:val="40"/>
-              </w:rPr>
-            </w:pPr>
-            <w:r>
-              <w:rPr>
-                <w:rFonts w:ascii="BRH Malayalam Extra" w:hAnsi="BRH Malayalam Extra" w:cs="BRH Malayalam Extra"/>
-                <w:color w:val="000000"/>
+                <w:sz w:val="40"/>
+                <w:szCs w:val="40"/>
+              </w:rPr>
+            </w:pPr>
+            <w:r>
+              <w:rPr>
+                <w:rFonts w:ascii="BRH Malayalam Extra" w:hAnsi="BRH Malayalam Extra" w:cs="BRH Malayalam Extra"/>
                 <w:sz w:val="40"/>
                 <w:szCs w:val="40"/>
               </w:rPr>
@@ -1880,16 +1660,14 @@
             <w:r>
               <w:rPr>
                 <w:rFonts w:ascii="BRH Malayalam Extra" w:hAnsi="BRH Malayalam Extra" w:cs="BRH Malayalam Extra"/>
-                <w:color w:val="000000"/>
-                <w:sz w:val="33"/>
-                <w:szCs w:val="40"/>
-              </w:rPr>
-              <w:t>–</w:t>
-            </w:r>
-            <w:r>
-              <w:rPr>
-                <w:rFonts w:ascii="BRH Malayalam Extra" w:hAnsi="BRH Malayalam Extra" w:cs="BRH Malayalam Extra"/>
-                <w:color w:val="000000"/>
+                <w:sz w:val="33"/>
+                <w:szCs w:val="40"/>
+              </w:rPr>
+              <w:t>–</w:t>
+            </w:r>
+            <w:r>
+              <w:rPr>
+                <w:rFonts w:ascii="BRH Malayalam Extra" w:hAnsi="BRH Malayalam Extra" w:cs="BRH Malayalam Extra"/>
                 <w:sz w:val="40"/>
                 <w:szCs w:val="40"/>
               </w:rPr>
@@ -1898,7 +1676,6 @@
             <w:r>
               <w:rPr>
                 <w:rFonts w:ascii="BRH Devanagari Extra" w:hAnsi="BRH Devanagari Extra" w:cs="BRH Malayalam Extra"/>
-                <w:color w:val="000000"/>
                 <w:sz w:val="32"/>
                 <w:szCs w:val="40"/>
               </w:rPr>
@@ -1907,7 +1684,6 @@
             <w:r>
               <w:rPr>
                 <w:rFonts w:ascii="BRH Malayalam Extra" w:hAnsi="BRH Malayalam Extra" w:cs="BRH Malayalam Extra"/>
-                <w:color w:val="000000"/>
                 <w:sz w:val="40"/>
                 <w:szCs w:val="40"/>
               </w:rPr>
@@ -1916,16 +1692,14 @@
             <w:r>
               <w:rPr>
                 <w:rFonts w:ascii="BRH Malayalam Extra" w:hAnsi="BRH Malayalam Extra" w:cs="BRH Malayalam Extra"/>
-                <w:color w:val="000000"/>
-                <w:sz w:val="33"/>
-                <w:szCs w:val="40"/>
-              </w:rPr>
-              <w:t>–</w:t>
-            </w:r>
-            <w:r>
-              <w:rPr>
-                <w:rFonts w:ascii="BRH Malayalam Extra" w:hAnsi="BRH Malayalam Extra" w:cs="BRH Malayalam Extra"/>
-                <w:color w:val="000000"/>
+                <w:sz w:val="33"/>
+                <w:szCs w:val="40"/>
+              </w:rPr>
+              <w:t>–</w:t>
+            </w:r>
+            <w:r>
+              <w:rPr>
+                <w:rFonts w:ascii="BRH Malayalam Extra" w:hAnsi="BRH Malayalam Extra" w:cs="BRH Malayalam Extra"/>
                 <w:sz w:val="40"/>
                 <w:szCs w:val="40"/>
               </w:rPr>
@@ -1934,16 +1708,14 @@
             <w:r>
               <w:rPr>
                 <w:rFonts w:ascii="BRH Malayalam Extra" w:hAnsi="BRH Malayalam Extra" w:cs="BRH Malayalam Extra"/>
-                <w:color w:val="000000"/>
-                <w:sz w:val="33"/>
-                <w:szCs w:val="40"/>
-              </w:rPr>
-              <w:t>–</w:t>
-            </w:r>
-            <w:r>
-              <w:rPr>
-                <w:rFonts w:ascii="BRH Malayalam Extra" w:hAnsi="BRH Malayalam Extra" w:cs="BRH Malayalam Extra"/>
-                <w:color w:val="000000"/>
+                <w:sz w:val="33"/>
+                <w:szCs w:val="40"/>
+              </w:rPr>
+              <w:t>–</w:t>
+            </w:r>
+            <w:r>
+              <w:rPr>
+                <w:rFonts w:ascii="BRH Malayalam Extra" w:hAnsi="BRH Malayalam Extra" w:cs="BRH Malayalam Extra"/>
                 <w:sz w:val="40"/>
                 <w:szCs w:val="40"/>
                 <w:highlight w:val="yellow"/>
@@ -1953,7 +1725,6 @@
             <w:r>
               <w:rPr>
                 <w:rFonts w:ascii="BRH Malayalam Extra" w:hAnsi="BRH Malayalam Extra" w:cs="BRH Malayalam Extra"/>
-                <w:color w:val="000000"/>
                 <w:sz w:val="40"/>
                 <w:szCs w:val="40"/>
               </w:rPr>
@@ -1966,7 +1737,6 @@
               <w:ind w:right="-136"/>
               <w:rPr>
                 <w:rFonts w:ascii="BRH Devanagari Extra" w:hAnsi="BRH Devanagari Extra" w:cs="BRH Devanagari Extra"/>
-                <w:color w:val="000000"/>
                 <w:sz w:val="40"/>
                 <w:szCs w:val="40"/>
                 <w:lang w:bidi="ta-IN"/>
@@ -1975,43 +1745,22 @@
             <w:r>
               <w:rPr>
                 <w:rFonts w:ascii="BRH Malayalam Extra" w:hAnsi="BRH Malayalam Extra" w:cs="BRH Malayalam Extra"/>
-                <w:color w:val="000000"/>
-                <w:sz w:val="40"/>
-                <w:szCs w:val="40"/>
-              </w:rPr>
-              <w:t>s</w:t>
-            </w:r>
-            <w:r>
-              <w:rPr>
-                <w:rFonts w:ascii="BRH Malayalam Extra" w:hAnsi="BRH Malayalam Extra" w:cs="BRH Malayalam Extra"/>
-                <w:color w:val="000000"/>
-                <w:sz w:val="40"/>
-                <w:szCs w:val="40"/>
-              </w:rPr>
-              <w:t>I</w:t>
-            </w:r>
-            <w:r>
-              <w:rPr>
-                <w:rFonts w:ascii="BRH Malayalam Extra" w:hAnsi="BRH Malayalam Extra" w:cs="BRH Malayalam Extra"/>
-                <w:color w:val="000000"/>
-                <w:sz w:val="40"/>
-                <w:szCs w:val="40"/>
-              </w:rPr>
-              <w:t xml:space="preserve"> - p</w:t>
-            </w:r>
-            <w:r>
-              <w:rPr>
-                <w:rFonts w:ascii="BRH Malayalam Extra" w:hAnsi="BRH Malayalam Extra" w:cs="BRH Malayalam Extra"/>
-                <w:color w:val="000000"/>
-                <w:sz w:val="33"/>
-                <w:szCs w:val="40"/>
-              </w:rPr>
-              <w:t>–</w:t>
-            </w:r>
-            <w:r>
-              <w:rPr>
-                <w:rFonts w:ascii="BRH Malayalam Extra" w:hAnsi="BRH Malayalam Extra" w:cs="BRH Malayalam Extra"/>
-                <w:color w:val="000000"/>
+                <w:sz w:val="40"/>
+                <w:szCs w:val="40"/>
+              </w:rPr>
+              <w:t>sI - p</w:t>
+            </w:r>
+            <w:r>
+              <w:rPr>
+                <w:rFonts w:ascii="BRH Malayalam Extra" w:hAnsi="BRH Malayalam Extra" w:cs="BRH Malayalam Extra"/>
+                <w:sz w:val="33"/>
+                <w:szCs w:val="40"/>
+              </w:rPr>
+              <w:t>–</w:t>
+            </w:r>
+            <w:r>
+              <w:rPr>
+                <w:rFonts w:ascii="BRH Malayalam Extra" w:hAnsi="BRH Malayalam Extra" w:cs="BRH Malayalam Extra"/>
                 <w:sz w:val="40"/>
                 <w:szCs w:val="40"/>
               </w:rPr>
@@ -2020,44 +1769,24 @@
             <w:r>
               <w:rPr>
                 <w:rFonts w:ascii="BRH Malayalam Extra" w:hAnsi="BRH Malayalam Extra" w:cs="BRH Malayalam Extra"/>
-                <w:color w:val="000000"/>
-                <w:sz w:val="33"/>
-                <w:szCs w:val="40"/>
-              </w:rPr>
-              <w:t>–</w:t>
-            </w:r>
-            <w:r>
-              <w:rPr>
-                <w:rFonts w:ascii="BRH Malayalam Extra" w:hAnsi="BRH Malayalam Extra" w:cs="BRH Malayalam Extra"/>
-                <w:color w:val="000000"/>
-                <w:sz w:val="40"/>
-                <w:szCs w:val="40"/>
-              </w:rPr>
-              <w:t>k</w:t>
-            </w:r>
-            <w:r>
-              <w:rPr>
-                <w:rFonts w:ascii="BRH Malayalam Extra" w:hAnsi="BRH Malayalam Extra" w:cs="BRH Malayalam Extra"/>
-                <w:color w:val="000000"/>
-                <w:sz w:val="40"/>
-                <w:szCs w:val="40"/>
-              </w:rPr>
-              <w:t>I</w:t>
-            </w:r>
-            <w:r>
-              <w:rPr>
-                <w:rFonts w:ascii="BRH Malayalam Extra" w:hAnsi="BRH Malayalam Extra" w:cs="BRH Malayalam Extra"/>
-                <w:color w:val="000000"/>
-                <w:sz w:val="40"/>
-                <w:szCs w:val="40"/>
-              </w:rPr>
-              <w:t xml:space="preserve"> |</w:t>
+                <w:sz w:val="33"/>
+                <w:szCs w:val="40"/>
+              </w:rPr>
+              <w:t>–</w:t>
+            </w:r>
+            <w:r>
+              <w:rPr>
+                <w:rFonts w:ascii="BRH Malayalam Extra" w:hAnsi="BRH Malayalam Extra" w:cs="BRH Malayalam Extra"/>
+                <w:sz w:val="40"/>
+                <w:szCs w:val="40"/>
+              </w:rPr>
+              <w:t>kI |</w:t>
             </w:r>
           </w:p>
         </w:tc>
         <w:tc>
           <w:tcPr>
-            <w:tcW w:w="5220" w:type="dxa"/>
+            <w:tcW w:w="5528" w:type="dxa"/>
             <w:tcBorders>
               <w:top w:val="single" w:sz="4" w:space="0" w:color="000000"/>
               <w:left w:val="single" w:sz="4" w:space="0" w:color="000000"/>
@@ -2071,15 +1800,13 @@
               <w:ind w:right="-136"/>
               <w:rPr>
                 <w:rFonts w:ascii="BRH Malayalam Extra" w:hAnsi="BRH Malayalam Extra" w:cs="BRH Malayalam Extra"/>
-                <w:color w:val="000000"/>
-                <w:sz w:val="40"/>
-                <w:szCs w:val="40"/>
-              </w:rPr>
-            </w:pPr>
-            <w:r>
-              <w:rPr>
-                <w:rFonts w:ascii="BRH Malayalam Extra" w:hAnsi="BRH Malayalam Extra" w:cs="BRH Malayalam Extra"/>
-                <w:color w:val="000000"/>
+                <w:sz w:val="40"/>
+                <w:szCs w:val="40"/>
+              </w:rPr>
+            </w:pPr>
+            <w:r>
+              <w:rPr>
+                <w:rFonts w:ascii="BRH Malayalam Extra" w:hAnsi="BRH Malayalam Extra" w:cs="BRH Malayalam Extra"/>
                 <w:sz w:val="40"/>
                 <w:szCs w:val="40"/>
               </w:rPr>
@@ -2088,16 +1815,14 @@
             <w:r>
               <w:rPr>
                 <w:rFonts w:ascii="BRH Malayalam Extra" w:hAnsi="BRH Malayalam Extra" w:cs="BRH Malayalam Extra"/>
-                <w:color w:val="000000"/>
-                <w:sz w:val="33"/>
-                <w:szCs w:val="40"/>
-              </w:rPr>
-              <w:t>–</w:t>
-            </w:r>
-            <w:r>
-              <w:rPr>
-                <w:rFonts w:ascii="BRH Malayalam Extra" w:hAnsi="BRH Malayalam Extra" w:cs="BRH Malayalam Extra"/>
-                <w:color w:val="000000"/>
+                <w:sz w:val="33"/>
+                <w:szCs w:val="40"/>
+              </w:rPr>
+              <w:t>–</w:t>
+            </w:r>
+            <w:r>
+              <w:rPr>
+                <w:rFonts w:ascii="BRH Malayalam Extra" w:hAnsi="BRH Malayalam Extra" w:cs="BRH Malayalam Extra"/>
                 <w:sz w:val="40"/>
                 <w:szCs w:val="40"/>
               </w:rPr>
@@ -2106,7 +1831,6 @@
             <w:r>
               <w:rPr>
                 <w:rFonts w:ascii="BRH Devanagari Extra" w:hAnsi="BRH Devanagari Extra" w:cs="BRH Malayalam Extra"/>
-                <w:color w:val="000000"/>
                 <w:sz w:val="32"/>
                 <w:szCs w:val="40"/>
               </w:rPr>
@@ -2115,7 +1839,6 @@
             <w:r>
               <w:rPr>
                 <w:rFonts w:ascii="BRH Malayalam Extra" w:hAnsi="BRH Malayalam Extra" w:cs="BRH Malayalam Extra"/>
-                <w:color w:val="000000"/>
                 <w:sz w:val="40"/>
                 <w:szCs w:val="40"/>
               </w:rPr>
@@ -2124,16 +1847,14 @@
             <w:r>
               <w:rPr>
                 <w:rFonts w:ascii="BRH Malayalam Extra" w:hAnsi="BRH Malayalam Extra" w:cs="BRH Malayalam Extra"/>
-                <w:color w:val="000000"/>
-                <w:sz w:val="33"/>
-                <w:szCs w:val="40"/>
-              </w:rPr>
-              <w:t>–</w:t>
-            </w:r>
-            <w:r>
-              <w:rPr>
-                <w:rFonts w:ascii="BRH Malayalam Extra" w:hAnsi="BRH Malayalam Extra" w:cs="BRH Malayalam Extra"/>
-                <w:color w:val="000000"/>
+                <w:sz w:val="33"/>
+                <w:szCs w:val="40"/>
+              </w:rPr>
+              <w:t>–</w:t>
+            </w:r>
+            <w:r>
+              <w:rPr>
+                <w:rFonts w:ascii="BRH Malayalam Extra" w:hAnsi="BRH Malayalam Extra" w:cs="BRH Malayalam Extra"/>
                 <w:sz w:val="40"/>
                 <w:szCs w:val="40"/>
               </w:rPr>
@@ -2142,16 +1863,14 @@
             <w:r>
               <w:rPr>
                 <w:rFonts w:ascii="BRH Malayalam Extra" w:hAnsi="BRH Malayalam Extra" w:cs="BRH Malayalam Extra"/>
-                <w:color w:val="000000"/>
-                <w:sz w:val="33"/>
-                <w:szCs w:val="40"/>
-              </w:rPr>
-              <w:t>–</w:t>
-            </w:r>
-            <w:r>
-              <w:rPr>
-                <w:rFonts w:ascii="BRH Malayalam Extra" w:hAnsi="BRH Malayalam Extra" w:cs="BRH Malayalam Extra"/>
-                <w:color w:val="000000"/>
+                <w:sz w:val="33"/>
+                <w:szCs w:val="40"/>
+              </w:rPr>
+              <w:t>–</w:t>
+            </w:r>
+            <w:r>
+              <w:rPr>
+                <w:rFonts w:ascii="BRH Malayalam Extra" w:hAnsi="BRH Malayalam Extra" w:cs="BRH Malayalam Extra"/>
                 <w:sz w:val="40"/>
                 <w:szCs w:val="40"/>
                 <w:highlight w:val="green"/>
@@ -2161,7 +1880,6 @@
             <w:r>
               <w:rPr>
                 <w:rFonts w:ascii="BRH Malayalam Extra" w:hAnsi="BRH Malayalam Extra" w:cs="BRH Malayalam Extra"/>
-                <w:color w:val="000000"/>
                 <w:sz w:val="40"/>
                 <w:szCs w:val="40"/>
               </w:rPr>
@@ -2177,7 +1895,6 @@
               <w:spacing w:before="0" w:line="240" w:lineRule="auto"/>
               <w:rPr>
                 <w:rFonts w:ascii="BRH Devanagari Extra" w:hAnsi="BRH Devanagari Extra" w:cs="BRH Devanagari Extra"/>
-                <w:color w:val="000000"/>
                 <w:sz w:val="40"/>
                 <w:szCs w:val="40"/>
                 <w:lang w:bidi="ta-IN"/>
@@ -2186,43 +1903,22 @@
             <w:r>
               <w:rPr>
                 <w:rFonts w:ascii="BRH Malayalam Extra" w:hAnsi="BRH Malayalam Extra" w:cs="BRH Malayalam Extra"/>
-                <w:color w:val="000000"/>
-                <w:sz w:val="40"/>
-                <w:szCs w:val="40"/>
-              </w:rPr>
-              <w:t>s</w:t>
-            </w:r>
-            <w:r>
-              <w:rPr>
-                <w:rFonts w:ascii="BRH Malayalam Extra" w:hAnsi="BRH Malayalam Extra" w:cs="BRH Malayalam Extra"/>
-                <w:color w:val="000000"/>
-                <w:sz w:val="40"/>
-                <w:szCs w:val="40"/>
-              </w:rPr>
-              <w:t>I</w:t>
-            </w:r>
-            <w:r>
-              <w:rPr>
-                <w:rFonts w:ascii="BRH Malayalam Extra" w:hAnsi="BRH Malayalam Extra" w:cs="BRH Malayalam Extra"/>
-                <w:color w:val="000000"/>
-                <w:sz w:val="40"/>
-                <w:szCs w:val="40"/>
-              </w:rPr>
-              <w:t xml:space="preserve"> - p</w:t>
-            </w:r>
-            <w:r>
-              <w:rPr>
-                <w:rFonts w:ascii="BRH Malayalam Extra" w:hAnsi="BRH Malayalam Extra" w:cs="BRH Malayalam Extra"/>
-                <w:color w:val="000000"/>
-                <w:sz w:val="33"/>
-                <w:szCs w:val="40"/>
-              </w:rPr>
-              <w:t>–</w:t>
-            </w:r>
-            <w:r>
-              <w:rPr>
-                <w:rFonts w:ascii="BRH Malayalam Extra" w:hAnsi="BRH Malayalam Extra" w:cs="BRH Malayalam Extra"/>
-                <w:color w:val="000000"/>
+                <w:sz w:val="40"/>
+                <w:szCs w:val="40"/>
+              </w:rPr>
+              <w:t>sI - p</w:t>
+            </w:r>
+            <w:r>
+              <w:rPr>
+                <w:rFonts w:ascii="BRH Malayalam Extra" w:hAnsi="BRH Malayalam Extra" w:cs="BRH Malayalam Extra"/>
+                <w:sz w:val="33"/>
+                <w:szCs w:val="40"/>
+              </w:rPr>
+              <w:t>–</w:t>
+            </w:r>
+            <w:r>
+              <w:rPr>
+                <w:rFonts w:ascii="BRH Malayalam Extra" w:hAnsi="BRH Malayalam Extra" w:cs="BRH Malayalam Extra"/>
                 <w:sz w:val="40"/>
                 <w:szCs w:val="40"/>
               </w:rPr>
@@ -2231,38 +1927,555 @@
             <w:r>
               <w:rPr>
                 <w:rFonts w:ascii="BRH Malayalam Extra" w:hAnsi="BRH Malayalam Extra" w:cs="BRH Malayalam Extra"/>
-                <w:color w:val="000000"/>
-                <w:sz w:val="33"/>
-                <w:szCs w:val="40"/>
-              </w:rPr>
-              <w:t>–</w:t>
-            </w:r>
-            <w:r>
-              <w:rPr>
-                <w:rFonts w:ascii="BRH Malayalam Extra" w:hAnsi="BRH Malayalam Extra" w:cs="BRH Malayalam Extra"/>
-                <w:color w:val="000000"/>
-                <w:sz w:val="40"/>
-                <w:szCs w:val="40"/>
-              </w:rPr>
-              <w:t>k</w:t>
-            </w:r>
-            <w:r>
-              <w:rPr>
-                <w:rFonts w:ascii="BRH Malayalam Extra" w:hAnsi="BRH Malayalam Extra" w:cs="BRH Malayalam Extra"/>
-                <w:color w:val="000000"/>
-                <w:sz w:val="40"/>
-                <w:szCs w:val="40"/>
-              </w:rPr>
-              <w:t>I</w:t>
-            </w:r>
-            <w:r>
-              <w:rPr>
-                <w:rFonts w:ascii="BRH Malayalam Extra" w:hAnsi="BRH Malayalam Extra" w:cs="BRH Malayalam Extra"/>
-                <w:color w:val="000000"/>
-                <w:sz w:val="40"/>
-                <w:szCs w:val="40"/>
-              </w:rPr>
-              <w:t xml:space="preserve"> |</w:t>
+                <w:sz w:val="33"/>
+                <w:szCs w:val="40"/>
+              </w:rPr>
+              <w:t>–</w:t>
+            </w:r>
+            <w:r>
+              <w:rPr>
+                <w:rFonts w:ascii="BRH Malayalam Extra" w:hAnsi="BRH Malayalam Extra" w:cs="BRH Malayalam Extra"/>
+                <w:sz w:val="40"/>
+                <w:szCs w:val="40"/>
+              </w:rPr>
+              <w:t>kI |</w:t>
+            </w:r>
+          </w:p>
+        </w:tc>
+      </w:tr>
+      <w:tr>
+        <w:trPr>
+          <w:trHeight w:val="841"/>
+        </w:trPr>
+        <w:tc>
+          <w:tcPr>
+            <w:tcW w:w="3877" w:type="dxa"/>
+            <w:tcBorders>
+              <w:top w:val="single" w:sz="4" w:space="0" w:color="000000"/>
+              <w:left w:val="single" w:sz="4" w:space="0" w:color="000000"/>
+              <w:bottom w:val="single" w:sz="4" w:space="0" w:color="000000"/>
+              <w:right w:val="single" w:sz="4" w:space="0" w:color="000000"/>
+            </w:tcBorders>
+          </w:tcPr>
+          <w:p>
+            <w:pPr>
+              <w:widowControl w:val="0"/>
+              <w:tabs>
+                <w:tab w:val="left" w:pos="993"/>
+              </w:tabs>
+              <w:autoSpaceDE w:val="0"/>
+              <w:autoSpaceDN w:val="0"/>
+              <w:adjustRightInd w:val="0"/>
+              <w:spacing w:before="0" w:line="240" w:lineRule="auto"/>
+              <w:ind w:right="297"/>
+              <w:rPr>
+                <w:rFonts w:cs="Arial"/>
+                <w:b/>
+                <w:sz w:val="28"/>
+                <w:szCs w:val="32"/>
+                <w:lang w:bidi="ta-IN"/>
+              </w:rPr>
+            </w:pPr>
+            <w:r>
+              <w:rPr>
+                <w:rFonts w:cs="Arial"/>
+                <w:b/>
+                <w:sz w:val="28"/>
+                <w:szCs w:val="32"/>
+                <w:lang w:bidi="ta-IN"/>
+              </w:rPr>
+              <w:lastRenderedPageBreak/>
+              <w:t>T.S.2.5.5.2 Kramam</w:t>
+            </w:r>
+          </w:p>
+          <w:p>
+            <w:pPr>
+              <w:widowControl w:val="0"/>
+              <w:tabs>
+                <w:tab w:val="left" w:pos="993"/>
+              </w:tabs>
+              <w:autoSpaceDE w:val="0"/>
+              <w:autoSpaceDN w:val="0"/>
+              <w:adjustRightInd w:val="0"/>
+              <w:spacing w:before="0" w:line="240" w:lineRule="auto"/>
+              <w:ind w:right="297"/>
+              <w:rPr>
+                <w:rFonts w:cs="Arial"/>
+                <w:b/>
+                <w:sz w:val="28"/>
+                <w:szCs w:val="32"/>
+                <w:lang w:bidi="ta-IN"/>
+              </w:rPr>
+            </w:pPr>
+            <w:r>
+              <w:rPr>
+                <w:rFonts w:cs="Arial"/>
+                <w:b/>
+                <w:sz w:val="28"/>
+                <w:szCs w:val="32"/>
+                <w:lang w:bidi="ta-IN"/>
+              </w:rPr>
+              <w:t>Krama Vaakyam No. – 16</w:t>
+            </w:r>
+          </w:p>
+          <w:p>
+            <w:pPr>
+              <w:widowControl w:val="0"/>
+              <w:tabs>
+                <w:tab w:val="left" w:pos="993"/>
+              </w:tabs>
+              <w:autoSpaceDE w:val="0"/>
+              <w:autoSpaceDN w:val="0"/>
+              <w:adjustRightInd w:val="0"/>
+              <w:spacing w:before="0" w:line="240" w:lineRule="auto"/>
+              <w:ind w:right="297"/>
+              <w:rPr>
+                <w:rFonts w:cs="Arial"/>
+                <w:b/>
+                <w:sz w:val="28"/>
+                <w:szCs w:val="32"/>
+                <w:lang w:bidi="ta-IN"/>
+              </w:rPr>
+            </w:pPr>
+            <w:r>
+              <w:rPr>
+                <w:rFonts w:cs="Arial"/>
+                <w:b/>
+                <w:sz w:val="28"/>
+                <w:szCs w:val="32"/>
+                <w:lang w:bidi="ta-IN"/>
+              </w:rPr>
+              <w:t>Panchaati No</w:t>
+            </w:r>
+            <w:r>
+              <w:rPr>
+                <w:rFonts w:cs="Arial"/>
+                <w:b/>
+                <w:szCs w:val="32"/>
+                <w:lang w:bidi="ta-IN"/>
+              </w:rPr>
+              <w:t>. -</w:t>
+            </w:r>
+            <w:r>
+              <w:rPr>
+                <w:rFonts w:cs="Arial"/>
+                <w:b/>
+                <w:sz w:val="28"/>
+                <w:szCs w:val="28"/>
+                <w:lang w:bidi="ta-IN"/>
+              </w:rPr>
+              <w:t xml:space="preserve"> 28</w:t>
+            </w:r>
+          </w:p>
+        </w:tc>
+        <w:tc>
+          <w:tcPr>
+            <w:tcW w:w="5132" w:type="dxa"/>
+            <w:tcBorders>
+              <w:top w:val="single" w:sz="4" w:space="0" w:color="000000"/>
+              <w:left w:val="single" w:sz="4" w:space="0" w:color="000000"/>
+              <w:bottom w:val="single" w:sz="4" w:space="0" w:color="000000"/>
+              <w:right w:val="single" w:sz="4" w:space="0" w:color="000000"/>
+            </w:tcBorders>
+          </w:tcPr>
+          <w:p>
+            <w:pPr>
+              <w:spacing w:before="0" w:line="240" w:lineRule="auto"/>
+              <w:rPr>
+                <w:rFonts w:ascii="BRH Malayalam Extra" w:hAnsi="BRH Malayalam Extra" w:cs="BRH Malayalam Extra"/>
+                <w:sz w:val="40"/>
+                <w:szCs w:val="40"/>
+              </w:rPr>
+            </w:pPr>
+            <w:r>
+              <w:rPr>
+                <w:rFonts w:ascii="BRH Malayalam Extra" w:hAnsi="BRH Malayalam Extra" w:cs="BRH Malayalam Extra"/>
+                <w:sz w:val="40"/>
+                <w:szCs w:val="40"/>
+              </w:rPr>
+              <w:t>A</w:t>
+            </w:r>
+            <w:r>
+              <w:rPr>
+                <w:rFonts w:ascii="BRH Malayalam Extra" w:hAnsi="BRH Malayalam Extra" w:cs="BRH Malayalam Extra"/>
+                <w:sz w:val="33"/>
+                <w:szCs w:val="40"/>
+              </w:rPr>
+              <w:t>–</w:t>
+            </w:r>
+            <w:r>
+              <w:rPr>
+                <w:rFonts w:ascii="BRH Malayalam Extra" w:hAnsi="BRH Malayalam Extra" w:cs="BRH Malayalam Extra"/>
+                <w:sz w:val="40"/>
+                <w:szCs w:val="40"/>
+              </w:rPr>
+              <w:t xml:space="preserve">ræxK—exmI K¡kõxZ§ | </w:t>
+            </w:r>
+          </w:p>
+          <w:p>
+            <w:pPr>
+              <w:spacing w:before="0" w:line="240" w:lineRule="auto"/>
+              <w:rPr>
+                <w:rFonts w:ascii="BRH Malayalam Extra" w:hAnsi="BRH Malayalam Extra" w:cs="BRH Malayalam Extra"/>
+                <w:sz w:val="40"/>
+                <w:szCs w:val="40"/>
+                <w:lang w:val="en-IN"/>
+              </w:rPr>
+            </w:pPr>
+            <w:r>
+              <w:rPr>
+                <w:rFonts w:ascii="BRH Malayalam Extra" w:hAnsi="BRH Malayalam Extra" w:cs="BRH Malayalam Extra"/>
+                <w:sz w:val="40"/>
+                <w:szCs w:val="40"/>
+                <w:lang w:val="en-IN"/>
+              </w:rPr>
+              <w:t>A</w:t>
+            </w:r>
+            <w:r>
+              <w:rPr>
+                <w:rFonts w:ascii="BRH Malayalam Extra" w:hAnsi="BRH Malayalam Extra" w:cs="BRH Malayalam Extra"/>
+                <w:sz w:val="33"/>
+                <w:szCs w:val="40"/>
+                <w:highlight w:val="yellow"/>
+                <w:lang w:val="en-IN"/>
+              </w:rPr>
+              <w:t>–</w:t>
+            </w:r>
+            <w:r>
+              <w:rPr>
+                <w:rFonts w:ascii="BRH Malayalam Extra" w:hAnsi="BRH Malayalam Extra" w:cs="BRH Malayalam Extra"/>
+                <w:sz w:val="40"/>
+                <w:szCs w:val="40"/>
+                <w:highlight w:val="yellow"/>
+                <w:lang w:val="en-IN"/>
+              </w:rPr>
+              <w:t>r</w:t>
+            </w:r>
+            <w:r>
+              <w:rPr>
+                <w:rFonts w:ascii="BRH Malayalam Extra" w:hAnsi="BRH Malayalam Extra" w:cs="BRH Malayalam Extra"/>
+                <w:sz w:val="40"/>
+                <w:szCs w:val="40"/>
+                <w:lang w:val="en-IN"/>
+              </w:rPr>
+              <w:t>x—Kexm</w:t>
+            </w:r>
+            <w:r>
+              <w:rPr>
+                <w:rFonts w:ascii="BRH Malayalam Extra" w:hAnsi="BRH Malayalam Extra" w:cs="BRH Malayalam Extra"/>
+                <w:sz w:val="33"/>
+                <w:szCs w:val="40"/>
+                <w:lang w:val="en-IN"/>
+              </w:rPr>
+              <w:t>–</w:t>
+            </w:r>
+            <w:r>
+              <w:rPr>
+                <w:rFonts w:ascii="BRH Malayalam Extra" w:hAnsi="BRH Malayalam Extra" w:cs="BRH Malayalam Extra"/>
+                <w:sz w:val="40"/>
+                <w:szCs w:val="40"/>
+                <w:lang w:val="en-IN"/>
+              </w:rPr>
+              <w:t>iyZõ</w:t>
+            </w:r>
+            <w:r>
+              <w:rPr>
+                <w:rFonts w:ascii="BRH Malayalam Extra" w:hAnsi="BRH Malayalam Extra" w:cs="BRH Malayalam Extra"/>
+                <w:sz w:val="33"/>
+                <w:szCs w:val="40"/>
+                <w:lang w:val="en-IN"/>
+              </w:rPr>
+              <w:t>–</w:t>
+            </w:r>
+            <w:r>
+              <w:rPr>
+                <w:rFonts w:ascii="BRH Malayalam Extra" w:hAnsi="BRH Malayalam Extra" w:cs="BRH Malayalam Extra"/>
+                <w:sz w:val="40"/>
+                <w:szCs w:val="40"/>
+                <w:lang w:val="en-IN"/>
+              </w:rPr>
+              <w:t xml:space="preserve">ræx - </w:t>
+            </w:r>
+          </w:p>
+          <w:p>
+            <w:pPr>
+              <w:spacing w:before="0" w:line="240" w:lineRule="auto"/>
+              <w:rPr>
+                <w:rFonts w:ascii="BRH Devanagari Extra" w:hAnsi="BRH Devanagari Extra" w:cs="BRH Devanagari Extra"/>
+                <w:sz w:val="40"/>
+                <w:szCs w:val="40"/>
+                <w:lang w:val="it-IT"/>
+              </w:rPr>
+            </w:pPr>
+            <w:r>
+              <w:rPr>
+                <w:rFonts w:ascii="BRH Malayalam Extra" w:hAnsi="BRH Malayalam Extra" w:cs="BRH Malayalam Extra"/>
+                <w:sz w:val="40"/>
+                <w:szCs w:val="40"/>
+                <w:lang w:val="it-IT"/>
+              </w:rPr>
+              <w:t>K</w:t>
+            </w:r>
+            <w:r>
+              <w:rPr>
+                <w:rFonts w:ascii="BRH Malayalam Extra" w:hAnsi="BRH Malayalam Extra" w:cs="BRH Malayalam Extra"/>
+                <w:sz w:val="33"/>
+                <w:szCs w:val="40"/>
+                <w:lang w:val="it-IT"/>
+              </w:rPr>
+              <w:t>–</w:t>
+            </w:r>
+            <w:r>
+              <w:rPr>
+                <w:rFonts w:ascii="BRH Malayalam Extra" w:hAnsi="BRH Malayalam Extra" w:cs="BRH Malayalam Extra"/>
+                <w:sz w:val="40"/>
+                <w:szCs w:val="40"/>
+                <w:lang w:val="it-IT"/>
+              </w:rPr>
+              <w:t>ex</w:t>
+            </w:r>
+            <w:r>
+              <w:rPr>
+                <w:rFonts w:ascii="BRH Malayalam Extra" w:hAnsi="BRH Malayalam Extra" w:cs="BRH Malayalam Extra"/>
+                <w:sz w:val="33"/>
+                <w:szCs w:val="40"/>
+                <w:lang w:val="it-IT"/>
+              </w:rPr>
+              <w:t>–</w:t>
+            </w:r>
+            <w:r>
+              <w:rPr>
+                <w:rFonts w:ascii="BRH Malayalam Extra" w:hAnsi="BRH Malayalam Extra" w:cs="BRH Malayalam Extra"/>
+                <w:sz w:val="40"/>
+                <w:szCs w:val="40"/>
+                <w:lang w:val="it-IT"/>
+              </w:rPr>
+              <w:t>m</w:t>
+            </w:r>
+            <w:r>
+              <w:rPr>
+                <w:rFonts w:ascii="BRH Malayalam Extra" w:hAnsi="BRH Malayalam Extra" w:cs="BRH Malayalam Extra"/>
+                <w:sz w:val="33"/>
+                <w:szCs w:val="40"/>
+                <w:lang w:val="it-IT"/>
+              </w:rPr>
+              <w:t>–</w:t>
+            </w:r>
+            <w:r>
+              <w:rPr>
+                <w:rFonts w:ascii="BRH Malayalam Extra" w:hAnsi="BRH Malayalam Extra" w:cs="BRH Malayalam Extra"/>
+                <w:sz w:val="40"/>
+                <w:szCs w:val="40"/>
+                <w:lang w:val="it-IT"/>
+              </w:rPr>
+              <w:t>I |</w:t>
+            </w:r>
+          </w:p>
+        </w:tc>
+        <w:tc>
+          <w:tcPr>
+            <w:tcW w:w="5528" w:type="dxa"/>
+            <w:tcBorders>
+              <w:top w:val="single" w:sz="4" w:space="0" w:color="000000"/>
+              <w:left w:val="single" w:sz="4" w:space="0" w:color="000000"/>
+              <w:bottom w:val="single" w:sz="4" w:space="0" w:color="000000"/>
+              <w:right w:val="single" w:sz="4" w:space="0" w:color="000000"/>
+            </w:tcBorders>
+          </w:tcPr>
+          <w:p>
+            <w:pPr>
+              <w:spacing w:before="0" w:line="240" w:lineRule="auto"/>
+              <w:rPr>
+                <w:rFonts w:ascii="BRH Malayalam Extra" w:hAnsi="BRH Malayalam Extra" w:cs="BRH Malayalam Extra"/>
+                <w:sz w:val="40"/>
+                <w:szCs w:val="40"/>
+                <w:lang w:val="it-IT"/>
+              </w:rPr>
+            </w:pPr>
+            <w:r>
+              <w:rPr>
+                <w:rFonts w:ascii="BRH Malayalam Extra" w:hAnsi="BRH Malayalam Extra" w:cs="BRH Malayalam Extra"/>
+                <w:sz w:val="40"/>
+                <w:szCs w:val="40"/>
+                <w:lang w:val="it-IT"/>
+              </w:rPr>
+              <w:t>A</w:t>
+            </w:r>
+            <w:r>
+              <w:rPr>
+                <w:rFonts w:ascii="BRH Malayalam Extra" w:hAnsi="BRH Malayalam Extra" w:cs="BRH Malayalam Extra"/>
+                <w:sz w:val="33"/>
+                <w:szCs w:val="40"/>
+                <w:lang w:val="it-IT"/>
+              </w:rPr>
+              <w:t>–</w:t>
+            </w:r>
+            <w:r>
+              <w:rPr>
+                <w:rFonts w:ascii="BRH Malayalam Extra" w:hAnsi="BRH Malayalam Extra" w:cs="BRH Malayalam Extra"/>
+                <w:sz w:val="40"/>
+                <w:szCs w:val="40"/>
+                <w:lang w:val="it-IT"/>
+              </w:rPr>
+              <w:t xml:space="preserve">ræxK—exmI K¡kõxZ§ | </w:t>
+            </w:r>
+          </w:p>
+          <w:p>
+            <w:pPr>
+              <w:spacing w:before="0" w:line="240" w:lineRule="auto"/>
+              <w:rPr>
+                <w:rFonts w:ascii="BRH Malayalam Extra" w:hAnsi="BRH Malayalam Extra" w:cs="BRH Malayalam Extra"/>
+                <w:sz w:val="40"/>
+                <w:szCs w:val="40"/>
+                <w:lang w:val="en-IN"/>
+              </w:rPr>
+            </w:pPr>
+            <w:r>
+              <w:rPr>
+                <w:rFonts w:ascii="BRH Malayalam Extra" w:hAnsi="BRH Malayalam Extra" w:cs="BRH Malayalam Extra"/>
+                <w:sz w:val="40"/>
+                <w:szCs w:val="40"/>
+                <w:lang w:val="en-IN"/>
+              </w:rPr>
+              <w:t>A</w:t>
+            </w:r>
+            <w:r>
+              <w:rPr>
+                <w:rFonts w:ascii="BRH Malayalam Extra" w:hAnsi="BRH Malayalam Extra" w:cs="BRH Malayalam Extra"/>
+                <w:sz w:val="33"/>
+                <w:szCs w:val="40"/>
+                <w:lang w:val="en-IN"/>
+              </w:rPr>
+              <w:t>–</w:t>
+            </w:r>
+            <w:r>
+              <w:rPr>
+                <w:rFonts w:ascii="BRH Malayalam Extra" w:hAnsi="BRH Malayalam Extra" w:cs="BRH Malayalam Extra"/>
+                <w:sz w:val="40"/>
+                <w:szCs w:val="40"/>
+                <w:highlight w:val="green"/>
+                <w:lang w:val="en-IN"/>
+              </w:rPr>
+              <w:t>r</w:t>
+            </w:r>
+            <w:r>
+              <w:rPr>
+                <w:rFonts w:ascii="BRH Malayalam Extra" w:hAnsi="BRH Malayalam Extra" w:cs="BRH Malayalam Extra"/>
+                <w:sz w:val="40"/>
+                <w:szCs w:val="40"/>
+                <w:lang w:val="en-IN"/>
+              </w:rPr>
+              <w:t>æxKexm</w:t>
+            </w:r>
+            <w:r>
+              <w:rPr>
+                <w:rFonts w:ascii="BRH Malayalam Extra" w:hAnsi="BRH Malayalam Extra" w:cs="BRH Malayalam Extra"/>
+                <w:sz w:val="33"/>
+                <w:szCs w:val="40"/>
+                <w:lang w:val="en-IN"/>
+              </w:rPr>
+              <w:t>–</w:t>
+            </w:r>
+            <w:r>
+              <w:rPr>
+                <w:rFonts w:ascii="BRH Malayalam Extra" w:hAnsi="BRH Malayalam Extra" w:cs="BRH Malayalam Extra"/>
+                <w:sz w:val="40"/>
+                <w:szCs w:val="40"/>
+                <w:lang w:val="en-IN"/>
+              </w:rPr>
+              <w:t>iyZõ</w:t>
+            </w:r>
+            <w:r>
+              <w:rPr>
+                <w:rFonts w:ascii="BRH Malayalam Extra" w:hAnsi="BRH Malayalam Extra" w:cs="BRH Malayalam Extra"/>
+                <w:sz w:val="33"/>
+                <w:szCs w:val="40"/>
+                <w:lang w:val="en-IN"/>
+              </w:rPr>
+              <w:t>–</w:t>
+            </w:r>
+            <w:r>
+              <w:rPr>
+                <w:rFonts w:ascii="BRH Malayalam Extra" w:hAnsi="BRH Malayalam Extra" w:cs="BRH Malayalam Extra"/>
+                <w:sz w:val="40"/>
+                <w:szCs w:val="40"/>
+                <w:lang w:val="en-IN"/>
+              </w:rPr>
+              <w:t xml:space="preserve">ræx - </w:t>
+            </w:r>
+          </w:p>
+          <w:p>
+            <w:pPr>
+              <w:spacing w:before="0" w:line="240" w:lineRule="auto"/>
+              <w:rPr>
+                <w:rFonts w:ascii="BRH Devanagari Extra" w:hAnsi="BRH Devanagari Extra" w:cs="BRH Devanagari Extra"/>
+                <w:sz w:val="40"/>
+                <w:szCs w:val="40"/>
+                <w:lang w:val="it-IT"/>
+              </w:rPr>
+            </w:pPr>
+            <w:r>
+              <w:rPr>
+                <w:rFonts w:ascii="BRH Malayalam Extra" w:hAnsi="BRH Malayalam Extra" w:cs="BRH Malayalam Extra"/>
+                <w:sz w:val="40"/>
+                <w:szCs w:val="40"/>
+                <w:lang w:val="it-IT"/>
+              </w:rPr>
+              <w:t>K</w:t>
+            </w:r>
+            <w:r>
+              <w:rPr>
+                <w:rFonts w:ascii="BRH Malayalam Extra" w:hAnsi="BRH Malayalam Extra" w:cs="BRH Malayalam Extra"/>
+                <w:sz w:val="33"/>
+                <w:szCs w:val="40"/>
+                <w:lang w:val="it-IT"/>
+              </w:rPr>
+              <w:t>–</w:t>
+            </w:r>
+            <w:r>
+              <w:rPr>
+                <w:rFonts w:ascii="BRH Malayalam Extra" w:hAnsi="BRH Malayalam Extra" w:cs="BRH Malayalam Extra"/>
+                <w:sz w:val="40"/>
+                <w:szCs w:val="40"/>
+                <w:lang w:val="it-IT"/>
+              </w:rPr>
+              <w:t>ex</w:t>
+            </w:r>
+            <w:r>
+              <w:rPr>
+                <w:rFonts w:ascii="BRH Malayalam Extra" w:hAnsi="BRH Malayalam Extra" w:cs="BRH Malayalam Extra"/>
+                <w:sz w:val="33"/>
+                <w:szCs w:val="40"/>
+                <w:lang w:val="it-IT"/>
+              </w:rPr>
+              <w:t>–</w:t>
+            </w:r>
+            <w:r>
+              <w:rPr>
+                <w:rFonts w:ascii="BRH Malayalam Extra" w:hAnsi="BRH Malayalam Extra" w:cs="BRH Malayalam Extra"/>
+                <w:sz w:val="40"/>
+                <w:szCs w:val="40"/>
+                <w:lang w:val="it-IT"/>
+              </w:rPr>
+              <w:t>m</w:t>
+            </w:r>
+            <w:r>
+              <w:rPr>
+                <w:rFonts w:ascii="BRH Malayalam Extra" w:hAnsi="BRH Malayalam Extra" w:cs="BRH Malayalam Extra"/>
+                <w:sz w:val="33"/>
+                <w:szCs w:val="40"/>
+                <w:lang w:val="it-IT"/>
+              </w:rPr>
+              <w:t>–</w:t>
+            </w:r>
+            <w:r>
+              <w:rPr>
+                <w:rFonts w:ascii="BRH Malayalam Extra" w:hAnsi="BRH Malayalam Extra" w:cs="BRH Malayalam Extra"/>
+                <w:sz w:val="40"/>
+                <w:szCs w:val="40"/>
+                <w:lang w:val="it-IT"/>
+              </w:rPr>
+              <w:t>I |</w:t>
             </w:r>
           </w:p>
         </w:tc>
@@ -2290,12 +2503,11 @@
               <w:autoSpaceDE w:val="0"/>
               <w:autoSpaceDN w:val="0"/>
               <w:adjustRightInd w:val="0"/>
-              <w:spacing w:before="0" w:line="252" w:lineRule="auto"/>
+              <w:spacing w:before="0" w:line="240" w:lineRule="auto"/>
               <w:ind w:right="297"/>
               <w:rPr>
                 <w:rFonts w:cs="Arial"/>
                 <w:b/>
-                <w:color w:val="000000"/>
                 <w:sz w:val="28"/>
                 <w:szCs w:val="32"/>
                 <w:lang w:bidi="ta-IN"/>
@@ -2305,13 +2517,51 @@
               <w:rPr>
                 <w:rFonts w:cs="Arial"/>
                 <w:b/>
-                <w:color w:val="000000"/>
                 <w:sz w:val="28"/>
                 <w:szCs w:val="32"/>
                 <w:lang w:bidi="ta-IN"/>
               </w:rPr>
-              <w:lastRenderedPageBreak/>
-              <w:t>T.S.2.5.9.1– Kramam</w:t>
+              <w:t>T.S.2.5.</w:t>
+            </w:r>
+            <w:r>
+              <w:rPr>
+                <w:rFonts w:cs="Arial"/>
+                <w:b/>
+                <w:sz w:val="28"/>
+                <w:szCs w:val="32"/>
+                <w:lang w:bidi="ta-IN"/>
+              </w:rPr>
+              <w:t>5</w:t>
+            </w:r>
+            <w:r>
+              <w:rPr>
+                <w:rFonts w:cs="Arial"/>
+                <w:b/>
+                <w:sz w:val="28"/>
+                <w:szCs w:val="32"/>
+                <w:lang w:bidi="ta-IN"/>
+              </w:rPr>
+              <w:t>.</w:t>
+            </w:r>
+            <w:r>
+              <w:rPr>
+                <w:rFonts w:cs="Arial"/>
+                <w:b/>
+                <w:sz w:val="28"/>
+                <w:szCs w:val="32"/>
+                <w:lang w:bidi="ta-IN"/>
+              </w:rPr>
+              <w:t>4</w:t>
+            </w:r>
+            <w:r>
+              <w:rPr>
+                <w:rFonts w:cs="Arial"/>
+                <w:b/>
+                <w:sz w:val="28"/>
+                <w:szCs w:val="32"/>
+                <w:lang w:bidi="ta-IN"/>
+              </w:rPr>
+              <w:t>– Kramam</w:t>
             </w:r>
           </w:p>
           <w:p>
@@ -2323,27 +2573,35 @@
               <w:autoSpaceDE w:val="0"/>
               <w:autoSpaceDN w:val="0"/>
               <w:adjustRightInd w:val="0"/>
-              <w:spacing w:before="0" w:line="252" w:lineRule="auto"/>
+              <w:spacing w:before="0" w:line="240" w:lineRule="auto"/>
               <w:ind w:right="297"/>
               <w:rPr>
                 <w:rFonts w:cs="Arial"/>
                 <w:b/>
-                <w:color w:val="000000"/>
-                <w:sz w:val="28"/>
-                <w:szCs w:val="32"/>
-                <w:lang w:bidi="ta-IN"/>
-              </w:rPr>
-            </w:pPr>
-            <w:r>
-              <w:rPr>
-                <w:rFonts w:cs="Arial"/>
-                <w:b/>
-                <w:color w:val="000000"/>
-                <w:sz w:val="28"/>
-                <w:szCs w:val="32"/>
-                <w:lang w:bidi="ta-IN"/>
-              </w:rPr>
-              <w:t>Krama Vaakyam No. - 47</w:t>
+                <w:sz w:val="28"/>
+                <w:szCs w:val="32"/>
+                <w:lang w:val="it-IT" w:bidi="ta-IN"/>
+              </w:rPr>
+            </w:pPr>
+            <w:r>
+              <w:rPr>
+                <w:rFonts w:cs="Arial"/>
+                <w:b/>
+                <w:sz w:val="28"/>
+                <w:szCs w:val="32"/>
+                <w:lang w:val="it-IT" w:bidi="ta-IN"/>
+              </w:rPr>
+              <w:t xml:space="preserve">Krama Vaakyam No. - </w:t>
+            </w:r>
+            <w:r>
+              <w:rPr>
+                <w:rFonts w:cs="Arial"/>
+                <w:b/>
+                <w:sz w:val="28"/>
+                <w:szCs w:val="32"/>
+                <w:lang w:val="it-IT" w:bidi="ta-IN"/>
+              </w:rPr>
+              <w:t>22</w:t>
             </w:r>
           </w:p>
           <w:p>
@@ -2355,25 +2613,23 @@
               <w:autoSpaceDE w:val="0"/>
               <w:autoSpaceDN w:val="0"/>
               <w:adjustRightInd w:val="0"/>
-              <w:spacing w:before="0" w:line="252" w:lineRule="auto"/>
+              <w:spacing w:before="0" w:line="240" w:lineRule="auto"/>
               <w:ind w:right="297"/>
               <w:rPr>
                 <w:rFonts w:cs="Arial"/>
                 <w:b/>
-                <w:color w:val="000000"/>
-                <w:sz w:val="28"/>
-                <w:szCs w:val="32"/>
-                <w:lang w:bidi="ta-IN"/>
-              </w:rPr>
-            </w:pPr>
-            <w:r>
-              <w:rPr>
-                <w:rFonts w:cs="Arial"/>
-                <w:b/>
-                <w:color w:val="000000"/>
-                <w:sz w:val="28"/>
-                <w:szCs w:val="32"/>
-                <w:lang w:bidi="ta-IN"/>
+                <w:sz w:val="28"/>
+                <w:szCs w:val="32"/>
+                <w:lang w:val="it-IT" w:bidi="ta-IN"/>
+              </w:rPr>
+            </w:pPr>
+            <w:r>
+              <w:rPr>
+                <w:rFonts w:cs="Arial"/>
+                <w:b/>
+                <w:sz w:val="28"/>
+                <w:szCs w:val="32"/>
+                <w:lang w:val="it-IT" w:bidi="ta-IN"/>
               </w:rPr>
               <w:t>Panchaati No</w:t>
             </w:r>
@@ -2381,9 +2637,8 @@
               <w:rPr>
                 <w:rFonts w:cs="Arial"/>
                 <w:b/>
-                <w:color w:val="000000"/>
-                <w:szCs w:val="32"/>
-                <w:lang w:bidi="ta-IN"/>
+                <w:szCs w:val="32"/>
+                <w:lang w:val="it-IT" w:bidi="ta-IN"/>
               </w:rPr>
               <w:t xml:space="preserve">. - </w:t>
             </w:r>
@@ -2391,12 +2646,11 @@
               <w:rPr>
                 <w:rFonts w:cs="Arial"/>
                 <w:b/>
-                <w:color w:val="000000"/>
-                <w:sz w:val="28"/>
-                <w:szCs w:val="32"/>
-                <w:lang w:bidi="ta-IN"/>
-              </w:rPr>
-              <w:t>51</w:t>
+                <w:sz w:val="28"/>
+                <w:szCs w:val="32"/>
+                <w:lang w:val="it-IT" w:bidi="ta-IN"/>
+              </w:rPr>
+              <w:t>30</w:t>
             </w:r>
           </w:p>
         </w:tc>
@@ -2419,62 +2673,96 @@
               <w:spacing w:before="0" w:line="240" w:lineRule="auto"/>
               <w:rPr>
                 <w:rFonts w:ascii="BRH Malayalam Extra" w:hAnsi="BRH Malayalam Extra" w:cs="BRH Malayalam Extra"/>
-                <w:color w:val="000000"/>
-                <w:sz w:val="40"/>
-                <w:szCs w:val="40"/>
-              </w:rPr>
-            </w:pPr>
-            <w:r>
-              <w:rPr>
-                <w:rFonts w:ascii="BRH Malayalam Extra" w:hAnsi="BRH Malayalam Extra" w:cs="BRH Malayalam Extra"/>
-                <w:color w:val="000000"/>
-                <w:sz w:val="40"/>
-                <w:szCs w:val="40"/>
-              </w:rPr>
-              <w:t>CZõx—t | B</w:t>
-            </w:r>
-            <w:r>
-              <w:rPr>
-                <w:rFonts w:ascii="BRH Malayalam Extra" w:hAnsi="BRH Malayalam Extra" w:cs="BRH Malayalam Extra"/>
-                <w:color w:val="000000"/>
-                <w:sz w:val="33"/>
-                <w:szCs w:val="40"/>
-              </w:rPr>
-              <w:t>–</w:t>
-            </w:r>
-            <w:r>
-              <w:rPr>
-                <w:rFonts w:ascii="BRH Malayalam Extra" w:hAnsi="BRH Malayalam Extra" w:cs="BRH Malayalam Extra"/>
-                <w:color w:val="000000"/>
+                <w:sz w:val="40"/>
+                <w:szCs w:val="40"/>
+              </w:rPr>
+            </w:pPr>
+            <w:r>
+              <w:rPr>
+                <w:rFonts w:ascii="BRH Malayalam Extra" w:hAnsi="BRH Malayalam Extra" w:cs="BRH Malayalam Extra"/>
+                <w:sz w:val="40"/>
+                <w:szCs w:val="40"/>
+              </w:rPr>
+              <w:t>e</w:t>
+            </w:r>
+            <w:r>
+              <w:rPr>
+                <w:rFonts w:ascii="BRH Malayalam Extra" w:hAnsi="BRH Malayalam Extra" w:cs="BRH Malayalam Extra"/>
+                <w:sz w:val="33"/>
+                <w:szCs w:val="40"/>
+              </w:rPr>
+              <w:t>–</w:t>
+            </w:r>
+            <w:r>
+              <w:rPr>
+                <w:rFonts w:ascii="BRH Malayalam Extra" w:hAnsi="BRH Malayalam Extra" w:cs="BRH Malayalam Extra"/>
+                <w:sz w:val="40"/>
+                <w:szCs w:val="40"/>
+              </w:rPr>
+              <w:t>Òx¶</w:t>
+            </w:r>
+            <w:r>
+              <w:rPr>
+                <w:rFonts w:ascii="BRH Malayalam Extra" w:hAnsi="BRH Malayalam Extra" w:cs="BRH Malayalam Extra"/>
+                <w:sz w:val="33"/>
+                <w:szCs w:val="40"/>
+              </w:rPr>
+              <w:t>–</w:t>
+            </w:r>
+            <w:r>
+              <w:rPr>
+                <w:rFonts w:ascii="BRH Malayalam Extra" w:hAnsi="BRH Malayalam Extra" w:cs="BRH Malayalam Extra"/>
                 <w:sz w:val="40"/>
                 <w:szCs w:val="40"/>
                 <w:highlight w:val="yellow"/>
               </w:rPr>
-              <w:t>t</w:t>
-            </w:r>
-            <w:r>
-              <w:rPr>
-                <w:rFonts w:ascii="BRH Malayalam Extra" w:hAnsi="BRH Malayalam Extra" w:cs="BRH Malayalam Extra"/>
-                <w:color w:val="000000"/>
-                <w:sz w:val="33"/>
-                <w:szCs w:val="40"/>
-              </w:rPr>
-              <w:t>–</w:t>
-            </w:r>
-            <w:r>
-              <w:rPr>
-                <w:rFonts w:ascii="BRH Malayalam Extra" w:hAnsi="BRH Malayalam Extra" w:cs="BRH Malayalam Extra"/>
-                <w:color w:val="000000"/>
-                <w:sz w:val="40"/>
-                <w:szCs w:val="40"/>
-              </w:rPr>
-              <w:t>ª.r—jJ |</w:t>
+              <w:t>É</w:t>
+            </w:r>
+            <w:r>
+              <w:rPr>
+                <w:rFonts w:ascii="BRH Malayalam Extra" w:hAnsi="BRH Malayalam Extra" w:cs="BRH Malayalam Extra"/>
+                <w:sz w:val="40"/>
+                <w:szCs w:val="40"/>
+              </w:rPr>
+              <w:t>ix˜J | P</w:t>
+            </w:r>
+            <w:r>
+              <w:rPr>
+                <w:rFonts w:ascii="BRH Malayalam Extra" w:hAnsi="BRH Malayalam Extra" w:cs="BRH Malayalam Extra"/>
+                <w:sz w:val="33"/>
+                <w:szCs w:val="40"/>
+              </w:rPr>
+              <w:t>–</w:t>
+            </w:r>
+            <w:r>
+              <w:rPr>
+                <w:rFonts w:ascii="BRH Malayalam Extra" w:hAnsi="BRH Malayalam Extra" w:cs="BRH Malayalam Extra"/>
+                <w:sz w:val="40"/>
+                <w:szCs w:val="40"/>
+              </w:rPr>
+              <w:t>öÉix— A</w:t>
+            </w:r>
+            <w:r>
+              <w:rPr>
+                <w:rFonts w:ascii="BRH Malayalam Extra" w:hAnsi="BRH Malayalam Extra" w:cs="BRH Malayalam Extra"/>
+                <w:sz w:val="33"/>
+                <w:szCs w:val="40"/>
+              </w:rPr>
+              <w:t>–</w:t>
+            </w:r>
+            <w:r>
+              <w:rPr>
+                <w:rFonts w:ascii="BRH Malayalam Extra" w:hAnsi="BRH Malayalam Extra" w:cs="BRH Malayalam Extra"/>
+                <w:sz w:val="40"/>
+                <w:szCs w:val="40"/>
+              </w:rPr>
+              <w:t>hy |</w:t>
             </w:r>
           </w:p>
         </w:tc>
         <w:tc>
           <w:tcPr>
-            <w:tcW w:w="5220" w:type="dxa"/>
+            <w:tcW w:w="5528" w:type="dxa"/>
             <w:tcBorders>
               <w:top w:val="single" w:sz="4" w:space="0" w:color="000000"/>
               <w:left w:val="single" w:sz="4" w:space="0" w:color="000000"/>
@@ -2491,47 +2779,431 @@
               <w:spacing w:before="0" w:line="240" w:lineRule="auto"/>
               <w:rPr>
                 <w:rFonts w:ascii="BRH Malayalam Extra" w:hAnsi="BRH Malayalam Extra" w:cs="BRH Malayalam Extra"/>
-                <w:color w:val="000000"/>
-                <w:sz w:val="40"/>
-                <w:szCs w:val="40"/>
-              </w:rPr>
-            </w:pPr>
-            <w:r>
-              <w:rPr>
-                <w:rFonts w:ascii="BRH Malayalam Extra" w:hAnsi="BRH Malayalam Extra" w:cs="BRH Malayalam Extra"/>
-                <w:color w:val="000000"/>
-                <w:sz w:val="40"/>
-                <w:szCs w:val="40"/>
-              </w:rPr>
-              <w:t>CZõx—t | B</w:t>
-            </w:r>
-            <w:r>
-              <w:rPr>
-                <w:rFonts w:ascii="BRH Malayalam Extra" w:hAnsi="BRH Malayalam Extra" w:cs="BRH Malayalam Extra"/>
-                <w:color w:val="000000"/>
-                <w:sz w:val="33"/>
-                <w:szCs w:val="40"/>
-              </w:rPr>
-              <w:t>–</w:t>
-            </w:r>
-            <w:r>
-              <w:rPr>
-                <w:rFonts w:ascii="BRH Malayalam Extra" w:hAnsi="BRH Malayalam Extra" w:cs="BRH Malayalam Extra"/>
-                <w:color w:val="000000"/>
+                <w:sz w:val="40"/>
+                <w:szCs w:val="40"/>
+              </w:rPr>
+            </w:pPr>
+            <w:r>
+              <w:rPr>
+                <w:rFonts w:ascii="BRH Malayalam Extra" w:hAnsi="BRH Malayalam Extra" w:cs="BRH Malayalam Extra"/>
+                <w:sz w:val="40"/>
+                <w:szCs w:val="40"/>
+              </w:rPr>
+              <w:t>e</w:t>
+            </w:r>
+            <w:r>
+              <w:rPr>
+                <w:rFonts w:ascii="BRH Malayalam Extra" w:hAnsi="BRH Malayalam Extra" w:cs="BRH Malayalam Extra"/>
+                <w:sz w:val="33"/>
+                <w:szCs w:val="40"/>
+              </w:rPr>
+              <w:t>–</w:t>
+            </w:r>
+            <w:r>
+              <w:rPr>
+                <w:rFonts w:ascii="BRH Malayalam Extra" w:hAnsi="BRH Malayalam Extra" w:cs="BRH Malayalam Extra"/>
+                <w:sz w:val="40"/>
+                <w:szCs w:val="40"/>
+              </w:rPr>
+              <w:t>Òx¶</w:t>
+            </w:r>
+            <w:r>
+              <w:rPr>
+                <w:rFonts w:ascii="BRH Malayalam Extra" w:hAnsi="BRH Malayalam Extra" w:cs="BRH Malayalam Extra"/>
+                <w:sz w:val="33"/>
+                <w:szCs w:val="40"/>
+              </w:rPr>
+              <w:t>––</w:t>
+            </w:r>
+            <w:r>
+              <w:rPr>
+                <w:rFonts w:ascii="BRH Malayalam Extra" w:hAnsi="BRH Malayalam Extra" w:cs="BRH Malayalam Extra"/>
                 <w:sz w:val="40"/>
                 <w:szCs w:val="40"/>
                 <w:highlight w:val="green"/>
               </w:rPr>
-              <w:t>t</w:t>
-            </w:r>
-            <w:r>
-              <w:rPr>
-                <w:rFonts w:ascii="BRH Malayalam Extra" w:hAnsi="BRH Malayalam Extra" w:cs="BRH Malayalam Extra"/>
-                <w:color w:val="000000"/>
-                <w:sz w:val="40"/>
-                <w:szCs w:val="40"/>
-              </w:rPr>
-              <w:t>ª.r—jJ |</w:t>
+              <w:t>ö</w:t>
+            </w:r>
+            <w:r>
+              <w:rPr>
+                <w:rFonts w:ascii="BRH Malayalam Extra" w:hAnsi="BRH Malayalam Extra" w:cs="BRH Malayalam Extra"/>
+                <w:sz w:val="40"/>
+                <w:szCs w:val="40"/>
+              </w:rPr>
+              <w:t>Éix˜J | P</w:t>
+            </w:r>
+            <w:r>
+              <w:rPr>
+                <w:rFonts w:ascii="BRH Malayalam Extra" w:hAnsi="BRH Malayalam Extra" w:cs="BRH Malayalam Extra"/>
+                <w:sz w:val="33"/>
+                <w:szCs w:val="40"/>
+              </w:rPr>
+              <w:t>–</w:t>
+            </w:r>
+            <w:r>
+              <w:rPr>
+                <w:rFonts w:ascii="BRH Malayalam Extra" w:hAnsi="BRH Malayalam Extra" w:cs="BRH Malayalam Extra"/>
+                <w:sz w:val="40"/>
+                <w:szCs w:val="40"/>
+              </w:rPr>
+              <w:t>öÉix— A</w:t>
+            </w:r>
+            <w:r>
+              <w:rPr>
+                <w:rFonts w:ascii="BRH Malayalam Extra" w:hAnsi="BRH Malayalam Extra" w:cs="BRH Malayalam Extra"/>
+                <w:sz w:val="33"/>
+                <w:szCs w:val="40"/>
+              </w:rPr>
+              <w:t>–</w:t>
+            </w:r>
+            <w:r>
+              <w:rPr>
+                <w:rFonts w:ascii="BRH Malayalam Extra" w:hAnsi="BRH Malayalam Extra" w:cs="BRH Malayalam Extra"/>
+                <w:sz w:val="40"/>
+                <w:szCs w:val="40"/>
+              </w:rPr>
+              <w:t>hy |</w:t>
+            </w:r>
+          </w:p>
+        </w:tc>
+      </w:tr>
+      <w:tr>
+        <w:trPr>
+          <w:trHeight w:val="1105"/>
+        </w:trPr>
+        <w:tc>
+          <w:tcPr>
+            <w:tcW w:w="3877" w:type="dxa"/>
+            <w:tcBorders>
+              <w:top w:val="single" w:sz="4" w:space="0" w:color="000000"/>
+              <w:left w:val="single" w:sz="4" w:space="0" w:color="000000"/>
+              <w:bottom w:val="single" w:sz="4" w:space="0" w:color="000000"/>
+              <w:right w:val="single" w:sz="4" w:space="0" w:color="000000"/>
+            </w:tcBorders>
+          </w:tcPr>
+          <w:p>
+            <w:pPr>
+              <w:widowControl w:val="0"/>
+              <w:tabs>
+                <w:tab w:val="left" w:pos="993"/>
+              </w:tabs>
+              <w:autoSpaceDE w:val="0"/>
+              <w:autoSpaceDN w:val="0"/>
+              <w:adjustRightInd w:val="0"/>
+              <w:spacing w:before="0" w:line="240" w:lineRule="auto"/>
+              <w:ind w:right="297"/>
+              <w:rPr>
+                <w:rFonts w:cs="Arial"/>
+                <w:b/>
+                <w:sz w:val="28"/>
+                <w:szCs w:val="32"/>
+                <w:lang w:bidi="ta-IN"/>
+              </w:rPr>
+            </w:pPr>
+            <w:r>
+              <w:rPr>
+                <w:rFonts w:cs="Arial"/>
+                <w:b/>
+                <w:sz w:val="28"/>
+                <w:szCs w:val="32"/>
+                <w:lang w:bidi="ta-IN"/>
+              </w:rPr>
+              <w:t>T.S.2.5.8.5 Kramam</w:t>
+            </w:r>
+          </w:p>
+          <w:p>
+            <w:pPr>
+              <w:widowControl w:val="0"/>
+              <w:tabs>
+                <w:tab w:val="left" w:pos="993"/>
+              </w:tabs>
+              <w:autoSpaceDE w:val="0"/>
+              <w:autoSpaceDN w:val="0"/>
+              <w:adjustRightInd w:val="0"/>
+              <w:spacing w:before="0" w:line="240" w:lineRule="auto"/>
+              <w:ind w:right="297"/>
+              <w:rPr>
+                <w:rFonts w:cs="Arial"/>
+                <w:b/>
+                <w:sz w:val="28"/>
+                <w:szCs w:val="32"/>
+                <w:lang w:bidi="ta-IN"/>
+              </w:rPr>
+            </w:pPr>
+            <w:r>
+              <w:rPr>
+                <w:rFonts w:cs="Arial"/>
+                <w:b/>
+                <w:sz w:val="28"/>
+                <w:szCs w:val="32"/>
+                <w:lang w:bidi="ta-IN"/>
+              </w:rPr>
+              <w:t>Krama Vaakyam No. – 47</w:t>
+            </w:r>
+          </w:p>
+          <w:p>
+            <w:pPr>
+              <w:widowControl w:val="0"/>
+              <w:tabs>
+                <w:tab w:val="left" w:pos="993"/>
+              </w:tabs>
+              <w:autoSpaceDE w:val="0"/>
+              <w:autoSpaceDN w:val="0"/>
+              <w:adjustRightInd w:val="0"/>
+              <w:spacing w:before="0" w:line="240" w:lineRule="auto"/>
+              <w:ind w:right="297"/>
+              <w:rPr>
+                <w:rFonts w:cs="Arial"/>
+                <w:b/>
+                <w:sz w:val="28"/>
+                <w:szCs w:val="32"/>
+                <w:lang w:bidi="ta-IN"/>
+              </w:rPr>
+            </w:pPr>
+            <w:r>
+              <w:rPr>
+                <w:rFonts w:cs="Arial"/>
+                <w:b/>
+                <w:sz w:val="28"/>
+                <w:szCs w:val="32"/>
+                <w:lang w:bidi="ta-IN"/>
+              </w:rPr>
+              <w:t>Panchaati No</w:t>
+            </w:r>
+            <w:r>
+              <w:rPr>
+                <w:rFonts w:cs="Arial"/>
+                <w:b/>
+                <w:szCs w:val="32"/>
+                <w:lang w:bidi="ta-IN"/>
+              </w:rPr>
+              <w:t>. -</w:t>
+            </w:r>
+            <w:r>
+              <w:rPr>
+                <w:rFonts w:cs="Arial"/>
+                <w:b/>
+                <w:sz w:val="28"/>
+                <w:szCs w:val="28"/>
+                <w:lang w:bidi="ta-IN"/>
+              </w:rPr>
+              <w:t xml:space="preserve"> 48</w:t>
+            </w:r>
+          </w:p>
+        </w:tc>
+        <w:tc>
+          <w:tcPr>
+            <w:tcW w:w="5132" w:type="dxa"/>
+            <w:tcBorders>
+              <w:top w:val="single" w:sz="4" w:space="0" w:color="000000"/>
+              <w:left w:val="single" w:sz="4" w:space="0" w:color="000000"/>
+              <w:bottom w:val="single" w:sz="4" w:space="0" w:color="000000"/>
+              <w:right w:val="single" w:sz="4" w:space="0" w:color="000000"/>
+            </w:tcBorders>
+          </w:tcPr>
+          <w:p>
+            <w:pPr>
+              <w:widowControl w:val="0"/>
+              <w:autoSpaceDE w:val="0"/>
+              <w:autoSpaceDN w:val="0"/>
+              <w:adjustRightInd w:val="0"/>
+              <w:spacing w:before="0" w:line="240" w:lineRule="auto"/>
+              <w:rPr>
+                <w:rFonts w:ascii="BRH Malayalam Extra" w:hAnsi="BRH Malayalam Extra" w:cs="BRH Malayalam Extra"/>
+                <w:sz w:val="40"/>
+                <w:szCs w:val="40"/>
+              </w:rPr>
+            </w:pPr>
+            <w:r>
+              <w:rPr>
+                <w:rFonts w:ascii="BRH Malayalam Extra" w:hAnsi="BRH Malayalam Extra" w:cs="BRH Malayalam Extra"/>
+                <w:sz w:val="40"/>
+                <w:szCs w:val="40"/>
+              </w:rPr>
+              <w:t>A</w:t>
+            </w:r>
+            <w:r>
+              <w:rPr>
+                <w:rFonts w:ascii="BRH Malayalam Extra" w:hAnsi="BRH Malayalam Extra" w:cs="BRH Malayalam Extra"/>
+                <w:sz w:val="33"/>
+                <w:szCs w:val="40"/>
+              </w:rPr>
+              <w:t>–</w:t>
+            </w:r>
+            <w:r>
+              <w:rPr>
+                <w:rFonts w:ascii="BRH Malayalam Extra" w:hAnsi="BRH Malayalam Extra" w:cs="BRH Malayalam Extra"/>
+                <w:sz w:val="40"/>
+                <w:szCs w:val="40"/>
+              </w:rPr>
+              <w:t>sõ</w:t>
+            </w:r>
+            <w:r>
+              <w:rPr>
+                <w:rFonts w:ascii="BRH Malayalam Extra" w:hAnsi="BRH Malayalam Extra" w:cs="BRH Malayalam Extra"/>
+                <w:sz w:val="33"/>
+                <w:szCs w:val="40"/>
+              </w:rPr>
+              <w:t>–</w:t>
+            </w:r>
+            <w:r>
+              <w:rPr>
+                <w:rFonts w:ascii="BRH Malayalam Extra" w:hAnsi="BRH Malayalam Extra" w:cs="BRH Malayalam Extra"/>
+                <w:sz w:val="40"/>
+                <w:szCs w:val="40"/>
+              </w:rPr>
+              <w:t xml:space="preserve"> </w:t>
+            </w:r>
+            <w:r>
+              <w:rPr>
+                <w:rFonts w:ascii="BRH Malayalam Extra" w:hAnsi="BRH Malayalam Extra" w:cs="BRH Malayalam Extra"/>
+                <w:sz w:val="40"/>
+                <w:szCs w:val="40"/>
+                <w:highlight w:val="yellow"/>
+              </w:rPr>
+              <w:t>h</w:t>
+            </w:r>
+            <w:r>
+              <w:rPr>
+                <w:rFonts w:ascii="BRH Malayalam Extra" w:hAnsi="BRH Malayalam Extra" w:cs="BRH Malayalam Extra"/>
+                <w:sz w:val="40"/>
+                <w:szCs w:val="40"/>
+              </w:rPr>
+              <w:t xml:space="preserve">xZ£—põJ | </w:t>
+            </w:r>
+          </w:p>
+          <w:p>
+            <w:pPr>
+              <w:spacing w:before="0" w:line="240" w:lineRule="auto"/>
+              <w:rPr>
+                <w:rFonts w:ascii="BRH Devanagari Extra" w:hAnsi="BRH Devanagari Extra" w:cs="BRH Devanagari Extra"/>
+                <w:sz w:val="40"/>
+                <w:szCs w:val="40"/>
+              </w:rPr>
+            </w:pPr>
+            <w:r>
+              <w:rPr>
+                <w:rFonts w:ascii="BRH Malayalam Extra" w:hAnsi="BRH Malayalam Extra" w:cs="BRH Malayalam Extra"/>
+                <w:sz w:val="40"/>
+                <w:szCs w:val="40"/>
+              </w:rPr>
+              <w:t>öhxZ£—¥põx hpZy |</w:t>
+            </w:r>
+            <w:r>
+              <w:rPr>
+                <w:rFonts w:ascii="BRH Devanagari Extra" w:hAnsi="BRH Devanagari Extra" w:cs="BRH Devanagari Extra"/>
+                <w:sz w:val="40"/>
+                <w:szCs w:val="40"/>
+              </w:rPr>
+              <w:t>|</w:t>
+            </w:r>
+          </w:p>
+        </w:tc>
+        <w:tc>
+          <w:tcPr>
+            <w:tcW w:w="5528" w:type="dxa"/>
+            <w:tcBorders>
+              <w:top w:val="single" w:sz="4" w:space="0" w:color="000000"/>
+              <w:left w:val="single" w:sz="4" w:space="0" w:color="000000"/>
+              <w:bottom w:val="single" w:sz="4" w:space="0" w:color="000000"/>
+              <w:right w:val="single" w:sz="4" w:space="0" w:color="000000"/>
+            </w:tcBorders>
+          </w:tcPr>
+          <w:p>
+            <w:pPr>
+              <w:widowControl w:val="0"/>
+              <w:autoSpaceDE w:val="0"/>
+              <w:autoSpaceDN w:val="0"/>
+              <w:adjustRightInd w:val="0"/>
+              <w:spacing w:before="0" w:line="240" w:lineRule="auto"/>
+              <w:rPr>
+                <w:rFonts w:ascii="BRH Malayalam Extra" w:hAnsi="BRH Malayalam Extra" w:cs="BRH Malayalam Extra"/>
+                <w:sz w:val="40"/>
+                <w:szCs w:val="40"/>
+              </w:rPr>
+            </w:pPr>
+            <w:r>
+              <w:rPr>
+                <w:rFonts w:ascii="BRH Malayalam Extra" w:hAnsi="BRH Malayalam Extra" w:cs="BRH Malayalam Extra"/>
+                <w:sz w:val="40"/>
+                <w:szCs w:val="40"/>
+              </w:rPr>
+              <w:t>A</w:t>
+            </w:r>
+            <w:r>
+              <w:rPr>
+                <w:rFonts w:ascii="BRH Malayalam Extra" w:hAnsi="BRH Malayalam Extra" w:cs="BRH Malayalam Extra"/>
+                <w:sz w:val="33"/>
+                <w:szCs w:val="40"/>
+              </w:rPr>
+              <w:t>–</w:t>
+            </w:r>
+            <w:r>
+              <w:rPr>
+                <w:rFonts w:ascii="BRH Malayalam Extra" w:hAnsi="BRH Malayalam Extra" w:cs="BRH Malayalam Extra"/>
+                <w:sz w:val="40"/>
+                <w:szCs w:val="40"/>
+              </w:rPr>
+              <w:t>sõ</w:t>
+            </w:r>
+            <w:r>
+              <w:rPr>
+                <w:rFonts w:ascii="BRH Malayalam Extra" w:hAnsi="BRH Malayalam Extra" w:cs="BRH Malayalam Extra"/>
+                <w:sz w:val="33"/>
+                <w:szCs w:val="40"/>
+              </w:rPr>
+              <w:t>–</w:t>
+            </w:r>
+            <w:r>
+              <w:rPr>
+                <w:rFonts w:ascii="BRH Malayalam Extra" w:hAnsi="BRH Malayalam Extra" w:cs="BRH Malayalam Extra"/>
+                <w:sz w:val="40"/>
+                <w:szCs w:val="40"/>
+              </w:rPr>
+              <w:t xml:space="preserve"> </w:t>
+            </w:r>
+            <w:r>
+              <w:rPr>
+                <w:rFonts w:ascii="BRH Malayalam Extra" w:hAnsi="BRH Malayalam Extra" w:cs="BRH Malayalam Extra"/>
+                <w:sz w:val="40"/>
+                <w:szCs w:val="40"/>
+                <w:highlight w:val="green"/>
+              </w:rPr>
+              <w:t>ö</w:t>
+            </w:r>
+            <w:r>
+              <w:rPr>
+                <w:rFonts w:ascii="BRH Malayalam Extra" w:hAnsi="BRH Malayalam Extra" w:cs="BRH Malayalam Extra"/>
+                <w:sz w:val="40"/>
+                <w:szCs w:val="40"/>
+              </w:rPr>
+              <w:t xml:space="preserve">hxZ£—põJ | </w:t>
+            </w:r>
+          </w:p>
+          <w:p>
+            <w:pPr>
+              <w:spacing w:before="0" w:line="240" w:lineRule="auto"/>
+              <w:rPr>
+                <w:rFonts w:ascii="BRH Devanagari Extra" w:hAnsi="BRH Devanagari Extra" w:cs="BRH Devanagari Extra"/>
+                <w:sz w:val="40"/>
+                <w:szCs w:val="40"/>
+              </w:rPr>
+            </w:pPr>
+            <w:r>
+              <w:rPr>
+                <w:rFonts w:ascii="BRH Malayalam Extra" w:hAnsi="BRH Malayalam Extra" w:cs="BRH Malayalam Extra"/>
+                <w:sz w:val="40"/>
+                <w:szCs w:val="40"/>
+              </w:rPr>
+              <w:t xml:space="preserve">öhxZ£—¥põx hpZy | </w:t>
+            </w:r>
+            <w:r>
+              <w:rPr>
+                <w:rFonts w:ascii="BRH Devanagari Extra" w:hAnsi="BRH Devanagari Extra" w:cs="BRH Devanagari Extra"/>
+                <w:sz w:val="40"/>
+                <w:szCs w:val="40"/>
+              </w:rPr>
+              <w:t>|</w:t>
             </w:r>
           </w:p>
         </w:tc>
@@ -2559,12 +3231,11 @@
               <w:autoSpaceDE w:val="0"/>
               <w:autoSpaceDN w:val="0"/>
               <w:adjustRightInd w:val="0"/>
-              <w:spacing w:before="0" w:line="252" w:lineRule="auto"/>
+              <w:spacing w:before="0" w:line="240" w:lineRule="auto"/>
               <w:ind w:right="297"/>
               <w:rPr>
                 <w:rFonts w:cs="Arial"/>
                 <w:b/>
-                <w:color w:val="000000"/>
                 <w:sz w:val="28"/>
                 <w:szCs w:val="32"/>
                 <w:lang w:bidi="ta-IN"/>
@@ -2574,12 +3245,11 @@
               <w:rPr>
                 <w:rFonts w:cs="Arial"/>
                 <w:b/>
-                <w:color w:val="000000"/>
                 <w:sz w:val="28"/>
                 <w:szCs w:val="32"/>
                 <w:lang w:bidi="ta-IN"/>
               </w:rPr>
-              <w:t>T.S.2.5.11.7– Kramam</w:t>
+              <w:t>T.S.2.5.9.1– Kramam</w:t>
             </w:r>
           </w:p>
           <w:p>
@@ -2591,12 +3261,11 @@
               <w:autoSpaceDE w:val="0"/>
               <w:autoSpaceDN w:val="0"/>
               <w:adjustRightInd w:val="0"/>
-              <w:spacing w:before="0" w:line="252" w:lineRule="auto"/>
+              <w:spacing w:before="0" w:line="240" w:lineRule="auto"/>
               <w:ind w:right="297"/>
               <w:rPr>
                 <w:rFonts w:cs="Arial"/>
                 <w:b/>
-                <w:color w:val="000000"/>
                 <w:sz w:val="28"/>
                 <w:szCs w:val="32"/>
                 <w:lang w:bidi="ta-IN"/>
@@ -2606,12 +3275,11 @@
               <w:rPr>
                 <w:rFonts w:cs="Arial"/>
                 <w:b/>
-                <w:color w:val="000000"/>
                 <w:sz w:val="28"/>
                 <w:szCs w:val="32"/>
                 <w:lang w:bidi="ta-IN"/>
               </w:rPr>
-              <w:t>Krama Vaakyam No. - 37</w:t>
+              <w:t>Krama Vaakyam No. - 47</w:t>
             </w:r>
           </w:p>
           <w:p>
@@ -2623,12 +3291,11 @@
               <w:autoSpaceDE w:val="0"/>
               <w:autoSpaceDN w:val="0"/>
               <w:adjustRightInd w:val="0"/>
-              <w:spacing w:before="0" w:line="252" w:lineRule="auto"/>
+              <w:spacing w:before="0" w:line="240" w:lineRule="auto"/>
               <w:ind w:right="297"/>
               <w:rPr>
                 <w:rFonts w:cs="Arial"/>
                 <w:b/>
-                <w:color w:val="000000"/>
                 <w:sz w:val="28"/>
                 <w:szCs w:val="32"/>
                 <w:lang w:bidi="ta-IN"/>
@@ -2638,7 +3305,6 @@
               <w:rPr>
                 <w:rFonts w:cs="Arial"/>
                 <w:b/>
-                <w:color w:val="000000"/>
                 <w:sz w:val="28"/>
                 <w:szCs w:val="32"/>
                 <w:lang w:bidi="ta-IN"/>
@@ -2649,7 +3315,6 @@
               <w:rPr>
                 <w:rFonts w:cs="Arial"/>
                 <w:b/>
-                <w:color w:val="000000"/>
                 <w:szCs w:val="32"/>
                 <w:lang w:bidi="ta-IN"/>
               </w:rPr>
@@ -2659,12 +3324,11 @@
               <w:rPr>
                 <w:rFonts w:cs="Arial"/>
                 <w:b/>
-                <w:color w:val="000000"/>
                 <w:sz w:val="28"/>
                 <w:szCs w:val="32"/>
                 <w:lang w:bidi="ta-IN"/>
               </w:rPr>
-              <w:t>67</w:t>
+              <w:t>51</w:t>
             </w:r>
           </w:p>
         </w:tc>
@@ -2686,74 +3350,57 @@
               <w:adjustRightInd w:val="0"/>
               <w:spacing w:before="0" w:line="240" w:lineRule="auto"/>
               <w:rPr>
-                <w:rFonts w:ascii="BRH Devanagari Extra" w:hAnsi="BRH Devanagari Extra" w:cs="BRH Devanagari Extra"/>
-                <w:color w:val="000000"/>
-                <w:sz w:val="40"/>
-                <w:szCs w:val="40"/>
-                <w:lang w:bidi="ta-IN"/>
-              </w:rPr>
-            </w:pPr>
-            <w:r>
-              <w:rPr>
-                <w:rFonts w:ascii="BRH Malayalam Extra" w:hAnsi="BRH Malayalam Extra" w:cs="BRH Malayalam Extra"/>
-                <w:color w:val="000000"/>
-                <w:sz w:val="40"/>
-                <w:szCs w:val="40"/>
-              </w:rPr>
-              <w:t>öe</w:t>
-            </w:r>
-            <w:r>
-              <w:rPr>
-                <w:rFonts w:ascii="BRH Malayalam Extra" w:hAnsi="BRH Malayalam Extra" w:cs="BRH Malayalam Extra"/>
-                <w:color w:val="000000"/>
-                <w:sz w:val="33"/>
-                <w:szCs w:val="40"/>
-              </w:rPr>
-              <w:t>–</w:t>
-            </w:r>
-            <w:r>
-              <w:rPr>
-                <w:rFonts w:ascii="BRH Malayalam Extra" w:hAnsi="BRH Malayalam Extra" w:cs="BRH Malayalam Extra"/>
-                <w:color w:val="000000"/>
-                <w:sz w:val="40"/>
-                <w:szCs w:val="40"/>
-              </w:rPr>
-              <w:t xml:space="preserve">ixj¡—KJ </w:t>
-            </w:r>
-            <w:r>
-              <w:rPr>
-                <w:rFonts w:ascii="BRH Malayalam Extra" w:hAnsi="BRH Malayalam Extra" w:cs="BRH Malayalam Extra"/>
-                <w:color w:val="000000"/>
+                <w:rFonts w:ascii="BRH Malayalam Extra" w:hAnsi="BRH Malayalam Extra" w:cs="BRH Malayalam Extra"/>
+                <w:sz w:val="40"/>
+                <w:szCs w:val="40"/>
+              </w:rPr>
+            </w:pPr>
+            <w:r>
+              <w:rPr>
+                <w:rFonts w:ascii="BRH Malayalam Extra" w:hAnsi="BRH Malayalam Extra" w:cs="BRH Malayalam Extra"/>
+                <w:sz w:val="40"/>
+                <w:szCs w:val="40"/>
+              </w:rPr>
+              <w:t>CZõx—t | B</w:t>
+            </w:r>
+            <w:r>
+              <w:rPr>
+                <w:rFonts w:ascii="BRH Malayalam Extra" w:hAnsi="BRH Malayalam Extra" w:cs="BRH Malayalam Extra"/>
+                <w:sz w:val="33"/>
+                <w:szCs w:val="40"/>
+              </w:rPr>
+              <w:t>–</w:t>
+            </w:r>
+            <w:r>
+              <w:rPr>
+                <w:rFonts w:ascii="BRH Malayalam Extra" w:hAnsi="BRH Malayalam Extra" w:cs="BRH Malayalam Extra"/>
                 <w:sz w:val="40"/>
                 <w:szCs w:val="40"/>
                 <w:highlight w:val="yellow"/>
               </w:rPr>
-              <w:t>sõx</w:t>
-            </w:r>
-            <w:r>
-              <w:rPr>
-                <w:rFonts w:ascii="BRH Malayalam Extra" w:hAnsi="BRH Malayalam Extra" w:cs="BRH Malayalam Extra"/>
-                <w:color w:val="000000"/>
-                <w:sz w:val="33"/>
-                <w:szCs w:val="40"/>
-                <w:highlight w:val="yellow"/>
-              </w:rPr>
-              <w:t>–</w:t>
-            </w:r>
-            <w:r>
-              <w:rPr>
-                <w:rFonts w:ascii="BRH Malayalam Extra" w:hAnsi="BRH Malayalam Extra" w:cs="BRH Malayalam Extra"/>
-                <w:color w:val="000000"/>
-                <w:sz w:val="40"/>
-                <w:szCs w:val="40"/>
-              </w:rPr>
-              <w:t>Z§ |</w:t>
+              <w:t>t</w:t>
+            </w:r>
+            <w:r>
+              <w:rPr>
+                <w:rFonts w:ascii="BRH Malayalam Extra" w:hAnsi="BRH Malayalam Extra" w:cs="BRH Malayalam Extra"/>
+                <w:sz w:val="33"/>
+                <w:szCs w:val="40"/>
+              </w:rPr>
+              <w:t>–</w:t>
+            </w:r>
+            <w:r>
+              <w:rPr>
+                <w:rFonts w:ascii="BRH Malayalam Extra" w:hAnsi="BRH Malayalam Extra" w:cs="BRH Malayalam Extra"/>
+                <w:sz w:val="40"/>
+                <w:szCs w:val="40"/>
+              </w:rPr>
+              <w:t>ª.r—jJ |</w:t>
             </w:r>
           </w:p>
         </w:tc>
         <w:tc>
           <w:tcPr>
-            <w:tcW w:w="5220" w:type="dxa"/>
+            <w:tcW w:w="5528" w:type="dxa"/>
             <w:tcBorders>
               <w:top w:val="single" w:sz="4" w:space="0" w:color="000000"/>
               <w:left w:val="single" w:sz="4" w:space="0" w:color="000000"/>
@@ -2769,17 +3416,596 @@
               <w:adjustRightInd w:val="0"/>
               <w:spacing w:before="0" w:line="240" w:lineRule="auto"/>
               <w:rPr>
+                <w:rFonts w:ascii="BRH Malayalam Extra" w:hAnsi="BRH Malayalam Extra" w:cs="BRH Malayalam Extra"/>
+                <w:sz w:val="40"/>
+                <w:szCs w:val="40"/>
+              </w:rPr>
+            </w:pPr>
+            <w:r>
+              <w:rPr>
+                <w:rFonts w:ascii="BRH Malayalam Extra" w:hAnsi="BRH Malayalam Extra" w:cs="BRH Malayalam Extra"/>
+                <w:sz w:val="40"/>
+                <w:szCs w:val="40"/>
+              </w:rPr>
+              <w:t>CZõx—t | B</w:t>
+            </w:r>
+            <w:r>
+              <w:rPr>
+                <w:rFonts w:ascii="BRH Malayalam Extra" w:hAnsi="BRH Malayalam Extra" w:cs="BRH Malayalam Extra"/>
+                <w:sz w:val="33"/>
+                <w:szCs w:val="40"/>
+              </w:rPr>
+              <w:t>–</w:t>
+            </w:r>
+            <w:r>
+              <w:rPr>
+                <w:rFonts w:ascii="BRH Malayalam Extra" w:hAnsi="BRH Malayalam Extra" w:cs="BRH Malayalam Extra"/>
+                <w:sz w:val="40"/>
+                <w:szCs w:val="40"/>
+                <w:highlight w:val="green"/>
+              </w:rPr>
+              <w:t>t</w:t>
+            </w:r>
+            <w:r>
+              <w:rPr>
+                <w:rFonts w:ascii="BRH Malayalam Extra" w:hAnsi="BRH Malayalam Extra" w:cs="BRH Malayalam Extra"/>
+                <w:sz w:val="40"/>
+                <w:szCs w:val="40"/>
+              </w:rPr>
+              <w:t>ª.r—jJ |</w:t>
+            </w:r>
+          </w:p>
+        </w:tc>
+      </w:tr>
+      <w:tr>
+        <w:trPr>
+          <w:trHeight w:val="1245"/>
+        </w:trPr>
+        <w:tc>
+          <w:tcPr>
+            <w:tcW w:w="3877" w:type="dxa"/>
+            <w:tcBorders>
+              <w:top w:val="single" w:sz="4" w:space="0" w:color="000000"/>
+              <w:left w:val="single" w:sz="4" w:space="0" w:color="000000"/>
+              <w:bottom w:val="single" w:sz="4" w:space="0" w:color="000000"/>
+              <w:right w:val="single" w:sz="4" w:space="0" w:color="000000"/>
+            </w:tcBorders>
+          </w:tcPr>
+          <w:p>
+            <w:pPr>
+              <w:widowControl w:val="0"/>
+              <w:tabs>
+                <w:tab w:val="left" w:pos="993"/>
+              </w:tabs>
+              <w:autoSpaceDE w:val="0"/>
+              <w:autoSpaceDN w:val="0"/>
+              <w:adjustRightInd w:val="0"/>
+              <w:spacing w:before="0" w:line="240" w:lineRule="auto"/>
+              <w:ind w:right="297"/>
+              <w:rPr>
+                <w:rFonts w:cs="Arial"/>
+                <w:b/>
+                <w:sz w:val="28"/>
+                <w:szCs w:val="32"/>
+                <w:lang w:bidi="ta-IN"/>
+              </w:rPr>
+            </w:pPr>
+            <w:r>
+              <w:rPr>
+                <w:rFonts w:cs="Arial"/>
+                <w:b/>
+                <w:sz w:val="28"/>
+                <w:szCs w:val="32"/>
+                <w:lang w:bidi="ta-IN"/>
+              </w:rPr>
+              <w:t>T.S.2.5.11.1 Kramam</w:t>
+            </w:r>
+          </w:p>
+          <w:p>
+            <w:pPr>
+              <w:widowControl w:val="0"/>
+              <w:tabs>
+                <w:tab w:val="left" w:pos="993"/>
+              </w:tabs>
+              <w:autoSpaceDE w:val="0"/>
+              <w:autoSpaceDN w:val="0"/>
+              <w:adjustRightInd w:val="0"/>
+              <w:spacing w:before="0" w:line="240" w:lineRule="auto"/>
+              <w:ind w:right="297"/>
+              <w:rPr>
+                <w:rFonts w:cs="Arial"/>
+                <w:b/>
+                <w:sz w:val="28"/>
+                <w:szCs w:val="32"/>
+                <w:lang w:bidi="ta-IN"/>
+              </w:rPr>
+            </w:pPr>
+            <w:r>
+              <w:rPr>
+                <w:rFonts w:cs="Arial"/>
+                <w:b/>
+                <w:sz w:val="28"/>
+                <w:szCs w:val="32"/>
+                <w:lang w:bidi="ta-IN"/>
+              </w:rPr>
+              <w:t>Krama Vaakyam No. – 30</w:t>
+            </w:r>
+          </w:p>
+          <w:p>
+            <w:pPr>
+              <w:widowControl w:val="0"/>
+              <w:tabs>
+                <w:tab w:val="left" w:pos="993"/>
+              </w:tabs>
+              <w:autoSpaceDE w:val="0"/>
+              <w:autoSpaceDN w:val="0"/>
+              <w:adjustRightInd w:val="0"/>
+              <w:spacing w:before="0" w:line="240" w:lineRule="auto"/>
+              <w:ind w:right="297"/>
+              <w:rPr>
+                <w:rFonts w:cs="Arial"/>
+                <w:b/>
+                <w:sz w:val="28"/>
+                <w:szCs w:val="32"/>
+                <w:lang w:bidi="ta-IN"/>
+              </w:rPr>
+            </w:pPr>
+            <w:r>
+              <w:rPr>
+                <w:rFonts w:cs="Arial"/>
+                <w:b/>
+                <w:sz w:val="28"/>
+                <w:szCs w:val="32"/>
+                <w:lang w:bidi="ta-IN"/>
+              </w:rPr>
+              <w:t>Panchaati No</w:t>
+            </w:r>
+            <w:r>
+              <w:rPr>
+                <w:rFonts w:cs="Arial"/>
+                <w:b/>
+                <w:szCs w:val="32"/>
+                <w:lang w:bidi="ta-IN"/>
+              </w:rPr>
+              <w:t>. -</w:t>
+            </w:r>
+            <w:r>
+              <w:rPr>
+                <w:rFonts w:cs="Arial"/>
+                <w:b/>
+                <w:sz w:val="28"/>
+                <w:szCs w:val="28"/>
+                <w:lang w:bidi="ta-IN"/>
+              </w:rPr>
+              <w:t xml:space="preserve"> 61</w:t>
+            </w:r>
+          </w:p>
+        </w:tc>
+        <w:tc>
+          <w:tcPr>
+            <w:tcW w:w="5132" w:type="dxa"/>
+            <w:tcBorders>
+              <w:top w:val="single" w:sz="4" w:space="0" w:color="000000"/>
+              <w:left w:val="single" w:sz="4" w:space="0" w:color="000000"/>
+              <w:bottom w:val="single" w:sz="4" w:space="0" w:color="000000"/>
+              <w:right w:val="single" w:sz="4" w:space="0" w:color="000000"/>
+            </w:tcBorders>
+          </w:tcPr>
+          <w:p>
+            <w:pPr>
+              <w:widowControl w:val="0"/>
+              <w:autoSpaceDE w:val="0"/>
+              <w:autoSpaceDN w:val="0"/>
+              <w:adjustRightInd w:val="0"/>
+              <w:spacing w:before="0" w:line="240" w:lineRule="auto"/>
+              <w:rPr>
+                <w:rFonts w:ascii="BRH Malayalam Extra" w:hAnsi="BRH Malayalam Extra" w:cs="BRH Malayalam Extra"/>
+                <w:sz w:val="40"/>
+                <w:szCs w:val="40"/>
+              </w:rPr>
+            </w:pPr>
+            <w:r>
+              <w:rPr>
+                <w:rFonts w:ascii="BRH Malayalam Extra" w:hAnsi="BRH Malayalam Extra" w:cs="BRH Malayalam Extra"/>
+                <w:sz w:val="40"/>
+                <w:szCs w:val="40"/>
+              </w:rPr>
+              <w:t>¥mx</w:t>
+            </w:r>
+            <w:r>
+              <w:rPr>
+                <w:rFonts w:ascii="BRH Malayalam Extra" w:hAnsi="BRH Malayalam Extra" w:cs="BRH Malayalam Extra"/>
+                <w:sz w:val="33"/>
+                <w:szCs w:val="40"/>
+              </w:rPr>
+              <w:t>–</w:t>
+            </w:r>
+            <w:r>
+              <w:rPr>
+                <w:rFonts w:ascii="BRH Malayalam Extra" w:hAnsi="BRH Malayalam Extra" w:cs="BRH Malayalam Extra"/>
+                <w:sz w:val="40"/>
+                <w:szCs w:val="40"/>
+              </w:rPr>
+              <w:t>Ksõx</w:t>
+            </w:r>
+            <w:r>
+              <w:rPr>
+                <w:rFonts w:ascii="BRH Malayalam Extra" w:hAnsi="BRH Malayalam Extra" w:cs="BRH Malayalam Extra"/>
+                <w:sz w:val="33"/>
+                <w:szCs w:val="40"/>
+              </w:rPr>
+              <w:t>–</w:t>
+            </w:r>
+            <w:r>
+              <w:rPr>
+                <w:rFonts w:ascii="BRH Malayalam Extra" w:hAnsi="BRH Malayalam Extra" w:cs="BRH Malayalam Extra"/>
+                <w:sz w:val="40"/>
+                <w:szCs w:val="40"/>
+              </w:rPr>
+              <w:t>hyRy</w:t>
+            </w:r>
+            <w:r>
+              <w:rPr>
+                <w:rFonts w:ascii="BRH Malayalam Extra" w:hAnsi="BRH Malayalam Extra" w:cs="BRH Malayalam Extra"/>
+                <w:sz w:val="40"/>
+                <w:szCs w:val="40"/>
+                <w:highlight w:val="yellow"/>
+              </w:rPr>
+              <w:t>—¥Zõ</w:t>
+            </w:r>
+            <w:r>
+              <w:rPr>
+                <w:rFonts w:ascii="BRH Malayalam Extra" w:hAnsi="BRH Malayalam Extra" w:cs="BRH Malayalam Extra"/>
+                <w:sz w:val="40"/>
+                <w:szCs w:val="40"/>
+              </w:rPr>
+              <w:t xml:space="preserve"> | </w:t>
+            </w:r>
+          </w:p>
+          <w:p>
+            <w:pPr>
+              <w:spacing w:before="0" w:line="240" w:lineRule="auto"/>
+              <w:rPr>
                 <w:rFonts w:ascii="BRH Devanagari Extra" w:hAnsi="BRH Devanagari Extra" w:cs="BRH Devanagari Extra"/>
-                <w:color w:val="000000"/>
-                <w:sz w:val="40"/>
-                <w:szCs w:val="40"/>
+                <w:sz w:val="40"/>
+                <w:szCs w:val="40"/>
+              </w:rPr>
+            </w:pPr>
+            <w:r>
+              <w:rPr>
+                <w:rFonts w:ascii="BRH Malayalam Extra" w:hAnsi="BRH Malayalam Extra" w:cs="BRH Malayalam Extra"/>
+                <w:sz w:val="40"/>
+                <w:szCs w:val="40"/>
+              </w:rPr>
+              <w:t>A</w:t>
+            </w:r>
+            <w:r>
+              <w:rPr>
+                <w:rFonts w:ascii="BRH Malayalam Extra" w:hAnsi="BRH Malayalam Extra" w:cs="BRH Malayalam Extra"/>
+                <w:sz w:val="33"/>
+                <w:szCs w:val="40"/>
+              </w:rPr>
+              <w:t>–</w:t>
+            </w:r>
+            <w:r>
+              <w:rPr>
+                <w:rFonts w:ascii="BRH Malayalam Extra" w:hAnsi="BRH Malayalam Extra" w:cs="BRH Malayalam Extra"/>
+                <w:sz w:val="40"/>
+                <w:szCs w:val="40"/>
+              </w:rPr>
+              <w:t>hyRy—Zõx</w:t>
+            </w:r>
+            <w:r>
+              <w:rPr>
+                <w:rFonts w:ascii="BRH Malayalam Extra" w:hAnsi="BRH Malayalam Extra" w:cs="BRH Malayalam Extra"/>
+                <w:sz w:val="33"/>
+                <w:szCs w:val="40"/>
+              </w:rPr>
+              <w:t>–</w:t>
+            </w:r>
+            <w:r>
+              <w:rPr>
+                <w:rFonts w:ascii="BRH Malayalam Extra" w:hAnsi="BRH Malayalam Extra" w:cs="BRH Malayalam Extra"/>
+                <w:sz w:val="40"/>
+                <w:szCs w:val="40"/>
+              </w:rPr>
+              <w:t xml:space="preserve"> Bsz—dJ |</w:t>
+            </w:r>
+          </w:p>
+        </w:tc>
+        <w:tc>
+          <w:tcPr>
+            <w:tcW w:w="5528" w:type="dxa"/>
+            <w:tcBorders>
+              <w:top w:val="single" w:sz="4" w:space="0" w:color="000000"/>
+              <w:left w:val="single" w:sz="4" w:space="0" w:color="000000"/>
+              <w:bottom w:val="single" w:sz="4" w:space="0" w:color="000000"/>
+              <w:right w:val="single" w:sz="4" w:space="0" w:color="000000"/>
+            </w:tcBorders>
+          </w:tcPr>
+          <w:p>
+            <w:pPr>
+              <w:widowControl w:val="0"/>
+              <w:autoSpaceDE w:val="0"/>
+              <w:autoSpaceDN w:val="0"/>
+              <w:adjustRightInd w:val="0"/>
+              <w:spacing w:before="0" w:line="240" w:lineRule="auto"/>
+              <w:rPr>
+                <w:rFonts w:ascii="BRH Malayalam Extra" w:hAnsi="BRH Malayalam Extra" w:cs="BRH Malayalam Extra"/>
+                <w:sz w:val="40"/>
+                <w:szCs w:val="40"/>
+              </w:rPr>
+            </w:pPr>
+            <w:r>
+              <w:rPr>
+                <w:rFonts w:ascii="BRH Malayalam Extra" w:hAnsi="BRH Malayalam Extra" w:cs="BRH Malayalam Extra"/>
+                <w:sz w:val="40"/>
+                <w:szCs w:val="40"/>
+              </w:rPr>
+              <w:t>¥mx</w:t>
+            </w:r>
+            <w:r>
+              <w:rPr>
+                <w:rFonts w:ascii="BRH Malayalam Extra" w:hAnsi="BRH Malayalam Extra" w:cs="BRH Malayalam Extra"/>
+                <w:sz w:val="33"/>
+                <w:szCs w:val="40"/>
+              </w:rPr>
+              <w:t>–</w:t>
+            </w:r>
+            <w:r>
+              <w:rPr>
+                <w:rFonts w:ascii="BRH Malayalam Extra" w:hAnsi="BRH Malayalam Extra" w:cs="BRH Malayalam Extra"/>
+                <w:sz w:val="40"/>
+                <w:szCs w:val="40"/>
+              </w:rPr>
+              <w:t>Ksõx</w:t>
+            </w:r>
+            <w:r>
+              <w:rPr>
+                <w:rFonts w:ascii="BRH Malayalam Extra" w:hAnsi="BRH Malayalam Extra" w:cs="BRH Malayalam Extra"/>
+                <w:sz w:val="33"/>
+                <w:szCs w:val="40"/>
+              </w:rPr>
+              <w:t>–</w:t>
+            </w:r>
+            <w:r>
+              <w:rPr>
+                <w:rFonts w:ascii="BRH Malayalam Extra" w:hAnsi="BRH Malayalam Extra" w:cs="BRH Malayalam Extra"/>
+                <w:sz w:val="40"/>
+                <w:szCs w:val="40"/>
+              </w:rPr>
+              <w:t>hyRy</w:t>
+            </w:r>
+            <w:r>
+              <w:rPr>
+                <w:rFonts w:ascii="BRH Malayalam Extra" w:hAnsi="BRH Malayalam Extra" w:cs="BRH Malayalam Extra"/>
+                <w:sz w:val="40"/>
+                <w:szCs w:val="40"/>
+                <w:highlight w:val="yellow"/>
+              </w:rPr>
+              <w:t>—</w:t>
+            </w:r>
+            <w:r>
+              <w:rPr>
+                <w:rFonts w:ascii="BRH Malayalam Extra" w:hAnsi="BRH Malayalam Extra" w:cs="BRH Malayalam Extra"/>
+                <w:sz w:val="40"/>
+                <w:szCs w:val="40"/>
+                <w:highlight w:val="green"/>
+              </w:rPr>
+              <w:t>¤¤Zõ</w:t>
+            </w:r>
+            <w:r>
+              <w:rPr>
+                <w:rFonts w:ascii="BRH Malayalam Extra" w:hAnsi="BRH Malayalam Extra" w:cs="BRH Malayalam Extra"/>
+                <w:sz w:val="40"/>
+                <w:szCs w:val="40"/>
+              </w:rPr>
+              <w:t xml:space="preserve"> | </w:t>
+            </w:r>
+          </w:p>
+          <w:p>
+            <w:pPr>
+              <w:spacing w:before="0" w:line="240" w:lineRule="auto"/>
+              <w:rPr>
+                <w:rFonts w:ascii="BRH Devanagari Extra" w:hAnsi="BRH Devanagari Extra" w:cs="BRH Devanagari Extra"/>
+                <w:sz w:val="40"/>
+                <w:szCs w:val="40"/>
+              </w:rPr>
+            </w:pPr>
+            <w:r>
+              <w:rPr>
+                <w:rFonts w:ascii="BRH Malayalam Extra" w:hAnsi="BRH Malayalam Extra" w:cs="BRH Malayalam Extra"/>
+                <w:sz w:val="40"/>
+                <w:szCs w:val="40"/>
+              </w:rPr>
+              <w:t>A</w:t>
+            </w:r>
+            <w:r>
+              <w:rPr>
+                <w:rFonts w:ascii="BRH Malayalam Extra" w:hAnsi="BRH Malayalam Extra" w:cs="BRH Malayalam Extra"/>
+                <w:sz w:val="33"/>
+                <w:szCs w:val="40"/>
+              </w:rPr>
+              <w:t>–</w:t>
+            </w:r>
+            <w:r>
+              <w:rPr>
+                <w:rFonts w:ascii="BRH Malayalam Extra" w:hAnsi="BRH Malayalam Extra" w:cs="BRH Malayalam Extra"/>
+                <w:sz w:val="40"/>
+                <w:szCs w:val="40"/>
+              </w:rPr>
+              <w:t>hyRy—Zõx</w:t>
+            </w:r>
+            <w:r>
+              <w:rPr>
+                <w:rFonts w:ascii="BRH Malayalam Extra" w:hAnsi="BRH Malayalam Extra" w:cs="BRH Malayalam Extra"/>
+                <w:sz w:val="33"/>
+                <w:szCs w:val="40"/>
+              </w:rPr>
+              <w:t>–</w:t>
+            </w:r>
+            <w:r>
+              <w:rPr>
+                <w:rFonts w:ascii="BRH Malayalam Extra" w:hAnsi="BRH Malayalam Extra" w:cs="BRH Malayalam Extra"/>
+                <w:sz w:val="40"/>
+                <w:szCs w:val="40"/>
+              </w:rPr>
+              <w:t xml:space="preserve"> Bsz—dJ |</w:t>
+            </w:r>
+          </w:p>
+        </w:tc>
+      </w:tr>
+      <w:tr>
+        <w:trPr>
+          <w:trHeight w:val="980"/>
+        </w:trPr>
+        <w:tc>
+          <w:tcPr>
+            <w:tcW w:w="3877" w:type="dxa"/>
+            <w:tcBorders>
+              <w:top w:val="single" w:sz="4" w:space="0" w:color="000000"/>
+              <w:left w:val="single" w:sz="4" w:space="0" w:color="000000"/>
+              <w:bottom w:val="single" w:sz="4" w:space="0" w:color="000000"/>
+              <w:right w:val="single" w:sz="4" w:space="0" w:color="000000"/>
+            </w:tcBorders>
+          </w:tcPr>
+          <w:p>
+            <w:pPr>
+              <w:widowControl w:val="0"/>
+              <w:tabs>
+                <w:tab w:val="left" w:pos="993"/>
+              </w:tabs>
+              <w:autoSpaceDE w:val="0"/>
+              <w:autoSpaceDN w:val="0"/>
+              <w:adjustRightInd w:val="0"/>
+              <w:spacing w:before="0" w:line="240" w:lineRule="auto"/>
+              <w:ind w:right="297"/>
+              <w:rPr>
+                <w:rFonts w:cs="Arial"/>
+                <w:b/>
+                <w:sz w:val="28"/>
+                <w:szCs w:val="32"/>
                 <w:lang w:bidi="ta-IN"/>
               </w:rPr>
             </w:pPr>
             <w:r>
               <w:rPr>
-                <w:rFonts w:ascii="BRH Malayalam Extra" w:hAnsi="BRH Malayalam Extra" w:cs="BRH Malayalam Extra"/>
-                <w:color w:val="000000"/>
+                <w:rFonts w:cs="Arial"/>
+                <w:b/>
+                <w:sz w:val="28"/>
+                <w:szCs w:val="32"/>
+                <w:lang w:bidi="ta-IN"/>
+              </w:rPr>
+              <w:t>T.S.2.5.11.7– Kramam</w:t>
+            </w:r>
+          </w:p>
+          <w:p>
+            <w:pPr>
+              <w:widowControl w:val="0"/>
+              <w:tabs>
+                <w:tab w:val="left" w:pos="993"/>
+              </w:tabs>
+              <w:autoSpaceDE w:val="0"/>
+              <w:autoSpaceDN w:val="0"/>
+              <w:adjustRightInd w:val="0"/>
+              <w:spacing w:before="0" w:line="240" w:lineRule="auto"/>
+              <w:ind w:right="297"/>
+              <w:rPr>
+                <w:rFonts w:cs="Arial"/>
+                <w:b/>
+                <w:sz w:val="28"/>
+                <w:szCs w:val="32"/>
+                <w:lang w:bidi="ta-IN"/>
+              </w:rPr>
+            </w:pPr>
+            <w:r>
+              <w:rPr>
+                <w:rFonts w:cs="Arial"/>
+                <w:b/>
+                <w:sz w:val="28"/>
+                <w:szCs w:val="32"/>
+                <w:lang w:bidi="ta-IN"/>
+              </w:rPr>
+              <w:t>Krama Vaakyam No. - 37</w:t>
+            </w:r>
+          </w:p>
+          <w:p>
+            <w:pPr>
+              <w:widowControl w:val="0"/>
+              <w:tabs>
+                <w:tab w:val="left" w:pos="993"/>
+              </w:tabs>
+              <w:autoSpaceDE w:val="0"/>
+              <w:autoSpaceDN w:val="0"/>
+              <w:adjustRightInd w:val="0"/>
+              <w:spacing w:before="0" w:line="240" w:lineRule="auto"/>
+              <w:ind w:right="297"/>
+              <w:rPr>
+                <w:rFonts w:cs="Arial"/>
+                <w:b/>
+                <w:sz w:val="28"/>
+                <w:szCs w:val="32"/>
+                <w:lang w:bidi="ta-IN"/>
+              </w:rPr>
+            </w:pPr>
+            <w:r>
+              <w:rPr>
+                <w:rFonts w:cs="Arial"/>
+                <w:b/>
+                <w:sz w:val="28"/>
+                <w:szCs w:val="32"/>
+                <w:lang w:bidi="ta-IN"/>
+              </w:rPr>
+              <w:t>Panchaati No</w:t>
+            </w:r>
+            <w:r>
+              <w:rPr>
+                <w:rFonts w:cs="Arial"/>
+                <w:b/>
+                <w:szCs w:val="32"/>
+                <w:lang w:bidi="ta-IN"/>
+              </w:rPr>
+              <w:t xml:space="preserve">. - </w:t>
+            </w:r>
+            <w:r>
+              <w:rPr>
+                <w:rFonts w:cs="Arial"/>
+                <w:b/>
+                <w:sz w:val="28"/>
+                <w:szCs w:val="32"/>
+                <w:lang w:bidi="ta-IN"/>
+              </w:rPr>
+              <w:t>67</w:t>
+            </w:r>
+          </w:p>
+        </w:tc>
+        <w:tc>
+          <w:tcPr>
+            <w:tcW w:w="5132" w:type="dxa"/>
+            <w:tcBorders>
+              <w:top w:val="single" w:sz="4" w:space="0" w:color="000000"/>
+              <w:left w:val="single" w:sz="4" w:space="0" w:color="000000"/>
+              <w:bottom w:val="single" w:sz="4" w:space="0" w:color="000000"/>
+              <w:right w:val="single" w:sz="4" w:space="0" w:color="000000"/>
+            </w:tcBorders>
+          </w:tcPr>
+          <w:p>
+            <w:pPr>
+              <w:widowControl w:val="0"/>
+              <w:autoSpaceDE w:val="0"/>
+              <w:autoSpaceDN w:val="0"/>
+              <w:adjustRightInd w:val="0"/>
+              <w:spacing w:before="0" w:line="240" w:lineRule="auto"/>
+              <w:rPr>
+                <w:rFonts w:ascii="BRH Devanagari Extra" w:hAnsi="BRH Devanagari Extra" w:cs="BRH Devanagari Extra"/>
+                <w:sz w:val="40"/>
+                <w:szCs w:val="40"/>
+                <w:lang w:bidi="ta-IN"/>
+              </w:rPr>
+            </w:pPr>
+            <w:r>
+              <w:rPr>
+                <w:rFonts w:ascii="BRH Malayalam Extra" w:hAnsi="BRH Malayalam Extra" w:cs="BRH Malayalam Extra"/>
                 <w:sz w:val="40"/>
                 <w:szCs w:val="40"/>
               </w:rPr>
@@ -2788,16 +4014,14 @@
             <w:r>
               <w:rPr>
                 <w:rFonts w:ascii="BRH Malayalam Extra" w:hAnsi="BRH Malayalam Extra" w:cs="BRH Malayalam Extra"/>
-                <w:color w:val="000000"/>
-                <w:sz w:val="33"/>
-                <w:szCs w:val="40"/>
-              </w:rPr>
-              <w:t>–</w:t>
-            </w:r>
-            <w:r>
-              <w:rPr>
-                <w:rFonts w:ascii="BRH Malayalam Extra" w:hAnsi="BRH Malayalam Extra" w:cs="BRH Malayalam Extra"/>
-                <w:color w:val="000000"/>
+                <w:sz w:val="33"/>
+                <w:szCs w:val="40"/>
+              </w:rPr>
+              <w:t>–</w:t>
+            </w:r>
+            <w:r>
+              <w:rPr>
+                <w:rFonts w:ascii="BRH Malayalam Extra" w:hAnsi="BRH Malayalam Extra" w:cs="BRH Malayalam Extra"/>
                 <w:sz w:val="40"/>
                 <w:szCs w:val="40"/>
               </w:rPr>
@@ -2806,7 +4030,82 @@
             <w:r>
               <w:rPr>
                 <w:rFonts w:ascii="BRH Malayalam Extra" w:hAnsi="BRH Malayalam Extra" w:cs="BRH Malayalam Extra"/>
-                <w:color w:val="000000"/>
+                <w:sz w:val="40"/>
+                <w:szCs w:val="40"/>
+                <w:highlight w:val="yellow"/>
+              </w:rPr>
+              <w:t>sõx</w:t>
+            </w:r>
+            <w:r>
+              <w:rPr>
+                <w:rFonts w:ascii="BRH Malayalam Extra" w:hAnsi="BRH Malayalam Extra" w:cs="BRH Malayalam Extra"/>
+                <w:sz w:val="33"/>
+                <w:szCs w:val="40"/>
+                <w:highlight w:val="yellow"/>
+              </w:rPr>
+              <w:t>–</w:t>
+            </w:r>
+            <w:r>
+              <w:rPr>
+                <w:rFonts w:ascii="BRH Malayalam Extra" w:hAnsi="BRH Malayalam Extra" w:cs="BRH Malayalam Extra"/>
+                <w:sz w:val="40"/>
+                <w:szCs w:val="40"/>
+              </w:rPr>
+              <w:t>Z§ |</w:t>
+            </w:r>
+          </w:p>
+        </w:tc>
+        <w:tc>
+          <w:tcPr>
+            <w:tcW w:w="5528" w:type="dxa"/>
+            <w:tcBorders>
+              <w:top w:val="single" w:sz="4" w:space="0" w:color="000000"/>
+              <w:left w:val="single" w:sz="4" w:space="0" w:color="000000"/>
+              <w:bottom w:val="single" w:sz="4" w:space="0" w:color="000000"/>
+              <w:right w:val="single" w:sz="4" w:space="0" w:color="000000"/>
+            </w:tcBorders>
+          </w:tcPr>
+          <w:p>
+            <w:pPr>
+              <w:widowControl w:val="0"/>
+              <w:autoSpaceDE w:val="0"/>
+              <w:autoSpaceDN w:val="0"/>
+              <w:adjustRightInd w:val="0"/>
+              <w:spacing w:before="0" w:line="240" w:lineRule="auto"/>
+              <w:rPr>
+                <w:rFonts w:ascii="BRH Devanagari Extra" w:hAnsi="BRH Devanagari Extra" w:cs="BRH Devanagari Extra"/>
+                <w:sz w:val="40"/>
+                <w:szCs w:val="40"/>
+                <w:lang w:bidi="ta-IN"/>
+              </w:rPr>
+            </w:pPr>
+            <w:r>
+              <w:rPr>
+                <w:rFonts w:ascii="BRH Malayalam Extra" w:hAnsi="BRH Malayalam Extra" w:cs="BRH Malayalam Extra"/>
+                <w:sz w:val="40"/>
+                <w:szCs w:val="40"/>
+              </w:rPr>
+              <w:t>öe</w:t>
+            </w:r>
+            <w:r>
+              <w:rPr>
+                <w:rFonts w:ascii="BRH Malayalam Extra" w:hAnsi="BRH Malayalam Extra" w:cs="BRH Malayalam Extra"/>
+                <w:sz w:val="33"/>
+                <w:szCs w:val="40"/>
+              </w:rPr>
+              <w:t>–</w:t>
+            </w:r>
+            <w:r>
+              <w:rPr>
+                <w:rFonts w:ascii="BRH Malayalam Extra" w:hAnsi="BRH Malayalam Extra" w:cs="BRH Malayalam Extra"/>
+                <w:sz w:val="40"/>
+                <w:szCs w:val="40"/>
+              </w:rPr>
+              <w:t xml:space="preserve">ixj¡—KJ </w:t>
+            </w:r>
+            <w:r>
+              <w:rPr>
+                <w:rFonts w:ascii="BRH Malayalam Extra" w:hAnsi="BRH Malayalam Extra" w:cs="BRH Malayalam Extra"/>
                 <w:sz w:val="40"/>
                 <w:szCs w:val="40"/>
                 <w:highlight w:val="green"/>
@@ -2816,11 +4115,916 @@
             <w:r>
               <w:rPr>
                 <w:rFonts w:ascii="BRH Malayalam Extra" w:hAnsi="BRH Malayalam Extra" w:cs="BRH Malayalam Extra"/>
-                <w:color w:val="000000"/>
                 <w:sz w:val="40"/>
                 <w:szCs w:val="40"/>
               </w:rPr>
               <w:t>Z§ |</w:t>
+            </w:r>
+          </w:p>
+        </w:tc>
+      </w:tr>
+      <w:tr>
+        <w:trPr>
+          <w:trHeight w:val="1105"/>
+        </w:trPr>
+        <w:tc>
+          <w:tcPr>
+            <w:tcW w:w="3877" w:type="dxa"/>
+            <w:tcBorders>
+              <w:top w:val="single" w:sz="4" w:space="0" w:color="000000"/>
+              <w:left w:val="single" w:sz="4" w:space="0" w:color="000000"/>
+              <w:bottom w:val="single" w:sz="4" w:space="0" w:color="000000"/>
+              <w:right w:val="single" w:sz="4" w:space="0" w:color="000000"/>
+            </w:tcBorders>
+          </w:tcPr>
+          <w:p>
+            <w:pPr>
+              <w:widowControl w:val="0"/>
+              <w:tabs>
+                <w:tab w:val="left" w:pos="993"/>
+              </w:tabs>
+              <w:autoSpaceDE w:val="0"/>
+              <w:autoSpaceDN w:val="0"/>
+              <w:adjustRightInd w:val="0"/>
+              <w:spacing w:before="0" w:line="240" w:lineRule="auto"/>
+              <w:ind w:right="297"/>
+              <w:rPr>
+                <w:rFonts w:cs="Arial"/>
+                <w:b/>
+                <w:sz w:val="28"/>
+                <w:szCs w:val="32"/>
+                <w:lang w:bidi="ta-IN"/>
+              </w:rPr>
+            </w:pPr>
+            <w:r>
+              <w:rPr>
+                <w:rFonts w:cs="Arial"/>
+                <w:b/>
+                <w:sz w:val="28"/>
+                <w:szCs w:val="32"/>
+                <w:lang w:bidi="ta-IN"/>
+              </w:rPr>
+              <w:t>T.S.2.5.11.9 Kramam</w:t>
+            </w:r>
+          </w:p>
+          <w:p>
+            <w:pPr>
+              <w:widowControl w:val="0"/>
+              <w:tabs>
+                <w:tab w:val="left" w:pos="993"/>
+              </w:tabs>
+              <w:autoSpaceDE w:val="0"/>
+              <w:autoSpaceDN w:val="0"/>
+              <w:adjustRightInd w:val="0"/>
+              <w:spacing w:before="0" w:line="240" w:lineRule="auto"/>
+              <w:ind w:right="297"/>
+              <w:rPr>
+                <w:rFonts w:cs="Arial"/>
+                <w:b/>
+                <w:sz w:val="28"/>
+                <w:szCs w:val="32"/>
+                <w:lang w:bidi="ta-IN"/>
+              </w:rPr>
+            </w:pPr>
+            <w:r>
+              <w:rPr>
+                <w:rFonts w:cs="Arial"/>
+                <w:b/>
+                <w:sz w:val="28"/>
+                <w:szCs w:val="32"/>
+                <w:lang w:bidi="ta-IN"/>
+              </w:rPr>
+              <w:t>Krama Vaakyam No. – 18</w:t>
+            </w:r>
+          </w:p>
+          <w:p>
+            <w:pPr>
+              <w:widowControl w:val="0"/>
+              <w:tabs>
+                <w:tab w:val="left" w:pos="993"/>
+              </w:tabs>
+              <w:autoSpaceDE w:val="0"/>
+              <w:autoSpaceDN w:val="0"/>
+              <w:adjustRightInd w:val="0"/>
+              <w:spacing w:before="0" w:line="240" w:lineRule="auto"/>
+              <w:ind w:right="297"/>
+              <w:rPr>
+                <w:rFonts w:cs="Arial"/>
+                <w:b/>
+                <w:sz w:val="28"/>
+                <w:szCs w:val="32"/>
+                <w:lang w:bidi="ta-IN"/>
+              </w:rPr>
+            </w:pPr>
+            <w:r>
+              <w:rPr>
+                <w:rFonts w:cs="Arial"/>
+                <w:b/>
+                <w:sz w:val="28"/>
+                <w:szCs w:val="32"/>
+                <w:lang w:bidi="ta-IN"/>
+              </w:rPr>
+              <w:t>Panchaati No</w:t>
+            </w:r>
+            <w:r>
+              <w:rPr>
+                <w:rFonts w:cs="Arial"/>
+                <w:b/>
+                <w:szCs w:val="32"/>
+                <w:lang w:bidi="ta-IN"/>
+              </w:rPr>
+              <w:t>. -</w:t>
+            </w:r>
+            <w:r>
+              <w:rPr>
+                <w:rFonts w:cs="Arial"/>
+                <w:b/>
+                <w:sz w:val="28"/>
+                <w:szCs w:val="28"/>
+                <w:lang w:bidi="ta-IN"/>
+              </w:rPr>
+              <w:t xml:space="preserve"> 69</w:t>
+            </w:r>
+          </w:p>
+        </w:tc>
+        <w:tc>
+          <w:tcPr>
+            <w:tcW w:w="5132" w:type="dxa"/>
+            <w:tcBorders>
+              <w:top w:val="single" w:sz="4" w:space="0" w:color="000000"/>
+              <w:left w:val="single" w:sz="4" w:space="0" w:color="000000"/>
+              <w:bottom w:val="single" w:sz="4" w:space="0" w:color="000000"/>
+              <w:right w:val="single" w:sz="4" w:space="0" w:color="000000"/>
+            </w:tcBorders>
+          </w:tcPr>
+          <w:p>
+            <w:pPr>
+              <w:spacing w:before="0" w:line="240" w:lineRule="auto"/>
+              <w:rPr>
+                <w:rFonts w:ascii="BRH Devanagari Extra" w:hAnsi="BRH Devanagari Extra" w:cs="BRH Devanagari Extra"/>
+                <w:sz w:val="40"/>
+                <w:szCs w:val="40"/>
+              </w:rPr>
+            </w:pPr>
+            <w:r>
+              <w:rPr>
+                <w:rFonts w:ascii="BRH Malayalam Extra" w:hAnsi="BRH Malayalam Extra" w:cs="BRH Malayalam Extra"/>
+                <w:sz w:val="40"/>
+                <w:szCs w:val="40"/>
+              </w:rPr>
+              <w:t>ögx˜Ö</w:t>
+            </w:r>
+            <w:r>
+              <w:rPr>
+                <w:rFonts w:ascii="BRH Malayalam Extra" w:hAnsi="BRH Malayalam Extra" w:cs="BRH Malayalam Extra"/>
+                <w:sz w:val="33"/>
+                <w:szCs w:val="40"/>
+              </w:rPr>
+              <w:t>–</w:t>
+            </w:r>
+            <w:r>
+              <w:rPr>
+                <w:rFonts w:ascii="BRH Malayalam Extra" w:hAnsi="BRH Malayalam Extra" w:cs="BRH Malayalam Extra"/>
+                <w:sz w:val="40"/>
+                <w:szCs w:val="40"/>
+              </w:rPr>
+              <w:t xml:space="preserve">YJ | </w:t>
+            </w:r>
+            <w:r>
+              <w:rPr>
+                <w:rFonts w:ascii="BRH Malayalam Extra" w:hAnsi="BRH Malayalam Extra" w:cs="BRH Malayalam Extra"/>
+                <w:sz w:val="40"/>
+                <w:szCs w:val="40"/>
+                <w:highlight w:val="yellow"/>
+              </w:rPr>
+              <w:t>gx</w:t>
+            </w:r>
+            <w:r>
+              <w:rPr>
+                <w:rFonts w:ascii="BRH Malayalam Extra" w:hAnsi="BRH Malayalam Extra" w:cs="BRH Malayalam Extra"/>
+                <w:sz w:val="33"/>
+                <w:szCs w:val="40"/>
+              </w:rPr>
+              <w:t>–</w:t>
+            </w:r>
+            <w:r>
+              <w:rPr>
+                <w:rFonts w:ascii="BRH Malayalam Extra" w:hAnsi="BRH Malayalam Extra" w:cs="BRH Malayalam Extra"/>
+                <w:sz w:val="40"/>
+                <w:szCs w:val="40"/>
+              </w:rPr>
+              <w:t>Ö</w:t>
+            </w:r>
+            <w:r>
+              <w:rPr>
+                <w:rFonts w:ascii="BRH Malayalam Extra" w:hAnsi="BRH Malayalam Extra" w:cs="BRH Malayalam Extra"/>
+                <w:sz w:val="33"/>
+                <w:szCs w:val="40"/>
+              </w:rPr>
+              <w:t>–</w:t>
+            </w:r>
+            <w:r>
+              <w:rPr>
+                <w:rFonts w:ascii="BRH Malayalam Extra" w:hAnsi="BRH Malayalam Extra" w:cs="BRH Malayalam Extra"/>
+                <w:sz w:val="40"/>
+                <w:szCs w:val="40"/>
+              </w:rPr>
+              <w:t>YÒ— |</w:t>
+            </w:r>
+          </w:p>
+        </w:tc>
+        <w:tc>
+          <w:tcPr>
+            <w:tcW w:w="5528" w:type="dxa"/>
+            <w:tcBorders>
+              <w:top w:val="single" w:sz="4" w:space="0" w:color="000000"/>
+              <w:left w:val="single" w:sz="4" w:space="0" w:color="000000"/>
+              <w:bottom w:val="single" w:sz="4" w:space="0" w:color="000000"/>
+              <w:right w:val="single" w:sz="4" w:space="0" w:color="000000"/>
+            </w:tcBorders>
+          </w:tcPr>
+          <w:p>
+            <w:pPr>
+              <w:spacing w:before="0" w:line="240" w:lineRule="auto"/>
+              <w:rPr>
+                <w:rFonts w:ascii="BRH Devanagari Extra" w:hAnsi="BRH Devanagari Extra" w:cs="BRH Devanagari Extra"/>
+                <w:sz w:val="40"/>
+                <w:szCs w:val="40"/>
+              </w:rPr>
+            </w:pPr>
+            <w:r>
+              <w:rPr>
+                <w:rFonts w:ascii="BRH Malayalam Extra" w:hAnsi="BRH Malayalam Extra" w:cs="BRH Malayalam Extra"/>
+                <w:sz w:val="40"/>
+                <w:szCs w:val="40"/>
+              </w:rPr>
+              <w:t>jb§ ögx˜Ö</w:t>
+            </w:r>
+            <w:r>
+              <w:rPr>
+                <w:rFonts w:ascii="BRH Malayalam Extra" w:hAnsi="BRH Malayalam Extra" w:cs="BRH Malayalam Extra"/>
+                <w:sz w:val="33"/>
+                <w:szCs w:val="40"/>
+              </w:rPr>
+              <w:t>–</w:t>
+            </w:r>
+            <w:r>
+              <w:rPr>
+                <w:rFonts w:ascii="BRH Malayalam Extra" w:hAnsi="BRH Malayalam Extra" w:cs="BRH Malayalam Extra"/>
+                <w:sz w:val="40"/>
+                <w:szCs w:val="40"/>
+              </w:rPr>
+              <w:t xml:space="preserve">YJ | </w:t>
+            </w:r>
+            <w:r>
+              <w:rPr>
+                <w:rFonts w:ascii="BRH Malayalam Extra" w:hAnsi="BRH Malayalam Extra" w:cs="BRH Malayalam Extra"/>
+                <w:sz w:val="40"/>
+                <w:szCs w:val="40"/>
+                <w:highlight w:val="green"/>
+              </w:rPr>
+              <w:t>ö</w:t>
+            </w:r>
+            <w:r>
+              <w:rPr>
+                <w:rFonts w:ascii="BRH Malayalam Extra" w:hAnsi="BRH Malayalam Extra" w:cs="BRH Malayalam Extra"/>
+                <w:sz w:val="40"/>
+                <w:szCs w:val="40"/>
+              </w:rPr>
+              <w:t>gx</w:t>
+            </w:r>
+            <w:r>
+              <w:rPr>
+                <w:rFonts w:ascii="BRH Malayalam Extra" w:hAnsi="BRH Malayalam Extra" w:cs="BRH Malayalam Extra"/>
+                <w:sz w:val="33"/>
+                <w:szCs w:val="40"/>
+              </w:rPr>
+              <w:t>–</w:t>
+            </w:r>
+            <w:r>
+              <w:rPr>
+                <w:rFonts w:ascii="BRH Malayalam Extra" w:hAnsi="BRH Malayalam Extra" w:cs="BRH Malayalam Extra"/>
+                <w:sz w:val="40"/>
+                <w:szCs w:val="40"/>
+              </w:rPr>
+              <w:t>Ö</w:t>
+            </w:r>
+            <w:r>
+              <w:rPr>
+                <w:rFonts w:ascii="BRH Malayalam Extra" w:hAnsi="BRH Malayalam Extra" w:cs="BRH Malayalam Extra"/>
+                <w:sz w:val="33"/>
+                <w:szCs w:val="40"/>
+              </w:rPr>
+              <w:t>–</w:t>
+            </w:r>
+            <w:r>
+              <w:rPr>
+                <w:rFonts w:ascii="BRH Malayalam Extra" w:hAnsi="BRH Malayalam Extra" w:cs="BRH Malayalam Extra"/>
+                <w:sz w:val="40"/>
+                <w:szCs w:val="40"/>
+              </w:rPr>
+              <w:t>YÒ— |</w:t>
+            </w:r>
+          </w:p>
+        </w:tc>
+      </w:tr>
+      <w:tr>
+        <w:trPr>
+          <w:trHeight w:val="1408"/>
+        </w:trPr>
+        <w:tc>
+          <w:tcPr>
+            <w:tcW w:w="3877" w:type="dxa"/>
+            <w:tcBorders>
+              <w:top w:val="single" w:sz="4" w:space="0" w:color="000000"/>
+              <w:left w:val="single" w:sz="4" w:space="0" w:color="000000"/>
+              <w:bottom w:val="single" w:sz="4" w:space="0" w:color="000000"/>
+              <w:right w:val="single" w:sz="4" w:space="0" w:color="000000"/>
+            </w:tcBorders>
+          </w:tcPr>
+          <w:p>
+            <w:pPr>
+              <w:widowControl w:val="0"/>
+              <w:tabs>
+                <w:tab w:val="left" w:pos="993"/>
+              </w:tabs>
+              <w:autoSpaceDE w:val="0"/>
+              <w:autoSpaceDN w:val="0"/>
+              <w:adjustRightInd w:val="0"/>
+              <w:spacing w:before="0" w:line="240" w:lineRule="auto"/>
+              <w:ind w:right="297"/>
+              <w:rPr>
+                <w:rFonts w:cs="Arial"/>
+                <w:b/>
+                <w:sz w:val="28"/>
+                <w:szCs w:val="32"/>
+                <w:lang w:bidi="ta-IN"/>
+              </w:rPr>
+            </w:pPr>
+            <w:r>
+              <w:rPr>
+                <w:rFonts w:cs="Arial"/>
+                <w:b/>
+                <w:sz w:val="28"/>
+                <w:szCs w:val="32"/>
+                <w:lang w:bidi="ta-IN"/>
+              </w:rPr>
+              <w:lastRenderedPageBreak/>
+              <w:t>T.S.2.5.11.9 Kramam</w:t>
+            </w:r>
+          </w:p>
+          <w:p>
+            <w:pPr>
+              <w:widowControl w:val="0"/>
+              <w:tabs>
+                <w:tab w:val="left" w:pos="993"/>
+              </w:tabs>
+              <w:autoSpaceDE w:val="0"/>
+              <w:autoSpaceDN w:val="0"/>
+              <w:adjustRightInd w:val="0"/>
+              <w:spacing w:before="0" w:line="240" w:lineRule="auto"/>
+              <w:ind w:right="297"/>
+              <w:rPr>
+                <w:rFonts w:cs="Arial"/>
+                <w:b/>
+                <w:sz w:val="28"/>
+                <w:szCs w:val="32"/>
+                <w:lang w:bidi="ta-IN"/>
+              </w:rPr>
+            </w:pPr>
+            <w:r>
+              <w:rPr>
+                <w:rFonts w:cs="Arial"/>
+                <w:b/>
+                <w:sz w:val="28"/>
+                <w:szCs w:val="32"/>
+                <w:lang w:bidi="ta-IN"/>
+              </w:rPr>
+              <w:t>Krama Vaakyam No. – 42</w:t>
+            </w:r>
+          </w:p>
+          <w:p>
+            <w:pPr>
+              <w:widowControl w:val="0"/>
+              <w:tabs>
+                <w:tab w:val="left" w:pos="993"/>
+              </w:tabs>
+              <w:autoSpaceDE w:val="0"/>
+              <w:autoSpaceDN w:val="0"/>
+              <w:adjustRightInd w:val="0"/>
+              <w:spacing w:before="0" w:line="240" w:lineRule="auto"/>
+              <w:ind w:right="297"/>
+              <w:rPr>
+                <w:rFonts w:cs="Arial"/>
+                <w:b/>
+                <w:sz w:val="28"/>
+                <w:szCs w:val="32"/>
+                <w:lang w:bidi="ta-IN"/>
+              </w:rPr>
+            </w:pPr>
+            <w:r>
+              <w:rPr>
+                <w:rFonts w:cs="Arial"/>
+                <w:b/>
+                <w:sz w:val="28"/>
+                <w:szCs w:val="32"/>
+                <w:lang w:bidi="ta-IN"/>
+              </w:rPr>
+              <w:t>Panchaati No</w:t>
+            </w:r>
+            <w:r>
+              <w:rPr>
+                <w:rFonts w:cs="Arial"/>
+                <w:b/>
+                <w:szCs w:val="32"/>
+                <w:lang w:bidi="ta-IN"/>
+              </w:rPr>
+              <w:t>. -</w:t>
+            </w:r>
+            <w:r>
+              <w:rPr>
+                <w:rFonts w:cs="Arial"/>
+                <w:b/>
+                <w:sz w:val="28"/>
+                <w:szCs w:val="28"/>
+                <w:lang w:bidi="ta-IN"/>
+              </w:rPr>
+              <w:t xml:space="preserve"> 69</w:t>
+            </w:r>
+          </w:p>
+        </w:tc>
+        <w:tc>
+          <w:tcPr>
+            <w:tcW w:w="5132" w:type="dxa"/>
+            <w:tcBorders>
+              <w:top w:val="single" w:sz="4" w:space="0" w:color="000000"/>
+              <w:left w:val="single" w:sz="4" w:space="0" w:color="000000"/>
+              <w:bottom w:val="single" w:sz="4" w:space="0" w:color="000000"/>
+              <w:right w:val="single" w:sz="4" w:space="0" w:color="000000"/>
+            </w:tcBorders>
+          </w:tcPr>
+          <w:p>
+            <w:pPr>
+              <w:widowControl w:val="0"/>
+              <w:autoSpaceDE w:val="0"/>
+              <w:autoSpaceDN w:val="0"/>
+              <w:adjustRightInd w:val="0"/>
+              <w:spacing w:before="0" w:line="240" w:lineRule="auto"/>
+              <w:rPr>
+                <w:rFonts w:ascii="BRH Malayalam Extra" w:hAnsi="BRH Malayalam Extra" w:cs="BRH Malayalam Extra"/>
+                <w:sz w:val="40"/>
+                <w:szCs w:val="40"/>
+              </w:rPr>
+            </w:pPr>
+            <w:r>
+              <w:rPr>
+                <w:rFonts w:ascii="BRH Malayalam Extra" w:hAnsi="BRH Malayalam Extra" w:cs="BRH Malayalam Extra"/>
+                <w:sz w:val="40"/>
+                <w:szCs w:val="40"/>
+              </w:rPr>
+              <w:t>Zsôx˜b§ ögx</w:t>
+            </w:r>
+            <w:r>
+              <w:rPr>
+                <w:rFonts w:ascii="BRH Malayalam Extra" w:hAnsi="BRH Malayalam Extra" w:cs="BRH Malayalam Extra"/>
+                <w:sz w:val="40"/>
+                <w:szCs w:val="40"/>
+                <w:highlight w:val="yellow"/>
+              </w:rPr>
+              <w:t>t</w:t>
+            </w:r>
+            <w:r>
+              <w:rPr>
+                <w:rFonts w:ascii="BRH Malayalam Extra" w:hAnsi="BRH Malayalam Extra" w:cs="BRH Malayalam Extra"/>
+                <w:sz w:val="33"/>
+                <w:szCs w:val="40"/>
+              </w:rPr>
+              <w:t>–</w:t>
+            </w:r>
+            <w:r>
+              <w:rPr>
+                <w:rFonts w:ascii="BRH Malayalam Extra" w:hAnsi="BRH Malayalam Extra" w:cs="BRH Malayalam Extra"/>
+                <w:sz w:val="40"/>
+                <w:szCs w:val="40"/>
+              </w:rPr>
+              <w:t xml:space="preserve">YJ | </w:t>
+            </w:r>
+          </w:p>
+          <w:p>
+            <w:pPr>
+              <w:widowControl w:val="0"/>
+              <w:autoSpaceDE w:val="0"/>
+              <w:autoSpaceDN w:val="0"/>
+              <w:adjustRightInd w:val="0"/>
+              <w:spacing w:before="0" w:line="240" w:lineRule="auto"/>
+              <w:rPr>
+                <w:rFonts w:ascii="BRH Devanagari Extra" w:hAnsi="BRH Devanagari Extra" w:cs="BRH Devanagari Extra"/>
+                <w:sz w:val="40"/>
+                <w:szCs w:val="40"/>
+                <w:highlight w:val="yellow"/>
+              </w:rPr>
+            </w:pPr>
+            <w:r>
+              <w:rPr>
+                <w:rFonts w:ascii="BRH Malayalam Extra" w:hAnsi="BRH Malayalam Extra" w:cs="BRH Malayalam Extra"/>
+                <w:sz w:val="40"/>
+                <w:szCs w:val="40"/>
+              </w:rPr>
+              <w:t>ögx</w:t>
+            </w:r>
+            <w:r>
+              <w:rPr>
+                <w:rFonts w:ascii="BRH Malayalam Extra" w:hAnsi="BRH Malayalam Extra" w:cs="BRH Malayalam Extra"/>
+                <w:sz w:val="33"/>
+                <w:szCs w:val="40"/>
+              </w:rPr>
+              <w:t>–</w:t>
+            </w:r>
+            <w:r>
+              <w:rPr>
+                <w:rFonts w:ascii="BRH Malayalam Extra" w:hAnsi="BRH Malayalam Extra" w:cs="BRH Malayalam Extra"/>
+                <w:sz w:val="40"/>
+                <w:szCs w:val="40"/>
+              </w:rPr>
+              <w:t>Ö</w:t>
+            </w:r>
+            <w:r>
+              <w:rPr>
+                <w:rFonts w:ascii="BRH Malayalam Extra" w:hAnsi="BRH Malayalam Extra" w:cs="BRH Malayalam Extra"/>
+                <w:sz w:val="33"/>
+                <w:szCs w:val="40"/>
+              </w:rPr>
+              <w:t>–</w:t>
+            </w:r>
+            <w:r>
+              <w:rPr>
+                <w:rFonts w:ascii="BRH Malayalam Extra" w:hAnsi="BRH Malayalam Extra" w:cs="BRH Malayalam Extra"/>
+                <w:sz w:val="40"/>
+                <w:szCs w:val="40"/>
+              </w:rPr>
+              <w:t xml:space="preserve">¥Yx d | </w:t>
+            </w:r>
+          </w:p>
+        </w:tc>
+        <w:tc>
+          <w:tcPr>
+            <w:tcW w:w="5528" w:type="dxa"/>
+            <w:tcBorders>
+              <w:top w:val="single" w:sz="4" w:space="0" w:color="000000"/>
+              <w:left w:val="single" w:sz="4" w:space="0" w:color="000000"/>
+              <w:bottom w:val="single" w:sz="4" w:space="0" w:color="000000"/>
+              <w:right w:val="single" w:sz="4" w:space="0" w:color="000000"/>
+            </w:tcBorders>
+          </w:tcPr>
+          <w:p>
+            <w:pPr>
+              <w:widowControl w:val="0"/>
+              <w:autoSpaceDE w:val="0"/>
+              <w:autoSpaceDN w:val="0"/>
+              <w:adjustRightInd w:val="0"/>
+              <w:spacing w:before="0" w:line="240" w:lineRule="auto"/>
+              <w:rPr>
+                <w:rFonts w:ascii="BRH Malayalam Extra" w:hAnsi="BRH Malayalam Extra" w:cs="BRH Malayalam Extra"/>
+                <w:sz w:val="40"/>
+                <w:szCs w:val="40"/>
+              </w:rPr>
+            </w:pPr>
+            <w:r>
+              <w:rPr>
+                <w:rFonts w:ascii="BRH Malayalam Extra" w:hAnsi="BRH Malayalam Extra" w:cs="BRH Malayalam Extra"/>
+                <w:sz w:val="40"/>
+                <w:szCs w:val="40"/>
+              </w:rPr>
+              <w:t>Zsôx˜b§ ögx</w:t>
+            </w:r>
+            <w:r>
+              <w:rPr>
+                <w:rFonts w:ascii="BRH Malayalam Extra" w:hAnsi="BRH Malayalam Extra" w:cs="BRH Malayalam Extra"/>
+                <w:sz w:val="40"/>
+                <w:szCs w:val="40"/>
+                <w:highlight w:val="green"/>
+              </w:rPr>
+              <w:t>Ö</w:t>
+            </w:r>
+            <w:r>
+              <w:rPr>
+                <w:rFonts w:ascii="BRH Malayalam Extra" w:hAnsi="BRH Malayalam Extra" w:cs="BRH Malayalam Extra"/>
+                <w:sz w:val="33"/>
+                <w:szCs w:val="40"/>
+              </w:rPr>
+              <w:t>–</w:t>
+            </w:r>
+            <w:r>
+              <w:rPr>
+                <w:rFonts w:ascii="BRH Malayalam Extra" w:hAnsi="BRH Malayalam Extra" w:cs="BRH Malayalam Extra"/>
+                <w:sz w:val="40"/>
+                <w:szCs w:val="40"/>
+              </w:rPr>
+              <w:t xml:space="preserve">YJ | </w:t>
+            </w:r>
+          </w:p>
+          <w:p>
+            <w:pPr>
+              <w:widowControl w:val="0"/>
+              <w:autoSpaceDE w:val="0"/>
+              <w:autoSpaceDN w:val="0"/>
+              <w:adjustRightInd w:val="0"/>
+              <w:spacing w:before="0" w:line="240" w:lineRule="auto"/>
+              <w:rPr>
+                <w:rFonts w:ascii="BRH Devanagari Extra" w:hAnsi="BRH Devanagari Extra" w:cs="BRH Devanagari Extra"/>
+                <w:sz w:val="40"/>
+                <w:szCs w:val="40"/>
+                <w:highlight w:val="green"/>
+              </w:rPr>
+            </w:pPr>
+            <w:r>
+              <w:rPr>
+                <w:rFonts w:ascii="BRH Malayalam Extra" w:hAnsi="BRH Malayalam Extra" w:cs="BRH Malayalam Extra"/>
+                <w:sz w:val="40"/>
+                <w:szCs w:val="40"/>
+              </w:rPr>
+              <w:t>ögx</w:t>
+            </w:r>
+            <w:r>
+              <w:rPr>
+                <w:rFonts w:ascii="BRH Malayalam Extra" w:hAnsi="BRH Malayalam Extra" w:cs="BRH Malayalam Extra"/>
+                <w:sz w:val="33"/>
+                <w:szCs w:val="40"/>
+              </w:rPr>
+              <w:t>–</w:t>
+            </w:r>
+            <w:r>
+              <w:rPr>
+                <w:rFonts w:ascii="BRH Malayalam Extra" w:hAnsi="BRH Malayalam Extra" w:cs="BRH Malayalam Extra"/>
+                <w:sz w:val="40"/>
+                <w:szCs w:val="40"/>
+              </w:rPr>
+              <w:t>Ö</w:t>
+            </w:r>
+            <w:r>
+              <w:rPr>
+                <w:rFonts w:ascii="BRH Malayalam Extra" w:hAnsi="BRH Malayalam Extra" w:cs="BRH Malayalam Extra"/>
+                <w:sz w:val="33"/>
+                <w:szCs w:val="40"/>
+              </w:rPr>
+              <w:t>–</w:t>
+            </w:r>
+            <w:r>
+              <w:rPr>
+                <w:rFonts w:ascii="BRH Malayalam Extra" w:hAnsi="BRH Malayalam Extra" w:cs="BRH Malayalam Extra"/>
+                <w:sz w:val="40"/>
+                <w:szCs w:val="40"/>
+              </w:rPr>
+              <w:t xml:space="preserve">¥Yx d | </w:t>
+            </w:r>
+          </w:p>
+        </w:tc>
+      </w:tr>
+      <w:tr>
+        <w:trPr>
+          <w:trHeight w:val="1105"/>
+        </w:trPr>
+        <w:tc>
+          <w:tcPr>
+            <w:tcW w:w="3877" w:type="dxa"/>
+            <w:tcBorders>
+              <w:top w:val="single" w:sz="4" w:space="0" w:color="000000"/>
+              <w:left w:val="single" w:sz="4" w:space="0" w:color="000000"/>
+              <w:bottom w:val="single" w:sz="4" w:space="0" w:color="000000"/>
+              <w:right w:val="single" w:sz="4" w:space="0" w:color="000000"/>
+            </w:tcBorders>
+          </w:tcPr>
+          <w:p>
+            <w:pPr>
+              <w:widowControl w:val="0"/>
+              <w:tabs>
+                <w:tab w:val="left" w:pos="993"/>
+              </w:tabs>
+              <w:autoSpaceDE w:val="0"/>
+              <w:autoSpaceDN w:val="0"/>
+              <w:adjustRightInd w:val="0"/>
+              <w:spacing w:before="0" w:line="240" w:lineRule="auto"/>
+              <w:ind w:right="297"/>
+              <w:rPr>
+                <w:rFonts w:cs="Arial"/>
+                <w:b/>
+                <w:sz w:val="28"/>
+                <w:szCs w:val="32"/>
+                <w:lang w:bidi="ta-IN"/>
+              </w:rPr>
+            </w:pPr>
+            <w:r>
+              <w:rPr>
+                <w:rFonts w:cs="Arial"/>
+                <w:b/>
+                <w:sz w:val="28"/>
+                <w:szCs w:val="32"/>
+                <w:lang w:bidi="ta-IN"/>
+              </w:rPr>
+              <w:t>T.S.2.5.12.1 Kramam</w:t>
+            </w:r>
+          </w:p>
+          <w:p>
+            <w:pPr>
+              <w:widowControl w:val="0"/>
+              <w:tabs>
+                <w:tab w:val="left" w:pos="993"/>
+              </w:tabs>
+              <w:autoSpaceDE w:val="0"/>
+              <w:autoSpaceDN w:val="0"/>
+              <w:adjustRightInd w:val="0"/>
+              <w:spacing w:before="0" w:line="240" w:lineRule="auto"/>
+              <w:ind w:right="297"/>
+              <w:rPr>
+                <w:rFonts w:cs="Arial"/>
+                <w:b/>
+                <w:sz w:val="28"/>
+                <w:szCs w:val="32"/>
+                <w:lang w:bidi="ta-IN"/>
+              </w:rPr>
+            </w:pPr>
+            <w:r>
+              <w:rPr>
+                <w:rFonts w:cs="Arial"/>
+                <w:b/>
+                <w:sz w:val="28"/>
+                <w:szCs w:val="32"/>
+                <w:lang w:bidi="ta-IN"/>
+              </w:rPr>
+              <w:t>Krama Vaakyam No. – 32</w:t>
+            </w:r>
+          </w:p>
+          <w:p>
+            <w:pPr>
+              <w:widowControl w:val="0"/>
+              <w:tabs>
+                <w:tab w:val="left" w:pos="993"/>
+              </w:tabs>
+              <w:autoSpaceDE w:val="0"/>
+              <w:autoSpaceDN w:val="0"/>
+              <w:adjustRightInd w:val="0"/>
+              <w:spacing w:before="0" w:line="240" w:lineRule="auto"/>
+              <w:ind w:right="297"/>
+              <w:rPr>
+                <w:rFonts w:cs="Arial"/>
+                <w:b/>
+                <w:sz w:val="28"/>
+                <w:szCs w:val="32"/>
+                <w:lang w:bidi="ta-IN"/>
+              </w:rPr>
+            </w:pPr>
+            <w:r>
+              <w:rPr>
+                <w:rFonts w:cs="Arial"/>
+                <w:b/>
+                <w:sz w:val="28"/>
+                <w:szCs w:val="32"/>
+                <w:lang w:bidi="ta-IN"/>
+              </w:rPr>
+              <w:t>Panchaati No</w:t>
+            </w:r>
+            <w:r>
+              <w:rPr>
+                <w:rFonts w:cs="Arial"/>
+                <w:b/>
+                <w:szCs w:val="32"/>
+                <w:lang w:bidi="ta-IN"/>
+              </w:rPr>
+              <w:t>. -</w:t>
+            </w:r>
+            <w:r>
+              <w:rPr>
+                <w:rFonts w:cs="Arial"/>
+                <w:b/>
+                <w:sz w:val="28"/>
+                <w:szCs w:val="28"/>
+                <w:lang w:bidi="ta-IN"/>
+              </w:rPr>
+              <w:t xml:space="preserve"> 70</w:t>
+            </w:r>
+          </w:p>
+        </w:tc>
+        <w:tc>
+          <w:tcPr>
+            <w:tcW w:w="5132" w:type="dxa"/>
+            <w:tcBorders>
+              <w:top w:val="single" w:sz="4" w:space="0" w:color="000000"/>
+              <w:left w:val="single" w:sz="4" w:space="0" w:color="000000"/>
+              <w:bottom w:val="single" w:sz="4" w:space="0" w:color="000000"/>
+              <w:right w:val="single" w:sz="4" w:space="0" w:color="000000"/>
+            </w:tcBorders>
+          </w:tcPr>
+          <w:p>
+            <w:pPr>
+              <w:spacing w:before="0" w:line="240" w:lineRule="auto"/>
+              <w:rPr>
+                <w:rFonts w:ascii="BRH Devanagari Extra" w:hAnsi="BRH Devanagari Extra" w:cs="BRH Devanagari Extra"/>
+                <w:sz w:val="40"/>
+                <w:szCs w:val="40"/>
+              </w:rPr>
+            </w:pPr>
+            <w:r>
+              <w:rPr>
+                <w:rFonts w:ascii="BRH Malayalam Extra" w:hAnsi="BRH Malayalam Extra" w:cs="BRH Malayalam Extra"/>
+                <w:sz w:val="40"/>
+                <w:szCs w:val="40"/>
+              </w:rPr>
+              <w:t>D</w:t>
+            </w:r>
+            <w:r>
+              <w:rPr>
+                <w:rFonts w:ascii="BRH Malayalam Extra" w:hAnsi="BRH Malayalam Extra" w:cs="BRH Malayalam Extra"/>
+                <w:sz w:val="40"/>
+                <w:szCs w:val="40"/>
+                <w:highlight w:val="yellow"/>
+              </w:rPr>
+              <w:t>b§ D—</w:t>
+            </w:r>
+            <w:r>
+              <w:rPr>
+                <w:rFonts w:ascii="BRH Malayalam Extra" w:hAnsi="BRH Malayalam Extra" w:cs="BRH Malayalam Extra"/>
+                <w:sz w:val="40"/>
+                <w:szCs w:val="40"/>
+              </w:rPr>
+              <w:t xml:space="preserve"> | D</w:t>
+            </w:r>
+            <w:r>
+              <w:rPr>
+                <w:rFonts w:ascii="BRH Malayalam Extra" w:hAnsi="BRH Malayalam Extra" w:cs="BRH Malayalam Extra"/>
+                <w:sz w:val="33"/>
+                <w:szCs w:val="40"/>
+              </w:rPr>
+              <w:t>–</w:t>
+            </w:r>
+            <w:r>
+              <w:rPr>
+                <w:rFonts w:ascii="BRH Malayalam Extra" w:hAnsi="BRH Malayalam Extra" w:cs="BRH Malayalam Extra"/>
+                <w:sz w:val="40"/>
+                <w:szCs w:val="40"/>
+              </w:rPr>
+              <w:t xml:space="preserve"> ZõI |</w:t>
+            </w:r>
+          </w:p>
+        </w:tc>
+        <w:tc>
+          <w:tcPr>
+            <w:tcW w:w="5528" w:type="dxa"/>
+            <w:tcBorders>
+              <w:top w:val="single" w:sz="4" w:space="0" w:color="000000"/>
+              <w:left w:val="single" w:sz="4" w:space="0" w:color="000000"/>
+              <w:bottom w:val="single" w:sz="4" w:space="0" w:color="000000"/>
+              <w:right w:val="single" w:sz="4" w:space="0" w:color="000000"/>
+            </w:tcBorders>
+          </w:tcPr>
+          <w:p>
+            <w:pPr>
+              <w:spacing w:before="0" w:line="240" w:lineRule="auto"/>
+              <w:rPr>
+                <w:rFonts w:ascii="BRH Devanagari Extra" w:hAnsi="BRH Devanagari Extra" w:cs="BRH Devanagari Extra"/>
+                <w:sz w:val="40"/>
+                <w:szCs w:val="40"/>
+              </w:rPr>
+            </w:pPr>
+            <w:r>
+              <w:rPr>
+                <w:rFonts w:ascii="BRH Malayalam Extra" w:hAnsi="BRH Malayalam Extra" w:cs="BRH Malayalam Extra"/>
+                <w:sz w:val="40"/>
+                <w:szCs w:val="40"/>
+              </w:rPr>
+              <w:t>D</w:t>
+            </w:r>
+            <w:r>
+              <w:rPr>
+                <w:rFonts w:ascii="BRH Malayalam Extra" w:hAnsi="BRH Malayalam Extra" w:cs="BRH Malayalam Extra"/>
+                <w:sz w:val="40"/>
+                <w:szCs w:val="40"/>
+                <w:highlight w:val="green"/>
+              </w:rPr>
+              <w:t>b—¡</w:t>
+            </w:r>
+            <w:r>
+              <w:rPr>
+                <w:rFonts w:ascii="BRH Malayalam Extra" w:hAnsi="BRH Malayalam Extra" w:cs="BRH Malayalam Extra"/>
+                <w:sz w:val="40"/>
+                <w:szCs w:val="40"/>
+              </w:rPr>
+              <w:t xml:space="preserve"> | D</w:t>
+            </w:r>
+            <w:r>
+              <w:rPr>
+                <w:rFonts w:ascii="BRH Malayalam Extra" w:hAnsi="BRH Malayalam Extra" w:cs="BRH Malayalam Extra"/>
+                <w:sz w:val="33"/>
+                <w:szCs w:val="40"/>
+              </w:rPr>
+              <w:t>–</w:t>
+            </w:r>
+            <w:r>
+              <w:rPr>
+                <w:rFonts w:ascii="BRH Malayalam Extra" w:hAnsi="BRH Malayalam Extra" w:cs="BRH Malayalam Extra"/>
+                <w:sz w:val="40"/>
+                <w:szCs w:val="40"/>
+              </w:rPr>
+              <w:t xml:space="preserve"> ZõI |</w:t>
             </w:r>
           </w:p>
         </w:tc>
@@ -2847,54 +5051,6 @@
         </w:rPr>
         <w:t>============</w:t>
       </w:r>
-    </w:p>
-    <w:p>
-      <w:pPr>
-        <w:jc w:val="center"/>
-        <w:rPr>
-          <w:b/>
-          <w:bCs/>
-          <w:sz w:val="32"/>
-          <w:szCs w:val="32"/>
-          <w:u w:val="single"/>
-        </w:rPr>
-      </w:pPr>
-    </w:p>
-    <w:p>
-      <w:pPr>
-        <w:jc w:val="center"/>
-        <w:rPr>
-          <w:b/>
-          <w:bCs/>
-          <w:sz w:val="32"/>
-          <w:szCs w:val="32"/>
-          <w:u w:val="single"/>
-        </w:rPr>
-      </w:pPr>
-    </w:p>
-    <w:p>
-      <w:pPr>
-        <w:jc w:val="center"/>
-        <w:rPr>
-          <w:b/>
-          <w:bCs/>
-          <w:sz w:val="32"/>
-          <w:szCs w:val="32"/>
-          <w:u w:val="single"/>
-        </w:rPr>
-      </w:pPr>
-    </w:p>
-    <w:p>
-      <w:pPr>
-        <w:jc w:val="center"/>
-        <w:rPr>
-          <w:b/>
-          <w:bCs/>
-          <w:sz w:val="32"/>
-          <w:szCs w:val="32"/>
-          <w:u w:val="single"/>
-        </w:rPr>
-      </w:pPr>
     </w:p>
     <w:p>
       <w:pPr>
@@ -3871,9 +6027,32 @@
           <w:szCs w:val="32"/>
           <w:u w:val="single"/>
         </w:rPr>
-        <w:lastRenderedPageBreak/>
         <w:t>================</w:t>
       </w:r>
+    </w:p>
+    <w:p>
+      <w:pPr>
+        <w:jc w:val="center"/>
+        <w:rPr>
+          <w:b/>
+          <w:bCs/>
+          <w:sz w:val="32"/>
+          <w:szCs w:val="32"/>
+          <w:u w:val="single"/>
+        </w:rPr>
+      </w:pPr>
+    </w:p>
+    <w:p>
+      <w:pPr>
+        <w:jc w:val="center"/>
+        <w:rPr>
+          <w:b/>
+          <w:bCs/>
+          <w:sz w:val="32"/>
+          <w:szCs w:val="32"/>
+          <w:u w:val="single"/>
+        </w:rPr>
+      </w:pPr>
     </w:p>
     <w:p>
       <w:pPr>
@@ -3894,6 +6073,7 @@
           <w:szCs w:val="32"/>
           <w:u w:val="single"/>
         </w:rPr>
+        <w:lastRenderedPageBreak/>
         <w:t xml:space="preserve">TS </w:t>
       </w:r>
       <w:r>
@@ -5725,7 +7905,6 @@
                 <w:sz w:val="28"/>
                 <w:szCs w:val="32"/>
               </w:rPr>
-              <w:lastRenderedPageBreak/>
               <w:t>T.S.2.</w:t>
             </w:r>
             <w:r>
@@ -6297,6 +8476,7 @@
                 <w:sz w:val="28"/>
                 <w:szCs w:val="32"/>
               </w:rPr>
+              <w:lastRenderedPageBreak/>
               <w:t>T.S.2.</w:t>
             </w:r>
             <w:r>
@@ -8629,7 +10809,6 @@
                 <w:sz w:val="28"/>
                 <w:szCs w:val="32"/>
               </w:rPr>
-              <w:lastRenderedPageBreak/>
               <w:t>T.S.2.</w:t>
             </w:r>
             <w:r>
@@ -9083,6 +11262,7 @@
                 <w:sz w:val="28"/>
                 <w:szCs w:val="32"/>
               </w:rPr>
+              <w:lastRenderedPageBreak/>
               <w:t>T.S.2.</w:t>
             </w:r>
             <w:r>
@@ -10837,7 +13017,6 @@
                 <w:sz w:val="28"/>
                 <w:szCs w:val="32"/>
               </w:rPr>
-              <w:lastRenderedPageBreak/>
               <w:t>None</w:t>
             </w:r>
           </w:p>

--- a/TS-Kramam/TS-2.5/TS 2.5 Malayalam Krama Paatam Corrections.docx
+++ b/TS-Kramam/TS-2.5/TS 2.5 Malayalam Krama Paatam Corrections.docx
@@ -21,7 +21,29 @@
           <w:szCs w:val="32"/>
           <w:u w:val="single"/>
         </w:rPr>
-        <w:t xml:space="preserve">TS Krama Paatam – TS 2.5 Malayalam  Corrections – Observed till </w:t>
+        <w:t xml:space="preserve">TS Krama Paatam – TS 2.5 </w:t>
+      </w:r>
+      <w:proofErr w:type="gramStart"/>
+      <w:r>
+        <w:rPr>
+          <w:b/>
+          <w:bCs/>
+          <w:sz w:val="32"/>
+          <w:szCs w:val="32"/>
+          <w:u w:val="single"/>
+        </w:rPr>
+        <w:t>Malayalam  Corrections</w:t>
+      </w:r>
+      <w:proofErr w:type="gramEnd"/>
+      <w:r>
+        <w:rPr>
+          <w:b/>
+          <w:bCs/>
+          <w:sz w:val="32"/>
+          <w:szCs w:val="32"/>
+          <w:u w:val="single"/>
+        </w:rPr>
+        <w:t xml:space="preserve"> – Observed till </w:t>
       </w:r>
       <w:r>
         <w:rPr>
@@ -2327,15 +2349,15 @@
                 <w:rFonts w:ascii="BRH Malayalam Extra" w:hAnsi="BRH Malayalam Extra" w:cs="BRH Malayalam Extra"/>
                 <w:sz w:val="40"/>
                 <w:szCs w:val="40"/>
-                <w:lang w:val="en-IN"/>
-              </w:rPr>
-            </w:pPr>
-            <w:r>
-              <w:rPr>
-                <w:rFonts w:ascii="BRH Malayalam Extra" w:hAnsi="BRH Malayalam Extra" w:cs="BRH Malayalam Extra"/>
-                <w:sz w:val="40"/>
-                <w:szCs w:val="40"/>
-                <w:lang w:val="en-IN"/>
+                <w:lang w:val="it-IT"/>
+              </w:rPr>
+            </w:pPr>
+            <w:r>
+              <w:rPr>
+                <w:rFonts w:ascii="BRH Malayalam Extra" w:hAnsi="BRH Malayalam Extra" w:cs="BRH Malayalam Extra"/>
+                <w:sz w:val="40"/>
+                <w:szCs w:val="40"/>
+                <w:lang w:val="it-IT"/>
               </w:rPr>
               <w:t>A</w:t>
             </w:r>
@@ -2344,7 +2366,7 @@
                 <w:rFonts w:ascii="BRH Malayalam Extra" w:hAnsi="BRH Malayalam Extra" w:cs="BRH Malayalam Extra"/>
                 <w:sz w:val="33"/>
                 <w:szCs w:val="40"/>
-                <w:lang w:val="en-IN"/>
+                <w:lang w:val="it-IT"/>
               </w:rPr>
               <w:t>–</w:t>
             </w:r>
@@ -2354,7 +2376,7 @@
                 <w:sz w:val="40"/>
                 <w:szCs w:val="40"/>
                 <w:highlight w:val="green"/>
-                <w:lang w:val="en-IN"/>
+                <w:lang w:val="it-IT"/>
               </w:rPr>
               <w:t>r</w:t>
             </w:r>
@@ -2363,7 +2385,7 @@
                 <w:rFonts w:ascii="BRH Malayalam Extra" w:hAnsi="BRH Malayalam Extra" w:cs="BRH Malayalam Extra"/>
                 <w:sz w:val="40"/>
                 <w:szCs w:val="40"/>
-                <w:lang w:val="en-IN"/>
+                <w:lang w:val="it-IT"/>
               </w:rPr>
               <w:t>æxKexm</w:t>
             </w:r>
@@ -2372,16 +2394,16 @@
                 <w:rFonts w:ascii="BRH Malayalam Extra" w:hAnsi="BRH Malayalam Extra" w:cs="BRH Malayalam Extra"/>
                 <w:sz w:val="33"/>
                 <w:szCs w:val="40"/>
-                <w:lang w:val="en-IN"/>
-              </w:rPr>
-              <w:t>–</w:t>
-            </w:r>
-            <w:r>
-              <w:rPr>
-                <w:rFonts w:ascii="BRH Malayalam Extra" w:hAnsi="BRH Malayalam Extra" w:cs="BRH Malayalam Extra"/>
-                <w:sz w:val="40"/>
-                <w:szCs w:val="40"/>
-                <w:lang w:val="en-IN"/>
+                <w:lang w:val="it-IT"/>
+              </w:rPr>
+              <w:t>–</w:t>
+            </w:r>
+            <w:r>
+              <w:rPr>
+                <w:rFonts w:ascii="BRH Malayalam Extra" w:hAnsi="BRH Malayalam Extra" w:cs="BRH Malayalam Extra"/>
+                <w:sz w:val="40"/>
+                <w:szCs w:val="40"/>
+                <w:lang w:val="it-IT"/>
               </w:rPr>
               <w:t>iyZõ</w:t>
             </w:r>
@@ -2390,16 +2412,16 @@
                 <w:rFonts w:ascii="BRH Malayalam Extra" w:hAnsi="BRH Malayalam Extra" w:cs="BRH Malayalam Extra"/>
                 <w:sz w:val="33"/>
                 <w:szCs w:val="40"/>
-                <w:lang w:val="en-IN"/>
-              </w:rPr>
-              <w:t>–</w:t>
-            </w:r>
-            <w:r>
-              <w:rPr>
-                <w:rFonts w:ascii="BRH Malayalam Extra" w:hAnsi="BRH Malayalam Extra" w:cs="BRH Malayalam Extra"/>
-                <w:sz w:val="40"/>
-                <w:szCs w:val="40"/>
-                <w:lang w:val="en-IN"/>
+                <w:lang w:val="it-IT"/>
+              </w:rPr>
+              <w:t>–</w:t>
+            </w:r>
+            <w:r>
+              <w:rPr>
+                <w:rFonts w:ascii="BRH Malayalam Extra" w:hAnsi="BRH Malayalam Extra" w:cs="BRH Malayalam Extra"/>
+                <w:sz w:val="40"/>
+                <w:szCs w:val="40"/>
+                <w:lang w:val="it-IT"/>
               </w:rPr>
               <w:t xml:space="preserve">ræx - </w:t>
             </w:r>
@@ -2541,27 +2563,7 @@
                 <w:szCs w:val="32"/>
                 <w:lang w:bidi="ta-IN"/>
               </w:rPr>
-              <w:t>.</w:t>
-            </w:r>
-            <w:r>
-              <w:rPr>
-                <w:rFonts w:cs="Arial"/>
-                <w:b/>
-                <w:sz w:val="28"/>
-                <w:szCs w:val="32"/>
-                <w:lang w:bidi="ta-IN"/>
-              </w:rPr>
-              <w:t>4</w:t>
-            </w:r>
-            <w:r>
-              <w:rPr>
-                <w:rFonts w:cs="Arial"/>
-                <w:b/>
-                <w:sz w:val="28"/>
-                <w:szCs w:val="32"/>
-                <w:lang w:bidi="ta-IN"/>
-              </w:rPr>
-              <w:t>– Kramam</w:t>
+              <w:t>.4– Kramam</w:t>
             </w:r>
           </w:p>
           <w:p>
@@ -2580,28 +2582,18 @@
                 <w:b/>
                 <w:sz w:val="28"/>
                 <w:szCs w:val="32"/>
-                <w:lang w:val="it-IT" w:bidi="ta-IN"/>
-              </w:rPr>
-            </w:pPr>
-            <w:r>
-              <w:rPr>
-                <w:rFonts w:cs="Arial"/>
-                <w:b/>
-                <w:sz w:val="28"/>
-                <w:szCs w:val="32"/>
-                <w:lang w:val="it-IT" w:bidi="ta-IN"/>
-              </w:rPr>
-              <w:t xml:space="preserve">Krama Vaakyam No. - </w:t>
-            </w:r>
-            <w:r>
-              <w:rPr>
-                <w:rFonts w:cs="Arial"/>
-                <w:b/>
-                <w:sz w:val="28"/>
-                <w:szCs w:val="32"/>
-                <w:lang w:val="it-IT" w:bidi="ta-IN"/>
-              </w:rPr>
-              <w:t>22</w:t>
+                <w:lang w:val="en-IN" w:bidi="ta-IN"/>
+              </w:rPr>
+            </w:pPr>
+            <w:r>
+              <w:rPr>
+                <w:rFonts w:cs="Arial"/>
+                <w:b/>
+                <w:sz w:val="28"/>
+                <w:szCs w:val="32"/>
+                <w:lang w:val="en-IN" w:bidi="ta-IN"/>
+              </w:rPr>
+              <w:t>Krama Vaakyam No. - 22</w:t>
             </w:r>
           </w:p>
           <w:p>
@@ -2675,13 +2667,15 @@
                 <w:rFonts w:ascii="BRH Malayalam Extra" w:hAnsi="BRH Malayalam Extra" w:cs="BRH Malayalam Extra"/>
                 <w:sz w:val="40"/>
                 <w:szCs w:val="40"/>
-              </w:rPr>
-            </w:pPr>
-            <w:r>
-              <w:rPr>
-                <w:rFonts w:ascii="BRH Malayalam Extra" w:hAnsi="BRH Malayalam Extra" w:cs="BRH Malayalam Extra"/>
-                <w:sz w:val="40"/>
-                <w:szCs w:val="40"/>
+                <w:lang w:val="it-IT"/>
+              </w:rPr>
+            </w:pPr>
+            <w:r>
+              <w:rPr>
+                <w:rFonts w:ascii="BRH Malayalam Extra" w:hAnsi="BRH Malayalam Extra" w:cs="BRH Malayalam Extra"/>
+                <w:sz w:val="40"/>
+                <w:szCs w:val="40"/>
+                <w:lang w:val="it-IT"/>
               </w:rPr>
               <w:t>e</w:t>
             </w:r>
@@ -2690,14 +2684,16 @@
                 <w:rFonts w:ascii="BRH Malayalam Extra" w:hAnsi="BRH Malayalam Extra" w:cs="BRH Malayalam Extra"/>
                 <w:sz w:val="33"/>
                 <w:szCs w:val="40"/>
-              </w:rPr>
-              <w:t>–</w:t>
-            </w:r>
-            <w:r>
-              <w:rPr>
-                <w:rFonts w:ascii="BRH Malayalam Extra" w:hAnsi="BRH Malayalam Extra" w:cs="BRH Malayalam Extra"/>
-                <w:sz w:val="40"/>
-                <w:szCs w:val="40"/>
+                <w:lang w:val="it-IT"/>
+              </w:rPr>
+              <w:t>–</w:t>
+            </w:r>
+            <w:r>
+              <w:rPr>
+                <w:rFonts w:ascii="BRH Malayalam Extra" w:hAnsi="BRH Malayalam Extra" w:cs="BRH Malayalam Extra"/>
+                <w:sz w:val="40"/>
+                <w:szCs w:val="40"/>
+                <w:lang w:val="it-IT"/>
               </w:rPr>
               <w:t>Òx¶</w:t>
             </w:r>
@@ -2706,6 +2702,7 @@
                 <w:rFonts w:ascii="BRH Malayalam Extra" w:hAnsi="BRH Malayalam Extra" w:cs="BRH Malayalam Extra"/>
                 <w:sz w:val="33"/>
                 <w:szCs w:val="40"/>
+                <w:lang w:val="it-IT"/>
               </w:rPr>
               <w:t>–</w:t>
             </w:r>
@@ -2715,6 +2712,7 @@
                 <w:sz w:val="40"/>
                 <w:szCs w:val="40"/>
                 <w:highlight w:val="yellow"/>
+                <w:lang w:val="it-IT"/>
               </w:rPr>
               <w:t>É</w:t>
             </w:r>
@@ -2723,6 +2721,7 @@
                 <w:rFonts w:ascii="BRH Malayalam Extra" w:hAnsi="BRH Malayalam Extra" w:cs="BRH Malayalam Extra"/>
                 <w:sz w:val="40"/>
                 <w:szCs w:val="40"/>
+                <w:lang w:val="it-IT"/>
               </w:rPr>
               <w:t>ix˜J | P</w:t>
             </w:r>
@@ -2731,14 +2730,16 @@
                 <w:rFonts w:ascii="BRH Malayalam Extra" w:hAnsi="BRH Malayalam Extra" w:cs="BRH Malayalam Extra"/>
                 <w:sz w:val="33"/>
                 <w:szCs w:val="40"/>
-              </w:rPr>
-              <w:t>–</w:t>
-            </w:r>
-            <w:r>
-              <w:rPr>
-                <w:rFonts w:ascii="BRH Malayalam Extra" w:hAnsi="BRH Malayalam Extra" w:cs="BRH Malayalam Extra"/>
-                <w:sz w:val="40"/>
-                <w:szCs w:val="40"/>
+                <w:lang w:val="it-IT"/>
+              </w:rPr>
+              <w:t>–</w:t>
+            </w:r>
+            <w:r>
+              <w:rPr>
+                <w:rFonts w:ascii="BRH Malayalam Extra" w:hAnsi="BRH Malayalam Extra" w:cs="BRH Malayalam Extra"/>
+                <w:sz w:val="40"/>
+                <w:szCs w:val="40"/>
+                <w:lang w:val="it-IT"/>
               </w:rPr>
               <w:t>öÉix— A</w:t>
             </w:r>
@@ -2747,14 +2748,16 @@
                 <w:rFonts w:ascii="BRH Malayalam Extra" w:hAnsi="BRH Malayalam Extra" w:cs="BRH Malayalam Extra"/>
                 <w:sz w:val="33"/>
                 <w:szCs w:val="40"/>
-              </w:rPr>
-              <w:t>–</w:t>
-            </w:r>
-            <w:r>
-              <w:rPr>
-                <w:rFonts w:ascii="BRH Malayalam Extra" w:hAnsi="BRH Malayalam Extra" w:cs="BRH Malayalam Extra"/>
-                <w:sz w:val="40"/>
-                <w:szCs w:val="40"/>
+                <w:lang w:val="it-IT"/>
+              </w:rPr>
+              <w:t>–</w:t>
+            </w:r>
+            <w:r>
+              <w:rPr>
+                <w:rFonts w:ascii="BRH Malayalam Extra" w:hAnsi="BRH Malayalam Extra" w:cs="BRH Malayalam Extra"/>
+                <w:sz w:val="40"/>
+                <w:szCs w:val="40"/>
+                <w:lang w:val="it-IT"/>
               </w:rPr>
               <w:t>hy |</w:t>
             </w:r>
@@ -2781,13 +2784,15 @@
                 <w:rFonts w:ascii="BRH Malayalam Extra" w:hAnsi="BRH Malayalam Extra" w:cs="BRH Malayalam Extra"/>
                 <w:sz w:val="40"/>
                 <w:szCs w:val="40"/>
-              </w:rPr>
-            </w:pPr>
-            <w:r>
-              <w:rPr>
-                <w:rFonts w:ascii="BRH Malayalam Extra" w:hAnsi="BRH Malayalam Extra" w:cs="BRH Malayalam Extra"/>
-                <w:sz w:val="40"/>
-                <w:szCs w:val="40"/>
+                <w:lang w:val="it-IT"/>
+              </w:rPr>
+            </w:pPr>
+            <w:r>
+              <w:rPr>
+                <w:rFonts w:ascii="BRH Malayalam Extra" w:hAnsi="BRH Malayalam Extra" w:cs="BRH Malayalam Extra"/>
+                <w:sz w:val="40"/>
+                <w:szCs w:val="40"/>
+                <w:lang w:val="it-IT"/>
               </w:rPr>
               <w:t>e</w:t>
             </w:r>
@@ -2796,14 +2801,16 @@
                 <w:rFonts w:ascii="BRH Malayalam Extra" w:hAnsi="BRH Malayalam Extra" w:cs="BRH Malayalam Extra"/>
                 <w:sz w:val="33"/>
                 <w:szCs w:val="40"/>
-              </w:rPr>
-              <w:t>–</w:t>
-            </w:r>
-            <w:r>
-              <w:rPr>
-                <w:rFonts w:ascii="BRH Malayalam Extra" w:hAnsi="BRH Malayalam Extra" w:cs="BRH Malayalam Extra"/>
-                <w:sz w:val="40"/>
-                <w:szCs w:val="40"/>
+                <w:lang w:val="it-IT"/>
+              </w:rPr>
+              <w:t>–</w:t>
+            </w:r>
+            <w:r>
+              <w:rPr>
+                <w:rFonts w:ascii="BRH Malayalam Extra" w:hAnsi="BRH Malayalam Extra" w:cs="BRH Malayalam Extra"/>
+                <w:sz w:val="40"/>
+                <w:szCs w:val="40"/>
+                <w:lang w:val="it-IT"/>
               </w:rPr>
               <w:t>Òx¶</w:t>
             </w:r>
@@ -2812,6 +2819,7 @@
                 <w:rFonts w:ascii="BRH Malayalam Extra" w:hAnsi="BRH Malayalam Extra" w:cs="BRH Malayalam Extra"/>
                 <w:sz w:val="33"/>
                 <w:szCs w:val="40"/>
+                <w:lang w:val="it-IT"/>
               </w:rPr>
               <w:t>––</w:t>
             </w:r>
@@ -2821,6 +2829,7 @@
                 <w:sz w:val="40"/>
                 <w:szCs w:val="40"/>
                 <w:highlight w:val="green"/>
+                <w:lang w:val="it-IT"/>
               </w:rPr>
               <w:t>ö</w:t>
             </w:r>
@@ -2829,6 +2838,7 @@
                 <w:rFonts w:ascii="BRH Malayalam Extra" w:hAnsi="BRH Malayalam Extra" w:cs="BRH Malayalam Extra"/>
                 <w:sz w:val="40"/>
                 <w:szCs w:val="40"/>
+                <w:lang w:val="it-IT"/>
               </w:rPr>
               <w:t>Éix˜J | P</w:t>
             </w:r>
@@ -2837,14 +2847,16 @@
                 <w:rFonts w:ascii="BRH Malayalam Extra" w:hAnsi="BRH Malayalam Extra" w:cs="BRH Malayalam Extra"/>
                 <w:sz w:val="33"/>
                 <w:szCs w:val="40"/>
-              </w:rPr>
-              <w:t>–</w:t>
-            </w:r>
-            <w:r>
-              <w:rPr>
-                <w:rFonts w:ascii="BRH Malayalam Extra" w:hAnsi="BRH Malayalam Extra" w:cs="BRH Malayalam Extra"/>
-                <w:sz w:val="40"/>
-                <w:szCs w:val="40"/>
+                <w:lang w:val="it-IT"/>
+              </w:rPr>
+              <w:t>–</w:t>
+            </w:r>
+            <w:r>
+              <w:rPr>
+                <w:rFonts w:ascii="BRH Malayalam Extra" w:hAnsi="BRH Malayalam Extra" w:cs="BRH Malayalam Extra"/>
+                <w:sz w:val="40"/>
+                <w:szCs w:val="40"/>
+                <w:lang w:val="it-IT"/>
               </w:rPr>
               <w:t>öÉix— A</w:t>
             </w:r>
@@ -2853,14 +2865,16 @@
                 <w:rFonts w:ascii="BRH Malayalam Extra" w:hAnsi="BRH Malayalam Extra" w:cs="BRH Malayalam Extra"/>
                 <w:sz w:val="33"/>
                 <w:szCs w:val="40"/>
-              </w:rPr>
-              <w:t>–</w:t>
-            </w:r>
-            <w:r>
-              <w:rPr>
-                <w:rFonts w:ascii="BRH Malayalam Extra" w:hAnsi="BRH Malayalam Extra" w:cs="BRH Malayalam Extra"/>
-                <w:sz w:val="40"/>
-                <w:szCs w:val="40"/>
+                <w:lang w:val="it-IT"/>
+              </w:rPr>
+              <w:t>–</w:t>
+            </w:r>
+            <w:r>
+              <w:rPr>
+                <w:rFonts w:ascii="BRH Malayalam Extra" w:hAnsi="BRH Malayalam Extra" w:cs="BRH Malayalam Extra"/>
+                <w:sz w:val="40"/>
+                <w:szCs w:val="40"/>
+                <w:lang w:val="it-IT"/>
               </w:rPr>
               <w:t>hy |</w:t>
             </w:r>
@@ -3388,13 +3402,23 @@
               </w:rPr>
               <w:t>–</w:t>
             </w:r>
-            <w:r>
-              <w:rPr>
-                <w:rFonts w:ascii="BRH Malayalam Extra" w:hAnsi="BRH Malayalam Extra" w:cs="BRH Malayalam Extra"/>
-                <w:sz w:val="40"/>
-                <w:szCs w:val="40"/>
-              </w:rPr>
-              <w:t>ª.r—jJ |</w:t>
+            <w:proofErr w:type="gramStart"/>
+            <w:r>
+              <w:rPr>
+                <w:rFonts w:ascii="BRH Malayalam Extra" w:hAnsi="BRH Malayalam Extra" w:cs="BRH Malayalam Extra"/>
+                <w:sz w:val="40"/>
+                <w:szCs w:val="40"/>
+              </w:rPr>
+              <w:t>ª.r</w:t>
+            </w:r>
+            <w:proofErr w:type="gramEnd"/>
+            <w:r>
+              <w:rPr>
+                <w:rFonts w:ascii="BRH Malayalam Extra" w:hAnsi="BRH Malayalam Extra" w:cs="BRH Malayalam Extra"/>
+                <w:sz w:val="40"/>
+                <w:szCs w:val="40"/>
+              </w:rPr>
+              <w:t>—jJ |</w:t>
             </w:r>
           </w:p>
         </w:tc>
@@ -3437,6 +3461,7 @@
               </w:rPr>
               <w:t>–</w:t>
             </w:r>
+            <w:proofErr w:type="gramStart"/>
             <w:r>
               <w:rPr>
                 <w:rFonts w:ascii="BRH Malayalam Extra" w:hAnsi="BRH Malayalam Extra" w:cs="BRH Malayalam Extra"/>
@@ -3452,7 +3477,16 @@
                 <w:sz w:val="40"/>
                 <w:szCs w:val="40"/>
               </w:rPr>
-              <w:t>ª.r—jJ |</w:t>
+              <w:t>ª.r</w:t>
+            </w:r>
+            <w:proofErr w:type="gramEnd"/>
+            <w:r>
+              <w:rPr>
+                <w:rFonts w:ascii="BRH Malayalam Extra" w:hAnsi="BRH Malayalam Extra" w:cs="BRH Malayalam Extra"/>
+                <w:sz w:val="40"/>
+                <w:szCs w:val="40"/>
+              </w:rPr>
+              <w:t>—jJ |</w:t>
             </w:r>
           </w:p>
         </w:tc>
@@ -3885,6 +3919,402 @@
                 <w:b/>
                 <w:sz w:val="28"/>
                 <w:szCs w:val="32"/>
+                <w:lang w:val="it-IT" w:bidi="ta-IN"/>
+              </w:rPr>
+            </w:pPr>
+            <w:r>
+              <w:rPr>
+                <w:rFonts w:cs="Arial"/>
+                <w:b/>
+                <w:sz w:val="28"/>
+                <w:szCs w:val="32"/>
+                <w:lang w:val="it-IT" w:bidi="ta-IN"/>
+              </w:rPr>
+              <w:t>T.S.2.5.11.</w:t>
+            </w:r>
+            <w:r>
+              <w:rPr>
+                <w:rFonts w:cs="Arial"/>
+                <w:b/>
+                <w:sz w:val="28"/>
+                <w:szCs w:val="32"/>
+                <w:lang w:val="it-IT" w:bidi="ta-IN"/>
+              </w:rPr>
+              <w:t>5</w:t>
+            </w:r>
+            <w:r>
+              <w:rPr>
+                <w:rFonts w:cs="Arial"/>
+                <w:b/>
+                <w:sz w:val="28"/>
+                <w:szCs w:val="32"/>
+                <w:lang w:val="it-IT" w:bidi="ta-IN"/>
+              </w:rPr>
+              <w:t xml:space="preserve"> Kramam</w:t>
+            </w:r>
+          </w:p>
+          <w:p>
+            <w:pPr>
+              <w:widowControl w:val="0"/>
+              <w:tabs>
+                <w:tab w:val="left" w:pos="993"/>
+              </w:tabs>
+              <w:autoSpaceDE w:val="0"/>
+              <w:autoSpaceDN w:val="0"/>
+              <w:adjustRightInd w:val="0"/>
+              <w:spacing w:before="0" w:line="240" w:lineRule="auto"/>
+              <w:ind w:right="297"/>
+              <w:rPr>
+                <w:rFonts w:cs="Arial"/>
+                <w:b/>
+                <w:szCs w:val="28"/>
+                <w:lang w:val="it-IT" w:bidi="ta-IN"/>
+              </w:rPr>
+            </w:pPr>
+            <w:r>
+              <w:rPr>
+                <w:rFonts w:cs="Arial"/>
+                <w:b/>
+                <w:szCs w:val="28"/>
+                <w:lang w:val="it-IT" w:bidi="ta-IN"/>
+              </w:rPr>
+              <w:t xml:space="preserve">Krama Vaakyam No. – </w:t>
+            </w:r>
+            <w:r>
+              <w:rPr>
+                <w:rFonts w:cs="Arial"/>
+                <w:b/>
+                <w:szCs w:val="28"/>
+                <w:lang w:val="it-IT" w:bidi="ta-IN"/>
+              </w:rPr>
+              <w:t>13</w:t>
+            </w:r>
+            <w:r>
+              <w:rPr>
+                <w:rFonts w:cs="Arial"/>
+                <w:b/>
+                <w:szCs w:val="28"/>
+                <w:lang w:val="it-IT" w:bidi="ta-IN"/>
+              </w:rPr>
+              <w:t>,14</w:t>
+            </w:r>
+          </w:p>
+          <w:p>
+            <w:pPr>
+              <w:widowControl w:val="0"/>
+              <w:tabs>
+                <w:tab w:val="left" w:pos="993"/>
+              </w:tabs>
+              <w:autoSpaceDE w:val="0"/>
+              <w:autoSpaceDN w:val="0"/>
+              <w:adjustRightInd w:val="0"/>
+              <w:spacing w:before="0" w:line="240" w:lineRule="auto"/>
+              <w:ind w:right="297"/>
+              <w:rPr>
+                <w:rFonts w:cs="Arial"/>
+                <w:b/>
+                <w:sz w:val="28"/>
+                <w:szCs w:val="32"/>
+                <w:lang w:val="it-IT" w:bidi="ta-IN"/>
+              </w:rPr>
+            </w:pPr>
+            <w:r>
+              <w:rPr>
+                <w:rFonts w:cs="Arial"/>
+                <w:b/>
+                <w:sz w:val="28"/>
+                <w:szCs w:val="32"/>
+                <w:lang w:val="it-IT" w:bidi="ta-IN"/>
+              </w:rPr>
+              <w:t>Panchaati No</w:t>
+            </w:r>
+            <w:r>
+              <w:rPr>
+                <w:rFonts w:cs="Arial"/>
+                <w:b/>
+                <w:szCs w:val="32"/>
+                <w:lang w:val="it-IT" w:bidi="ta-IN"/>
+              </w:rPr>
+              <w:t>. -</w:t>
+            </w:r>
+            <w:r>
+              <w:rPr>
+                <w:rFonts w:cs="Arial"/>
+                <w:b/>
+                <w:sz w:val="28"/>
+                <w:szCs w:val="28"/>
+                <w:lang w:val="it-IT" w:bidi="ta-IN"/>
+              </w:rPr>
+              <w:t xml:space="preserve"> 6</w:t>
+            </w:r>
+            <w:r>
+              <w:rPr>
+                <w:rFonts w:cs="Arial"/>
+                <w:b/>
+                <w:sz w:val="28"/>
+                <w:szCs w:val="28"/>
+                <w:lang w:val="it-IT" w:bidi="ta-IN"/>
+              </w:rPr>
+              <w:t>5</w:t>
+            </w:r>
+          </w:p>
+        </w:tc>
+        <w:tc>
+          <w:tcPr>
+            <w:tcW w:w="5132" w:type="dxa"/>
+            <w:tcBorders>
+              <w:top w:val="single" w:sz="4" w:space="0" w:color="000000"/>
+              <w:left w:val="single" w:sz="4" w:space="0" w:color="000000"/>
+              <w:bottom w:val="single" w:sz="4" w:space="0" w:color="000000"/>
+              <w:right w:val="single" w:sz="4" w:space="0" w:color="000000"/>
+            </w:tcBorders>
+          </w:tcPr>
+          <w:p>
+            <w:pPr>
+              <w:widowControl w:val="0"/>
+              <w:autoSpaceDE w:val="0"/>
+              <w:autoSpaceDN w:val="0"/>
+              <w:adjustRightInd w:val="0"/>
+              <w:spacing w:before="0" w:line="240" w:lineRule="auto"/>
+              <w:rPr>
+                <w:rFonts w:ascii="BRH Malayalam Extra" w:hAnsi="BRH Malayalam Extra" w:cs="BRH Malayalam Extra"/>
+                <w:sz w:val="40"/>
+                <w:szCs w:val="40"/>
+              </w:rPr>
+            </w:pPr>
+            <w:r>
+              <w:rPr>
+                <w:rFonts w:ascii="BRH Malayalam Extra" w:hAnsi="BRH Malayalam Extra" w:cs="BRH Malayalam Extra"/>
+                <w:color w:val="000000"/>
+                <w:sz w:val="40"/>
+                <w:szCs w:val="40"/>
+              </w:rPr>
+              <w:t>px</w:t>
+            </w:r>
+            <w:r>
+              <w:rPr>
+                <w:rFonts w:ascii="BRH Malayalam Extra" w:hAnsi="BRH Malayalam Extra" w:cs="BRH Malayalam Extra"/>
+                <w:color w:val="000000"/>
+                <w:sz w:val="33"/>
+                <w:szCs w:val="40"/>
+              </w:rPr>
+              <w:t>–</w:t>
+            </w:r>
+            <w:r>
+              <w:rPr>
+                <w:rFonts w:ascii="BRH Malayalam Extra" w:hAnsi="BRH Malayalam Extra" w:cs="BRH Malayalam Extra"/>
+                <w:color w:val="000000"/>
+                <w:sz w:val="40"/>
+                <w:szCs w:val="40"/>
+              </w:rPr>
+              <w:t xml:space="preserve">Px </w:t>
+            </w:r>
+            <w:r>
+              <w:rPr>
+                <w:rFonts w:ascii="BRH Malayalam Extra" w:hAnsi="BRH Malayalam Extra" w:cs="BRH Malayalam Extra"/>
+                <w:color w:val="000000"/>
+                <w:sz w:val="40"/>
+                <w:szCs w:val="40"/>
+                <w:highlight w:val="yellow"/>
+              </w:rPr>
+              <w:t>p—b</w:t>
+            </w:r>
+            <w:r>
+              <w:rPr>
+                <w:rFonts w:ascii="BRH Malayalam Extra" w:hAnsi="BRH Malayalam Extra" w:cs="BRH Malayalam Extra"/>
+                <w:color w:val="000000"/>
+                <w:sz w:val="40"/>
+                <w:szCs w:val="40"/>
+              </w:rPr>
+              <w:t xml:space="preserve">Zy | </w:t>
+            </w:r>
+            <w:r>
+              <w:rPr>
+                <w:rFonts w:ascii="BRH Malayalam Extra" w:hAnsi="BRH Malayalam Extra" w:cs="BRH Malayalam Extra"/>
+                <w:color w:val="000000"/>
+                <w:sz w:val="40"/>
+                <w:szCs w:val="40"/>
+                <w:highlight w:val="yellow"/>
+              </w:rPr>
+              <w:t>p</w:t>
+            </w:r>
+            <w:r>
+              <w:rPr>
+                <w:rFonts w:ascii="BRH Malayalam Extra" w:hAnsi="BRH Malayalam Extra" w:cs="BRH Malayalam Extra"/>
+                <w:color w:val="000000"/>
+                <w:sz w:val="33"/>
+                <w:szCs w:val="40"/>
+              </w:rPr>
+              <w:t>–</w:t>
+            </w:r>
+            <w:r>
+              <w:rPr>
+                <w:rFonts w:ascii="BRH Malayalam Extra" w:hAnsi="BRH Malayalam Extra" w:cs="BRH Malayalam Extra"/>
+                <w:color w:val="000000"/>
+                <w:sz w:val="40"/>
+                <w:szCs w:val="40"/>
+              </w:rPr>
+              <w:t>b</w:t>
+            </w:r>
+            <w:r>
+              <w:rPr>
+                <w:rFonts w:ascii="BRH Malayalam Extra" w:hAnsi="BRH Malayalam Extra" w:cs="BRH Malayalam Extra"/>
+                <w:color w:val="000000"/>
+                <w:sz w:val="33"/>
+                <w:szCs w:val="40"/>
+              </w:rPr>
+              <w:t>–</w:t>
+            </w:r>
+            <w:r>
+              <w:rPr>
+                <w:rFonts w:ascii="BRH Malayalam Extra" w:hAnsi="BRH Malayalam Extra" w:cs="BRH Malayalam Extra"/>
+                <w:color w:val="000000"/>
+                <w:sz w:val="40"/>
+                <w:szCs w:val="40"/>
+              </w:rPr>
+              <w:t>ZzZy— |</w:t>
+            </w:r>
+          </w:p>
+        </w:tc>
+        <w:tc>
+          <w:tcPr>
+            <w:tcW w:w="5528" w:type="dxa"/>
+            <w:tcBorders>
+              <w:top w:val="single" w:sz="4" w:space="0" w:color="000000"/>
+              <w:left w:val="single" w:sz="4" w:space="0" w:color="000000"/>
+              <w:bottom w:val="single" w:sz="4" w:space="0" w:color="000000"/>
+              <w:right w:val="single" w:sz="4" w:space="0" w:color="000000"/>
+            </w:tcBorders>
+          </w:tcPr>
+          <w:p>
+            <w:pPr>
+              <w:widowControl w:val="0"/>
+              <w:autoSpaceDE w:val="0"/>
+              <w:autoSpaceDN w:val="0"/>
+              <w:adjustRightInd w:val="0"/>
+              <w:spacing w:before="0" w:line="240" w:lineRule="auto"/>
+              <w:rPr>
+                <w:rFonts w:ascii="BRH Malayalam Extra" w:hAnsi="BRH Malayalam Extra" w:cs="BRH Malayalam Extra"/>
+                <w:sz w:val="40"/>
+                <w:szCs w:val="40"/>
+              </w:rPr>
+            </w:pPr>
+            <w:r>
+              <w:rPr>
+                <w:rFonts w:ascii="BRH Malayalam Extra" w:hAnsi="BRH Malayalam Extra" w:cs="BRH Malayalam Extra"/>
+                <w:color w:val="000000"/>
+                <w:sz w:val="40"/>
+                <w:szCs w:val="40"/>
+              </w:rPr>
+              <w:t>px</w:t>
+            </w:r>
+            <w:r>
+              <w:rPr>
+                <w:rFonts w:ascii="BRH Malayalam Extra" w:hAnsi="BRH Malayalam Extra" w:cs="BRH Malayalam Extra"/>
+                <w:color w:val="000000"/>
+                <w:sz w:val="33"/>
+                <w:szCs w:val="40"/>
+              </w:rPr>
+              <w:t>–</w:t>
+            </w:r>
+            <w:r>
+              <w:rPr>
+                <w:rFonts w:ascii="BRH Malayalam Extra" w:hAnsi="BRH Malayalam Extra" w:cs="BRH Malayalam Extra"/>
+                <w:color w:val="000000"/>
+                <w:sz w:val="40"/>
+                <w:szCs w:val="40"/>
+              </w:rPr>
+              <w:t xml:space="preserve">Px </w:t>
+            </w:r>
+            <w:r>
+              <w:rPr>
+                <w:rFonts w:ascii="BRH Malayalam Extra" w:hAnsi="BRH Malayalam Extra" w:cs="BRH Malayalam Extra"/>
+                <w:color w:val="000000"/>
+                <w:sz w:val="40"/>
+                <w:szCs w:val="40"/>
+                <w:highlight w:val="green"/>
+              </w:rPr>
+              <w:t>pb—</w:t>
+            </w:r>
+            <w:r>
+              <w:rPr>
+                <w:rFonts w:ascii="BRH Malayalam Extra" w:hAnsi="BRH Malayalam Extra" w:cs="BRH Malayalam Extra"/>
+                <w:color w:val="000000"/>
+                <w:sz w:val="40"/>
+                <w:szCs w:val="40"/>
+              </w:rPr>
+              <w:t xml:space="preserve">Zy | </w:t>
+            </w:r>
+            <w:r>
+              <w:rPr>
+                <w:rFonts w:ascii="BRH Malayalam Extra" w:hAnsi="BRH Malayalam Extra" w:cs="BRH Malayalam Extra"/>
+                <w:color w:val="000000"/>
+                <w:sz w:val="40"/>
+                <w:szCs w:val="40"/>
+                <w:highlight w:val="green"/>
+              </w:rPr>
+              <w:t>p</w:t>
+            </w:r>
+            <w:r>
+              <w:rPr>
+                <w:rFonts w:ascii="BRH Malayalam Extra" w:hAnsi="BRH Malayalam Extra" w:cs="BRH Malayalam Extra"/>
+                <w:color w:val="000000"/>
+                <w:sz w:val="40"/>
+                <w:szCs w:val="40"/>
+              </w:rPr>
+              <w:t>b</w:t>
+            </w:r>
+            <w:r>
+              <w:rPr>
+                <w:rFonts w:ascii="BRH Malayalam Extra" w:hAnsi="BRH Malayalam Extra" w:cs="BRH Malayalam Extra"/>
+                <w:color w:val="000000"/>
+                <w:sz w:val="33"/>
+                <w:szCs w:val="40"/>
+              </w:rPr>
+              <w:t>–</w:t>
+            </w:r>
+            <w:r>
+              <w:rPr>
+                <w:rFonts w:ascii="BRH Malayalam Extra" w:hAnsi="BRH Malayalam Extra" w:cs="BRH Malayalam Extra"/>
+                <w:color w:val="000000"/>
+                <w:sz w:val="40"/>
+                <w:szCs w:val="40"/>
+              </w:rPr>
+              <w:t>ZzZy— |</w:t>
+            </w:r>
+          </w:p>
+        </w:tc>
+      </w:tr>
+      <w:tr>
+        <w:trPr>
+          <w:trHeight w:val="980"/>
+        </w:trPr>
+        <w:tc>
+          <w:tcPr>
+            <w:tcW w:w="3877" w:type="dxa"/>
+            <w:tcBorders>
+              <w:top w:val="single" w:sz="4" w:space="0" w:color="000000"/>
+              <w:left w:val="single" w:sz="4" w:space="0" w:color="000000"/>
+              <w:bottom w:val="single" w:sz="4" w:space="0" w:color="000000"/>
+              <w:right w:val="single" w:sz="4" w:space="0" w:color="000000"/>
+            </w:tcBorders>
+          </w:tcPr>
+          <w:p>
+            <w:pPr>
+              <w:widowControl w:val="0"/>
+              <w:tabs>
+                <w:tab w:val="left" w:pos="993"/>
+              </w:tabs>
+              <w:autoSpaceDE w:val="0"/>
+              <w:autoSpaceDN w:val="0"/>
+              <w:adjustRightInd w:val="0"/>
+              <w:spacing w:before="0" w:line="240" w:lineRule="auto"/>
+              <w:ind w:right="297"/>
+              <w:rPr>
+                <w:rFonts w:cs="Arial"/>
+                <w:b/>
+                <w:sz w:val="28"/>
+                <w:szCs w:val="32"/>
                 <w:lang w:bidi="ta-IN"/>
               </w:rPr>
             </w:pPr>
@@ -4164,6 +4594,7 @@
                 <w:szCs w:val="32"/>
                 <w:lang w:bidi="ta-IN"/>
               </w:rPr>
+              <w:lastRenderedPageBreak/>
               <w:t>T.S.2.5.11.9 Kramam</w:t>
             </w:r>
           </w:p>
@@ -4469,7 +4900,6 @@
                 <w:szCs w:val="32"/>
                 <w:lang w:bidi="ta-IN"/>
               </w:rPr>
-              <w:lastRenderedPageBreak/>
               <w:t>T.S.2.5.11.9 Kramam</w:t>
             </w:r>
           </w:p>
@@ -6073,7 +6503,6 @@
           <w:szCs w:val="32"/>
           <w:u w:val="single"/>
         </w:rPr>
-        <w:lastRenderedPageBreak/>
         <w:t xml:space="preserve">TS </w:t>
       </w:r>
       <w:r>
@@ -7905,6 +8334,7 @@
                 <w:sz w:val="28"/>
                 <w:szCs w:val="32"/>
               </w:rPr>
+              <w:lastRenderedPageBreak/>
               <w:t>T.S.2.</w:t>
             </w:r>
             <w:r>
@@ -8476,7 +8906,6 @@
                 <w:sz w:val="28"/>
                 <w:szCs w:val="32"/>
               </w:rPr>
-              <w:lastRenderedPageBreak/>
               <w:t>T.S.2.</w:t>
             </w:r>
             <w:r>
@@ -10809,6 +11238,7 @@
                 <w:sz w:val="28"/>
                 <w:szCs w:val="32"/>
               </w:rPr>
+              <w:lastRenderedPageBreak/>
               <w:t>T.S.2.</w:t>
             </w:r>
             <w:r>
@@ -11262,7 +11692,6 @@
                 <w:sz w:val="28"/>
                 <w:szCs w:val="32"/>
               </w:rPr>
-              <w:lastRenderedPageBreak/>
               <w:t>T.S.2.</w:t>
             </w:r>
             <w:r>
@@ -12785,7 +13214,16 @@
           <w:bCs/>
           <w:sz w:val="32"/>
         </w:rPr>
-        <w:t>replaced with</w:t>
+        <w:t xml:space="preserve">replaced </w:t>
+      </w:r>
+      <w:proofErr w:type="gramStart"/>
+      <w:r>
+        <w:rPr>
+          <w:b/>
+          <w:bCs/>
+          <w:sz w:val="32"/>
+        </w:rPr>
+        <w:t>with</w:t>
       </w:r>
       <w:r>
         <w:rPr>
@@ -12805,7 +13243,29 @@
           <w:szCs w:val="40"/>
           <w:lang w:val="en-IN" w:eastAsia="en-IN"/>
         </w:rPr>
-        <w:t xml:space="preserve">"q§T"  </w:t>
+        <w:t>"</w:t>
+      </w:r>
+      <w:proofErr w:type="gramEnd"/>
+      <w:r>
+        <w:rPr>
+          <w:rFonts w:ascii="BRH Malayalam" w:hAnsi="BRH Malayalam" w:cs="BRH Malayalam"/>
+          <w:color w:val="000000"/>
+          <w:sz w:val="40"/>
+          <w:szCs w:val="40"/>
+          <w:lang w:val="en-IN" w:eastAsia="en-IN"/>
+        </w:rPr>
+        <w:t>q§T</w:t>
+      </w:r>
+      <w:proofErr w:type="gramStart"/>
+      <w:r>
+        <w:rPr>
+          <w:rFonts w:ascii="BRH Malayalam" w:hAnsi="BRH Malayalam" w:cs="BRH Malayalam"/>
+          <w:color w:val="000000"/>
+          <w:sz w:val="40"/>
+          <w:szCs w:val="40"/>
+          <w:lang w:val="en-IN" w:eastAsia="en-IN"/>
+        </w:rPr>
+        <w:t xml:space="preserve">"  </w:t>
       </w:r>
       <w:r>
         <w:rPr>
@@ -12813,7 +13273,16 @@
           <w:bCs/>
           <w:sz w:val="32"/>
         </w:rPr>
-        <w:t>wherever applicable</w:t>
+        <w:t>wherever</w:t>
+      </w:r>
+      <w:proofErr w:type="gramEnd"/>
+      <w:r>
+        <w:rPr>
+          <w:b/>
+          <w:bCs/>
+          <w:sz w:val="32"/>
+        </w:rPr>
+        <w:t xml:space="preserve"> applicable</w:t>
       </w:r>
     </w:p>
     <w:p>
@@ -13017,6 +13486,7 @@
                 <w:sz w:val="28"/>
                 <w:szCs w:val="32"/>
               </w:rPr>
+              <w:lastRenderedPageBreak/>
               <w:t>None</w:t>
             </w:r>
           </w:p>

--- a/TS-Kramam/TS-2.5/TS 2.5 Malayalam Krama Paatam Corrections.docx
+++ b/TS-Kramam/TS-2.5/TS 2.5 Malayalam Krama Paatam Corrections.docx
@@ -2,6 +2,4463 @@
 <file path=word/document.xml><?xml version="1.0" encoding="utf-8"?>
 <w:document xmlns:wpc="http://schemas.microsoft.com/office/word/2010/wordprocessingCanvas" xmlns:cx="http://schemas.microsoft.com/office/drawing/2014/chartex" xmlns:cx1="http://schemas.microsoft.com/office/drawing/2015/9/8/chartex" xmlns:cx2="http://schemas.microsoft.com/office/drawing/2015/10/21/chartex" xmlns:cx3="http://schemas.microsoft.com/office/drawing/2016/5/9/chartex" xmlns:cx4="http://schemas.microsoft.com/office/drawing/2016/5/10/chartex" xmlns:cx5="http://schemas.microsoft.com/office/drawing/2016/5/11/chartex" xmlns:cx6="http://schemas.microsoft.com/office/drawing/2016/5/12/chartex" xmlns:cx7="http://schemas.microsoft.com/office/drawing/2016/5/13/chartex" xmlns:cx8="http://schemas.microsoft.com/office/drawing/2016/5/14/chartex" xmlns:mc="http://schemas.openxmlformats.org/markup-compatibility/2006" xmlns:aink="http://schemas.microsoft.com/office/drawing/2016/ink" xmlns:am3d="http://schemas.microsoft.com/office/drawing/2017/model3d" xmlns:o="urn:schemas-microsoft-com:office:office" xmlns:oel="http://schemas.microsoft.com/office/2019/extlst" xmlns:r="http://schemas.openxmlformats.org/officeDocument/2006/relationships" xmlns:m="http://schemas.openxmlformats.org/officeDocument/2006/math" xmlns:v="urn:schemas-microsoft-com:vml" xmlns:wp14="http://schemas.microsoft.com/office/word/2010/wordprocessingDrawing" xmlns:wp="http://schemas.openxmlformats.org/drawingml/2006/wordprocessingDrawing" xmlns:w10="urn:schemas-microsoft-com:office:word" xmlns:w="http://schemas.openxmlformats.org/wordprocessingml/2006/main" xmlns:w14="http://schemas.microsoft.com/office/word/2010/wordml" xmlns:w15="http://schemas.microsoft.com/office/word/2012/wordml" xmlns:w16cex="http://schemas.microsoft.com/office/word/2018/wordml/cex" xmlns:w16cid="http://schemas.microsoft.com/office/word/2016/wordml/cid" xmlns:w16="http://schemas.microsoft.com/office/word/2018/wordml" xmlns:w16du="http://schemas.microsoft.com/office/word/2023/wordml/word16du" xmlns:w16sdtdh="http://schemas.microsoft.com/office/word/2020/wordml/sdtdatahash" xmlns:w16sdtfl="http://schemas.microsoft.com/office/word/2024/wordml/sdtformatlock" xmlns:w16se="http://schemas.microsoft.com/office/word/2015/wordml/symex" xmlns:wpg="http://schemas.microsoft.com/office/word/2010/wordprocessingGroup" xmlns:wpi="http://schemas.microsoft.com/office/word/2010/wordprocessingInk" xmlns:wne="http://schemas.microsoft.com/office/word/2006/wordml" xmlns:wps="http://schemas.microsoft.com/office/word/2010/wordprocessingShape" mc:Ignorable="w14 w15 w16se w16cid w16 w16cex w16sdtdh w16sdtfl w16du wp14">
   <w:body>
+    <w:p>
+      <w:pPr>
+        <w:jc w:val="center"/>
+        <w:rPr>
+          <w:b/>
+          <w:bCs/>
+          <w:sz w:val="32"/>
+          <w:szCs w:val="32"/>
+          <w:u w:val="single"/>
+        </w:rPr>
+      </w:pPr>
+      <w:r>
+        <w:rPr>
+          <w:b/>
+          <w:bCs/>
+          <w:sz w:val="32"/>
+          <w:szCs w:val="32"/>
+          <w:u w:val="single"/>
+        </w:rPr>
+        <w:t xml:space="preserve">TS Krama Paatam – TS 2.5 </w:t>
+      </w:r>
+      <w:proofErr w:type="gramStart"/>
+      <w:r>
+        <w:rPr>
+          <w:b/>
+          <w:bCs/>
+          <w:sz w:val="32"/>
+          <w:szCs w:val="32"/>
+          <w:u w:val="single"/>
+        </w:rPr>
+        <w:t>Malayalam  Corrections</w:t>
+      </w:r>
+      <w:proofErr w:type="gramEnd"/>
+      <w:r>
+        <w:rPr>
+          <w:b/>
+          <w:bCs/>
+          <w:sz w:val="32"/>
+          <w:szCs w:val="32"/>
+          <w:u w:val="single"/>
+        </w:rPr>
+        <w:t xml:space="preserve"> – Observed </w:t>
+      </w:r>
+      <w:proofErr w:type="gramStart"/>
+      <w:r>
+        <w:rPr>
+          <w:b/>
+          <w:bCs/>
+          <w:sz w:val="32"/>
+          <w:szCs w:val="32"/>
+          <w:u w:val="single"/>
+        </w:rPr>
+        <w:t xml:space="preserve">till </w:t>
+      </w:r>
+      <w:r>
+        <w:rPr>
+          <w:b/>
+          <w:bCs/>
+          <w:sz w:val="32"/>
+          <w:szCs w:val="32"/>
+          <w:highlight w:val="red"/>
+          <w:u w:val="single"/>
+        </w:rPr>
+        <w:t>?????</w:t>
+      </w:r>
+      <w:proofErr w:type="gramEnd"/>
+    </w:p>
+    <w:p>
+      <w:pPr>
+        <w:jc w:val="center"/>
+        <w:rPr>
+          <w:b/>
+          <w:bCs/>
+        </w:rPr>
+      </w:pPr>
+      <w:r>
+        <w:rPr>
+          <w:b/>
+          <w:bCs/>
+        </w:rPr>
+        <w:t>(ignore those which are already incorporated in your book’s version and date)</w:t>
+      </w:r>
+    </w:p>
+    <w:tbl>
+      <w:tblPr>
+        <w:tblW w:w="14962" w:type="dxa"/>
+        <w:tblInd w:w="-792" w:type="dxa"/>
+        <w:tblBorders>
+          <w:top w:val="single" w:sz="4" w:space="0" w:color="000000"/>
+          <w:left w:val="single" w:sz="4" w:space="0" w:color="000000"/>
+          <w:bottom w:val="single" w:sz="4" w:space="0" w:color="000000"/>
+          <w:right w:val="single" w:sz="4" w:space="0" w:color="000000"/>
+          <w:insideH w:val="single" w:sz="4" w:space="0" w:color="000000"/>
+          <w:insideV w:val="single" w:sz="4" w:space="0" w:color="000000"/>
+        </w:tblBorders>
+        <w:tblLook w:val="04A0" w:firstRow="1" w:lastRow="0" w:firstColumn="1" w:lastColumn="0" w:noHBand="0" w:noVBand="1"/>
+      </w:tblPr>
+      <w:tblGrid>
+        <w:gridCol w:w="3877"/>
+        <w:gridCol w:w="5699"/>
+        <w:gridCol w:w="5386"/>
+      </w:tblGrid>
+      <w:tr>
+        <w:tc>
+          <w:tcPr>
+            <w:tcW w:w="3877" w:type="dxa"/>
+            <w:tcBorders>
+              <w:top w:val="single" w:sz="4" w:space="0" w:color="000000"/>
+              <w:left w:val="single" w:sz="4" w:space="0" w:color="000000"/>
+              <w:bottom w:val="single" w:sz="4" w:space="0" w:color="000000"/>
+              <w:right w:val="single" w:sz="4" w:space="0" w:color="000000"/>
+            </w:tcBorders>
+            <w:hideMark/>
+          </w:tcPr>
+          <w:p>
+            <w:pPr>
+              <w:spacing w:before="0" w:line="240" w:lineRule="auto"/>
+              <w:jc w:val="center"/>
+              <w:rPr>
+                <w:sz w:val="32"/>
+                <w:szCs w:val="32"/>
+                <w:lang w:bidi="ta-IN"/>
+              </w:rPr>
+            </w:pPr>
+            <w:r>
+              <w:rPr>
+                <w:sz w:val="32"/>
+                <w:szCs w:val="32"/>
+                <w:lang w:bidi="ta-IN"/>
+              </w:rPr>
+              <w:t>Section, Paragraph</w:t>
+            </w:r>
+          </w:p>
+          <w:p>
+            <w:pPr>
+              <w:spacing w:before="0" w:line="240" w:lineRule="auto"/>
+              <w:jc w:val="center"/>
+              <w:rPr>
+                <w:sz w:val="32"/>
+                <w:szCs w:val="32"/>
+                <w:lang w:bidi="ta-IN"/>
+              </w:rPr>
+            </w:pPr>
+            <w:r>
+              <w:rPr>
+                <w:sz w:val="32"/>
+                <w:szCs w:val="32"/>
+                <w:lang w:bidi="ta-IN"/>
+              </w:rPr>
+              <w:t>Reference</w:t>
+            </w:r>
+          </w:p>
+        </w:tc>
+        <w:tc>
+          <w:tcPr>
+            <w:tcW w:w="5699" w:type="dxa"/>
+            <w:tcBorders>
+              <w:top w:val="single" w:sz="4" w:space="0" w:color="000000"/>
+              <w:left w:val="single" w:sz="4" w:space="0" w:color="000000"/>
+              <w:bottom w:val="single" w:sz="4" w:space="0" w:color="000000"/>
+              <w:right w:val="single" w:sz="4" w:space="0" w:color="000000"/>
+            </w:tcBorders>
+            <w:hideMark/>
+          </w:tcPr>
+          <w:p>
+            <w:pPr>
+              <w:spacing w:before="0" w:line="240" w:lineRule="auto"/>
+              <w:jc w:val="center"/>
+              <w:rPr>
+                <w:sz w:val="32"/>
+                <w:szCs w:val="32"/>
+                <w:lang w:bidi="ta-IN"/>
+              </w:rPr>
+            </w:pPr>
+            <w:r>
+              <w:rPr>
+                <w:sz w:val="32"/>
+                <w:szCs w:val="32"/>
+                <w:lang w:bidi="ta-IN"/>
+              </w:rPr>
+              <w:t>As Printed</w:t>
+            </w:r>
+          </w:p>
+        </w:tc>
+        <w:tc>
+          <w:tcPr>
+            <w:tcW w:w="5386" w:type="dxa"/>
+            <w:tcBorders>
+              <w:top w:val="single" w:sz="4" w:space="0" w:color="000000"/>
+              <w:left w:val="single" w:sz="4" w:space="0" w:color="000000"/>
+              <w:bottom w:val="single" w:sz="4" w:space="0" w:color="000000"/>
+              <w:right w:val="single" w:sz="4" w:space="0" w:color="000000"/>
+            </w:tcBorders>
+            <w:hideMark/>
+          </w:tcPr>
+          <w:p>
+            <w:pPr>
+              <w:spacing w:before="0" w:line="240" w:lineRule="auto"/>
+              <w:ind w:right="-18"/>
+              <w:jc w:val="center"/>
+              <w:rPr>
+                <w:sz w:val="32"/>
+                <w:szCs w:val="32"/>
+                <w:lang w:bidi="ta-IN"/>
+              </w:rPr>
+            </w:pPr>
+            <w:r>
+              <w:rPr>
+                <w:sz w:val="32"/>
+                <w:szCs w:val="32"/>
+                <w:lang w:bidi="ta-IN"/>
+              </w:rPr>
+              <w:t>To be read as or corrected as</w:t>
+            </w:r>
+          </w:p>
+        </w:tc>
+      </w:tr>
+      <w:tr>
+        <w:trPr>
+          <w:trHeight w:val="1389"/>
+        </w:trPr>
+        <w:tc>
+          <w:tcPr>
+            <w:tcW w:w="3877" w:type="dxa"/>
+            <w:tcBorders>
+              <w:top w:val="single" w:sz="4" w:space="0" w:color="000000"/>
+              <w:left w:val="single" w:sz="4" w:space="0" w:color="000000"/>
+              <w:bottom w:val="single" w:sz="4" w:space="0" w:color="000000"/>
+              <w:right w:val="single" w:sz="4" w:space="0" w:color="000000"/>
+            </w:tcBorders>
+          </w:tcPr>
+          <w:p>
+            <w:pPr>
+              <w:widowControl w:val="0"/>
+              <w:tabs>
+                <w:tab w:val="left" w:pos="993"/>
+              </w:tabs>
+              <w:autoSpaceDE w:val="0"/>
+              <w:autoSpaceDN w:val="0"/>
+              <w:adjustRightInd w:val="0"/>
+              <w:spacing w:before="0" w:line="240" w:lineRule="auto"/>
+              <w:ind w:right="297"/>
+              <w:rPr>
+                <w:rFonts w:cs="Arial"/>
+                <w:b/>
+                <w:sz w:val="28"/>
+                <w:szCs w:val="32"/>
+                <w:lang w:bidi="ta-IN"/>
+              </w:rPr>
+            </w:pPr>
+            <w:r>
+              <w:rPr>
+                <w:rFonts w:cs="Arial"/>
+                <w:b/>
+                <w:sz w:val="28"/>
+                <w:szCs w:val="32"/>
+                <w:lang w:bidi="ta-IN"/>
+              </w:rPr>
+              <w:t>T.S.2.5.2.</w:t>
+            </w:r>
+            <w:r>
+              <w:rPr>
+                <w:rFonts w:cs="Arial"/>
+                <w:b/>
+                <w:sz w:val="28"/>
+                <w:szCs w:val="32"/>
+                <w:lang w:bidi="ta-IN"/>
+              </w:rPr>
+              <w:t>3</w:t>
+            </w:r>
+            <w:r>
+              <w:rPr>
+                <w:rFonts w:cs="Arial"/>
+                <w:b/>
+                <w:sz w:val="28"/>
+                <w:szCs w:val="32"/>
+                <w:lang w:bidi="ta-IN"/>
+              </w:rPr>
+              <w:t>– Kramam</w:t>
+            </w:r>
+          </w:p>
+          <w:p>
+            <w:pPr>
+              <w:widowControl w:val="0"/>
+              <w:tabs>
+                <w:tab w:val="left" w:pos="993"/>
+              </w:tabs>
+              <w:autoSpaceDE w:val="0"/>
+              <w:autoSpaceDN w:val="0"/>
+              <w:adjustRightInd w:val="0"/>
+              <w:spacing w:before="0" w:line="240" w:lineRule="auto"/>
+              <w:ind w:right="297"/>
+              <w:rPr>
+                <w:rFonts w:cs="Arial"/>
+                <w:b/>
+                <w:sz w:val="28"/>
+                <w:szCs w:val="32"/>
+                <w:lang w:val="it-IT" w:bidi="ta-IN"/>
+              </w:rPr>
+            </w:pPr>
+            <w:r>
+              <w:rPr>
+                <w:rFonts w:cs="Arial"/>
+                <w:b/>
+                <w:sz w:val="28"/>
+                <w:szCs w:val="32"/>
+                <w:lang w:val="it-IT" w:bidi="ta-IN"/>
+              </w:rPr>
+              <w:t xml:space="preserve">Krama Vaakyam No. - </w:t>
+            </w:r>
+            <w:r>
+              <w:rPr>
+                <w:rFonts w:cs="Arial"/>
+                <w:b/>
+                <w:sz w:val="28"/>
+                <w:szCs w:val="32"/>
+                <w:lang w:val="it-IT" w:bidi="ta-IN"/>
+              </w:rPr>
+              <w:t>48</w:t>
+            </w:r>
+          </w:p>
+          <w:p>
+            <w:pPr>
+              <w:widowControl w:val="0"/>
+              <w:tabs>
+                <w:tab w:val="left" w:pos="993"/>
+              </w:tabs>
+              <w:autoSpaceDE w:val="0"/>
+              <w:autoSpaceDN w:val="0"/>
+              <w:adjustRightInd w:val="0"/>
+              <w:spacing w:before="0" w:line="240" w:lineRule="auto"/>
+              <w:ind w:right="297"/>
+              <w:rPr>
+                <w:rFonts w:cs="Arial"/>
+                <w:b/>
+                <w:sz w:val="28"/>
+                <w:szCs w:val="32"/>
+                <w:lang w:val="it-IT" w:bidi="ta-IN"/>
+              </w:rPr>
+            </w:pPr>
+            <w:r>
+              <w:rPr>
+                <w:rFonts w:cs="Arial"/>
+                <w:b/>
+                <w:sz w:val="28"/>
+                <w:szCs w:val="32"/>
+                <w:lang w:val="it-IT" w:bidi="ta-IN"/>
+              </w:rPr>
+              <w:t>Panchaati No</w:t>
+            </w:r>
+            <w:r>
+              <w:rPr>
+                <w:rFonts w:cs="Arial"/>
+                <w:b/>
+                <w:szCs w:val="32"/>
+                <w:lang w:val="it-IT" w:bidi="ta-IN"/>
+              </w:rPr>
+              <w:t xml:space="preserve">. - </w:t>
+            </w:r>
+            <w:r>
+              <w:rPr>
+                <w:rFonts w:cs="Arial"/>
+                <w:b/>
+                <w:sz w:val="28"/>
+                <w:szCs w:val="32"/>
+                <w:lang w:val="it-IT" w:bidi="ta-IN"/>
+              </w:rPr>
+              <w:t>1</w:t>
+            </w:r>
+            <w:r>
+              <w:rPr>
+                <w:rFonts w:cs="Arial"/>
+                <w:b/>
+                <w:sz w:val="28"/>
+                <w:szCs w:val="32"/>
+                <w:lang w:val="it-IT" w:bidi="ta-IN"/>
+              </w:rPr>
+              <w:t>0</w:t>
+            </w:r>
+          </w:p>
+        </w:tc>
+        <w:tc>
+          <w:tcPr>
+            <w:tcW w:w="5699" w:type="dxa"/>
+            <w:tcBorders>
+              <w:top w:val="single" w:sz="4" w:space="0" w:color="000000"/>
+              <w:left w:val="single" w:sz="4" w:space="0" w:color="000000"/>
+              <w:bottom w:val="single" w:sz="4" w:space="0" w:color="000000"/>
+              <w:right w:val="single" w:sz="4" w:space="0" w:color="000000"/>
+            </w:tcBorders>
+          </w:tcPr>
+          <w:p>
+            <w:pPr>
+              <w:widowControl w:val="0"/>
+              <w:autoSpaceDE w:val="0"/>
+              <w:autoSpaceDN w:val="0"/>
+              <w:adjustRightInd w:val="0"/>
+              <w:spacing w:before="0" w:line="240" w:lineRule="auto"/>
+              <w:rPr>
+                <w:rFonts w:ascii="BRH Malayalam Extra" w:hAnsi="BRH Malayalam Extra" w:cs="BRH Malayalam Extra"/>
+                <w:color w:val="000000"/>
+                <w:sz w:val="40"/>
+                <w:szCs w:val="40"/>
+              </w:rPr>
+            </w:pPr>
+            <w:r>
+              <w:rPr>
+                <w:rFonts w:ascii="BRH Malayalam Extra" w:hAnsi="BRH Malayalam Extra" w:cs="BRH Malayalam Extra"/>
+                <w:color w:val="000000"/>
+                <w:sz w:val="40"/>
+                <w:szCs w:val="40"/>
+              </w:rPr>
+              <w:t>qz</w:t>
+            </w:r>
+            <w:r>
+              <w:rPr>
+                <w:rFonts w:ascii="BRH Malayalam Extra" w:hAnsi="BRH Malayalam Extra" w:cs="BRH Malayalam Extra"/>
+                <w:color w:val="000000"/>
+                <w:sz w:val="33"/>
+                <w:szCs w:val="40"/>
+              </w:rPr>
+              <w:t>–</w:t>
+            </w:r>
+            <w:r>
+              <w:rPr>
+                <w:rFonts w:ascii="BRH Malayalam Extra" w:hAnsi="BRH Malayalam Extra" w:cs="BRH Malayalam Extra"/>
+                <w:color w:val="000000"/>
+                <w:sz w:val="40"/>
+                <w:szCs w:val="40"/>
+              </w:rPr>
+              <w:t>Z</w:t>
+            </w:r>
+            <w:r>
+              <w:rPr>
+                <w:rFonts w:ascii="BRH Malayalam Extra" w:hAnsi="BRH Malayalam Extra" w:cs="BRH Malayalam Extra"/>
+                <w:color w:val="000000"/>
+                <w:sz w:val="33"/>
+                <w:szCs w:val="40"/>
+              </w:rPr>
+              <w:t>–</w:t>
+            </w:r>
+            <w:r>
+              <w:rPr>
+                <w:rFonts w:ascii="BRH Malayalam Extra" w:hAnsi="BRH Malayalam Extra" w:cs="BRH Malayalam Extra"/>
+                <w:color w:val="000000"/>
+                <w:sz w:val="40"/>
+                <w:szCs w:val="40"/>
+              </w:rPr>
+              <w:t>k¢</w:t>
+            </w:r>
+            <w:r>
+              <w:rPr>
+                <w:rFonts w:ascii="BRH Malayalam Extra" w:hAnsi="BRH Malayalam Extra" w:cs="BRH Malayalam Extra"/>
+                <w:color w:val="000000"/>
+                <w:sz w:val="33"/>
+                <w:szCs w:val="40"/>
+              </w:rPr>
+              <w:t>–</w:t>
+            </w:r>
+            <w:r>
+              <w:rPr>
+                <w:rFonts w:ascii="BRH Malayalam Extra" w:hAnsi="BRH Malayalam Extra" w:cs="BRH Malayalam Extra"/>
+                <w:color w:val="000000"/>
+                <w:sz w:val="40"/>
+                <w:szCs w:val="40"/>
+              </w:rPr>
+              <w:t xml:space="preserve">kxp—RdjZ§ | </w:t>
+            </w:r>
+          </w:p>
+          <w:p>
+            <w:pPr>
+              <w:widowControl w:val="0"/>
+              <w:autoSpaceDE w:val="0"/>
+              <w:autoSpaceDN w:val="0"/>
+              <w:adjustRightInd w:val="0"/>
+              <w:spacing w:before="0" w:line="240" w:lineRule="auto"/>
+              <w:rPr>
+                <w:rFonts w:ascii="BRH Malayalam Extra" w:hAnsi="BRH Malayalam Extra" w:cs="BRH Malayalam Extra"/>
+                <w:sz w:val="40"/>
+                <w:szCs w:val="40"/>
+              </w:rPr>
+            </w:pPr>
+            <w:r>
+              <w:rPr>
+                <w:rFonts w:ascii="BRH Malayalam Extra" w:hAnsi="BRH Malayalam Extra" w:cs="BRH Malayalam Extra"/>
+                <w:color w:val="000000"/>
+                <w:sz w:val="40"/>
+                <w:szCs w:val="40"/>
+              </w:rPr>
+              <w:t>qz</w:t>
+            </w:r>
+            <w:r>
+              <w:rPr>
+                <w:rFonts w:ascii="BRH Malayalam Extra" w:hAnsi="BRH Malayalam Extra" w:cs="BRH Malayalam Extra"/>
+                <w:color w:val="000000"/>
+                <w:sz w:val="33"/>
+                <w:szCs w:val="40"/>
+              </w:rPr>
+              <w:t>–</w:t>
+            </w:r>
+            <w:r>
+              <w:rPr>
+                <w:rFonts w:ascii="BRH Malayalam Extra" w:hAnsi="BRH Malayalam Extra" w:cs="BRH Malayalam Extra"/>
+                <w:color w:val="000000"/>
+                <w:sz w:val="40"/>
+                <w:szCs w:val="40"/>
+              </w:rPr>
+              <w:t>Z</w:t>
+            </w:r>
+            <w:r>
+              <w:rPr>
+                <w:rFonts w:ascii="BRH Malayalam Extra" w:hAnsi="BRH Malayalam Extra" w:cs="BRH Malayalam Extra"/>
+                <w:color w:val="000000"/>
+                <w:sz w:val="33"/>
+                <w:szCs w:val="40"/>
+              </w:rPr>
+              <w:t>–</w:t>
+            </w:r>
+            <w:r>
+              <w:rPr>
+                <w:rFonts w:ascii="BRH Malayalam Extra" w:hAnsi="BRH Malayalam Extra" w:cs="BRH Malayalam Extra"/>
+                <w:color w:val="000000"/>
+                <w:sz w:val="40"/>
+                <w:szCs w:val="40"/>
+              </w:rPr>
+              <w:t>k¢</w:t>
+            </w:r>
+            <w:r>
+              <w:rPr>
+                <w:rFonts w:ascii="BRH Malayalam Extra" w:hAnsi="BRH Malayalam Extra" w:cs="BRH Malayalam Extra"/>
+                <w:color w:val="000000"/>
+                <w:sz w:val="33"/>
+                <w:szCs w:val="40"/>
+              </w:rPr>
+              <w:t>–</w:t>
+            </w:r>
+            <w:r>
+              <w:rPr>
+                <w:rFonts w:ascii="BRH Malayalam Extra" w:hAnsi="BRH Malayalam Extra" w:cs="BRH Malayalam Extra"/>
+                <w:color w:val="000000"/>
+                <w:sz w:val="40"/>
+                <w:szCs w:val="40"/>
+              </w:rPr>
+              <w:t>kxpyZy— qzZ - k¢</w:t>
+            </w:r>
+            <w:r>
+              <w:rPr>
+                <w:rFonts w:ascii="BRH Malayalam Extra" w:hAnsi="BRH Malayalam Extra" w:cs="BRH Malayalam Extra"/>
+                <w:color w:val="000000"/>
+                <w:sz w:val="33"/>
+                <w:szCs w:val="40"/>
+              </w:rPr>
+              <w:t>–</w:t>
+            </w:r>
+            <w:r>
+              <w:rPr>
+                <w:rFonts w:ascii="BRH Malayalam Extra" w:hAnsi="BRH Malayalam Extra" w:cs="BRH Malayalam Extra"/>
+                <w:color w:val="000000"/>
+                <w:sz w:val="40"/>
+                <w:szCs w:val="40"/>
+                <w:highlight w:val="yellow"/>
+              </w:rPr>
+              <w:t>k¦</w:t>
+            </w:r>
+            <w:r>
+              <w:rPr>
+                <w:rFonts w:ascii="BRH Malayalam Extra" w:hAnsi="BRH Malayalam Extra" w:cs="BRH Malayalam Extra"/>
+                <w:color w:val="000000"/>
+                <w:sz w:val="33"/>
+                <w:szCs w:val="40"/>
+              </w:rPr>
+              <w:t>–</w:t>
+            </w:r>
+            <w:r>
+              <w:rPr>
+                <w:rFonts w:ascii="BRH Malayalam Extra" w:hAnsi="BRH Malayalam Extra" w:cs="BRH Malayalam Extra"/>
+                <w:color w:val="000000"/>
+                <w:sz w:val="40"/>
+                <w:szCs w:val="40"/>
+              </w:rPr>
+              <w:t xml:space="preserve"> | </w:t>
+            </w:r>
+          </w:p>
+        </w:tc>
+        <w:tc>
+          <w:tcPr>
+            <w:tcW w:w="5386" w:type="dxa"/>
+            <w:tcBorders>
+              <w:top w:val="single" w:sz="4" w:space="0" w:color="000000"/>
+              <w:left w:val="single" w:sz="4" w:space="0" w:color="000000"/>
+              <w:bottom w:val="single" w:sz="4" w:space="0" w:color="000000"/>
+              <w:right w:val="single" w:sz="4" w:space="0" w:color="000000"/>
+            </w:tcBorders>
+          </w:tcPr>
+          <w:p>
+            <w:pPr>
+              <w:widowControl w:val="0"/>
+              <w:autoSpaceDE w:val="0"/>
+              <w:autoSpaceDN w:val="0"/>
+              <w:adjustRightInd w:val="0"/>
+              <w:spacing w:before="0" w:line="240" w:lineRule="auto"/>
+              <w:rPr>
+                <w:rFonts w:ascii="BRH Malayalam Extra" w:hAnsi="BRH Malayalam Extra" w:cs="BRH Malayalam Extra"/>
+                <w:color w:val="000000"/>
+                <w:sz w:val="40"/>
+                <w:szCs w:val="40"/>
+              </w:rPr>
+            </w:pPr>
+            <w:r>
+              <w:rPr>
+                <w:rFonts w:ascii="BRH Malayalam Extra" w:hAnsi="BRH Malayalam Extra" w:cs="BRH Malayalam Extra"/>
+                <w:color w:val="000000"/>
+                <w:sz w:val="40"/>
+                <w:szCs w:val="40"/>
+              </w:rPr>
+              <w:t>qz</w:t>
+            </w:r>
+            <w:r>
+              <w:rPr>
+                <w:rFonts w:ascii="BRH Malayalam Extra" w:hAnsi="BRH Malayalam Extra" w:cs="BRH Malayalam Extra"/>
+                <w:color w:val="000000"/>
+                <w:sz w:val="33"/>
+                <w:szCs w:val="40"/>
+              </w:rPr>
+              <w:t>–</w:t>
+            </w:r>
+            <w:r>
+              <w:rPr>
+                <w:rFonts w:ascii="BRH Malayalam Extra" w:hAnsi="BRH Malayalam Extra" w:cs="BRH Malayalam Extra"/>
+                <w:color w:val="000000"/>
+                <w:sz w:val="40"/>
+                <w:szCs w:val="40"/>
+              </w:rPr>
+              <w:t>Z</w:t>
+            </w:r>
+            <w:r>
+              <w:rPr>
+                <w:rFonts w:ascii="BRH Malayalam Extra" w:hAnsi="BRH Malayalam Extra" w:cs="BRH Malayalam Extra"/>
+                <w:color w:val="000000"/>
+                <w:sz w:val="33"/>
+                <w:szCs w:val="40"/>
+              </w:rPr>
+              <w:t>–</w:t>
+            </w:r>
+            <w:r>
+              <w:rPr>
+                <w:rFonts w:ascii="BRH Malayalam Extra" w:hAnsi="BRH Malayalam Extra" w:cs="BRH Malayalam Extra"/>
+                <w:color w:val="000000"/>
+                <w:sz w:val="40"/>
+                <w:szCs w:val="40"/>
+              </w:rPr>
+              <w:t>k¢</w:t>
+            </w:r>
+            <w:r>
+              <w:rPr>
+                <w:rFonts w:ascii="BRH Malayalam Extra" w:hAnsi="BRH Malayalam Extra" w:cs="BRH Malayalam Extra"/>
+                <w:color w:val="000000"/>
+                <w:sz w:val="33"/>
+                <w:szCs w:val="40"/>
+              </w:rPr>
+              <w:t>–</w:t>
+            </w:r>
+            <w:r>
+              <w:rPr>
+                <w:rFonts w:ascii="BRH Malayalam Extra" w:hAnsi="BRH Malayalam Extra" w:cs="BRH Malayalam Extra"/>
+                <w:color w:val="000000"/>
+                <w:sz w:val="40"/>
+                <w:szCs w:val="40"/>
+              </w:rPr>
+              <w:t xml:space="preserve">kxp—RdjZ§ | </w:t>
+            </w:r>
+          </w:p>
+          <w:p>
+            <w:pPr>
+              <w:widowControl w:val="0"/>
+              <w:autoSpaceDE w:val="0"/>
+              <w:autoSpaceDN w:val="0"/>
+              <w:adjustRightInd w:val="0"/>
+              <w:spacing w:before="0" w:line="240" w:lineRule="auto"/>
+              <w:rPr>
+                <w:rFonts w:ascii="BRH Malayalam Extra" w:hAnsi="BRH Malayalam Extra" w:cs="BRH Malayalam Extra"/>
+                <w:sz w:val="40"/>
+                <w:szCs w:val="40"/>
+              </w:rPr>
+            </w:pPr>
+            <w:r>
+              <w:rPr>
+                <w:rFonts w:ascii="BRH Malayalam Extra" w:hAnsi="BRH Malayalam Extra" w:cs="BRH Malayalam Extra"/>
+                <w:color w:val="000000"/>
+                <w:sz w:val="40"/>
+                <w:szCs w:val="40"/>
+              </w:rPr>
+              <w:t>qz</w:t>
+            </w:r>
+            <w:r>
+              <w:rPr>
+                <w:rFonts w:ascii="BRH Malayalam Extra" w:hAnsi="BRH Malayalam Extra" w:cs="BRH Malayalam Extra"/>
+                <w:color w:val="000000"/>
+                <w:sz w:val="33"/>
+                <w:szCs w:val="40"/>
+              </w:rPr>
+              <w:t>–</w:t>
+            </w:r>
+            <w:r>
+              <w:rPr>
+                <w:rFonts w:ascii="BRH Malayalam Extra" w:hAnsi="BRH Malayalam Extra" w:cs="BRH Malayalam Extra"/>
+                <w:color w:val="000000"/>
+                <w:sz w:val="40"/>
+                <w:szCs w:val="40"/>
+              </w:rPr>
+              <w:t>Z</w:t>
+            </w:r>
+            <w:r>
+              <w:rPr>
+                <w:rFonts w:ascii="BRH Malayalam Extra" w:hAnsi="BRH Malayalam Extra" w:cs="BRH Malayalam Extra"/>
+                <w:color w:val="000000"/>
+                <w:sz w:val="33"/>
+                <w:szCs w:val="40"/>
+              </w:rPr>
+              <w:t>–</w:t>
+            </w:r>
+            <w:r>
+              <w:rPr>
+                <w:rFonts w:ascii="BRH Malayalam Extra" w:hAnsi="BRH Malayalam Extra" w:cs="BRH Malayalam Extra"/>
+                <w:color w:val="000000"/>
+                <w:sz w:val="40"/>
+                <w:szCs w:val="40"/>
+              </w:rPr>
+              <w:t>k¢</w:t>
+            </w:r>
+            <w:r>
+              <w:rPr>
+                <w:rFonts w:ascii="BRH Malayalam Extra" w:hAnsi="BRH Malayalam Extra" w:cs="BRH Malayalam Extra"/>
+                <w:color w:val="000000"/>
+                <w:sz w:val="33"/>
+                <w:szCs w:val="40"/>
+              </w:rPr>
+              <w:t>–</w:t>
+            </w:r>
+            <w:r>
+              <w:rPr>
+                <w:rFonts w:ascii="BRH Malayalam Extra" w:hAnsi="BRH Malayalam Extra" w:cs="BRH Malayalam Extra"/>
+                <w:color w:val="000000"/>
+                <w:sz w:val="40"/>
+                <w:szCs w:val="40"/>
+              </w:rPr>
+              <w:t>kxpyZy— qzZ - k¢</w:t>
+            </w:r>
+            <w:r>
+              <w:rPr>
+                <w:rFonts w:ascii="BRH Malayalam Extra" w:hAnsi="BRH Malayalam Extra" w:cs="BRH Malayalam Extra"/>
+                <w:color w:val="000000"/>
+                <w:sz w:val="33"/>
+                <w:szCs w:val="40"/>
+              </w:rPr>
+              <w:t>–</w:t>
+            </w:r>
+            <w:r>
+              <w:rPr>
+                <w:rFonts w:ascii="BRH Malayalam Extra" w:hAnsi="BRH Malayalam Extra" w:cs="BRH Malayalam Extra"/>
+                <w:color w:val="000000"/>
+                <w:sz w:val="40"/>
+                <w:szCs w:val="40"/>
+                <w:highlight w:val="green"/>
+              </w:rPr>
+              <w:t>k¦</w:t>
+            </w:r>
+            <w:r>
+              <w:rPr>
+                <w:rFonts w:ascii="BRH Malayalam Extra" w:hAnsi="BRH Malayalam Extra" w:cs="BRH Malayalam Extra"/>
+                <w:color w:val="000000"/>
+                <w:sz w:val="40"/>
+                <w:szCs w:val="40"/>
+              </w:rPr>
+              <w:t xml:space="preserve"> | </w:t>
+            </w:r>
+          </w:p>
+        </w:tc>
+      </w:tr>
+      <w:tr>
+        <w:trPr>
+          <w:trHeight w:val="2128"/>
+        </w:trPr>
+        <w:tc>
+          <w:tcPr>
+            <w:tcW w:w="3877" w:type="dxa"/>
+            <w:tcBorders>
+              <w:top w:val="single" w:sz="4" w:space="0" w:color="000000"/>
+              <w:left w:val="single" w:sz="4" w:space="0" w:color="000000"/>
+              <w:bottom w:val="single" w:sz="4" w:space="0" w:color="000000"/>
+              <w:right w:val="single" w:sz="4" w:space="0" w:color="000000"/>
+            </w:tcBorders>
+          </w:tcPr>
+          <w:p>
+            <w:pPr>
+              <w:widowControl w:val="0"/>
+              <w:tabs>
+                <w:tab w:val="left" w:pos="993"/>
+              </w:tabs>
+              <w:autoSpaceDE w:val="0"/>
+              <w:autoSpaceDN w:val="0"/>
+              <w:adjustRightInd w:val="0"/>
+              <w:spacing w:before="0" w:line="240" w:lineRule="auto"/>
+              <w:ind w:right="297"/>
+              <w:rPr>
+                <w:rFonts w:cs="Arial"/>
+                <w:b/>
+                <w:sz w:val="28"/>
+                <w:szCs w:val="32"/>
+                <w:lang w:bidi="ta-IN"/>
+              </w:rPr>
+            </w:pPr>
+            <w:r>
+              <w:rPr>
+                <w:rFonts w:cs="Arial"/>
+                <w:b/>
+                <w:sz w:val="28"/>
+                <w:szCs w:val="32"/>
+                <w:lang w:bidi="ta-IN"/>
+              </w:rPr>
+              <w:t>T.S.2.5.2.6– Kramam</w:t>
+            </w:r>
+          </w:p>
+          <w:p>
+            <w:pPr>
+              <w:widowControl w:val="0"/>
+              <w:tabs>
+                <w:tab w:val="left" w:pos="993"/>
+              </w:tabs>
+              <w:autoSpaceDE w:val="0"/>
+              <w:autoSpaceDN w:val="0"/>
+              <w:adjustRightInd w:val="0"/>
+              <w:spacing w:before="0" w:line="240" w:lineRule="auto"/>
+              <w:ind w:right="297"/>
+              <w:rPr>
+                <w:rFonts w:cs="Arial"/>
+                <w:b/>
+                <w:sz w:val="28"/>
+                <w:szCs w:val="32"/>
+                <w:lang w:val="en-IN" w:bidi="ta-IN"/>
+              </w:rPr>
+            </w:pPr>
+            <w:r>
+              <w:rPr>
+                <w:rFonts w:cs="Arial"/>
+                <w:b/>
+                <w:sz w:val="28"/>
+                <w:szCs w:val="32"/>
+                <w:lang w:val="en-IN" w:bidi="ta-IN"/>
+              </w:rPr>
+              <w:t>Krama Vaakyam No. - 19</w:t>
+            </w:r>
+          </w:p>
+          <w:p>
+            <w:pPr>
+              <w:widowControl w:val="0"/>
+              <w:tabs>
+                <w:tab w:val="left" w:pos="993"/>
+              </w:tabs>
+              <w:autoSpaceDE w:val="0"/>
+              <w:autoSpaceDN w:val="0"/>
+              <w:adjustRightInd w:val="0"/>
+              <w:spacing w:before="0" w:line="240" w:lineRule="auto"/>
+              <w:ind w:right="297"/>
+              <w:rPr>
+                <w:rFonts w:cs="Arial"/>
+                <w:b/>
+                <w:sz w:val="28"/>
+                <w:szCs w:val="32"/>
+                <w:lang w:val="it-IT" w:bidi="ta-IN"/>
+              </w:rPr>
+            </w:pPr>
+            <w:r>
+              <w:rPr>
+                <w:rFonts w:cs="Arial"/>
+                <w:b/>
+                <w:sz w:val="28"/>
+                <w:szCs w:val="32"/>
+                <w:lang w:val="it-IT" w:bidi="ta-IN"/>
+              </w:rPr>
+              <w:t>Panchaati No</w:t>
+            </w:r>
+            <w:r>
+              <w:rPr>
+                <w:rFonts w:cs="Arial"/>
+                <w:b/>
+                <w:szCs w:val="32"/>
+                <w:lang w:val="it-IT" w:bidi="ta-IN"/>
+              </w:rPr>
+              <w:t xml:space="preserve">. - </w:t>
+            </w:r>
+            <w:r>
+              <w:rPr>
+                <w:rFonts w:cs="Arial"/>
+                <w:b/>
+                <w:sz w:val="28"/>
+                <w:szCs w:val="32"/>
+                <w:lang w:val="it-IT" w:bidi="ta-IN"/>
+              </w:rPr>
+              <w:t>13</w:t>
+            </w:r>
+          </w:p>
+        </w:tc>
+        <w:tc>
+          <w:tcPr>
+            <w:tcW w:w="5699" w:type="dxa"/>
+            <w:tcBorders>
+              <w:top w:val="single" w:sz="4" w:space="0" w:color="000000"/>
+              <w:left w:val="single" w:sz="4" w:space="0" w:color="000000"/>
+              <w:bottom w:val="single" w:sz="4" w:space="0" w:color="000000"/>
+              <w:right w:val="single" w:sz="4" w:space="0" w:color="000000"/>
+            </w:tcBorders>
+          </w:tcPr>
+          <w:p>
+            <w:pPr>
+              <w:widowControl w:val="0"/>
+              <w:autoSpaceDE w:val="0"/>
+              <w:autoSpaceDN w:val="0"/>
+              <w:adjustRightInd w:val="0"/>
+              <w:spacing w:before="0" w:line="240" w:lineRule="auto"/>
+              <w:rPr>
+                <w:rFonts w:ascii="BRH Malayalam Extra" w:hAnsi="BRH Malayalam Extra" w:cs="BRH Malayalam Extra"/>
+                <w:sz w:val="40"/>
+                <w:szCs w:val="40"/>
+                <w:lang w:val="it-IT"/>
+              </w:rPr>
+            </w:pPr>
+            <w:r>
+              <w:rPr>
+                <w:rFonts w:ascii="BRH Malayalam Extra" w:hAnsi="BRH Malayalam Extra" w:cs="BRH Malayalam Extra"/>
+                <w:sz w:val="40"/>
+                <w:szCs w:val="40"/>
+                <w:lang w:val="it-IT"/>
+              </w:rPr>
+              <w:t>t</w:t>
+            </w:r>
+            <w:r>
+              <w:rPr>
+                <w:rFonts w:ascii="BRH Malayalam Extra" w:hAnsi="BRH Malayalam Extra" w:cs="BRH Malayalam Extra"/>
+                <w:sz w:val="33"/>
+                <w:szCs w:val="40"/>
+                <w:lang w:val="it-IT"/>
+              </w:rPr>
+              <w:t>–</w:t>
+            </w:r>
+            <w:r>
+              <w:rPr>
+                <w:rFonts w:ascii="BRH Malayalam Extra" w:hAnsi="BRH Malayalam Extra" w:cs="BRH Malayalam Extra"/>
+                <w:sz w:val="40"/>
+                <w:szCs w:val="40"/>
+                <w:lang w:val="it-IT"/>
+              </w:rPr>
+              <w:t xml:space="preserve">Zûx „²z¥rxi¦˜ | </w:t>
+            </w:r>
+          </w:p>
+          <w:p>
+            <w:pPr>
+              <w:widowControl w:val="0"/>
+              <w:autoSpaceDE w:val="0"/>
+              <w:autoSpaceDN w:val="0"/>
+              <w:adjustRightInd w:val="0"/>
+              <w:spacing w:before="0" w:line="240" w:lineRule="auto"/>
+              <w:rPr>
+                <w:rFonts w:ascii="BRH Malayalam Extra" w:hAnsi="BRH Malayalam Extra" w:cs="BRH Malayalam Extra"/>
+                <w:sz w:val="40"/>
+                <w:szCs w:val="40"/>
+                <w:lang w:val="it-IT"/>
+              </w:rPr>
+            </w:pPr>
+            <w:r>
+              <w:rPr>
+                <w:rFonts w:ascii="BRH Malayalam Extra" w:hAnsi="BRH Malayalam Extra" w:cs="BRH Malayalam Extra"/>
+                <w:sz w:val="40"/>
+                <w:szCs w:val="40"/>
+                <w:lang w:val="it-IT"/>
+              </w:rPr>
+              <w:t>A</w:t>
+            </w:r>
+            <w:r>
+              <w:rPr>
+                <w:rFonts w:ascii="BRH Malayalam Extra" w:hAnsi="BRH Malayalam Extra" w:cs="BRH Malayalam Extra"/>
+                <w:sz w:val="33"/>
+                <w:szCs w:val="40"/>
+                <w:lang w:val="it-IT"/>
+              </w:rPr>
+              <w:t>–</w:t>
+            </w:r>
+            <w:r>
+              <w:rPr>
+                <w:rFonts w:ascii="BRH Malayalam Extra" w:hAnsi="BRH Malayalam Extra" w:cs="BRH Malayalam Extra"/>
+                <w:sz w:val="40"/>
+                <w:szCs w:val="40"/>
+                <w:lang w:val="it-IT"/>
+              </w:rPr>
+              <w:t>²z¥rxix—pö</w:t>
+            </w:r>
+            <w:r>
+              <w:rPr>
+                <w:rFonts w:ascii="BRH Malayalam Extra" w:hAnsi="BRH Malayalam Extra" w:cs="BRH Malayalam Extra"/>
+                <w:sz w:val="40"/>
+                <w:szCs w:val="40"/>
+                <w:highlight w:val="yellow"/>
+                <w:lang w:val="it-IT"/>
+              </w:rPr>
+              <w:t>g¡Ë§</w:t>
+            </w:r>
+            <w:r>
+              <w:rPr>
+                <w:rFonts w:ascii="BRH Malayalam Extra" w:hAnsi="BRH Malayalam Extra" w:cs="BRH Malayalam Extra"/>
+                <w:sz w:val="40"/>
+                <w:szCs w:val="40"/>
+                <w:lang w:val="it-IT"/>
+              </w:rPr>
+              <w:t xml:space="preserve"> |</w:t>
+            </w:r>
+          </w:p>
+          <w:p>
+            <w:pPr>
+              <w:widowControl w:val="0"/>
+              <w:autoSpaceDE w:val="0"/>
+              <w:autoSpaceDN w:val="0"/>
+              <w:adjustRightInd w:val="0"/>
+              <w:spacing w:before="0" w:line="240" w:lineRule="auto"/>
+              <w:rPr>
+                <w:rFonts w:ascii="BRH Malayalam Extra" w:hAnsi="BRH Malayalam Extra" w:cs="BRH Malayalam Extra"/>
+                <w:sz w:val="40"/>
+                <w:szCs w:val="40"/>
+                <w:lang w:val="it-IT"/>
+              </w:rPr>
+            </w:pPr>
+            <w:r>
+              <w:rPr>
+                <w:rFonts w:ascii="BRH Malayalam Extra" w:hAnsi="BRH Malayalam Extra" w:cs="BRH Malayalam Extra"/>
+                <w:sz w:val="40"/>
+                <w:szCs w:val="40"/>
+                <w:lang w:val="it-IT"/>
+              </w:rPr>
+              <w:t>A</w:t>
+            </w:r>
+            <w:r>
+              <w:rPr>
+                <w:rFonts w:ascii="BRH Malayalam Extra" w:hAnsi="BRH Malayalam Extra" w:cs="BRH Malayalam Extra"/>
+                <w:sz w:val="33"/>
+                <w:szCs w:val="40"/>
+                <w:lang w:val="it-IT"/>
+              </w:rPr>
+              <w:t>–</w:t>
+            </w:r>
+            <w:r>
+              <w:rPr>
+                <w:rFonts w:ascii="BRH Malayalam Extra" w:hAnsi="BRH Malayalam Extra" w:cs="BRH Malayalam Extra"/>
+                <w:sz w:val="40"/>
+                <w:szCs w:val="40"/>
+                <w:highlight w:val="yellow"/>
+                <w:lang w:val="it-IT"/>
+              </w:rPr>
+              <w:t>g</w:t>
+            </w:r>
+            <w:r>
+              <w:rPr>
+                <w:rFonts w:ascii="BRH Malayalam Extra" w:hAnsi="BRH Malayalam Extra" w:cs="BRH Malayalam Extra"/>
+                <w:sz w:val="40"/>
+                <w:szCs w:val="40"/>
+                <w:lang w:val="it-IT"/>
+              </w:rPr>
+              <w:t>¡</w:t>
+            </w:r>
+            <w:r>
+              <w:rPr>
+                <w:rFonts w:ascii="BRH Malayalam Extra" w:hAnsi="BRH Malayalam Extra" w:cs="BRH Malayalam Extra"/>
+                <w:sz w:val="33"/>
+                <w:szCs w:val="40"/>
+                <w:lang w:val="it-IT"/>
+              </w:rPr>
+              <w:t>–</w:t>
+            </w:r>
+            <w:r>
+              <w:rPr>
+                <w:rFonts w:ascii="BRH Malayalam Extra" w:hAnsi="BRH Malayalam Extra" w:cs="BRH Malayalam Extra"/>
+                <w:sz w:val="40"/>
+                <w:szCs w:val="40"/>
+                <w:lang w:val="it-IT"/>
+              </w:rPr>
+              <w:t>p</w:t>
+            </w:r>
+            <w:r>
+              <w:rPr>
+                <w:rFonts w:ascii="BRH Malayalam Extra" w:hAnsi="BRH Malayalam Extra" w:cs="BRH Malayalam Extra"/>
+                <w:sz w:val="33"/>
+                <w:szCs w:val="40"/>
+                <w:lang w:val="it-IT"/>
+              </w:rPr>
+              <w:t>–</w:t>
+            </w:r>
+            <w:r>
+              <w:rPr>
+                <w:rFonts w:ascii="BRH Malayalam Extra" w:hAnsi="BRH Malayalam Extra" w:cs="BRH Malayalam Extra"/>
+                <w:sz w:val="40"/>
+                <w:szCs w:val="40"/>
+                <w:lang w:val="it-IT"/>
+              </w:rPr>
+              <w:t>©</w:t>
+            </w:r>
+            <w:r>
+              <w:rPr>
+                <w:rFonts w:ascii="BRH Malayalam Extra" w:hAnsi="BRH Malayalam Extra" w:cs="BRH Malayalam Extra"/>
+                <w:sz w:val="33"/>
+                <w:szCs w:val="40"/>
+                <w:lang w:val="it-IT"/>
+              </w:rPr>
+              <w:t>–</w:t>
+            </w:r>
+            <w:r>
+              <w:rPr>
+                <w:rFonts w:ascii="BRH Malayalam Extra" w:hAnsi="BRH Malayalam Extra" w:cs="BRH Malayalam Extra"/>
+                <w:sz w:val="40"/>
+                <w:szCs w:val="40"/>
+                <w:lang w:val="it-IT"/>
+              </w:rPr>
+              <w:t>. t</w:t>
+            </w:r>
+            <w:r>
+              <w:rPr>
+                <w:rFonts w:ascii="BRH Malayalam Extra" w:hAnsi="BRH Malayalam Extra" w:cs="BRH Malayalam Extra"/>
+                <w:sz w:val="33"/>
+                <w:szCs w:val="40"/>
+                <w:lang w:val="it-IT"/>
+              </w:rPr>
+              <w:t>–</w:t>
+            </w:r>
+            <w:r>
+              <w:rPr>
+                <w:rFonts w:ascii="BRH Malayalam Extra" w:hAnsi="BRH Malayalam Extra" w:cs="BRH Malayalam Extra"/>
+                <w:sz w:val="40"/>
+                <w:szCs w:val="40"/>
+                <w:lang w:val="it-IT"/>
+              </w:rPr>
+              <w:t>põI |</w:t>
+            </w:r>
+          </w:p>
+        </w:tc>
+        <w:tc>
+          <w:tcPr>
+            <w:tcW w:w="5386" w:type="dxa"/>
+            <w:tcBorders>
+              <w:top w:val="single" w:sz="4" w:space="0" w:color="000000"/>
+              <w:left w:val="single" w:sz="4" w:space="0" w:color="000000"/>
+              <w:bottom w:val="single" w:sz="4" w:space="0" w:color="000000"/>
+              <w:right w:val="single" w:sz="4" w:space="0" w:color="000000"/>
+            </w:tcBorders>
+          </w:tcPr>
+          <w:p>
+            <w:pPr>
+              <w:widowControl w:val="0"/>
+              <w:autoSpaceDE w:val="0"/>
+              <w:autoSpaceDN w:val="0"/>
+              <w:adjustRightInd w:val="0"/>
+              <w:spacing w:before="0" w:line="240" w:lineRule="auto"/>
+              <w:rPr>
+                <w:rFonts w:ascii="BRH Malayalam Extra" w:hAnsi="BRH Malayalam Extra" w:cs="BRH Malayalam Extra"/>
+                <w:sz w:val="40"/>
+                <w:szCs w:val="40"/>
+                <w:lang w:val="it-IT"/>
+              </w:rPr>
+            </w:pPr>
+            <w:r>
+              <w:rPr>
+                <w:rFonts w:ascii="BRH Malayalam Extra" w:hAnsi="BRH Malayalam Extra" w:cs="BRH Malayalam Extra"/>
+                <w:sz w:val="40"/>
+                <w:szCs w:val="40"/>
+                <w:lang w:val="it-IT"/>
+              </w:rPr>
+              <w:t>t</w:t>
+            </w:r>
+            <w:r>
+              <w:rPr>
+                <w:rFonts w:ascii="BRH Malayalam Extra" w:hAnsi="BRH Malayalam Extra" w:cs="BRH Malayalam Extra"/>
+                <w:sz w:val="33"/>
+                <w:szCs w:val="40"/>
+                <w:lang w:val="it-IT"/>
+              </w:rPr>
+              <w:t>–</w:t>
+            </w:r>
+            <w:r>
+              <w:rPr>
+                <w:rFonts w:ascii="BRH Malayalam Extra" w:hAnsi="BRH Malayalam Extra" w:cs="BRH Malayalam Extra"/>
+                <w:sz w:val="40"/>
+                <w:szCs w:val="40"/>
+                <w:lang w:val="it-IT"/>
+              </w:rPr>
+              <w:t xml:space="preserve">Zûx „²z¥rxi¦˜ | </w:t>
+            </w:r>
+          </w:p>
+          <w:p>
+            <w:pPr>
+              <w:widowControl w:val="0"/>
+              <w:autoSpaceDE w:val="0"/>
+              <w:autoSpaceDN w:val="0"/>
+              <w:adjustRightInd w:val="0"/>
+              <w:spacing w:before="0" w:line="240" w:lineRule="auto"/>
+              <w:rPr>
+                <w:rFonts w:ascii="BRH Malayalam Extra" w:hAnsi="BRH Malayalam Extra" w:cs="BRH Malayalam Extra"/>
+                <w:sz w:val="40"/>
+                <w:szCs w:val="40"/>
+                <w:lang w:val="it-IT"/>
+              </w:rPr>
+            </w:pPr>
+            <w:r>
+              <w:rPr>
+                <w:rFonts w:ascii="BRH Malayalam Extra" w:hAnsi="BRH Malayalam Extra" w:cs="BRH Malayalam Extra"/>
+                <w:sz w:val="40"/>
+                <w:szCs w:val="40"/>
+                <w:lang w:val="it-IT"/>
+              </w:rPr>
+              <w:t>A</w:t>
+            </w:r>
+            <w:r>
+              <w:rPr>
+                <w:rFonts w:ascii="BRH Malayalam Extra" w:hAnsi="BRH Malayalam Extra" w:cs="BRH Malayalam Extra"/>
+                <w:sz w:val="33"/>
+                <w:szCs w:val="40"/>
+                <w:lang w:val="it-IT"/>
+              </w:rPr>
+              <w:t>–</w:t>
+            </w:r>
+            <w:r>
+              <w:rPr>
+                <w:rFonts w:ascii="BRH Malayalam Extra" w:hAnsi="BRH Malayalam Extra" w:cs="BRH Malayalam Extra"/>
+                <w:sz w:val="40"/>
+                <w:szCs w:val="40"/>
+                <w:lang w:val="it-IT"/>
+              </w:rPr>
+              <w:t>²z¥rxix—pög¡</w:t>
+            </w:r>
+            <w:r>
+              <w:rPr>
+                <w:rFonts w:ascii="BRH Malayalam Extra" w:hAnsi="BRH Malayalam Extra" w:cs="BRH Malayalam Extra"/>
+                <w:sz w:val="40"/>
+                <w:szCs w:val="40"/>
+                <w:highlight w:val="green"/>
+                <w:lang w:val="it-IT"/>
+              </w:rPr>
+              <w:t>p</w:t>
+            </w:r>
+            <w:r>
+              <w:rPr>
+                <w:rFonts w:ascii="BRH Malayalam Extra" w:hAnsi="BRH Malayalam Extra" w:cs="BRH Malayalam Extra"/>
+                <w:sz w:val="40"/>
+                <w:szCs w:val="40"/>
+                <w:lang w:val="it-IT"/>
+              </w:rPr>
+              <w:t>Ë§ |</w:t>
+            </w:r>
+          </w:p>
+          <w:p>
+            <w:pPr>
+              <w:widowControl w:val="0"/>
+              <w:autoSpaceDE w:val="0"/>
+              <w:autoSpaceDN w:val="0"/>
+              <w:adjustRightInd w:val="0"/>
+              <w:spacing w:before="0" w:line="240" w:lineRule="auto"/>
+              <w:rPr>
+                <w:rFonts w:ascii="BRH Malayalam Extra" w:hAnsi="BRH Malayalam Extra" w:cs="BRH Malayalam Extra"/>
+                <w:sz w:val="40"/>
+                <w:szCs w:val="40"/>
+              </w:rPr>
+            </w:pPr>
+            <w:r>
+              <w:rPr>
+                <w:rFonts w:ascii="BRH Malayalam Extra" w:hAnsi="BRH Malayalam Extra" w:cs="BRH Malayalam Extra"/>
+                <w:sz w:val="40"/>
+                <w:szCs w:val="40"/>
+              </w:rPr>
+              <w:t>A</w:t>
+            </w:r>
+            <w:r>
+              <w:rPr>
+                <w:rFonts w:ascii="BRH Malayalam Extra" w:hAnsi="BRH Malayalam Extra" w:cs="BRH Malayalam Extra"/>
+                <w:sz w:val="33"/>
+                <w:szCs w:val="40"/>
+                <w:highlight w:val="green"/>
+              </w:rPr>
+              <w:t>–</w:t>
+            </w:r>
+            <w:r>
+              <w:rPr>
+                <w:rFonts w:ascii="BRH Malayalam Extra" w:hAnsi="BRH Malayalam Extra" w:cs="BRH Malayalam Extra"/>
+                <w:sz w:val="40"/>
+                <w:szCs w:val="40"/>
+                <w:highlight w:val="green"/>
+              </w:rPr>
+              <w:t>ö</w:t>
+            </w:r>
+            <w:r>
+              <w:rPr>
+                <w:rFonts w:ascii="BRH Malayalam Extra" w:hAnsi="BRH Malayalam Extra" w:cs="BRH Malayalam Extra"/>
+                <w:sz w:val="40"/>
+                <w:szCs w:val="40"/>
+              </w:rPr>
+              <w:t>g¡</w:t>
+            </w:r>
+            <w:r>
+              <w:rPr>
+                <w:rFonts w:ascii="BRH Malayalam Extra" w:hAnsi="BRH Malayalam Extra" w:cs="BRH Malayalam Extra"/>
+                <w:sz w:val="33"/>
+                <w:szCs w:val="40"/>
+              </w:rPr>
+              <w:t>–</w:t>
+            </w:r>
+            <w:r>
+              <w:rPr>
+                <w:rFonts w:ascii="BRH Malayalam Extra" w:hAnsi="BRH Malayalam Extra" w:cs="BRH Malayalam Extra"/>
+                <w:sz w:val="40"/>
+                <w:szCs w:val="40"/>
+              </w:rPr>
+              <w:t>p</w:t>
+            </w:r>
+            <w:r>
+              <w:rPr>
+                <w:rFonts w:ascii="BRH Malayalam Extra" w:hAnsi="BRH Malayalam Extra" w:cs="BRH Malayalam Extra"/>
+                <w:sz w:val="33"/>
+                <w:szCs w:val="40"/>
+              </w:rPr>
+              <w:t>–</w:t>
+            </w:r>
+            <w:r>
+              <w:rPr>
+                <w:rFonts w:ascii="BRH Malayalam Extra" w:hAnsi="BRH Malayalam Extra" w:cs="BRH Malayalam Extra"/>
+                <w:sz w:val="40"/>
+                <w:szCs w:val="40"/>
+              </w:rPr>
+              <w:t>©</w:t>
+            </w:r>
+            <w:r>
+              <w:rPr>
+                <w:rFonts w:ascii="BRH Malayalam Extra" w:hAnsi="BRH Malayalam Extra" w:cs="BRH Malayalam Extra"/>
+                <w:sz w:val="33"/>
+                <w:szCs w:val="40"/>
+              </w:rPr>
+              <w:t>–</w:t>
+            </w:r>
+            <w:r>
+              <w:rPr>
+                <w:rFonts w:ascii="BRH Malayalam Extra" w:hAnsi="BRH Malayalam Extra" w:cs="BRH Malayalam Extra"/>
+                <w:sz w:val="40"/>
+                <w:szCs w:val="40"/>
+              </w:rPr>
+              <w:t>. t</w:t>
+            </w:r>
+            <w:r>
+              <w:rPr>
+                <w:rFonts w:ascii="BRH Malayalam Extra" w:hAnsi="BRH Malayalam Extra" w:cs="BRH Malayalam Extra"/>
+                <w:sz w:val="33"/>
+                <w:szCs w:val="40"/>
+              </w:rPr>
+              <w:t>–</w:t>
+            </w:r>
+            <w:r>
+              <w:rPr>
+                <w:rFonts w:ascii="BRH Malayalam Extra" w:hAnsi="BRH Malayalam Extra" w:cs="BRH Malayalam Extra"/>
+                <w:sz w:val="40"/>
+                <w:szCs w:val="40"/>
+              </w:rPr>
+              <w:t>põI |</w:t>
+            </w:r>
+          </w:p>
+        </w:tc>
+      </w:tr>
+      <w:tr>
+        <w:trPr>
+          <w:trHeight w:val="2175"/>
+        </w:trPr>
+        <w:tc>
+          <w:tcPr>
+            <w:tcW w:w="3877" w:type="dxa"/>
+            <w:tcBorders>
+              <w:top w:val="single" w:sz="4" w:space="0" w:color="000000"/>
+              <w:left w:val="single" w:sz="4" w:space="0" w:color="000000"/>
+              <w:bottom w:val="single" w:sz="4" w:space="0" w:color="000000"/>
+              <w:right w:val="single" w:sz="4" w:space="0" w:color="000000"/>
+            </w:tcBorders>
+          </w:tcPr>
+          <w:p>
+            <w:pPr>
+              <w:widowControl w:val="0"/>
+              <w:tabs>
+                <w:tab w:val="left" w:pos="993"/>
+              </w:tabs>
+              <w:autoSpaceDE w:val="0"/>
+              <w:autoSpaceDN w:val="0"/>
+              <w:adjustRightInd w:val="0"/>
+              <w:spacing w:before="0" w:line="240" w:lineRule="auto"/>
+              <w:ind w:right="297"/>
+              <w:rPr>
+                <w:rFonts w:cs="Arial"/>
+                <w:b/>
+                <w:sz w:val="28"/>
+                <w:szCs w:val="32"/>
+                <w:lang w:bidi="ta-IN"/>
+              </w:rPr>
+            </w:pPr>
+            <w:r>
+              <w:rPr>
+                <w:rFonts w:cs="Arial"/>
+                <w:b/>
+                <w:sz w:val="28"/>
+                <w:szCs w:val="32"/>
+                <w:lang w:bidi="ta-IN"/>
+              </w:rPr>
+              <w:t>T.S.2.5.3.1– Kramam</w:t>
+            </w:r>
+          </w:p>
+          <w:p>
+            <w:pPr>
+              <w:widowControl w:val="0"/>
+              <w:tabs>
+                <w:tab w:val="left" w:pos="993"/>
+              </w:tabs>
+              <w:autoSpaceDE w:val="0"/>
+              <w:autoSpaceDN w:val="0"/>
+              <w:adjustRightInd w:val="0"/>
+              <w:spacing w:before="0" w:line="240" w:lineRule="auto"/>
+              <w:ind w:right="297"/>
+              <w:rPr>
+                <w:rFonts w:cs="Arial"/>
+                <w:b/>
+                <w:sz w:val="28"/>
+                <w:szCs w:val="32"/>
+                <w:lang w:val="en-IN" w:bidi="ta-IN"/>
+              </w:rPr>
+            </w:pPr>
+            <w:r>
+              <w:rPr>
+                <w:rFonts w:cs="Arial"/>
+                <w:b/>
+                <w:sz w:val="28"/>
+                <w:szCs w:val="32"/>
+                <w:lang w:val="en-IN" w:bidi="ta-IN"/>
+              </w:rPr>
+              <w:t>Krama Vaakyam No. - 12</w:t>
+            </w:r>
+          </w:p>
+          <w:p>
+            <w:pPr>
+              <w:widowControl w:val="0"/>
+              <w:tabs>
+                <w:tab w:val="left" w:pos="993"/>
+              </w:tabs>
+              <w:autoSpaceDE w:val="0"/>
+              <w:autoSpaceDN w:val="0"/>
+              <w:adjustRightInd w:val="0"/>
+              <w:spacing w:before="0" w:line="240" w:lineRule="auto"/>
+              <w:ind w:right="297"/>
+              <w:rPr>
+                <w:rFonts w:cs="Arial"/>
+                <w:b/>
+                <w:sz w:val="28"/>
+                <w:szCs w:val="32"/>
+                <w:lang w:val="it-IT" w:bidi="ta-IN"/>
+              </w:rPr>
+            </w:pPr>
+            <w:r>
+              <w:rPr>
+                <w:rFonts w:cs="Arial"/>
+                <w:b/>
+                <w:sz w:val="28"/>
+                <w:szCs w:val="32"/>
+                <w:lang w:val="it-IT" w:bidi="ta-IN"/>
+              </w:rPr>
+              <w:t>Panchaati No</w:t>
+            </w:r>
+            <w:r>
+              <w:rPr>
+                <w:rFonts w:cs="Arial"/>
+                <w:b/>
+                <w:szCs w:val="32"/>
+                <w:lang w:val="it-IT" w:bidi="ta-IN"/>
+              </w:rPr>
+              <w:t xml:space="preserve">. - </w:t>
+            </w:r>
+            <w:r>
+              <w:rPr>
+                <w:rFonts w:cs="Arial"/>
+                <w:b/>
+                <w:sz w:val="28"/>
+                <w:szCs w:val="32"/>
+                <w:lang w:val="it-IT" w:bidi="ta-IN"/>
+              </w:rPr>
+              <w:t>15</w:t>
+            </w:r>
+          </w:p>
+        </w:tc>
+        <w:tc>
+          <w:tcPr>
+            <w:tcW w:w="5699" w:type="dxa"/>
+            <w:tcBorders>
+              <w:top w:val="single" w:sz="4" w:space="0" w:color="000000"/>
+              <w:left w:val="single" w:sz="4" w:space="0" w:color="000000"/>
+              <w:bottom w:val="single" w:sz="4" w:space="0" w:color="000000"/>
+              <w:right w:val="single" w:sz="4" w:space="0" w:color="000000"/>
+            </w:tcBorders>
+          </w:tcPr>
+          <w:p>
+            <w:pPr>
+              <w:widowControl w:val="0"/>
+              <w:autoSpaceDE w:val="0"/>
+              <w:autoSpaceDN w:val="0"/>
+              <w:adjustRightInd w:val="0"/>
+              <w:spacing w:before="0" w:line="240" w:lineRule="auto"/>
+              <w:rPr>
+                <w:rFonts w:ascii="BRH Malayalam Extra" w:hAnsi="BRH Malayalam Extra" w:cs="BRH Malayalam Extra"/>
+                <w:sz w:val="40"/>
+                <w:szCs w:val="40"/>
+              </w:rPr>
+            </w:pPr>
+            <w:r>
+              <w:rPr>
+                <w:rFonts w:ascii="BRH Malayalam Extra" w:hAnsi="BRH Malayalam Extra" w:cs="BRH Malayalam Extra"/>
+                <w:sz w:val="40"/>
+                <w:szCs w:val="40"/>
+              </w:rPr>
+              <w:t>e¢</w:t>
+            </w:r>
+            <w:r>
+              <w:rPr>
+                <w:rFonts w:ascii="BRH Malayalam Extra" w:hAnsi="BRH Malayalam Extra" w:cs="BRH Malayalam Extra"/>
+                <w:sz w:val="33"/>
+                <w:szCs w:val="40"/>
+              </w:rPr>
+              <w:t>–</w:t>
+            </w:r>
+            <w:r>
+              <w:rPr>
+                <w:rFonts w:ascii="BRH Malayalam Extra" w:hAnsi="BRH Malayalam Extra" w:cs="BRH Malayalam Extra"/>
+                <w:sz w:val="40"/>
+                <w:szCs w:val="40"/>
+              </w:rPr>
+              <w:t>ªYix—¥s „d¡dyªpx</w:t>
+            </w:r>
+            <w:r>
+              <w:rPr>
+                <w:rFonts w:ascii="BRH Malayalam Extra" w:hAnsi="BRH Malayalam Extra" w:cs="BRH Malayalam Extra"/>
+                <w:sz w:val="33"/>
+                <w:szCs w:val="40"/>
+              </w:rPr>
+              <w:t>–</w:t>
+            </w:r>
+            <w:r>
+              <w:rPr>
+                <w:rFonts w:ascii="BRH Malayalam Extra" w:hAnsi="BRH Malayalam Extra" w:cs="BRH Malayalam Extra"/>
+                <w:sz w:val="40"/>
+                <w:szCs w:val="40"/>
+              </w:rPr>
+              <w:t>eõ˜I | e¢</w:t>
+            </w:r>
+            <w:r>
+              <w:rPr>
+                <w:rFonts w:ascii="BRH Malayalam Extra" w:hAnsi="BRH Malayalam Extra" w:cs="BRH Malayalam Extra"/>
+                <w:sz w:val="33"/>
+                <w:szCs w:val="40"/>
+              </w:rPr>
+              <w:t>–</w:t>
+            </w:r>
+            <w:r>
+              <w:rPr>
+                <w:rFonts w:ascii="BRH Malayalam Extra" w:hAnsi="BRH Malayalam Extra" w:cs="BRH Malayalam Extra"/>
+                <w:sz w:val="40"/>
+                <w:szCs w:val="40"/>
+                <w:highlight w:val="yellow"/>
+              </w:rPr>
+              <w:t>Yx</w:t>
+            </w:r>
+            <w:r>
+              <w:rPr>
+                <w:rFonts w:ascii="BRH Malayalam Extra" w:hAnsi="BRH Malayalam Extra" w:cs="BRH Malayalam Extra"/>
+                <w:sz w:val="40"/>
+                <w:szCs w:val="40"/>
+              </w:rPr>
+              <w:t>ix—s</w:t>
+            </w:r>
+            <w:r>
+              <w:rPr>
+                <w:rFonts w:ascii="BRH Malayalam Extra" w:hAnsi="BRH Malayalam Extra" w:cs="BRH Malayalam Extra"/>
+                <w:sz w:val="33"/>
+                <w:szCs w:val="40"/>
+              </w:rPr>
+              <w:t>–</w:t>
+            </w:r>
+            <w:r>
+              <w:rPr>
+                <w:rFonts w:ascii="BRH Malayalam Extra" w:hAnsi="BRH Malayalam Extra" w:cs="BRH Malayalam Extra"/>
+                <w:sz w:val="40"/>
+                <w:szCs w:val="40"/>
+              </w:rPr>
+              <w:t xml:space="preserve"> CZy— </w:t>
+            </w:r>
+          </w:p>
+          <w:p>
+            <w:pPr>
+              <w:spacing w:before="0" w:line="240" w:lineRule="auto"/>
+              <w:ind w:right="-136"/>
+              <w:rPr>
+                <w:rFonts w:ascii="BRH Malayalam Extra" w:hAnsi="BRH Malayalam Extra" w:cs="BRH Malayalam Extra"/>
+                <w:sz w:val="40"/>
+                <w:szCs w:val="40"/>
+              </w:rPr>
+            </w:pPr>
+            <w:r>
+              <w:rPr>
+                <w:rFonts w:ascii="BRH Malayalam Extra" w:hAnsi="BRH Malayalam Extra" w:cs="BRH Malayalam Extra"/>
+                <w:sz w:val="40"/>
+                <w:szCs w:val="40"/>
+              </w:rPr>
+              <w:t>e¢</w:t>
+            </w:r>
+            <w:r>
+              <w:rPr>
+                <w:rFonts w:ascii="BRH Malayalam Extra" w:hAnsi="BRH Malayalam Extra" w:cs="BRH Malayalam Extra"/>
+                <w:sz w:val="33"/>
+                <w:szCs w:val="40"/>
+              </w:rPr>
+              <w:t>–</w:t>
+            </w:r>
+            <w:r>
+              <w:rPr>
+                <w:rFonts w:ascii="BRH Malayalam Extra" w:hAnsi="BRH Malayalam Extra" w:cs="BRH Malayalam Extra"/>
+                <w:sz w:val="40"/>
+                <w:szCs w:val="40"/>
+              </w:rPr>
+              <w:t>ªY - ix</w:t>
+            </w:r>
+            <w:r>
+              <w:rPr>
+                <w:rFonts w:ascii="BRH Malayalam Extra" w:hAnsi="BRH Malayalam Extra" w:cs="BRH Malayalam Extra"/>
+                <w:sz w:val="33"/>
+                <w:szCs w:val="40"/>
+              </w:rPr>
+              <w:t>–</w:t>
+            </w:r>
+            <w:r>
+              <w:rPr>
+                <w:rFonts w:ascii="BRH Malayalam Extra" w:hAnsi="BRH Malayalam Extra" w:cs="BRH Malayalam Extra"/>
+                <w:sz w:val="40"/>
+                <w:szCs w:val="40"/>
+              </w:rPr>
+              <w:t>¥s</w:t>
+            </w:r>
+            <w:r>
+              <w:rPr>
+                <w:rFonts w:ascii="BRH Malayalam Extra" w:hAnsi="BRH Malayalam Extra" w:cs="BRH Malayalam Extra"/>
+                <w:sz w:val="33"/>
+                <w:szCs w:val="40"/>
+              </w:rPr>
+              <w:t>–</w:t>
+            </w:r>
+            <w:r>
+              <w:rPr>
+                <w:rFonts w:ascii="BRH Malayalam Extra" w:hAnsi="BRH Malayalam Extra" w:cs="BRH Malayalam Extra"/>
+                <w:sz w:val="40"/>
+                <w:szCs w:val="40"/>
+              </w:rPr>
+              <w:t xml:space="preserve"> |</w:t>
+            </w:r>
+          </w:p>
+        </w:tc>
+        <w:tc>
+          <w:tcPr>
+            <w:tcW w:w="5386" w:type="dxa"/>
+            <w:tcBorders>
+              <w:top w:val="single" w:sz="4" w:space="0" w:color="000000"/>
+              <w:left w:val="single" w:sz="4" w:space="0" w:color="000000"/>
+              <w:bottom w:val="single" w:sz="4" w:space="0" w:color="000000"/>
+              <w:right w:val="single" w:sz="4" w:space="0" w:color="000000"/>
+            </w:tcBorders>
+          </w:tcPr>
+          <w:p>
+            <w:pPr>
+              <w:widowControl w:val="0"/>
+              <w:autoSpaceDE w:val="0"/>
+              <w:autoSpaceDN w:val="0"/>
+              <w:adjustRightInd w:val="0"/>
+              <w:spacing w:before="0" w:line="240" w:lineRule="auto"/>
+              <w:rPr>
+                <w:rFonts w:ascii="BRH Malayalam Extra" w:hAnsi="BRH Malayalam Extra" w:cs="BRH Malayalam Extra"/>
+                <w:sz w:val="40"/>
+                <w:szCs w:val="40"/>
+              </w:rPr>
+            </w:pPr>
+            <w:r>
+              <w:rPr>
+                <w:rFonts w:ascii="BRH Malayalam Extra" w:hAnsi="BRH Malayalam Extra" w:cs="BRH Malayalam Extra"/>
+                <w:sz w:val="40"/>
+                <w:szCs w:val="40"/>
+              </w:rPr>
+              <w:t>e¢</w:t>
+            </w:r>
+            <w:r>
+              <w:rPr>
+                <w:rFonts w:ascii="BRH Malayalam Extra" w:hAnsi="BRH Malayalam Extra" w:cs="BRH Malayalam Extra"/>
+                <w:sz w:val="33"/>
+                <w:szCs w:val="40"/>
+              </w:rPr>
+              <w:t>–</w:t>
+            </w:r>
+            <w:r>
+              <w:rPr>
+                <w:rFonts w:ascii="BRH Malayalam Extra" w:hAnsi="BRH Malayalam Extra" w:cs="BRH Malayalam Extra"/>
+                <w:sz w:val="40"/>
+                <w:szCs w:val="40"/>
+              </w:rPr>
+              <w:t>ªYix—¥s „d¡dyªpx</w:t>
+            </w:r>
+            <w:r>
+              <w:rPr>
+                <w:rFonts w:ascii="BRH Malayalam Extra" w:hAnsi="BRH Malayalam Extra" w:cs="BRH Malayalam Extra"/>
+                <w:sz w:val="33"/>
+                <w:szCs w:val="40"/>
+              </w:rPr>
+              <w:t>–</w:t>
+            </w:r>
+            <w:r>
+              <w:rPr>
+                <w:rFonts w:ascii="BRH Malayalam Extra" w:hAnsi="BRH Malayalam Extra" w:cs="BRH Malayalam Extra"/>
+                <w:sz w:val="40"/>
+                <w:szCs w:val="40"/>
+              </w:rPr>
+              <w:t>eõ˜I | e¢</w:t>
+            </w:r>
+            <w:r>
+              <w:rPr>
+                <w:rFonts w:ascii="BRH Malayalam Extra" w:hAnsi="BRH Malayalam Extra" w:cs="BRH Malayalam Extra"/>
+                <w:sz w:val="33"/>
+                <w:szCs w:val="40"/>
+              </w:rPr>
+              <w:t>–</w:t>
+            </w:r>
+            <w:r>
+              <w:rPr>
+                <w:rFonts w:ascii="BRH Malayalam Extra" w:hAnsi="BRH Malayalam Extra" w:cs="BRH Malayalam Extra"/>
+                <w:sz w:val="40"/>
+                <w:szCs w:val="40"/>
+                <w:highlight w:val="green"/>
+              </w:rPr>
+              <w:t>ªY</w:t>
+            </w:r>
+            <w:r>
+              <w:rPr>
+                <w:rFonts w:ascii="BRH Malayalam Extra" w:hAnsi="BRH Malayalam Extra" w:cs="BRH Malayalam Extra"/>
+                <w:sz w:val="40"/>
+                <w:szCs w:val="40"/>
+              </w:rPr>
+              <w:t>ix—s</w:t>
+            </w:r>
+            <w:r>
+              <w:rPr>
+                <w:rFonts w:ascii="BRH Malayalam Extra" w:hAnsi="BRH Malayalam Extra" w:cs="BRH Malayalam Extra"/>
+                <w:sz w:val="33"/>
+                <w:szCs w:val="40"/>
+              </w:rPr>
+              <w:t>–</w:t>
+            </w:r>
+            <w:r>
+              <w:rPr>
+                <w:rFonts w:ascii="BRH Malayalam Extra" w:hAnsi="BRH Malayalam Extra" w:cs="BRH Malayalam Extra"/>
+                <w:sz w:val="40"/>
+                <w:szCs w:val="40"/>
+              </w:rPr>
+              <w:t xml:space="preserve"> CZy— </w:t>
+            </w:r>
+          </w:p>
+          <w:p>
+            <w:pPr>
+              <w:spacing w:before="0" w:line="240" w:lineRule="auto"/>
+              <w:ind w:right="-136"/>
+              <w:rPr>
+                <w:rFonts w:ascii="BRH Malayalam Extra" w:hAnsi="BRH Malayalam Extra" w:cs="BRH Malayalam Extra"/>
+                <w:sz w:val="40"/>
+                <w:szCs w:val="40"/>
+              </w:rPr>
+            </w:pPr>
+            <w:r>
+              <w:rPr>
+                <w:rFonts w:ascii="BRH Malayalam Extra" w:hAnsi="BRH Malayalam Extra" w:cs="BRH Malayalam Extra"/>
+                <w:sz w:val="40"/>
+                <w:szCs w:val="40"/>
+              </w:rPr>
+              <w:t>e¢</w:t>
+            </w:r>
+            <w:r>
+              <w:rPr>
+                <w:rFonts w:ascii="BRH Malayalam Extra" w:hAnsi="BRH Malayalam Extra" w:cs="BRH Malayalam Extra"/>
+                <w:sz w:val="33"/>
+                <w:szCs w:val="40"/>
+              </w:rPr>
+              <w:t>–</w:t>
+            </w:r>
+            <w:r>
+              <w:rPr>
+                <w:rFonts w:ascii="BRH Malayalam Extra" w:hAnsi="BRH Malayalam Extra" w:cs="BRH Malayalam Extra"/>
+                <w:sz w:val="40"/>
+                <w:szCs w:val="40"/>
+              </w:rPr>
+              <w:t>ªY - ix</w:t>
+            </w:r>
+            <w:r>
+              <w:rPr>
+                <w:rFonts w:ascii="BRH Malayalam Extra" w:hAnsi="BRH Malayalam Extra" w:cs="BRH Malayalam Extra"/>
+                <w:sz w:val="33"/>
+                <w:szCs w:val="40"/>
+              </w:rPr>
+              <w:t>–</w:t>
+            </w:r>
+            <w:r>
+              <w:rPr>
+                <w:rFonts w:ascii="BRH Malayalam Extra" w:hAnsi="BRH Malayalam Extra" w:cs="BRH Malayalam Extra"/>
+                <w:sz w:val="40"/>
+                <w:szCs w:val="40"/>
+              </w:rPr>
+              <w:t>¥s</w:t>
+            </w:r>
+            <w:r>
+              <w:rPr>
+                <w:rFonts w:ascii="BRH Malayalam Extra" w:hAnsi="BRH Malayalam Extra" w:cs="BRH Malayalam Extra"/>
+                <w:sz w:val="33"/>
+                <w:szCs w:val="40"/>
+              </w:rPr>
+              <w:t>–</w:t>
+            </w:r>
+            <w:r>
+              <w:rPr>
+                <w:rFonts w:ascii="BRH Malayalam Extra" w:hAnsi="BRH Malayalam Extra" w:cs="BRH Malayalam Extra"/>
+                <w:sz w:val="40"/>
+                <w:szCs w:val="40"/>
+              </w:rPr>
+              <w:t xml:space="preserve"> |</w:t>
+            </w:r>
+          </w:p>
+        </w:tc>
+      </w:tr>
+      <w:tr>
+        <w:trPr>
+          <w:trHeight w:val="841"/>
+        </w:trPr>
+        <w:tc>
+          <w:tcPr>
+            <w:tcW w:w="3877" w:type="dxa"/>
+            <w:tcBorders>
+              <w:top w:val="single" w:sz="4" w:space="0" w:color="000000"/>
+              <w:left w:val="single" w:sz="4" w:space="0" w:color="000000"/>
+              <w:bottom w:val="single" w:sz="4" w:space="0" w:color="000000"/>
+              <w:right w:val="single" w:sz="4" w:space="0" w:color="000000"/>
+            </w:tcBorders>
+          </w:tcPr>
+          <w:p>
+            <w:pPr>
+              <w:widowControl w:val="0"/>
+              <w:tabs>
+                <w:tab w:val="left" w:pos="993"/>
+              </w:tabs>
+              <w:autoSpaceDE w:val="0"/>
+              <w:autoSpaceDN w:val="0"/>
+              <w:adjustRightInd w:val="0"/>
+              <w:spacing w:before="0" w:line="240" w:lineRule="auto"/>
+              <w:ind w:right="297"/>
+              <w:rPr>
+                <w:rFonts w:cs="Arial"/>
+                <w:b/>
+                <w:sz w:val="28"/>
+                <w:szCs w:val="32"/>
+                <w:lang w:bidi="ta-IN"/>
+              </w:rPr>
+            </w:pPr>
+            <w:r>
+              <w:rPr>
+                <w:rFonts w:cs="Arial"/>
+                <w:b/>
+                <w:sz w:val="28"/>
+                <w:szCs w:val="32"/>
+                <w:lang w:bidi="ta-IN"/>
+              </w:rPr>
+              <w:t>T.S.2.5.5.2 Kramam</w:t>
+            </w:r>
+          </w:p>
+          <w:p>
+            <w:pPr>
+              <w:widowControl w:val="0"/>
+              <w:tabs>
+                <w:tab w:val="left" w:pos="993"/>
+              </w:tabs>
+              <w:autoSpaceDE w:val="0"/>
+              <w:autoSpaceDN w:val="0"/>
+              <w:adjustRightInd w:val="0"/>
+              <w:spacing w:before="0" w:line="240" w:lineRule="auto"/>
+              <w:ind w:right="297"/>
+              <w:rPr>
+                <w:rFonts w:cs="Arial"/>
+                <w:b/>
+                <w:sz w:val="28"/>
+                <w:szCs w:val="32"/>
+                <w:lang w:bidi="ta-IN"/>
+              </w:rPr>
+            </w:pPr>
+            <w:r>
+              <w:rPr>
+                <w:rFonts w:cs="Arial"/>
+                <w:b/>
+                <w:sz w:val="28"/>
+                <w:szCs w:val="32"/>
+                <w:lang w:bidi="ta-IN"/>
+              </w:rPr>
+              <w:t>Krama Vaakyam No. – 16</w:t>
+            </w:r>
+          </w:p>
+          <w:p>
+            <w:pPr>
+              <w:widowControl w:val="0"/>
+              <w:tabs>
+                <w:tab w:val="left" w:pos="993"/>
+              </w:tabs>
+              <w:autoSpaceDE w:val="0"/>
+              <w:autoSpaceDN w:val="0"/>
+              <w:adjustRightInd w:val="0"/>
+              <w:spacing w:before="0" w:line="240" w:lineRule="auto"/>
+              <w:ind w:right="297"/>
+              <w:rPr>
+                <w:rFonts w:cs="Arial"/>
+                <w:b/>
+                <w:sz w:val="28"/>
+                <w:szCs w:val="32"/>
+                <w:lang w:bidi="ta-IN"/>
+              </w:rPr>
+            </w:pPr>
+            <w:r>
+              <w:rPr>
+                <w:rFonts w:cs="Arial"/>
+                <w:b/>
+                <w:sz w:val="28"/>
+                <w:szCs w:val="32"/>
+                <w:lang w:bidi="ta-IN"/>
+              </w:rPr>
+              <w:t>Panchaati No</w:t>
+            </w:r>
+            <w:r>
+              <w:rPr>
+                <w:rFonts w:cs="Arial"/>
+                <w:b/>
+                <w:szCs w:val="32"/>
+                <w:lang w:bidi="ta-IN"/>
+              </w:rPr>
+              <w:t>. -</w:t>
+            </w:r>
+            <w:r>
+              <w:rPr>
+                <w:rFonts w:cs="Arial"/>
+                <w:b/>
+                <w:sz w:val="28"/>
+                <w:szCs w:val="28"/>
+                <w:lang w:bidi="ta-IN"/>
+              </w:rPr>
+              <w:t xml:space="preserve"> 28</w:t>
+            </w:r>
+          </w:p>
+        </w:tc>
+        <w:tc>
+          <w:tcPr>
+            <w:tcW w:w="5699" w:type="dxa"/>
+            <w:tcBorders>
+              <w:top w:val="single" w:sz="4" w:space="0" w:color="000000"/>
+              <w:left w:val="single" w:sz="4" w:space="0" w:color="000000"/>
+              <w:bottom w:val="single" w:sz="4" w:space="0" w:color="000000"/>
+              <w:right w:val="single" w:sz="4" w:space="0" w:color="000000"/>
+            </w:tcBorders>
+          </w:tcPr>
+          <w:p>
+            <w:pPr>
+              <w:spacing w:before="0" w:line="240" w:lineRule="auto"/>
+              <w:rPr>
+                <w:rFonts w:ascii="BRH Malayalam Extra" w:hAnsi="BRH Malayalam Extra" w:cs="BRH Malayalam Extra"/>
+                <w:sz w:val="40"/>
+                <w:szCs w:val="40"/>
+              </w:rPr>
+            </w:pPr>
+            <w:r>
+              <w:rPr>
+                <w:rFonts w:ascii="BRH Malayalam Extra" w:hAnsi="BRH Malayalam Extra" w:cs="BRH Malayalam Extra"/>
+                <w:sz w:val="40"/>
+                <w:szCs w:val="40"/>
+              </w:rPr>
+              <w:t>A</w:t>
+            </w:r>
+            <w:r>
+              <w:rPr>
+                <w:rFonts w:ascii="BRH Malayalam Extra" w:hAnsi="BRH Malayalam Extra" w:cs="BRH Malayalam Extra"/>
+                <w:sz w:val="33"/>
+                <w:szCs w:val="40"/>
+              </w:rPr>
+              <w:t>–</w:t>
+            </w:r>
+            <w:r>
+              <w:rPr>
+                <w:rFonts w:ascii="BRH Malayalam Extra" w:hAnsi="BRH Malayalam Extra" w:cs="BRH Malayalam Extra"/>
+                <w:sz w:val="40"/>
+                <w:szCs w:val="40"/>
+              </w:rPr>
+              <w:t xml:space="preserve">ræxK—exmI K¡kõxZ§ | </w:t>
+            </w:r>
+          </w:p>
+          <w:p>
+            <w:pPr>
+              <w:spacing w:before="0" w:line="240" w:lineRule="auto"/>
+              <w:rPr>
+                <w:rFonts w:ascii="BRH Malayalam Extra" w:hAnsi="BRH Malayalam Extra" w:cs="BRH Malayalam Extra"/>
+                <w:sz w:val="40"/>
+                <w:szCs w:val="40"/>
+                <w:lang w:val="en-IN"/>
+              </w:rPr>
+            </w:pPr>
+            <w:r>
+              <w:rPr>
+                <w:rFonts w:ascii="BRH Malayalam Extra" w:hAnsi="BRH Malayalam Extra" w:cs="BRH Malayalam Extra"/>
+                <w:sz w:val="40"/>
+                <w:szCs w:val="40"/>
+                <w:lang w:val="en-IN"/>
+              </w:rPr>
+              <w:t>A</w:t>
+            </w:r>
+            <w:r>
+              <w:rPr>
+                <w:rFonts w:ascii="BRH Malayalam Extra" w:hAnsi="BRH Malayalam Extra" w:cs="BRH Malayalam Extra"/>
+                <w:sz w:val="33"/>
+                <w:szCs w:val="40"/>
+                <w:highlight w:val="yellow"/>
+                <w:lang w:val="en-IN"/>
+              </w:rPr>
+              <w:t>–</w:t>
+            </w:r>
+            <w:r>
+              <w:rPr>
+                <w:rFonts w:ascii="BRH Malayalam Extra" w:hAnsi="BRH Malayalam Extra" w:cs="BRH Malayalam Extra"/>
+                <w:sz w:val="40"/>
+                <w:szCs w:val="40"/>
+                <w:highlight w:val="yellow"/>
+                <w:lang w:val="en-IN"/>
+              </w:rPr>
+              <w:t>r</w:t>
+            </w:r>
+            <w:r>
+              <w:rPr>
+                <w:rFonts w:ascii="BRH Malayalam Extra" w:hAnsi="BRH Malayalam Extra" w:cs="BRH Malayalam Extra"/>
+                <w:sz w:val="40"/>
+                <w:szCs w:val="40"/>
+                <w:lang w:val="en-IN"/>
+              </w:rPr>
+              <w:t>x—Kexm</w:t>
+            </w:r>
+            <w:r>
+              <w:rPr>
+                <w:rFonts w:ascii="BRH Malayalam Extra" w:hAnsi="BRH Malayalam Extra" w:cs="BRH Malayalam Extra"/>
+                <w:sz w:val="33"/>
+                <w:szCs w:val="40"/>
+                <w:lang w:val="en-IN"/>
+              </w:rPr>
+              <w:t>–</w:t>
+            </w:r>
+            <w:r>
+              <w:rPr>
+                <w:rFonts w:ascii="BRH Malayalam Extra" w:hAnsi="BRH Malayalam Extra" w:cs="BRH Malayalam Extra"/>
+                <w:sz w:val="40"/>
+                <w:szCs w:val="40"/>
+                <w:lang w:val="en-IN"/>
+              </w:rPr>
+              <w:t>iyZõ</w:t>
+            </w:r>
+            <w:r>
+              <w:rPr>
+                <w:rFonts w:ascii="BRH Malayalam Extra" w:hAnsi="BRH Malayalam Extra" w:cs="BRH Malayalam Extra"/>
+                <w:sz w:val="33"/>
+                <w:szCs w:val="40"/>
+                <w:lang w:val="en-IN"/>
+              </w:rPr>
+              <w:t>–</w:t>
+            </w:r>
+            <w:r>
+              <w:rPr>
+                <w:rFonts w:ascii="BRH Malayalam Extra" w:hAnsi="BRH Malayalam Extra" w:cs="BRH Malayalam Extra"/>
+                <w:sz w:val="40"/>
+                <w:szCs w:val="40"/>
+                <w:lang w:val="en-IN"/>
+              </w:rPr>
+              <w:t xml:space="preserve">ræx - </w:t>
+            </w:r>
+          </w:p>
+          <w:p>
+            <w:pPr>
+              <w:spacing w:before="0" w:line="240" w:lineRule="auto"/>
+              <w:rPr>
+                <w:rFonts w:ascii="BRH Devanagari Extra" w:hAnsi="BRH Devanagari Extra" w:cs="BRH Devanagari Extra"/>
+                <w:sz w:val="40"/>
+                <w:szCs w:val="40"/>
+                <w:lang w:val="it-IT"/>
+              </w:rPr>
+            </w:pPr>
+            <w:r>
+              <w:rPr>
+                <w:rFonts w:ascii="BRH Malayalam Extra" w:hAnsi="BRH Malayalam Extra" w:cs="BRH Malayalam Extra"/>
+                <w:sz w:val="40"/>
+                <w:szCs w:val="40"/>
+                <w:lang w:val="it-IT"/>
+              </w:rPr>
+              <w:lastRenderedPageBreak/>
+              <w:t>K</w:t>
+            </w:r>
+            <w:r>
+              <w:rPr>
+                <w:rFonts w:ascii="BRH Malayalam Extra" w:hAnsi="BRH Malayalam Extra" w:cs="BRH Malayalam Extra"/>
+                <w:sz w:val="33"/>
+                <w:szCs w:val="40"/>
+                <w:lang w:val="it-IT"/>
+              </w:rPr>
+              <w:t>–</w:t>
+            </w:r>
+            <w:r>
+              <w:rPr>
+                <w:rFonts w:ascii="BRH Malayalam Extra" w:hAnsi="BRH Malayalam Extra" w:cs="BRH Malayalam Extra"/>
+                <w:sz w:val="40"/>
+                <w:szCs w:val="40"/>
+                <w:lang w:val="it-IT"/>
+              </w:rPr>
+              <w:t>ex</w:t>
+            </w:r>
+            <w:r>
+              <w:rPr>
+                <w:rFonts w:ascii="BRH Malayalam Extra" w:hAnsi="BRH Malayalam Extra" w:cs="BRH Malayalam Extra"/>
+                <w:sz w:val="33"/>
+                <w:szCs w:val="40"/>
+                <w:lang w:val="it-IT"/>
+              </w:rPr>
+              <w:t>–</w:t>
+            </w:r>
+            <w:r>
+              <w:rPr>
+                <w:rFonts w:ascii="BRH Malayalam Extra" w:hAnsi="BRH Malayalam Extra" w:cs="BRH Malayalam Extra"/>
+                <w:sz w:val="40"/>
+                <w:szCs w:val="40"/>
+                <w:lang w:val="it-IT"/>
+              </w:rPr>
+              <w:t>m</w:t>
+            </w:r>
+            <w:r>
+              <w:rPr>
+                <w:rFonts w:ascii="BRH Malayalam Extra" w:hAnsi="BRH Malayalam Extra" w:cs="BRH Malayalam Extra"/>
+                <w:sz w:val="33"/>
+                <w:szCs w:val="40"/>
+                <w:lang w:val="it-IT"/>
+              </w:rPr>
+              <w:t>–</w:t>
+            </w:r>
+            <w:r>
+              <w:rPr>
+                <w:rFonts w:ascii="BRH Malayalam Extra" w:hAnsi="BRH Malayalam Extra" w:cs="BRH Malayalam Extra"/>
+                <w:sz w:val="40"/>
+                <w:szCs w:val="40"/>
+                <w:lang w:val="it-IT"/>
+              </w:rPr>
+              <w:t>I |</w:t>
+            </w:r>
+          </w:p>
+        </w:tc>
+        <w:tc>
+          <w:tcPr>
+            <w:tcW w:w="5386" w:type="dxa"/>
+            <w:tcBorders>
+              <w:top w:val="single" w:sz="4" w:space="0" w:color="000000"/>
+              <w:left w:val="single" w:sz="4" w:space="0" w:color="000000"/>
+              <w:bottom w:val="single" w:sz="4" w:space="0" w:color="000000"/>
+              <w:right w:val="single" w:sz="4" w:space="0" w:color="000000"/>
+            </w:tcBorders>
+          </w:tcPr>
+          <w:p>
+            <w:pPr>
+              <w:spacing w:before="0" w:line="240" w:lineRule="auto"/>
+              <w:rPr>
+                <w:rFonts w:ascii="BRH Malayalam Extra" w:hAnsi="BRH Malayalam Extra" w:cs="BRH Malayalam Extra"/>
+                <w:sz w:val="40"/>
+                <w:szCs w:val="40"/>
+                <w:lang w:val="it-IT"/>
+              </w:rPr>
+            </w:pPr>
+            <w:r>
+              <w:rPr>
+                <w:rFonts w:ascii="BRH Malayalam Extra" w:hAnsi="BRH Malayalam Extra" w:cs="BRH Malayalam Extra"/>
+                <w:sz w:val="40"/>
+                <w:szCs w:val="40"/>
+                <w:lang w:val="it-IT"/>
+              </w:rPr>
+              <w:lastRenderedPageBreak/>
+              <w:t>A</w:t>
+            </w:r>
+            <w:r>
+              <w:rPr>
+                <w:rFonts w:ascii="BRH Malayalam Extra" w:hAnsi="BRH Malayalam Extra" w:cs="BRH Malayalam Extra"/>
+                <w:sz w:val="33"/>
+                <w:szCs w:val="40"/>
+                <w:lang w:val="it-IT"/>
+              </w:rPr>
+              <w:t>–</w:t>
+            </w:r>
+            <w:r>
+              <w:rPr>
+                <w:rFonts w:ascii="BRH Malayalam Extra" w:hAnsi="BRH Malayalam Extra" w:cs="BRH Malayalam Extra"/>
+                <w:sz w:val="40"/>
+                <w:szCs w:val="40"/>
+                <w:lang w:val="it-IT"/>
+              </w:rPr>
+              <w:t xml:space="preserve">ræxK—exmI K¡kõxZ§ | </w:t>
+            </w:r>
+          </w:p>
+          <w:p>
+            <w:pPr>
+              <w:spacing w:before="0" w:line="240" w:lineRule="auto"/>
+              <w:rPr>
+                <w:rFonts w:ascii="BRH Malayalam Extra" w:hAnsi="BRH Malayalam Extra" w:cs="BRH Malayalam Extra"/>
+                <w:sz w:val="40"/>
+                <w:szCs w:val="40"/>
+                <w:lang w:val="it-IT"/>
+              </w:rPr>
+            </w:pPr>
+            <w:r>
+              <w:rPr>
+                <w:rFonts w:ascii="BRH Malayalam Extra" w:hAnsi="BRH Malayalam Extra" w:cs="BRH Malayalam Extra"/>
+                <w:sz w:val="40"/>
+                <w:szCs w:val="40"/>
+                <w:lang w:val="it-IT"/>
+              </w:rPr>
+              <w:t>A</w:t>
+            </w:r>
+            <w:r>
+              <w:rPr>
+                <w:rFonts w:ascii="BRH Malayalam Extra" w:hAnsi="BRH Malayalam Extra" w:cs="BRH Malayalam Extra"/>
+                <w:sz w:val="33"/>
+                <w:szCs w:val="40"/>
+                <w:lang w:val="it-IT"/>
+              </w:rPr>
+              <w:t>–</w:t>
+            </w:r>
+            <w:r>
+              <w:rPr>
+                <w:rFonts w:ascii="BRH Malayalam Extra" w:hAnsi="BRH Malayalam Extra" w:cs="BRH Malayalam Extra"/>
+                <w:sz w:val="40"/>
+                <w:szCs w:val="40"/>
+                <w:highlight w:val="green"/>
+                <w:lang w:val="it-IT"/>
+              </w:rPr>
+              <w:t>r</w:t>
+            </w:r>
+            <w:r>
+              <w:rPr>
+                <w:rFonts w:ascii="BRH Malayalam Extra" w:hAnsi="BRH Malayalam Extra" w:cs="BRH Malayalam Extra"/>
+                <w:sz w:val="40"/>
+                <w:szCs w:val="40"/>
+                <w:lang w:val="it-IT"/>
+              </w:rPr>
+              <w:t>æxKexm</w:t>
+            </w:r>
+            <w:r>
+              <w:rPr>
+                <w:rFonts w:ascii="BRH Malayalam Extra" w:hAnsi="BRH Malayalam Extra" w:cs="BRH Malayalam Extra"/>
+                <w:sz w:val="33"/>
+                <w:szCs w:val="40"/>
+                <w:lang w:val="it-IT"/>
+              </w:rPr>
+              <w:t>–</w:t>
+            </w:r>
+            <w:r>
+              <w:rPr>
+                <w:rFonts w:ascii="BRH Malayalam Extra" w:hAnsi="BRH Malayalam Extra" w:cs="BRH Malayalam Extra"/>
+                <w:sz w:val="40"/>
+                <w:szCs w:val="40"/>
+                <w:lang w:val="it-IT"/>
+              </w:rPr>
+              <w:t>iyZõ</w:t>
+            </w:r>
+            <w:r>
+              <w:rPr>
+                <w:rFonts w:ascii="BRH Malayalam Extra" w:hAnsi="BRH Malayalam Extra" w:cs="BRH Malayalam Extra"/>
+                <w:sz w:val="33"/>
+                <w:szCs w:val="40"/>
+                <w:lang w:val="it-IT"/>
+              </w:rPr>
+              <w:t>–</w:t>
+            </w:r>
+            <w:r>
+              <w:rPr>
+                <w:rFonts w:ascii="BRH Malayalam Extra" w:hAnsi="BRH Malayalam Extra" w:cs="BRH Malayalam Extra"/>
+                <w:sz w:val="40"/>
+                <w:szCs w:val="40"/>
+                <w:lang w:val="it-IT"/>
+              </w:rPr>
+              <w:t xml:space="preserve">ræx - </w:t>
+            </w:r>
+          </w:p>
+          <w:p>
+            <w:pPr>
+              <w:spacing w:before="0" w:line="240" w:lineRule="auto"/>
+              <w:rPr>
+                <w:rFonts w:ascii="BRH Devanagari Extra" w:hAnsi="BRH Devanagari Extra" w:cs="BRH Devanagari Extra"/>
+                <w:sz w:val="40"/>
+                <w:szCs w:val="40"/>
+                <w:lang w:val="it-IT"/>
+              </w:rPr>
+            </w:pPr>
+            <w:r>
+              <w:rPr>
+                <w:rFonts w:ascii="BRH Malayalam Extra" w:hAnsi="BRH Malayalam Extra" w:cs="BRH Malayalam Extra"/>
+                <w:sz w:val="40"/>
+                <w:szCs w:val="40"/>
+                <w:lang w:val="it-IT"/>
+              </w:rPr>
+              <w:lastRenderedPageBreak/>
+              <w:t>K</w:t>
+            </w:r>
+            <w:r>
+              <w:rPr>
+                <w:rFonts w:ascii="BRH Malayalam Extra" w:hAnsi="BRH Malayalam Extra" w:cs="BRH Malayalam Extra"/>
+                <w:sz w:val="33"/>
+                <w:szCs w:val="40"/>
+                <w:lang w:val="it-IT"/>
+              </w:rPr>
+              <w:t>–</w:t>
+            </w:r>
+            <w:r>
+              <w:rPr>
+                <w:rFonts w:ascii="BRH Malayalam Extra" w:hAnsi="BRH Malayalam Extra" w:cs="BRH Malayalam Extra"/>
+                <w:sz w:val="40"/>
+                <w:szCs w:val="40"/>
+                <w:lang w:val="it-IT"/>
+              </w:rPr>
+              <w:t>ex</w:t>
+            </w:r>
+            <w:r>
+              <w:rPr>
+                <w:rFonts w:ascii="BRH Malayalam Extra" w:hAnsi="BRH Malayalam Extra" w:cs="BRH Malayalam Extra"/>
+                <w:sz w:val="33"/>
+                <w:szCs w:val="40"/>
+                <w:lang w:val="it-IT"/>
+              </w:rPr>
+              <w:t>–</w:t>
+            </w:r>
+            <w:r>
+              <w:rPr>
+                <w:rFonts w:ascii="BRH Malayalam Extra" w:hAnsi="BRH Malayalam Extra" w:cs="BRH Malayalam Extra"/>
+                <w:sz w:val="40"/>
+                <w:szCs w:val="40"/>
+                <w:lang w:val="it-IT"/>
+              </w:rPr>
+              <w:t>m</w:t>
+            </w:r>
+            <w:r>
+              <w:rPr>
+                <w:rFonts w:ascii="BRH Malayalam Extra" w:hAnsi="BRH Malayalam Extra" w:cs="BRH Malayalam Extra"/>
+                <w:sz w:val="33"/>
+                <w:szCs w:val="40"/>
+                <w:lang w:val="it-IT"/>
+              </w:rPr>
+              <w:t>–</w:t>
+            </w:r>
+            <w:r>
+              <w:rPr>
+                <w:rFonts w:ascii="BRH Malayalam Extra" w:hAnsi="BRH Malayalam Extra" w:cs="BRH Malayalam Extra"/>
+                <w:sz w:val="40"/>
+                <w:szCs w:val="40"/>
+                <w:lang w:val="it-IT"/>
+              </w:rPr>
+              <w:t>I |</w:t>
+            </w:r>
+          </w:p>
+        </w:tc>
+      </w:tr>
+      <w:tr>
+        <w:trPr>
+          <w:trHeight w:val="980"/>
+        </w:trPr>
+        <w:tc>
+          <w:tcPr>
+            <w:tcW w:w="3877" w:type="dxa"/>
+            <w:tcBorders>
+              <w:top w:val="single" w:sz="4" w:space="0" w:color="000000"/>
+              <w:left w:val="single" w:sz="4" w:space="0" w:color="000000"/>
+              <w:bottom w:val="single" w:sz="4" w:space="0" w:color="000000"/>
+              <w:right w:val="single" w:sz="4" w:space="0" w:color="000000"/>
+            </w:tcBorders>
+          </w:tcPr>
+          <w:p>
+            <w:pPr>
+              <w:widowControl w:val="0"/>
+              <w:tabs>
+                <w:tab w:val="left" w:pos="993"/>
+              </w:tabs>
+              <w:autoSpaceDE w:val="0"/>
+              <w:autoSpaceDN w:val="0"/>
+              <w:adjustRightInd w:val="0"/>
+              <w:spacing w:before="0" w:line="240" w:lineRule="auto"/>
+              <w:ind w:right="297"/>
+              <w:rPr>
+                <w:rFonts w:cs="Arial"/>
+                <w:b/>
+                <w:sz w:val="28"/>
+                <w:szCs w:val="32"/>
+                <w:lang w:bidi="ta-IN"/>
+              </w:rPr>
+            </w:pPr>
+            <w:r>
+              <w:rPr>
+                <w:rFonts w:cs="Arial"/>
+                <w:b/>
+                <w:sz w:val="28"/>
+                <w:szCs w:val="32"/>
+                <w:lang w:bidi="ta-IN"/>
+              </w:rPr>
+              <w:lastRenderedPageBreak/>
+              <w:t>T.S.2.5.5.4– Kramam</w:t>
+            </w:r>
+          </w:p>
+          <w:p>
+            <w:pPr>
+              <w:widowControl w:val="0"/>
+              <w:tabs>
+                <w:tab w:val="left" w:pos="993"/>
+              </w:tabs>
+              <w:autoSpaceDE w:val="0"/>
+              <w:autoSpaceDN w:val="0"/>
+              <w:adjustRightInd w:val="0"/>
+              <w:spacing w:before="0" w:line="240" w:lineRule="auto"/>
+              <w:ind w:right="297"/>
+              <w:rPr>
+                <w:rFonts w:cs="Arial"/>
+                <w:b/>
+                <w:sz w:val="28"/>
+                <w:szCs w:val="32"/>
+                <w:lang w:val="en-IN" w:bidi="ta-IN"/>
+              </w:rPr>
+            </w:pPr>
+            <w:r>
+              <w:rPr>
+                <w:rFonts w:cs="Arial"/>
+                <w:b/>
+                <w:sz w:val="28"/>
+                <w:szCs w:val="32"/>
+                <w:lang w:val="en-IN" w:bidi="ta-IN"/>
+              </w:rPr>
+              <w:t>Krama Vaakyam No. - 22</w:t>
+            </w:r>
+          </w:p>
+          <w:p>
+            <w:pPr>
+              <w:widowControl w:val="0"/>
+              <w:tabs>
+                <w:tab w:val="left" w:pos="993"/>
+              </w:tabs>
+              <w:autoSpaceDE w:val="0"/>
+              <w:autoSpaceDN w:val="0"/>
+              <w:adjustRightInd w:val="0"/>
+              <w:spacing w:before="0" w:line="240" w:lineRule="auto"/>
+              <w:ind w:right="297"/>
+              <w:rPr>
+                <w:rFonts w:cs="Arial"/>
+                <w:b/>
+                <w:sz w:val="28"/>
+                <w:szCs w:val="32"/>
+                <w:lang w:val="it-IT" w:bidi="ta-IN"/>
+              </w:rPr>
+            </w:pPr>
+            <w:r>
+              <w:rPr>
+                <w:rFonts w:cs="Arial"/>
+                <w:b/>
+                <w:sz w:val="28"/>
+                <w:szCs w:val="32"/>
+                <w:lang w:val="it-IT" w:bidi="ta-IN"/>
+              </w:rPr>
+              <w:t>Panchaati No</w:t>
+            </w:r>
+            <w:r>
+              <w:rPr>
+                <w:rFonts w:cs="Arial"/>
+                <w:b/>
+                <w:szCs w:val="32"/>
+                <w:lang w:val="it-IT" w:bidi="ta-IN"/>
+              </w:rPr>
+              <w:t xml:space="preserve">. - </w:t>
+            </w:r>
+            <w:r>
+              <w:rPr>
+                <w:rFonts w:cs="Arial"/>
+                <w:b/>
+                <w:sz w:val="28"/>
+                <w:szCs w:val="32"/>
+                <w:lang w:val="it-IT" w:bidi="ta-IN"/>
+              </w:rPr>
+              <w:t>30</w:t>
+            </w:r>
+          </w:p>
+        </w:tc>
+        <w:tc>
+          <w:tcPr>
+            <w:tcW w:w="5699" w:type="dxa"/>
+            <w:tcBorders>
+              <w:top w:val="single" w:sz="4" w:space="0" w:color="000000"/>
+              <w:left w:val="single" w:sz="4" w:space="0" w:color="000000"/>
+              <w:bottom w:val="single" w:sz="4" w:space="0" w:color="000000"/>
+              <w:right w:val="single" w:sz="4" w:space="0" w:color="000000"/>
+            </w:tcBorders>
+          </w:tcPr>
+          <w:p>
+            <w:pPr>
+              <w:widowControl w:val="0"/>
+              <w:autoSpaceDE w:val="0"/>
+              <w:autoSpaceDN w:val="0"/>
+              <w:adjustRightInd w:val="0"/>
+              <w:spacing w:before="0" w:line="240" w:lineRule="auto"/>
+              <w:rPr>
+                <w:rFonts w:ascii="BRH Malayalam Extra" w:hAnsi="BRH Malayalam Extra" w:cs="BRH Malayalam Extra"/>
+                <w:sz w:val="40"/>
+                <w:szCs w:val="40"/>
+                <w:lang w:val="it-IT"/>
+              </w:rPr>
+            </w:pPr>
+            <w:r>
+              <w:rPr>
+                <w:rFonts w:ascii="BRH Malayalam Extra" w:hAnsi="BRH Malayalam Extra" w:cs="BRH Malayalam Extra"/>
+                <w:sz w:val="40"/>
+                <w:szCs w:val="40"/>
+                <w:lang w:val="it-IT"/>
+              </w:rPr>
+              <w:t>e</w:t>
+            </w:r>
+            <w:r>
+              <w:rPr>
+                <w:rFonts w:ascii="BRH Malayalam Extra" w:hAnsi="BRH Malayalam Extra" w:cs="BRH Malayalam Extra"/>
+                <w:sz w:val="33"/>
+                <w:szCs w:val="40"/>
+                <w:lang w:val="it-IT"/>
+              </w:rPr>
+              <w:t>–</w:t>
+            </w:r>
+            <w:r>
+              <w:rPr>
+                <w:rFonts w:ascii="BRH Malayalam Extra" w:hAnsi="BRH Malayalam Extra" w:cs="BRH Malayalam Extra"/>
+                <w:sz w:val="40"/>
+                <w:szCs w:val="40"/>
+                <w:lang w:val="it-IT"/>
+              </w:rPr>
+              <w:t>Òx¶</w:t>
+            </w:r>
+            <w:r>
+              <w:rPr>
+                <w:rFonts w:ascii="BRH Malayalam Extra" w:hAnsi="BRH Malayalam Extra" w:cs="BRH Malayalam Extra"/>
+                <w:sz w:val="33"/>
+                <w:szCs w:val="40"/>
+                <w:lang w:val="it-IT"/>
+              </w:rPr>
+              <w:t>–</w:t>
+            </w:r>
+            <w:r>
+              <w:rPr>
+                <w:rFonts w:ascii="BRH Malayalam Extra" w:hAnsi="BRH Malayalam Extra" w:cs="BRH Malayalam Extra"/>
+                <w:sz w:val="40"/>
+                <w:szCs w:val="40"/>
+                <w:highlight w:val="yellow"/>
+                <w:lang w:val="it-IT"/>
+              </w:rPr>
+              <w:t>É</w:t>
+            </w:r>
+            <w:r>
+              <w:rPr>
+                <w:rFonts w:ascii="BRH Malayalam Extra" w:hAnsi="BRH Malayalam Extra" w:cs="BRH Malayalam Extra"/>
+                <w:sz w:val="40"/>
+                <w:szCs w:val="40"/>
+                <w:lang w:val="it-IT"/>
+              </w:rPr>
+              <w:t>ix˜J | P</w:t>
+            </w:r>
+            <w:r>
+              <w:rPr>
+                <w:rFonts w:ascii="BRH Malayalam Extra" w:hAnsi="BRH Malayalam Extra" w:cs="BRH Malayalam Extra"/>
+                <w:sz w:val="33"/>
+                <w:szCs w:val="40"/>
+                <w:lang w:val="it-IT"/>
+              </w:rPr>
+              <w:t>–</w:t>
+            </w:r>
+            <w:r>
+              <w:rPr>
+                <w:rFonts w:ascii="BRH Malayalam Extra" w:hAnsi="BRH Malayalam Extra" w:cs="BRH Malayalam Extra"/>
+                <w:sz w:val="40"/>
+                <w:szCs w:val="40"/>
+                <w:lang w:val="it-IT"/>
+              </w:rPr>
+              <w:t>öÉix— A</w:t>
+            </w:r>
+            <w:r>
+              <w:rPr>
+                <w:rFonts w:ascii="BRH Malayalam Extra" w:hAnsi="BRH Malayalam Extra" w:cs="BRH Malayalam Extra"/>
+                <w:sz w:val="33"/>
+                <w:szCs w:val="40"/>
+                <w:lang w:val="it-IT"/>
+              </w:rPr>
+              <w:t>–</w:t>
+            </w:r>
+            <w:r>
+              <w:rPr>
+                <w:rFonts w:ascii="BRH Malayalam Extra" w:hAnsi="BRH Malayalam Extra" w:cs="BRH Malayalam Extra"/>
+                <w:sz w:val="40"/>
+                <w:szCs w:val="40"/>
+                <w:lang w:val="it-IT"/>
+              </w:rPr>
+              <w:t>hy |</w:t>
+            </w:r>
+          </w:p>
+        </w:tc>
+        <w:tc>
+          <w:tcPr>
+            <w:tcW w:w="5386" w:type="dxa"/>
+            <w:tcBorders>
+              <w:top w:val="single" w:sz="4" w:space="0" w:color="000000"/>
+              <w:left w:val="single" w:sz="4" w:space="0" w:color="000000"/>
+              <w:bottom w:val="single" w:sz="4" w:space="0" w:color="000000"/>
+              <w:right w:val="single" w:sz="4" w:space="0" w:color="000000"/>
+            </w:tcBorders>
+          </w:tcPr>
+          <w:p>
+            <w:pPr>
+              <w:widowControl w:val="0"/>
+              <w:autoSpaceDE w:val="0"/>
+              <w:autoSpaceDN w:val="0"/>
+              <w:adjustRightInd w:val="0"/>
+              <w:spacing w:before="0" w:line="240" w:lineRule="auto"/>
+              <w:rPr>
+                <w:rFonts w:ascii="BRH Malayalam Extra" w:hAnsi="BRH Malayalam Extra" w:cs="BRH Malayalam Extra"/>
+                <w:sz w:val="40"/>
+                <w:szCs w:val="40"/>
+                <w:lang w:val="it-IT"/>
+              </w:rPr>
+            </w:pPr>
+            <w:r>
+              <w:rPr>
+                <w:rFonts w:ascii="BRH Malayalam Extra" w:hAnsi="BRH Malayalam Extra" w:cs="BRH Malayalam Extra"/>
+                <w:sz w:val="40"/>
+                <w:szCs w:val="40"/>
+                <w:lang w:val="it-IT"/>
+              </w:rPr>
+              <w:t>e</w:t>
+            </w:r>
+            <w:r>
+              <w:rPr>
+                <w:rFonts w:ascii="BRH Malayalam Extra" w:hAnsi="BRH Malayalam Extra" w:cs="BRH Malayalam Extra"/>
+                <w:sz w:val="33"/>
+                <w:szCs w:val="40"/>
+                <w:lang w:val="it-IT"/>
+              </w:rPr>
+              <w:t>–</w:t>
+            </w:r>
+            <w:r>
+              <w:rPr>
+                <w:rFonts w:ascii="BRH Malayalam Extra" w:hAnsi="BRH Malayalam Extra" w:cs="BRH Malayalam Extra"/>
+                <w:sz w:val="40"/>
+                <w:szCs w:val="40"/>
+                <w:lang w:val="it-IT"/>
+              </w:rPr>
+              <w:t>Òx¶</w:t>
+            </w:r>
+            <w:r>
+              <w:rPr>
+                <w:rFonts w:ascii="BRH Malayalam Extra" w:hAnsi="BRH Malayalam Extra" w:cs="BRH Malayalam Extra"/>
+                <w:sz w:val="33"/>
+                <w:szCs w:val="40"/>
+                <w:lang w:val="it-IT"/>
+              </w:rPr>
+              <w:t>––</w:t>
+            </w:r>
+            <w:r>
+              <w:rPr>
+                <w:rFonts w:ascii="BRH Malayalam Extra" w:hAnsi="BRH Malayalam Extra" w:cs="BRH Malayalam Extra"/>
+                <w:sz w:val="40"/>
+                <w:szCs w:val="40"/>
+                <w:highlight w:val="green"/>
+                <w:lang w:val="it-IT"/>
+              </w:rPr>
+              <w:t>ö</w:t>
+            </w:r>
+            <w:r>
+              <w:rPr>
+                <w:rFonts w:ascii="BRH Malayalam Extra" w:hAnsi="BRH Malayalam Extra" w:cs="BRH Malayalam Extra"/>
+                <w:sz w:val="40"/>
+                <w:szCs w:val="40"/>
+                <w:lang w:val="it-IT"/>
+              </w:rPr>
+              <w:t>Éix˜J | P</w:t>
+            </w:r>
+            <w:r>
+              <w:rPr>
+                <w:rFonts w:ascii="BRH Malayalam Extra" w:hAnsi="BRH Malayalam Extra" w:cs="BRH Malayalam Extra"/>
+                <w:sz w:val="33"/>
+                <w:szCs w:val="40"/>
+                <w:lang w:val="it-IT"/>
+              </w:rPr>
+              <w:t>–</w:t>
+            </w:r>
+            <w:r>
+              <w:rPr>
+                <w:rFonts w:ascii="BRH Malayalam Extra" w:hAnsi="BRH Malayalam Extra" w:cs="BRH Malayalam Extra"/>
+                <w:sz w:val="40"/>
+                <w:szCs w:val="40"/>
+                <w:lang w:val="it-IT"/>
+              </w:rPr>
+              <w:t>öÉix— A</w:t>
+            </w:r>
+            <w:r>
+              <w:rPr>
+                <w:rFonts w:ascii="BRH Malayalam Extra" w:hAnsi="BRH Malayalam Extra" w:cs="BRH Malayalam Extra"/>
+                <w:sz w:val="33"/>
+                <w:szCs w:val="40"/>
+                <w:lang w:val="it-IT"/>
+              </w:rPr>
+              <w:t>–</w:t>
+            </w:r>
+            <w:r>
+              <w:rPr>
+                <w:rFonts w:ascii="BRH Malayalam Extra" w:hAnsi="BRH Malayalam Extra" w:cs="BRH Malayalam Extra"/>
+                <w:sz w:val="40"/>
+                <w:szCs w:val="40"/>
+                <w:lang w:val="it-IT"/>
+              </w:rPr>
+              <w:t>hy |</w:t>
+            </w:r>
+          </w:p>
+        </w:tc>
+      </w:tr>
+      <w:tr>
+        <w:trPr>
+          <w:trHeight w:val="1245"/>
+        </w:trPr>
+        <w:tc>
+          <w:tcPr>
+            <w:tcW w:w="3877" w:type="dxa"/>
+            <w:tcBorders>
+              <w:top w:val="single" w:sz="4" w:space="0" w:color="000000"/>
+              <w:left w:val="single" w:sz="4" w:space="0" w:color="000000"/>
+              <w:bottom w:val="single" w:sz="4" w:space="0" w:color="000000"/>
+              <w:right w:val="single" w:sz="4" w:space="0" w:color="000000"/>
+            </w:tcBorders>
+          </w:tcPr>
+          <w:p>
+            <w:pPr>
+              <w:widowControl w:val="0"/>
+              <w:tabs>
+                <w:tab w:val="left" w:pos="993"/>
+              </w:tabs>
+              <w:autoSpaceDE w:val="0"/>
+              <w:autoSpaceDN w:val="0"/>
+              <w:adjustRightInd w:val="0"/>
+              <w:spacing w:before="0" w:line="240" w:lineRule="auto"/>
+              <w:ind w:right="297"/>
+              <w:rPr>
+                <w:rFonts w:cs="Arial"/>
+                <w:b/>
+                <w:sz w:val="28"/>
+                <w:szCs w:val="32"/>
+                <w:lang w:bidi="ta-IN"/>
+              </w:rPr>
+            </w:pPr>
+            <w:r>
+              <w:rPr>
+                <w:rFonts w:cs="Arial"/>
+                <w:b/>
+                <w:sz w:val="28"/>
+                <w:szCs w:val="32"/>
+                <w:lang w:bidi="ta-IN"/>
+              </w:rPr>
+              <w:t>T.S.2.5.11.1 Kramam</w:t>
+            </w:r>
+          </w:p>
+          <w:p>
+            <w:pPr>
+              <w:widowControl w:val="0"/>
+              <w:tabs>
+                <w:tab w:val="left" w:pos="993"/>
+              </w:tabs>
+              <w:autoSpaceDE w:val="0"/>
+              <w:autoSpaceDN w:val="0"/>
+              <w:adjustRightInd w:val="0"/>
+              <w:spacing w:before="0" w:line="240" w:lineRule="auto"/>
+              <w:ind w:right="297"/>
+              <w:rPr>
+                <w:rFonts w:cs="Arial"/>
+                <w:b/>
+                <w:sz w:val="28"/>
+                <w:szCs w:val="32"/>
+                <w:lang w:bidi="ta-IN"/>
+              </w:rPr>
+            </w:pPr>
+            <w:r>
+              <w:rPr>
+                <w:rFonts w:cs="Arial"/>
+                <w:b/>
+                <w:sz w:val="28"/>
+                <w:szCs w:val="32"/>
+                <w:lang w:bidi="ta-IN"/>
+              </w:rPr>
+              <w:t>Krama Vaakyam No. – 30</w:t>
+            </w:r>
+          </w:p>
+          <w:p>
+            <w:pPr>
+              <w:widowControl w:val="0"/>
+              <w:tabs>
+                <w:tab w:val="left" w:pos="993"/>
+              </w:tabs>
+              <w:autoSpaceDE w:val="0"/>
+              <w:autoSpaceDN w:val="0"/>
+              <w:adjustRightInd w:val="0"/>
+              <w:spacing w:before="0" w:line="240" w:lineRule="auto"/>
+              <w:ind w:right="297"/>
+              <w:rPr>
+                <w:rFonts w:cs="Arial"/>
+                <w:b/>
+                <w:sz w:val="28"/>
+                <w:szCs w:val="32"/>
+                <w:lang w:bidi="ta-IN"/>
+              </w:rPr>
+            </w:pPr>
+            <w:r>
+              <w:rPr>
+                <w:rFonts w:cs="Arial"/>
+                <w:b/>
+                <w:sz w:val="28"/>
+                <w:szCs w:val="32"/>
+                <w:lang w:bidi="ta-IN"/>
+              </w:rPr>
+              <w:t>Panchaati No</w:t>
+            </w:r>
+            <w:r>
+              <w:rPr>
+                <w:rFonts w:cs="Arial"/>
+                <w:b/>
+                <w:szCs w:val="32"/>
+                <w:lang w:bidi="ta-IN"/>
+              </w:rPr>
+              <w:t>. -</w:t>
+            </w:r>
+            <w:r>
+              <w:rPr>
+                <w:rFonts w:cs="Arial"/>
+                <w:b/>
+                <w:sz w:val="28"/>
+                <w:szCs w:val="28"/>
+                <w:lang w:bidi="ta-IN"/>
+              </w:rPr>
+              <w:t xml:space="preserve"> 61</w:t>
+            </w:r>
+          </w:p>
+        </w:tc>
+        <w:tc>
+          <w:tcPr>
+            <w:tcW w:w="5699" w:type="dxa"/>
+            <w:tcBorders>
+              <w:top w:val="single" w:sz="4" w:space="0" w:color="000000"/>
+              <w:left w:val="single" w:sz="4" w:space="0" w:color="000000"/>
+              <w:bottom w:val="single" w:sz="4" w:space="0" w:color="000000"/>
+              <w:right w:val="single" w:sz="4" w:space="0" w:color="000000"/>
+            </w:tcBorders>
+          </w:tcPr>
+          <w:p>
+            <w:pPr>
+              <w:widowControl w:val="0"/>
+              <w:autoSpaceDE w:val="0"/>
+              <w:autoSpaceDN w:val="0"/>
+              <w:adjustRightInd w:val="0"/>
+              <w:spacing w:before="0" w:line="240" w:lineRule="auto"/>
+              <w:rPr>
+                <w:rFonts w:ascii="BRH Malayalam Extra" w:hAnsi="BRH Malayalam Extra" w:cs="BRH Malayalam Extra"/>
+                <w:sz w:val="40"/>
+                <w:szCs w:val="40"/>
+              </w:rPr>
+            </w:pPr>
+            <w:r>
+              <w:rPr>
+                <w:rFonts w:ascii="BRH Malayalam Extra" w:hAnsi="BRH Malayalam Extra" w:cs="BRH Malayalam Extra"/>
+                <w:sz w:val="40"/>
+                <w:szCs w:val="40"/>
+              </w:rPr>
+              <w:t>¥mx</w:t>
+            </w:r>
+            <w:r>
+              <w:rPr>
+                <w:rFonts w:ascii="BRH Malayalam Extra" w:hAnsi="BRH Malayalam Extra" w:cs="BRH Malayalam Extra"/>
+                <w:sz w:val="33"/>
+                <w:szCs w:val="40"/>
+              </w:rPr>
+              <w:t>–</w:t>
+            </w:r>
+            <w:r>
+              <w:rPr>
+                <w:rFonts w:ascii="BRH Malayalam Extra" w:hAnsi="BRH Malayalam Extra" w:cs="BRH Malayalam Extra"/>
+                <w:sz w:val="40"/>
+                <w:szCs w:val="40"/>
+              </w:rPr>
+              <w:t>Ksõx</w:t>
+            </w:r>
+            <w:r>
+              <w:rPr>
+                <w:rFonts w:ascii="BRH Malayalam Extra" w:hAnsi="BRH Malayalam Extra" w:cs="BRH Malayalam Extra"/>
+                <w:sz w:val="33"/>
+                <w:szCs w:val="40"/>
+              </w:rPr>
+              <w:t>–</w:t>
+            </w:r>
+            <w:r>
+              <w:rPr>
+                <w:rFonts w:ascii="BRH Malayalam Extra" w:hAnsi="BRH Malayalam Extra" w:cs="BRH Malayalam Extra"/>
+                <w:sz w:val="40"/>
+                <w:szCs w:val="40"/>
+              </w:rPr>
+              <w:t>hyRy</w:t>
+            </w:r>
+            <w:r>
+              <w:rPr>
+                <w:rFonts w:ascii="BRH Malayalam Extra" w:hAnsi="BRH Malayalam Extra" w:cs="BRH Malayalam Extra"/>
+                <w:sz w:val="40"/>
+                <w:szCs w:val="40"/>
+                <w:highlight w:val="yellow"/>
+              </w:rPr>
+              <w:t>—¥Zõ</w:t>
+            </w:r>
+            <w:r>
+              <w:rPr>
+                <w:rFonts w:ascii="BRH Malayalam Extra" w:hAnsi="BRH Malayalam Extra" w:cs="BRH Malayalam Extra"/>
+                <w:sz w:val="40"/>
+                <w:szCs w:val="40"/>
+              </w:rPr>
+              <w:t xml:space="preserve"> | </w:t>
+            </w:r>
+          </w:p>
+          <w:p>
+            <w:pPr>
+              <w:spacing w:before="0" w:line="240" w:lineRule="auto"/>
+              <w:rPr>
+                <w:rFonts w:ascii="BRH Devanagari Extra" w:hAnsi="BRH Devanagari Extra" w:cs="BRH Devanagari Extra"/>
+                <w:sz w:val="40"/>
+                <w:szCs w:val="40"/>
+              </w:rPr>
+            </w:pPr>
+            <w:r>
+              <w:rPr>
+                <w:rFonts w:ascii="BRH Malayalam Extra" w:hAnsi="BRH Malayalam Extra" w:cs="BRH Malayalam Extra"/>
+                <w:sz w:val="40"/>
+                <w:szCs w:val="40"/>
+              </w:rPr>
+              <w:t>A</w:t>
+            </w:r>
+            <w:r>
+              <w:rPr>
+                <w:rFonts w:ascii="BRH Malayalam Extra" w:hAnsi="BRH Malayalam Extra" w:cs="BRH Malayalam Extra"/>
+                <w:sz w:val="33"/>
+                <w:szCs w:val="40"/>
+              </w:rPr>
+              <w:t>–</w:t>
+            </w:r>
+            <w:r>
+              <w:rPr>
+                <w:rFonts w:ascii="BRH Malayalam Extra" w:hAnsi="BRH Malayalam Extra" w:cs="BRH Malayalam Extra"/>
+                <w:sz w:val="40"/>
+                <w:szCs w:val="40"/>
+              </w:rPr>
+              <w:t>hyRy—Zõx</w:t>
+            </w:r>
+            <w:r>
+              <w:rPr>
+                <w:rFonts w:ascii="BRH Malayalam Extra" w:hAnsi="BRH Malayalam Extra" w:cs="BRH Malayalam Extra"/>
+                <w:sz w:val="33"/>
+                <w:szCs w:val="40"/>
+              </w:rPr>
+              <w:t>–</w:t>
+            </w:r>
+            <w:r>
+              <w:rPr>
+                <w:rFonts w:ascii="BRH Malayalam Extra" w:hAnsi="BRH Malayalam Extra" w:cs="BRH Malayalam Extra"/>
+                <w:sz w:val="40"/>
+                <w:szCs w:val="40"/>
+              </w:rPr>
+              <w:t xml:space="preserve"> Bsz—dJ |</w:t>
+            </w:r>
+          </w:p>
+        </w:tc>
+        <w:tc>
+          <w:tcPr>
+            <w:tcW w:w="5386" w:type="dxa"/>
+            <w:tcBorders>
+              <w:top w:val="single" w:sz="4" w:space="0" w:color="000000"/>
+              <w:left w:val="single" w:sz="4" w:space="0" w:color="000000"/>
+              <w:bottom w:val="single" w:sz="4" w:space="0" w:color="000000"/>
+              <w:right w:val="single" w:sz="4" w:space="0" w:color="000000"/>
+            </w:tcBorders>
+          </w:tcPr>
+          <w:p>
+            <w:pPr>
+              <w:widowControl w:val="0"/>
+              <w:autoSpaceDE w:val="0"/>
+              <w:autoSpaceDN w:val="0"/>
+              <w:adjustRightInd w:val="0"/>
+              <w:spacing w:before="0" w:line="240" w:lineRule="auto"/>
+              <w:rPr>
+                <w:rFonts w:ascii="BRH Malayalam Extra" w:hAnsi="BRH Malayalam Extra" w:cs="BRH Malayalam Extra"/>
+                <w:sz w:val="40"/>
+                <w:szCs w:val="40"/>
+              </w:rPr>
+            </w:pPr>
+            <w:r>
+              <w:rPr>
+                <w:rFonts w:ascii="BRH Malayalam Extra" w:hAnsi="BRH Malayalam Extra" w:cs="BRH Malayalam Extra"/>
+                <w:sz w:val="40"/>
+                <w:szCs w:val="40"/>
+              </w:rPr>
+              <w:t>¥mx</w:t>
+            </w:r>
+            <w:r>
+              <w:rPr>
+                <w:rFonts w:ascii="BRH Malayalam Extra" w:hAnsi="BRH Malayalam Extra" w:cs="BRH Malayalam Extra"/>
+                <w:sz w:val="33"/>
+                <w:szCs w:val="40"/>
+              </w:rPr>
+              <w:t>–</w:t>
+            </w:r>
+            <w:r>
+              <w:rPr>
+                <w:rFonts w:ascii="BRH Malayalam Extra" w:hAnsi="BRH Malayalam Extra" w:cs="BRH Malayalam Extra"/>
+                <w:sz w:val="40"/>
+                <w:szCs w:val="40"/>
+              </w:rPr>
+              <w:t>Ksõx</w:t>
+            </w:r>
+            <w:r>
+              <w:rPr>
+                <w:rFonts w:ascii="BRH Malayalam Extra" w:hAnsi="BRH Malayalam Extra" w:cs="BRH Malayalam Extra"/>
+                <w:sz w:val="33"/>
+                <w:szCs w:val="40"/>
+              </w:rPr>
+              <w:t>–</w:t>
+            </w:r>
+            <w:r>
+              <w:rPr>
+                <w:rFonts w:ascii="BRH Malayalam Extra" w:hAnsi="BRH Malayalam Extra" w:cs="BRH Malayalam Extra"/>
+                <w:sz w:val="40"/>
+                <w:szCs w:val="40"/>
+              </w:rPr>
+              <w:t>hyRy</w:t>
+            </w:r>
+            <w:r>
+              <w:rPr>
+                <w:rFonts w:ascii="BRH Malayalam Extra" w:hAnsi="BRH Malayalam Extra" w:cs="BRH Malayalam Extra"/>
+                <w:sz w:val="40"/>
+                <w:szCs w:val="40"/>
+                <w:highlight w:val="yellow"/>
+              </w:rPr>
+              <w:t>—</w:t>
+            </w:r>
+            <w:r>
+              <w:rPr>
+                <w:rFonts w:ascii="BRH Malayalam Extra" w:hAnsi="BRH Malayalam Extra" w:cs="BRH Malayalam Extra"/>
+                <w:sz w:val="40"/>
+                <w:szCs w:val="40"/>
+                <w:highlight w:val="green"/>
+              </w:rPr>
+              <w:t>¤¤Zõ</w:t>
+            </w:r>
+            <w:r>
+              <w:rPr>
+                <w:rFonts w:ascii="BRH Malayalam Extra" w:hAnsi="BRH Malayalam Extra" w:cs="BRH Malayalam Extra"/>
+                <w:sz w:val="40"/>
+                <w:szCs w:val="40"/>
+              </w:rPr>
+              <w:t xml:space="preserve"> | </w:t>
+            </w:r>
+          </w:p>
+          <w:p>
+            <w:pPr>
+              <w:spacing w:before="0" w:line="240" w:lineRule="auto"/>
+              <w:rPr>
+                <w:rFonts w:ascii="BRH Devanagari Extra" w:hAnsi="BRH Devanagari Extra" w:cs="BRH Devanagari Extra"/>
+                <w:sz w:val="40"/>
+                <w:szCs w:val="40"/>
+              </w:rPr>
+            </w:pPr>
+            <w:r>
+              <w:rPr>
+                <w:rFonts w:ascii="BRH Malayalam Extra" w:hAnsi="BRH Malayalam Extra" w:cs="BRH Malayalam Extra"/>
+                <w:sz w:val="40"/>
+                <w:szCs w:val="40"/>
+              </w:rPr>
+              <w:t>A</w:t>
+            </w:r>
+            <w:r>
+              <w:rPr>
+                <w:rFonts w:ascii="BRH Malayalam Extra" w:hAnsi="BRH Malayalam Extra" w:cs="BRH Malayalam Extra"/>
+                <w:sz w:val="33"/>
+                <w:szCs w:val="40"/>
+              </w:rPr>
+              <w:t>–</w:t>
+            </w:r>
+            <w:r>
+              <w:rPr>
+                <w:rFonts w:ascii="BRH Malayalam Extra" w:hAnsi="BRH Malayalam Extra" w:cs="BRH Malayalam Extra"/>
+                <w:sz w:val="40"/>
+                <w:szCs w:val="40"/>
+              </w:rPr>
+              <w:t>hyRy—Zõx</w:t>
+            </w:r>
+            <w:r>
+              <w:rPr>
+                <w:rFonts w:ascii="BRH Malayalam Extra" w:hAnsi="BRH Malayalam Extra" w:cs="BRH Malayalam Extra"/>
+                <w:sz w:val="33"/>
+                <w:szCs w:val="40"/>
+              </w:rPr>
+              <w:t>–</w:t>
+            </w:r>
+            <w:r>
+              <w:rPr>
+                <w:rFonts w:ascii="BRH Malayalam Extra" w:hAnsi="BRH Malayalam Extra" w:cs="BRH Malayalam Extra"/>
+                <w:sz w:val="40"/>
+                <w:szCs w:val="40"/>
+              </w:rPr>
+              <w:t xml:space="preserve"> Bsz—dJ |</w:t>
+            </w:r>
+          </w:p>
+        </w:tc>
+      </w:tr>
+      <w:tr>
+        <w:trPr>
+          <w:trHeight w:val="980"/>
+        </w:trPr>
+        <w:tc>
+          <w:tcPr>
+            <w:tcW w:w="3877" w:type="dxa"/>
+            <w:tcBorders>
+              <w:top w:val="single" w:sz="4" w:space="0" w:color="000000"/>
+              <w:left w:val="single" w:sz="4" w:space="0" w:color="000000"/>
+              <w:bottom w:val="single" w:sz="4" w:space="0" w:color="000000"/>
+              <w:right w:val="single" w:sz="4" w:space="0" w:color="000000"/>
+            </w:tcBorders>
+          </w:tcPr>
+          <w:p>
+            <w:pPr>
+              <w:widowControl w:val="0"/>
+              <w:tabs>
+                <w:tab w:val="left" w:pos="993"/>
+              </w:tabs>
+              <w:autoSpaceDE w:val="0"/>
+              <w:autoSpaceDN w:val="0"/>
+              <w:adjustRightInd w:val="0"/>
+              <w:spacing w:before="0" w:line="240" w:lineRule="auto"/>
+              <w:ind w:right="297"/>
+              <w:rPr>
+                <w:rFonts w:cs="Arial"/>
+                <w:b/>
+                <w:sz w:val="28"/>
+                <w:szCs w:val="32"/>
+                <w:lang w:val="en-IN" w:bidi="ta-IN"/>
+              </w:rPr>
+            </w:pPr>
+            <w:r>
+              <w:rPr>
+                <w:rFonts w:cs="Arial"/>
+                <w:b/>
+                <w:sz w:val="28"/>
+                <w:szCs w:val="32"/>
+                <w:lang w:val="en-IN" w:bidi="ta-IN"/>
+              </w:rPr>
+              <w:t>T.S.2.5.11.5 Kramam</w:t>
+            </w:r>
+          </w:p>
+          <w:p>
+            <w:pPr>
+              <w:widowControl w:val="0"/>
+              <w:tabs>
+                <w:tab w:val="left" w:pos="993"/>
+              </w:tabs>
+              <w:autoSpaceDE w:val="0"/>
+              <w:autoSpaceDN w:val="0"/>
+              <w:adjustRightInd w:val="0"/>
+              <w:spacing w:before="0" w:line="240" w:lineRule="auto"/>
+              <w:ind w:right="297"/>
+              <w:rPr>
+                <w:rFonts w:cs="Arial"/>
+                <w:b/>
+                <w:szCs w:val="28"/>
+                <w:lang w:val="en-IN" w:bidi="ta-IN"/>
+              </w:rPr>
+            </w:pPr>
+            <w:r>
+              <w:rPr>
+                <w:rFonts w:cs="Arial"/>
+                <w:b/>
+                <w:szCs w:val="28"/>
+                <w:lang w:val="en-IN" w:bidi="ta-IN"/>
+              </w:rPr>
+              <w:t>Krama Vaakyam No. – 13,14</w:t>
+            </w:r>
+          </w:p>
+          <w:p>
+            <w:pPr>
+              <w:widowControl w:val="0"/>
+              <w:tabs>
+                <w:tab w:val="left" w:pos="993"/>
+              </w:tabs>
+              <w:autoSpaceDE w:val="0"/>
+              <w:autoSpaceDN w:val="0"/>
+              <w:adjustRightInd w:val="0"/>
+              <w:spacing w:before="0" w:line="240" w:lineRule="auto"/>
+              <w:ind w:right="297"/>
+              <w:rPr>
+                <w:rFonts w:cs="Arial"/>
+                <w:b/>
+                <w:sz w:val="28"/>
+                <w:szCs w:val="32"/>
+                <w:lang w:val="it-IT" w:bidi="ta-IN"/>
+              </w:rPr>
+            </w:pPr>
+            <w:r>
+              <w:rPr>
+                <w:rFonts w:cs="Arial"/>
+                <w:b/>
+                <w:sz w:val="28"/>
+                <w:szCs w:val="32"/>
+                <w:lang w:val="it-IT" w:bidi="ta-IN"/>
+              </w:rPr>
+              <w:t>Panchaati No</w:t>
+            </w:r>
+            <w:r>
+              <w:rPr>
+                <w:rFonts w:cs="Arial"/>
+                <w:b/>
+                <w:szCs w:val="32"/>
+                <w:lang w:val="it-IT" w:bidi="ta-IN"/>
+              </w:rPr>
+              <w:t>. -</w:t>
+            </w:r>
+            <w:r>
+              <w:rPr>
+                <w:rFonts w:cs="Arial"/>
+                <w:b/>
+                <w:sz w:val="28"/>
+                <w:szCs w:val="28"/>
+                <w:lang w:val="it-IT" w:bidi="ta-IN"/>
+              </w:rPr>
+              <w:t xml:space="preserve"> 6</w:t>
+            </w:r>
+            <w:r>
+              <w:rPr>
+                <w:rFonts w:cs="Arial"/>
+                <w:b/>
+                <w:sz w:val="28"/>
+                <w:szCs w:val="28"/>
+                <w:lang w:val="it-IT" w:bidi="ta-IN"/>
+              </w:rPr>
+              <w:t>5</w:t>
+            </w:r>
+          </w:p>
+        </w:tc>
+        <w:tc>
+          <w:tcPr>
+            <w:tcW w:w="5699" w:type="dxa"/>
+            <w:tcBorders>
+              <w:top w:val="single" w:sz="4" w:space="0" w:color="000000"/>
+              <w:left w:val="single" w:sz="4" w:space="0" w:color="000000"/>
+              <w:bottom w:val="single" w:sz="4" w:space="0" w:color="000000"/>
+              <w:right w:val="single" w:sz="4" w:space="0" w:color="000000"/>
+            </w:tcBorders>
+          </w:tcPr>
+          <w:p>
+            <w:pPr>
+              <w:widowControl w:val="0"/>
+              <w:autoSpaceDE w:val="0"/>
+              <w:autoSpaceDN w:val="0"/>
+              <w:adjustRightInd w:val="0"/>
+              <w:spacing w:before="0" w:line="240" w:lineRule="auto"/>
+              <w:rPr>
+                <w:rFonts w:ascii="BRH Malayalam Extra" w:hAnsi="BRH Malayalam Extra" w:cs="BRH Malayalam Extra"/>
+                <w:sz w:val="40"/>
+                <w:szCs w:val="40"/>
+                <w:lang w:val="it-IT"/>
+              </w:rPr>
+            </w:pPr>
+            <w:r>
+              <w:rPr>
+                <w:rFonts w:ascii="BRH Malayalam Extra" w:hAnsi="BRH Malayalam Extra" w:cs="BRH Malayalam Extra"/>
+                <w:color w:val="000000"/>
+                <w:sz w:val="40"/>
+                <w:szCs w:val="40"/>
+                <w:lang w:val="it-IT"/>
+              </w:rPr>
+              <w:t>px</w:t>
+            </w:r>
+            <w:r>
+              <w:rPr>
+                <w:rFonts w:ascii="BRH Malayalam Extra" w:hAnsi="BRH Malayalam Extra" w:cs="BRH Malayalam Extra"/>
+                <w:color w:val="000000"/>
+                <w:sz w:val="33"/>
+                <w:szCs w:val="40"/>
+                <w:lang w:val="it-IT"/>
+              </w:rPr>
+              <w:t>–</w:t>
+            </w:r>
+            <w:r>
+              <w:rPr>
+                <w:rFonts w:ascii="BRH Malayalam Extra" w:hAnsi="BRH Malayalam Extra" w:cs="BRH Malayalam Extra"/>
+                <w:color w:val="000000"/>
+                <w:sz w:val="40"/>
+                <w:szCs w:val="40"/>
+                <w:lang w:val="it-IT"/>
+              </w:rPr>
+              <w:t xml:space="preserve">Px </w:t>
+            </w:r>
+            <w:r>
+              <w:rPr>
+                <w:rFonts w:ascii="BRH Malayalam Extra" w:hAnsi="BRH Malayalam Extra" w:cs="BRH Malayalam Extra"/>
+                <w:color w:val="000000"/>
+                <w:sz w:val="40"/>
+                <w:szCs w:val="40"/>
+                <w:highlight w:val="yellow"/>
+                <w:lang w:val="it-IT"/>
+              </w:rPr>
+              <w:t>p—b</w:t>
+            </w:r>
+            <w:r>
+              <w:rPr>
+                <w:rFonts w:ascii="BRH Malayalam Extra" w:hAnsi="BRH Malayalam Extra" w:cs="BRH Malayalam Extra"/>
+                <w:color w:val="000000"/>
+                <w:sz w:val="40"/>
+                <w:szCs w:val="40"/>
+                <w:lang w:val="it-IT"/>
+              </w:rPr>
+              <w:t xml:space="preserve">Zy | </w:t>
+            </w:r>
+            <w:r>
+              <w:rPr>
+                <w:rFonts w:ascii="BRH Malayalam Extra" w:hAnsi="BRH Malayalam Extra" w:cs="BRH Malayalam Extra"/>
+                <w:color w:val="000000"/>
+                <w:sz w:val="40"/>
+                <w:szCs w:val="40"/>
+                <w:highlight w:val="yellow"/>
+                <w:lang w:val="it-IT"/>
+              </w:rPr>
+              <w:t>p</w:t>
+            </w:r>
+            <w:r>
+              <w:rPr>
+                <w:rFonts w:ascii="BRH Malayalam Extra" w:hAnsi="BRH Malayalam Extra" w:cs="BRH Malayalam Extra"/>
+                <w:color w:val="000000"/>
+                <w:sz w:val="33"/>
+                <w:szCs w:val="40"/>
+                <w:lang w:val="it-IT"/>
+              </w:rPr>
+              <w:t>–</w:t>
+            </w:r>
+            <w:r>
+              <w:rPr>
+                <w:rFonts w:ascii="BRH Malayalam Extra" w:hAnsi="BRH Malayalam Extra" w:cs="BRH Malayalam Extra"/>
+                <w:color w:val="000000"/>
+                <w:sz w:val="40"/>
+                <w:szCs w:val="40"/>
+                <w:lang w:val="it-IT"/>
+              </w:rPr>
+              <w:t>b</w:t>
+            </w:r>
+            <w:r>
+              <w:rPr>
+                <w:rFonts w:ascii="BRH Malayalam Extra" w:hAnsi="BRH Malayalam Extra" w:cs="BRH Malayalam Extra"/>
+                <w:color w:val="000000"/>
+                <w:sz w:val="33"/>
+                <w:szCs w:val="40"/>
+                <w:lang w:val="it-IT"/>
+              </w:rPr>
+              <w:t>–</w:t>
+            </w:r>
+            <w:r>
+              <w:rPr>
+                <w:rFonts w:ascii="BRH Malayalam Extra" w:hAnsi="BRH Malayalam Extra" w:cs="BRH Malayalam Extra"/>
+                <w:color w:val="000000"/>
+                <w:sz w:val="40"/>
+                <w:szCs w:val="40"/>
+                <w:lang w:val="it-IT"/>
+              </w:rPr>
+              <w:t>ZzZy— |</w:t>
+            </w:r>
+          </w:p>
+        </w:tc>
+        <w:tc>
+          <w:tcPr>
+            <w:tcW w:w="5386" w:type="dxa"/>
+            <w:tcBorders>
+              <w:top w:val="single" w:sz="4" w:space="0" w:color="000000"/>
+              <w:left w:val="single" w:sz="4" w:space="0" w:color="000000"/>
+              <w:bottom w:val="single" w:sz="4" w:space="0" w:color="000000"/>
+              <w:right w:val="single" w:sz="4" w:space="0" w:color="000000"/>
+            </w:tcBorders>
+          </w:tcPr>
+          <w:p>
+            <w:pPr>
+              <w:widowControl w:val="0"/>
+              <w:autoSpaceDE w:val="0"/>
+              <w:autoSpaceDN w:val="0"/>
+              <w:adjustRightInd w:val="0"/>
+              <w:spacing w:before="0" w:line="240" w:lineRule="auto"/>
+              <w:rPr>
+                <w:rFonts w:ascii="BRH Malayalam Extra" w:hAnsi="BRH Malayalam Extra" w:cs="BRH Malayalam Extra"/>
+                <w:sz w:val="40"/>
+                <w:szCs w:val="40"/>
+                <w:lang w:val="it-IT"/>
+              </w:rPr>
+            </w:pPr>
+            <w:r>
+              <w:rPr>
+                <w:rFonts w:ascii="BRH Malayalam Extra" w:hAnsi="BRH Malayalam Extra" w:cs="BRH Malayalam Extra"/>
+                <w:color w:val="000000"/>
+                <w:sz w:val="40"/>
+                <w:szCs w:val="40"/>
+                <w:lang w:val="it-IT"/>
+              </w:rPr>
+              <w:t>px</w:t>
+            </w:r>
+            <w:r>
+              <w:rPr>
+                <w:rFonts w:ascii="BRH Malayalam Extra" w:hAnsi="BRH Malayalam Extra" w:cs="BRH Malayalam Extra"/>
+                <w:color w:val="000000"/>
+                <w:sz w:val="33"/>
+                <w:szCs w:val="40"/>
+                <w:lang w:val="it-IT"/>
+              </w:rPr>
+              <w:t>–</w:t>
+            </w:r>
+            <w:r>
+              <w:rPr>
+                <w:rFonts w:ascii="BRH Malayalam Extra" w:hAnsi="BRH Malayalam Extra" w:cs="BRH Malayalam Extra"/>
+                <w:color w:val="000000"/>
+                <w:sz w:val="40"/>
+                <w:szCs w:val="40"/>
+                <w:lang w:val="it-IT"/>
+              </w:rPr>
+              <w:t xml:space="preserve">Px </w:t>
+            </w:r>
+            <w:r>
+              <w:rPr>
+                <w:rFonts w:ascii="BRH Malayalam Extra" w:hAnsi="BRH Malayalam Extra" w:cs="BRH Malayalam Extra"/>
+                <w:color w:val="000000"/>
+                <w:sz w:val="40"/>
+                <w:szCs w:val="40"/>
+                <w:highlight w:val="green"/>
+                <w:lang w:val="it-IT"/>
+              </w:rPr>
+              <w:t>pb—</w:t>
+            </w:r>
+            <w:r>
+              <w:rPr>
+                <w:rFonts w:ascii="BRH Malayalam Extra" w:hAnsi="BRH Malayalam Extra" w:cs="BRH Malayalam Extra"/>
+                <w:color w:val="000000"/>
+                <w:sz w:val="40"/>
+                <w:szCs w:val="40"/>
+                <w:lang w:val="it-IT"/>
+              </w:rPr>
+              <w:t xml:space="preserve">Zy | </w:t>
+            </w:r>
+            <w:r>
+              <w:rPr>
+                <w:rFonts w:ascii="BRH Malayalam Extra" w:hAnsi="BRH Malayalam Extra" w:cs="BRH Malayalam Extra"/>
+                <w:color w:val="000000"/>
+                <w:sz w:val="40"/>
+                <w:szCs w:val="40"/>
+                <w:highlight w:val="green"/>
+                <w:lang w:val="it-IT"/>
+              </w:rPr>
+              <w:t>p</w:t>
+            </w:r>
+            <w:r>
+              <w:rPr>
+                <w:rFonts w:ascii="BRH Malayalam Extra" w:hAnsi="BRH Malayalam Extra" w:cs="BRH Malayalam Extra"/>
+                <w:color w:val="000000"/>
+                <w:sz w:val="40"/>
+                <w:szCs w:val="40"/>
+                <w:lang w:val="it-IT"/>
+              </w:rPr>
+              <w:t>b</w:t>
+            </w:r>
+            <w:r>
+              <w:rPr>
+                <w:rFonts w:ascii="BRH Malayalam Extra" w:hAnsi="BRH Malayalam Extra" w:cs="BRH Malayalam Extra"/>
+                <w:color w:val="000000"/>
+                <w:sz w:val="33"/>
+                <w:szCs w:val="40"/>
+                <w:lang w:val="it-IT"/>
+              </w:rPr>
+              <w:t>–</w:t>
+            </w:r>
+            <w:r>
+              <w:rPr>
+                <w:rFonts w:ascii="BRH Malayalam Extra" w:hAnsi="BRH Malayalam Extra" w:cs="BRH Malayalam Extra"/>
+                <w:color w:val="000000"/>
+                <w:sz w:val="40"/>
+                <w:szCs w:val="40"/>
+                <w:lang w:val="it-IT"/>
+              </w:rPr>
+              <w:t>ZzZy— |</w:t>
+            </w:r>
+          </w:p>
+        </w:tc>
+      </w:tr>
+      <w:tr>
+        <w:trPr>
+          <w:trHeight w:val="1105"/>
+        </w:trPr>
+        <w:tc>
+          <w:tcPr>
+            <w:tcW w:w="3877" w:type="dxa"/>
+            <w:tcBorders>
+              <w:top w:val="single" w:sz="4" w:space="0" w:color="000000"/>
+              <w:left w:val="single" w:sz="4" w:space="0" w:color="000000"/>
+              <w:bottom w:val="single" w:sz="4" w:space="0" w:color="000000"/>
+              <w:right w:val="single" w:sz="4" w:space="0" w:color="000000"/>
+            </w:tcBorders>
+          </w:tcPr>
+          <w:p>
+            <w:pPr>
+              <w:widowControl w:val="0"/>
+              <w:tabs>
+                <w:tab w:val="left" w:pos="993"/>
+              </w:tabs>
+              <w:autoSpaceDE w:val="0"/>
+              <w:autoSpaceDN w:val="0"/>
+              <w:adjustRightInd w:val="0"/>
+              <w:spacing w:before="0" w:line="240" w:lineRule="auto"/>
+              <w:ind w:right="297"/>
+              <w:rPr>
+                <w:rFonts w:cs="Arial"/>
+                <w:b/>
+                <w:sz w:val="28"/>
+                <w:szCs w:val="32"/>
+                <w:lang w:bidi="ta-IN"/>
+              </w:rPr>
+            </w:pPr>
+            <w:r>
+              <w:rPr>
+                <w:rFonts w:cs="Arial"/>
+                <w:b/>
+                <w:sz w:val="28"/>
+                <w:szCs w:val="32"/>
+                <w:lang w:bidi="ta-IN"/>
+              </w:rPr>
+              <w:t>T.S.2.5.11.9 Kramam</w:t>
+            </w:r>
+          </w:p>
+          <w:p>
+            <w:pPr>
+              <w:widowControl w:val="0"/>
+              <w:tabs>
+                <w:tab w:val="left" w:pos="993"/>
+              </w:tabs>
+              <w:autoSpaceDE w:val="0"/>
+              <w:autoSpaceDN w:val="0"/>
+              <w:adjustRightInd w:val="0"/>
+              <w:spacing w:before="0" w:line="240" w:lineRule="auto"/>
+              <w:ind w:right="297"/>
+              <w:rPr>
+                <w:rFonts w:cs="Arial"/>
+                <w:b/>
+                <w:sz w:val="28"/>
+                <w:szCs w:val="32"/>
+                <w:lang w:bidi="ta-IN"/>
+              </w:rPr>
+            </w:pPr>
+            <w:r>
+              <w:rPr>
+                <w:rFonts w:cs="Arial"/>
+                <w:b/>
+                <w:sz w:val="28"/>
+                <w:szCs w:val="32"/>
+                <w:lang w:bidi="ta-IN"/>
+              </w:rPr>
+              <w:t>Krama Vaakyam No. – 18</w:t>
+            </w:r>
+          </w:p>
+          <w:p>
+            <w:pPr>
+              <w:widowControl w:val="0"/>
+              <w:tabs>
+                <w:tab w:val="left" w:pos="993"/>
+              </w:tabs>
+              <w:autoSpaceDE w:val="0"/>
+              <w:autoSpaceDN w:val="0"/>
+              <w:adjustRightInd w:val="0"/>
+              <w:spacing w:before="0" w:line="240" w:lineRule="auto"/>
+              <w:ind w:right="297"/>
+              <w:rPr>
+                <w:rFonts w:cs="Arial"/>
+                <w:b/>
+                <w:sz w:val="28"/>
+                <w:szCs w:val="32"/>
+                <w:lang w:bidi="ta-IN"/>
+              </w:rPr>
+            </w:pPr>
+            <w:r>
+              <w:rPr>
+                <w:rFonts w:cs="Arial"/>
+                <w:b/>
+                <w:sz w:val="28"/>
+                <w:szCs w:val="32"/>
+                <w:lang w:bidi="ta-IN"/>
+              </w:rPr>
+              <w:t>Panchaati No</w:t>
+            </w:r>
+            <w:r>
+              <w:rPr>
+                <w:rFonts w:cs="Arial"/>
+                <w:b/>
+                <w:szCs w:val="32"/>
+                <w:lang w:bidi="ta-IN"/>
+              </w:rPr>
+              <w:t>. -</w:t>
+            </w:r>
+            <w:r>
+              <w:rPr>
+                <w:rFonts w:cs="Arial"/>
+                <w:b/>
+                <w:sz w:val="28"/>
+                <w:szCs w:val="28"/>
+                <w:lang w:bidi="ta-IN"/>
+              </w:rPr>
+              <w:t xml:space="preserve"> 69</w:t>
+            </w:r>
+          </w:p>
+        </w:tc>
+        <w:tc>
+          <w:tcPr>
+            <w:tcW w:w="5699" w:type="dxa"/>
+            <w:tcBorders>
+              <w:top w:val="single" w:sz="4" w:space="0" w:color="000000"/>
+              <w:left w:val="single" w:sz="4" w:space="0" w:color="000000"/>
+              <w:bottom w:val="single" w:sz="4" w:space="0" w:color="000000"/>
+              <w:right w:val="single" w:sz="4" w:space="0" w:color="000000"/>
+            </w:tcBorders>
+          </w:tcPr>
+          <w:p>
+            <w:pPr>
+              <w:spacing w:before="0" w:line="240" w:lineRule="auto"/>
+              <w:rPr>
+                <w:rFonts w:ascii="BRH Devanagari Extra" w:hAnsi="BRH Devanagari Extra" w:cs="BRH Devanagari Extra"/>
+                <w:sz w:val="40"/>
+                <w:szCs w:val="40"/>
+              </w:rPr>
+            </w:pPr>
+            <w:r>
+              <w:rPr>
+                <w:rFonts w:ascii="BRH Malayalam Extra" w:hAnsi="BRH Malayalam Extra" w:cs="BRH Malayalam Extra"/>
+                <w:sz w:val="40"/>
+                <w:szCs w:val="40"/>
+              </w:rPr>
+              <w:t>ögx˜Ö</w:t>
+            </w:r>
+            <w:r>
+              <w:rPr>
+                <w:rFonts w:ascii="BRH Malayalam Extra" w:hAnsi="BRH Malayalam Extra" w:cs="BRH Malayalam Extra"/>
+                <w:sz w:val="33"/>
+                <w:szCs w:val="40"/>
+              </w:rPr>
+              <w:t>–</w:t>
+            </w:r>
+            <w:r>
+              <w:rPr>
+                <w:rFonts w:ascii="BRH Malayalam Extra" w:hAnsi="BRH Malayalam Extra" w:cs="BRH Malayalam Extra"/>
+                <w:sz w:val="40"/>
+                <w:szCs w:val="40"/>
+              </w:rPr>
+              <w:t xml:space="preserve">YJ | </w:t>
+            </w:r>
+            <w:r>
+              <w:rPr>
+                <w:rFonts w:ascii="BRH Malayalam Extra" w:hAnsi="BRH Malayalam Extra" w:cs="BRH Malayalam Extra"/>
+                <w:sz w:val="40"/>
+                <w:szCs w:val="40"/>
+                <w:highlight w:val="yellow"/>
+              </w:rPr>
+              <w:t>gx</w:t>
+            </w:r>
+            <w:r>
+              <w:rPr>
+                <w:rFonts w:ascii="BRH Malayalam Extra" w:hAnsi="BRH Malayalam Extra" w:cs="BRH Malayalam Extra"/>
+                <w:sz w:val="33"/>
+                <w:szCs w:val="40"/>
+              </w:rPr>
+              <w:t>–</w:t>
+            </w:r>
+            <w:r>
+              <w:rPr>
+                <w:rFonts w:ascii="BRH Malayalam Extra" w:hAnsi="BRH Malayalam Extra" w:cs="BRH Malayalam Extra"/>
+                <w:sz w:val="40"/>
+                <w:szCs w:val="40"/>
+              </w:rPr>
+              <w:t>Ö</w:t>
+            </w:r>
+            <w:r>
+              <w:rPr>
+                <w:rFonts w:ascii="BRH Malayalam Extra" w:hAnsi="BRH Malayalam Extra" w:cs="BRH Malayalam Extra"/>
+                <w:sz w:val="33"/>
+                <w:szCs w:val="40"/>
+              </w:rPr>
+              <w:t>–</w:t>
+            </w:r>
+            <w:r>
+              <w:rPr>
+                <w:rFonts w:ascii="BRH Malayalam Extra" w:hAnsi="BRH Malayalam Extra" w:cs="BRH Malayalam Extra"/>
+                <w:sz w:val="40"/>
+                <w:szCs w:val="40"/>
+              </w:rPr>
+              <w:t>YÒ— |</w:t>
+            </w:r>
+          </w:p>
+        </w:tc>
+        <w:tc>
+          <w:tcPr>
+            <w:tcW w:w="5386" w:type="dxa"/>
+            <w:tcBorders>
+              <w:top w:val="single" w:sz="4" w:space="0" w:color="000000"/>
+              <w:left w:val="single" w:sz="4" w:space="0" w:color="000000"/>
+              <w:bottom w:val="single" w:sz="4" w:space="0" w:color="000000"/>
+              <w:right w:val="single" w:sz="4" w:space="0" w:color="000000"/>
+            </w:tcBorders>
+          </w:tcPr>
+          <w:p>
+            <w:pPr>
+              <w:spacing w:before="0" w:line="240" w:lineRule="auto"/>
+              <w:rPr>
+                <w:rFonts w:ascii="BRH Devanagari Extra" w:hAnsi="BRH Devanagari Extra" w:cs="BRH Devanagari Extra"/>
+                <w:sz w:val="40"/>
+                <w:szCs w:val="40"/>
+              </w:rPr>
+            </w:pPr>
+            <w:r>
+              <w:rPr>
+                <w:rFonts w:ascii="BRH Malayalam Extra" w:hAnsi="BRH Malayalam Extra" w:cs="BRH Malayalam Extra"/>
+                <w:sz w:val="40"/>
+                <w:szCs w:val="40"/>
+              </w:rPr>
+              <w:t>jb§ ögx˜Ö</w:t>
+            </w:r>
+            <w:r>
+              <w:rPr>
+                <w:rFonts w:ascii="BRH Malayalam Extra" w:hAnsi="BRH Malayalam Extra" w:cs="BRH Malayalam Extra"/>
+                <w:sz w:val="33"/>
+                <w:szCs w:val="40"/>
+              </w:rPr>
+              <w:t>–</w:t>
+            </w:r>
+            <w:r>
+              <w:rPr>
+                <w:rFonts w:ascii="BRH Malayalam Extra" w:hAnsi="BRH Malayalam Extra" w:cs="BRH Malayalam Extra"/>
+                <w:sz w:val="40"/>
+                <w:szCs w:val="40"/>
+              </w:rPr>
+              <w:t xml:space="preserve">YJ | </w:t>
+            </w:r>
+            <w:r>
+              <w:rPr>
+                <w:rFonts w:ascii="BRH Malayalam Extra" w:hAnsi="BRH Malayalam Extra" w:cs="BRH Malayalam Extra"/>
+                <w:sz w:val="40"/>
+                <w:szCs w:val="40"/>
+                <w:highlight w:val="green"/>
+              </w:rPr>
+              <w:t>ö</w:t>
+            </w:r>
+            <w:r>
+              <w:rPr>
+                <w:rFonts w:ascii="BRH Malayalam Extra" w:hAnsi="BRH Malayalam Extra" w:cs="BRH Malayalam Extra"/>
+                <w:sz w:val="40"/>
+                <w:szCs w:val="40"/>
+              </w:rPr>
+              <w:t>gx</w:t>
+            </w:r>
+            <w:r>
+              <w:rPr>
+                <w:rFonts w:ascii="BRH Malayalam Extra" w:hAnsi="BRH Malayalam Extra" w:cs="BRH Malayalam Extra"/>
+                <w:sz w:val="33"/>
+                <w:szCs w:val="40"/>
+              </w:rPr>
+              <w:t>–</w:t>
+            </w:r>
+            <w:r>
+              <w:rPr>
+                <w:rFonts w:ascii="BRH Malayalam Extra" w:hAnsi="BRH Malayalam Extra" w:cs="BRH Malayalam Extra"/>
+                <w:sz w:val="40"/>
+                <w:szCs w:val="40"/>
+              </w:rPr>
+              <w:t>Ö</w:t>
+            </w:r>
+            <w:r>
+              <w:rPr>
+                <w:rFonts w:ascii="BRH Malayalam Extra" w:hAnsi="BRH Malayalam Extra" w:cs="BRH Malayalam Extra"/>
+                <w:sz w:val="33"/>
+                <w:szCs w:val="40"/>
+              </w:rPr>
+              <w:t>–</w:t>
+            </w:r>
+            <w:r>
+              <w:rPr>
+                <w:rFonts w:ascii="BRH Malayalam Extra" w:hAnsi="BRH Malayalam Extra" w:cs="BRH Malayalam Extra"/>
+                <w:sz w:val="40"/>
+                <w:szCs w:val="40"/>
+              </w:rPr>
+              <w:t>YÒ— |</w:t>
+            </w:r>
+          </w:p>
+        </w:tc>
+      </w:tr>
+      <w:tr>
+        <w:trPr>
+          <w:trHeight w:val="1408"/>
+        </w:trPr>
+        <w:tc>
+          <w:tcPr>
+            <w:tcW w:w="3877" w:type="dxa"/>
+            <w:tcBorders>
+              <w:top w:val="single" w:sz="4" w:space="0" w:color="000000"/>
+              <w:left w:val="single" w:sz="4" w:space="0" w:color="000000"/>
+              <w:bottom w:val="single" w:sz="4" w:space="0" w:color="000000"/>
+              <w:right w:val="single" w:sz="4" w:space="0" w:color="000000"/>
+            </w:tcBorders>
+          </w:tcPr>
+          <w:p>
+            <w:pPr>
+              <w:widowControl w:val="0"/>
+              <w:tabs>
+                <w:tab w:val="left" w:pos="993"/>
+              </w:tabs>
+              <w:autoSpaceDE w:val="0"/>
+              <w:autoSpaceDN w:val="0"/>
+              <w:adjustRightInd w:val="0"/>
+              <w:spacing w:before="0" w:line="240" w:lineRule="auto"/>
+              <w:ind w:right="297"/>
+              <w:rPr>
+                <w:rFonts w:cs="Arial"/>
+                <w:b/>
+                <w:sz w:val="28"/>
+                <w:szCs w:val="32"/>
+                <w:lang w:bidi="ta-IN"/>
+              </w:rPr>
+            </w:pPr>
+            <w:r>
+              <w:rPr>
+                <w:rFonts w:cs="Arial"/>
+                <w:b/>
+                <w:sz w:val="28"/>
+                <w:szCs w:val="32"/>
+                <w:lang w:bidi="ta-IN"/>
+              </w:rPr>
+              <w:t>T.S.2.5.11.9 Kramam</w:t>
+            </w:r>
+          </w:p>
+          <w:p>
+            <w:pPr>
+              <w:widowControl w:val="0"/>
+              <w:tabs>
+                <w:tab w:val="left" w:pos="993"/>
+              </w:tabs>
+              <w:autoSpaceDE w:val="0"/>
+              <w:autoSpaceDN w:val="0"/>
+              <w:adjustRightInd w:val="0"/>
+              <w:spacing w:before="0" w:line="240" w:lineRule="auto"/>
+              <w:ind w:right="297"/>
+              <w:rPr>
+                <w:rFonts w:cs="Arial"/>
+                <w:b/>
+                <w:sz w:val="28"/>
+                <w:szCs w:val="32"/>
+                <w:lang w:bidi="ta-IN"/>
+              </w:rPr>
+            </w:pPr>
+            <w:r>
+              <w:rPr>
+                <w:rFonts w:cs="Arial"/>
+                <w:b/>
+                <w:sz w:val="28"/>
+                <w:szCs w:val="32"/>
+                <w:lang w:bidi="ta-IN"/>
+              </w:rPr>
+              <w:t>Krama Vaakyam No. – 42</w:t>
+            </w:r>
+          </w:p>
+          <w:p>
+            <w:pPr>
+              <w:widowControl w:val="0"/>
+              <w:tabs>
+                <w:tab w:val="left" w:pos="993"/>
+              </w:tabs>
+              <w:autoSpaceDE w:val="0"/>
+              <w:autoSpaceDN w:val="0"/>
+              <w:adjustRightInd w:val="0"/>
+              <w:spacing w:before="0" w:line="240" w:lineRule="auto"/>
+              <w:ind w:right="297"/>
+              <w:rPr>
+                <w:rFonts w:cs="Arial"/>
+                <w:b/>
+                <w:sz w:val="28"/>
+                <w:szCs w:val="32"/>
+                <w:lang w:bidi="ta-IN"/>
+              </w:rPr>
+            </w:pPr>
+            <w:r>
+              <w:rPr>
+                <w:rFonts w:cs="Arial"/>
+                <w:b/>
+                <w:sz w:val="28"/>
+                <w:szCs w:val="32"/>
+                <w:lang w:bidi="ta-IN"/>
+              </w:rPr>
+              <w:t>Panchaati No</w:t>
+            </w:r>
+            <w:r>
+              <w:rPr>
+                <w:rFonts w:cs="Arial"/>
+                <w:b/>
+                <w:szCs w:val="32"/>
+                <w:lang w:bidi="ta-IN"/>
+              </w:rPr>
+              <w:t>. -</w:t>
+            </w:r>
+            <w:r>
+              <w:rPr>
+                <w:rFonts w:cs="Arial"/>
+                <w:b/>
+                <w:sz w:val="28"/>
+                <w:szCs w:val="28"/>
+                <w:lang w:bidi="ta-IN"/>
+              </w:rPr>
+              <w:t xml:space="preserve"> 69</w:t>
+            </w:r>
+          </w:p>
+        </w:tc>
+        <w:tc>
+          <w:tcPr>
+            <w:tcW w:w="5699" w:type="dxa"/>
+            <w:tcBorders>
+              <w:top w:val="single" w:sz="4" w:space="0" w:color="000000"/>
+              <w:left w:val="single" w:sz="4" w:space="0" w:color="000000"/>
+              <w:bottom w:val="single" w:sz="4" w:space="0" w:color="000000"/>
+              <w:right w:val="single" w:sz="4" w:space="0" w:color="000000"/>
+            </w:tcBorders>
+          </w:tcPr>
+          <w:p>
+            <w:pPr>
+              <w:widowControl w:val="0"/>
+              <w:autoSpaceDE w:val="0"/>
+              <w:autoSpaceDN w:val="0"/>
+              <w:adjustRightInd w:val="0"/>
+              <w:spacing w:before="0" w:line="240" w:lineRule="auto"/>
+              <w:rPr>
+                <w:rFonts w:ascii="BRH Malayalam Extra" w:hAnsi="BRH Malayalam Extra" w:cs="BRH Malayalam Extra"/>
+                <w:sz w:val="40"/>
+                <w:szCs w:val="40"/>
+              </w:rPr>
+            </w:pPr>
+            <w:r>
+              <w:rPr>
+                <w:rFonts w:ascii="BRH Malayalam Extra" w:hAnsi="BRH Malayalam Extra" w:cs="BRH Malayalam Extra"/>
+                <w:sz w:val="40"/>
+                <w:szCs w:val="40"/>
+              </w:rPr>
+              <w:t>Zsôx˜b§ ögx</w:t>
+            </w:r>
+            <w:r>
+              <w:rPr>
+                <w:rFonts w:ascii="BRH Malayalam Extra" w:hAnsi="BRH Malayalam Extra" w:cs="BRH Malayalam Extra"/>
+                <w:sz w:val="40"/>
+                <w:szCs w:val="40"/>
+                <w:highlight w:val="yellow"/>
+              </w:rPr>
+              <w:t>t</w:t>
+            </w:r>
+            <w:r>
+              <w:rPr>
+                <w:rFonts w:ascii="BRH Malayalam Extra" w:hAnsi="BRH Malayalam Extra" w:cs="BRH Malayalam Extra"/>
+                <w:sz w:val="33"/>
+                <w:szCs w:val="40"/>
+              </w:rPr>
+              <w:t>–</w:t>
+            </w:r>
+            <w:r>
+              <w:rPr>
+                <w:rFonts w:ascii="BRH Malayalam Extra" w:hAnsi="BRH Malayalam Extra" w:cs="BRH Malayalam Extra"/>
+                <w:sz w:val="40"/>
+                <w:szCs w:val="40"/>
+              </w:rPr>
+              <w:t xml:space="preserve">YJ | </w:t>
+            </w:r>
+          </w:p>
+          <w:p>
+            <w:pPr>
+              <w:widowControl w:val="0"/>
+              <w:autoSpaceDE w:val="0"/>
+              <w:autoSpaceDN w:val="0"/>
+              <w:adjustRightInd w:val="0"/>
+              <w:spacing w:before="0" w:line="240" w:lineRule="auto"/>
+              <w:rPr>
+                <w:rFonts w:ascii="BRH Devanagari Extra" w:hAnsi="BRH Devanagari Extra" w:cs="BRH Devanagari Extra"/>
+                <w:sz w:val="40"/>
+                <w:szCs w:val="40"/>
+                <w:highlight w:val="yellow"/>
+              </w:rPr>
+            </w:pPr>
+            <w:r>
+              <w:rPr>
+                <w:rFonts w:ascii="BRH Malayalam Extra" w:hAnsi="BRH Malayalam Extra" w:cs="BRH Malayalam Extra"/>
+                <w:sz w:val="40"/>
+                <w:szCs w:val="40"/>
+              </w:rPr>
+              <w:t>ögx</w:t>
+            </w:r>
+            <w:r>
+              <w:rPr>
+                <w:rFonts w:ascii="BRH Malayalam Extra" w:hAnsi="BRH Malayalam Extra" w:cs="BRH Malayalam Extra"/>
+                <w:sz w:val="33"/>
+                <w:szCs w:val="40"/>
+              </w:rPr>
+              <w:t>–</w:t>
+            </w:r>
+            <w:r>
+              <w:rPr>
+                <w:rFonts w:ascii="BRH Malayalam Extra" w:hAnsi="BRH Malayalam Extra" w:cs="BRH Malayalam Extra"/>
+                <w:sz w:val="40"/>
+                <w:szCs w:val="40"/>
+              </w:rPr>
+              <w:t>Ö</w:t>
+            </w:r>
+            <w:r>
+              <w:rPr>
+                <w:rFonts w:ascii="BRH Malayalam Extra" w:hAnsi="BRH Malayalam Extra" w:cs="BRH Malayalam Extra"/>
+                <w:sz w:val="33"/>
+                <w:szCs w:val="40"/>
+              </w:rPr>
+              <w:t>–</w:t>
+            </w:r>
+            <w:r>
+              <w:rPr>
+                <w:rFonts w:ascii="BRH Malayalam Extra" w:hAnsi="BRH Malayalam Extra" w:cs="BRH Malayalam Extra"/>
+                <w:sz w:val="40"/>
+                <w:szCs w:val="40"/>
+              </w:rPr>
+              <w:t xml:space="preserve">¥Yx d | </w:t>
+            </w:r>
+          </w:p>
+        </w:tc>
+        <w:tc>
+          <w:tcPr>
+            <w:tcW w:w="5386" w:type="dxa"/>
+            <w:tcBorders>
+              <w:top w:val="single" w:sz="4" w:space="0" w:color="000000"/>
+              <w:left w:val="single" w:sz="4" w:space="0" w:color="000000"/>
+              <w:bottom w:val="single" w:sz="4" w:space="0" w:color="000000"/>
+              <w:right w:val="single" w:sz="4" w:space="0" w:color="000000"/>
+            </w:tcBorders>
+          </w:tcPr>
+          <w:p>
+            <w:pPr>
+              <w:widowControl w:val="0"/>
+              <w:autoSpaceDE w:val="0"/>
+              <w:autoSpaceDN w:val="0"/>
+              <w:adjustRightInd w:val="0"/>
+              <w:spacing w:before="0" w:line="240" w:lineRule="auto"/>
+              <w:rPr>
+                <w:rFonts w:ascii="BRH Malayalam Extra" w:hAnsi="BRH Malayalam Extra" w:cs="BRH Malayalam Extra"/>
+                <w:sz w:val="40"/>
+                <w:szCs w:val="40"/>
+              </w:rPr>
+            </w:pPr>
+            <w:r>
+              <w:rPr>
+                <w:rFonts w:ascii="BRH Malayalam Extra" w:hAnsi="BRH Malayalam Extra" w:cs="BRH Malayalam Extra"/>
+                <w:sz w:val="40"/>
+                <w:szCs w:val="40"/>
+              </w:rPr>
+              <w:t>Zsôx˜b§ ögx</w:t>
+            </w:r>
+            <w:r>
+              <w:rPr>
+                <w:rFonts w:ascii="BRH Malayalam Extra" w:hAnsi="BRH Malayalam Extra" w:cs="BRH Malayalam Extra"/>
+                <w:sz w:val="40"/>
+                <w:szCs w:val="40"/>
+                <w:highlight w:val="green"/>
+              </w:rPr>
+              <w:t>Ö</w:t>
+            </w:r>
+            <w:r>
+              <w:rPr>
+                <w:rFonts w:ascii="BRH Malayalam Extra" w:hAnsi="BRH Malayalam Extra" w:cs="BRH Malayalam Extra"/>
+                <w:sz w:val="33"/>
+                <w:szCs w:val="40"/>
+              </w:rPr>
+              <w:t>–</w:t>
+            </w:r>
+            <w:r>
+              <w:rPr>
+                <w:rFonts w:ascii="BRH Malayalam Extra" w:hAnsi="BRH Malayalam Extra" w:cs="BRH Malayalam Extra"/>
+                <w:sz w:val="40"/>
+                <w:szCs w:val="40"/>
+              </w:rPr>
+              <w:t xml:space="preserve">YJ | </w:t>
+            </w:r>
+          </w:p>
+          <w:p>
+            <w:pPr>
+              <w:widowControl w:val="0"/>
+              <w:autoSpaceDE w:val="0"/>
+              <w:autoSpaceDN w:val="0"/>
+              <w:adjustRightInd w:val="0"/>
+              <w:spacing w:before="0" w:line="240" w:lineRule="auto"/>
+              <w:rPr>
+                <w:rFonts w:ascii="BRH Devanagari Extra" w:hAnsi="BRH Devanagari Extra" w:cs="BRH Devanagari Extra"/>
+                <w:sz w:val="40"/>
+                <w:szCs w:val="40"/>
+                <w:highlight w:val="green"/>
+              </w:rPr>
+            </w:pPr>
+            <w:r>
+              <w:rPr>
+                <w:rFonts w:ascii="BRH Malayalam Extra" w:hAnsi="BRH Malayalam Extra" w:cs="BRH Malayalam Extra"/>
+                <w:sz w:val="40"/>
+                <w:szCs w:val="40"/>
+              </w:rPr>
+              <w:t>ögx</w:t>
+            </w:r>
+            <w:r>
+              <w:rPr>
+                <w:rFonts w:ascii="BRH Malayalam Extra" w:hAnsi="BRH Malayalam Extra" w:cs="BRH Malayalam Extra"/>
+                <w:sz w:val="33"/>
+                <w:szCs w:val="40"/>
+              </w:rPr>
+              <w:t>–</w:t>
+            </w:r>
+            <w:r>
+              <w:rPr>
+                <w:rFonts w:ascii="BRH Malayalam Extra" w:hAnsi="BRH Malayalam Extra" w:cs="BRH Malayalam Extra"/>
+                <w:sz w:val="40"/>
+                <w:szCs w:val="40"/>
+              </w:rPr>
+              <w:t>Ö</w:t>
+            </w:r>
+            <w:r>
+              <w:rPr>
+                <w:rFonts w:ascii="BRH Malayalam Extra" w:hAnsi="BRH Malayalam Extra" w:cs="BRH Malayalam Extra"/>
+                <w:sz w:val="33"/>
+                <w:szCs w:val="40"/>
+              </w:rPr>
+              <w:t>–</w:t>
+            </w:r>
+            <w:r>
+              <w:rPr>
+                <w:rFonts w:ascii="BRH Malayalam Extra" w:hAnsi="BRH Malayalam Extra" w:cs="BRH Malayalam Extra"/>
+                <w:sz w:val="40"/>
+                <w:szCs w:val="40"/>
+              </w:rPr>
+              <w:t xml:space="preserve">¥Yx d | </w:t>
+            </w:r>
+          </w:p>
+        </w:tc>
+      </w:tr>
+      <w:tr>
+        <w:trPr>
+          <w:trHeight w:val="1105"/>
+        </w:trPr>
+        <w:tc>
+          <w:tcPr>
+            <w:tcW w:w="3877" w:type="dxa"/>
+            <w:tcBorders>
+              <w:top w:val="single" w:sz="4" w:space="0" w:color="000000"/>
+              <w:left w:val="single" w:sz="4" w:space="0" w:color="000000"/>
+              <w:bottom w:val="single" w:sz="4" w:space="0" w:color="000000"/>
+              <w:right w:val="single" w:sz="4" w:space="0" w:color="000000"/>
+            </w:tcBorders>
+          </w:tcPr>
+          <w:p>
+            <w:pPr>
+              <w:widowControl w:val="0"/>
+              <w:tabs>
+                <w:tab w:val="left" w:pos="993"/>
+              </w:tabs>
+              <w:autoSpaceDE w:val="0"/>
+              <w:autoSpaceDN w:val="0"/>
+              <w:adjustRightInd w:val="0"/>
+              <w:spacing w:before="0" w:line="240" w:lineRule="auto"/>
+              <w:ind w:right="297"/>
+              <w:rPr>
+                <w:rFonts w:cs="Arial"/>
+                <w:b/>
+                <w:sz w:val="28"/>
+                <w:szCs w:val="32"/>
+                <w:lang w:bidi="ta-IN"/>
+              </w:rPr>
+            </w:pPr>
+            <w:r>
+              <w:rPr>
+                <w:rFonts w:cs="Arial"/>
+                <w:b/>
+                <w:sz w:val="28"/>
+                <w:szCs w:val="32"/>
+                <w:lang w:bidi="ta-IN"/>
+              </w:rPr>
+              <w:t>T.S.2.5.12.1 Kramam</w:t>
+            </w:r>
+          </w:p>
+          <w:p>
+            <w:pPr>
+              <w:widowControl w:val="0"/>
+              <w:tabs>
+                <w:tab w:val="left" w:pos="993"/>
+              </w:tabs>
+              <w:autoSpaceDE w:val="0"/>
+              <w:autoSpaceDN w:val="0"/>
+              <w:adjustRightInd w:val="0"/>
+              <w:spacing w:before="0" w:line="240" w:lineRule="auto"/>
+              <w:ind w:right="297"/>
+              <w:rPr>
+                <w:rFonts w:cs="Arial"/>
+                <w:b/>
+                <w:sz w:val="28"/>
+                <w:szCs w:val="32"/>
+                <w:lang w:bidi="ta-IN"/>
+              </w:rPr>
+            </w:pPr>
+            <w:r>
+              <w:rPr>
+                <w:rFonts w:cs="Arial"/>
+                <w:b/>
+                <w:sz w:val="28"/>
+                <w:szCs w:val="32"/>
+                <w:lang w:bidi="ta-IN"/>
+              </w:rPr>
+              <w:t>Krama Vaakyam No. – 32</w:t>
+            </w:r>
+          </w:p>
+          <w:p>
+            <w:pPr>
+              <w:widowControl w:val="0"/>
+              <w:tabs>
+                <w:tab w:val="left" w:pos="993"/>
+              </w:tabs>
+              <w:autoSpaceDE w:val="0"/>
+              <w:autoSpaceDN w:val="0"/>
+              <w:adjustRightInd w:val="0"/>
+              <w:spacing w:before="0" w:line="240" w:lineRule="auto"/>
+              <w:ind w:right="297"/>
+              <w:rPr>
+                <w:rFonts w:cs="Arial"/>
+                <w:b/>
+                <w:sz w:val="28"/>
+                <w:szCs w:val="32"/>
+                <w:lang w:bidi="ta-IN"/>
+              </w:rPr>
+            </w:pPr>
+            <w:r>
+              <w:rPr>
+                <w:rFonts w:cs="Arial"/>
+                <w:b/>
+                <w:sz w:val="28"/>
+                <w:szCs w:val="32"/>
+                <w:lang w:bidi="ta-IN"/>
+              </w:rPr>
+              <w:t>Panchaati No</w:t>
+            </w:r>
+            <w:r>
+              <w:rPr>
+                <w:rFonts w:cs="Arial"/>
+                <w:b/>
+                <w:szCs w:val="32"/>
+                <w:lang w:bidi="ta-IN"/>
+              </w:rPr>
+              <w:t>. -</w:t>
+            </w:r>
+            <w:r>
+              <w:rPr>
+                <w:rFonts w:cs="Arial"/>
+                <w:b/>
+                <w:sz w:val="28"/>
+                <w:szCs w:val="28"/>
+                <w:lang w:bidi="ta-IN"/>
+              </w:rPr>
+              <w:t xml:space="preserve"> 70</w:t>
+            </w:r>
+          </w:p>
+        </w:tc>
+        <w:tc>
+          <w:tcPr>
+            <w:tcW w:w="5699" w:type="dxa"/>
+            <w:tcBorders>
+              <w:top w:val="single" w:sz="4" w:space="0" w:color="000000"/>
+              <w:left w:val="single" w:sz="4" w:space="0" w:color="000000"/>
+              <w:bottom w:val="single" w:sz="4" w:space="0" w:color="000000"/>
+              <w:right w:val="single" w:sz="4" w:space="0" w:color="000000"/>
+            </w:tcBorders>
+          </w:tcPr>
+          <w:p>
+            <w:pPr>
+              <w:spacing w:before="0" w:line="240" w:lineRule="auto"/>
+              <w:rPr>
+                <w:rFonts w:ascii="BRH Devanagari Extra" w:hAnsi="BRH Devanagari Extra" w:cs="BRH Devanagari Extra"/>
+                <w:sz w:val="40"/>
+                <w:szCs w:val="40"/>
+              </w:rPr>
+            </w:pPr>
+            <w:r>
+              <w:rPr>
+                <w:rFonts w:ascii="BRH Malayalam Extra" w:hAnsi="BRH Malayalam Extra" w:cs="BRH Malayalam Extra"/>
+                <w:sz w:val="40"/>
+                <w:szCs w:val="40"/>
+              </w:rPr>
+              <w:t>D</w:t>
+            </w:r>
+            <w:r>
+              <w:rPr>
+                <w:rFonts w:ascii="BRH Malayalam Extra" w:hAnsi="BRH Malayalam Extra" w:cs="BRH Malayalam Extra"/>
+                <w:sz w:val="40"/>
+                <w:szCs w:val="40"/>
+                <w:highlight w:val="yellow"/>
+              </w:rPr>
+              <w:t>b§ D—</w:t>
+            </w:r>
+            <w:r>
+              <w:rPr>
+                <w:rFonts w:ascii="BRH Malayalam Extra" w:hAnsi="BRH Malayalam Extra" w:cs="BRH Malayalam Extra"/>
+                <w:sz w:val="40"/>
+                <w:szCs w:val="40"/>
+              </w:rPr>
+              <w:t xml:space="preserve"> | D</w:t>
+            </w:r>
+            <w:r>
+              <w:rPr>
+                <w:rFonts w:ascii="BRH Malayalam Extra" w:hAnsi="BRH Malayalam Extra" w:cs="BRH Malayalam Extra"/>
+                <w:sz w:val="33"/>
+                <w:szCs w:val="40"/>
+              </w:rPr>
+              <w:t>–</w:t>
+            </w:r>
+            <w:r>
+              <w:rPr>
+                <w:rFonts w:ascii="BRH Malayalam Extra" w:hAnsi="BRH Malayalam Extra" w:cs="BRH Malayalam Extra"/>
+                <w:sz w:val="40"/>
+                <w:szCs w:val="40"/>
+              </w:rPr>
+              <w:t xml:space="preserve"> ZõI |</w:t>
+            </w:r>
+          </w:p>
+        </w:tc>
+        <w:tc>
+          <w:tcPr>
+            <w:tcW w:w="5386" w:type="dxa"/>
+            <w:tcBorders>
+              <w:top w:val="single" w:sz="4" w:space="0" w:color="000000"/>
+              <w:left w:val="single" w:sz="4" w:space="0" w:color="000000"/>
+              <w:bottom w:val="single" w:sz="4" w:space="0" w:color="000000"/>
+              <w:right w:val="single" w:sz="4" w:space="0" w:color="000000"/>
+            </w:tcBorders>
+          </w:tcPr>
+          <w:p>
+            <w:pPr>
+              <w:spacing w:before="0" w:line="240" w:lineRule="auto"/>
+              <w:rPr>
+                <w:rFonts w:ascii="BRH Devanagari Extra" w:hAnsi="BRH Devanagari Extra" w:cs="BRH Devanagari Extra"/>
+                <w:sz w:val="40"/>
+                <w:szCs w:val="40"/>
+              </w:rPr>
+            </w:pPr>
+            <w:r>
+              <w:rPr>
+                <w:rFonts w:ascii="BRH Malayalam Extra" w:hAnsi="BRH Malayalam Extra" w:cs="BRH Malayalam Extra"/>
+                <w:sz w:val="40"/>
+                <w:szCs w:val="40"/>
+              </w:rPr>
+              <w:t>D</w:t>
+            </w:r>
+            <w:r>
+              <w:rPr>
+                <w:rFonts w:ascii="BRH Malayalam Extra" w:hAnsi="BRH Malayalam Extra" w:cs="BRH Malayalam Extra"/>
+                <w:sz w:val="40"/>
+                <w:szCs w:val="40"/>
+                <w:highlight w:val="green"/>
+              </w:rPr>
+              <w:t>b—¡</w:t>
+            </w:r>
+            <w:r>
+              <w:rPr>
+                <w:rFonts w:ascii="BRH Malayalam Extra" w:hAnsi="BRH Malayalam Extra" w:cs="BRH Malayalam Extra"/>
+                <w:sz w:val="40"/>
+                <w:szCs w:val="40"/>
+              </w:rPr>
+              <w:t xml:space="preserve"> | D</w:t>
+            </w:r>
+            <w:r>
+              <w:rPr>
+                <w:rFonts w:ascii="BRH Malayalam Extra" w:hAnsi="BRH Malayalam Extra" w:cs="BRH Malayalam Extra"/>
+                <w:sz w:val="33"/>
+                <w:szCs w:val="40"/>
+              </w:rPr>
+              <w:t>–</w:t>
+            </w:r>
+            <w:r>
+              <w:rPr>
+                <w:rFonts w:ascii="BRH Malayalam Extra" w:hAnsi="BRH Malayalam Extra" w:cs="BRH Malayalam Extra"/>
+                <w:sz w:val="40"/>
+                <w:szCs w:val="40"/>
+              </w:rPr>
+              <w:t xml:space="preserve"> ZõI |</w:t>
+            </w:r>
+          </w:p>
+        </w:tc>
+      </w:tr>
+    </w:tbl>
+    <w:p>
+      <w:pPr>
+        <w:jc w:val="center"/>
+        <w:rPr>
+          <w:b/>
+          <w:bCs/>
+          <w:sz w:val="32"/>
+          <w:szCs w:val="32"/>
+          <w:u w:val="single"/>
+        </w:rPr>
+      </w:pPr>
+    </w:p>
+    <w:p>
+      <w:pPr>
+        <w:jc w:val="center"/>
+        <w:rPr>
+          <w:b/>
+          <w:bCs/>
+          <w:sz w:val="32"/>
+          <w:szCs w:val="32"/>
+          <w:u w:val="single"/>
+        </w:rPr>
+      </w:pPr>
+    </w:p>
+    <w:p>
+      <w:pPr>
+        <w:jc w:val="center"/>
+        <w:rPr>
+          <w:b/>
+          <w:bCs/>
+          <w:sz w:val="32"/>
+          <w:szCs w:val="32"/>
+          <w:u w:val="single"/>
+        </w:rPr>
+      </w:pPr>
+    </w:p>
     <w:p>
       <w:pPr>
         <w:jc w:val="center"/>
@@ -469,7 +4926,7 @@
       </w:tr>
       <w:tr>
         <w:trPr>
-          <w:trHeight w:val="2128"/>
+          <w:trHeight w:val="980"/>
         </w:trPr>
         <w:tc>
           <w:tcPr>
@@ -508,7 +4965,7 @@
                 <w:szCs w:val="32"/>
                 <w:lang w:bidi="ta-IN"/>
               </w:rPr>
-              <w:t>T.S.2.5.2.6– Kramam</w:t>
+              <w:t>T.S.2.5.4.4– Kramam</w:t>
             </w:r>
           </w:p>
           <w:p>
@@ -527,18 +4984,18 @@
                 <w:b/>
                 <w:sz w:val="28"/>
                 <w:szCs w:val="32"/>
-                <w:lang w:val="en-IN" w:bidi="ta-IN"/>
-              </w:rPr>
-            </w:pPr>
-            <w:r>
-              <w:rPr>
-                <w:rFonts w:cs="Arial"/>
-                <w:b/>
-                <w:sz w:val="28"/>
-                <w:szCs w:val="32"/>
-                <w:lang w:val="en-IN" w:bidi="ta-IN"/>
-              </w:rPr>
-              <w:t>Krama Vaakyam No. - 19</w:t>
+                <w:lang w:bidi="ta-IN"/>
+              </w:rPr>
+            </w:pPr>
+            <w:r>
+              <w:rPr>
+                <w:rFonts w:cs="Arial"/>
+                <w:b/>
+                <w:sz w:val="28"/>
+                <w:szCs w:val="32"/>
+                <w:lang w:bidi="ta-IN"/>
+              </w:rPr>
+              <w:t>Krama Vaakyam No. - 49</w:t>
             </w:r>
           </w:p>
           <w:p>
@@ -557,16 +5014,16 @@
                 <w:b/>
                 <w:sz w:val="28"/>
                 <w:szCs w:val="32"/>
-                <w:lang w:val="it-IT" w:bidi="ta-IN"/>
-              </w:rPr>
-            </w:pPr>
-            <w:r>
-              <w:rPr>
-                <w:rFonts w:cs="Arial"/>
-                <w:b/>
-                <w:sz w:val="28"/>
-                <w:szCs w:val="32"/>
-                <w:lang w:val="it-IT" w:bidi="ta-IN"/>
+                <w:lang w:bidi="ta-IN"/>
+              </w:rPr>
+            </w:pPr>
+            <w:r>
+              <w:rPr>
+                <w:rFonts w:cs="Arial"/>
+                <w:b/>
+                <w:sz w:val="28"/>
+                <w:szCs w:val="32"/>
+                <w:lang w:bidi="ta-IN"/>
               </w:rPr>
               <w:t>Panchaati No</w:t>
             </w:r>
@@ -575,7 +5032,7 @@
                 <w:rFonts w:cs="Arial"/>
                 <w:b/>
                 <w:szCs w:val="32"/>
-                <w:lang w:val="it-IT" w:bidi="ta-IN"/>
+                <w:lang w:bidi="ta-IN"/>
               </w:rPr>
               <w:t xml:space="preserve">. - </w:t>
             </w:r>
@@ -585,9 +5042,9 @@
                 <w:b/>
                 <w:sz w:val="28"/>
                 <w:szCs w:val="32"/>
-                <w:lang w:val="it-IT" w:bidi="ta-IN"/>
-              </w:rPr>
-              <w:t>13</w:t>
+                <w:lang w:bidi="ta-IN"/>
+              </w:rPr>
+              <w:t>25</w:t>
             </w:r>
           </w:p>
         </w:tc>
@@ -603,229 +5060,146 @@
           </w:tcPr>
           <w:p>
             <w:pPr>
-              <w:widowControl w:val="0"/>
-              <w:autoSpaceDE w:val="0"/>
-              <w:autoSpaceDN w:val="0"/>
-              <w:adjustRightInd w:val="0"/>
               <w:spacing w:before="0" w:line="240" w:lineRule="auto"/>
-              <w:rPr>
-                <w:rFonts w:ascii="BRH Malayalam Extra" w:hAnsi="BRH Malayalam Extra" w:cs="BRH Malayalam Extra"/>
-                <w:sz w:val="40"/>
-                <w:szCs w:val="40"/>
-                <w:lang w:val="it-IT"/>
-              </w:rPr>
-            </w:pPr>
-            <w:r>
-              <w:rPr>
-                <w:rFonts w:ascii="BRH Malayalam Extra" w:hAnsi="BRH Malayalam Extra" w:cs="BRH Malayalam Extra"/>
-                <w:sz w:val="40"/>
-                <w:szCs w:val="40"/>
-                <w:lang w:val="it-IT"/>
-              </w:rPr>
-              <w:t>t</w:t>
-            </w:r>
-            <w:r>
-              <w:rPr>
-                <w:rFonts w:ascii="BRH Malayalam Extra" w:hAnsi="BRH Malayalam Extra" w:cs="BRH Malayalam Extra"/>
-                <w:sz w:val="33"/>
-                <w:szCs w:val="40"/>
-                <w:lang w:val="it-IT"/>
-              </w:rPr>
-              <w:t>–</w:t>
-            </w:r>
-            <w:r>
-              <w:rPr>
-                <w:rFonts w:ascii="BRH Malayalam Extra" w:hAnsi="BRH Malayalam Extra" w:cs="BRH Malayalam Extra"/>
-                <w:sz w:val="40"/>
-                <w:szCs w:val="40"/>
-                <w:lang w:val="it-IT"/>
-              </w:rPr>
-              <w:t xml:space="preserve">Zûx „²z¥rxi¦˜ | </w:t>
-            </w:r>
-          </w:p>
-          <w:p>
-            <w:pPr>
-              <w:widowControl w:val="0"/>
-              <w:autoSpaceDE w:val="0"/>
-              <w:autoSpaceDN w:val="0"/>
-              <w:adjustRightInd w:val="0"/>
+              <w:ind w:right="-136"/>
+              <w:rPr>
+                <w:rFonts w:ascii="BRH Malayalam Extra" w:hAnsi="BRH Malayalam Extra" w:cs="BRH Malayalam Extra"/>
+                <w:sz w:val="40"/>
+                <w:szCs w:val="40"/>
+              </w:rPr>
+            </w:pPr>
+            <w:r>
+              <w:rPr>
+                <w:rFonts w:ascii="BRH Malayalam Extra" w:hAnsi="BRH Malayalam Extra" w:cs="BRH Malayalam Extra"/>
+                <w:sz w:val="40"/>
+                <w:szCs w:val="40"/>
+              </w:rPr>
+              <w:t>s</w:t>
+            </w:r>
+            <w:r>
+              <w:rPr>
+                <w:rFonts w:ascii="BRH Malayalam Extra" w:hAnsi="BRH Malayalam Extra" w:cs="BRH Malayalam Extra"/>
+                <w:sz w:val="33"/>
+                <w:szCs w:val="40"/>
+              </w:rPr>
+              <w:t>–</w:t>
+            </w:r>
+            <w:r>
+              <w:rPr>
+                <w:rFonts w:ascii="BRH Malayalam Extra" w:hAnsi="BRH Malayalam Extra" w:cs="BRH Malayalam Extra"/>
+                <w:sz w:val="40"/>
+                <w:szCs w:val="40"/>
+              </w:rPr>
+              <w:t>I</w:t>
+            </w:r>
+            <w:r>
+              <w:rPr>
+                <w:rFonts w:ascii="BRH Devanagari Extra" w:hAnsi="BRH Devanagari Extra" w:cs="BRH Malayalam Extra"/>
+                <w:sz w:val="32"/>
+                <w:szCs w:val="40"/>
+              </w:rPr>
+              <w:t>Æ</w:t>
+            </w:r>
+            <w:r>
+              <w:rPr>
+                <w:rFonts w:ascii="BRH Malayalam Extra" w:hAnsi="BRH Malayalam Extra" w:cs="BRH Malayalam Extra"/>
+                <w:sz w:val="40"/>
+                <w:szCs w:val="40"/>
+              </w:rPr>
+              <w:t>p</w:t>
+            </w:r>
+            <w:r>
+              <w:rPr>
+                <w:rFonts w:ascii="BRH Malayalam Extra" w:hAnsi="BRH Malayalam Extra" w:cs="BRH Malayalam Extra"/>
+                <w:sz w:val="33"/>
+                <w:szCs w:val="40"/>
+              </w:rPr>
+              <w:t>–</w:t>
+            </w:r>
+            <w:r>
+              <w:rPr>
+                <w:rFonts w:ascii="BRH Malayalam Extra" w:hAnsi="BRH Malayalam Extra" w:cs="BRH Malayalam Extra"/>
+                <w:sz w:val="40"/>
+                <w:szCs w:val="40"/>
+              </w:rPr>
+              <w:t>a§s</w:t>
+            </w:r>
+            <w:r>
+              <w:rPr>
+                <w:rFonts w:ascii="BRH Malayalam Extra" w:hAnsi="BRH Malayalam Extra" w:cs="BRH Malayalam Extra"/>
+                <w:sz w:val="33"/>
+                <w:szCs w:val="40"/>
+              </w:rPr>
+              <w:t>–</w:t>
+            </w:r>
+            <w:r>
+              <w:rPr>
+                <w:rFonts w:ascii="BRH Malayalam Extra" w:hAnsi="BRH Malayalam Extra" w:cs="BRH Malayalam Extra"/>
+                <w:sz w:val="40"/>
+                <w:szCs w:val="40"/>
+                <w:highlight w:val="yellow"/>
+              </w:rPr>
+              <w:t>Z</w:t>
+            </w:r>
+            <w:r>
+              <w:rPr>
+                <w:rFonts w:ascii="BRH Malayalam Extra" w:hAnsi="BRH Malayalam Extra" w:cs="BRH Malayalam Extra"/>
+                <w:sz w:val="40"/>
+                <w:szCs w:val="40"/>
+              </w:rPr>
+              <w:t xml:space="preserve">iyZy— </w:t>
+            </w:r>
+          </w:p>
+          <w:p>
+            <w:pPr>
               <w:spacing w:before="0" w:line="240" w:lineRule="auto"/>
-              <w:rPr>
-                <w:rFonts w:ascii="BRH Malayalam Extra" w:hAnsi="BRH Malayalam Extra" w:cs="BRH Malayalam Extra"/>
-                <w:sz w:val="40"/>
-                <w:szCs w:val="40"/>
-                <w:lang w:val="it-IT"/>
-              </w:rPr>
-            </w:pPr>
-            <w:r>
-              <w:rPr>
-                <w:rFonts w:ascii="BRH Malayalam Extra" w:hAnsi="BRH Malayalam Extra" w:cs="BRH Malayalam Extra"/>
-                <w:sz w:val="40"/>
-                <w:szCs w:val="40"/>
-                <w:lang w:val="it-IT"/>
-              </w:rPr>
-              <w:t>A</w:t>
-            </w:r>
-            <w:r>
-              <w:rPr>
-                <w:rFonts w:ascii="BRH Malayalam Extra" w:hAnsi="BRH Malayalam Extra" w:cs="BRH Malayalam Extra"/>
-                <w:sz w:val="33"/>
-                <w:szCs w:val="40"/>
-                <w:lang w:val="it-IT"/>
-              </w:rPr>
-              <w:t>–</w:t>
-            </w:r>
-            <w:r>
-              <w:rPr>
-                <w:rFonts w:ascii="BRH Malayalam Extra" w:hAnsi="BRH Malayalam Extra" w:cs="BRH Malayalam Extra"/>
-                <w:sz w:val="40"/>
-                <w:szCs w:val="40"/>
-                <w:lang w:val="it-IT"/>
-              </w:rPr>
-              <w:t>²z¥rxix—pö</w:t>
-            </w:r>
-            <w:r>
-              <w:rPr>
-                <w:rFonts w:ascii="BRH Malayalam Extra" w:hAnsi="BRH Malayalam Extra" w:cs="BRH Malayalam Extra"/>
-                <w:sz w:val="40"/>
-                <w:szCs w:val="40"/>
-                <w:highlight w:val="yellow"/>
-                <w:lang w:val="it-IT"/>
-              </w:rPr>
-              <w:t>g¡Ë§</w:t>
-            </w:r>
-            <w:r>
-              <w:rPr>
-                <w:rFonts w:ascii="BRH Malayalam Extra" w:hAnsi="BRH Malayalam Extra" w:cs="BRH Malayalam Extra"/>
-                <w:sz w:val="40"/>
-                <w:szCs w:val="40"/>
-                <w:lang w:val="it-IT"/>
-              </w:rPr>
-              <w:t xml:space="preserve"> |</w:t>
-            </w:r>
-          </w:p>
-          <w:p>
-            <w:pPr>
-              <w:widowControl w:val="0"/>
-              <w:autoSpaceDE w:val="0"/>
-              <w:autoSpaceDN w:val="0"/>
-              <w:adjustRightInd w:val="0"/>
-              <w:spacing w:before="0" w:line="240" w:lineRule="auto"/>
-              <w:rPr>
-                <w:rFonts w:ascii="BRH Malayalam Extra" w:hAnsi="BRH Malayalam Extra" w:cs="BRH Malayalam Extra"/>
-                <w:sz w:val="40"/>
-                <w:szCs w:val="40"/>
-                <w:lang w:val="it-IT"/>
-              </w:rPr>
-            </w:pPr>
-            <w:r>
-              <w:rPr>
-                <w:rFonts w:ascii="BRH Malayalam Extra" w:hAnsi="BRH Malayalam Extra" w:cs="BRH Malayalam Extra"/>
-                <w:sz w:val="40"/>
-                <w:szCs w:val="40"/>
-                <w:lang w:val="it-IT"/>
-              </w:rPr>
-              <w:t>A</w:t>
-            </w:r>
-            <w:r>
-              <w:rPr>
-                <w:rFonts w:ascii="BRH Malayalam Extra" w:hAnsi="BRH Malayalam Extra" w:cs="BRH Malayalam Extra"/>
-                <w:sz w:val="33"/>
-                <w:szCs w:val="40"/>
-                <w:lang w:val="it-IT"/>
-              </w:rPr>
-              <w:t>–</w:t>
-            </w:r>
-            <w:r>
-              <w:rPr>
-                <w:rFonts w:ascii="BRH Malayalam Extra" w:hAnsi="BRH Malayalam Extra" w:cs="BRH Malayalam Extra"/>
-                <w:sz w:val="40"/>
-                <w:szCs w:val="40"/>
-                <w:highlight w:val="yellow"/>
-                <w:lang w:val="it-IT"/>
-              </w:rPr>
-              <w:t>g</w:t>
-            </w:r>
-            <w:r>
-              <w:rPr>
-                <w:rFonts w:ascii="BRH Malayalam Extra" w:hAnsi="BRH Malayalam Extra" w:cs="BRH Malayalam Extra"/>
-                <w:sz w:val="40"/>
-                <w:szCs w:val="40"/>
-                <w:lang w:val="it-IT"/>
-              </w:rPr>
-              <w:t>¡</w:t>
-            </w:r>
-            <w:r>
-              <w:rPr>
-                <w:rFonts w:ascii="BRH Malayalam Extra" w:hAnsi="BRH Malayalam Extra" w:cs="BRH Malayalam Extra"/>
-                <w:sz w:val="33"/>
-                <w:szCs w:val="40"/>
-                <w:lang w:val="it-IT"/>
-              </w:rPr>
-              <w:t>–</w:t>
-            </w:r>
-            <w:r>
-              <w:rPr>
-                <w:rFonts w:ascii="BRH Malayalam Extra" w:hAnsi="BRH Malayalam Extra" w:cs="BRH Malayalam Extra"/>
-                <w:sz w:val="40"/>
-                <w:szCs w:val="40"/>
-                <w:lang w:val="it-IT"/>
-              </w:rPr>
-              <w:t>p</w:t>
-            </w:r>
-            <w:r>
-              <w:rPr>
-                <w:rFonts w:ascii="BRH Malayalam Extra" w:hAnsi="BRH Malayalam Extra" w:cs="BRH Malayalam Extra"/>
-                <w:sz w:val="33"/>
-                <w:szCs w:val="40"/>
-                <w:lang w:val="it-IT"/>
-              </w:rPr>
-              <w:t>–</w:t>
-            </w:r>
-            <w:r>
-              <w:rPr>
-                <w:rFonts w:ascii="BRH Malayalam Extra" w:hAnsi="BRH Malayalam Extra" w:cs="BRH Malayalam Extra"/>
-                <w:sz w:val="40"/>
-                <w:szCs w:val="40"/>
-                <w:lang w:val="it-IT"/>
-              </w:rPr>
-              <w:t>©</w:t>
-            </w:r>
-            <w:r>
-              <w:rPr>
-                <w:rFonts w:ascii="BRH Malayalam Extra" w:hAnsi="BRH Malayalam Extra" w:cs="BRH Malayalam Extra"/>
-                <w:sz w:val="33"/>
-                <w:szCs w:val="40"/>
-                <w:lang w:val="it-IT"/>
-              </w:rPr>
-              <w:t>–</w:t>
-            </w:r>
-            <w:r>
-              <w:rPr>
-                <w:rFonts w:ascii="BRH Malayalam Extra" w:hAnsi="BRH Malayalam Extra" w:cs="BRH Malayalam Extra"/>
-                <w:sz w:val="40"/>
-                <w:szCs w:val="40"/>
-                <w:lang w:val="it-IT"/>
-              </w:rPr>
-              <w:t>. t</w:t>
-            </w:r>
-            <w:r>
-              <w:rPr>
-                <w:rFonts w:ascii="BRH Malayalam Extra" w:hAnsi="BRH Malayalam Extra" w:cs="BRH Malayalam Extra"/>
-                <w:sz w:val="33"/>
-                <w:szCs w:val="40"/>
-                <w:lang w:val="it-IT"/>
-              </w:rPr>
-              <w:t>–</w:t>
-            </w:r>
-            <w:r>
-              <w:rPr>
-                <w:rFonts w:ascii="BRH Malayalam Extra" w:hAnsi="BRH Malayalam Extra" w:cs="BRH Malayalam Extra"/>
-                <w:sz w:val="40"/>
-                <w:szCs w:val="40"/>
-                <w:lang w:val="it-IT"/>
-              </w:rPr>
-              <w:t>põI |</w:t>
+              <w:ind w:right="-136"/>
+              <w:rPr>
+                <w:rFonts w:ascii="BRH Devanagari Extra" w:hAnsi="BRH Devanagari Extra" w:cs="BRH Devanagari Extra"/>
+                <w:sz w:val="40"/>
+                <w:szCs w:val="40"/>
+                <w:lang w:bidi="ta-IN"/>
+              </w:rPr>
+            </w:pPr>
+            <w:r>
+              <w:rPr>
+                <w:rFonts w:ascii="BRH Malayalam Extra" w:hAnsi="BRH Malayalam Extra" w:cs="BRH Malayalam Extra"/>
+                <w:sz w:val="40"/>
+                <w:szCs w:val="40"/>
+              </w:rPr>
+              <w:t>sI - p</w:t>
+            </w:r>
+            <w:r>
+              <w:rPr>
+                <w:rFonts w:ascii="BRH Malayalam Extra" w:hAnsi="BRH Malayalam Extra" w:cs="BRH Malayalam Extra"/>
+                <w:sz w:val="33"/>
+                <w:szCs w:val="40"/>
+              </w:rPr>
+              <w:t>–</w:t>
+            </w:r>
+            <w:r>
+              <w:rPr>
+                <w:rFonts w:ascii="BRH Malayalam Extra" w:hAnsi="BRH Malayalam Extra" w:cs="BRH Malayalam Extra"/>
+                <w:sz w:val="40"/>
+                <w:szCs w:val="40"/>
+              </w:rPr>
+              <w:t>a§s</w:t>
+            </w:r>
+            <w:r>
+              <w:rPr>
+                <w:rFonts w:ascii="BRH Malayalam Extra" w:hAnsi="BRH Malayalam Extra" w:cs="BRH Malayalam Extra"/>
+                <w:sz w:val="33"/>
+                <w:szCs w:val="40"/>
+              </w:rPr>
+              <w:t>–</w:t>
+            </w:r>
+            <w:r>
+              <w:rPr>
+                <w:rFonts w:ascii="BRH Malayalam Extra" w:hAnsi="BRH Malayalam Extra" w:cs="BRH Malayalam Extra"/>
+                <w:sz w:val="40"/>
+                <w:szCs w:val="40"/>
+              </w:rPr>
+              <w:t>kI |</w:t>
             </w:r>
           </w:p>
         </w:tc>
@@ -841,452 +5215,6 @@
           </w:tcPr>
           <w:p>
             <w:pPr>
-              <w:widowControl w:val="0"/>
-              <w:autoSpaceDE w:val="0"/>
-              <w:autoSpaceDN w:val="0"/>
-              <w:adjustRightInd w:val="0"/>
-              <w:spacing w:before="0" w:line="240" w:lineRule="auto"/>
-              <w:rPr>
-                <w:rFonts w:ascii="BRH Malayalam Extra" w:hAnsi="BRH Malayalam Extra" w:cs="BRH Malayalam Extra"/>
-                <w:sz w:val="40"/>
-                <w:szCs w:val="40"/>
-                <w:lang w:val="it-IT"/>
-              </w:rPr>
-            </w:pPr>
-            <w:r>
-              <w:rPr>
-                <w:rFonts w:ascii="BRH Malayalam Extra" w:hAnsi="BRH Malayalam Extra" w:cs="BRH Malayalam Extra"/>
-                <w:sz w:val="40"/>
-                <w:szCs w:val="40"/>
-                <w:lang w:val="it-IT"/>
-              </w:rPr>
-              <w:t>t</w:t>
-            </w:r>
-            <w:r>
-              <w:rPr>
-                <w:rFonts w:ascii="BRH Malayalam Extra" w:hAnsi="BRH Malayalam Extra" w:cs="BRH Malayalam Extra"/>
-                <w:sz w:val="33"/>
-                <w:szCs w:val="40"/>
-                <w:lang w:val="it-IT"/>
-              </w:rPr>
-              <w:t>–</w:t>
-            </w:r>
-            <w:r>
-              <w:rPr>
-                <w:rFonts w:ascii="BRH Malayalam Extra" w:hAnsi="BRH Malayalam Extra" w:cs="BRH Malayalam Extra"/>
-                <w:sz w:val="40"/>
-                <w:szCs w:val="40"/>
-                <w:lang w:val="it-IT"/>
-              </w:rPr>
-              <w:t xml:space="preserve">Zûx „²z¥rxi¦˜ | </w:t>
-            </w:r>
-          </w:p>
-          <w:p>
-            <w:pPr>
-              <w:widowControl w:val="0"/>
-              <w:autoSpaceDE w:val="0"/>
-              <w:autoSpaceDN w:val="0"/>
-              <w:adjustRightInd w:val="0"/>
-              <w:spacing w:before="0" w:line="240" w:lineRule="auto"/>
-              <w:rPr>
-                <w:rFonts w:ascii="BRH Malayalam Extra" w:hAnsi="BRH Malayalam Extra" w:cs="BRH Malayalam Extra"/>
-                <w:sz w:val="40"/>
-                <w:szCs w:val="40"/>
-                <w:lang w:val="it-IT"/>
-              </w:rPr>
-            </w:pPr>
-            <w:r>
-              <w:rPr>
-                <w:rFonts w:ascii="BRH Malayalam Extra" w:hAnsi="BRH Malayalam Extra" w:cs="BRH Malayalam Extra"/>
-                <w:sz w:val="40"/>
-                <w:szCs w:val="40"/>
-                <w:lang w:val="it-IT"/>
-              </w:rPr>
-              <w:t>A</w:t>
-            </w:r>
-            <w:r>
-              <w:rPr>
-                <w:rFonts w:ascii="BRH Malayalam Extra" w:hAnsi="BRH Malayalam Extra" w:cs="BRH Malayalam Extra"/>
-                <w:sz w:val="33"/>
-                <w:szCs w:val="40"/>
-                <w:lang w:val="it-IT"/>
-              </w:rPr>
-              <w:t>–</w:t>
-            </w:r>
-            <w:r>
-              <w:rPr>
-                <w:rFonts w:ascii="BRH Malayalam Extra" w:hAnsi="BRH Malayalam Extra" w:cs="BRH Malayalam Extra"/>
-                <w:sz w:val="40"/>
-                <w:szCs w:val="40"/>
-                <w:lang w:val="it-IT"/>
-              </w:rPr>
-              <w:t>²z¥rxix—pög¡</w:t>
-            </w:r>
-            <w:r>
-              <w:rPr>
-                <w:rFonts w:ascii="BRH Malayalam Extra" w:hAnsi="BRH Malayalam Extra" w:cs="BRH Malayalam Extra"/>
-                <w:sz w:val="40"/>
-                <w:szCs w:val="40"/>
-                <w:highlight w:val="green"/>
-                <w:lang w:val="it-IT"/>
-              </w:rPr>
-              <w:t>p</w:t>
-            </w:r>
-            <w:r>
-              <w:rPr>
-                <w:rFonts w:ascii="BRH Malayalam Extra" w:hAnsi="BRH Malayalam Extra" w:cs="BRH Malayalam Extra"/>
-                <w:sz w:val="40"/>
-                <w:szCs w:val="40"/>
-                <w:lang w:val="it-IT"/>
-              </w:rPr>
-              <w:t>Ë§ |</w:t>
-            </w:r>
-          </w:p>
-          <w:p>
-            <w:pPr>
-              <w:widowControl w:val="0"/>
-              <w:autoSpaceDE w:val="0"/>
-              <w:autoSpaceDN w:val="0"/>
-              <w:adjustRightInd w:val="0"/>
-              <w:spacing w:before="0" w:line="240" w:lineRule="auto"/>
-              <w:rPr>
-                <w:rFonts w:ascii="BRH Malayalam Extra" w:hAnsi="BRH Malayalam Extra" w:cs="BRH Malayalam Extra"/>
-                <w:sz w:val="40"/>
-                <w:szCs w:val="40"/>
-              </w:rPr>
-            </w:pPr>
-            <w:r>
-              <w:rPr>
-                <w:rFonts w:ascii="BRH Malayalam Extra" w:hAnsi="BRH Malayalam Extra" w:cs="BRH Malayalam Extra"/>
-                <w:sz w:val="40"/>
-                <w:szCs w:val="40"/>
-              </w:rPr>
-              <w:t>A</w:t>
-            </w:r>
-            <w:r>
-              <w:rPr>
-                <w:rFonts w:ascii="BRH Malayalam Extra" w:hAnsi="BRH Malayalam Extra" w:cs="BRH Malayalam Extra"/>
-                <w:sz w:val="33"/>
-                <w:szCs w:val="40"/>
-                <w:highlight w:val="green"/>
-              </w:rPr>
-              <w:t>–</w:t>
-            </w:r>
-            <w:r>
-              <w:rPr>
-                <w:rFonts w:ascii="BRH Malayalam Extra" w:hAnsi="BRH Malayalam Extra" w:cs="BRH Malayalam Extra"/>
-                <w:sz w:val="40"/>
-                <w:szCs w:val="40"/>
-                <w:highlight w:val="green"/>
-              </w:rPr>
-              <w:t>ö</w:t>
-            </w:r>
-            <w:r>
-              <w:rPr>
-                <w:rFonts w:ascii="BRH Malayalam Extra" w:hAnsi="BRH Malayalam Extra" w:cs="BRH Malayalam Extra"/>
-                <w:sz w:val="40"/>
-                <w:szCs w:val="40"/>
-              </w:rPr>
-              <w:t>g¡</w:t>
-            </w:r>
-            <w:r>
-              <w:rPr>
-                <w:rFonts w:ascii="BRH Malayalam Extra" w:hAnsi="BRH Malayalam Extra" w:cs="BRH Malayalam Extra"/>
-                <w:sz w:val="33"/>
-                <w:szCs w:val="40"/>
-              </w:rPr>
-              <w:t>–</w:t>
-            </w:r>
-            <w:r>
-              <w:rPr>
-                <w:rFonts w:ascii="BRH Malayalam Extra" w:hAnsi="BRH Malayalam Extra" w:cs="BRH Malayalam Extra"/>
-                <w:sz w:val="40"/>
-                <w:szCs w:val="40"/>
-              </w:rPr>
-              <w:t>p</w:t>
-            </w:r>
-            <w:r>
-              <w:rPr>
-                <w:rFonts w:ascii="BRH Malayalam Extra" w:hAnsi="BRH Malayalam Extra" w:cs="BRH Malayalam Extra"/>
-                <w:sz w:val="33"/>
-                <w:szCs w:val="40"/>
-              </w:rPr>
-              <w:t>–</w:t>
-            </w:r>
-            <w:r>
-              <w:rPr>
-                <w:rFonts w:ascii="BRH Malayalam Extra" w:hAnsi="BRH Malayalam Extra" w:cs="BRH Malayalam Extra"/>
-                <w:sz w:val="40"/>
-                <w:szCs w:val="40"/>
-              </w:rPr>
-              <w:t>©</w:t>
-            </w:r>
-            <w:r>
-              <w:rPr>
-                <w:rFonts w:ascii="BRH Malayalam Extra" w:hAnsi="BRH Malayalam Extra" w:cs="BRH Malayalam Extra"/>
-                <w:sz w:val="33"/>
-                <w:szCs w:val="40"/>
-              </w:rPr>
-              <w:t>–</w:t>
-            </w:r>
-            <w:r>
-              <w:rPr>
-                <w:rFonts w:ascii="BRH Malayalam Extra" w:hAnsi="BRH Malayalam Extra" w:cs="BRH Malayalam Extra"/>
-                <w:sz w:val="40"/>
-                <w:szCs w:val="40"/>
-              </w:rPr>
-              <w:t>. t</w:t>
-            </w:r>
-            <w:r>
-              <w:rPr>
-                <w:rFonts w:ascii="BRH Malayalam Extra" w:hAnsi="BRH Malayalam Extra" w:cs="BRH Malayalam Extra"/>
-                <w:sz w:val="33"/>
-                <w:szCs w:val="40"/>
-              </w:rPr>
-              <w:t>–</w:t>
-            </w:r>
-            <w:r>
-              <w:rPr>
-                <w:rFonts w:ascii="BRH Malayalam Extra" w:hAnsi="BRH Malayalam Extra" w:cs="BRH Malayalam Extra"/>
-                <w:sz w:val="40"/>
-                <w:szCs w:val="40"/>
-              </w:rPr>
-              <w:t>põI |</w:t>
-            </w:r>
-          </w:p>
-        </w:tc>
-      </w:tr>
-      <w:tr>
-        <w:trPr>
-          <w:trHeight w:val="2175"/>
-        </w:trPr>
-        <w:tc>
-          <w:tcPr>
-            <w:tcW w:w="3877" w:type="dxa"/>
-            <w:tcBorders>
-              <w:top w:val="single" w:sz="4" w:space="0" w:color="000000"/>
-              <w:left w:val="single" w:sz="4" w:space="0" w:color="000000"/>
-              <w:bottom w:val="single" w:sz="4" w:space="0" w:color="000000"/>
-              <w:right w:val="single" w:sz="4" w:space="0" w:color="000000"/>
-            </w:tcBorders>
-          </w:tcPr>
-          <w:p>
-            <w:pPr>
-              <w:widowControl w:val="0"/>
-              <w:tabs>
-                <w:tab w:val="left" w:pos="993"/>
-              </w:tabs>
-              <w:autoSpaceDE w:val="0"/>
-              <w:autoSpaceDN w:val="0"/>
-              <w:adjustRightInd w:val="0"/>
-              <w:spacing w:before="0" w:line="240" w:lineRule="auto"/>
-              <w:ind w:right="297"/>
-              <w:rPr>
-                <w:rFonts w:cs="Arial"/>
-                <w:b/>
-                <w:sz w:val="28"/>
-                <w:szCs w:val="32"/>
-                <w:lang w:bidi="ta-IN"/>
-              </w:rPr>
-            </w:pPr>
-            <w:r>
-              <w:rPr>
-                <w:rFonts w:cs="Arial"/>
-                <w:b/>
-                <w:sz w:val="28"/>
-                <w:szCs w:val="32"/>
-                <w:lang w:bidi="ta-IN"/>
-              </w:rPr>
-              <w:t>T.S.2.5.3.1– Kramam</w:t>
-            </w:r>
-          </w:p>
-          <w:p>
-            <w:pPr>
-              <w:widowControl w:val="0"/>
-              <w:tabs>
-                <w:tab w:val="left" w:pos="993"/>
-              </w:tabs>
-              <w:autoSpaceDE w:val="0"/>
-              <w:autoSpaceDN w:val="0"/>
-              <w:adjustRightInd w:val="0"/>
-              <w:spacing w:before="0" w:line="240" w:lineRule="auto"/>
-              <w:ind w:right="297"/>
-              <w:rPr>
-                <w:rFonts w:cs="Arial"/>
-                <w:b/>
-                <w:sz w:val="28"/>
-                <w:szCs w:val="32"/>
-                <w:lang w:val="en-IN" w:bidi="ta-IN"/>
-              </w:rPr>
-            </w:pPr>
-            <w:r>
-              <w:rPr>
-                <w:rFonts w:cs="Arial"/>
-                <w:b/>
-                <w:sz w:val="28"/>
-                <w:szCs w:val="32"/>
-                <w:lang w:val="en-IN" w:bidi="ta-IN"/>
-              </w:rPr>
-              <w:t>Krama Vaakyam No. - 12</w:t>
-            </w:r>
-          </w:p>
-          <w:p>
-            <w:pPr>
-              <w:widowControl w:val="0"/>
-              <w:tabs>
-                <w:tab w:val="left" w:pos="993"/>
-              </w:tabs>
-              <w:autoSpaceDE w:val="0"/>
-              <w:autoSpaceDN w:val="0"/>
-              <w:adjustRightInd w:val="0"/>
-              <w:spacing w:before="0" w:line="240" w:lineRule="auto"/>
-              <w:ind w:right="297"/>
-              <w:rPr>
-                <w:rFonts w:cs="Arial"/>
-                <w:b/>
-                <w:sz w:val="28"/>
-                <w:szCs w:val="32"/>
-                <w:lang w:val="it-IT" w:bidi="ta-IN"/>
-              </w:rPr>
-            </w:pPr>
-            <w:r>
-              <w:rPr>
-                <w:rFonts w:cs="Arial"/>
-                <w:b/>
-                <w:sz w:val="28"/>
-                <w:szCs w:val="32"/>
-                <w:lang w:val="it-IT" w:bidi="ta-IN"/>
-              </w:rPr>
-              <w:t>Panchaati No</w:t>
-            </w:r>
-            <w:r>
-              <w:rPr>
-                <w:rFonts w:cs="Arial"/>
-                <w:b/>
-                <w:szCs w:val="32"/>
-                <w:lang w:val="it-IT" w:bidi="ta-IN"/>
-              </w:rPr>
-              <w:t xml:space="preserve">. - </w:t>
-            </w:r>
-            <w:r>
-              <w:rPr>
-                <w:rFonts w:cs="Arial"/>
-                <w:b/>
-                <w:sz w:val="28"/>
-                <w:szCs w:val="32"/>
-                <w:lang w:val="it-IT" w:bidi="ta-IN"/>
-              </w:rPr>
-              <w:t>15</w:t>
-            </w:r>
-          </w:p>
-        </w:tc>
-        <w:tc>
-          <w:tcPr>
-            <w:tcW w:w="5132" w:type="dxa"/>
-            <w:tcBorders>
-              <w:top w:val="single" w:sz="4" w:space="0" w:color="000000"/>
-              <w:left w:val="single" w:sz="4" w:space="0" w:color="000000"/>
-              <w:bottom w:val="single" w:sz="4" w:space="0" w:color="000000"/>
-              <w:right w:val="single" w:sz="4" w:space="0" w:color="000000"/>
-            </w:tcBorders>
-          </w:tcPr>
-          <w:p>
-            <w:pPr>
-              <w:widowControl w:val="0"/>
-              <w:autoSpaceDE w:val="0"/>
-              <w:autoSpaceDN w:val="0"/>
-              <w:adjustRightInd w:val="0"/>
-              <w:spacing w:before="0" w:line="240" w:lineRule="auto"/>
-              <w:rPr>
-                <w:rFonts w:ascii="BRH Malayalam Extra" w:hAnsi="BRH Malayalam Extra" w:cs="BRH Malayalam Extra"/>
-                <w:sz w:val="40"/>
-                <w:szCs w:val="40"/>
-              </w:rPr>
-            </w:pPr>
-            <w:r>
-              <w:rPr>
-                <w:rFonts w:ascii="BRH Malayalam Extra" w:hAnsi="BRH Malayalam Extra" w:cs="BRH Malayalam Extra"/>
-                <w:sz w:val="40"/>
-                <w:szCs w:val="40"/>
-              </w:rPr>
-              <w:t>e¢</w:t>
-            </w:r>
-            <w:r>
-              <w:rPr>
-                <w:rFonts w:ascii="BRH Malayalam Extra" w:hAnsi="BRH Malayalam Extra" w:cs="BRH Malayalam Extra"/>
-                <w:sz w:val="33"/>
-                <w:szCs w:val="40"/>
-              </w:rPr>
-              <w:t>–</w:t>
-            </w:r>
-            <w:r>
-              <w:rPr>
-                <w:rFonts w:ascii="BRH Malayalam Extra" w:hAnsi="BRH Malayalam Extra" w:cs="BRH Malayalam Extra"/>
-                <w:sz w:val="40"/>
-                <w:szCs w:val="40"/>
-              </w:rPr>
-              <w:t>ªYix—¥s „d¡dyªpx</w:t>
-            </w:r>
-            <w:r>
-              <w:rPr>
-                <w:rFonts w:ascii="BRH Malayalam Extra" w:hAnsi="BRH Malayalam Extra" w:cs="BRH Malayalam Extra"/>
-                <w:sz w:val="33"/>
-                <w:szCs w:val="40"/>
-              </w:rPr>
-              <w:t>–</w:t>
-            </w:r>
-            <w:r>
-              <w:rPr>
-                <w:rFonts w:ascii="BRH Malayalam Extra" w:hAnsi="BRH Malayalam Extra" w:cs="BRH Malayalam Extra"/>
-                <w:sz w:val="40"/>
-                <w:szCs w:val="40"/>
-              </w:rPr>
-              <w:t>eõ˜I | e¢</w:t>
-            </w:r>
-            <w:r>
-              <w:rPr>
-                <w:rFonts w:ascii="BRH Malayalam Extra" w:hAnsi="BRH Malayalam Extra" w:cs="BRH Malayalam Extra"/>
-                <w:sz w:val="33"/>
-                <w:szCs w:val="40"/>
-              </w:rPr>
-              <w:t>–</w:t>
-            </w:r>
-            <w:r>
-              <w:rPr>
-                <w:rFonts w:ascii="BRH Malayalam Extra" w:hAnsi="BRH Malayalam Extra" w:cs="BRH Malayalam Extra"/>
-                <w:sz w:val="40"/>
-                <w:szCs w:val="40"/>
-                <w:highlight w:val="yellow"/>
-              </w:rPr>
-              <w:t>Yx</w:t>
-            </w:r>
-            <w:r>
-              <w:rPr>
-                <w:rFonts w:ascii="BRH Malayalam Extra" w:hAnsi="BRH Malayalam Extra" w:cs="BRH Malayalam Extra"/>
-                <w:sz w:val="40"/>
-                <w:szCs w:val="40"/>
-              </w:rPr>
-              <w:t>ix—s</w:t>
-            </w:r>
-            <w:r>
-              <w:rPr>
-                <w:rFonts w:ascii="BRH Malayalam Extra" w:hAnsi="BRH Malayalam Extra" w:cs="BRH Malayalam Extra"/>
-                <w:sz w:val="33"/>
-                <w:szCs w:val="40"/>
-              </w:rPr>
-              <w:t>–</w:t>
-            </w:r>
-            <w:r>
-              <w:rPr>
-                <w:rFonts w:ascii="BRH Malayalam Extra" w:hAnsi="BRH Malayalam Extra" w:cs="BRH Malayalam Extra"/>
-                <w:sz w:val="40"/>
-                <w:szCs w:val="40"/>
-              </w:rPr>
-              <w:t xml:space="preserve"> CZy— </w:t>
-            </w:r>
-          </w:p>
-          <w:p>
-            <w:pPr>
               <w:spacing w:before="0" w:line="240" w:lineRule="auto"/>
               <w:ind w:right="-136"/>
               <w:rPr>
@@ -1301,68 +5229,82 @@
                 <w:sz w:val="40"/>
                 <w:szCs w:val="40"/>
               </w:rPr>
-              <w:t>e¢</w:t>
-            </w:r>
-            <w:r>
-              <w:rPr>
-                <w:rFonts w:ascii="BRH Malayalam Extra" w:hAnsi="BRH Malayalam Extra" w:cs="BRH Malayalam Extra"/>
-                <w:sz w:val="33"/>
-                <w:szCs w:val="40"/>
-              </w:rPr>
-              <w:t>–</w:t>
-            </w:r>
-            <w:r>
-              <w:rPr>
-                <w:rFonts w:ascii="BRH Malayalam Extra" w:hAnsi="BRH Malayalam Extra" w:cs="BRH Malayalam Extra"/>
-                <w:sz w:val="40"/>
-                <w:szCs w:val="40"/>
-              </w:rPr>
-              <w:t>ªY - ix</w:t>
-            </w:r>
-            <w:r>
-              <w:rPr>
-                <w:rFonts w:ascii="BRH Malayalam Extra" w:hAnsi="BRH Malayalam Extra" w:cs="BRH Malayalam Extra"/>
-                <w:sz w:val="33"/>
-                <w:szCs w:val="40"/>
-              </w:rPr>
-              <w:t>–</w:t>
-            </w:r>
-            <w:r>
-              <w:rPr>
-                <w:rFonts w:ascii="BRH Malayalam Extra" w:hAnsi="BRH Malayalam Extra" w:cs="BRH Malayalam Extra"/>
-                <w:sz w:val="40"/>
-                <w:szCs w:val="40"/>
-              </w:rPr>
-              <w:t>¥s</w:t>
-            </w:r>
-            <w:r>
-              <w:rPr>
-                <w:rFonts w:ascii="BRH Malayalam Extra" w:hAnsi="BRH Malayalam Extra" w:cs="BRH Malayalam Extra"/>
-                <w:sz w:val="33"/>
-                <w:szCs w:val="40"/>
-              </w:rPr>
-              <w:t>–</w:t>
-            </w:r>
-            <w:r>
-              <w:rPr>
-                <w:rFonts w:ascii="BRH Malayalam Extra" w:hAnsi="BRH Malayalam Extra" w:cs="BRH Malayalam Extra"/>
-                <w:sz w:val="40"/>
-                <w:szCs w:val="40"/>
-              </w:rPr>
-              <w:t xml:space="preserve"> |</w:t>
-            </w:r>
-          </w:p>
-        </w:tc>
-        <w:tc>
-          <w:tcPr>
-            <w:tcW w:w="5528" w:type="dxa"/>
-            <w:tcBorders>
-              <w:top w:val="single" w:sz="4" w:space="0" w:color="000000"/>
-              <w:left w:val="single" w:sz="4" w:space="0" w:color="000000"/>
-              <w:bottom w:val="single" w:sz="4" w:space="0" w:color="000000"/>
-              <w:right w:val="single" w:sz="4" w:space="0" w:color="000000"/>
-            </w:tcBorders>
-          </w:tcPr>
+              <w:t>s</w:t>
+            </w:r>
+            <w:r>
+              <w:rPr>
+                <w:rFonts w:ascii="BRH Malayalam Extra" w:hAnsi="BRH Malayalam Extra" w:cs="BRH Malayalam Extra"/>
+                <w:sz w:val="33"/>
+                <w:szCs w:val="40"/>
+              </w:rPr>
+              <w:t>–</w:t>
+            </w:r>
+            <w:r>
+              <w:rPr>
+                <w:rFonts w:ascii="BRH Malayalam Extra" w:hAnsi="BRH Malayalam Extra" w:cs="BRH Malayalam Extra"/>
+                <w:sz w:val="40"/>
+                <w:szCs w:val="40"/>
+              </w:rPr>
+              <w:t>I</w:t>
+            </w:r>
+            <w:r>
+              <w:rPr>
+                <w:rFonts w:ascii="BRH Devanagari Extra" w:hAnsi="BRH Devanagari Extra" w:cs="BRH Malayalam Extra"/>
+                <w:sz w:val="32"/>
+                <w:szCs w:val="40"/>
+              </w:rPr>
+              <w:t>Æ</w:t>
+            </w:r>
+            <w:r>
+              <w:rPr>
+                <w:rFonts w:ascii="BRH Malayalam Extra" w:hAnsi="BRH Malayalam Extra" w:cs="BRH Malayalam Extra"/>
+                <w:sz w:val="40"/>
+                <w:szCs w:val="40"/>
+              </w:rPr>
+              <w:t>p</w:t>
+            </w:r>
+            <w:r>
+              <w:rPr>
+                <w:rFonts w:ascii="BRH Malayalam Extra" w:hAnsi="BRH Malayalam Extra" w:cs="BRH Malayalam Extra"/>
+                <w:sz w:val="33"/>
+                <w:szCs w:val="40"/>
+              </w:rPr>
+              <w:t>–</w:t>
+            </w:r>
+            <w:r>
+              <w:rPr>
+                <w:rFonts w:ascii="BRH Malayalam Extra" w:hAnsi="BRH Malayalam Extra" w:cs="BRH Malayalam Extra"/>
+                <w:sz w:val="40"/>
+                <w:szCs w:val="40"/>
+              </w:rPr>
+              <w:t>a§s</w:t>
+            </w:r>
+            <w:r>
+              <w:rPr>
+                <w:rFonts w:ascii="BRH Malayalam Extra" w:hAnsi="BRH Malayalam Extra" w:cs="BRH Malayalam Extra"/>
+                <w:sz w:val="33"/>
+                <w:szCs w:val="40"/>
+              </w:rPr>
+              <w:t>–</w:t>
+            </w:r>
+            <w:r>
+              <w:rPr>
+                <w:rFonts w:ascii="BRH Malayalam Extra" w:hAnsi="BRH Malayalam Extra" w:cs="BRH Malayalam Extra"/>
+                <w:sz w:val="40"/>
+                <w:szCs w:val="40"/>
+                <w:highlight w:val="green"/>
+              </w:rPr>
+              <w:t>k</w:t>
+            </w:r>
+            <w:r>
+              <w:rPr>
+                <w:rFonts w:ascii="BRH Malayalam Extra" w:hAnsi="BRH Malayalam Extra" w:cs="BRH Malayalam Extra"/>
+                <w:sz w:val="40"/>
+                <w:szCs w:val="40"/>
+              </w:rPr>
+              <w:t xml:space="preserve">iyZy— </w:t>
+            </w:r>
+          </w:p>
           <w:p>
             <w:pPr>
               <w:widowControl w:val="0"/>
@@ -1371,158 +5313,51 @@
               <w:adjustRightInd w:val="0"/>
               <w:spacing w:before="0" w:line="240" w:lineRule="auto"/>
               <w:rPr>
-                <w:rFonts w:ascii="BRH Malayalam Extra" w:hAnsi="BRH Malayalam Extra" w:cs="BRH Malayalam Extra"/>
-                <w:sz w:val="40"/>
-                <w:szCs w:val="40"/>
-              </w:rPr>
-            </w:pPr>
-            <w:r>
-              <w:rPr>
-                <w:rFonts w:ascii="BRH Malayalam Extra" w:hAnsi="BRH Malayalam Extra" w:cs="BRH Malayalam Extra"/>
-                <w:sz w:val="40"/>
-                <w:szCs w:val="40"/>
-              </w:rPr>
-              <w:t>e¢</w:t>
-            </w:r>
-            <w:r>
-              <w:rPr>
-                <w:rFonts w:ascii="BRH Malayalam Extra" w:hAnsi="BRH Malayalam Extra" w:cs="BRH Malayalam Extra"/>
-                <w:sz w:val="33"/>
-                <w:szCs w:val="40"/>
-              </w:rPr>
-              <w:t>–</w:t>
-            </w:r>
-            <w:r>
-              <w:rPr>
-                <w:rFonts w:ascii="BRH Malayalam Extra" w:hAnsi="BRH Malayalam Extra" w:cs="BRH Malayalam Extra"/>
-                <w:sz w:val="40"/>
-                <w:szCs w:val="40"/>
-              </w:rPr>
-              <w:t>ªYix—¥s „d¡dyªpx</w:t>
-            </w:r>
-            <w:r>
-              <w:rPr>
-                <w:rFonts w:ascii="BRH Malayalam Extra" w:hAnsi="BRH Malayalam Extra" w:cs="BRH Malayalam Extra"/>
-                <w:sz w:val="33"/>
-                <w:szCs w:val="40"/>
-              </w:rPr>
-              <w:t>–</w:t>
-            </w:r>
-            <w:r>
-              <w:rPr>
-                <w:rFonts w:ascii="BRH Malayalam Extra" w:hAnsi="BRH Malayalam Extra" w:cs="BRH Malayalam Extra"/>
-                <w:sz w:val="40"/>
-                <w:szCs w:val="40"/>
-              </w:rPr>
-              <w:t>eõ˜I | e¢</w:t>
-            </w:r>
-            <w:r>
-              <w:rPr>
-                <w:rFonts w:ascii="BRH Malayalam Extra" w:hAnsi="BRH Malayalam Extra" w:cs="BRH Malayalam Extra"/>
-                <w:sz w:val="33"/>
-                <w:szCs w:val="40"/>
-              </w:rPr>
-              <w:t>–</w:t>
-            </w:r>
-            <w:r>
-              <w:rPr>
-                <w:rFonts w:ascii="BRH Malayalam Extra" w:hAnsi="BRH Malayalam Extra" w:cs="BRH Malayalam Extra"/>
-                <w:sz w:val="40"/>
-                <w:szCs w:val="40"/>
-                <w:highlight w:val="green"/>
-              </w:rPr>
-              <w:t>ªY</w:t>
-            </w:r>
-            <w:r>
-              <w:rPr>
-                <w:rFonts w:ascii="BRH Malayalam Extra" w:hAnsi="BRH Malayalam Extra" w:cs="BRH Malayalam Extra"/>
-                <w:sz w:val="40"/>
-                <w:szCs w:val="40"/>
-              </w:rPr>
-              <w:t>ix—s</w:t>
-            </w:r>
-            <w:r>
-              <w:rPr>
-                <w:rFonts w:ascii="BRH Malayalam Extra" w:hAnsi="BRH Malayalam Extra" w:cs="BRH Malayalam Extra"/>
-                <w:sz w:val="33"/>
-                <w:szCs w:val="40"/>
-              </w:rPr>
-              <w:t>–</w:t>
-            </w:r>
-            <w:r>
-              <w:rPr>
-                <w:rFonts w:ascii="BRH Malayalam Extra" w:hAnsi="BRH Malayalam Extra" w:cs="BRH Malayalam Extra"/>
-                <w:sz w:val="40"/>
-                <w:szCs w:val="40"/>
-              </w:rPr>
-              <w:t xml:space="preserve"> CZy— </w:t>
-            </w:r>
-          </w:p>
-          <w:p>
-            <w:pPr>
-              <w:spacing w:before="0" w:line="240" w:lineRule="auto"/>
-              <w:ind w:right="-136"/>
-              <w:rPr>
-                <w:rFonts w:ascii="BRH Malayalam Extra" w:hAnsi="BRH Malayalam Extra" w:cs="BRH Malayalam Extra"/>
-                <w:sz w:val="40"/>
-                <w:szCs w:val="40"/>
-              </w:rPr>
-            </w:pPr>
-            <w:r>
-              <w:rPr>
-                <w:rFonts w:ascii="BRH Malayalam Extra" w:hAnsi="BRH Malayalam Extra" w:cs="BRH Malayalam Extra"/>
-                <w:sz w:val="40"/>
-                <w:szCs w:val="40"/>
-              </w:rPr>
-              <w:t>e¢</w:t>
-            </w:r>
-            <w:r>
-              <w:rPr>
-                <w:rFonts w:ascii="BRH Malayalam Extra" w:hAnsi="BRH Malayalam Extra" w:cs="BRH Malayalam Extra"/>
-                <w:sz w:val="33"/>
-                <w:szCs w:val="40"/>
-              </w:rPr>
-              <w:t>–</w:t>
-            </w:r>
-            <w:r>
-              <w:rPr>
-                <w:rFonts w:ascii="BRH Malayalam Extra" w:hAnsi="BRH Malayalam Extra" w:cs="BRH Malayalam Extra"/>
-                <w:sz w:val="40"/>
-                <w:szCs w:val="40"/>
-              </w:rPr>
-              <w:t>ªY - ix</w:t>
-            </w:r>
-            <w:r>
-              <w:rPr>
-                <w:rFonts w:ascii="BRH Malayalam Extra" w:hAnsi="BRH Malayalam Extra" w:cs="BRH Malayalam Extra"/>
-                <w:sz w:val="33"/>
-                <w:szCs w:val="40"/>
-              </w:rPr>
-              <w:t>–</w:t>
-            </w:r>
-            <w:r>
-              <w:rPr>
-                <w:rFonts w:ascii="BRH Malayalam Extra" w:hAnsi="BRH Malayalam Extra" w:cs="BRH Malayalam Extra"/>
-                <w:sz w:val="40"/>
-                <w:szCs w:val="40"/>
-              </w:rPr>
-              <w:t>¥s</w:t>
-            </w:r>
-            <w:r>
-              <w:rPr>
-                <w:rFonts w:ascii="BRH Malayalam Extra" w:hAnsi="BRH Malayalam Extra" w:cs="BRH Malayalam Extra"/>
-                <w:sz w:val="33"/>
-                <w:szCs w:val="40"/>
-              </w:rPr>
-              <w:t>–</w:t>
-            </w:r>
-            <w:r>
-              <w:rPr>
-                <w:rFonts w:ascii="BRH Malayalam Extra" w:hAnsi="BRH Malayalam Extra" w:cs="BRH Malayalam Extra"/>
-                <w:sz w:val="40"/>
-                <w:szCs w:val="40"/>
-              </w:rPr>
-              <w:t xml:space="preserve"> |</w:t>
+                <w:rFonts w:ascii="BRH Devanagari Extra" w:hAnsi="BRH Devanagari Extra" w:cs="BRH Devanagari Extra"/>
+                <w:sz w:val="40"/>
+                <w:szCs w:val="40"/>
+                <w:lang w:bidi="ta-IN"/>
+              </w:rPr>
+            </w:pPr>
+            <w:r>
+              <w:rPr>
+                <w:rFonts w:ascii="BRH Malayalam Extra" w:hAnsi="BRH Malayalam Extra" w:cs="BRH Malayalam Extra"/>
+                <w:sz w:val="40"/>
+                <w:szCs w:val="40"/>
+              </w:rPr>
+              <w:t>sI - p</w:t>
+            </w:r>
+            <w:r>
+              <w:rPr>
+                <w:rFonts w:ascii="BRH Malayalam Extra" w:hAnsi="BRH Malayalam Extra" w:cs="BRH Malayalam Extra"/>
+                <w:sz w:val="33"/>
+                <w:szCs w:val="40"/>
+              </w:rPr>
+              <w:t>–</w:t>
+            </w:r>
+            <w:r>
+              <w:rPr>
+                <w:rFonts w:ascii="BRH Malayalam Extra" w:hAnsi="BRH Malayalam Extra" w:cs="BRH Malayalam Extra"/>
+                <w:sz w:val="40"/>
+                <w:szCs w:val="40"/>
+              </w:rPr>
+              <w:t>a§s</w:t>
+            </w:r>
+            <w:r>
+              <w:rPr>
+                <w:rFonts w:ascii="BRH Malayalam Extra" w:hAnsi="BRH Malayalam Extra" w:cs="BRH Malayalam Extra"/>
+                <w:sz w:val="33"/>
+                <w:szCs w:val="40"/>
+              </w:rPr>
+              <w:t>–</w:t>
+            </w:r>
+            <w:r>
+              <w:rPr>
+                <w:rFonts w:ascii="BRH Malayalam Extra" w:hAnsi="BRH Malayalam Extra" w:cs="BRH Malayalam Extra"/>
+                <w:sz w:val="40"/>
+                <w:szCs w:val="40"/>
+              </w:rPr>
+              <w:t>kI |</w:t>
             </w:r>
           </w:p>
         </w:tc>
@@ -1568,7 +5403,7 @@
                 <w:szCs w:val="32"/>
                 <w:lang w:bidi="ta-IN"/>
               </w:rPr>
-              <w:t>T.S.2.5.4.4– Kramam</w:t>
+              <w:t>T.S.2.5.9.1– Kramam</w:t>
             </w:r>
           </w:p>
           <w:p>
@@ -1598,7 +5433,7 @@
                 <w:szCs w:val="32"/>
                 <w:lang w:bidi="ta-IN"/>
               </w:rPr>
-              <w:t>Krama Vaakyam No. - 49</w:t>
+              <w:t>Krama Vaakyam No. - 47</w:t>
             </w:r>
           </w:p>
           <w:p>
@@ -1647,7 +5482,7 @@
                 <w:szCs w:val="32"/>
                 <w:lang w:bidi="ta-IN"/>
               </w:rPr>
-              <w:t>25</w:t>
+              <w:t>51</w:t>
             </w:r>
           </w:p>
         </w:tc>
@@ -1663,69 +5498,24 @@
           </w:tcPr>
           <w:p>
             <w:pPr>
+              <w:widowControl w:val="0"/>
+              <w:autoSpaceDE w:val="0"/>
+              <w:autoSpaceDN w:val="0"/>
+              <w:adjustRightInd w:val="0"/>
               <w:spacing w:before="0" w:line="240" w:lineRule="auto"/>
-              <w:ind w:right="-136"/>
-              <w:rPr>
-                <w:rFonts w:ascii="BRH Malayalam Extra" w:hAnsi="BRH Malayalam Extra" w:cs="BRH Malayalam Extra"/>
-                <w:sz w:val="40"/>
-                <w:szCs w:val="40"/>
-              </w:rPr>
-            </w:pPr>
-            <w:r>
-              <w:rPr>
-                <w:rFonts w:ascii="BRH Malayalam Extra" w:hAnsi="BRH Malayalam Extra" w:cs="BRH Malayalam Extra"/>
-                <w:sz w:val="40"/>
-                <w:szCs w:val="40"/>
-              </w:rPr>
-              <w:t>s</w:t>
-            </w:r>
-            <w:r>
-              <w:rPr>
-                <w:rFonts w:ascii="BRH Malayalam Extra" w:hAnsi="BRH Malayalam Extra" w:cs="BRH Malayalam Extra"/>
-                <w:sz w:val="33"/>
-                <w:szCs w:val="40"/>
-              </w:rPr>
-              <w:t>–</w:t>
-            </w:r>
-            <w:r>
-              <w:rPr>
-                <w:rFonts w:ascii="BRH Malayalam Extra" w:hAnsi="BRH Malayalam Extra" w:cs="BRH Malayalam Extra"/>
-                <w:sz w:val="40"/>
-                <w:szCs w:val="40"/>
-              </w:rPr>
-              <w:t>I</w:t>
-            </w:r>
-            <w:r>
-              <w:rPr>
-                <w:rFonts w:ascii="BRH Devanagari Extra" w:hAnsi="BRH Devanagari Extra" w:cs="BRH Malayalam Extra"/>
-                <w:sz w:val="32"/>
-                <w:szCs w:val="40"/>
-              </w:rPr>
-              <w:t>Æ</w:t>
-            </w:r>
-            <w:r>
-              <w:rPr>
-                <w:rFonts w:ascii="BRH Malayalam Extra" w:hAnsi="BRH Malayalam Extra" w:cs="BRH Malayalam Extra"/>
-                <w:sz w:val="40"/>
-                <w:szCs w:val="40"/>
-              </w:rPr>
-              <w:t>p</w:t>
-            </w:r>
-            <w:r>
-              <w:rPr>
-                <w:rFonts w:ascii="BRH Malayalam Extra" w:hAnsi="BRH Malayalam Extra" w:cs="BRH Malayalam Extra"/>
-                <w:sz w:val="33"/>
-                <w:szCs w:val="40"/>
-              </w:rPr>
-              <w:t>–</w:t>
-            </w:r>
-            <w:r>
-              <w:rPr>
-                <w:rFonts w:ascii="BRH Malayalam Extra" w:hAnsi="BRH Malayalam Extra" w:cs="BRH Malayalam Extra"/>
-                <w:sz w:val="40"/>
-                <w:szCs w:val="40"/>
-              </w:rPr>
-              <w:t>a§s</w:t>
+              <w:rPr>
+                <w:rFonts w:ascii="BRH Malayalam Extra" w:hAnsi="BRH Malayalam Extra" w:cs="BRH Malayalam Extra"/>
+                <w:sz w:val="40"/>
+                <w:szCs w:val="40"/>
+              </w:rPr>
+            </w:pPr>
+            <w:r>
+              <w:rPr>
+                <w:rFonts w:ascii="BRH Malayalam Extra" w:hAnsi="BRH Malayalam Extra" w:cs="BRH Malayalam Extra"/>
+                <w:sz w:val="40"/>
+                <w:szCs w:val="40"/>
+              </w:rPr>
+              <w:t>CZõx—t | B</w:t>
             </w:r>
             <w:r>
               <w:rPr>
@@ -1742,67 +5532,33 @@
                 <w:szCs w:val="40"/>
                 <w:highlight w:val="yellow"/>
               </w:rPr>
-              <w:t>Z</w:t>
-            </w:r>
-            <w:r>
-              <w:rPr>
-                <w:rFonts w:ascii="BRH Malayalam Extra" w:hAnsi="BRH Malayalam Extra" w:cs="BRH Malayalam Extra"/>
-                <w:sz w:val="40"/>
-                <w:szCs w:val="40"/>
-              </w:rPr>
-              <w:t xml:space="preserve">iyZy— </w:t>
-            </w:r>
-          </w:p>
-          <w:p>
-            <w:pPr>
-              <w:spacing w:before="0" w:line="240" w:lineRule="auto"/>
-              <w:ind w:right="-136"/>
-              <w:rPr>
-                <w:rFonts w:ascii="BRH Devanagari Extra" w:hAnsi="BRH Devanagari Extra" w:cs="BRH Devanagari Extra"/>
-                <w:sz w:val="40"/>
-                <w:szCs w:val="40"/>
-                <w:lang w:bidi="ta-IN"/>
-              </w:rPr>
-            </w:pPr>
-            <w:r>
-              <w:rPr>
-                <w:rFonts w:ascii="BRH Malayalam Extra" w:hAnsi="BRH Malayalam Extra" w:cs="BRH Malayalam Extra"/>
-                <w:sz w:val="40"/>
-                <w:szCs w:val="40"/>
-              </w:rPr>
-              <w:t>sI - p</w:t>
-            </w:r>
-            <w:r>
-              <w:rPr>
-                <w:rFonts w:ascii="BRH Malayalam Extra" w:hAnsi="BRH Malayalam Extra" w:cs="BRH Malayalam Extra"/>
-                <w:sz w:val="33"/>
-                <w:szCs w:val="40"/>
-              </w:rPr>
-              <w:t>–</w:t>
-            </w:r>
-            <w:r>
-              <w:rPr>
-                <w:rFonts w:ascii="BRH Malayalam Extra" w:hAnsi="BRH Malayalam Extra" w:cs="BRH Malayalam Extra"/>
-                <w:sz w:val="40"/>
-                <w:szCs w:val="40"/>
-              </w:rPr>
-              <w:t>a§s</w:t>
-            </w:r>
-            <w:r>
-              <w:rPr>
-                <w:rFonts w:ascii="BRH Malayalam Extra" w:hAnsi="BRH Malayalam Extra" w:cs="BRH Malayalam Extra"/>
-                <w:sz w:val="33"/>
-                <w:szCs w:val="40"/>
-              </w:rPr>
-              <w:t>–</w:t>
-            </w:r>
-            <w:r>
-              <w:rPr>
-                <w:rFonts w:ascii="BRH Malayalam Extra" w:hAnsi="BRH Malayalam Extra" w:cs="BRH Malayalam Extra"/>
-                <w:sz w:val="40"/>
-                <w:szCs w:val="40"/>
-              </w:rPr>
-              <w:t>kI |</w:t>
+              <w:t>t</w:t>
+            </w:r>
+            <w:r>
+              <w:rPr>
+                <w:rFonts w:ascii="BRH Malayalam Extra" w:hAnsi="BRH Malayalam Extra" w:cs="BRH Malayalam Extra"/>
+                <w:sz w:val="33"/>
+                <w:szCs w:val="40"/>
+              </w:rPr>
+              <w:t>–</w:t>
+            </w:r>
+            <w:proofErr w:type="gramStart"/>
+            <w:r>
+              <w:rPr>
+                <w:rFonts w:ascii="BRH Malayalam Extra" w:hAnsi="BRH Malayalam Extra" w:cs="BRH Malayalam Extra"/>
+                <w:sz w:val="40"/>
+                <w:szCs w:val="40"/>
+              </w:rPr>
+              <w:t>ª.r</w:t>
+            </w:r>
+            <w:proofErr w:type="gramEnd"/>
+            <w:r>
+              <w:rPr>
+                <w:rFonts w:ascii="BRH Malayalam Extra" w:hAnsi="BRH Malayalam Extra" w:cs="BRH Malayalam Extra"/>
+                <w:sz w:val="40"/>
+                <w:szCs w:val="40"/>
+              </w:rPr>
+              <w:t>—jJ |</w:t>
             </w:r>
           </w:p>
         </w:tc>
@@ -1818,78 +5574,34 @@
           </w:tcPr>
           <w:p>
             <w:pPr>
+              <w:widowControl w:val="0"/>
+              <w:autoSpaceDE w:val="0"/>
+              <w:autoSpaceDN w:val="0"/>
+              <w:adjustRightInd w:val="0"/>
               <w:spacing w:before="0" w:line="240" w:lineRule="auto"/>
-              <w:ind w:right="-136"/>
-              <w:rPr>
-                <w:rFonts w:ascii="BRH Malayalam Extra" w:hAnsi="BRH Malayalam Extra" w:cs="BRH Malayalam Extra"/>
-                <w:sz w:val="40"/>
-                <w:szCs w:val="40"/>
-              </w:rPr>
-            </w:pPr>
-            <w:r>
-              <w:rPr>
-                <w:rFonts w:ascii="BRH Malayalam Extra" w:hAnsi="BRH Malayalam Extra" w:cs="BRH Malayalam Extra"/>
-                <w:sz w:val="40"/>
-                <w:szCs w:val="40"/>
-              </w:rPr>
-              <w:t>s</w:t>
-            </w:r>
-            <w:r>
-              <w:rPr>
-                <w:rFonts w:ascii="BRH Malayalam Extra" w:hAnsi="BRH Malayalam Extra" w:cs="BRH Malayalam Extra"/>
-                <w:sz w:val="33"/>
-                <w:szCs w:val="40"/>
-              </w:rPr>
-              <w:t>–</w:t>
-            </w:r>
-            <w:r>
-              <w:rPr>
-                <w:rFonts w:ascii="BRH Malayalam Extra" w:hAnsi="BRH Malayalam Extra" w:cs="BRH Malayalam Extra"/>
-                <w:sz w:val="40"/>
-                <w:szCs w:val="40"/>
-              </w:rPr>
-              <w:t>I</w:t>
-            </w:r>
-            <w:r>
-              <w:rPr>
-                <w:rFonts w:ascii="BRH Devanagari Extra" w:hAnsi="BRH Devanagari Extra" w:cs="BRH Malayalam Extra"/>
-                <w:sz w:val="32"/>
-                <w:szCs w:val="40"/>
-              </w:rPr>
-              <w:t>Æ</w:t>
-            </w:r>
-            <w:r>
-              <w:rPr>
-                <w:rFonts w:ascii="BRH Malayalam Extra" w:hAnsi="BRH Malayalam Extra" w:cs="BRH Malayalam Extra"/>
-                <w:sz w:val="40"/>
-                <w:szCs w:val="40"/>
-              </w:rPr>
-              <w:t>p</w:t>
-            </w:r>
-            <w:r>
-              <w:rPr>
-                <w:rFonts w:ascii="BRH Malayalam Extra" w:hAnsi="BRH Malayalam Extra" w:cs="BRH Malayalam Extra"/>
-                <w:sz w:val="33"/>
-                <w:szCs w:val="40"/>
-              </w:rPr>
-              <w:t>–</w:t>
-            </w:r>
-            <w:r>
-              <w:rPr>
-                <w:rFonts w:ascii="BRH Malayalam Extra" w:hAnsi="BRH Malayalam Extra" w:cs="BRH Malayalam Extra"/>
-                <w:sz w:val="40"/>
-                <w:szCs w:val="40"/>
-              </w:rPr>
-              <w:t>a§s</w:t>
-            </w:r>
-            <w:r>
-              <w:rPr>
-                <w:rFonts w:ascii="BRH Malayalam Extra" w:hAnsi="BRH Malayalam Extra" w:cs="BRH Malayalam Extra"/>
-                <w:sz w:val="33"/>
-                <w:szCs w:val="40"/>
-              </w:rPr>
-              <w:t>–</w:t>
-            </w:r>
+              <w:rPr>
+                <w:rFonts w:ascii="BRH Malayalam Extra" w:hAnsi="BRH Malayalam Extra" w:cs="BRH Malayalam Extra"/>
+                <w:sz w:val="40"/>
+                <w:szCs w:val="40"/>
+              </w:rPr>
+            </w:pPr>
+            <w:r>
+              <w:rPr>
+                <w:rFonts w:ascii="BRH Malayalam Extra" w:hAnsi="BRH Malayalam Extra" w:cs="BRH Malayalam Extra"/>
+                <w:sz w:val="40"/>
+                <w:szCs w:val="40"/>
+              </w:rPr>
+              <w:t>CZõx—t | B</w:t>
+            </w:r>
+            <w:r>
+              <w:rPr>
+                <w:rFonts w:ascii="BRH Malayalam Extra" w:hAnsi="BRH Malayalam Extra" w:cs="BRH Malayalam Extra"/>
+                <w:sz w:val="33"/>
+                <w:szCs w:val="40"/>
+              </w:rPr>
+              <w:t>–</w:t>
+            </w:r>
+            <w:proofErr w:type="gramStart"/>
             <w:r>
               <w:rPr>
                 <w:rFonts w:ascii="BRH Malayalam Extra" w:hAnsi="BRH Malayalam Extra" w:cs="BRH Malayalam Extra"/>
@@ -1897,607 +5609,24 @@
                 <w:szCs w:val="40"/>
                 <w:highlight w:val="green"/>
               </w:rPr>
-              <w:t>k</w:t>
-            </w:r>
-            <w:r>
-              <w:rPr>
-                <w:rFonts w:ascii="BRH Malayalam Extra" w:hAnsi="BRH Malayalam Extra" w:cs="BRH Malayalam Extra"/>
-                <w:sz w:val="40"/>
-                <w:szCs w:val="40"/>
-              </w:rPr>
-              <w:t xml:space="preserve">iyZy— </w:t>
-            </w:r>
-          </w:p>
-          <w:p>
-            <w:pPr>
-              <w:widowControl w:val="0"/>
-              <w:autoSpaceDE w:val="0"/>
-              <w:autoSpaceDN w:val="0"/>
-              <w:adjustRightInd w:val="0"/>
-              <w:spacing w:before="0" w:line="240" w:lineRule="auto"/>
-              <w:rPr>
-                <w:rFonts w:ascii="BRH Devanagari Extra" w:hAnsi="BRH Devanagari Extra" w:cs="BRH Devanagari Extra"/>
-                <w:sz w:val="40"/>
-                <w:szCs w:val="40"/>
-                <w:lang w:bidi="ta-IN"/>
-              </w:rPr>
-            </w:pPr>
-            <w:r>
-              <w:rPr>
-                <w:rFonts w:ascii="BRH Malayalam Extra" w:hAnsi="BRH Malayalam Extra" w:cs="BRH Malayalam Extra"/>
-                <w:sz w:val="40"/>
-                <w:szCs w:val="40"/>
-              </w:rPr>
-              <w:t>sI - p</w:t>
-            </w:r>
-            <w:r>
-              <w:rPr>
-                <w:rFonts w:ascii="BRH Malayalam Extra" w:hAnsi="BRH Malayalam Extra" w:cs="BRH Malayalam Extra"/>
-                <w:sz w:val="33"/>
-                <w:szCs w:val="40"/>
-              </w:rPr>
-              <w:t>–</w:t>
-            </w:r>
-            <w:r>
-              <w:rPr>
-                <w:rFonts w:ascii="BRH Malayalam Extra" w:hAnsi="BRH Malayalam Extra" w:cs="BRH Malayalam Extra"/>
-                <w:sz w:val="40"/>
-                <w:szCs w:val="40"/>
-              </w:rPr>
-              <w:t>a§s</w:t>
-            </w:r>
-            <w:r>
-              <w:rPr>
-                <w:rFonts w:ascii="BRH Malayalam Extra" w:hAnsi="BRH Malayalam Extra" w:cs="BRH Malayalam Extra"/>
-                <w:sz w:val="33"/>
-                <w:szCs w:val="40"/>
-              </w:rPr>
-              <w:t>–</w:t>
-            </w:r>
-            <w:r>
-              <w:rPr>
-                <w:rFonts w:ascii="BRH Malayalam Extra" w:hAnsi="BRH Malayalam Extra" w:cs="BRH Malayalam Extra"/>
-                <w:sz w:val="40"/>
-                <w:szCs w:val="40"/>
-              </w:rPr>
-              <w:t>kI |</w:t>
-            </w:r>
-          </w:p>
-        </w:tc>
-      </w:tr>
-      <w:tr>
-        <w:trPr>
-          <w:trHeight w:val="841"/>
-        </w:trPr>
-        <w:tc>
-          <w:tcPr>
-            <w:tcW w:w="3877" w:type="dxa"/>
-            <w:tcBorders>
-              <w:top w:val="single" w:sz="4" w:space="0" w:color="000000"/>
-              <w:left w:val="single" w:sz="4" w:space="0" w:color="000000"/>
-              <w:bottom w:val="single" w:sz="4" w:space="0" w:color="000000"/>
-              <w:right w:val="single" w:sz="4" w:space="0" w:color="000000"/>
-            </w:tcBorders>
-          </w:tcPr>
-          <w:p>
-            <w:pPr>
-              <w:widowControl w:val="0"/>
-              <w:tabs>
-                <w:tab w:val="left" w:pos="993"/>
-              </w:tabs>
-              <w:autoSpaceDE w:val="0"/>
-              <w:autoSpaceDN w:val="0"/>
-              <w:adjustRightInd w:val="0"/>
-              <w:spacing w:before="0" w:line="240" w:lineRule="auto"/>
-              <w:ind w:right="297"/>
-              <w:rPr>
-                <w:rFonts w:cs="Arial"/>
-                <w:b/>
-                <w:sz w:val="28"/>
-                <w:szCs w:val="32"/>
-                <w:lang w:bidi="ta-IN"/>
-              </w:rPr>
-            </w:pPr>
-            <w:r>
-              <w:rPr>
-                <w:rFonts w:cs="Arial"/>
-                <w:b/>
-                <w:sz w:val="28"/>
-                <w:szCs w:val="32"/>
-                <w:lang w:bidi="ta-IN"/>
-              </w:rPr>
-              <w:lastRenderedPageBreak/>
-              <w:t>T.S.2.5.5.2 Kramam</w:t>
-            </w:r>
-          </w:p>
-          <w:p>
-            <w:pPr>
-              <w:widowControl w:val="0"/>
-              <w:tabs>
-                <w:tab w:val="left" w:pos="993"/>
-              </w:tabs>
-              <w:autoSpaceDE w:val="0"/>
-              <w:autoSpaceDN w:val="0"/>
-              <w:adjustRightInd w:val="0"/>
-              <w:spacing w:before="0" w:line="240" w:lineRule="auto"/>
-              <w:ind w:right="297"/>
-              <w:rPr>
-                <w:rFonts w:cs="Arial"/>
-                <w:b/>
-                <w:sz w:val="28"/>
-                <w:szCs w:val="32"/>
-                <w:lang w:bidi="ta-IN"/>
-              </w:rPr>
-            </w:pPr>
-            <w:r>
-              <w:rPr>
-                <w:rFonts w:cs="Arial"/>
-                <w:b/>
-                <w:sz w:val="28"/>
-                <w:szCs w:val="32"/>
-                <w:lang w:bidi="ta-IN"/>
-              </w:rPr>
-              <w:t>Krama Vaakyam No. – 16</w:t>
-            </w:r>
-          </w:p>
-          <w:p>
-            <w:pPr>
-              <w:widowControl w:val="0"/>
-              <w:tabs>
-                <w:tab w:val="left" w:pos="993"/>
-              </w:tabs>
-              <w:autoSpaceDE w:val="0"/>
-              <w:autoSpaceDN w:val="0"/>
-              <w:adjustRightInd w:val="0"/>
-              <w:spacing w:before="0" w:line="240" w:lineRule="auto"/>
-              <w:ind w:right="297"/>
-              <w:rPr>
-                <w:rFonts w:cs="Arial"/>
-                <w:b/>
-                <w:sz w:val="28"/>
-                <w:szCs w:val="32"/>
-                <w:lang w:bidi="ta-IN"/>
-              </w:rPr>
-            </w:pPr>
-            <w:r>
-              <w:rPr>
-                <w:rFonts w:cs="Arial"/>
-                <w:b/>
-                <w:sz w:val="28"/>
-                <w:szCs w:val="32"/>
-                <w:lang w:bidi="ta-IN"/>
-              </w:rPr>
-              <w:t>Panchaati No</w:t>
-            </w:r>
-            <w:r>
-              <w:rPr>
-                <w:rFonts w:cs="Arial"/>
-                <w:b/>
-                <w:szCs w:val="32"/>
-                <w:lang w:bidi="ta-IN"/>
-              </w:rPr>
-              <w:t>. -</w:t>
-            </w:r>
-            <w:r>
-              <w:rPr>
-                <w:rFonts w:cs="Arial"/>
-                <w:b/>
-                <w:sz w:val="28"/>
-                <w:szCs w:val="28"/>
-                <w:lang w:bidi="ta-IN"/>
-              </w:rPr>
-              <w:t xml:space="preserve"> 28</w:t>
-            </w:r>
-          </w:p>
-        </w:tc>
-        <w:tc>
-          <w:tcPr>
-            <w:tcW w:w="5132" w:type="dxa"/>
-            <w:tcBorders>
-              <w:top w:val="single" w:sz="4" w:space="0" w:color="000000"/>
-              <w:left w:val="single" w:sz="4" w:space="0" w:color="000000"/>
-              <w:bottom w:val="single" w:sz="4" w:space="0" w:color="000000"/>
-              <w:right w:val="single" w:sz="4" w:space="0" w:color="000000"/>
-            </w:tcBorders>
-          </w:tcPr>
-          <w:p>
-            <w:pPr>
-              <w:spacing w:before="0" w:line="240" w:lineRule="auto"/>
-              <w:rPr>
-                <w:rFonts w:ascii="BRH Malayalam Extra" w:hAnsi="BRH Malayalam Extra" w:cs="BRH Malayalam Extra"/>
-                <w:sz w:val="40"/>
-                <w:szCs w:val="40"/>
-              </w:rPr>
-            </w:pPr>
-            <w:r>
-              <w:rPr>
-                <w:rFonts w:ascii="BRH Malayalam Extra" w:hAnsi="BRH Malayalam Extra" w:cs="BRH Malayalam Extra"/>
-                <w:sz w:val="40"/>
-                <w:szCs w:val="40"/>
-              </w:rPr>
-              <w:t>A</w:t>
-            </w:r>
-            <w:r>
-              <w:rPr>
-                <w:rFonts w:ascii="BRH Malayalam Extra" w:hAnsi="BRH Malayalam Extra" w:cs="BRH Malayalam Extra"/>
-                <w:sz w:val="33"/>
-                <w:szCs w:val="40"/>
-              </w:rPr>
-              <w:t>–</w:t>
-            </w:r>
-            <w:r>
-              <w:rPr>
-                <w:rFonts w:ascii="BRH Malayalam Extra" w:hAnsi="BRH Malayalam Extra" w:cs="BRH Malayalam Extra"/>
-                <w:sz w:val="40"/>
-                <w:szCs w:val="40"/>
-              </w:rPr>
-              <w:t xml:space="preserve">ræxK—exmI K¡kõxZ§ | </w:t>
-            </w:r>
-          </w:p>
-          <w:p>
-            <w:pPr>
-              <w:spacing w:before="0" w:line="240" w:lineRule="auto"/>
-              <w:rPr>
-                <w:rFonts w:ascii="BRH Malayalam Extra" w:hAnsi="BRH Malayalam Extra" w:cs="BRH Malayalam Extra"/>
-                <w:sz w:val="40"/>
-                <w:szCs w:val="40"/>
-                <w:lang w:val="en-IN"/>
-              </w:rPr>
-            </w:pPr>
-            <w:r>
-              <w:rPr>
-                <w:rFonts w:ascii="BRH Malayalam Extra" w:hAnsi="BRH Malayalam Extra" w:cs="BRH Malayalam Extra"/>
-                <w:sz w:val="40"/>
-                <w:szCs w:val="40"/>
-                <w:lang w:val="en-IN"/>
-              </w:rPr>
-              <w:t>A</w:t>
-            </w:r>
-            <w:r>
-              <w:rPr>
-                <w:rFonts w:ascii="BRH Malayalam Extra" w:hAnsi="BRH Malayalam Extra" w:cs="BRH Malayalam Extra"/>
-                <w:sz w:val="33"/>
-                <w:szCs w:val="40"/>
-                <w:highlight w:val="yellow"/>
-                <w:lang w:val="en-IN"/>
-              </w:rPr>
-              <w:t>–</w:t>
-            </w:r>
-            <w:r>
-              <w:rPr>
-                <w:rFonts w:ascii="BRH Malayalam Extra" w:hAnsi="BRH Malayalam Extra" w:cs="BRH Malayalam Extra"/>
-                <w:sz w:val="40"/>
-                <w:szCs w:val="40"/>
-                <w:highlight w:val="yellow"/>
-                <w:lang w:val="en-IN"/>
-              </w:rPr>
-              <w:t>r</w:t>
-            </w:r>
-            <w:r>
-              <w:rPr>
-                <w:rFonts w:ascii="BRH Malayalam Extra" w:hAnsi="BRH Malayalam Extra" w:cs="BRH Malayalam Extra"/>
-                <w:sz w:val="40"/>
-                <w:szCs w:val="40"/>
-                <w:lang w:val="en-IN"/>
-              </w:rPr>
-              <w:t>x—Kexm</w:t>
-            </w:r>
-            <w:r>
-              <w:rPr>
-                <w:rFonts w:ascii="BRH Malayalam Extra" w:hAnsi="BRH Malayalam Extra" w:cs="BRH Malayalam Extra"/>
-                <w:sz w:val="33"/>
-                <w:szCs w:val="40"/>
-                <w:lang w:val="en-IN"/>
-              </w:rPr>
-              <w:t>–</w:t>
-            </w:r>
-            <w:r>
-              <w:rPr>
-                <w:rFonts w:ascii="BRH Malayalam Extra" w:hAnsi="BRH Malayalam Extra" w:cs="BRH Malayalam Extra"/>
-                <w:sz w:val="40"/>
-                <w:szCs w:val="40"/>
-                <w:lang w:val="en-IN"/>
-              </w:rPr>
-              <w:t>iyZõ</w:t>
-            </w:r>
-            <w:r>
-              <w:rPr>
-                <w:rFonts w:ascii="BRH Malayalam Extra" w:hAnsi="BRH Malayalam Extra" w:cs="BRH Malayalam Extra"/>
-                <w:sz w:val="33"/>
-                <w:szCs w:val="40"/>
-                <w:lang w:val="en-IN"/>
-              </w:rPr>
-              <w:t>–</w:t>
-            </w:r>
-            <w:r>
-              <w:rPr>
-                <w:rFonts w:ascii="BRH Malayalam Extra" w:hAnsi="BRH Malayalam Extra" w:cs="BRH Malayalam Extra"/>
-                <w:sz w:val="40"/>
-                <w:szCs w:val="40"/>
-                <w:lang w:val="en-IN"/>
-              </w:rPr>
-              <w:t xml:space="preserve">ræx - </w:t>
-            </w:r>
-          </w:p>
-          <w:p>
-            <w:pPr>
-              <w:spacing w:before="0" w:line="240" w:lineRule="auto"/>
-              <w:rPr>
-                <w:rFonts w:ascii="BRH Devanagari Extra" w:hAnsi="BRH Devanagari Extra" w:cs="BRH Devanagari Extra"/>
-                <w:sz w:val="40"/>
-                <w:szCs w:val="40"/>
-                <w:lang w:val="it-IT"/>
-              </w:rPr>
-            </w:pPr>
-            <w:r>
-              <w:rPr>
-                <w:rFonts w:ascii="BRH Malayalam Extra" w:hAnsi="BRH Malayalam Extra" w:cs="BRH Malayalam Extra"/>
-                <w:sz w:val="40"/>
-                <w:szCs w:val="40"/>
-                <w:lang w:val="it-IT"/>
-              </w:rPr>
-              <w:t>K</w:t>
-            </w:r>
-            <w:r>
-              <w:rPr>
-                <w:rFonts w:ascii="BRH Malayalam Extra" w:hAnsi="BRH Malayalam Extra" w:cs="BRH Malayalam Extra"/>
-                <w:sz w:val="33"/>
-                <w:szCs w:val="40"/>
-                <w:lang w:val="it-IT"/>
-              </w:rPr>
-              <w:t>–</w:t>
-            </w:r>
-            <w:r>
-              <w:rPr>
-                <w:rFonts w:ascii="BRH Malayalam Extra" w:hAnsi="BRH Malayalam Extra" w:cs="BRH Malayalam Extra"/>
-                <w:sz w:val="40"/>
-                <w:szCs w:val="40"/>
-                <w:lang w:val="it-IT"/>
-              </w:rPr>
-              <w:t>ex</w:t>
-            </w:r>
-            <w:r>
-              <w:rPr>
-                <w:rFonts w:ascii="BRH Malayalam Extra" w:hAnsi="BRH Malayalam Extra" w:cs="BRH Malayalam Extra"/>
-                <w:sz w:val="33"/>
-                <w:szCs w:val="40"/>
-                <w:lang w:val="it-IT"/>
-              </w:rPr>
-              <w:t>–</w:t>
-            </w:r>
-            <w:r>
-              <w:rPr>
-                <w:rFonts w:ascii="BRH Malayalam Extra" w:hAnsi="BRH Malayalam Extra" w:cs="BRH Malayalam Extra"/>
-                <w:sz w:val="40"/>
-                <w:szCs w:val="40"/>
-                <w:lang w:val="it-IT"/>
-              </w:rPr>
-              <w:t>m</w:t>
-            </w:r>
-            <w:r>
-              <w:rPr>
-                <w:rFonts w:ascii="BRH Malayalam Extra" w:hAnsi="BRH Malayalam Extra" w:cs="BRH Malayalam Extra"/>
-                <w:sz w:val="33"/>
-                <w:szCs w:val="40"/>
-                <w:lang w:val="it-IT"/>
-              </w:rPr>
-              <w:t>–</w:t>
-            </w:r>
-            <w:r>
-              <w:rPr>
-                <w:rFonts w:ascii="BRH Malayalam Extra" w:hAnsi="BRH Malayalam Extra" w:cs="BRH Malayalam Extra"/>
-                <w:sz w:val="40"/>
-                <w:szCs w:val="40"/>
-                <w:lang w:val="it-IT"/>
-              </w:rPr>
-              <w:t>I |</w:t>
-            </w:r>
-          </w:p>
-        </w:tc>
-        <w:tc>
-          <w:tcPr>
-            <w:tcW w:w="5528" w:type="dxa"/>
-            <w:tcBorders>
-              <w:top w:val="single" w:sz="4" w:space="0" w:color="000000"/>
-              <w:left w:val="single" w:sz="4" w:space="0" w:color="000000"/>
-              <w:bottom w:val="single" w:sz="4" w:space="0" w:color="000000"/>
-              <w:right w:val="single" w:sz="4" w:space="0" w:color="000000"/>
-            </w:tcBorders>
-          </w:tcPr>
-          <w:p>
-            <w:pPr>
-              <w:spacing w:before="0" w:line="240" w:lineRule="auto"/>
-              <w:rPr>
-                <w:rFonts w:ascii="BRH Malayalam Extra" w:hAnsi="BRH Malayalam Extra" w:cs="BRH Malayalam Extra"/>
-                <w:sz w:val="40"/>
-                <w:szCs w:val="40"/>
-                <w:lang w:val="it-IT"/>
-              </w:rPr>
-            </w:pPr>
-            <w:r>
-              <w:rPr>
-                <w:rFonts w:ascii="BRH Malayalam Extra" w:hAnsi="BRH Malayalam Extra" w:cs="BRH Malayalam Extra"/>
-                <w:sz w:val="40"/>
-                <w:szCs w:val="40"/>
-                <w:lang w:val="it-IT"/>
-              </w:rPr>
-              <w:t>A</w:t>
-            </w:r>
-            <w:r>
-              <w:rPr>
-                <w:rFonts w:ascii="BRH Malayalam Extra" w:hAnsi="BRH Malayalam Extra" w:cs="BRH Malayalam Extra"/>
-                <w:sz w:val="33"/>
-                <w:szCs w:val="40"/>
-                <w:lang w:val="it-IT"/>
-              </w:rPr>
-              <w:t>–</w:t>
-            </w:r>
-            <w:r>
-              <w:rPr>
-                <w:rFonts w:ascii="BRH Malayalam Extra" w:hAnsi="BRH Malayalam Extra" w:cs="BRH Malayalam Extra"/>
-                <w:sz w:val="40"/>
-                <w:szCs w:val="40"/>
-                <w:lang w:val="it-IT"/>
-              </w:rPr>
-              <w:t xml:space="preserve">ræxK—exmI K¡kõxZ§ | </w:t>
-            </w:r>
-          </w:p>
-          <w:p>
-            <w:pPr>
-              <w:spacing w:before="0" w:line="240" w:lineRule="auto"/>
-              <w:rPr>
-                <w:rFonts w:ascii="BRH Malayalam Extra" w:hAnsi="BRH Malayalam Extra" w:cs="BRH Malayalam Extra"/>
-                <w:sz w:val="40"/>
-                <w:szCs w:val="40"/>
-                <w:lang w:val="it-IT"/>
-              </w:rPr>
-            </w:pPr>
-            <w:r>
-              <w:rPr>
-                <w:rFonts w:ascii="BRH Malayalam Extra" w:hAnsi="BRH Malayalam Extra" w:cs="BRH Malayalam Extra"/>
-                <w:sz w:val="40"/>
-                <w:szCs w:val="40"/>
-                <w:lang w:val="it-IT"/>
-              </w:rPr>
-              <w:t>A</w:t>
-            </w:r>
-            <w:r>
-              <w:rPr>
-                <w:rFonts w:ascii="BRH Malayalam Extra" w:hAnsi="BRH Malayalam Extra" w:cs="BRH Malayalam Extra"/>
-                <w:sz w:val="33"/>
-                <w:szCs w:val="40"/>
-                <w:lang w:val="it-IT"/>
-              </w:rPr>
-              <w:t>–</w:t>
-            </w:r>
-            <w:r>
-              <w:rPr>
-                <w:rFonts w:ascii="BRH Malayalam Extra" w:hAnsi="BRH Malayalam Extra" w:cs="BRH Malayalam Extra"/>
-                <w:sz w:val="40"/>
-                <w:szCs w:val="40"/>
-                <w:highlight w:val="green"/>
-                <w:lang w:val="it-IT"/>
-              </w:rPr>
-              <w:t>r</w:t>
-            </w:r>
-            <w:r>
-              <w:rPr>
-                <w:rFonts w:ascii="BRH Malayalam Extra" w:hAnsi="BRH Malayalam Extra" w:cs="BRH Malayalam Extra"/>
-                <w:sz w:val="40"/>
-                <w:szCs w:val="40"/>
-                <w:lang w:val="it-IT"/>
-              </w:rPr>
-              <w:t>æxKexm</w:t>
-            </w:r>
-            <w:r>
-              <w:rPr>
-                <w:rFonts w:ascii="BRH Malayalam Extra" w:hAnsi="BRH Malayalam Extra" w:cs="BRH Malayalam Extra"/>
-                <w:sz w:val="33"/>
-                <w:szCs w:val="40"/>
-                <w:lang w:val="it-IT"/>
-              </w:rPr>
-              <w:t>–</w:t>
-            </w:r>
-            <w:r>
-              <w:rPr>
-                <w:rFonts w:ascii="BRH Malayalam Extra" w:hAnsi="BRH Malayalam Extra" w:cs="BRH Malayalam Extra"/>
-                <w:sz w:val="40"/>
-                <w:szCs w:val="40"/>
-                <w:lang w:val="it-IT"/>
-              </w:rPr>
-              <w:t>iyZõ</w:t>
-            </w:r>
-            <w:r>
-              <w:rPr>
-                <w:rFonts w:ascii="BRH Malayalam Extra" w:hAnsi="BRH Malayalam Extra" w:cs="BRH Malayalam Extra"/>
-                <w:sz w:val="33"/>
-                <w:szCs w:val="40"/>
-                <w:lang w:val="it-IT"/>
-              </w:rPr>
-              <w:t>–</w:t>
-            </w:r>
-            <w:r>
-              <w:rPr>
-                <w:rFonts w:ascii="BRH Malayalam Extra" w:hAnsi="BRH Malayalam Extra" w:cs="BRH Malayalam Extra"/>
-                <w:sz w:val="40"/>
-                <w:szCs w:val="40"/>
-                <w:lang w:val="it-IT"/>
-              </w:rPr>
-              <w:t xml:space="preserve">ræx - </w:t>
-            </w:r>
-          </w:p>
-          <w:p>
-            <w:pPr>
-              <w:spacing w:before="0" w:line="240" w:lineRule="auto"/>
-              <w:rPr>
-                <w:rFonts w:ascii="BRH Devanagari Extra" w:hAnsi="BRH Devanagari Extra" w:cs="BRH Devanagari Extra"/>
-                <w:sz w:val="40"/>
-                <w:szCs w:val="40"/>
-                <w:lang w:val="it-IT"/>
-              </w:rPr>
-            </w:pPr>
-            <w:r>
-              <w:rPr>
-                <w:rFonts w:ascii="BRH Malayalam Extra" w:hAnsi="BRH Malayalam Extra" w:cs="BRH Malayalam Extra"/>
-                <w:sz w:val="40"/>
-                <w:szCs w:val="40"/>
-                <w:lang w:val="it-IT"/>
-              </w:rPr>
-              <w:t>K</w:t>
-            </w:r>
-            <w:r>
-              <w:rPr>
-                <w:rFonts w:ascii="BRH Malayalam Extra" w:hAnsi="BRH Malayalam Extra" w:cs="BRH Malayalam Extra"/>
-                <w:sz w:val="33"/>
-                <w:szCs w:val="40"/>
-                <w:lang w:val="it-IT"/>
-              </w:rPr>
-              <w:t>–</w:t>
-            </w:r>
-            <w:r>
-              <w:rPr>
-                <w:rFonts w:ascii="BRH Malayalam Extra" w:hAnsi="BRH Malayalam Extra" w:cs="BRH Malayalam Extra"/>
-                <w:sz w:val="40"/>
-                <w:szCs w:val="40"/>
-                <w:lang w:val="it-IT"/>
-              </w:rPr>
-              <w:t>ex</w:t>
-            </w:r>
-            <w:r>
-              <w:rPr>
-                <w:rFonts w:ascii="BRH Malayalam Extra" w:hAnsi="BRH Malayalam Extra" w:cs="BRH Malayalam Extra"/>
-                <w:sz w:val="33"/>
-                <w:szCs w:val="40"/>
-                <w:lang w:val="it-IT"/>
-              </w:rPr>
-              <w:t>–</w:t>
-            </w:r>
-            <w:r>
-              <w:rPr>
-                <w:rFonts w:ascii="BRH Malayalam Extra" w:hAnsi="BRH Malayalam Extra" w:cs="BRH Malayalam Extra"/>
-                <w:sz w:val="40"/>
-                <w:szCs w:val="40"/>
-                <w:lang w:val="it-IT"/>
-              </w:rPr>
-              <w:t>m</w:t>
-            </w:r>
-            <w:r>
-              <w:rPr>
-                <w:rFonts w:ascii="BRH Malayalam Extra" w:hAnsi="BRH Malayalam Extra" w:cs="BRH Malayalam Extra"/>
-                <w:sz w:val="33"/>
-                <w:szCs w:val="40"/>
-                <w:lang w:val="it-IT"/>
-              </w:rPr>
-              <w:t>–</w:t>
-            </w:r>
-            <w:r>
-              <w:rPr>
-                <w:rFonts w:ascii="BRH Malayalam Extra" w:hAnsi="BRH Malayalam Extra" w:cs="BRH Malayalam Extra"/>
-                <w:sz w:val="40"/>
-                <w:szCs w:val="40"/>
-                <w:lang w:val="it-IT"/>
-              </w:rPr>
-              <w:t>I |</w:t>
+              <w:t>t</w:t>
+            </w:r>
+            <w:r>
+              <w:rPr>
+                <w:rFonts w:ascii="BRH Malayalam Extra" w:hAnsi="BRH Malayalam Extra" w:cs="BRH Malayalam Extra"/>
+                <w:sz w:val="40"/>
+                <w:szCs w:val="40"/>
+              </w:rPr>
+              <w:t>ª.r</w:t>
+            </w:r>
+            <w:proofErr w:type="gramEnd"/>
+            <w:r>
+              <w:rPr>
+                <w:rFonts w:ascii="BRH Malayalam Extra" w:hAnsi="BRH Malayalam Extra" w:cs="BRH Malayalam Extra"/>
+                <w:sz w:val="40"/>
+                <w:szCs w:val="40"/>
+              </w:rPr>
+              <w:t>—jJ |</w:t>
             </w:r>
           </w:p>
         </w:tc>
@@ -2532,26 +5661,26 @@
                 <w:b/>
                 <w:sz w:val="28"/>
                 <w:szCs w:val="32"/>
-                <w:lang w:bidi="ta-IN"/>
-              </w:rPr>
-            </w:pPr>
-            <w:r>
-              <w:rPr>
-                <w:rFonts w:cs="Arial"/>
-                <w:b/>
-                <w:sz w:val="28"/>
-                <w:szCs w:val="32"/>
-                <w:lang w:bidi="ta-IN"/>
-              </w:rPr>
-              <w:t>T.S.2.5.</w:t>
-            </w:r>
-            <w:r>
-              <w:rPr>
-                <w:rFonts w:cs="Arial"/>
-                <w:b/>
-                <w:sz w:val="28"/>
-                <w:szCs w:val="32"/>
-                <w:lang w:bidi="ta-IN"/>
+                <w:lang w:val="en-IN" w:bidi="ta-IN"/>
+              </w:rPr>
+            </w:pPr>
+            <w:r>
+              <w:rPr>
+                <w:rFonts w:cs="Arial"/>
+                <w:b/>
+                <w:sz w:val="28"/>
+                <w:szCs w:val="32"/>
+                <w:lang w:val="en-IN" w:bidi="ta-IN"/>
+              </w:rPr>
+              <w:t>T.S.2.5.11.</w:t>
+            </w:r>
+            <w:r>
+              <w:rPr>
+                <w:rFonts w:cs="Arial"/>
+                <w:b/>
+                <w:sz w:val="28"/>
+                <w:szCs w:val="32"/>
+                <w:lang w:val="en-IN" w:bidi="ta-IN"/>
               </w:rPr>
               <w:t>5</w:t>
             </w:r>
@@ -2561,9 +5690,9 @@
                 <w:b/>
                 <w:sz w:val="28"/>
                 <w:szCs w:val="32"/>
-                <w:lang w:bidi="ta-IN"/>
-              </w:rPr>
-              <w:t>.4– Kramam</w:t>
+                <w:lang w:val="en-IN" w:bidi="ta-IN"/>
+              </w:rPr>
+              <w:t xml:space="preserve"> Kramam</w:t>
             </w:r>
           </w:p>
           <w:p>
@@ -2580,8 +5709,7 @@
               <w:rPr>
                 <w:rFonts w:cs="Arial"/>
                 <w:b/>
-                <w:sz w:val="28"/>
-                <w:szCs w:val="32"/>
+                <w:szCs w:val="28"/>
                 <w:lang w:val="en-IN" w:bidi="ta-IN"/>
               </w:rPr>
             </w:pPr>
@@ -2589,11 +5717,10 @@
               <w:rPr>
                 <w:rFonts w:cs="Arial"/>
                 <w:b/>
-                <w:sz w:val="28"/>
-                <w:szCs w:val="32"/>
+                <w:szCs w:val="28"/>
                 <w:lang w:val="en-IN" w:bidi="ta-IN"/>
               </w:rPr>
-              <w:t>Krama Vaakyam No. - 22</w:t>
+              <w:t>Krama Vaakyam No. – 13,14</w:t>
             </w:r>
           </w:p>
           <w:p>
@@ -2632,17 +5759,27 @@
                 <w:szCs w:val="32"/>
                 <w:lang w:val="it-IT" w:bidi="ta-IN"/>
               </w:rPr>
-              <w:t xml:space="preserve">. - </w:t>
-            </w:r>
-            <w:r>
-              <w:rPr>
-                <w:rFonts w:cs="Arial"/>
-                <w:b/>
-                <w:sz w:val="28"/>
-                <w:szCs w:val="32"/>
+              <w:t>. -</w:t>
+            </w:r>
+            <w:r>
+              <w:rPr>
+                <w:rFonts w:cs="Arial"/>
+                <w:b/>
+                <w:sz w:val="28"/>
+                <w:szCs w:val="28"/>
                 <w:lang w:val="it-IT" w:bidi="ta-IN"/>
               </w:rPr>
-              <w:t>30</w:t>
+              <w:t xml:space="preserve"> 6</w:t>
+            </w:r>
+            <w:r>
+              <w:rPr>
+                <w:rFonts w:cs="Arial"/>
+                <w:b/>
+                <w:sz w:val="28"/>
+                <w:szCs w:val="28"/>
+                <w:lang w:val="it-IT" w:bidi="ta-IN"/>
+              </w:rPr>
+              <w:t>5</w:t>
             </w:r>
           </w:p>
         </w:tc>
@@ -2673,93 +5810,104 @@
             <w:r>
               <w:rPr>
                 <w:rFonts w:ascii="BRH Malayalam Extra" w:hAnsi="BRH Malayalam Extra" w:cs="BRH Malayalam Extra"/>
-                <w:sz w:val="40"/>
-                <w:szCs w:val="40"/>
-                <w:lang w:val="it-IT"/>
-              </w:rPr>
-              <w:t>e</w:t>
-            </w:r>
-            <w:r>
-              <w:rPr>
-                <w:rFonts w:ascii="BRH Malayalam Extra" w:hAnsi="BRH Malayalam Extra" w:cs="BRH Malayalam Extra"/>
-                <w:sz w:val="33"/>
-                <w:szCs w:val="40"/>
-                <w:lang w:val="it-IT"/>
-              </w:rPr>
-              <w:t>–</w:t>
-            </w:r>
-            <w:r>
-              <w:rPr>
-                <w:rFonts w:ascii="BRH Malayalam Extra" w:hAnsi="BRH Malayalam Extra" w:cs="BRH Malayalam Extra"/>
-                <w:sz w:val="40"/>
-                <w:szCs w:val="40"/>
-                <w:lang w:val="it-IT"/>
-              </w:rPr>
-              <w:t>Òx¶</w:t>
-            </w:r>
-            <w:r>
-              <w:rPr>
-                <w:rFonts w:ascii="BRH Malayalam Extra" w:hAnsi="BRH Malayalam Extra" w:cs="BRH Malayalam Extra"/>
-                <w:sz w:val="33"/>
-                <w:szCs w:val="40"/>
-                <w:lang w:val="it-IT"/>
-              </w:rPr>
-              <w:t>–</w:t>
-            </w:r>
-            <w:r>
-              <w:rPr>
-                <w:rFonts w:ascii="BRH Malayalam Extra" w:hAnsi="BRH Malayalam Extra" w:cs="BRH Malayalam Extra"/>
+                <w:color w:val="000000"/>
+                <w:sz w:val="40"/>
+                <w:szCs w:val="40"/>
+                <w:lang w:val="it-IT"/>
+              </w:rPr>
+              <w:t>px</w:t>
+            </w:r>
+            <w:r>
+              <w:rPr>
+                <w:rFonts w:ascii="BRH Malayalam Extra" w:hAnsi="BRH Malayalam Extra" w:cs="BRH Malayalam Extra"/>
+                <w:color w:val="000000"/>
+                <w:sz w:val="33"/>
+                <w:szCs w:val="40"/>
+                <w:lang w:val="it-IT"/>
+              </w:rPr>
+              <w:t>–</w:t>
+            </w:r>
+            <w:r>
+              <w:rPr>
+                <w:rFonts w:ascii="BRH Malayalam Extra" w:hAnsi="BRH Malayalam Extra" w:cs="BRH Malayalam Extra"/>
+                <w:color w:val="000000"/>
+                <w:sz w:val="40"/>
+                <w:szCs w:val="40"/>
+                <w:lang w:val="it-IT"/>
+              </w:rPr>
+              <w:t xml:space="preserve">Px </w:t>
+            </w:r>
+            <w:r>
+              <w:rPr>
+                <w:rFonts w:ascii="BRH Malayalam Extra" w:hAnsi="BRH Malayalam Extra" w:cs="BRH Malayalam Extra"/>
+                <w:color w:val="000000"/>
                 <w:sz w:val="40"/>
                 <w:szCs w:val="40"/>
                 <w:highlight w:val="yellow"/>
                 <w:lang w:val="it-IT"/>
               </w:rPr>
-              <w:t>É</w:t>
-            </w:r>
-            <w:r>
-              <w:rPr>
-                <w:rFonts w:ascii="BRH Malayalam Extra" w:hAnsi="BRH Malayalam Extra" w:cs="BRH Malayalam Extra"/>
-                <w:sz w:val="40"/>
-                <w:szCs w:val="40"/>
-                <w:lang w:val="it-IT"/>
-              </w:rPr>
-              <w:t>ix˜J | P</w:t>
-            </w:r>
-            <w:r>
-              <w:rPr>
-                <w:rFonts w:ascii="BRH Malayalam Extra" w:hAnsi="BRH Malayalam Extra" w:cs="BRH Malayalam Extra"/>
-                <w:sz w:val="33"/>
-                <w:szCs w:val="40"/>
-                <w:lang w:val="it-IT"/>
-              </w:rPr>
-              <w:t>–</w:t>
-            </w:r>
-            <w:r>
-              <w:rPr>
-                <w:rFonts w:ascii="BRH Malayalam Extra" w:hAnsi="BRH Malayalam Extra" w:cs="BRH Malayalam Extra"/>
-                <w:sz w:val="40"/>
-                <w:szCs w:val="40"/>
-                <w:lang w:val="it-IT"/>
-              </w:rPr>
-              <w:t>öÉix— A</w:t>
-            </w:r>
-            <w:r>
-              <w:rPr>
-                <w:rFonts w:ascii="BRH Malayalam Extra" w:hAnsi="BRH Malayalam Extra" w:cs="BRH Malayalam Extra"/>
-                <w:sz w:val="33"/>
-                <w:szCs w:val="40"/>
-                <w:lang w:val="it-IT"/>
-              </w:rPr>
-              <w:t>–</w:t>
-            </w:r>
-            <w:r>
-              <w:rPr>
-                <w:rFonts w:ascii="BRH Malayalam Extra" w:hAnsi="BRH Malayalam Extra" w:cs="BRH Malayalam Extra"/>
-                <w:sz w:val="40"/>
-                <w:szCs w:val="40"/>
-                <w:lang w:val="it-IT"/>
-              </w:rPr>
-              <w:t>hy |</w:t>
+              <w:t>p—b</w:t>
+            </w:r>
+            <w:r>
+              <w:rPr>
+                <w:rFonts w:ascii="BRH Malayalam Extra" w:hAnsi="BRH Malayalam Extra" w:cs="BRH Malayalam Extra"/>
+                <w:color w:val="000000"/>
+                <w:sz w:val="40"/>
+                <w:szCs w:val="40"/>
+                <w:lang w:val="it-IT"/>
+              </w:rPr>
+              <w:t xml:space="preserve">Zy | </w:t>
+            </w:r>
+            <w:r>
+              <w:rPr>
+                <w:rFonts w:ascii="BRH Malayalam Extra" w:hAnsi="BRH Malayalam Extra" w:cs="BRH Malayalam Extra"/>
+                <w:color w:val="000000"/>
+                <w:sz w:val="40"/>
+                <w:szCs w:val="40"/>
+                <w:highlight w:val="yellow"/>
+                <w:lang w:val="it-IT"/>
+              </w:rPr>
+              <w:t>p</w:t>
+            </w:r>
+            <w:r>
+              <w:rPr>
+                <w:rFonts w:ascii="BRH Malayalam Extra" w:hAnsi="BRH Malayalam Extra" w:cs="BRH Malayalam Extra"/>
+                <w:color w:val="000000"/>
+                <w:sz w:val="33"/>
+                <w:szCs w:val="40"/>
+                <w:lang w:val="it-IT"/>
+              </w:rPr>
+              <w:t>–</w:t>
+            </w:r>
+            <w:r>
+              <w:rPr>
+                <w:rFonts w:ascii="BRH Malayalam Extra" w:hAnsi="BRH Malayalam Extra" w:cs="BRH Malayalam Extra"/>
+                <w:color w:val="000000"/>
+                <w:sz w:val="40"/>
+                <w:szCs w:val="40"/>
+                <w:lang w:val="it-IT"/>
+              </w:rPr>
+              <w:t>b</w:t>
+            </w:r>
+            <w:r>
+              <w:rPr>
+                <w:rFonts w:ascii="BRH Malayalam Extra" w:hAnsi="BRH Malayalam Extra" w:cs="BRH Malayalam Extra"/>
+                <w:color w:val="000000"/>
+                <w:sz w:val="33"/>
+                <w:szCs w:val="40"/>
+                <w:lang w:val="it-IT"/>
+              </w:rPr>
+              <w:t>–</w:t>
+            </w:r>
+            <w:r>
+              <w:rPr>
+                <w:rFonts w:ascii="BRH Malayalam Extra" w:hAnsi="BRH Malayalam Extra" w:cs="BRH Malayalam Extra"/>
+                <w:color w:val="000000"/>
+                <w:sz w:val="40"/>
+                <w:szCs w:val="40"/>
+                <w:lang w:val="it-IT"/>
+              </w:rPr>
+              <w:t>ZzZy— |</w:t>
             </w:r>
           </w:p>
         </w:tc>
@@ -2790,434 +5938,94 @@
             <w:r>
               <w:rPr>
                 <w:rFonts w:ascii="BRH Malayalam Extra" w:hAnsi="BRH Malayalam Extra" w:cs="BRH Malayalam Extra"/>
-                <w:sz w:val="40"/>
-                <w:szCs w:val="40"/>
-                <w:lang w:val="it-IT"/>
-              </w:rPr>
-              <w:t>e</w:t>
-            </w:r>
-            <w:r>
-              <w:rPr>
-                <w:rFonts w:ascii="BRH Malayalam Extra" w:hAnsi="BRH Malayalam Extra" w:cs="BRH Malayalam Extra"/>
-                <w:sz w:val="33"/>
-                <w:szCs w:val="40"/>
-                <w:lang w:val="it-IT"/>
-              </w:rPr>
-              <w:t>–</w:t>
-            </w:r>
-            <w:r>
-              <w:rPr>
-                <w:rFonts w:ascii="BRH Malayalam Extra" w:hAnsi="BRH Malayalam Extra" w:cs="BRH Malayalam Extra"/>
-                <w:sz w:val="40"/>
-                <w:szCs w:val="40"/>
-                <w:lang w:val="it-IT"/>
-              </w:rPr>
-              <w:t>Òx¶</w:t>
-            </w:r>
-            <w:r>
-              <w:rPr>
-                <w:rFonts w:ascii="BRH Malayalam Extra" w:hAnsi="BRH Malayalam Extra" w:cs="BRH Malayalam Extra"/>
-                <w:sz w:val="33"/>
-                <w:szCs w:val="40"/>
-                <w:lang w:val="it-IT"/>
-              </w:rPr>
-              <w:t>––</w:t>
-            </w:r>
-            <w:r>
-              <w:rPr>
-                <w:rFonts w:ascii="BRH Malayalam Extra" w:hAnsi="BRH Malayalam Extra" w:cs="BRH Malayalam Extra"/>
+                <w:color w:val="000000"/>
+                <w:sz w:val="40"/>
+                <w:szCs w:val="40"/>
+                <w:lang w:val="it-IT"/>
+              </w:rPr>
+              <w:t>px</w:t>
+            </w:r>
+            <w:r>
+              <w:rPr>
+                <w:rFonts w:ascii="BRH Malayalam Extra" w:hAnsi="BRH Malayalam Extra" w:cs="BRH Malayalam Extra"/>
+                <w:color w:val="000000"/>
+                <w:sz w:val="33"/>
+                <w:szCs w:val="40"/>
+                <w:lang w:val="it-IT"/>
+              </w:rPr>
+              <w:t>–</w:t>
+            </w:r>
+            <w:r>
+              <w:rPr>
+                <w:rFonts w:ascii="BRH Malayalam Extra" w:hAnsi="BRH Malayalam Extra" w:cs="BRH Malayalam Extra"/>
+                <w:color w:val="000000"/>
+                <w:sz w:val="40"/>
+                <w:szCs w:val="40"/>
+                <w:lang w:val="it-IT"/>
+              </w:rPr>
+              <w:t xml:space="preserve">Px </w:t>
+            </w:r>
+            <w:r>
+              <w:rPr>
+                <w:rFonts w:ascii="BRH Malayalam Extra" w:hAnsi="BRH Malayalam Extra" w:cs="BRH Malayalam Extra"/>
+                <w:color w:val="000000"/>
                 <w:sz w:val="40"/>
                 <w:szCs w:val="40"/>
                 <w:highlight w:val="green"/>
                 <w:lang w:val="it-IT"/>
               </w:rPr>
-              <w:t>ö</w:t>
-            </w:r>
-            <w:r>
-              <w:rPr>
-                <w:rFonts w:ascii="BRH Malayalam Extra" w:hAnsi="BRH Malayalam Extra" w:cs="BRH Malayalam Extra"/>
-                <w:sz w:val="40"/>
-                <w:szCs w:val="40"/>
-                <w:lang w:val="it-IT"/>
-              </w:rPr>
-              <w:t>Éix˜J | P</w:t>
-            </w:r>
-            <w:r>
-              <w:rPr>
-                <w:rFonts w:ascii="BRH Malayalam Extra" w:hAnsi="BRH Malayalam Extra" w:cs="BRH Malayalam Extra"/>
-                <w:sz w:val="33"/>
-                <w:szCs w:val="40"/>
-                <w:lang w:val="it-IT"/>
-              </w:rPr>
-              <w:t>–</w:t>
-            </w:r>
-            <w:r>
-              <w:rPr>
-                <w:rFonts w:ascii="BRH Malayalam Extra" w:hAnsi="BRH Malayalam Extra" w:cs="BRH Malayalam Extra"/>
-                <w:sz w:val="40"/>
-                <w:szCs w:val="40"/>
-                <w:lang w:val="it-IT"/>
-              </w:rPr>
-              <w:t>öÉix— A</w:t>
-            </w:r>
-            <w:r>
-              <w:rPr>
-                <w:rFonts w:ascii="BRH Malayalam Extra" w:hAnsi="BRH Malayalam Extra" w:cs="BRH Malayalam Extra"/>
-                <w:sz w:val="33"/>
-                <w:szCs w:val="40"/>
-                <w:lang w:val="it-IT"/>
-              </w:rPr>
-              <w:t>–</w:t>
-            </w:r>
-            <w:r>
-              <w:rPr>
-                <w:rFonts w:ascii="BRH Malayalam Extra" w:hAnsi="BRH Malayalam Extra" w:cs="BRH Malayalam Extra"/>
-                <w:sz w:val="40"/>
-                <w:szCs w:val="40"/>
-                <w:lang w:val="it-IT"/>
-              </w:rPr>
-              <w:t>hy |</w:t>
-            </w:r>
-          </w:p>
-        </w:tc>
-      </w:tr>
-      <w:tr>
-        <w:trPr>
-          <w:trHeight w:val="1105"/>
-        </w:trPr>
-        <w:tc>
-          <w:tcPr>
-            <w:tcW w:w="3877" w:type="dxa"/>
-            <w:tcBorders>
-              <w:top w:val="single" w:sz="4" w:space="0" w:color="000000"/>
-              <w:left w:val="single" w:sz="4" w:space="0" w:color="000000"/>
-              <w:bottom w:val="single" w:sz="4" w:space="0" w:color="000000"/>
-              <w:right w:val="single" w:sz="4" w:space="0" w:color="000000"/>
-            </w:tcBorders>
-          </w:tcPr>
-          <w:p>
-            <w:pPr>
-              <w:widowControl w:val="0"/>
-              <w:tabs>
-                <w:tab w:val="left" w:pos="993"/>
-              </w:tabs>
-              <w:autoSpaceDE w:val="0"/>
-              <w:autoSpaceDN w:val="0"/>
-              <w:adjustRightInd w:val="0"/>
-              <w:spacing w:before="0" w:line="240" w:lineRule="auto"/>
-              <w:ind w:right="297"/>
-              <w:rPr>
-                <w:rFonts w:cs="Arial"/>
-                <w:b/>
-                <w:sz w:val="28"/>
-                <w:szCs w:val="32"/>
-                <w:lang w:bidi="ta-IN"/>
-              </w:rPr>
-            </w:pPr>
-            <w:r>
-              <w:rPr>
-                <w:rFonts w:cs="Arial"/>
-                <w:b/>
-                <w:sz w:val="28"/>
-                <w:szCs w:val="32"/>
-                <w:lang w:bidi="ta-IN"/>
-              </w:rPr>
-              <w:t>T.S.2.5.8.5 Kramam</w:t>
-            </w:r>
-          </w:p>
-          <w:p>
-            <w:pPr>
-              <w:widowControl w:val="0"/>
-              <w:tabs>
-                <w:tab w:val="left" w:pos="993"/>
-              </w:tabs>
-              <w:autoSpaceDE w:val="0"/>
-              <w:autoSpaceDN w:val="0"/>
-              <w:adjustRightInd w:val="0"/>
-              <w:spacing w:before="0" w:line="240" w:lineRule="auto"/>
-              <w:ind w:right="297"/>
-              <w:rPr>
-                <w:rFonts w:cs="Arial"/>
-                <w:b/>
-                <w:sz w:val="28"/>
-                <w:szCs w:val="32"/>
-                <w:lang w:bidi="ta-IN"/>
-              </w:rPr>
-            </w:pPr>
-            <w:r>
-              <w:rPr>
-                <w:rFonts w:cs="Arial"/>
-                <w:b/>
-                <w:sz w:val="28"/>
-                <w:szCs w:val="32"/>
-                <w:lang w:bidi="ta-IN"/>
-              </w:rPr>
-              <w:t>Krama Vaakyam No. – 47</w:t>
-            </w:r>
-          </w:p>
-          <w:p>
-            <w:pPr>
-              <w:widowControl w:val="0"/>
-              <w:tabs>
-                <w:tab w:val="left" w:pos="993"/>
-              </w:tabs>
-              <w:autoSpaceDE w:val="0"/>
-              <w:autoSpaceDN w:val="0"/>
-              <w:adjustRightInd w:val="0"/>
-              <w:spacing w:before="0" w:line="240" w:lineRule="auto"/>
-              <w:ind w:right="297"/>
-              <w:rPr>
-                <w:rFonts w:cs="Arial"/>
-                <w:b/>
-                <w:sz w:val="28"/>
-                <w:szCs w:val="32"/>
-                <w:lang w:bidi="ta-IN"/>
-              </w:rPr>
-            </w:pPr>
-            <w:r>
-              <w:rPr>
-                <w:rFonts w:cs="Arial"/>
-                <w:b/>
-                <w:sz w:val="28"/>
-                <w:szCs w:val="32"/>
-                <w:lang w:bidi="ta-IN"/>
-              </w:rPr>
-              <w:t>Panchaati No</w:t>
-            </w:r>
-            <w:r>
-              <w:rPr>
-                <w:rFonts w:cs="Arial"/>
-                <w:b/>
-                <w:szCs w:val="32"/>
-                <w:lang w:bidi="ta-IN"/>
-              </w:rPr>
-              <w:t>. -</w:t>
-            </w:r>
-            <w:r>
-              <w:rPr>
-                <w:rFonts w:cs="Arial"/>
-                <w:b/>
-                <w:sz w:val="28"/>
-                <w:szCs w:val="28"/>
-                <w:lang w:bidi="ta-IN"/>
-              </w:rPr>
-              <w:t xml:space="preserve"> 48</w:t>
-            </w:r>
-          </w:p>
-        </w:tc>
-        <w:tc>
-          <w:tcPr>
-            <w:tcW w:w="5132" w:type="dxa"/>
-            <w:tcBorders>
-              <w:top w:val="single" w:sz="4" w:space="0" w:color="000000"/>
-              <w:left w:val="single" w:sz="4" w:space="0" w:color="000000"/>
-              <w:bottom w:val="single" w:sz="4" w:space="0" w:color="000000"/>
-              <w:right w:val="single" w:sz="4" w:space="0" w:color="000000"/>
-            </w:tcBorders>
-          </w:tcPr>
-          <w:p>
-            <w:pPr>
-              <w:widowControl w:val="0"/>
-              <w:autoSpaceDE w:val="0"/>
-              <w:autoSpaceDN w:val="0"/>
-              <w:adjustRightInd w:val="0"/>
-              <w:spacing w:before="0" w:line="240" w:lineRule="auto"/>
-              <w:rPr>
-                <w:rFonts w:ascii="BRH Malayalam Extra" w:hAnsi="BRH Malayalam Extra" w:cs="BRH Malayalam Extra"/>
-                <w:sz w:val="40"/>
-                <w:szCs w:val="40"/>
-              </w:rPr>
-            </w:pPr>
-            <w:r>
-              <w:rPr>
-                <w:rFonts w:ascii="BRH Malayalam Extra" w:hAnsi="BRH Malayalam Extra" w:cs="BRH Malayalam Extra"/>
-                <w:sz w:val="40"/>
-                <w:szCs w:val="40"/>
-              </w:rPr>
-              <w:t>A</w:t>
-            </w:r>
-            <w:r>
-              <w:rPr>
-                <w:rFonts w:ascii="BRH Malayalam Extra" w:hAnsi="BRH Malayalam Extra" w:cs="BRH Malayalam Extra"/>
-                <w:sz w:val="33"/>
-                <w:szCs w:val="40"/>
-              </w:rPr>
-              <w:t>–</w:t>
-            </w:r>
-            <w:r>
-              <w:rPr>
-                <w:rFonts w:ascii="BRH Malayalam Extra" w:hAnsi="BRH Malayalam Extra" w:cs="BRH Malayalam Extra"/>
-                <w:sz w:val="40"/>
-                <w:szCs w:val="40"/>
-              </w:rPr>
-              <w:t>sõ</w:t>
-            </w:r>
-            <w:r>
-              <w:rPr>
-                <w:rFonts w:ascii="BRH Malayalam Extra" w:hAnsi="BRH Malayalam Extra" w:cs="BRH Malayalam Extra"/>
-                <w:sz w:val="33"/>
-                <w:szCs w:val="40"/>
-              </w:rPr>
-              <w:t>–</w:t>
-            </w:r>
-            <w:r>
-              <w:rPr>
-                <w:rFonts w:ascii="BRH Malayalam Extra" w:hAnsi="BRH Malayalam Extra" w:cs="BRH Malayalam Extra"/>
-                <w:sz w:val="40"/>
-                <w:szCs w:val="40"/>
-              </w:rPr>
-              <w:t xml:space="preserve"> </w:t>
-            </w:r>
-            <w:r>
-              <w:rPr>
-                <w:rFonts w:ascii="BRH Malayalam Extra" w:hAnsi="BRH Malayalam Extra" w:cs="BRH Malayalam Extra"/>
-                <w:sz w:val="40"/>
-                <w:szCs w:val="40"/>
-                <w:highlight w:val="yellow"/>
-              </w:rPr>
-              <w:t>h</w:t>
-            </w:r>
-            <w:r>
-              <w:rPr>
-                <w:rFonts w:ascii="BRH Malayalam Extra" w:hAnsi="BRH Malayalam Extra" w:cs="BRH Malayalam Extra"/>
-                <w:sz w:val="40"/>
-                <w:szCs w:val="40"/>
-              </w:rPr>
-              <w:t xml:space="preserve">xZ£—põJ | </w:t>
-            </w:r>
-          </w:p>
-          <w:p>
-            <w:pPr>
-              <w:spacing w:before="0" w:line="240" w:lineRule="auto"/>
-              <w:rPr>
-                <w:rFonts w:ascii="BRH Devanagari Extra" w:hAnsi="BRH Devanagari Extra" w:cs="BRH Devanagari Extra"/>
-                <w:sz w:val="40"/>
-                <w:szCs w:val="40"/>
-              </w:rPr>
-            </w:pPr>
-            <w:r>
-              <w:rPr>
-                <w:rFonts w:ascii="BRH Malayalam Extra" w:hAnsi="BRH Malayalam Extra" w:cs="BRH Malayalam Extra"/>
-                <w:sz w:val="40"/>
-                <w:szCs w:val="40"/>
-              </w:rPr>
-              <w:t>öhxZ£—¥põx hpZy |</w:t>
-            </w:r>
-            <w:r>
-              <w:rPr>
-                <w:rFonts w:ascii="BRH Devanagari Extra" w:hAnsi="BRH Devanagari Extra" w:cs="BRH Devanagari Extra"/>
-                <w:sz w:val="40"/>
-                <w:szCs w:val="40"/>
-              </w:rPr>
-              <w:t>|</w:t>
-            </w:r>
-          </w:p>
-        </w:tc>
-        <w:tc>
-          <w:tcPr>
-            <w:tcW w:w="5528" w:type="dxa"/>
-            <w:tcBorders>
-              <w:top w:val="single" w:sz="4" w:space="0" w:color="000000"/>
-              <w:left w:val="single" w:sz="4" w:space="0" w:color="000000"/>
-              <w:bottom w:val="single" w:sz="4" w:space="0" w:color="000000"/>
-              <w:right w:val="single" w:sz="4" w:space="0" w:color="000000"/>
-            </w:tcBorders>
-          </w:tcPr>
-          <w:p>
-            <w:pPr>
-              <w:widowControl w:val="0"/>
-              <w:autoSpaceDE w:val="0"/>
-              <w:autoSpaceDN w:val="0"/>
-              <w:adjustRightInd w:val="0"/>
-              <w:spacing w:before="0" w:line="240" w:lineRule="auto"/>
-              <w:rPr>
-                <w:rFonts w:ascii="BRH Malayalam Extra" w:hAnsi="BRH Malayalam Extra" w:cs="BRH Malayalam Extra"/>
-                <w:sz w:val="40"/>
-                <w:szCs w:val="40"/>
-              </w:rPr>
-            </w:pPr>
-            <w:r>
-              <w:rPr>
-                <w:rFonts w:ascii="BRH Malayalam Extra" w:hAnsi="BRH Malayalam Extra" w:cs="BRH Malayalam Extra"/>
-                <w:sz w:val="40"/>
-                <w:szCs w:val="40"/>
-              </w:rPr>
-              <w:t>A</w:t>
-            </w:r>
-            <w:r>
-              <w:rPr>
-                <w:rFonts w:ascii="BRH Malayalam Extra" w:hAnsi="BRH Malayalam Extra" w:cs="BRH Malayalam Extra"/>
-                <w:sz w:val="33"/>
-                <w:szCs w:val="40"/>
-              </w:rPr>
-              <w:t>–</w:t>
-            </w:r>
-            <w:r>
-              <w:rPr>
-                <w:rFonts w:ascii="BRH Malayalam Extra" w:hAnsi="BRH Malayalam Extra" w:cs="BRH Malayalam Extra"/>
-                <w:sz w:val="40"/>
-                <w:szCs w:val="40"/>
-              </w:rPr>
-              <w:t>sõ</w:t>
-            </w:r>
-            <w:r>
-              <w:rPr>
-                <w:rFonts w:ascii="BRH Malayalam Extra" w:hAnsi="BRH Malayalam Extra" w:cs="BRH Malayalam Extra"/>
-                <w:sz w:val="33"/>
-                <w:szCs w:val="40"/>
-              </w:rPr>
-              <w:t>–</w:t>
-            </w:r>
-            <w:r>
-              <w:rPr>
-                <w:rFonts w:ascii="BRH Malayalam Extra" w:hAnsi="BRH Malayalam Extra" w:cs="BRH Malayalam Extra"/>
-                <w:sz w:val="40"/>
-                <w:szCs w:val="40"/>
-              </w:rPr>
-              <w:t xml:space="preserve"> </w:t>
-            </w:r>
-            <w:r>
-              <w:rPr>
-                <w:rFonts w:ascii="BRH Malayalam Extra" w:hAnsi="BRH Malayalam Extra" w:cs="BRH Malayalam Extra"/>
+              <w:t>pb—</w:t>
+            </w:r>
+            <w:r>
+              <w:rPr>
+                <w:rFonts w:ascii="BRH Malayalam Extra" w:hAnsi="BRH Malayalam Extra" w:cs="BRH Malayalam Extra"/>
+                <w:color w:val="000000"/>
+                <w:sz w:val="40"/>
+                <w:szCs w:val="40"/>
+                <w:lang w:val="it-IT"/>
+              </w:rPr>
+              <w:t xml:space="preserve">Zy | </w:t>
+            </w:r>
+            <w:r>
+              <w:rPr>
+                <w:rFonts w:ascii="BRH Malayalam Extra" w:hAnsi="BRH Malayalam Extra" w:cs="BRH Malayalam Extra"/>
+                <w:color w:val="000000"/>
                 <w:sz w:val="40"/>
                 <w:szCs w:val="40"/>
                 <w:highlight w:val="green"/>
-              </w:rPr>
-              <w:t>ö</w:t>
-            </w:r>
-            <w:r>
-              <w:rPr>
-                <w:rFonts w:ascii="BRH Malayalam Extra" w:hAnsi="BRH Malayalam Extra" w:cs="BRH Malayalam Extra"/>
-                <w:sz w:val="40"/>
-                <w:szCs w:val="40"/>
-              </w:rPr>
-              <w:t xml:space="preserve">hxZ£—põJ | </w:t>
-            </w:r>
-          </w:p>
-          <w:p>
-            <w:pPr>
-              <w:spacing w:before="0" w:line="240" w:lineRule="auto"/>
-              <w:rPr>
-                <w:rFonts w:ascii="BRH Devanagari Extra" w:hAnsi="BRH Devanagari Extra" w:cs="BRH Devanagari Extra"/>
-                <w:sz w:val="40"/>
-                <w:szCs w:val="40"/>
-              </w:rPr>
-            </w:pPr>
-            <w:r>
-              <w:rPr>
-                <w:rFonts w:ascii="BRH Malayalam Extra" w:hAnsi="BRH Malayalam Extra" w:cs="BRH Malayalam Extra"/>
-                <w:sz w:val="40"/>
-                <w:szCs w:val="40"/>
-              </w:rPr>
-              <w:t xml:space="preserve">öhxZ£—¥põx hpZy | </w:t>
-            </w:r>
-            <w:r>
-              <w:rPr>
-                <w:rFonts w:ascii="BRH Devanagari Extra" w:hAnsi="BRH Devanagari Extra" w:cs="BRH Devanagari Extra"/>
-                <w:sz w:val="40"/>
-                <w:szCs w:val="40"/>
-              </w:rPr>
-              <w:t>|</w:t>
+                <w:lang w:val="it-IT"/>
+              </w:rPr>
+              <w:t>p</w:t>
+            </w:r>
+            <w:r>
+              <w:rPr>
+                <w:rFonts w:ascii="BRH Malayalam Extra" w:hAnsi="BRH Malayalam Extra" w:cs="BRH Malayalam Extra"/>
+                <w:color w:val="000000"/>
+                <w:sz w:val="40"/>
+                <w:szCs w:val="40"/>
+                <w:lang w:val="it-IT"/>
+              </w:rPr>
+              <w:t>b</w:t>
+            </w:r>
+            <w:r>
+              <w:rPr>
+                <w:rFonts w:ascii="BRH Malayalam Extra" w:hAnsi="BRH Malayalam Extra" w:cs="BRH Malayalam Extra"/>
+                <w:color w:val="000000"/>
+                <w:sz w:val="33"/>
+                <w:szCs w:val="40"/>
+                <w:lang w:val="it-IT"/>
+              </w:rPr>
+              <w:t>–</w:t>
+            </w:r>
+            <w:r>
+              <w:rPr>
+                <w:rFonts w:ascii="BRH Malayalam Extra" w:hAnsi="BRH Malayalam Extra" w:cs="BRH Malayalam Extra"/>
+                <w:color w:val="000000"/>
+                <w:sz w:val="40"/>
+                <w:szCs w:val="40"/>
+                <w:lang w:val="it-IT"/>
+              </w:rPr>
+              <w:t>ZzZy— |</w:t>
             </w:r>
           </w:p>
         </w:tc>
@@ -3263,7 +6071,7 @@
                 <w:szCs w:val="32"/>
                 <w:lang w:bidi="ta-IN"/>
               </w:rPr>
-              <w:t>T.S.2.5.9.1– Kramam</w:t>
+              <w:t>T.S.2.5.11.7– Kramam</w:t>
             </w:r>
           </w:p>
           <w:p>
@@ -3293,7 +6101,7 @@
                 <w:szCs w:val="32"/>
                 <w:lang w:bidi="ta-IN"/>
               </w:rPr>
-              <w:t>Krama Vaakyam No. - 47</w:t>
+              <w:t>Krama Vaakyam No. - 37</w:t>
             </w:r>
           </w:p>
           <w:p>
@@ -3342,7 +6150,7 @@
                 <w:szCs w:val="32"/>
                 <w:lang w:bidi="ta-IN"/>
               </w:rPr>
-              <w:t>51</w:t>
+              <w:t>67</w:t>
             </w:r>
           </w:p>
         </w:tc>
@@ -3364,26 +6172,35 @@
               <w:adjustRightInd w:val="0"/>
               <w:spacing w:before="0" w:line="240" w:lineRule="auto"/>
               <w:rPr>
-                <w:rFonts w:ascii="BRH Malayalam Extra" w:hAnsi="BRH Malayalam Extra" w:cs="BRH Malayalam Extra"/>
-                <w:sz w:val="40"/>
-                <w:szCs w:val="40"/>
-              </w:rPr>
-            </w:pPr>
-            <w:r>
-              <w:rPr>
-                <w:rFonts w:ascii="BRH Malayalam Extra" w:hAnsi="BRH Malayalam Extra" w:cs="BRH Malayalam Extra"/>
-                <w:sz w:val="40"/>
-                <w:szCs w:val="40"/>
-              </w:rPr>
-              <w:t>CZõx—t | B</w:t>
-            </w:r>
-            <w:r>
-              <w:rPr>
-                <w:rFonts w:ascii="BRH Malayalam Extra" w:hAnsi="BRH Malayalam Extra" w:cs="BRH Malayalam Extra"/>
-                <w:sz w:val="33"/>
-                <w:szCs w:val="40"/>
-              </w:rPr>
-              <w:t>–</w:t>
+                <w:rFonts w:ascii="BRH Devanagari Extra" w:hAnsi="BRH Devanagari Extra" w:cs="BRH Devanagari Extra"/>
+                <w:sz w:val="40"/>
+                <w:szCs w:val="40"/>
+                <w:lang w:bidi="ta-IN"/>
+              </w:rPr>
+            </w:pPr>
+            <w:r>
+              <w:rPr>
+                <w:rFonts w:ascii="BRH Malayalam Extra" w:hAnsi="BRH Malayalam Extra" w:cs="BRH Malayalam Extra"/>
+                <w:sz w:val="40"/>
+                <w:szCs w:val="40"/>
+              </w:rPr>
+              <w:t>öe</w:t>
+            </w:r>
+            <w:r>
+              <w:rPr>
+                <w:rFonts w:ascii="BRH Malayalam Extra" w:hAnsi="BRH Malayalam Extra" w:cs="BRH Malayalam Extra"/>
+                <w:sz w:val="33"/>
+                <w:szCs w:val="40"/>
+              </w:rPr>
+              <w:t>–</w:t>
+            </w:r>
+            <w:r>
+              <w:rPr>
+                <w:rFonts w:ascii="BRH Malayalam Extra" w:hAnsi="BRH Malayalam Extra" w:cs="BRH Malayalam Extra"/>
+                <w:sz w:val="40"/>
+                <w:szCs w:val="40"/>
+              </w:rPr>
+              <w:t xml:space="preserve">ixj¡—KJ </w:t>
             </w:r>
             <w:r>
               <w:rPr>
@@ -3392,33 +6209,24 @@
                 <w:szCs w:val="40"/>
                 <w:highlight w:val="yellow"/>
               </w:rPr>
-              <w:t>t</w:t>
-            </w:r>
-            <w:r>
-              <w:rPr>
-                <w:rFonts w:ascii="BRH Malayalam Extra" w:hAnsi="BRH Malayalam Extra" w:cs="BRH Malayalam Extra"/>
-                <w:sz w:val="33"/>
-                <w:szCs w:val="40"/>
-              </w:rPr>
-              <w:t>–</w:t>
-            </w:r>
-            <w:proofErr w:type="gramStart"/>
-            <w:r>
-              <w:rPr>
-                <w:rFonts w:ascii="BRH Malayalam Extra" w:hAnsi="BRH Malayalam Extra" w:cs="BRH Malayalam Extra"/>
-                <w:sz w:val="40"/>
-                <w:szCs w:val="40"/>
-              </w:rPr>
-              <w:t>ª.r</w:t>
-            </w:r>
-            <w:proofErr w:type="gramEnd"/>
-            <w:r>
-              <w:rPr>
-                <w:rFonts w:ascii="BRH Malayalam Extra" w:hAnsi="BRH Malayalam Extra" w:cs="BRH Malayalam Extra"/>
-                <w:sz w:val="40"/>
-                <w:szCs w:val="40"/>
-              </w:rPr>
-              <w:t>—jJ |</w:t>
+              <w:t>sõx</w:t>
+            </w:r>
+            <w:r>
+              <w:rPr>
+                <w:rFonts w:ascii="BRH Malayalam Extra" w:hAnsi="BRH Malayalam Extra" w:cs="BRH Malayalam Extra"/>
+                <w:sz w:val="33"/>
+                <w:szCs w:val="40"/>
+                <w:highlight w:val="yellow"/>
+              </w:rPr>
+              <w:t>–</w:t>
+            </w:r>
+            <w:r>
+              <w:rPr>
+                <w:rFonts w:ascii="BRH Malayalam Extra" w:hAnsi="BRH Malayalam Extra" w:cs="BRH Malayalam Extra"/>
+                <w:sz w:val="40"/>
+                <w:szCs w:val="40"/>
+              </w:rPr>
+              <w:t>Z§ |</w:t>
             </w:r>
           </w:p>
         </w:tc>
@@ -3440,28 +6248,36 @@
               <w:adjustRightInd w:val="0"/>
               <w:spacing w:before="0" w:line="240" w:lineRule="auto"/>
               <w:rPr>
-                <w:rFonts w:ascii="BRH Malayalam Extra" w:hAnsi="BRH Malayalam Extra" w:cs="BRH Malayalam Extra"/>
-                <w:sz w:val="40"/>
-                <w:szCs w:val="40"/>
-              </w:rPr>
-            </w:pPr>
-            <w:r>
-              <w:rPr>
-                <w:rFonts w:ascii="BRH Malayalam Extra" w:hAnsi="BRH Malayalam Extra" w:cs="BRH Malayalam Extra"/>
-                <w:sz w:val="40"/>
-                <w:szCs w:val="40"/>
-              </w:rPr>
-              <w:t>CZõx—t | B</w:t>
-            </w:r>
-            <w:r>
-              <w:rPr>
-                <w:rFonts w:ascii="BRH Malayalam Extra" w:hAnsi="BRH Malayalam Extra" w:cs="BRH Malayalam Extra"/>
-                <w:sz w:val="33"/>
-                <w:szCs w:val="40"/>
-              </w:rPr>
-              <w:t>–</w:t>
-            </w:r>
-            <w:proofErr w:type="gramStart"/>
+                <w:rFonts w:ascii="BRH Devanagari Extra" w:hAnsi="BRH Devanagari Extra" w:cs="BRH Devanagari Extra"/>
+                <w:sz w:val="40"/>
+                <w:szCs w:val="40"/>
+                <w:lang w:bidi="ta-IN"/>
+              </w:rPr>
+            </w:pPr>
+            <w:r>
+              <w:rPr>
+                <w:rFonts w:ascii="BRH Malayalam Extra" w:hAnsi="BRH Malayalam Extra" w:cs="BRH Malayalam Extra"/>
+                <w:sz w:val="40"/>
+                <w:szCs w:val="40"/>
+              </w:rPr>
+              <w:t>öe</w:t>
+            </w:r>
+            <w:r>
+              <w:rPr>
+                <w:rFonts w:ascii="BRH Malayalam Extra" w:hAnsi="BRH Malayalam Extra" w:cs="BRH Malayalam Extra"/>
+                <w:sz w:val="33"/>
+                <w:szCs w:val="40"/>
+              </w:rPr>
+              <w:t>–</w:t>
+            </w:r>
+            <w:r>
+              <w:rPr>
+                <w:rFonts w:ascii="BRH Malayalam Extra" w:hAnsi="BRH Malayalam Extra" w:cs="BRH Malayalam Extra"/>
+                <w:sz w:val="40"/>
+                <w:szCs w:val="40"/>
+              </w:rPr>
+              <w:t xml:space="preserve">ixj¡—KJ </w:t>
+            </w:r>
             <w:r>
               <w:rPr>
                 <w:rFonts w:ascii="BRH Malayalam Extra" w:hAnsi="BRH Malayalam Extra" w:cs="BRH Malayalam Extra"/>
@@ -3469,1992 +6285,15 @@
                 <w:szCs w:val="40"/>
                 <w:highlight w:val="green"/>
               </w:rPr>
-              <w:t>t</w:t>
-            </w:r>
-            <w:r>
-              <w:rPr>
-                <w:rFonts w:ascii="BRH Malayalam Extra" w:hAnsi="BRH Malayalam Extra" w:cs="BRH Malayalam Extra"/>
-                <w:sz w:val="40"/>
-                <w:szCs w:val="40"/>
-              </w:rPr>
-              <w:t>ª.r</w:t>
-            </w:r>
-            <w:proofErr w:type="gramEnd"/>
-            <w:r>
-              <w:rPr>
-                <w:rFonts w:ascii="BRH Malayalam Extra" w:hAnsi="BRH Malayalam Extra" w:cs="BRH Malayalam Extra"/>
-                <w:sz w:val="40"/>
-                <w:szCs w:val="40"/>
-              </w:rPr>
-              <w:t>—jJ |</w:t>
-            </w:r>
-          </w:p>
-        </w:tc>
-      </w:tr>
-      <w:tr>
-        <w:trPr>
-          <w:trHeight w:val="1245"/>
-        </w:trPr>
-        <w:tc>
-          <w:tcPr>
-            <w:tcW w:w="3877" w:type="dxa"/>
-            <w:tcBorders>
-              <w:top w:val="single" w:sz="4" w:space="0" w:color="000000"/>
-              <w:left w:val="single" w:sz="4" w:space="0" w:color="000000"/>
-              <w:bottom w:val="single" w:sz="4" w:space="0" w:color="000000"/>
-              <w:right w:val="single" w:sz="4" w:space="0" w:color="000000"/>
-            </w:tcBorders>
-          </w:tcPr>
-          <w:p>
-            <w:pPr>
-              <w:widowControl w:val="0"/>
-              <w:tabs>
-                <w:tab w:val="left" w:pos="993"/>
-              </w:tabs>
-              <w:autoSpaceDE w:val="0"/>
-              <w:autoSpaceDN w:val="0"/>
-              <w:adjustRightInd w:val="0"/>
-              <w:spacing w:before="0" w:line="240" w:lineRule="auto"/>
-              <w:ind w:right="297"/>
-              <w:rPr>
-                <w:rFonts w:cs="Arial"/>
-                <w:b/>
-                <w:sz w:val="28"/>
-                <w:szCs w:val="32"/>
-                <w:lang w:bidi="ta-IN"/>
-              </w:rPr>
-            </w:pPr>
-            <w:r>
-              <w:rPr>
-                <w:rFonts w:cs="Arial"/>
-                <w:b/>
-                <w:sz w:val="28"/>
-                <w:szCs w:val="32"/>
-                <w:lang w:bidi="ta-IN"/>
-              </w:rPr>
-              <w:t>T.S.2.5.11.1 Kramam</w:t>
-            </w:r>
-          </w:p>
-          <w:p>
-            <w:pPr>
-              <w:widowControl w:val="0"/>
-              <w:tabs>
-                <w:tab w:val="left" w:pos="993"/>
-              </w:tabs>
-              <w:autoSpaceDE w:val="0"/>
-              <w:autoSpaceDN w:val="0"/>
-              <w:adjustRightInd w:val="0"/>
-              <w:spacing w:before="0" w:line="240" w:lineRule="auto"/>
-              <w:ind w:right="297"/>
-              <w:rPr>
-                <w:rFonts w:cs="Arial"/>
-                <w:b/>
-                <w:sz w:val="28"/>
-                <w:szCs w:val="32"/>
-                <w:lang w:bidi="ta-IN"/>
-              </w:rPr>
-            </w:pPr>
-            <w:r>
-              <w:rPr>
-                <w:rFonts w:cs="Arial"/>
-                <w:b/>
-                <w:sz w:val="28"/>
-                <w:szCs w:val="32"/>
-                <w:lang w:bidi="ta-IN"/>
-              </w:rPr>
-              <w:t>Krama Vaakyam No. – 30</w:t>
-            </w:r>
-          </w:p>
-          <w:p>
-            <w:pPr>
-              <w:widowControl w:val="0"/>
-              <w:tabs>
-                <w:tab w:val="left" w:pos="993"/>
-              </w:tabs>
-              <w:autoSpaceDE w:val="0"/>
-              <w:autoSpaceDN w:val="0"/>
-              <w:adjustRightInd w:val="0"/>
-              <w:spacing w:before="0" w:line="240" w:lineRule="auto"/>
-              <w:ind w:right="297"/>
-              <w:rPr>
-                <w:rFonts w:cs="Arial"/>
-                <w:b/>
-                <w:sz w:val="28"/>
-                <w:szCs w:val="32"/>
-                <w:lang w:bidi="ta-IN"/>
-              </w:rPr>
-            </w:pPr>
-            <w:r>
-              <w:rPr>
-                <w:rFonts w:cs="Arial"/>
-                <w:b/>
-                <w:sz w:val="28"/>
-                <w:szCs w:val="32"/>
-                <w:lang w:bidi="ta-IN"/>
-              </w:rPr>
-              <w:t>Panchaati No</w:t>
-            </w:r>
-            <w:r>
-              <w:rPr>
-                <w:rFonts w:cs="Arial"/>
-                <w:b/>
-                <w:szCs w:val="32"/>
-                <w:lang w:bidi="ta-IN"/>
-              </w:rPr>
-              <w:t>. -</w:t>
-            </w:r>
-            <w:r>
-              <w:rPr>
-                <w:rFonts w:cs="Arial"/>
-                <w:b/>
-                <w:sz w:val="28"/>
-                <w:szCs w:val="28"/>
-                <w:lang w:bidi="ta-IN"/>
-              </w:rPr>
-              <w:t xml:space="preserve"> 61</w:t>
-            </w:r>
-          </w:p>
-        </w:tc>
-        <w:tc>
-          <w:tcPr>
-            <w:tcW w:w="5132" w:type="dxa"/>
-            <w:tcBorders>
-              <w:top w:val="single" w:sz="4" w:space="0" w:color="000000"/>
-              <w:left w:val="single" w:sz="4" w:space="0" w:color="000000"/>
-              <w:bottom w:val="single" w:sz="4" w:space="0" w:color="000000"/>
-              <w:right w:val="single" w:sz="4" w:space="0" w:color="000000"/>
-            </w:tcBorders>
-          </w:tcPr>
-          <w:p>
-            <w:pPr>
-              <w:widowControl w:val="0"/>
-              <w:autoSpaceDE w:val="0"/>
-              <w:autoSpaceDN w:val="0"/>
-              <w:adjustRightInd w:val="0"/>
-              <w:spacing w:before="0" w:line="240" w:lineRule="auto"/>
-              <w:rPr>
-                <w:rFonts w:ascii="BRH Malayalam Extra" w:hAnsi="BRH Malayalam Extra" w:cs="BRH Malayalam Extra"/>
-                <w:sz w:val="40"/>
-                <w:szCs w:val="40"/>
-              </w:rPr>
-            </w:pPr>
-            <w:r>
-              <w:rPr>
-                <w:rFonts w:ascii="BRH Malayalam Extra" w:hAnsi="BRH Malayalam Extra" w:cs="BRH Malayalam Extra"/>
-                <w:sz w:val="40"/>
-                <w:szCs w:val="40"/>
-              </w:rPr>
-              <w:t>¥mx</w:t>
-            </w:r>
-            <w:r>
-              <w:rPr>
-                <w:rFonts w:ascii="BRH Malayalam Extra" w:hAnsi="BRH Malayalam Extra" w:cs="BRH Malayalam Extra"/>
-                <w:sz w:val="33"/>
-                <w:szCs w:val="40"/>
-              </w:rPr>
-              <w:t>–</w:t>
-            </w:r>
-            <w:r>
-              <w:rPr>
-                <w:rFonts w:ascii="BRH Malayalam Extra" w:hAnsi="BRH Malayalam Extra" w:cs="BRH Malayalam Extra"/>
-                <w:sz w:val="40"/>
-                <w:szCs w:val="40"/>
-              </w:rPr>
-              <w:t>Ksõx</w:t>
-            </w:r>
-            <w:r>
-              <w:rPr>
-                <w:rFonts w:ascii="BRH Malayalam Extra" w:hAnsi="BRH Malayalam Extra" w:cs="BRH Malayalam Extra"/>
-                <w:sz w:val="33"/>
-                <w:szCs w:val="40"/>
-              </w:rPr>
-              <w:t>–</w:t>
-            </w:r>
-            <w:r>
-              <w:rPr>
-                <w:rFonts w:ascii="BRH Malayalam Extra" w:hAnsi="BRH Malayalam Extra" w:cs="BRH Malayalam Extra"/>
-                <w:sz w:val="40"/>
-                <w:szCs w:val="40"/>
-              </w:rPr>
-              <w:t>hyRy</w:t>
-            </w:r>
-            <w:r>
-              <w:rPr>
-                <w:rFonts w:ascii="BRH Malayalam Extra" w:hAnsi="BRH Malayalam Extra" w:cs="BRH Malayalam Extra"/>
-                <w:sz w:val="40"/>
-                <w:szCs w:val="40"/>
-                <w:highlight w:val="yellow"/>
-              </w:rPr>
-              <w:t>—¥Zõ</w:t>
-            </w:r>
-            <w:r>
-              <w:rPr>
-                <w:rFonts w:ascii="BRH Malayalam Extra" w:hAnsi="BRH Malayalam Extra" w:cs="BRH Malayalam Extra"/>
-                <w:sz w:val="40"/>
-                <w:szCs w:val="40"/>
-              </w:rPr>
-              <w:t xml:space="preserve"> | </w:t>
-            </w:r>
-          </w:p>
-          <w:p>
-            <w:pPr>
-              <w:spacing w:before="0" w:line="240" w:lineRule="auto"/>
-              <w:rPr>
-                <w:rFonts w:ascii="BRH Devanagari Extra" w:hAnsi="BRH Devanagari Extra" w:cs="BRH Devanagari Extra"/>
-                <w:sz w:val="40"/>
-                <w:szCs w:val="40"/>
-              </w:rPr>
-            </w:pPr>
-            <w:r>
-              <w:rPr>
-                <w:rFonts w:ascii="BRH Malayalam Extra" w:hAnsi="BRH Malayalam Extra" w:cs="BRH Malayalam Extra"/>
-                <w:sz w:val="40"/>
-                <w:szCs w:val="40"/>
-              </w:rPr>
-              <w:t>A</w:t>
-            </w:r>
-            <w:r>
-              <w:rPr>
-                <w:rFonts w:ascii="BRH Malayalam Extra" w:hAnsi="BRH Malayalam Extra" w:cs="BRH Malayalam Extra"/>
-                <w:sz w:val="33"/>
-                <w:szCs w:val="40"/>
-              </w:rPr>
-              <w:t>–</w:t>
-            </w:r>
-            <w:r>
-              <w:rPr>
-                <w:rFonts w:ascii="BRH Malayalam Extra" w:hAnsi="BRH Malayalam Extra" w:cs="BRH Malayalam Extra"/>
-                <w:sz w:val="40"/>
-                <w:szCs w:val="40"/>
-              </w:rPr>
-              <w:t>hyRy—Zõx</w:t>
-            </w:r>
-            <w:r>
-              <w:rPr>
-                <w:rFonts w:ascii="BRH Malayalam Extra" w:hAnsi="BRH Malayalam Extra" w:cs="BRH Malayalam Extra"/>
-                <w:sz w:val="33"/>
-                <w:szCs w:val="40"/>
-              </w:rPr>
-              <w:t>–</w:t>
-            </w:r>
-            <w:r>
-              <w:rPr>
-                <w:rFonts w:ascii="BRH Malayalam Extra" w:hAnsi="BRH Malayalam Extra" w:cs="BRH Malayalam Extra"/>
-                <w:sz w:val="40"/>
-                <w:szCs w:val="40"/>
-              </w:rPr>
-              <w:t xml:space="preserve"> Bsz—dJ |</w:t>
-            </w:r>
-          </w:p>
-        </w:tc>
-        <w:tc>
-          <w:tcPr>
-            <w:tcW w:w="5528" w:type="dxa"/>
-            <w:tcBorders>
-              <w:top w:val="single" w:sz="4" w:space="0" w:color="000000"/>
-              <w:left w:val="single" w:sz="4" w:space="0" w:color="000000"/>
-              <w:bottom w:val="single" w:sz="4" w:space="0" w:color="000000"/>
-              <w:right w:val="single" w:sz="4" w:space="0" w:color="000000"/>
-            </w:tcBorders>
-          </w:tcPr>
-          <w:p>
-            <w:pPr>
-              <w:widowControl w:val="0"/>
-              <w:autoSpaceDE w:val="0"/>
-              <w:autoSpaceDN w:val="0"/>
-              <w:adjustRightInd w:val="0"/>
-              <w:spacing w:before="0" w:line="240" w:lineRule="auto"/>
-              <w:rPr>
-                <w:rFonts w:ascii="BRH Malayalam Extra" w:hAnsi="BRH Malayalam Extra" w:cs="BRH Malayalam Extra"/>
-                <w:sz w:val="40"/>
-                <w:szCs w:val="40"/>
-              </w:rPr>
-            </w:pPr>
-            <w:r>
-              <w:rPr>
-                <w:rFonts w:ascii="BRH Malayalam Extra" w:hAnsi="BRH Malayalam Extra" w:cs="BRH Malayalam Extra"/>
-                <w:sz w:val="40"/>
-                <w:szCs w:val="40"/>
-              </w:rPr>
-              <w:t>¥mx</w:t>
-            </w:r>
-            <w:r>
-              <w:rPr>
-                <w:rFonts w:ascii="BRH Malayalam Extra" w:hAnsi="BRH Malayalam Extra" w:cs="BRH Malayalam Extra"/>
-                <w:sz w:val="33"/>
-                <w:szCs w:val="40"/>
-              </w:rPr>
-              <w:t>–</w:t>
-            </w:r>
-            <w:r>
-              <w:rPr>
-                <w:rFonts w:ascii="BRH Malayalam Extra" w:hAnsi="BRH Malayalam Extra" w:cs="BRH Malayalam Extra"/>
-                <w:sz w:val="40"/>
-                <w:szCs w:val="40"/>
-              </w:rPr>
-              <w:t>Ksõx</w:t>
-            </w:r>
-            <w:r>
-              <w:rPr>
-                <w:rFonts w:ascii="BRH Malayalam Extra" w:hAnsi="BRH Malayalam Extra" w:cs="BRH Malayalam Extra"/>
-                <w:sz w:val="33"/>
-                <w:szCs w:val="40"/>
-              </w:rPr>
-              <w:t>–</w:t>
-            </w:r>
-            <w:r>
-              <w:rPr>
-                <w:rFonts w:ascii="BRH Malayalam Extra" w:hAnsi="BRH Malayalam Extra" w:cs="BRH Malayalam Extra"/>
-                <w:sz w:val="40"/>
-                <w:szCs w:val="40"/>
-              </w:rPr>
-              <w:t>hyRy</w:t>
-            </w:r>
-            <w:r>
-              <w:rPr>
-                <w:rFonts w:ascii="BRH Malayalam Extra" w:hAnsi="BRH Malayalam Extra" w:cs="BRH Malayalam Extra"/>
-                <w:sz w:val="40"/>
-                <w:szCs w:val="40"/>
-                <w:highlight w:val="yellow"/>
-              </w:rPr>
-              <w:t>—</w:t>
-            </w:r>
-            <w:r>
-              <w:rPr>
-                <w:rFonts w:ascii="BRH Malayalam Extra" w:hAnsi="BRH Malayalam Extra" w:cs="BRH Malayalam Extra"/>
-                <w:sz w:val="40"/>
-                <w:szCs w:val="40"/>
-                <w:highlight w:val="green"/>
-              </w:rPr>
-              <w:t>¤¤Zõ</w:t>
-            </w:r>
-            <w:r>
-              <w:rPr>
-                <w:rFonts w:ascii="BRH Malayalam Extra" w:hAnsi="BRH Malayalam Extra" w:cs="BRH Malayalam Extra"/>
-                <w:sz w:val="40"/>
-                <w:szCs w:val="40"/>
-              </w:rPr>
-              <w:t xml:space="preserve"> | </w:t>
-            </w:r>
-          </w:p>
-          <w:p>
-            <w:pPr>
-              <w:spacing w:before="0" w:line="240" w:lineRule="auto"/>
-              <w:rPr>
-                <w:rFonts w:ascii="BRH Devanagari Extra" w:hAnsi="BRH Devanagari Extra" w:cs="BRH Devanagari Extra"/>
-                <w:sz w:val="40"/>
-                <w:szCs w:val="40"/>
-              </w:rPr>
-            </w:pPr>
-            <w:r>
-              <w:rPr>
-                <w:rFonts w:ascii="BRH Malayalam Extra" w:hAnsi="BRH Malayalam Extra" w:cs="BRH Malayalam Extra"/>
-                <w:sz w:val="40"/>
-                <w:szCs w:val="40"/>
-              </w:rPr>
-              <w:t>A</w:t>
-            </w:r>
-            <w:r>
-              <w:rPr>
-                <w:rFonts w:ascii="BRH Malayalam Extra" w:hAnsi="BRH Malayalam Extra" w:cs="BRH Malayalam Extra"/>
-                <w:sz w:val="33"/>
-                <w:szCs w:val="40"/>
-              </w:rPr>
-              <w:t>–</w:t>
-            </w:r>
-            <w:r>
-              <w:rPr>
-                <w:rFonts w:ascii="BRH Malayalam Extra" w:hAnsi="BRH Malayalam Extra" w:cs="BRH Malayalam Extra"/>
-                <w:sz w:val="40"/>
-                <w:szCs w:val="40"/>
-              </w:rPr>
-              <w:t>hyRy—Zõx</w:t>
-            </w:r>
-            <w:r>
-              <w:rPr>
-                <w:rFonts w:ascii="BRH Malayalam Extra" w:hAnsi="BRH Malayalam Extra" w:cs="BRH Malayalam Extra"/>
-                <w:sz w:val="33"/>
-                <w:szCs w:val="40"/>
-              </w:rPr>
-              <w:t>–</w:t>
-            </w:r>
-            <w:r>
-              <w:rPr>
-                <w:rFonts w:ascii="BRH Malayalam Extra" w:hAnsi="BRH Malayalam Extra" w:cs="BRH Malayalam Extra"/>
-                <w:sz w:val="40"/>
-                <w:szCs w:val="40"/>
-              </w:rPr>
-              <w:t xml:space="preserve"> Bsz—dJ |</w:t>
-            </w:r>
-          </w:p>
-        </w:tc>
-      </w:tr>
-      <w:tr>
-        <w:trPr>
-          <w:trHeight w:val="980"/>
-        </w:trPr>
-        <w:tc>
-          <w:tcPr>
-            <w:tcW w:w="3877" w:type="dxa"/>
-            <w:tcBorders>
-              <w:top w:val="single" w:sz="4" w:space="0" w:color="000000"/>
-              <w:left w:val="single" w:sz="4" w:space="0" w:color="000000"/>
-              <w:bottom w:val="single" w:sz="4" w:space="0" w:color="000000"/>
-              <w:right w:val="single" w:sz="4" w:space="0" w:color="000000"/>
-            </w:tcBorders>
-          </w:tcPr>
-          <w:p>
-            <w:pPr>
-              <w:widowControl w:val="0"/>
-              <w:tabs>
-                <w:tab w:val="left" w:pos="993"/>
-              </w:tabs>
-              <w:autoSpaceDE w:val="0"/>
-              <w:autoSpaceDN w:val="0"/>
-              <w:adjustRightInd w:val="0"/>
-              <w:spacing w:before="0" w:line="240" w:lineRule="auto"/>
-              <w:ind w:right="297"/>
-              <w:rPr>
-                <w:rFonts w:cs="Arial"/>
-                <w:b/>
-                <w:sz w:val="28"/>
-                <w:szCs w:val="32"/>
-                <w:lang w:val="it-IT" w:bidi="ta-IN"/>
-              </w:rPr>
-            </w:pPr>
-            <w:r>
-              <w:rPr>
-                <w:rFonts w:cs="Arial"/>
-                <w:b/>
-                <w:sz w:val="28"/>
-                <w:szCs w:val="32"/>
-                <w:lang w:val="it-IT" w:bidi="ta-IN"/>
-              </w:rPr>
-              <w:t>T.S.2.5.11.</w:t>
-            </w:r>
-            <w:r>
-              <w:rPr>
-                <w:rFonts w:cs="Arial"/>
-                <w:b/>
-                <w:sz w:val="28"/>
-                <w:szCs w:val="32"/>
-                <w:lang w:val="it-IT" w:bidi="ta-IN"/>
-              </w:rPr>
-              <w:t>5</w:t>
-            </w:r>
-            <w:r>
-              <w:rPr>
-                <w:rFonts w:cs="Arial"/>
-                <w:b/>
-                <w:sz w:val="28"/>
-                <w:szCs w:val="32"/>
-                <w:lang w:val="it-IT" w:bidi="ta-IN"/>
-              </w:rPr>
-              <w:t xml:space="preserve"> Kramam</w:t>
-            </w:r>
-          </w:p>
-          <w:p>
-            <w:pPr>
-              <w:widowControl w:val="0"/>
-              <w:tabs>
-                <w:tab w:val="left" w:pos="993"/>
-              </w:tabs>
-              <w:autoSpaceDE w:val="0"/>
-              <w:autoSpaceDN w:val="0"/>
-              <w:adjustRightInd w:val="0"/>
-              <w:spacing w:before="0" w:line="240" w:lineRule="auto"/>
-              <w:ind w:right="297"/>
-              <w:rPr>
-                <w:rFonts w:cs="Arial"/>
-                <w:b/>
-                <w:szCs w:val="28"/>
-                <w:lang w:val="it-IT" w:bidi="ta-IN"/>
-              </w:rPr>
-            </w:pPr>
-            <w:r>
-              <w:rPr>
-                <w:rFonts w:cs="Arial"/>
-                <w:b/>
-                <w:szCs w:val="28"/>
-                <w:lang w:val="it-IT" w:bidi="ta-IN"/>
-              </w:rPr>
-              <w:t xml:space="preserve">Krama Vaakyam No. – </w:t>
-            </w:r>
-            <w:r>
-              <w:rPr>
-                <w:rFonts w:cs="Arial"/>
-                <w:b/>
-                <w:szCs w:val="28"/>
-                <w:lang w:val="it-IT" w:bidi="ta-IN"/>
-              </w:rPr>
-              <w:t>13</w:t>
-            </w:r>
-            <w:r>
-              <w:rPr>
-                <w:rFonts w:cs="Arial"/>
-                <w:b/>
-                <w:szCs w:val="28"/>
-                <w:lang w:val="it-IT" w:bidi="ta-IN"/>
-              </w:rPr>
-              <w:t>,14</w:t>
-            </w:r>
-          </w:p>
-          <w:p>
-            <w:pPr>
-              <w:widowControl w:val="0"/>
-              <w:tabs>
-                <w:tab w:val="left" w:pos="993"/>
-              </w:tabs>
-              <w:autoSpaceDE w:val="0"/>
-              <w:autoSpaceDN w:val="0"/>
-              <w:adjustRightInd w:val="0"/>
-              <w:spacing w:before="0" w:line="240" w:lineRule="auto"/>
-              <w:ind w:right="297"/>
-              <w:rPr>
-                <w:rFonts w:cs="Arial"/>
-                <w:b/>
-                <w:sz w:val="28"/>
-                <w:szCs w:val="32"/>
-                <w:lang w:val="it-IT" w:bidi="ta-IN"/>
-              </w:rPr>
-            </w:pPr>
-            <w:r>
-              <w:rPr>
-                <w:rFonts w:cs="Arial"/>
-                <w:b/>
-                <w:sz w:val="28"/>
-                <w:szCs w:val="32"/>
-                <w:lang w:val="it-IT" w:bidi="ta-IN"/>
-              </w:rPr>
-              <w:t>Panchaati No</w:t>
-            </w:r>
-            <w:r>
-              <w:rPr>
-                <w:rFonts w:cs="Arial"/>
-                <w:b/>
-                <w:szCs w:val="32"/>
-                <w:lang w:val="it-IT" w:bidi="ta-IN"/>
-              </w:rPr>
-              <w:t>. -</w:t>
-            </w:r>
-            <w:r>
-              <w:rPr>
-                <w:rFonts w:cs="Arial"/>
-                <w:b/>
-                <w:sz w:val="28"/>
-                <w:szCs w:val="28"/>
-                <w:lang w:val="it-IT" w:bidi="ta-IN"/>
-              </w:rPr>
-              <w:t xml:space="preserve"> 6</w:t>
-            </w:r>
-            <w:r>
-              <w:rPr>
-                <w:rFonts w:cs="Arial"/>
-                <w:b/>
-                <w:sz w:val="28"/>
-                <w:szCs w:val="28"/>
-                <w:lang w:val="it-IT" w:bidi="ta-IN"/>
-              </w:rPr>
-              <w:t>5</w:t>
-            </w:r>
-          </w:p>
-        </w:tc>
-        <w:tc>
-          <w:tcPr>
-            <w:tcW w:w="5132" w:type="dxa"/>
-            <w:tcBorders>
-              <w:top w:val="single" w:sz="4" w:space="0" w:color="000000"/>
-              <w:left w:val="single" w:sz="4" w:space="0" w:color="000000"/>
-              <w:bottom w:val="single" w:sz="4" w:space="0" w:color="000000"/>
-              <w:right w:val="single" w:sz="4" w:space="0" w:color="000000"/>
-            </w:tcBorders>
-          </w:tcPr>
-          <w:p>
-            <w:pPr>
-              <w:widowControl w:val="0"/>
-              <w:autoSpaceDE w:val="0"/>
-              <w:autoSpaceDN w:val="0"/>
-              <w:adjustRightInd w:val="0"/>
-              <w:spacing w:before="0" w:line="240" w:lineRule="auto"/>
-              <w:rPr>
-                <w:rFonts w:ascii="BRH Malayalam Extra" w:hAnsi="BRH Malayalam Extra" w:cs="BRH Malayalam Extra"/>
-                <w:sz w:val="40"/>
-                <w:szCs w:val="40"/>
-              </w:rPr>
-            </w:pPr>
-            <w:r>
-              <w:rPr>
-                <w:rFonts w:ascii="BRH Malayalam Extra" w:hAnsi="BRH Malayalam Extra" w:cs="BRH Malayalam Extra"/>
-                <w:color w:val="000000"/>
-                <w:sz w:val="40"/>
-                <w:szCs w:val="40"/>
-              </w:rPr>
-              <w:t>px</w:t>
-            </w:r>
-            <w:r>
-              <w:rPr>
-                <w:rFonts w:ascii="BRH Malayalam Extra" w:hAnsi="BRH Malayalam Extra" w:cs="BRH Malayalam Extra"/>
-                <w:color w:val="000000"/>
-                <w:sz w:val="33"/>
-                <w:szCs w:val="40"/>
-              </w:rPr>
-              <w:t>–</w:t>
-            </w:r>
-            <w:r>
-              <w:rPr>
-                <w:rFonts w:ascii="BRH Malayalam Extra" w:hAnsi="BRH Malayalam Extra" w:cs="BRH Malayalam Extra"/>
-                <w:color w:val="000000"/>
-                <w:sz w:val="40"/>
-                <w:szCs w:val="40"/>
-              </w:rPr>
-              <w:t xml:space="preserve">Px </w:t>
-            </w:r>
-            <w:r>
-              <w:rPr>
-                <w:rFonts w:ascii="BRH Malayalam Extra" w:hAnsi="BRH Malayalam Extra" w:cs="BRH Malayalam Extra"/>
-                <w:color w:val="000000"/>
-                <w:sz w:val="40"/>
-                <w:szCs w:val="40"/>
-                <w:highlight w:val="yellow"/>
-              </w:rPr>
-              <w:t>p—b</w:t>
-            </w:r>
-            <w:r>
-              <w:rPr>
-                <w:rFonts w:ascii="BRH Malayalam Extra" w:hAnsi="BRH Malayalam Extra" w:cs="BRH Malayalam Extra"/>
-                <w:color w:val="000000"/>
-                <w:sz w:val="40"/>
-                <w:szCs w:val="40"/>
-              </w:rPr>
-              <w:t xml:space="preserve">Zy | </w:t>
-            </w:r>
-            <w:r>
-              <w:rPr>
-                <w:rFonts w:ascii="BRH Malayalam Extra" w:hAnsi="BRH Malayalam Extra" w:cs="BRH Malayalam Extra"/>
-                <w:color w:val="000000"/>
-                <w:sz w:val="40"/>
-                <w:szCs w:val="40"/>
-                <w:highlight w:val="yellow"/>
-              </w:rPr>
-              <w:t>p</w:t>
-            </w:r>
-            <w:r>
-              <w:rPr>
-                <w:rFonts w:ascii="BRH Malayalam Extra" w:hAnsi="BRH Malayalam Extra" w:cs="BRH Malayalam Extra"/>
-                <w:color w:val="000000"/>
-                <w:sz w:val="33"/>
-                <w:szCs w:val="40"/>
-              </w:rPr>
-              <w:t>–</w:t>
-            </w:r>
-            <w:r>
-              <w:rPr>
-                <w:rFonts w:ascii="BRH Malayalam Extra" w:hAnsi="BRH Malayalam Extra" w:cs="BRH Malayalam Extra"/>
-                <w:color w:val="000000"/>
-                <w:sz w:val="40"/>
-                <w:szCs w:val="40"/>
-              </w:rPr>
-              <w:t>b</w:t>
-            </w:r>
-            <w:r>
-              <w:rPr>
-                <w:rFonts w:ascii="BRH Malayalam Extra" w:hAnsi="BRH Malayalam Extra" w:cs="BRH Malayalam Extra"/>
-                <w:color w:val="000000"/>
-                <w:sz w:val="33"/>
-                <w:szCs w:val="40"/>
-              </w:rPr>
-              <w:t>–</w:t>
-            </w:r>
-            <w:r>
-              <w:rPr>
-                <w:rFonts w:ascii="BRH Malayalam Extra" w:hAnsi="BRH Malayalam Extra" w:cs="BRH Malayalam Extra"/>
-                <w:color w:val="000000"/>
-                <w:sz w:val="40"/>
-                <w:szCs w:val="40"/>
-              </w:rPr>
-              <w:t>ZzZy— |</w:t>
-            </w:r>
-          </w:p>
-        </w:tc>
-        <w:tc>
-          <w:tcPr>
-            <w:tcW w:w="5528" w:type="dxa"/>
-            <w:tcBorders>
-              <w:top w:val="single" w:sz="4" w:space="0" w:color="000000"/>
-              <w:left w:val="single" w:sz="4" w:space="0" w:color="000000"/>
-              <w:bottom w:val="single" w:sz="4" w:space="0" w:color="000000"/>
-              <w:right w:val="single" w:sz="4" w:space="0" w:color="000000"/>
-            </w:tcBorders>
-          </w:tcPr>
-          <w:p>
-            <w:pPr>
-              <w:widowControl w:val="0"/>
-              <w:autoSpaceDE w:val="0"/>
-              <w:autoSpaceDN w:val="0"/>
-              <w:adjustRightInd w:val="0"/>
-              <w:spacing w:before="0" w:line="240" w:lineRule="auto"/>
-              <w:rPr>
-                <w:rFonts w:ascii="BRH Malayalam Extra" w:hAnsi="BRH Malayalam Extra" w:cs="BRH Malayalam Extra"/>
-                <w:sz w:val="40"/>
-                <w:szCs w:val="40"/>
-              </w:rPr>
-            </w:pPr>
-            <w:r>
-              <w:rPr>
-                <w:rFonts w:ascii="BRH Malayalam Extra" w:hAnsi="BRH Malayalam Extra" w:cs="BRH Malayalam Extra"/>
-                <w:color w:val="000000"/>
-                <w:sz w:val="40"/>
-                <w:szCs w:val="40"/>
-              </w:rPr>
-              <w:t>px</w:t>
-            </w:r>
-            <w:r>
-              <w:rPr>
-                <w:rFonts w:ascii="BRH Malayalam Extra" w:hAnsi="BRH Malayalam Extra" w:cs="BRH Malayalam Extra"/>
-                <w:color w:val="000000"/>
-                <w:sz w:val="33"/>
-                <w:szCs w:val="40"/>
-              </w:rPr>
-              <w:t>–</w:t>
-            </w:r>
-            <w:r>
-              <w:rPr>
-                <w:rFonts w:ascii="BRH Malayalam Extra" w:hAnsi="BRH Malayalam Extra" w:cs="BRH Malayalam Extra"/>
-                <w:color w:val="000000"/>
-                <w:sz w:val="40"/>
-                <w:szCs w:val="40"/>
-              </w:rPr>
-              <w:t xml:space="preserve">Px </w:t>
-            </w:r>
-            <w:r>
-              <w:rPr>
-                <w:rFonts w:ascii="BRH Malayalam Extra" w:hAnsi="BRH Malayalam Extra" w:cs="BRH Malayalam Extra"/>
-                <w:color w:val="000000"/>
-                <w:sz w:val="40"/>
-                <w:szCs w:val="40"/>
-                <w:highlight w:val="green"/>
-              </w:rPr>
-              <w:t>pb—</w:t>
-            </w:r>
-            <w:r>
-              <w:rPr>
-                <w:rFonts w:ascii="BRH Malayalam Extra" w:hAnsi="BRH Malayalam Extra" w:cs="BRH Malayalam Extra"/>
-                <w:color w:val="000000"/>
-                <w:sz w:val="40"/>
-                <w:szCs w:val="40"/>
-              </w:rPr>
-              <w:t xml:space="preserve">Zy | </w:t>
-            </w:r>
-            <w:r>
-              <w:rPr>
-                <w:rFonts w:ascii="BRH Malayalam Extra" w:hAnsi="BRH Malayalam Extra" w:cs="BRH Malayalam Extra"/>
-                <w:color w:val="000000"/>
-                <w:sz w:val="40"/>
-                <w:szCs w:val="40"/>
-                <w:highlight w:val="green"/>
-              </w:rPr>
-              <w:t>p</w:t>
-            </w:r>
-            <w:r>
-              <w:rPr>
-                <w:rFonts w:ascii="BRH Malayalam Extra" w:hAnsi="BRH Malayalam Extra" w:cs="BRH Malayalam Extra"/>
-                <w:color w:val="000000"/>
-                <w:sz w:val="40"/>
-                <w:szCs w:val="40"/>
-              </w:rPr>
-              <w:t>b</w:t>
-            </w:r>
-            <w:r>
-              <w:rPr>
-                <w:rFonts w:ascii="BRH Malayalam Extra" w:hAnsi="BRH Malayalam Extra" w:cs="BRH Malayalam Extra"/>
-                <w:color w:val="000000"/>
-                <w:sz w:val="33"/>
-                <w:szCs w:val="40"/>
-              </w:rPr>
-              <w:t>–</w:t>
-            </w:r>
-            <w:r>
-              <w:rPr>
-                <w:rFonts w:ascii="BRH Malayalam Extra" w:hAnsi="BRH Malayalam Extra" w:cs="BRH Malayalam Extra"/>
-                <w:color w:val="000000"/>
-                <w:sz w:val="40"/>
-                <w:szCs w:val="40"/>
-              </w:rPr>
-              <w:t>ZzZy— |</w:t>
-            </w:r>
-          </w:p>
-        </w:tc>
-      </w:tr>
-      <w:tr>
-        <w:trPr>
-          <w:trHeight w:val="980"/>
-        </w:trPr>
-        <w:tc>
-          <w:tcPr>
-            <w:tcW w:w="3877" w:type="dxa"/>
-            <w:tcBorders>
-              <w:top w:val="single" w:sz="4" w:space="0" w:color="000000"/>
-              <w:left w:val="single" w:sz="4" w:space="0" w:color="000000"/>
-              <w:bottom w:val="single" w:sz="4" w:space="0" w:color="000000"/>
-              <w:right w:val="single" w:sz="4" w:space="0" w:color="000000"/>
-            </w:tcBorders>
-          </w:tcPr>
-          <w:p>
-            <w:pPr>
-              <w:widowControl w:val="0"/>
-              <w:tabs>
-                <w:tab w:val="left" w:pos="993"/>
-              </w:tabs>
-              <w:autoSpaceDE w:val="0"/>
-              <w:autoSpaceDN w:val="0"/>
-              <w:adjustRightInd w:val="0"/>
-              <w:spacing w:before="0" w:line="240" w:lineRule="auto"/>
-              <w:ind w:right="297"/>
-              <w:rPr>
-                <w:rFonts w:cs="Arial"/>
-                <w:b/>
-                <w:sz w:val="28"/>
-                <w:szCs w:val="32"/>
-                <w:lang w:bidi="ta-IN"/>
-              </w:rPr>
-            </w:pPr>
-            <w:r>
-              <w:rPr>
-                <w:rFonts w:cs="Arial"/>
-                <w:b/>
-                <w:sz w:val="28"/>
-                <w:szCs w:val="32"/>
-                <w:lang w:bidi="ta-IN"/>
-              </w:rPr>
-              <w:t>T.S.2.5.11.7– Kramam</w:t>
-            </w:r>
-          </w:p>
-          <w:p>
-            <w:pPr>
-              <w:widowControl w:val="0"/>
-              <w:tabs>
-                <w:tab w:val="left" w:pos="993"/>
-              </w:tabs>
-              <w:autoSpaceDE w:val="0"/>
-              <w:autoSpaceDN w:val="0"/>
-              <w:adjustRightInd w:val="0"/>
-              <w:spacing w:before="0" w:line="240" w:lineRule="auto"/>
-              <w:ind w:right="297"/>
-              <w:rPr>
-                <w:rFonts w:cs="Arial"/>
-                <w:b/>
-                <w:sz w:val="28"/>
-                <w:szCs w:val="32"/>
-                <w:lang w:bidi="ta-IN"/>
-              </w:rPr>
-            </w:pPr>
-            <w:r>
-              <w:rPr>
-                <w:rFonts w:cs="Arial"/>
-                <w:b/>
-                <w:sz w:val="28"/>
-                <w:szCs w:val="32"/>
-                <w:lang w:bidi="ta-IN"/>
-              </w:rPr>
-              <w:t>Krama Vaakyam No. - 37</w:t>
-            </w:r>
-          </w:p>
-          <w:p>
-            <w:pPr>
-              <w:widowControl w:val="0"/>
-              <w:tabs>
-                <w:tab w:val="left" w:pos="993"/>
-              </w:tabs>
-              <w:autoSpaceDE w:val="0"/>
-              <w:autoSpaceDN w:val="0"/>
-              <w:adjustRightInd w:val="0"/>
-              <w:spacing w:before="0" w:line="240" w:lineRule="auto"/>
-              <w:ind w:right="297"/>
-              <w:rPr>
-                <w:rFonts w:cs="Arial"/>
-                <w:b/>
-                <w:sz w:val="28"/>
-                <w:szCs w:val="32"/>
-                <w:lang w:bidi="ta-IN"/>
-              </w:rPr>
-            </w:pPr>
-            <w:r>
-              <w:rPr>
-                <w:rFonts w:cs="Arial"/>
-                <w:b/>
-                <w:sz w:val="28"/>
-                <w:szCs w:val="32"/>
-                <w:lang w:bidi="ta-IN"/>
-              </w:rPr>
-              <w:t>Panchaati No</w:t>
-            </w:r>
-            <w:r>
-              <w:rPr>
-                <w:rFonts w:cs="Arial"/>
-                <w:b/>
-                <w:szCs w:val="32"/>
-                <w:lang w:bidi="ta-IN"/>
-              </w:rPr>
-              <w:t xml:space="preserve">. - </w:t>
-            </w:r>
-            <w:r>
-              <w:rPr>
-                <w:rFonts w:cs="Arial"/>
-                <w:b/>
-                <w:sz w:val="28"/>
-                <w:szCs w:val="32"/>
-                <w:lang w:bidi="ta-IN"/>
-              </w:rPr>
-              <w:t>67</w:t>
-            </w:r>
-          </w:p>
-        </w:tc>
-        <w:tc>
-          <w:tcPr>
-            <w:tcW w:w="5132" w:type="dxa"/>
-            <w:tcBorders>
-              <w:top w:val="single" w:sz="4" w:space="0" w:color="000000"/>
-              <w:left w:val="single" w:sz="4" w:space="0" w:color="000000"/>
-              <w:bottom w:val="single" w:sz="4" w:space="0" w:color="000000"/>
-              <w:right w:val="single" w:sz="4" w:space="0" w:color="000000"/>
-            </w:tcBorders>
-          </w:tcPr>
-          <w:p>
-            <w:pPr>
-              <w:widowControl w:val="0"/>
-              <w:autoSpaceDE w:val="0"/>
-              <w:autoSpaceDN w:val="0"/>
-              <w:adjustRightInd w:val="0"/>
-              <w:spacing w:before="0" w:line="240" w:lineRule="auto"/>
-              <w:rPr>
-                <w:rFonts w:ascii="BRH Devanagari Extra" w:hAnsi="BRH Devanagari Extra" w:cs="BRH Devanagari Extra"/>
-                <w:sz w:val="40"/>
-                <w:szCs w:val="40"/>
-                <w:lang w:bidi="ta-IN"/>
-              </w:rPr>
-            </w:pPr>
-            <w:r>
-              <w:rPr>
-                <w:rFonts w:ascii="BRH Malayalam Extra" w:hAnsi="BRH Malayalam Extra" w:cs="BRH Malayalam Extra"/>
-                <w:sz w:val="40"/>
-                <w:szCs w:val="40"/>
-              </w:rPr>
-              <w:t>öe</w:t>
-            </w:r>
-            <w:r>
-              <w:rPr>
-                <w:rFonts w:ascii="BRH Malayalam Extra" w:hAnsi="BRH Malayalam Extra" w:cs="BRH Malayalam Extra"/>
-                <w:sz w:val="33"/>
-                <w:szCs w:val="40"/>
-              </w:rPr>
-              <w:t>–</w:t>
-            </w:r>
-            <w:r>
-              <w:rPr>
-                <w:rFonts w:ascii="BRH Malayalam Extra" w:hAnsi="BRH Malayalam Extra" w:cs="BRH Malayalam Extra"/>
-                <w:sz w:val="40"/>
-                <w:szCs w:val="40"/>
-              </w:rPr>
-              <w:t xml:space="preserve">ixj¡—KJ </w:t>
-            </w:r>
-            <w:r>
-              <w:rPr>
-                <w:rFonts w:ascii="BRH Malayalam Extra" w:hAnsi="BRH Malayalam Extra" w:cs="BRH Malayalam Extra"/>
-                <w:sz w:val="40"/>
-                <w:szCs w:val="40"/>
-                <w:highlight w:val="yellow"/>
-              </w:rPr>
               <w:t>sõx</w:t>
             </w:r>
             <w:r>
               <w:rPr>
                 <w:rFonts w:ascii="BRH Malayalam Extra" w:hAnsi="BRH Malayalam Extra" w:cs="BRH Malayalam Extra"/>
-                <w:sz w:val="33"/>
-                <w:szCs w:val="40"/>
-                <w:highlight w:val="yellow"/>
-              </w:rPr>
-              <w:t>–</w:t>
-            </w:r>
-            <w:r>
-              <w:rPr>
-                <w:rFonts w:ascii="BRH Malayalam Extra" w:hAnsi="BRH Malayalam Extra" w:cs="BRH Malayalam Extra"/>
                 <w:sz w:val="40"/>
                 <w:szCs w:val="40"/>
               </w:rPr>
               <w:t>Z§ |</w:t>
-            </w:r>
-          </w:p>
-        </w:tc>
-        <w:tc>
-          <w:tcPr>
-            <w:tcW w:w="5528" w:type="dxa"/>
-            <w:tcBorders>
-              <w:top w:val="single" w:sz="4" w:space="0" w:color="000000"/>
-              <w:left w:val="single" w:sz="4" w:space="0" w:color="000000"/>
-              <w:bottom w:val="single" w:sz="4" w:space="0" w:color="000000"/>
-              <w:right w:val="single" w:sz="4" w:space="0" w:color="000000"/>
-            </w:tcBorders>
-          </w:tcPr>
-          <w:p>
-            <w:pPr>
-              <w:widowControl w:val="0"/>
-              <w:autoSpaceDE w:val="0"/>
-              <w:autoSpaceDN w:val="0"/>
-              <w:adjustRightInd w:val="0"/>
-              <w:spacing w:before="0" w:line="240" w:lineRule="auto"/>
-              <w:rPr>
-                <w:rFonts w:ascii="BRH Devanagari Extra" w:hAnsi="BRH Devanagari Extra" w:cs="BRH Devanagari Extra"/>
-                <w:sz w:val="40"/>
-                <w:szCs w:val="40"/>
-                <w:lang w:bidi="ta-IN"/>
-              </w:rPr>
-            </w:pPr>
-            <w:r>
-              <w:rPr>
-                <w:rFonts w:ascii="BRH Malayalam Extra" w:hAnsi="BRH Malayalam Extra" w:cs="BRH Malayalam Extra"/>
-                <w:sz w:val="40"/>
-                <w:szCs w:val="40"/>
-              </w:rPr>
-              <w:t>öe</w:t>
-            </w:r>
-            <w:r>
-              <w:rPr>
-                <w:rFonts w:ascii="BRH Malayalam Extra" w:hAnsi="BRH Malayalam Extra" w:cs="BRH Malayalam Extra"/>
-                <w:sz w:val="33"/>
-                <w:szCs w:val="40"/>
-              </w:rPr>
-              <w:t>–</w:t>
-            </w:r>
-            <w:r>
-              <w:rPr>
-                <w:rFonts w:ascii="BRH Malayalam Extra" w:hAnsi="BRH Malayalam Extra" w:cs="BRH Malayalam Extra"/>
-                <w:sz w:val="40"/>
-                <w:szCs w:val="40"/>
-              </w:rPr>
-              <w:t xml:space="preserve">ixj¡—KJ </w:t>
-            </w:r>
-            <w:r>
-              <w:rPr>
-                <w:rFonts w:ascii="BRH Malayalam Extra" w:hAnsi="BRH Malayalam Extra" w:cs="BRH Malayalam Extra"/>
-                <w:sz w:val="40"/>
-                <w:szCs w:val="40"/>
-                <w:highlight w:val="green"/>
-              </w:rPr>
-              <w:t>sõx</w:t>
-            </w:r>
-            <w:r>
-              <w:rPr>
-                <w:rFonts w:ascii="BRH Malayalam Extra" w:hAnsi="BRH Malayalam Extra" w:cs="BRH Malayalam Extra"/>
-                <w:sz w:val="40"/>
-                <w:szCs w:val="40"/>
-              </w:rPr>
-              <w:t>Z§ |</w:t>
-            </w:r>
-          </w:p>
-        </w:tc>
-      </w:tr>
-      <w:tr>
-        <w:trPr>
-          <w:trHeight w:val="1105"/>
-        </w:trPr>
-        <w:tc>
-          <w:tcPr>
-            <w:tcW w:w="3877" w:type="dxa"/>
-            <w:tcBorders>
-              <w:top w:val="single" w:sz="4" w:space="0" w:color="000000"/>
-              <w:left w:val="single" w:sz="4" w:space="0" w:color="000000"/>
-              <w:bottom w:val="single" w:sz="4" w:space="0" w:color="000000"/>
-              <w:right w:val="single" w:sz="4" w:space="0" w:color="000000"/>
-            </w:tcBorders>
-          </w:tcPr>
-          <w:p>
-            <w:pPr>
-              <w:widowControl w:val="0"/>
-              <w:tabs>
-                <w:tab w:val="left" w:pos="993"/>
-              </w:tabs>
-              <w:autoSpaceDE w:val="0"/>
-              <w:autoSpaceDN w:val="0"/>
-              <w:adjustRightInd w:val="0"/>
-              <w:spacing w:before="0" w:line="240" w:lineRule="auto"/>
-              <w:ind w:right="297"/>
-              <w:rPr>
-                <w:rFonts w:cs="Arial"/>
-                <w:b/>
-                <w:sz w:val="28"/>
-                <w:szCs w:val="32"/>
-                <w:lang w:bidi="ta-IN"/>
-              </w:rPr>
-            </w:pPr>
-            <w:r>
-              <w:rPr>
-                <w:rFonts w:cs="Arial"/>
-                <w:b/>
-                <w:sz w:val="28"/>
-                <w:szCs w:val="32"/>
-                <w:lang w:bidi="ta-IN"/>
-              </w:rPr>
-              <w:lastRenderedPageBreak/>
-              <w:t>T.S.2.5.11.9 Kramam</w:t>
-            </w:r>
-          </w:p>
-          <w:p>
-            <w:pPr>
-              <w:widowControl w:val="0"/>
-              <w:tabs>
-                <w:tab w:val="left" w:pos="993"/>
-              </w:tabs>
-              <w:autoSpaceDE w:val="0"/>
-              <w:autoSpaceDN w:val="0"/>
-              <w:adjustRightInd w:val="0"/>
-              <w:spacing w:before="0" w:line="240" w:lineRule="auto"/>
-              <w:ind w:right="297"/>
-              <w:rPr>
-                <w:rFonts w:cs="Arial"/>
-                <w:b/>
-                <w:sz w:val="28"/>
-                <w:szCs w:val="32"/>
-                <w:lang w:bidi="ta-IN"/>
-              </w:rPr>
-            </w:pPr>
-            <w:r>
-              <w:rPr>
-                <w:rFonts w:cs="Arial"/>
-                <w:b/>
-                <w:sz w:val="28"/>
-                <w:szCs w:val="32"/>
-                <w:lang w:bidi="ta-IN"/>
-              </w:rPr>
-              <w:t>Krama Vaakyam No. – 18</w:t>
-            </w:r>
-          </w:p>
-          <w:p>
-            <w:pPr>
-              <w:widowControl w:val="0"/>
-              <w:tabs>
-                <w:tab w:val="left" w:pos="993"/>
-              </w:tabs>
-              <w:autoSpaceDE w:val="0"/>
-              <w:autoSpaceDN w:val="0"/>
-              <w:adjustRightInd w:val="0"/>
-              <w:spacing w:before="0" w:line="240" w:lineRule="auto"/>
-              <w:ind w:right="297"/>
-              <w:rPr>
-                <w:rFonts w:cs="Arial"/>
-                <w:b/>
-                <w:sz w:val="28"/>
-                <w:szCs w:val="32"/>
-                <w:lang w:bidi="ta-IN"/>
-              </w:rPr>
-            </w:pPr>
-            <w:r>
-              <w:rPr>
-                <w:rFonts w:cs="Arial"/>
-                <w:b/>
-                <w:sz w:val="28"/>
-                <w:szCs w:val="32"/>
-                <w:lang w:bidi="ta-IN"/>
-              </w:rPr>
-              <w:t>Panchaati No</w:t>
-            </w:r>
-            <w:r>
-              <w:rPr>
-                <w:rFonts w:cs="Arial"/>
-                <w:b/>
-                <w:szCs w:val="32"/>
-                <w:lang w:bidi="ta-IN"/>
-              </w:rPr>
-              <w:t>. -</w:t>
-            </w:r>
-            <w:r>
-              <w:rPr>
-                <w:rFonts w:cs="Arial"/>
-                <w:b/>
-                <w:sz w:val="28"/>
-                <w:szCs w:val="28"/>
-                <w:lang w:bidi="ta-IN"/>
-              </w:rPr>
-              <w:t xml:space="preserve"> 69</w:t>
-            </w:r>
-          </w:p>
-        </w:tc>
-        <w:tc>
-          <w:tcPr>
-            <w:tcW w:w="5132" w:type="dxa"/>
-            <w:tcBorders>
-              <w:top w:val="single" w:sz="4" w:space="0" w:color="000000"/>
-              <w:left w:val="single" w:sz="4" w:space="0" w:color="000000"/>
-              <w:bottom w:val="single" w:sz="4" w:space="0" w:color="000000"/>
-              <w:right w:val="single" w:sz="4" w:space="0" w:color="000000"/>
-            </w:tcBorders>
-          </w:tcPr>
-          <w:p>
-            <w:pPr>
-              <w:spacing w:before="0" w:line="240" w:lineRule="auto"/>
-              <w:rPr>
-                <w:rFonts w:ascii="BRH Devanagari Extra" w:hAnsi="BRH Devanagari Extra" w:cs="BRH Devanagari Extra"/>
-                <w:sz w:val="40"/>
-                <w:szCs w:val="40"/>
-              </w:rPr>
-            </w:pPr>
-            <w:r>
-              <w:rPr>
-                <w:rFonts w:ascii="BRH Malayalam Extra" w:hAnsi="BRH Malayalam Extra" w:cs="BRH Malayalam Extra"/>
-                <w:sz w:val="40"/>
-                <w:szCs w:val="40"/>
-              </w:rPr>
-              <w:t>ögx˜Ö</w:t>
-            </w:r>
-            <w:r>
-              <w:rPr>
-                <w:rFonts w:ascii="BRH Malayalam Extra" w:hAnsi="BRH Malayalam Extra" w:cs="BRH Malayalam Extra"/>
-                <w:sz w:val="33"/>
-                <w:szCs w:val="40"/>
-              </w:rPr>
-              <w:t>–</w:t>
-            </w:r>
-            <w:r>
-              <w:rPr>
-                <w:rFonts w:ascii="BRH Malayalam Extra" w:hAnsi="BRH Malayalam Extra" w:cs="BRH Malayalam Extra"/>
-                <w:sz w:val="40"/>
-                <w:szCs w:val="40"/>
-              </w:rPr>
-              <w:t xml:space="preserve">YJ | </w:t>
-            </w:r>
-            <w:r>
-              <w:rPr>
-                <w:rFonts w:ascii="BRH Malayalam Extra" w:hAnsi="BRH Malayalam Extra" w:cs="BRH Malayalam Extra"/>
-                <w:sz w:val="40"/>
-                <w:szCs w:val="40"/>
-                <w:highlight w:val="yellow"/>
-              </w:rPr>
-              <w:t>gx</w:t>
-            </w:r>
-            <w:r>
-              <w:rPr>
-                <w:rFonts w:ascii="BRH Malayalam Extra" w:hAnsi="BRH Malayalam Extra" w:cs="BRH Malayalam Extra"/>
-                <w:sz w:val="33"/>
-                <w:szCs w:val="40"/>
-              </w:rPr>
-              <w:t>–</w:t>
-            </w:r>
-            <w:r>
-              <w:rPr>
-                <w:rFonts w:ascii="BRH Malayalam Extra" w:hAnsi="BRH Malayalam Extra" w:cs="BRH Malayalam Extra"/>
-                <w:sz w:val="40"/>
-                <w:szCs w:val="40"/>
-              </w:rPr>
-              <w:t>Ö</w:t>
-            </w:r>
-            <w:r>
-              <w:rPr>
-                <w:rFonts w:ascii="BRH Malayalam Extra" w:hAnsi="BRH Malayalam Extra" w:cs="BRH Malayalam Extra"/>
-                <w:sz w:val="33"/>
-                <w:szCs w:val="40"/>
-              </w:rPr>
-              <w:t>–</w:t>
-            </w:r>
-            <w:r>
-              <w:rPr>
-                <w:rFonts w:ascii="BRH Malayalam Extra" w:hAnsi="BRH Malayalam Extra" w:cs="BRH Malayalam Extra"/>
-                <w:sz w:val="40"/>
-                <w:szCs w:val="40"/>
-              </w:rPr>
-              <w:t>YÒ— |</w:t>
-            </w:r>
-          </w:p>
-        </w:tc>
-        <w:tc>
-          <w:tcPr>
-            <w:tcW w:w="5528" w:type="dxa"/>
-            <w:tcBorders>
-              <w:top w:val="single" w:sz="4" w:space="0" w:color="000000"/>
-              <w:left w:val="single" w:sz="4" w:space="0" w:color="000000"/>
-              <w:bottom w:val="single" w:sz="4" w:space="0" w:color="000000"/>
-              <w:right w:val="single" w:sz="4" w:space="0" w:color="000000"/>
-            </w:tcBorders>
-          </w:tcPr>
-          <w:p>
-            <w:pPr>
-              <w:spacing w:before="0" w:line="240" w:lineRule="auto"/>
-              <w:rPr>
-                <w:rFonts w:ascii="BRH Devanagari Extra" w:hAnsi="BRH Devanagari Extra" w:cs="BRH Devanagari Extra"/>
-                <w:sz w:val="40"/>
-                <w:szCs w:val="40"/>
-              </w:rPr>
-            </w:pPr>
-            <w:r>
-              <w:rPr>
-                <w:rFonts w:ascii="BRH Malayalam Extra" w:hAnsi="BRH Malayalam Extra" w:cs="BRH Malayalam Extra"/>
-                <w:sz w:val="40"/>
-                <w:szCs w:val="40"/>
-              </w:rPr>
-              <w:t>jb§ ögx˜Ö</w:t>
-            </w:r>
-            <w:r>
-              <w:rPr>
-                <w:rFonts w:ascii="BRH Malayalam Extra" w:hAnsi="BRH Malayalam Extra" w:cs="BRH Malayalam Extra"/>
-                <w:sz w:val="33"/>
-                <w:szCs w:val="40"/>
-              </w:rPr>
-              <w:t>–</w:t>
-            </w:r>
-            <w:r>
-              <w:rPr>
-                <w:rFonts w:ascii="BRH Malayalam Extra" w:hAnsi="BRH Malayalam Extra" w:cs="BRH Malayalam Extra"/>
-                <w:sz w:val="40"/>
-                <w:szCs w:val="40"/>
-              </w:rPr>
-              <w:t xml:space="preserve">YJ | </w:t>
-            </w:r>
-            <w:r>
-              <w:rPr>
-                <w:rFonts w:ascii="BRH Malayalam Extra" w:hAnsi="BRH Malayalam Extra" w:cs="BRH Malayalam Extra"/>
-                <w:sz w:val="40"/>
-                <w:szCs w:val="40"/>
-                <w:highlight w:val="green"/>
-              </w:rPr>
-              <w:t>ö</w:t>
-            </w:r>
-            <w:r>
-              <w:rPr>
-                <w:rFonts w:ascii="BRH Malayalam Extra" w:hAnsi="BRH Malayalam Extra" w:cs="BRH Malayalam Extra"/>
-                <w:sz w:val="40"/>
-                <w:szCs w:val="40"/>
-              </w:rPr>
-              <w:t>gx</w:t>
-            </w:r>
-            <w:r>
-              <w:rPr>
-                <w:rFonts w:ascii="BRH Malayalam Extra" w:hAnsi="BRH Malayalam Extra" w:cs="BRH Malayalam Extra"/>
-                <w:sz w:val="33"/>
-                <w:szCs w:val="40"/>
-              </w:rPr>
-              <w:t>–</w:t>
-            </w:r>
-            <w:r>
-              <w:rPr>
-                <w:rFonts w:ascii="BRH Malayalam Extra" w:hAnsi="BRH Malayalam Extra" w:cs="BRH Malayalam Extra"/>
-                <w:sz w:val="40"/>
-                <w:szCs w:val="40"/>
-              </w:rPr>
-              <w:t>Ö</w:t>
-            </w:r>
-            <w:r>
-              <w:rPr>
-                <w:rFonts w:ascii="BRH Malayalam Extra" w:hAnsi="BRH Malayalam Extra" w:cs="BRH Malayalam Extra"/>
-                <w:sz w:val="33"/>
-                <w:szCs w:val="40"/>
-              </w:rPr>
-              <w:t>–</w:t>
-            </w:r>
-            <w:r>
-              <w:rPr>
-                <w:rFonts w:ascii="BRH Malayalam Extra" w:hAnsi="BRH Malayalam Extra" w:cs="BRH Malayalam Extra"/>
-                <w:sz w:val="40"/>
-                <w:szCs w:val="40"/>
-              </w:rPr>
-              <w:t>YÒ— |</w:t>
-            </w:r>
-          </w:p>
-        </w:tc>
-      </w:tr>
-      <w:tr>
-        <w:trPr>
-          <w:trHeight w:val="1408"/>
-        </w:trPr>
-        <w:tc>
-          <w:tcPr>
-            <w:tcW w:w="3877" w:type="dxa"/>
-            <w:tcBorders>
-              <w:top w:val="single" w:sz="4" w:space="0" w:color="000000"/>
-              <w:left w:val="single" w:sz="4" w:space="0" w:color="000000"/>
-              <w:bottom w:val="single" w:sz="4" w:space="0" w:color="000000"/>
-              <w:right w:val="single" w:sz="4" w:space="0" w:color="000000"/>
-            </w:tcBorders>
-          </w:tcPr>
-          <w:p>
-            <w:pPr>
-              <w:widowControl w:val="0"/>
-              <w:tabs>
-                <w:tab w:val="left" w:pos="993"/>
-              </w:tabs>
-              <w:autoSpaceDE w:val="0"/>
-              <w:autoSpaceDN w:val="0"/>
-              <w:adjustRightInd w:val="0"/>
-              <w:spacing w:before="0" w:line="240" w:lineRule="auto"/>
-              <w:ind w:right="297"/>
-              <w:rPr>
-                <w:rFonts w:cs="Arial"/>
-                <w:b/>
-                <w:sz w:val="28"/>
-                <w:szCs w:val="32"/>
-                <w:lang w:bidi="ta-IN"/>
-              </w:rPr>
-            </w:pPr>
-            <w:r>
-              <w:rPr>
-                <w:rFonts w:cs="Arial"/>
-                <w:b/>
-                <w:sz w:val="28"/>
-                <w:szCs w:val="32"/>
-                <w:lang w:bidi="ta-IN"/>
-              </w:rPr>
-              <w:t>T.S.2.5.11.9 Kramam</w:t>
-            </w:r>
-          </w:p>
-          <w:p>
-            <w:pPr>
-              <w:widowControl w:val="0"/>
-              <w:tabs>
-                <w:tab w:val="left" w:pos="993"/>
-              </w:tabs>
-              <w:autoSpaceDE w:val="0"/>
-              <w:autoSpaceDN w:val="0"/>
-              <w:adjustRightInd w:val="0"/>
-              <w:spacing w:before="0" w:line="240" w:lineRule="auto"/>
-              <w:ind w:right="297"/>
-              <w:rPr>
-                <w:rFonts w:cs="Arial"/>
-                <w:b/>
-                <w:sz w:val="28"/>
-                <w:szCs w:val="32"/>
-                <w:lang w:bidi="ta-IN"/>
-              </w:rPr>
-            </w:pPr>
-            <w:r>
-              <w:rPr>
-                <w:rFonts w:cs="Arial"/>
-                <w:b/>
-                <w:sz w:val="28"/>
-                <w:szCs w:val="32"/>
-                <w:lang w:bidi="ta-IN"/>
-              </w:rPr>
-              <w:t>Krama Vaakyam No. – 42</w:t>
-            </w:r>
-          </w:p>
-          <w:p>
-            <w:pPr>
-              <w:widowControl w:val="0"/>
-              <w:tabs>
-                <w:tab w:val="left" w:pos="993"/>
-              </w:tabs>
-              <w:autoSpaceDE w:val="0"/>
-              <w:autoSpaceDN w:val="0"/>
-              <w:adjustRightInd w:val="0"/>
-              <w:spacing w:before="0" w:line="240" w:lineRule="auto"/>
-              <w:ind w:right="297"/>
-              <w:rPr>
-                <w:rFonts w:cs="Arial"/>
-                <w:b/>
-                <w:sz w:val="28"/>
-                <w:szCs w:val="32"/>
-                <w:lang w:bidi="ta-IN"/>
-              </w:rPr>
-            </w:pPr>
-            <w:r>
-              <w:rPr>
-                <w:rFonts w:cs="Arial"/>
-                <w:b/>
-                <w:sz w:val="28"/>
-                <w:szCs w:val="32"/>
-                <w:lang w:bidi="ta-IN"/>
-              </w:rPr>
-              <w:t>Panchaati No</w:t>
-            </w:r>
-            <w:r>
-              <w:rPr>
-                <w:rFonts w:cs="Arial"/>
-                <w:b/>
-                <w:szCs w:val="32"/>
-                <w:lang w:bidi="ta-IN"/>
-              </w:rPr>
-              <w:t>. -</w:t>
-            </w:r>
-            <w:r>
-              <w:rPr>
-                <w:rFonts w:cs="Arial"/>
-                <w:b/>
-                <w:sz w:val="28"/>
-                <w:szCs w:val="28"/>
-                <w:lang w:bidi="ta-IN"/>
-              </w:rPr>
-              <w:t xml:space="preserve"> 69</w:t>
-            </w:r>
-          </w:p>
-        </w:tc>
-        <w:tc>
-          <w:tcPr>
-            <w:tcW w:w="5132" w:type="dxa"/>
-            <w:tcBorders>
-              <w:top w:val="single" w:sz="4" w:space="0" w:color="000000"/>
-              <w:left w:val="single" w:sz="4" w:space="0" w:color="000000"/>
-              <w:bottom w:val="single" w:sz="4" w:space="0" w:color="000000"/>
-              <w:right w:val="single" w:sz="4" w:space="0" w:color="000000"/>
-            </w:tcBorders>
-          </w:tcPr>
-          <w:p>
-            <w:pPr>
-              <w:widowControl w:val="0"/>
-              <w:autoSpaceDE w:val="0"/>
-              <w:autoSpaceDN w:val="0"/>
-              <w:adjustRightInd w:val="0"/>
-              <w:spacing w:before="0" w:line="240" w:lineRule="auto"/>
-              <w:rPr>
-                <w:rFonts w:ascii="BRH Malayalam Extra" w:hAnsi="BRH Malayalam Extra" w:cs="BRH Malayalam Extra"/>
-                <w:sz w:val="40"/>
-                <w:szCs w:val="40"/>
-              </w:rPr>
-            </w:pPr>
-            <w:r>
-              <w:rPr>
-                <w:rFonts w:ascii="BRH Malayalam Extra" w:hAnsi="BRH Malayalam Extra" w:cs="BRH Malayalam Extra"/>
-                <w:sz w:val="40"/>
-                <w:szCs w:val="40"/>
-              </w:rPr>
-              <w:t>Zsôx˜b§ ögx</w:t>
-            </w:r>
-            <w:r>
-              <w:rPr>
-                <w:rFonts w:ascii="BRH Malayalam Extra" w:hAnsi="BRH Malayalam Extra" w:cs="BRH Malayalam Extra"/>
-                <w:sz w:val="40"/>
-                <w:szCs w:val="40"/>
-                <w:highlight w:val="yellow"/>
-              </w:rPr>
-              <w:t>t</w:t>
-            </w:r>
-            <w:r>
-              <w:rPr>
-                <w:rFonts w:ascii="BRH Malayalam Extra" w:hAnsi="BRH Malayalam Extra" w:cs="BRH Malayalam Extra"/>
-                <w:sz w:val="33"/>
-                <w:szCs w:val="40"/>
-              </w:rPr>
-              <w:t>–</w:t>
-            </w:r>
-            <w:r>
-              <w:rPr>
-                <w:rFonts w:ascii="BRH Malayalam Extra" w:hAnsi="BRH Malayalam Extra" w:cs="BRH Malayalam Extra"/>
-                <w:sz w:val="40"/>
-                <w:szCs w:val="40"/>
-              </w:rPr>
-              <w:t xml:space="preserve">YJ | </w:t>
-            </w:r>
-          </w:p>
-          <w:p>
-            <w:pPr>
-              <w:widowControl w:val="0"/>
-              <w:autoSpaceDE w:val="0"/>
-              <w:autoSpaceDN w:val="0"/>
-              <w:adjustRightInd w:val="0"/>
-              <w:spacing w:before="0" w:line="240" w:lineRule="auto"/>
-              <w:rPr>
-                <w:rFonts w:ascii="BRH Devanagari Extra" w:hAnsi="BRH Devanagari Extra" w:cs="BRH Devanagari Extra"/>
-                <w:sz w:val="40"/>
-                <w:szCs w:val="40"/>
-                <w:highlight w:val="yellow"/>
-              </w:rPr>
-            </w:pPr>
-            <w:r>
-              <w:rPr>
-                <w:rFonts w:ascii="BRH Malayalam Extra" w:hAnsi="BRH Malayalam Extra" w:cs="BRH Malayalam Extra"/>
-                <w:sz w:val="40"/>
-                <w:szCs w:val="40"/>
-              </w:rPr>
-              <w:t>ögx</w:t>
-            </w:r>
-            <w:r>
-              <w:rPr>
-                <w:rFonts w:ascii="BRH Malayalam Extra" w:hAnsi="BRH Malayalam Extra" w:cs="BRH Malayalam Extra"/>
-                <w:sz w:val="33"/>
-                <w:szCs w:val="40"/>
-              </w:rPr>
-              <w:t>–</w:t>
-            </w:r>
-            <w:r>
-              <w:rPr>
-                <w:rFonts w:ascii="BRH Malayalam Extra" w:hAnsi="BRH Malayalam Extra" w:cs="BRH Malayalam Extra"/>
-                <w:sz w:val="40"/>
-                <w:szCs w:val="40"/>
-              </w:rPr>
-              <w:t>Ö</w:t>
-            </w:r>
-            <w:r>
-              <w:rPr>
-                <w:rFonts w:ascii="BRH Malayalam Extra" w:hAnsi="BRH Malayalam Extra" w:cs="BRH Malayalam Extra"/>
-                <w:sz w:val="33"/>
-                <w:szCs w:val="40"/>
-              </w:rPr>
-              <w:t>–</w:t>
-            </w:r>
-            <w:r>
-              <w:rPr>
-                <w:rFonts w:ascii="BRH Malayalam Extra" w:hAnsi="BRH Malayalam Extra" w:cs="BRH Malayalam Extra"/>
-                <w:sz w:val="40"/>
-                <w:szCs w:val="40"/>
-              </w:rPr>
-              <w:t xml:space="preserve">¥Yx d | </w:t>
-            </w:r>
-          </w:p>
-        </w:tc>
-        <w:tc>
-          <w:tcPr>
-            <w:tcW w:w="5528" w:type="dxa"/>
-            <w:tcBorders>
-              <w:top w:val="single" w:sz="4" w:space="0" w:color="000000"/>
-              <w:left w:val="single" w:sz="4" w:space="0" w:color="000000"/>
-              <w:bottom w:val="single" w:sz="4" w:space="0" w:color="000000"/>
-              <w:right w:val="single" w:sz="4" w:space="0" w:color="000000"/>
-            </w:tcBorders>
-          </w:tcPr>
-          <w:p>
-            <w:pPr>
-              <w:widowControl w:val="0"/>
-              <w:autoSpaceDE w:val="0"/>
-              <w:autoSpaceDN w:val="0"/>
-              <w:adjustRightInd w:val="0"/>
-              <w:spacing w:before="0" w:line="240" w:lineRule="auto"/>
-              <w:rPr>
-                <w:rFonts w:ascii="BRH Malayalam Extra" w:hAnsi="BRH Malayalam Extra" w:cs="BRH Malayalam Extra"/>
-                <w:sz w:val="40"/>
-                <w:szCs w:val="40"/>
-              </w:rPr>
-            </w:pPr>
-            <w:r>
-              <w:rPr>
-                <w:rFonts w:ascii="BRH Malayalam Extra" w:hAnsi="BRH Malayalam Extra" w:cs="BRH Malayalam Extra"/>
-                <w:sz w:val="40"/>
-                <w:szCs w:val="40"/>
-              </w:rPr>
-              <w:t>Zsôx˜b§ ögx</w:t>
-            </w:r>
-            <w:r>
-              <w:rPr>
-                <w:rFonts w:ascii="BRH Malayalam Extra" w:hAnsi="BRH Malayalam Extra" w:cs="BRH Malayalam Extra"/>
-                <w:sz w:val="40"/>
-                <w:szCs w:val="40"/>
-                <w:highlight w:val="green"/>
-              </w:rPr>
-              <w:t>Ö</w:t>
-            </w:r>
-            <w:r>
-              <w:rPr>
-                <w:rFonts w:ascii="BRH Malayalam Extra" w:hAnsi="BRH Malayalam Extra" w:cs="BRH Malayalam Extra"/>
-                <w:sz w:val="33"/>
-                <w:szCs w:val="40"/>
-              </w:rPr>
-              <w:t>–</w:t>
-            </w:r>
-            <w:r>
-              <w:rPr>
-                <w:rFonts w:ascii="BRH Malayalam Extra" w:hAnsi="BRH Malayalam Extra" w:cs="BRH Malayalam Extra"/>
-                <w:sz w:val="40"/>
-                <w:szCs w:val="40"/>
-              </w:rPr>
-              <w:t xml:space="preserve">YJ | </w:t>
-            </w:r>
-          </w:p>
-          <w:p>
-            <w:pPr>
-              <w:widowControl w:val="0"/>
-              <w:autoSpaceDE w:val="0"/>
-              <w:autoSpaceDN w:val="0"/>
-              <w:adjustRightInd w:val="0"/>
-              <w:spacing w:before="0" w:line="240" w:lineRule="auto"/>
-              <w:rPr>
-                <w:rFonts w:ascii="BRH Devanagari Extra" w:hAnsi="BRH Devanagari Extra" w:cs="BRH Devanagari Extra"/>
-                <w:sz w:val="40"/>
-                <w:szCs w:val="40"/>
-                <w:highlight w:val="green"/>
-              </w:rPr>
-            </w:pPr>
-            <w:r>
-              <w:rPr>
-                <w:rFonts w:ascii="BRH Malayalam Extra" w:hAnsi="BRH Malayalam Extra" w:cs="BRH Malayalam Extra"/>
-                <w:sz w:val="40"/>
-                <w:szCs w:val="40"/>
-              </w:rPr>
-              <w:t>ögx</w:t>
-            </w:r>
-            <w:r>
-              <w:rPr>
-                <w:rFonts w:ascii="BRH Malayalam Extra" w:hAnsi="BRH Malayalam Extra" w:cs="BRH Malayalam Extra"/>
-                <w:sz w:val="33"/>
-                <w:szCs w:val="40"/>
-              </w:rPr>
-              <w:t>–</w:t>
-            </w:r>
-            <w:r>
-              <w:rPr>
-                <w:rFonts w:ascii="BRH Malayalam Extra" w:hAnsi="BRH Malayalam Extra" w:cs="BRH Malayalam Extra"/>
-                <w:sz w:val="40"/>
-                <w:szCs w:val="40"/>
-              </w:rPr>
-              <w:t>Ö</w:t>
-            </w:r>
-            <w:r>
-              <w:rPr>
-                <w:rFonts w:ascii="BRH Malayalam Extra" w:hAnsi="BRH Malayalam Extra" w:cs="BRH Malayalam Extra"/>
-                <w:sz w:val="33"/>
-                <w:szCs w:val="40"/>
-              </w:rPr>
-              <w:t>–</w:t>
-            </w:r>
-            <w:r>
-              <w:rPr>
-                <w:rFonts w:ascii="BRH Malayalam Extra" w:hAnsi="BRH Malayalam Extra" w:cs="BRH Malayalam Extra"/>
-                <w:sz w:val="40"/>
-                <w:szCs w:val="40"/>
-              </w:rPr>
-              <w:t xml:space="preserve">¥Yx d | </w:t>
-            </w:r>
-          </w:p>
-        </w:tc>
-      </w:tr>
-      <w:tr>
-        <w:trPr>
-          <w:trHeight w:val="1105"/>
-        </w:trPr>
-        <w:tc>
-          <w:tcPr>
-            <w:tcW w:w="3877" w:type="dxa"/>
-            <w:tcBorders>
-              <w:top w:val="single" w:sz="4" w:space="0" w:color="000000"/>
-              <w:left w:val="single" w:sz="4" w:space="0" w:color="000000"/>
-              <w:bottom w:val="single" w:sz="4" w:space="0" w:color="000000"/>
-              <w:right w:val="single" w:sz="4" w:space="0" w:color="000000"/>
-            </w:tcBorders>
-          </w:tcPr>
-          <w:p>
-            <w:pPr>
-              <w:widowControl w:val="0"/>
-              <w:tabs>
-                <w:tab w:val="left" w:pos="993"/>
-              </w:tabs>
-              <w:autoSpaceDE w:val="0"/>
-              <w:autoSpaceDN w:val="0"/>
-              <w:adjustRightInd w:val="0"/>
-              <w:spacing w:before="0" w:line="240" w:lineRule="auto"/>
-              <w:ind w:right="297"/>
-              <w:rPr>
-                <w:rFonts w:cs="Arial"/>
-                <w:b/>
-                <w:sz w:val="28"/>
-                <w:szCs w:val="32"/>
-                <w:lang w:bidi="ta-IN"/>
-              </w:rPr>
-            </w:pPr>
-            <w:r>
-              <w:rPr>
-                <w:rFonts w:cs="Arial"/>
-                <w:b/>
-                <w:sz w:val="28"/>
-                <w:szCs w:val="32"/>
-                <w:lang w:bidi="ta-IN"/>
-              </w:rPr>
-              <w:t>T.S.2.5.12.1 Kramam</w:t>
-            </w:r>
-          </w:p>
-          <w:p>
-            <w:pPr>
-              <w:widowControl w:val="0"/>
-              <w:tabs>
-                <w:tab w:val="left" w:pos="993"/>
-              </w:tabs>
-              <w:autoSpaceDE w:val="0"/>
-              <w:autoSpaceDN w:val="0"/>
-              <w:adjustRightInd w:val="0"/>
-              <w:spacing w:before="0" w:line="240" w:lineRule="auto"/>
-              <w:ind w:right="297"/>
-              <w:rPr>
-                <w:rFonts w:cs="Arial"/>
-                <w:b/>
-                <w:sz w:val="28"/>
-                <w:szCs w:val="32"/>
-                <w:lang w:bidi="ta-IN"/>
-              </w:rPr>
-            </w:pPr>
-            <w:r>
-              <w:rPr>
-                <w:rFonts w:cs="Arial"/>
-                <w:b/>
-                <w:sz w:val="28"/>
-                <w:szCs w:val="32"/>
-                <w:lang w:bidi="ta-IN"/>
-              </w:rPr>
-              <w:t>Krama Vaakyam No. – 32</w:t>
-            </w:r>
-          </w:p>
-          <w:p>
-            <w:pPr>
-              <w:widowControl w:val="0"/>
-              <w:tabs>
-                <w:tab w:val="left" w:pos="993"/>
-              </w:tabs>
-              <w:autoSpaceDE w:val="0"/>
-              <w:autoSpaceDN w:val="0"/>
-              <w:adjustRightInd w:val="0"/>
-              <w:spacing w:before="0" w:line="240" w:lineRule="auto"/>
-              <w:ind w:right="297"/>
-              <w:rPr>
-                <w:rFonts w:cs="Arial"/>
-                <w:b/>
-                <w:sz w:val="28"/>
-                <w:szCs w:val="32"/>
-                <w:lang w:bidi="ta-IN"/>
-              </w:rPr>
-            </w:pPr>
-            <w:r>
-              <w:rPr>
-                <w:rFonts w:cs="Arial"/>
-                <w:b/>
-                <w:sz w:val="28"/>
-                <w:szCs w:val="32"/>
-                <w:lang w:bidi="ta-IN"/>
-              </w:rPr>
-              <w:t>Panchaati No</w:t>
-            </w:r>
-            <w:r>
-              <w:rPr>
-                <w:rFonts w:cs="Arial"/>
-                <w:b/>
-                <w:szCs w:val="32"/>
-                <w:lang w:bidi="ta-IN"/>
-              </w:rPr>
-              <w:t>. -</w:t>
-            </w:r>
-            <w:r>
-              <w:rPr>
-                <w:rFonts w:cs="Arial"/>
-                <w:b/>
-                <w:sz w:val="28"/>
-                <w:szCs w:val="28"/>
-                <w:lang w:bidi="ta-IN"/>
-              </w:rPr>
-              <w:t xml:space="preserve"> 70</w:t>
-            </w:r>
-          </w:p>
-        </w:tc>
-        <w:tc>
-          <w:tcPr>
-            <w:tcW w:w="5132" w:type="dxa"/>
-            <w:tcBorders>
-              <w:top w:val="single" w:sz="4" w:space="0" w:color="000000"/>
-              <w:left w:val="single" w:sz="4" w:space="0" w:color="000000"/>
-              <w:bottom w:val="single" w:sz="4" w:space="0" w:color="000000"/>
-              <w:right w:val="single" w:sz="4" w:space="0" w:color="000000"/>
-            </w:tcBorders>
-          </w:tcPr>
-          <w:p>
-            <w:pPr>
-              <w:spacing w:before="0" w:line="240" w:lineRule="auto"/>
-              <w:rPr>
-                <w:rFonts w:ascii="BRH Devanagari Extra" w:hAnsi="BRH Devanagari Extra" w:cs="BRH Devanagari Extra"/>
-                <w:sz w:val="40"/>
-                <w:szCs w:val="40"/>
-              </w:rPr>
-            </w:pPr>
-            <w:r>
-              <w:rPr>
-                <w:rFonts w:ascii="BRH Malayalam Extra" w:hAnsi="BRH Malayalam Extra" w:cs="BRH Malayalam Extra"/>
-                <w:sz w:val="40"/>
-                <w:szCs w:val="40"/>
-              </w:rPr>
-              <w:t>D</w:t>
-            </w:r>
-            <w:r>
-              <w:rPr>
-                <w:rFonts w:ascii="BRH Malayalam Extra" w:hAnsi="BRH Malayalam Extra" w:cs="BRH Malayalam Extra"/>
-                <w:sz w:val="40"/>
-                <w:szCs w:val="40"/>
-                <w:highlight w:val="yellow"/>
-              </w:rPr>
-              <w:t>b§ D—</w:t>
-            </w:r>
-            <w:r>
-              <w:rPr>
-                <w:rFonts w:ascii="BRH Malayalam Extra" w:hAnsi="BRH Malayalam Extra" w:cs="BRH Malayalam Extra"/>
-                <w:sz w:val="40"/>
-                <w:szCs w:val="40"/>
-              </w:rPr>
-              <w:t xml:space="preserve"> | D</w:t>
-            </w:r>
-            <w:r>
-              <w:rPr>
-                <w:rFonts w:ascii="BRH Malayalam Extra" w:hAnsi="BRH Malayalam Extra" w:cs="BRH Malayalam Extra"/>
-                <w:sz w:val="33"/>
-                <w:szCs w:val="40"/>
-              </w:rPr>
-              <w:t>–</w:t>
-            </w:r>
-            <w:r>
-              <w:rPr>
-                <w:rFonts w:ascii="BRH Malayalam Extra" w:hAnsi="BRH Malayalam Extra" w:cs="BRH Malayalam Extra"/>
-                <w:sz w:val="40"/>
-                <w:szCs w:val="40"/>
-              </w:rPr>
-              <w:t xml:space="preserve"> ZõI |</w:t>
-            </w:r>
-          </w:p>
-        </w:tc>
-        <w:tc>
-          <w:tcPr>
-            <w:tcW w:w="5528" w:type="dxa"/>
-            <w:tcBorders>
-              <w:top w:val="single" w:sz="4" w:space="0" w:color="000000"/>
-              <w:left w:val="single" w:sz="4" w:space="0" w:color="000000"/>
-              <w:bottom w:val="single" w:sz="4" w:space="0" w:color="000000"/>
-              <w:right w:val="single" w:sz="4" w:space="0" w:color="000000"/>
-            </w:tcBorders>
-          </w:tcPr>
-          <w:p>
-            <w:pPr>
-              <w:spacing w:before="0" w:line="240" w:lineRule="auto"/>
-              <w:rPr>
-                <w:rFonts w:ascii="BRH Devanagari Extra" w:hAnsi="BRH Devanagari Extra" w:cs="BRH Devanagari Extra"/>
-                <w:sz w:val="40"/>
-                <w:szCs w:val="40"/>
-              </w:rPr>
-            </w:pPr>
-            <w:r>
-              <w:rPr>
-                <w:rFonts w:ascii="BRH Malayalam Extra" w:hAnsi="BRH Malayalam Extra" w:cs="BRH Malayalam Extra"/>
-                <w:sz w:val="40"/>
-                <w:szCs w:val="40"/>
-              </w:rPr>
-              <w:t>D</w:t>
-            </w:r>
-            <w:r>
-              <w:rPr>
-                <w:rFonts w:ascii="BRH Malayalam Extra" w:hAnsi="BRH Malayalam Extra" w:cs="BRH Malayalam Extra"/>
-                <w:sz w:val="40"/>
-                <w:szCs w:val="40"/>
-                <w:highlight w:val="green"/>
-              </w:rPr>
-              <w:t>b—¡</w:t>
-            </w:r>
-            <w:r>
-              <w:rPr>
-                <w:rFonts w:ascii="BRH Malayalam Extra" w:hAnsi="BRH Malayalam Extra" w:cs="BRH Malayalam Extra"/>
-                <w:sz w:val="40"/>
-                <w:szCs w:val="40"/>
-              </w:rPr>
-              <w:t xml:space="preserve"> | D</w:t>
-            </w:r>
-            <w:r>
-              <w:rPr>
-                <w:rFonts w:ascii="BRH Malayalam Extra" w:hAnsi="BRH Malayalam Extra" w:cs="BRH Malayalam Extra"/>
-                <w:sz w:val="33"/>
-                <w:szCs w:val="40"/>
-              </w:rPr>
-              <w:t>–</w:t>
-            </w:r>
-            <w:r>
-              <w:rPr>
-                <w:rFonts w:ascii="BRH Malayalam Extra" w:hAnsi="BRH Malayalam Extra" w:cs="BRH Malayalam Extra"/>
-                <w:sz w:val="40"/>
-                <w:szCs w:val="40"/>
-              </w:rPr>
-              <w:t xml:space="preserve"> ZõI |</w:t>
             </w:r>
           </w:p>
         </w:tc>
@@ -5608,6 +6447,7 @@
                 <w:sz w:val="32"/>
                 <w:szCs w:val="32"/>
               </w:rPr>
+              <w:lastRenderedPageBreak/>
               <w:t>Section, Paragraph</w:t>
             </w:r>
           </w:p>
@@ -7392,6 +8232,7 @@
                 <w:sz w:val="28"/>
                 <w:szCs w:val="32"/>
               </w:rPr>
+              <w:lastRenderedPageBreak/>
               <w:t>T.S.2.</w:t>
             </w:r>
             <w:r>
@@ -8334,7 +9175,6 @@
                 <w:sz w:val="28"/>
                 <w:szCs w:val="32"/>
               </w:rPr>
-              <w:lastRenderedPageBreak/>
               <w:t>T.S.2.</w:t>
             </w:r>
             <w:r>
@@ -10377,6 +11217,7 @@
                 <w:sz w:val="28"/>
                 <w:szCs w:val="32"/>
               </w:rPr>
+              <w:lastRenderedPageBreak/>
               <w:t>T.S.2.</w:t>
             </w:r>
             <w:r>
@@ -11238,7 +12079,6 @@
                 <w:sz w:val="28"/>
                 <w:szCs w:val="32"/>
               </w:rPr>
-              <w:lastRenderedPageBreak/>
               <w:t>T.S.2.</w:t>
             </w:r>
             <w:r>
@@ -13206,6 +14046,7 @@
           <w:szCs w:val="40"/>
           <w:lang w:val="en-IN" w:eastAsia="en-IN"/>
         </w:rPr>
+        <w:lastRenderedPageBreak/>
         <w:t xml:space="preserve">"qï" </w:t>
       </w:r>
       <w:r>
@@ -13486,7 +14327,6 @@
                 <w:sz w:val="28"/>
                 <w:szCs w:val="32"/>
               </w:rPr>
-              <w:lastRenderedPageBreak/>
               <w:t>None</w:t>
             </w:r>
           </w:p>

--- a/TS-Kramam/TS-2.5/TS 2.5 Malayalam Krama Paatam Corrections.docx
+++ b/TS-Kramam/TS-2.5/TS 2.5 Malayalam Krama Paatam Corrections.docx
@@ -21,40 +21,7 @@
           <w:szCs w:val="32"/>
           <w:u w:val="single"/>
         </w:rPr>
-        <w:t xml:space="preserve">TS Krama Paatam – TS 2.5 </w:t>
-      </w:r>
-      <w:proofErr w:type="gramStart"/>
-      <w:r>
-        <w:rPr>
-          <w:b/>
-          <w:bCs/>
-          <w:sz w:val="32"/>
-          <w:szCs w:val="32"/>
-          <w:u w:val="single"/>
-        </w:rPr>
-        <w:t>Malayalam  Corrections</w:t>
-      </w:r>
-      <w:proofErr w:type="gramEnd"/>
-      <w:r>
-        <w:rPr>
-          <w:b/>
-          <w:bCs/>
-          <w:sz w:val="32"/>
-          <w:szCs w:val="32"/>
-          <w:u w:val="single"/>
-        </w:rPr>
-        <w:t xml:space="preserve"> – Observed </w:t>
-      </w:r>
-      <w:proofErr w:type="gramStart"/>
-      <w:r>
-        <w:rPr>
-          <w:b/>
-          <w:bCs/>
-          <w:sz w:val="32"/>
-          <w:szCs w:val="32"/>
-          <w:u w:val="single"/>
-        </w:rPr>
-        <w:t xml:space="preserve">till </w:t>
+        <w:t xml:space="preserve">TS Krama Paatam – TS 2.5 Malayalam  Corrections – Observed till </w:t>
       </w:r>
       <w:r>
         <w:rPr>
@@ -67,7 +34,6 @@
         </w:rPr>
         <w:t>?????</w:t>
       </w:r>
-      <w:proofErr w:type="gramEnd"/>
     </w:p>
     <w:p>
       <w:pPr>
@@ -299,28 +265,18 @@
                 <w:b/>
                 <w:sz w:val="28"/>
                 <w:szCs w:val="32"/>
-                <w:lang w:val="it-IT" w:bidi="ta-IN"/>
-              </w:rPr>
-            </w:pPr>
-            <w:r>
-              <w:rPr>
-                <w:rFonts w:cs="Arial"/>
-                <w:b/>
-                <w:sz w:val="28"/>
-                <w:szCs w:val="32"/>
-                <w:lang w:val="it-IT" w:bidi="ta-IN"/>
-              </w:rPr>
-              <w:t xml:space="preserve">Krama Vaakyam No. - </w:t>
-            </w:r>
-            <w:r>
-              <w:rPr>
-                <w:rFonts w:cs="Arial"/>
-                <w:b/>
-                <w:sz w:val="28"/>
-                <w:szCs w:val="32"/>
-                <w:lang w:val="it-IT" w:bidi="ta-IN"/>
-              </w:rPr>
-              <w:t>48</w:t>
+                <w:lang w:val="en-IN" w:bidi="ta-IN"/>
+              </w:rPr>
+            </w:pPr>
+            <w:r>
+              <w:rPr>
+                <w:rFonts w:cs="Arial"/>
+                <w:b/>
+                <w:sz w:val="28"/>
+                <w:szCs w:val="32"/>
+                <w:lang w:val="en-IN" w:bidi="ta-IN"/>
+              </w:rPr>
+              <w:t>Krama Vaakyam No. - 48</w:t>
             </w:r>
           </w:p>
           <w:p>
@@ -405,14 +361,16 @@
                 <w:color w:val="000000"/>
                 <w:sz w:val="40"/>
                 <w:szCs w:val="40"/>
-              </w:rPr>
-            </w:pPr>
-            <w:r>
-              <w:rPr>
-                <w:rFonts w:ascii="BRH Malayalam Extra" w:hAnsi="BRH Malayalam Extra" w:cs="BRH Malayalam Extra"/>
-                <w:color w:val="000000"/>
-                <w:sz w:val="40"/>
-                <w:szCs w:val="40"/>
+                <w:lang w:val="it-IT"/>
+              </w:rPr>
+            </w:pPr>
+            <w:r>
+              <w:rPr>
+                <w:rFonts w:ascii="BRH Malayalam Extra" w:hAnsi="BRH Malayalam Extra" w:cs="BRH Malayalam Extra"/>
+                <w:color w:val="000000"/>
+                <w:sz w:val="40"/>
+                <w:szCs w:val="40"/>
+                <w:lang w:val="it-IT"/>
               </w:rPr>
               <w:t>qz</w:t>
             </w:r>
@@ -422,15 +380,17 @@
                 <w:color w:val="000000"/>
                 <w:sz w:val="33"/>
                 <w:szCs w:val="40"/>
-              </w:rPr>
-              <w:t>–</w:t>
-            </w:r>
-            <w:r>
-              <w:rPr>
-                <w:rFonts w:ascii="BRH Malayalam Extra" w:hAnsi="BRH Malayalam Extra" w:cs="BRH Malayalam Extra"/>
-                <w:color w:val="000000"/>
-                <w:sz w:val="40"/>
-                <w:szCs w:val="40"/>
+                <w:lang w:val="it-IT"/>
+              </w:rPr>
+              <w:t>–</w:t>
+            </w:r>
+            <w:r>
+              <w:rPr>
+                <w:rFonts w:ascii="BRH Malayalam Extra" w:hAnsi="BRH Malayalam Extra" w:cs="BRH Malayalam Extra"/>
+                <w:color w:val="000000"/>
+                <w:sz w:val="40"/>
+                <w:szCs w:val="40"/>
+                <w:lang w:val="it-IT"/>
               </w:rPr>
               <w:t>Z</w:t>
             </w:r>
@@ -440,15 +400,17 @@
                 <w:color w:val="000000"/>
                 <w:sz w:val="33"/>
                 <w:szCs w:val="40"/>
-              </w:rPr>
-              <w:t>–</w:t>
-            </w:r>
-            <w:r>
-              <w:rPr>
-                <w:rFonts w:ascii="BRH Malayalam Extra" w:hAnsi="BRH Malayalam Extra" w:cs="BRH Malayalam Extra"/>
-                <w:color w:val="000000"/>
-                <w:sz w:val="40"/>
-                <w:szCs w:val="40"/>
+                <w:lang w:val="it-IT"/>
+              </w:rPr>
+              <w:t>–</w:t>
+            </w:r>
+            <w:r>
+              <w:rPr>
+                <w:rFonts w:ascii="BRH Malayalam Extra" w:hAnsi="BRH Malayalam Extra" w:cs="BRH Malayalam Extra"/>
+                <w:color w:val="000000"/>
+                <w:sz w:val="40"/>
+                <w:szCs w:val="40"/>
+                <w:lang w:val="it-IT"/>
               </w:rPr>
               <w:t>k¢</w:t>
             </w:r>
@@ -458,15 +420,17 @@
                 <w:color w:val="000000"/>
                 <w:sz w:val="33"/>
                 <w:szCs w:val="40"/>
-              </w:rPr>
-              <w:t>–</w:t>
-            </w:r>
-            <w:r>
-              <w:rPr>
-                <w:rFonts w:ascii="BRH Malayalam Extra" w:hAnsi="BRH Malayalam Extra" w:cs="BRH Malayalam Extra"/>
-                <w:color w:val="000000"/>
-                <w:sz w:val="40"/>
-                <w:szCs w:val="40"/>
+                <w:lang w:val="it-IT"/>
+              </w:rPr>
+              <w:t>–</w:t>
+            </w:r>
+            <w:r>
+              <w:rPr>
+                <w:rFonts w:ascii="BRH Malayalam Extra" w:hAnsi="BRH Malayalam Extra" w:cs="BRH Malayalam Extra"/>
+                <w:color w:val="000000"/>
+                <w:sz w:val="40"/>
+                <w:szCs w:val="40"/>
+                <w:lang w:val="it-IT"/>
               </w:rPr>
               <w:t xml:space="preserve">kxp—RdjZ§ | </w:t>
             </w:r>
@@ -482,14 +446,16 @@
                 <w:rFonts w:ascii="BRH Malayalam Extra" w:hAnsi="BRH Malayalam Extra" w:cs="BRH Malayalam Extra"/>
                 <w:sz w:val="40"/>
                 <w:szCs w:val="40"/>
-              </w:rPr>
-            </w:pPr>
-            <w:r>
-              <w:rPr>
-                <w:rFonts w:ascii="BRH Malayalam Extra" w:hAnsi="BRH Malayalam Extra" w:cs="BRH Malayalam Extra"/>
-                <w:color w:val="000000"/>
-                <w:sz w:val="40"/>
-                <w:szCs w:val="40"/>
+                <w:lang w:val="it-IT"/>
+              </w:rPr>
+            </w:pPr>
+            <w:r>
+              <w:rPr>
+                <w:rFonts w:ascii="BRH Malayalam Extra" w:hAnsi="BRH Malayalam Extra" w:cs="BRH Malayalam Extra"/>
+                <w:color w:val="000000"/>
+                <w:sz w:val="40"/>
+                <w:szCs w:val="40"/>
+                <w:lang w:val="it-IT"/>
               </w:rPr>
               <w:t>qz</w:t>
             </w:r>
@@ -499,15 +465,17 @@
                 <w:color w:val="000000"/>
                 <w:sz w:val="33"/>
                 <w:szCs w:val="40"/>
-              </w:rPr>
-              <w:t>–</w:t>
-            </w:r>
-            <w:r>
-              <w:rPr>
-                <w:rFonts w:ascii="BRH Malayalam Extra" w:hAnsi="BRH Malayalam Extra" w:cs="BRH Malayalam Extra"/>
-                <w:color w:val="000000"/>
-                <w:sz w:val="40"/>
-                <w:szCs w:val="40"/>
+                <w:lang w:val="it-IT"/>
+              </w:rPr>
+              <w:t>–</w:t>
+            </w:r>
+            <w:r>
+              <w:rPr>
+                <w:rFonts w:ascii="BRH Malayalam Extra" w:hAnsi="BRH Malayalam Extra" w:cs="BRH Malayalam Extra"/>
+                <w:color w:val="000000"/>
+                <w:sz w:val="40"/>
+                <w:szCs w:val="40"/>
+                <w:lang w:val="it-IT"/>
               </w:rPr>
               <w:t>Z</w:t>
             </w:r>
@@ -517,15 +485,17 @@
                 <w:color w:val="000000"/>
                 <w:sz w:val="33"/>
                 <w:szCs w:val="40"/>
-              </w:rPr>
-              <w:t>–</w:t>
-            </w:r>
-            <w:r>
-              <w:rPr>
-                <w:rFonts w:ascii="BRH Malayalam Extra" w:hAnsi="BRH Malayalam Extra" w:cs="BRH Malayalam Extra"/>
-                <w:color w:val="000000"/>
-                <w:sz w:val="40"/>
-                <w:szCs w:val="40"/>
+                <w:lang w:val="it-IT"/>
+              </w:rPr>
+              <w:t>–</w:t>
+            </w:r>
+            <w:r>
+              <w:rPr>
+                <w:rFonts w:ascii="BRH Malayalam Extra" w:hAnsi="BRH Malayalam Extra" w:cs="BRH Malayalam Extra"/>
+                <w:color w:val="000000"/>
+                <w:sz w:val="40"/>
+                <w:szCs w:val="40"/>
+                <w:lang w:val="it-IT"/>
               </w:rPr>
               <w:t>k¢</w:t>
             </w:r>
@@ -535,15 +505,17 @@
                 <w:color w:val="000000"/>
                 <w:sz w:val="33"/>
                 <w:szCs w:val="40"/>
-              </w:rPr>
-              <w:t>–</w:t>
-            </w:r>
-            <w:r>
-              <w:rPr>
-                <w:rFonts w:ascii="BRH Malayalam Extra" w:hAnsi="BRH Malayalam Extra" w:cs="BRH Malayalam Extra"/>
-                <w:color w:val="000000"/>
-                <w:sz w:val="40"/>
-                <w:szCs w:val="40"/>
+                <w:lang w:val="it-IT"/>
+              </w:rPr>
+              <w:t>–</w:t>
+            </w:r>
+            <w:r>
+              <w:rPr>
+                <w:rFonts w:ascii="BRH Malayalam Extra" w:hAnsi="BRH Malayalam Extra" w:cs="BRH Malayalam Extra"/>
+                <w:color w:val="000000"/>
+                <w:sz w:val="40"/>
+                <w:szCs w:val="40"/>
+                <w:lang w:val="it-IT"/>
               </w:rPr>
               <w:t>kxpyZy— qzZ - k¢</w:t>
             </w:r>
@@ -553,6 +525,7 @@
                 <w:color w:val="000000"/>
                 <w:sz w:val="33"/>
                 <w:szCs w:val="40"/>
+                <w:lang w:val="it-IT"/>
               </w:rPr>
               <w:t>–</w:t>
             </w:r>
@@ -563,6 +536,7 @@
                 <w:sz w:val="40"/>
                 <w:szCs w:val="40"/>
                 <w:highlight w:val="yellow"/>
+                <w:lang w:val="it-IT"/>
               </w:rPr>
               <w:t>k¦</w:t>
             </w:r>
@@ -572,15 +546,17 @@
                 <w:color w:val="000000"/>
                 <w:sz w:val="33"/>
                 <w:szCs w:val="40"/>
-              </w:rPr>
-              <w:t>–</w:t>
-            </w:r>
-            <w:r>
-              <w:rPr>
-                <w:rFonts w:ascii="BRH Malayalam Extra" w:hAnsi="BRH Malayalam Extra" w:cs="BRH Malayalam Extra"/>
-                <w:color w:val="000000"/>
-                <w:sz w:val="40"/>
-                <w:szCs w:val="40"/>
+                <w:lang w:val="it-IT"/>
+              </w:rPr>
+              <w:t>–</w:t>
+            </w:r>
+            <w:r>
+              <w:rPr>
+                <w:rFonts w:ascii="BRH Malayalam Extra" w:hAnsi="BRH Malayalam Extra" w:cs="BRH Malayalam Extra"/>
+                <w:color w:val="000000"/>
+                <w:sz w:val="40"/>
+                <w:szCs w:val="40"/>
+                <w:lang w:val="it-IT"/>
               </w:rPr>
               <w:t xml:space="preserve"> | </w:t>
             </w:r>
@@ -608,14 +584,16 @@
                 <w:color w:val="000000"/>
                 <w:sz w:val="40"/>
                 <w:szCs w:val="40"/>
-              </w:rPr>
-            </w:pPr>
-            <w:r>
-              <w:rPr>
-                <w:rFonts w:ascii="BRH Malayalam Extra" w:hAnsi="BRH Malayalam Extra" w:cs="BRH Malayalam Extra"/>
-                <w:color w:val="000000"/>
-                <w:sz w:val="40"/>
-                <w:szCs w:val="40"/>
+                <w:lang w:val="it-IT"/>
+              </w:rPr>
+            </w:pPr>
+            <w:r>
+              <w:rPr>
+                <w:rFonts w:ascii="BRH Malayalam Extra" w:hAnsi="BRH Malayalam Extra" w:cs="BRH Malayalam Extra"/>
+                <w:color w:val="000000"/>
+                <w:sz w:val="40"/>
+                <w:szCs w:val="40"/>
+                <w:lang w:val="it-IT"/>
               </w:rPr>
               <w:t>qz</w:t>
             </w:r>
@@ -625,15 +603,17 @@
                 <w:color w:val="000000"/>
                 <w:sz w:val="33"/>
                 <w:szCs w:val="40"/>
-              </w:rPr>
-              <w:t>–</w:t>
-            </w:r>
-            <w:r>
-              <w:rPr>
-                <w:rFonts w:ascii="BRH Malayalam Extra" w:hAnsi="BRH Malayalam Extra" w:cs="BRH Malayalam Extra"/>
-                <w:color w:val="000000"/>
-                <w:sz w:val="40"/>
-                <w:szCs w:val="40"/>
+                <w:lang w:val="it-IT"/>
+              </w:rPr>
+              <w:t>–</w:t>
+            </w:r>
+            <w:r>
+              <w:rPr>
+                <w:rFonts w:ascii="BRH Malayalam Extra" w:hAnsi="BRH Malayalam Extra" w:cs="BRH Malayalam Extra"/>
+                <w:color w:val="000000"/>
+                <w:sz w:val="40"/>
+                <w:szCs w:val="40"/>
+                <w:lang w:val="it-IT"/>
               </w:rPr>
               <w:t>Z</w:t>
             </w:r>
@@ -643,15 +623,17 @@
                 <w:color w:val="000000"/>
                 <w:sz w:val="33"/>
                 <w:szCs w:val="40"/>
-              </w:rPr>
-              <w:t>–</w:t>
-            </w:r>
-            <w:r>
-              <w:rPr>
-                <w:rFonts w:ascii="BRH Malayalam Extra" w:hAnsi="BRH Malayalam Extra" w:cs="BRH Malayalam Extra"/>
-                <w:color w:val="000000"/>
-                <w:sz w:val="40"/>
-                <w:szCs w:val="40"/>
+                <w:lang w:val="it-IT"/>
+              </w:rPr>
+              <w:t>–</w:t>
+            </w:r>
+            <w:r>
+              <w:rPr>
+                <w:rFonts w:ascii="BRH Malayalam Extra" w:hAnsi="BRH Malayalam Extra" w:cs="BRH Malayalam Extra"/>
+                <w:color w:val="000000"/>
+                <w:sz w:val="40"/>
+                <w:szCs w:val="40"/>
+                <w:lang w:val="it-IT"/>
               </w:rPr>
               <w:t>k¢</w:t>
             </w:r>
@@ -661,15 +643,17 @@
                 <w:color w:val="000000"/>
                 <w:sz w:val="33"/>
                 <w:szCs w:val="40"/>
-              </w:rPr>
-              <w:t>–</w:t>
-            </w:r>
-            <w:r>
-              <w:rPr>
-                <w:rFonts w:ascii="BRH Malayalam Extra" w:hAnsi="BRH Malayalam Extra" w:cs="BRH Malayalam Extra"/>
-                <w:color w:val="000000"/>
-                <w:sz w:val="40"/>
-                <w:szCs w:val="40"/>
+                <w:lang w:val="it-IT"/>
+              </w:rPr>
+              <w:t>–</w:t>
+            </w:r>
+            <w:r>
+              <w:rPr>
+                <w:rFonts w:ascii="BRH Malayalam Extra" w:hAnsi="BRH Malayalam Extra" w:cs="BRH Malayalam Extra"/>
+                <w:color w:val="000000"/>
+                <w:sz w:val="40"/>
+                <w:szCs w:val="40"/>
+                <w:lang w:val="it-IT"/>
               </w:rPr>
               <w:t xml:space="preserve">kxp—RdjZ§ | </w:t>
             </w:r>
@@ -685,14 +669,16 @@
                 <w:rFonts w:ascii="BRH Malayalam Extra" w:hAnsi="BRH Malayalam Extra" w:cs="BRH Malayalam Extra"/>
                 <w:sz w:val="40"/>
                 <w:szCs w:val="40"/>
-              </w:rPr>
-            </w:pPr>
-            <w:r>
-              <w:rPr>
-                <w:rFonts w:ascii="BRH Malayalam Extra" w:hAnsi="BRH Malayalam Extra" w:cs="BRH Malayalam Extra"/>
-                <w:color w:val="000000"/>
-                <w:sz w:val="40"/>
-                <w:szCs w:val="40"/>
+                <w:lang w:val="it-IT"/>
+              </w:rPr>
+            </w:pPr>
+            <w:r>
+              <w:rPr>
+                <w:rFonts w:ascii="BRH Malayalam Extra" w:hAnsi="BRH Malayalam Extra" w:cs="BRH Malayalam Extra"/>
+                <w:color w:val="000000"/>
+                <w:sz w:val="40"/>
+                <w:szCs w:val="40"/>
+                <w:lang w:val="it-IT"/>
               </w:rPr>
               <w:t>qz</w:t>
             </w:r>
@@ -702,15 +688,17 @@
                 <w:color w:val="000000"/>
                 <w:sz w:val="33"/>
                 <w:szCs w:val="40"/>
-              </w:rPr>
-              <w:t>–</w:t>
-            </w:r>
-            <w:r>
-              <w:rPr>
-                <w:rFonts w:ascii="BRH Malayalam Extra" w:hAnsi="BRH Malayalam Extra" w:cs="BRH Malayalam Extra"/>
-                <w:color w:val="000000"/>
-                <w:sz w:val="40"/>
-                <w:szCs w:val="40"/>
+                <w:lang w:val="it-IT"/>
+              </w:rPr>
+              <w:t>–</w:t>
+            </w:r>
+            <w:r>
+              <w:rPr>
+                <w:rFonts w:ascii="BRH Malayalam Extra" w:hAnsi="BRH Malayalam Extra" w:cs="BRH Malayalam Extra"/>
+                <w:color w:val="000000"/>
+                <w:sz w:val="40"/>
+                <w:szCs w:val="40"/>
+                <w:lang w:val="it-IT"/>
               </w:rPr>
               <w:t>Z</w:t>
             </w:r>
@@ -720,15 +708,17 @@
                 <w:color w:val="000000"/>
                 <w:sz w:val="33"/>
                 <w:szCs w:val="40"/>
-              </w:rPr>
-              <w:t>–</w:t>
-            </w:r>
-            <w:r>
-              <w:rPr>
-                <w:rFonts w:ascii="BRH Malayalam Extra" w:hAnsi="BRH Malayalam Extra" w:cs="BRH Malayalam Extra"/>
-                <w:color w:val="000000"/>
-                <w:sz w:val="40"/>
-                <w:szCs w:val="40"/>
+                <w:lang w:val="it-IT"/>
+              </w:rPr>
+              <w:t>–</w:t>
+            </w:r>
+            <w:r>
+              <w:rPr>
+                <w:rFonts w:ascii="BRH Malayalam Extra" w:hAnsi="BRH Malayalam Extra" w:cs="BRH Malayalam Extra"/>
+                <w:color w:val="000000"/>
+                <w:sz w:val="40"/>
+                <w:szCs w:val="40"/>
+                <w:lang w:val="it-IT"/>
               </w:rPr>
               <w:t>k¢</w:t>
             </w:r>
@@ -738,15 +728,17 @@
                 <w:color w:val="000000"/>
                 <w:sz w:val="33"/>
                 <w:szCs w:val="40"/>
-              </w:rPr>
-              <w:t>–</w:t>
-            </w:r>
-            <w:r>
-              <w:rPr>
-                <w:rFonts w:ascii="BRH Malayalam Extra" w:hAnsi="BRH Malayalam Extra" w:cs="BRH Malayalam Extra"/>
-                <w:color w:val="000000"/>
-                <w:sz w:val="40"/>
-                <w:szCs w:val="40"/>
+                <w:lang w:val="it-IT"/>
+              </w:rPr>
+              <w:t>–</w:t>
+            </w:r>
+            <w:r>
+              <w:rPr>
+                <w:rFonts w:ascii="BRH Malayalam Extra" w:hAnsi="BRH Malayalam Extra" w:cs="BRH Malayalam Extra"/>
+                <w:color w:val="000000"/>
+                <w:sz w:val="40"/>
+                <w:szCs w:val="40"/>
+                <w:lang w:val="it-IT"/>
               </w:rPr>
               <w:t>kxpyZy— qzZ - k¢</w:t>
             </w:r>
@@ -756,6 +748,7 @@
                 <w:color w:val="000000"/>
                 <w:sz w:val="33"/>
                 <w:szCs w:val="40"/>
+                <w:lang w:val="it-IT"/>
               </w:rPr>
               <w:t>–</w:t>
             </w:r>
@@ -766,6 +759,7 @@
                 <w:sz w:val="40"/>
                 <w:szCs w:val="40"/>
                 <w:highlight w:val="green"/>
+                <w:lang w:val="it-IT"/>
               </w:rPr>
               <w:t>k¦</w:t>
             </w:r>
@@ -775,6 +769,7 @@
                 <w:color w:val="000000"/>
                 <w:sz w:val="40"/>
                 <w:szCs w:val="40"/>
+                <w:lang w:val="it-IT"/>
               </w:rPr>
               <w:t xml:space="preserve"> | </w:t>
             </w:r>
@@ -2781,6 +2776,1104 @@
                 <w:szCs w:val="32"/>
                 <w:lang w:bidi="ta-IN"/>
               </w:rPr>
+              <w:t>T.S.2.5.</w:t>
+            </w:r>
+            <w:r>
+              <w:rPr>
+                <w:rFonts w:cs="Arial"/>
+                <w:b/>
+                <w:sz w:val="28"/>
+                <w:szCs w:val="32"/>
+                <w:lang w:bidi="ta-IN"/>
+              </w:rPr>
+              <w:t>8.3</w:t>
+            </w:r>
+            <w:r>
+              <w:rPr>
+                <w:rFonts w:cs="Arial"/>
+                <w:b/>
+                <w:sz w:val="28"/>
+                <w:szCs w:val="32"/>
+                <w:lang w:bidi="ta-IN"/>
+              </w:rPr>
+              <w:t>– Kramam</w:t>
+            </w:r>
+          </w:p>
+          <w:p>
+            <w:pPr>
+              <w:widowControl w:val="0"/>
+              <w:tabs>
+                <w:tab w:val="left" w:pos="993"/>
+              </w:tabs>
+              <w:autoSpaceDE w:val="0"/>
+              <w:autoSpaceDN w:val="0"/>
+              <w:adjustRightInd w:val="0"/>
+              <w:spacing w:before="0" w:line="240" w:lineRule="auto"/>
+              <w:ind w:right="297"/>
+              <w:rPr>
+                <w:rFonts w:cs="Arial"/>
+                <w:b/>
+                <w:sz w:val="28"/>
+                <w:szCs w:val="32"/>
+                <w:lang w:val="en-IN" w:bidi="ta-IN"/>
+              </w:rPr>
+            </w:pPr>
+            <w:r>
+              <w:rPr>
+                <w:rFonts w:cs="Arial"/>
+                <w:b/>
+                <w:sz w:val="28"/>
+                <w:szCs w:val="32"/>
+                <w:lang w:val="en-IN" w:bidi="ta-IN"/>
+              </w:rPr>
+              <w:t xml:space="preserve">Krama Vaakyam No. - </w:t>
+            </w:r>
+            <w:r>
+              <w:rPr>
+                <w:rFonts w:cs="Arial"/>
+                <w:b/>
+                <w:sz w:val="28"/>
+                <w:szCs w:val="32"/>
+                <w:lang w:val="en-IN" w:bidi="ta-IN"/>
+              </w:rPr>
+              <w:t>19</w:t>
+            </w:r>
+          </w:p>
+          <w:p>
+            <w:pPr>
+              <w:widowControl w:val="0"/>
+              <w:tabs>
+                <w:tab w:val="left" w:pos="993"/>
+              </w:tabs>
+              <w:autoSpaceDE w:val="0"/>
+              <w:autoSpaceDN w:val="0"/>
+              <w:adjustRightInd w:val="0"/>
+              <w:spacing w:before="0" w:line="240" w:lineRule="auto"/>
+              <w:ind w:right="297"/>
+              <w:rPr>
+                <w:rFonts w:cs="Arial"/>
+                <w:b/>
+                <w:sz w:val="28"/>
+                <w:szCs w:val="32"/>
+                <w:lang w:val="it-IT" w:bidi="ta-IN"/>
+              </w:rPr>
+            </w:pPr>
+            <w:r>
+              <w:rPr>
+                <w:rFonts w:cs="Arial"/>
+                <w:b/>
+                <w:sz w:val="28"/>
+                <w:szCs w:val="32"/>
+                <w:lang w:val="it-IT" w:bidi="ta-IN"/>
+              </w:rPr>
+              <w:t>Panchaati No</w:t>
+            </w:r>
+            <w:r>
+              <w:rPr>
+                <w:rFonts w:cs="Arial"/>
+                <w:b/>
+                <w:szCs w:val="32"/>
+                <w:lang w:val="it-IT" w:bidi="ta-IN"/>
+              </w:rPr>
+              <w:t xml:space="preserve">. - </w:t>
+            </w:r>
+            <w:r>
+              <w:rPr>
+                <w:rFonts w:cs="Arial"/>
+                <w:b/>
+                <w:sz w:val="28"/>
+                <w:szCs w:val="32"/>
+                <w:lang w:val="it-IT" w:bidi="ta-IN"/>
+              </w:rPr>
+              <w:t>46</w:t>
+            </w:r>
+          </w:p>
+        </w:tc>
+        <w:tc>
+          <w:tcPr>
+            <w:tcW w:w="5699" w:type="dxa"/>
+            <w:tcBorders>
+              <w:top w:val="single" w:sz="4" w:space="0" w:color="000000"/>
+              <w:left w:val="single" w:sz="4" w:space="0" w:color="000000"/>
+              <w:bottom w:val="single" w:sz="4" w:space="0" w:color="000000"/>
+              <w:right w:val="single" w:sz="4" w:space="0" w:color="000000"/>
+            </w:tcBorders>
+          </w:tcPr>
+          <w:p>
+            <w:pPr>
+              <w:widowControl w:val="0"/>
+              <w:autoSpaceDE w:val="0"/>
+              <w:autoSpaceDN w:val="0"/>
+              <w:adjustRightInd w:val="0"/>
+              <w:spacing w:before="0" w:line="240" w:lineRule="auto"/>
+              <w:rPr>
+                <w:rFonts w:ascii="BRH Malayalam Extra" w:hAnsi="BRH Malayalam Extra" w:cs="BRH Malayalam Extra"/>
+                <w:color w:val="000000"/>
+                <w:sz w:val="40"/>
+                <w:szCs w:val="40"/>
+              </w:rPr>
+            </w:pPr>
+            <w:r>
+              <w:rPr>
+                <w:rFonts w:ascii="BRH Malayalam Extra" w:hAnsi="BRH Malayalam Extra" w:cs="BRH Malayalam Extra"/>
+                <w:color w:val="000000"/>
+                <w:sz w:val="40"/>
+                <w:szCs w:val="40"/>
+              </w:rPr>
+              <w:t>s</w:t>
+            </w:r>
+            <w:r>
+              <w:rPr>
+                <w:rFonts w:ascii="BRH Malayalam Extra" w:hAnsi="BRH Malayalam Extra" w:cs="BRH Malayalam Extra"/>
+                <w:color w:val="000000"/>
+                <w:sz w:val="33"/>
+                <w:szCs w:val="40"/>
+              </w:rPr>
+              <w:t>–</w:t>
+            </w:r>
+            <w:r>
+              <w:rPr>
+                <w:rFonts w:ascii="BRH Malayalam Extra" w:hAnsi="BRH Malayalam Extra" w:cs="BRH Malayalam Extra"/>
+                <w:color w:val="000000"/>
+                <w:sz w:val="40"/>
+                <w:szCs w:val="40"/>
+              </w:rPr>
+              <w:t>I</w:t>
+            </w:r>
+            <w:r>
+              <w:rPr>
+                <w:rFonts w:ascii="BRH Devanagari Extra" w:hAnsi="BRH Devanagari Extra" w:cs="BRH Malayalam Extra"/>
+                <w:color w:val="000000"/>
+                <w:sz w:val="32"/>
+                <w:szCs w:val="40"/>
+              </w:rPr>
+              <w:t>Æ</w:t>
+            </w:r>
+            <w:r>
+              <w:rPr>
+                <w:rFonts w:ascii="BRH Malayalam Extra" w:hAnsi="BRH Malayalam Extra" w:cs="BRH Malayalam Extra"/>
+                <w:color w:val="000000"/>
+                <w:sz w:val="40"/>
+                <w:szCs w:val="40"/>
+              </w:rPr>
+              <w:t>p</w:t>
+            </w:r>
+            <w:r>
+              <w:rPr>
+                <w:rFonts w:ascii="BRH Malayalam Extra" w:hAnsi="BRH Malayalam Extra" w:cs="BRH Malayalam Extra"/>
+                <w:color w:val="000000"/>
+                <w:sz w:val="33"/>
+                <w:szCs w:val="40"/>
+              </w:rPr>
+              <w:t>–</w:t>
+            </w:r>
+            <w:r>
+              <w:rPr>
+                <w:rFonts w:ascii="BRH Malayalam Extra" w:hAnsi="BRH Malayalam Extra" w:cs="BRH Malayalam Extra"/>
+                <w:color w:val="000000"/>
+                <w:sz w:val="40"/>
+                <w:szCs w:val="40"/>
+              </w:rPr>
+              <w:t>a§s</w:t>
+            </w:r>
+            <w:r>
+              <w:rPr>
+                <w:rFonts w:ascii="BRH Malayalam Extra" w:hAnsi="BRH Malayalam Extra" w:cs="BRH Malayalam Extra"/>
+                <w:color w:val="000000"/>
+                <w:sz w:val="33"/>
+                <w:szCs w:val="40"/>
+              </w:rPr>
+              <w:t>–</w:t>
+            </w:r>
+            <w:r>
+              <w:rPr>
+                <w:rFonts w:ascii="BRH Malayalam Extra" w:hAnsi="BRH Malayalam Extra" w:cs="BRH Malayalam Extra"/>
+                <w:color w:val="000000"/>
+                <w:sz w:val="40"/>
+                <w:szCs w:val="40"/>
+              </w:rPr>
+              <w:t>ksõ</w:t>
+            </w:r>
+            <w:r>
+              <w:rPr>
+                <w:rFonts w:ascii="BRH Malayalam Extra" w:hAnsi="BRH Malayalam Extra" w:cs="BRH Malayalam Extra"/>
+                <w:color w:val="000000"/>
+                <w:sz w:val="33"/>
+                <w:szCs w:val="40"/>
+              </w:rPr>
+              <w:t>–</w:t>
+            </w:r>
+            <w:r>
+              <w:rPr>
+                <w:rFonts w:ascii="BRH Malayalam Extra" w:hAnsi="BRH Malayalam Extra" w:cs="BRH Malayalam Extra"/>
+                <w:color w:val="000000"/>
+                <w:sz w:val="40"/>
+                <w:szCs w:val="40"/>
+              </w:rPr>
+              <w:t xml:space="preserve"> kxöZ—jJ | </w:t>
+            </w:r>
+          </w:p>
+          <w:p>
+            <w:pPr>
+              <w:widowControl w:val="0"/>
+              <w:autoSpaceDE w:val="0"/>
+              <w:autoSpaceDN w:val="0"/>
+              <w:adjustRightInd w:val="0"/>
+              <w:spacing w:before="0" w:line="240" w:lineRule="auto"/>
+              <w:rPr>
+                <w:rFonts w:ascii="BRH Malayalam Extra" w:hAnsi="BRH Malayalam Extra" w:cs="BRH Malayalam Extra"/>
+                <w:color w:val="000000"/>
+                <w:sz w:val="40"/>
+                <w:szCs w:val="40"/>
+              </w:rPr>
+            </w:pPr>
+            <w:r>
+              <w:rPr>
+                <w:rFonts w:ascii="BRH Malayalam Extra" w:hAnsi="BRH Malayalam Extra" w:cs="BRH Malayalam Extra"/>
+                <w:color w:val="000000"/>
+                <w:sz w:val="40"/>
+                <w:szCs w:val="40"/>
+              </w:rPr>
+              <w:t>s</w:t>
+            </w:r>
+            <w:r>
+              <w:rPr>
+                <w:rFonts w:ascii="BRH Malayalam Extra" w:hAnsi="BRH Malayalam Extra" w:cs="BRH Malayalam Extra"/>
+                <w:color w:val="000000"/>
+                <w:sz w:val="33"/>
+                <w:szCs w:val="40"/>
+              </w:rPr>
+              <w:t>–</w:t>
+            </w:r>
+            <w:r>
+              <w:rPr>
+                <w:rFonts w:ascii="BRH Malayalam Extra" w:hAnsi="BRH Malayalam Extra" w:cs="BRH Malayalam Extra"/>
+                <w:color w:val="000000"/>
+                <w:sz w:val="40"/>
+                <w:szCs w:val="40"/>
+              </w:rPr>
+              <w:t>I</w:t>
+            </w:r>
+            <w:r>
+              <w:rPr>
+                <w:rFonts w:ascii="BRH Devanagari Extra" w:hAnsi="BRH Devanagari Extra" w:cs="BRH Malayalam Extra"/>
+                <w:color w:val="000000"/>
+                <w:sz w:val="32"/>
+                <w:szCs w:val="40"/>
+              </w:rPr>
+              <w:t>Æ</w:t>
+            </w:r>
+            <w:r>
+              <w:rPr>
+                <w:rFonts w:ascii="BRH Malayalam Extra" w:hAnsi="BRH Malayalam Extra" w:cs="BRH Malayalam Extra"/>
+                <w:color w:val="000000"/>
+                <w:sz w:val="40"/>
+                <w:szCs w:val="40"/>
+              </w:rPr>
+              <w:t>p</w:t>
+            </w:r>
+            <w:r>
+              <w:rPr>
+                <w:rFonts w:ascii="BRH Malayalam Extra" w:hAnsi="BRH Malayalam Extra" w:cs="BRH Malayalam Extra"/>
+                <w:color w:val="000000"/>
+                <w:sz w:val="33"/>
+                <w:szCs w:val="40"/>
+              </w:rPr>
+              <w:t>–</w:t>
+            </w:r>
+            <w:r>
+              <w:rPr>
+                <w:rFonts w:ascii="BRH Malayalam Extra" w:hAnsi="BRH Malayalam Extra" w:cs="BRH Malayalam Extra"/>
+                <w:color w:val="000000"/>
+                <w:sz w:val="40"/>
+                <w:szCs w:val="40"/>
+              </w:rPr>
+              <w:t>a§s</w:t>
+            </w:r>
+            <w:r>
+              <w:rPr>
+                <w:rFonts w:ascii="BRH Malayalam Extra" w:hAnsi="BRH Malayalam Extra" w:cs="BRH Malayalam Extra"/>
+                <w:color w:val="000000"/>
+                <w:sz w:val="33"/>
+                <w:szCs w:val="40"/>
+              </w:rPr>
+              <w:t>–</w:t>
+            </w:r>
+            <w:r>
+              <w:rPr>
+                <w:rFonts w:ascii="BRH Malayalam Extra" w:hAnsi="BRH Malayalam Extra" w:cs="BRH Malayalam Extra"/>
+                <w:color w:val="000000"/>
+                <w:sz w:val="40"/>
+                <w:szCs w:val="40"/>
+                <w:highlight w:val="yellow"/>
+              </w:rPr>
+              <w:t>k</w:t>
+            </w:r>
+            <w:r>
+              <w:rPr>
+                <w:rFonts w:ascii="BRH Malayalam Extra" w:hAnsi="BRH Malayalam Extra" w:cs="BRH Malayalam Extra"/>
+                <w:color w:val="000000"/>
+                <w:sz w:val="33"/>
+                <w:szCs w:val="40"/>
+              </w:rPr>
+              <w:t>–</w:t>
+            </w:r>
+            <w:r>
+              <w:rPr>
+                <w:rFonts w:ascii="BRH Malayalam Extra" w:hAnsi="BRH Malayalam Extra" w:cs="BRH Malayalam Extra"/>
+                <w:color w:val="000000"/>
+                <w:sz w:val="40"/>
+                <w:szCs w:val="40"/>
+              </w:rPr>
+              <w:t xml:space="preserve">¥sõZy— </w:t>
+            </w:r>
+          </w:p>
+          <w:p>
+            <w:pPr>
+              <w:widowControl w:val="0"/>
+              <w:autoSpaceDE w:val="0"/>
+              <w:autoSpaceDN w:val="0"/>
+              <w:adjustRightInd w:val="0"/>
+              <w:spacing w:before="0" w:line="240" w:lineRule="auto"/>
+              <w:rPr>
+                <w:rFonts w:ascii="BRH Malayalam Extra" w:hAnsi="BRH Malayalam Extra" w:cs="BRH Malayalam Extra"/>
+                <w:sz w:val="40"/>
+                <w:szCs w:val="40"/>
+                <w:lang w:val="en-IN"/>
+              </w:rPr>
+            </w:pPr>
+            <w:r>
+              <w:rPr>
+                <w:rFonts w:ascii="BRH Malayalam Extra" w:hAnsi="BRH Malayalam Extra" w:cs="BRH Malayalam Extra"/>
+                <w:color w:val="000000"/>
+                <w:sz w:val="40"/>
+                <w:szCs w:val="40"/>
+              </w:rPr>
+              <w:t>s</w:t>
+            </w:r>
+            <w:r>
+              <w:rPr>
+                <w:rFonts w:ascii="BRH Malayalam Extra" w:hAnsi="BRH Malayalam Extra" w:cs="BRH Malayalam Extra"/>
+                <w:color w:val="000000"/>
+                <w:sz w:val="40"/>
+                <w:szCs w:val="40"/>
+              </w:rPr>
+              <w:t>I</w:t>
+            </w:r>
+            <w:r>
+              <w:rPr>
+                <w:rFonts w:ascii="BRH Malayalam Extra" w:hAnsi="BRH Malayalam Extra" w:cs="BRH Malayalam Extra"/>
+                <w:color w:val="000000"/>
+                <w:sz w:val="40"/>
+                <w:szCs w:val="40"/>
+              </w:rPr>
+              <w:t>-p</w:t>
+            </w:r>
+            <w:r>
+              <w:rPr>
+                <w:rFonts w:ascii="BRH Malayalam Extra" w:hAnsi="BRH Malayalam Extra" w:cs="BRH Malayalam Extra"/>
+                <w:color w:val="000000"/>
+                <w:sz w:val="33"/>
+                <w:szCs w:val="40"/>
+              </w:rPr>
+              <w:t>–</w:t>
+            </w:r>
+            <w:r>
+              <w:rPr>
+                <w:rFonts w:ascii="BRH Malayalam Extra" w:hAnsi="BRH Malayalam Extra" w:cs="BRH Malayalam Extra"/>
+                <w:color w:val="000000"/>
+                <w:sz w:val="40"/>
+                <w:szCs w:val="40"/>
+              </w:rPr>
+              <w:t>a§s</w:t>
+            </w:r>
+            <w:r>
+              <w:rPr>
+                <w:rFonts w:ascii="BRH Malayalam Extra" w:hAnsi="BRH Malayalam Extra" w:cs="BRH Malayalam Extra"/>
+                <w:color w:val="000000"/>
+                <w:sz w:val="33"/>
+                <w:szCs w:val="40"/>
+              </w:rPr>
+              <w:t>–</w:t>
+            </w:r>
+            <w:r>
+              <w:rPr>
+                <w:rFonts w:ascii="BRH Malayalam Extra" w:hAnsi="BRH Malayalam Extra" w:cs="BRH Malayalam Extra"/>
+                <w:color w:val="000000"/>
+                <w:sz w:val="40"/>
+                <w:szCs w:val="40"/>
+              </w:rPr>
+              <w:t>ksõ— |</w:t>
+            </w:r>
+          </w:p>
+        </w:tc>
+        <w:tc>
+          <w:tcPr>
+            <w:tcW w:w="5386" w:type="dxa"/>
+            <w:tcBorders>
+              <w:top w:val="single" w:sz="4" w:space="0" w:color="000000"/>
+              <w:left w:val="single" w:sz="4" w:space="0" w:color="000000"/>
+              <w:bottom w:val="single" w:sz="4" w:space="0" w:color="000000"/>
+              <w:right w:val="single" w:sz="4" w:space="0" w:color="000000"/>
+            </w:tcBorders>
+          </w:tcPr>
+          <w:p>
+            <w:pPr>
+              <w:widowControl w:val="0"/>
+              <w:autoSpaceDE w:val="0"/>
+              <w:autoSpaceDN w:val="0"/>
+              <w:adjustRightInd w:val="0"/>
+              <w:spacing w:before="0" w:line="240" w:lineRule="auto"/>
+              <w:rPr>
+                <w:rFonts w:ascii="BRH Malayalam Extra" w:hAnsi="BRH Malayalam Extra" w:cs="BRH Malayalam Extra"/>
+                <w:color w:val="000000"/>
+                <w:sz w:val="40"/>
+                <w:szCs w:val="40"/>
+              </w:rPr>
+            </w:pPr>
+            <w:r>
+              <w:rPr>
+                <w:rFonts w:ascii="BRH Malayalam Extra" w:hAnsi="BRH Malayalam Extra" w:cs="BRH Malayalam Extra"/>
+                <w:color w:val="000000"/>
+                <w:sz w:val="40"/>
+                <w:szCs w:val="40"/>
+              </w:rPr>
+              <w:t>s</w:t>
+            </w:r>
+            <w:r>
+              <w:rPr>
+                <w:rFonts w:ascii="BRH Malayalam Extra" w:hAnsi="BRH Malayalam Extra" w:cs="BRH Malayalam Extra"/>
+                <w:color w:val="000000"/>
+                <w:sz w:val="33"/>
+                <w:szCs w:val="40"/>
+              </w:rPr>
+              <w:t>–</w:t>
+            </w:r>
+            <w:r>
+              <w:rPr>
+                <w:rFonts w:ascii="BRH Malayalam Extra" w:hAnsi="BRH Malayalam Extra" w:cs="BRH Malayalam Extra"/>
+                <w:color w:val="000000"/>
+                <w:sz w:val="40"/>
+                <w:szCs w:val="40"/>
+              </w:rPr>
+              <w:t>I</w:t>
+            </w:r>
+            <w:r>
+              <w:rPr>
+                <w:rFonts w:ascii="BRH Devanagari Extra" w:hAnsi="BRH Devanagari Extra" w:cs="BRH Malayalam Extra"/>
+                <w:color w:val="000000"/>
+                <w:sz w:val="32"/>
+                <w:szCs w:val="40"/>
+              </w:rPr>
+              <w:t>Æ</w:t>
+            </w:r>
+            <w:r>
+              <w:rPr>
+                <w:rFonts w:ascii="BRH Malayalam Extra" w:hAnsi="BRH Malayalam Extra" w:cs="BRH Malayalam Extra"/>
+                <w:color w:val="000000"/>
+                <w:sz w:val="40"/>
+                <w:szCs w:val="40"/>
+              </w:rPr>
+              <w:t>p</w:t>
+            </w:r>
+            <w:r>
+              <w:rPr>
+                <w:rFonts w:ascii="BRH Malayalam Extra" w:hAnsi="BRH Malayalam Extra" w:cs="BRH Malayalam Extra"/>
+                <w:color w:val="000000"/>
+                <w:sz w:val="33"/>
+                <w:szCs w:val="40"/>
+              </w:rPr>
+              <w:t>–</w:t>
+            </w:r>
+            <w:r>
+              <w:rPr>
+                <w:rFonts w:ascii="BRH Malayalam Extra" w:hAnsi="BRH Malayalam Extra" w:cs="BRH Malayalam Extra"/>
+                <w:color w:val="000000"/>
+                <w:sz w:val="40"/>
+                <w:szCs w:val="40"/>
+              </w:rPr>
+              <w:t>a§s</w:t>
+            </w:r>
+            <w:r>
+              <w:rPr>
+                <w:rFonts w:ascii="BRH Malayalam Extra" w:hAnsi="BRH Malayalam Extra" w:cs="BRH Malayalam Extra"/>
+                <w:color w:val="000000"/>
+                <w:sz w:val="33"/>
+                <w:szCs w:val="40"/>
+              </w:rPr>
+              <w:t>–</w:t>
+            </w:r>
+            <w:r>
+              <w:rPr>
+                <w:rFonts w:ascii="BRH Malayalam Extra" w:hAnsi="BRH Malayalam Extra" w:cs="BRH Malayalam Extra"/>
+                <w:color w:val="000000"/>
+                <w:sz w:val="40"/>
+                <w:szCs w:val="40"/>
+              </w:rPr>
+              <w:t>ksõ</w:t>
+            </w:r>
+            <w:r>
+              <w:rPr>
+                <w:rFonts w:ascii="BRH Malayalam Extra" w:hAnsi="BRH Malayalam Extra" w:cs="BRH Malayalam Extra"/>
+                <w:color w:val="000000"/>
+                <w:sz w:val="33"/>
+                <w:szCs w:val="40"/>
+              </w:rPr>
+              <w:t>–</w:t>
+            </w:r>
+            <w:r>
+              <w:rPr>
+                <w:rFonts w:ascii="BRH Malayalam Extra" w:hAnsi="BRH Malayalam Extra" w:cs="BRH Malayalam Extra"/>
+                <w:color w:val="000000"/>
+                <w:sz w:val="40"/>
+                <w:szCs w:val="40"/>
+              </w:rPr>
+              <w:t xml:space="preserve"> kxöZ—jJ | </w:t>
+            </w:r>
+          </w:p>
+          <w:p>
+            <w:pPr>
+              <w:widowControl w:val="0"/>
+              <w:autoSpaceDE w:val="0"/>
+              <w:autoSpaceDN w:val="0"/>
+              <w:adjustRightInd w:val="0"/>
+              <w:spacing w:before="0" w:line="240" w:lineRule="auto"/>
+              <w:rPr>
+                <w:rFonts w:ascii="BRH Malayalam Extra" w:hAnsi="BRH Malayalam Extra" w:cs="BRH Malayalam Extra"/>
+                <w:color w:val="000000"/>
+                <w:sz w:val="40"/>
+                <w:szCs w:val="40"/>
+              </w:rPr>
+            </w:pPr>
+            <w:r>
+              <w:rPr>
+                <w:rFonts w:ascii="BRH Malayalam Extra" w:hAnsi="BRH Malayalam Extra" w:cs="BRH Malayalam Extra"/>
+                <w:color w:val="000000"/>
+                <w:sz w:val="40"/>
+                <w:szCs w:val="40"/>
+              </w:rPr>
+              <w:t>s</w:t>
+            </w:r>
+            <w:r>
+              <w:rPr>
+                <w:rFonts w:ascii="BRH Malayalam Extra" w:hAnsi="BRH Malayalam Extra" w:cs="BRH Malayalam Extra"/>
+                <w:color w:val="000000"/>
+                <w:sz w:val="33"/>
+                <w:szCs w:val="40"/>
+              </w:rPr>
+              <w:t>–</w:t>
+            </w:r>
+            <w:r>
+              <w:rPr>
+                <w:rFonts w:ascii="BRH Malayalam Extra" w:hAnsi="BRH Malayalam Extra" w:cs="BRH Malayalam Extra"/>
+                <w:color w:val="000000"/>
+                <w:sz w:val="40"/>
+                <w:szCs w:val="40"/>
+              </w:rPr>
+              <w:t>I</w:t>
+            </w:r>
+            <w:r>
+              <w:rPr>
+                <w:rFonts w:ascii="BRH Devanagari Extra" w:hAnsi="BRH Devanagari Extra" w:cs="BRH Malayalam Extra"/>
+                <w:color w:val="000000"/>
+                <w:sz w:val="32"/>
+                <w:szCs w:val="40"/>
+              </w:rPr>
+              <w:t>Æ</w:t>
+            </w:r>
+            <w:r>
+              <w:rPr>
+                <w:rFonts w:ascii="BRH Malayalam Extra" w:hAnsi="BRH Malayalam Extra" w:cs="BRH Malayalam Extra"/>
+                <w:color w:val="000000"/>
+                <w:sz w:val="40"/>
+                <w:szCs w:val="40"/>
+              </w:rPr>
+              <w:t>p</w:t>
+            </w:r>
+            <w:r>
+              <w:rPr>
+                <w:rFonts w:ascii="BRH Malayalam Extra" w:hAnsi="BRH Malayalam Extra" w:cs="BRH Malayalam Extra"/>
+                <w:color w:val="000000"/>
+                <w:sz w:val="33"/>
+                <w:szCs w:val="40"/>
+              </w:rPr>
+              <w:t>–</w:t>
+            </w:r>
+            <w:r>
+              <w:rPr>
+                <w:rFonts w:ascii="BRH Malayalam Extra" w:hAnsi="BRH Malayalam Extra" w:cs="BRH Malayalam Extra"/>
+                <w:color w:val="000000"/>
+                <w:sz w:val="40"/>
+                <w:szCs w:val="40"/>
+              </w:rPr>
+              <w:t>a§s</w:t>
+            </w:r>
+            <w:r>
+              <w:rPr>
+                <w:rFonts w:ascii="BRH Malayalam Extra" w:hAnsi="BRH Malayalam Extra" w:cs="BRH Malayalam Extra"/>
+                <w:color w:val="000000"/>
+                <w:sz w:val="33"/>
+                <w:szCs w:val="40"/>
+              </w:rPr>
+              <w:t>–</w:t>
+            </w:r>
+            <w:r>
+              <w:rPr>
+                <w:rFonts w:ascii="BRH Malayalam Extra" w:hAnsi="BRH Malayalam Extra" w:cs="BRH Malayalam Extra"/>
+                <w:color w:val="000000"/>
+                <w:sz w:val="40"/>
+                <w:szCs w:val="40"/>
+                <w:highlight w:val="green"/>
+              </w:rPr>
+              <w:t>k</w:t>
+            </w:r>
+            <w:r>
+              <w:rPr>
+                <w:rFonts w:ascii="BRH Malayalam Extra" w:hAnsi="BRH Malayalam Extra" w:cs="BRH Malayalam Extra"/>
+                <w:color w:val="000000"/>
+                <w:sz w:val="40"/>
+                <w:szCs w:val="40"/>
+              </w:rPr>
+              <w:t xml:space="preserve">¥sõZy— </w:t>
+            </w:r>
+          </w:p>
+          <w:p>
+            <w:pPr>
+              <w:widowControl w:val="0"/>
+              <w:autoSpaceDE w:val="0"/>
+              <w:autoSpaceDN w:val="0"/>
+              <w:adjustRightInd w:val="0"/>
+              <w:spacing w:before="0" w:line="240" w:lineRule="auto"/>
+              <w:rPr>
+                <w:rFonts w:ascii="BRH Malayalam Extra" w:hAnsi="BRH Malayalam Extra" w:cs="BRH Malayalam Extra"/>
+                <w:sz w:val="40"/>
+                <w:szCs w:val="40"/>
+                <w:lang w:val="en-IN"/>
+              </w:rPr>
+            </w:pPr>
+            <w:r>
+              <w:rPr>
+                <w:rFonts w:ascii="BRH Malayalam Extra" w:hAnsi="BRH Malayalam Extra" w:cs="BRH Malayalam Extra"/>
+                <w:color w:val="000000"/>
+                <w:sz w:val="40"/>
+                <w:szCs w:val="40"/>
+              </w:rPr>
+              <w:t>s</w:t>
+            </w:r>
+            <w:r>
+              <w:rPr>
+                <w:rFonts w:ascii="BRH Malayalam Extra" w:hAnsi="BRH Malayalam Extra" w:cs="BRH Malayalam Extra"/>
+                <w:color w:val="000000"/>
+                <w:sz w:val="40"/>
+                <w:szCs w:val="40"/>
+              </w:rPr>
+              <w:t>I</w:t>
+            </w:r>
+            <w:r>
+              <w:rPr>
+                <w:rFonts w:ascii="BRH Malayalam Extra" w:hAnsi="BRH Malayalam Extra" w:cs="BRH Malayalam Extra"/>
+                <w:color w:val="000000"/>
+                <w:sz w:val="40"/>
+                <w:szCs w:val="40"/>
+              </w:rPr>
+              <w:t>-p</w:t>
+            </w:r>
+            <w:r>
+              <w:rPr>
+                <w:rFonts w:ascii="BRH Malayalam Extra" w:hAnsi="BRH Malayalam Extra" w:cs="BRH Malayalam Extra"/>
+                <w:color w:val="000000"/>
+                <w:sz w:val="33"/>
+                <w:szCs w:val="40"/>
+              </w:rPr>
+              <w:t>–</w:t>
+            </w:r>
+            <w:r>
+              <w:rPr>
+                <w:rFonts w:ascii="BRH Malayalam Extra" w:hAnsi="BRH Malayalam Extra" w:cs="BRH Malayalam Extra"/>
+                <w:color w:val="000000"/>
+                <w:sz w:val="40"/>
+                <w:szCs w:val="40"/>
+              </w:rPr>
+              <w:t>a§s</w:t>
+            </w:r>
+            <w:r>
+              <w:rPr>
+                <w:rFonts w:ascii="BRH Malayalam Extra" w:hAnsi="BRH Malayalam Extra" w:cs="BRH Malayalam Extra"/>
+                <w:color w:val="000000"/>
+                <w:sz w:val="33"/>
+                <w:szCs w:val="40"/>
+              </w:rPr>
+              <w:t>–</w:t>
+            </w:r>
+            <w:r>
+              <w:rPr>
+                <w:rFonts w:ascii="BRH Malayalam Extra" w:hAnsi="BRH Malayalam Extra" w:cs="BRH Malayalam Extra"/>
+                <w:color w:val="000000"/>
+                <w:sz w:val="40"/>
+                <w:szCs w:val="40"/>
+              </w:rPr>
+              <w:t>ksõ— |</w:t>
+            </w:r>
+          </w:p>
+        </w:tc>
+      </w:tr>
+      <w:tr>
+        <w:trPr>
+          <w:trHeight w:val="1105"/>
+        </w:trPr>
+        <w:tc>
+          <w:tcPr>
+            <w:tcW w:w="3877" w:type="dxa"/>
+            <w:tcBorders>
+              <w:top w:val="single" w:sz="4" w:space="0" w:color="000000"/>
+              <w:left w:val="single" w:sz="4" w:space="0" w:color="000000"/>
+              <w:bottom w:val="single" w:sz="4" w:space="0" w:color="000000"/>
+              <w:right w:val="single" w:sz="4" w:space="0" w:color="000000"/>
+            </w:tcBorders>
+          </w:tcPr>
+          <w:p>
+            <w:pPr>
+              <w:widowControl w:val="0"/>
+              <w:tabs>
+                <w:tab w:val="left" w:pos="993"/>
+              </w:tabs>
+              <w:autoSpaceDE w:val="0"/>
+              <w:autoSpaceDN w:val="0"/>
+              <w:adjustRightInd w:val="0"/>
+              <w:spacing w:before="0" w:line="240" w:lineRule="auto"/>
+              <w:ind w:right="297"/>
+              <w:rPr>
+                <w:rFonts w:cs="Arial"/>
+                <w:b/>
+                <w:color w:val="000000"/>
+                <w:sz w:val="28"/>
+                <w:szCs w:val="32"/>
+                <w:lang w:bidi="ta-IN"/>
+              </w:rPr>
+            </w:pPr>
+            <w:r>
+              <w:rPr>
+                <w:rFonts w:cs="Arial"/>
+                <w:b/>
+                <w:color w:val="000000"/>
+                <w:sz w:val="28"/>
+                <w:szCs w:val="32"/>
+                <w:lang w:bidi="ta-IN"/>
+              </w:rPr>
+              <w:t>T.S.2.5.8.5 Kramam</w:t>
+            </w:r>
+          </w:p>
+          <w:p>
+            <w:pPr>
+              <w:widowControl w:val="0"/>
+              <w:tabs>
+                <w:tab w:val="left" w:pos="993"/>
+              </w:tabs>
+              <w:autoSpaceDE w:val="0"/>
+              <w:autoSpaceDN w:val="0"/>
+              <w:adjustRightInd w:val="0"/>
+              <w:spacing w:before="0" w:line="240" w:lineRule="auto"/>
+              <w:ind w:right="297"/>
+              <w:rPr>
+                <w:rFonts w:cs="Arial"/>
+                <w:b/>
+                <w:color w:val="000000"/>
+                <w:sz w:val="28"/>
+                <w:szCs w:val="32"/>
+                <w:lang w:bidi="ta-IN"/>
+              </w:rPr>
+            </w:pPr>
+            <w:r>
+              <w:rPr>
+                <w:rFonts w:cs="Arial"/>
+                <w:b/>
+                <w:color w:val="000000"/>
+                <w:sz w:val="28"/>
+                <w:szCs w:val="32"/>
+                <w:lang w:bidi="ta-IN"/>
+              </w:rPr>
+              <w:t>Krama Vaakyam No. – 47</w:t>
+            </w:r>
+          </w:p>
+          <w:p>
+            <w:pPr>
+              <w:widowControl w:val="0"/>
+              <w:tabs>
+                <w:tab w:val="left" w:pos="993"/>
+              </w:tabs>
+              <w:autoSpaceDE w:val="0"/>
+              <w:autoSpaceDN w:val="0"/>
+              <w:adjustRightInd w:val="0"/>
+              <w:spacing w:before="0" w:line="240" w:lineRule="auto"/>
+              <w:ind w:right="297"/>
+              <w:rPr>
+                <w:rFonts w:cs="Arial"/>
+                <w:b/>
+                <w:color w:val="000000"/>
+                <w:sz w:val="28"/>
+                <w:szCs w:val="32"/>
+                <w:lang w:bidi="ta-IN"/>
+              </w:rPr>
+            </w:pPr>
+            <w:r>
+              <w:rPr>
+                <w:rFonts w:cs="Arial"/>
+                <w:b/>
+                <w:color w:val="000000"/>
+                <w:sz w:val="28"/>
+                <w:szCs w:val="32"/>
+                <w:lang w:bidi="ta-IN"/>
+              </w:rPr>
+              <w:t>Panchaati No</w:t>
+            </w:r>
+            <w:r>
+              <w:rPr>
+                <w:rFonts w:cs="Arial"/>
+                <w:b/>
+                <w:color w:val="000000"/>
+                <w:szCs w:val="32"/>
+                <w:lang w:bidi="ta-IN"/>
+              </w:rPr>
+              <w:t>. -</w:t>
+            </w:r>
+            <w:r>
+              <w:rPr>
+                <w:rFonts w:cs="Arial"/>
+                <w:b/>
+                <w:color w:val="000000"/>
+                <w:sz w:val="28"/>
+                <w:szCs w:val="28"/>
+                <w:lang w:bidi="ta-IN"/>
+              </w:rPr>
+              <w:t xml:space="preserve"> </w:t>
+            </w:r>
+            <w:r>
+              <w:rPr>
+                <w:rFonts w:cs="Arial"/>
+                <w:b/>
+                <w:color w:val="000000"/>
+                <w:sz w:val="28"/>
+                <w:szCs w:val="28"/>
+                <w:lang w:bidi="ta-IN"/>
+              </w:rPr>
+              <w:t>48</w:t>
+            </w:r>
+          </w:p>
+        </w:tc>
+        <w:tc>
+          <w:tcPr>
+            <w:tcW w:w="5699" w:type="dxa"/>
+            <w:tcBorders>
+              <w:top w:val="single" w:sz="4" w:space="0" w:color="000000"/>
+              <w:left w:val="single" w:sz="4" w:space="0" w:color="000000"/>
+              <w:bottom w:val="single" w:sz="4" w:space="0" w:color="000000"/>
+              <w:right w:val="single" w:sz="4" w:space="0" w:color="000000"/>
+            </w:tcBorders>
+          </w:tcPr>
+          <w:p>
+            <w:pPr>
+              <w:spacing w:before="0" w:line="240" w:lineRule="auto"/>
+              <w:rPr>
+                <w:rFonts w:ascii="BRH Devanagari Extra" w:hAnsi="BRH Devanagari Extra" w:cs="BRH Devanagari Extra"/>
+                <w:color w:val="000000"/>
+                <w:sz w:val="40"/>
+                <w:szCs w:val="40"/>
+              </w:rPr>
+            </w:pPr>
+            <w:r>
+              <w:rPr>
+                <w:rFonts w:ascii="BRH Malayalam Extra" w:hAnsi="BRH Malayalam Extra" w:cs="BRH Malayalam Extra"/>
+                <w:color w:val="000000"/>
+                <w:sz w:val="40"/>
+                <w:szCs w:val="40"/>
+              </w:rPr>
+              <w:t>ekx˜„sõ | A</w:t>
+            </w:r>
+            <w:r>
+              <w:rPr>
+                <w:rFonts w:ascii="BRH Malayalam Extra" w:hAnsi="BRH Malayalam Extra" w:cs="BRH Malayalam Extra"/>
+                <w:color w:val="000000"/>
+                <w:sz w:val="33"/>
+                <w:szCs w:val="40"/>
+              </w:rPr>
+              <w:t>–</w:t>
+            </w:r>
+            <w:r>
+              <w:rPr>
+                <w:rFonts w:ascii="BRH Malayalam Extra" w:hAnsi="BRH Malayalam Extra" w:cs="BRH Malayalam Extra"/>
+                <w:color w:val="000000"/>
+                <w:sz w:val="40"/>
+                <w:szCs w:val="40"/>
+              </w:rPr>
+              <w:t>sõ</w:t>
+            </w:r>
+            <w:r>
+              <w:rPr>
+                <w:rFonts w:ascii="BRH Malayalam Extra" w:hAnsi="BRH Malayalam Extra" w:cs="BRH Malayalam Extra"/>
+                <w:color w:val="000000"/>
+                <w:sz w:val="33"/>
+                <w:szCs w:val="40"/>
+              </w:rPr>
+              <w:t>–</w:t>
+            </w:r>
+            <w:r>
+              <w:rPr>
+                <w:rFonts w:ascii="BRH Malayalam Extra" w:hAnsi="BRH Malayalam Extra" w:cs="BRH Malayalam Extra"/>
+                <w:color w:val="000000"/>
+                <w:sz w:val="40"/>
+                <w:szCs w:val="40"/>
+              </w:rPr>
+              <w:t xml:space="preserve"> </w:t>
+            </w:r>
+            <w:r>
+              <w:rPr>
+                <w:rFonts w:ascii="BRH Malayalam Extra" w:hAnsi="BRH Malayalam Extra" w:cs="BRH Malayalam Extra"/>
+                <w:color w:val="000000"/>
+                <w:sz w:val="40"/>
+                <w:szCs w:val="40"/>
+                <w:highlight w:val="yellow"/>
+              </w:rPr>
+              <w:t>hx</w:t>
+            </w:r>
+            <w:r>
+              <w:rPr>
+                <w:rFonts w:ascii="BRH Malayalam Extra" w:hAnsi="BRH Malayalam Extra" w:cs="BRH Malayalam Extra"/>
+                <w:color w:val="000000"/>
+                <w:sz w:val="40"/>
+                <w:szCs w:val="40"/>
+              </w:rPr>
+              <w:t>Z£—põJ |</w:t>
+            </w:r>
+          </w:p>
+        </w:tc>
+        <w:tc>
+          <w:tcPr>
+            <w:tcW w:w="5386" w:type="dxa"/>
+            <w:tcBorders>
+              <w:top w:val="single" w:sz="4" w:space="0" w:color="000000"/>
+              <w:left w:val="single" w:sz="4" w:space="0" w:color="000000"/>
+              <w:bottom w:val="single" w:sz="4" w:space="0" w:color="000000"/>
+              <w:right w:val="single" w:sz="4" w:space="0" w:color="000000"/>
+            </w:tcBorders>
+          </w:tcPr>
+          <w:p>
+            <w:pPr>
+              <w:spacing w:before="0" w:line="240" w:lineRule="auto"/>
+              <w:rPr>
+                <w:rFonts w:ascii="BRH Devanagari Extra" w:hAnsi="BRH Devanagari Extra" w:cs="BRH Devanagari Extra"/>
+                <w:color w:val="000000"/>
+                <w:sz w:val="40"/>
+                <w:szCs w:val="40"/>
+              </w:rPr>
+            </w:pPr>
+            <w:r>
+              <w:rPr>
+                <w:rFonts w:ascii="BRH Malayalam Extra" w:hAnsi="BRH Malayalam Extra" w:cs="BRH Malayalam Extra"/>
+                <w:color w:val="000000"/>
+                <w:sz w:val="40"/>
+                <w:szCs w:val="40"/>
+              </w:rPr>
+              <w:t>ekx˜„sõ | A</w:t>
+            </w:r>
+            <w:r>
+              <w:rPr>
+                <w:rFonts w:ascii="BRH Malayalam Extra" w:hAnsi="BRH Malayalam Extra" w:cs="BRH Malayalam Extra"/>
+                <w:color w:val="000000"/>
+                <w:sz w:val="33"/>
+                <w:szCs w:val="40"/>
+              </w:rPr>
+              <w:t>–</w:t>
+            </w:r>
+            <w:r>
+              <w:rPr>
+                <w:rFonts w:ascii="BRH Malayalam Extra" w:hAnsi="BRH Malayalam Extra" w:cs="BRH Malayalam Extra"/>
+                <w:color w:val="000000"/>
+                <w:sz w:val="40"/>
+                <w:szCs w:val="40"/>
+              </w:rPr>
+              <w:t>sõ</w:t>
+            </w:r>
+            <w:r>
+              <w:rPr>
+                <w:rFonts w:ascii="BRH Malayalam Extra" w:hAnsi="BRH Malayalam Extra" w:cs="BRH Malayalam Extra"/>
+                <w:color w:val="000000"/>
+                <w:sz w:val="33"/>
+                <w:szCs w:val="40"/>
+              </w:rPr>
+              <w:t>–</w:t>
+            </w:r>
+            <w:r>
+              <w:rPr>
+                <w:rFonts w:ascii="BRH Malayalam Extra" w:hAnsi="BRH Malayalam Extra" w:cs="BRH Malayalam Extra"/>
+                <w:color w:val="000000"/>
+                <w:sz w:val="40"/>
+                <w:szCs w:val="40"/>
+              </w:rPr>
+              <w:t xml:space="preserve"> </w:t>
+            </w:r>
+            <w:r>
+              <w:rPr>
+                <w:rFonts w:ascii="BRH Malayalam Extra" w:hAnsi="BRH Malayalam Extra" w:cs="BRH Malayalam Extra"/>
+                <w:color w:val="000000"/>
+                <w:sz w:val="40"/>
+                <w:szCs w:val="40"/>
+                <w:highlight w:val="green"/>
+              </w:rPr>
+              <w:t>ö</w:t>
+            </w:r>
+            <w:r>
+              <w:rPr>
+                <w:rFonts w:ascii="BRH Malayalam Extra" w:hAnsi="BRH Malayalam Extra" w:cs="BRH Malayalam Extra"/>
+                <w:color w:val="000000"/>
+                <w:sz w:val="40"/>
+                <w:szCs w:val="40"/>
+              </w:rPr>
+              <w:t>hxZ£—põJ |</w:t>
+            </w:r>
+          </w:p>
+        </w:tc>
+      </w:tr>
+      <w:tr>
+        <w:trPr>
+          <w:trHeight w:val="1245"/>
+        </w:trPr>
+        <w:tc>
+          <w:tcPr>
+            <w:tcW w:w="3877" w:type="dxa"/>
+            <w:tcBorders>
+              <w:top w:val="single" w:sz="4" w:space="0" w:color="000000"/>
+              <w:left w:val="single" w:sz="4" w:space="0" w:color="000000"/>
+              <w:bottom w:val="single" w:sz="4" w:space="0" w:color="000000"/>
+              <w:right w:val="single" w:sz="4" w:space="0" w:color="000000"/>
+            </w:tcBorders>
+          </w:tcPr>
+          <w:p>
+            <w:pPr>
+              <w:widowControl w:val="0"/>
+              <w:tabs>
+                <w:tab w:val="left" w:pos="993"/>
+              </w:tabs>
+              <w:autoSpaceDE w:val="0"/>
+              <w:autoSpaceDN w:val="0"/>
+              <w:adjustRightInd w:val="0"/>
+              <w:spacing w:before="0" w:line="240" w:lineRule="auto"/>
+              <w:ind w:right="297"/>
+              <w:rPr>
+                <w:rFonts w:cs="Arial"/>
+                <w:b/>
+                <w:sz w:val="28"/>
+                <w:szCs w:val="32"/>
+                <w:lang w:bidi="ta-IN"/>
+              </w:rPr>
+            </w:pPr>
+            <w:r>
+              <w:rPr>
+                <w:rFonts w:cs="Arial"/>
+                <w:b/>
+                <w:sz w:val="28"/>
+                <w:szCs w:val="32"/>
+                <w:lang w:bidi="ta-IN"/>
+              </w:rPr>
               <w:t>T.S.2.5.11.1 Kramam</w:t>
             </w:r>
           </w:p>
@@ -3863,6 +4956,7 @@
                 <w:szCs w:val="32"/>
                 <w:lang w:bidi="ta-IN"/>
               </w:rPr>
+              <w:lastRenderedPageBreak/>
               <w:t>T.S.2.5.11.9 Kramam</w:t>
             </w:r>
           </w:p>
@@ -4478,29 +5572,7 @@
           <w:szCs w:val="32"/>
           <w:u w:val="single"/>
         </w:rPr>
-        <w:t xml:space="preserve">TS Krama Paatam – TS 2.5 </w:t>
-      </w:r>
-      <w:proofErr w:type="gramStart"/>
-      <w:r>
-        <w:rPr>
-          <w:b/>
-          <w:bCs/>
-          <w:sz w:val="32"/>
-          <w:szCs w:val="32"/>
-          <w:u w:val="single"/>
-        </w:rPr>
-        <w:t>Malayalam  Corrections</w:t>
-      </w:r>
-      <w:proofErr w:type="gramEnd"/>
-      <w:r>
-        <w:rPr>
-          <w:b/>
-          <w:bCs/>
-          <w:sz w:val="32"/>
-          <w:szCs w:val="32"/>
-          <w:u w:val="single"/>
-        </w:rPr>
-        <w:t xml:space="preserve"> – Observed till </w:t>
+        <w:t xml:space="preserve">TS Krama Paatam – TS 2.5 Malayalam  Corrections – Observed till </w:t>
       </w:r>
       <w:r>
         <w:rPr>
@@ -5167,6 +6239,7 @@
                 <w:sz w:val="40"/>
                 <w:szCs w:val="40"/>
               </w:rPr>
+              <w:lastRenderedPageBreak/>
               <w:t>sI - p</w:t>
             </w:r>
             <w:r>
@@ -5229,6 +6302,7 @@
                 <w:sz w:val="40"/>
                 <w:szCs w:val="40"/>
               </w:rPr>
+              <w:lastRenderedPageBreak/>
               <w:t>s</w:t>
             </w:r>
             <w:r>
@@ -5325,6 +6399,7 @@
                 <w:sz w:val="40"/>
                 <w:szCs w:val="40"/>
               </w:rPr>
+              <w:lastRenderedPageBreak/>
               <w:t>sI - p</w:t>
             </w:r>
             <w:r>
@@ -5403,6 +6478,7 @@
                 <w:szCs w:val="32"/>
                 <w:lang w:bidi="ta-IN"/>
               </w:rPr>
+              <w:lastRenderedPageBreak/>
               <w:t>T.S.2.5.9.1– Kramam</w:t>
             </w:r>
           </w:p>
@@ -5542,23 +6618,13 @@
               </w:rPr>
               <w:t>–</w:t>
             </w:r>
-            <w:proofErr w:type="gramStart"/>
-            <w:r>
-              <w:rPr>
-                <w:rFonts w:ascii="BRH Malayalam Extra" w:hAnsi="BRH Malayalam Extra" w:cs="BRH Malayalam Extra"/>
-                <w:sz w:val="40"/>
-                <w:szCs w:val="40"/>
-              </w:rPr>
-              <w:t>ª.r</w:t>
-            </w:r>
-            <w:proofErr w:type="gramEnd"/>
-            <w:r>
-              <w:rPr>
-                <w:rFonts w:ascii="BRH Malayalam Extra" w:hAnsi="BRH Malayalam Extra" w:cs="BRH Malayalam Extra"/>
-                <w:sz w:val="40"/>
-                <w:szCs w:val="40"/>
-              </w:rPr>
-              <w:t>—jJ |</w:t>
+            <w:r>
+              <w:rPr>
+                <w:rFonts w:ascii="BRH Malayalam Extra" w:hAnsi="BRH Malayalam Extra" w:cs="BRH Malayalam Extra"/>
+                <w:sz w:val="40"/>
+                <w:szCs w:val="40"/>
+              </w:rPr>
+              <w:t>ª.r—jJ |</w:t>
             </w:r>
           </w:p>
         </w:tc>
@@ -5601,7 +6667,6 @@
               </w:rPr>
               <w:t>–</w:t>
             </w:r>
-            <w:proofErr w:type="gramStart"/>
             <w:r>
               <w:rPr>
                 <w:rFonts w:ascii="BRH Malayalam Extra" w:hAnsi="BRH Malayalam Extra" w:cs="BRH Malayalam Extra"/>
@@ -5617,16 +6682,7 @@
                 <w:sz w:val="40"/>
                 <w:szCs w:val="40"/>
               </w:rPr>
-              <w:t>ª.r</w:t>
-            </w:r>
-            <w:proofErr w:type="gramEnd"/>
-            <w:r>
-              <w:rPr>
-                <w:rFonts w:ascii="BRH Malayalam Extra" w:hAnsi="BRH Malayalam Extra" w:cs="BRH Malayalam Extra"/>
-                <w:sz w:val="40"/>
-                <w:szCs w:val="40"/>
-              </w:rPr>
-              <w:t>—jJ |</w:t>
+              <w:t>ª.r—jJ |</w:t>
             </w:r>
           </w:p>
         </w:tc>
@@ -6447,7 +7503,6 @@
                 <w:sz w:val="32"/>
                 <w:szCs w:val="32"/>
               </w:rPr>
-              <w:lastRenderedPageBreak/>
               <w:t>Section, Paragraph</w:t>
             </w:r>
           </w:p>
@@ -7297,6 +8352,7 @@
           <w:szCs w:val="32"/>
           <w:u w:val="single"/>
         </w:rPr>
+        <w:lastRenderedPageBreak/>
         <w:t>================</w:t>
       </w:r>
     </w:p>
@@ -8232,7 +9288,6 @@
                 <w:sz w:val="28"/>
                 <w:szCs w:val="32"/>
               </w:rPr>
-              <w:lastRenderedPageBreak/>
               <w:t>T.S.2.</w:t>
             </w:r>
             <w:r>
@@ -9175,6 +10230,7 @@
                 <w:sz w:val="28"/>
                 <w:szCs w:val="32"/>
               </w:rPr>
+              <w:lastRenderedPageBreak/>
               <w:t>T.S.2.</w:t>
             </w:r>
             <w:r>
@@ -11217,7 +12273,6 @@
                 <w:sz w:val="28"/>
                 <w:szCs w:val="32"/>
               </w:rPr>
-              <w:lastRenderedPageBreak/>
               <w:t>T.S.2.</w:t>
             </w:r>
             <w:r>
@@ -12079,6 +13134,7 @@
                 <w:sz w:val="28"/>
                 <w:szCs w:val="32"/>
               </w:rPr>
+              <w:lastRenderedPageBreak/>
               <w:t>T.S.2.</w:t>
             </w:r>
             <w:r>
@@ -14046,7 +15102,6 @@
           <w:szCs w:val="40"/>
           <w:lang w:val="en-IN" w:eastAsia="en-IN"/>
         </w:rPr>
-        <w:lastRenderedPageBreak/>
         <w:t xml:space="preserve">"qï" </w:t>
       </w:r>
       <w:r>
@@ -14055,16 +15110,7 @@
           <w:bCs/>
           <w:sz w:val="32"/>
         </w:rPr>
-        <w:t xml:space="preserve">replaced </w:t>
-      </w:r>
-      <w:proofErr w:type="gramStart"/>
-      <w:r>
-        <w:rPr>
-          <w:b/>
-          <w:bCs/>
-          <w:sz w:val="32"/>
-        </w:rPr>
-        <w:t>with</w:t>
+        <w:t>replaced with</w:t>
       </w:r>
       <w:r>
         <w:rPr>
@@ -14084,29 +15130,7 @@
           <w:szCs w:val="40"/>
           <w:lang w:val="en-IN" w:eastAsia="en-IN"/>
         </w:rPr>
-        <w:t>"</w:t>
-      </w:r>
-      <w:proofErr w:type="gramEnd"/>
-      <w:r>
-        <w:rPr>
-          <w:rFonts w:ascii="BRH Malayalam" w:hAnsi="BRH Malayalam" w:cs="BRH Malayalam"/>
-          <w:color w:val="000000"/>
-          <w:sz w:val="40"/>
-          <w:szCs w:val="40"/>
-          <w:lang w:val="en-IN" w:eastAsia="en-IN"/>
-        </w:rPr>
-        <w:t>q§T</w:t>
-      </w:r>
-      <w:proofErr w:type="gramStart"/>
-      <w:r>
-        <w:rPr>
-          <w:rFonts w:ascii="BRH Malayalam" w:hAnsi="BRH Malayalam" w:cs="BRH Malayalam"/>
-          <w:color w:val="000000"/>
-          <w:sz w:val="40"/>
-          <w:szCs w:val="40"/>
-          <w:lang w:val="en-IN" w:eastAsia="en-IN"/>
-        </w:rPr>
-        <w:t xml:space="preserve">"  </w:t>
+        <w:t xml:space="preserve">"q§T"  </w:t>
       </w:r>
       <w:r>
         <w:rPr>
@@ -14114,16 +15138,7 @@
           <w:bCs/>
           <w:sz w:val="32"/>
         </w:rPr>
-        <w:t>wherever</w:t>
-      </w:r>
-      <w:proofErr w:type="gramEnd"/>
-      <w:r>
-        <w:rPr>
-          <w:b/>
-          <w:bCs/>
-          <w:sz w:val="32"/>
-        </w:rPr>
-        <w:t xml:space="preserve"> applicable</w:t>
+        <w:t>wherever applicable</w:t>
       </w:r>
     </w:p>
     <w:p>
@@ -14327,6 +15342,7 @@
                 <w:sz w:val="28"/>
                 <w:szCs w:val="32"/>
               </w:rPr>
+              <w:lastRenderedPageBreak/>
               <w:t>None</w:t>
             </w:r>
           </w:p>

--- a/TS-Kramam/TS-2.5/TS 2.5 Malayalam Krama Paatam Corrections.docx
+++ b/TS-Kramam/TS-2.5/TS 2.5 Malayalam Krama Paatam Corrections.docx
@@ -21,7 +21,29 @@
           <w:szCs w:val="32"/>
           <w:u w:val="single"/>
         </w:rPr>
-        <w:t xml:space="preserve">TS Krama Paatam – TS 2.5 Malayalam  Corrections – Observed till </w:t>
+        <w:t xml:space="preserve">TS Krama Paatam – TS 2.5 </w:t>
+      </w:r>
+      <w:proofErr w:type="gramStart"/>
+      <w:r>
+        <w:rPr>
+          <w:b/>
+          <w:bCs/>
+          <w:sz w:val="32"/>
+          <w:szCs w:val="32"/>
+          <w:u w:val="single"/>
+        </w:rPr>
+        <w:t>Malayalam  Corrections</w:t>
+      </w:r>
+      <w:proofErr w:type="gramEnd"/>
+      <w:r>
+        <w:rPr>
+          <w:b/>
+          <w:bCs/>
+          <w:sz w:val="32"/>
+          <w:szCs w:val="32"/>
+          <w:u w:val="single"/>
+        </w:rPr>
+        <w:t xml:space="preserve"> – Observed till </w:t>
       </w:r>
       <w:r>
         <w:rPr>
@@ -29,10 +51,9 @@
           <w:bCs/>
           <w:sz w:val="32"/>
           <w:szCs w:val="32"/>
-          <w:highlight w:val="red"/>
           <w:u w:val="single"/>
         </w:rPr>
-        <w:t>?????</w:t>
+        <w:t>31st July 2026</w:t>
       </w:r>
     </w:p>
     <w:p>
@@ -5528,10 +5549,7 @@
           <w:u w:val="single"/>
         </w:rPr>
       </w:pPr>
-    </w:p>
-    <w:p>
-      <w:pPr>
-        <w:jc w:val="center"/>
+      <w:r>
         <w:rPr>
           <w:b/>
           <w:bCs/>
@@ -5539,19 +5557,8 @@
           <w:szCs w:val="32"/>
           <w:u w:val="single"/>
         </w:rPr>
-      </w:pPr>
-    </w:p>
-    <w:p>
-      <w:pPr>
-        <w:jc w:val="center"/>
-        <w:rPr>
-          <w:b/>
-          <w:bCs/>
-          <w:sz w:val="32"/>
-          <w:szCs w:val="32"/>
-          <w:u w:val="single"/>
-        </w:rPr>
-      </w:pPr>
+        <w:t>=========</w:t>
+      </w:r>
     </w:p>
     <w:p>
       <w:pPr>
@@ -5572,7 +5579,29 @@
           <w:szCs w:val="32"/>
           <w:u w:val="single"/>
         </w:rPr>
-        <w:t xml:space="preserve">TS Krama Paatam – TS 2.5 Malayalam  Corrections – Observed till </w:t>
+        <w:t xml:space="preserve">TS Krama Paatam – TS 2.5 </w:t>
+      </w:r>
+      <w:proofErr w:type="gramStart"/>
+      <w:r>
+        <w:rPr>
+          <w:b/>
+          <w:bCs/>
+          <w:sz w:val="32"/>
+          <w:szCs w:val="32"/>
+          <w:u w:val="single"/>
+        </w:rPr>
+        <w:t>Malayalam  Corrections</w:t>
+      </w:r>
+      <w:proofErr w:type="gramEnd"/>
+      <w:r>
+        <w:rPr>
+          <w:b/>
+          <w:bCs/>
+          <w:sz w:val="32"/>
+          <w:szCs w:val="32"/>
+          <w:u w:val="single"/>
+        </w:rPr>
+        <w:t xml:space="preserve"> – Observed till </w:t>
       </w:r>
       <w:r>
         <w:rPr>
@@ -6239,7 +6268,6 @@
                 <w:sz w:val="40"/>
                 <w:szCs w:val="40"/>
               </w:rPr>
-              <w:lastRenderedPageBreak/>
               <w:t>sI - p</w:t>
             </w:r>
             <w:r>
@@ -6302,7 +6330,6 @@
                 <w:sz w:val="40"/>
                 <w:szCs w:val="40"/>
               </w:rPr>
-              <w:lastRenderedPageBreak/>
               <w:t>s</w:t>
             </w:r>
             <w:r>
@@ -6399,7 +6426,6 @@
                 <w:sz w:val="40"/>
                 <w:szCs w:val="40"/>
               </w:rPr>
-              <w:lastRenderedPageBreak/>
               <w:t>sI - p</w:t>
             </w:r>
             <w:r>
@@ -6478,7 +6504,6 @@
                 <w:szCs w:val="32"/>
                 <w:lang w:bidi="ta-IN"/>
               </w:rPr>
-              <w:lastRenderedPageBreak/>
               <w:t>T.S.2.5.9.1– Kramam</w:t>
             </w:r>
           </w:p>
@@ -6618,13 +6643,23 @@
               </w:rPr>
               <w:t>–</w:t>
             </w:r>
-            <w:r>
-              <w:rPr>
-                <w:rFonts w:ascii="BRH Malayalam Extra" w:hAnsi="BRH Malayalam Extra" w:cs="BRH Malayalam Extra"/>
-                <w:sz w:val="40"/>
-                <w:szCs w:val="40"/>
-              </w:rPr>
-              <w:t>ª.r—jJ |</w:t>
+            <w:proofErr w:type="gramStart"/>
+            <w:r>
+              <w:rPr>
+                <w:rFonts w:ascii="BRH Malayalam Extra" w:hAnsi="BRH Malayalam Extra" w:cs="BRH Malayalam Extra"/>
+                <w:sz w:val="40"/>
+                <w:szCs w:val="40"/>
+              </w:rPr>
+              <w:t>ª.r</w:t>
+            </w:r>
+            <w:proofErr w:type="gramEnd"/>
+            <w:r>
+              <w:rPr>
+                <w:rFonts w:ascii="BRH Malayalam Extra" w:hAnsi="BRH Malayalam Extra" w:cs="BRH Malayalam Extra"/>
+                <w:sz w:val="40"/>
+                <w:szCs w:val="40"/>
+              </w:rPr>
+              <w:t>—jJ |</w:t>
             </w:r>
           </w:p>
         </w:tc>
@@ -6667,6 +6702,7 @@
               </w:rPr>
               <w:t>–</w:t>
             </w:r>
+            <w:proofErr w:type="gramStart"/>
             <w:r>
               <w:rPr>
                 <w:rFonts w:ascii="BRH Malayalam Extra" w:hAnsi="BRH Malayalam Extra" w:cs="BRH Malayalam Extra"/>
@@ -6682,7 +6718,16 @@
                 <w:sz w:val="40"/>
                 <w:szCs w:val="40"/>
               </w:rPr>
-              <w:t>ª.r—jJ |</w:t>
+              <w:t>ª.r</w:t>
+            </w:r>
+            <w:proofErr w:type="gramEnd"/>
+            <w:r>
+              <w:rPr>
+                <w:rFonts w:ascii="BRH Malayalam Extra" w:hAnsi="BRH Malayalam Extra" w:cs="BRH Malayalam Extra"/>
+                <w:sz w:val="40"/>
+                <w:szCs w:val="40"/>
+              </w:rPr>
+              <w:t>—jJ |</w:t>
             </w:r>
           </w:p>
         </w:tc>
@@ -6728,6 +6773,7 @@
                 <w:szCs w:val="32"/>
                 <w:lang w:val="en-IN" w:bidi="ta-IN"/>
               </w:rPr>
+              <w:lastRenderedPageBreak/>
               <w:t>T.S.2.5.11.</w:t>
             </w:r>
             <w:r>
@@ -8352,9 +8398,20 @@
           <w:szCs w:val="32"/>
           <w:u w:val="single"/>
         </w:rPr>
-        <w:lastRenderedPageBreak/>
         <w:t>================</w:t>
       </w:r>
+    </w:p>
+    <w:p>
+      <w:pPr>
+        <w:jc w:val="center"/>
+        <w:rPr>
+          <w:b/>
+          <w:bCs/>
+          <w:sz w:val="32"/>
+          <w:szCs w:val="32"/>
+          <w:u w:val="single"/>
+        </w:rPr>
+      </w:pPr>
     </w:p>
     <w:p>
       <w:pPr>
@@ -8399,6 +8456,7 @@
           <w:szCs w:val="32"/>
           <w:u w:val="single"/>
         </w:rPr>
+        <w:lastRenderedPageBreak/>
         <w:t xml:space="preserve">TS </w:t>
       </w:r>
       <w:r>
@@ -10230,7 +10288,6 @@
                 <w:sz w:val="28"/>
                 <w:szCs w:val="32"/>
               </w:rPr>
-              <w:lastRenderedPageBreak/>
               <w:t>T.S.2.</w:t>
             </w:r>
             <w:r>
@@ -10802,6 +10859,7 @@
                 <w:sz w:val="28"/>
                 <w:szCs w:val="32"/>
               </w:rPr>
+              <w:lastRenderedPageBreak/>
               <w:t>T.S.2.</w:t>
             </w:r>
             <w:r>
@@ -13134,7 +13192,6 @@
                 <w:sz w:val="28"/>
                 <w:szCs w:val="32"/>
               </w:rPr>
-              <w:lastRenderedPageBreak/>
               <w:t>T.S.2.</w:t>
             </w:r>
             <w:r>
@@ -13588,6 +13645,7 @@
                 <w:sz w:val="28"/>
                 <w:szCs w:val="32"/>
               </w:rPr>
+              <w:lastRenderedPageBreak/>
               <w:t>T.S.2.</w:t>
             </w:r>
             <w:r>
@@ -15110,7 +15168,16 @@
           <w:bCs/>
           <w:sz w:val="32"/>
         </w:rPr>
-        <w:t>replaced with</w:t>
+        <w:t xml:space="preserve">replaced </w:t>
+      </w:r>
+      <w:proofErr w:type="gramStart"/>
+      <w:r>
+        <w:rPr>
+          <w:b/>
+          <w:bCs/>
+          <w:sz w:val="32"/>
+        </w:rPr>
+        <w:t>with</w:t>
       </w:r>
       <w:r>
         <w:rPr>
@@ -15130,7 +15197,29 @@
           <w:szCs w:val="40"/>
           <w:lang w:val="en-IN" w:eastAsia="en-IN"/>
         </w:rPr>
-        <w:t xml:space="preserve">"q§T"  </w:t>
+        <w:t>"</w:t>
+      </w:r>
+      <w:proofErr w:type="gramEnd"/>
+      <w:r>
+        <w:rPr>
+          <w:rFonts w:ascii="BRH Malayalam" w:hAnsi="BRH Malayalam" w:cs="BRH Malayalam"/>
+          <w:color w:val="000000"/>
+          <w:sz w:val="40"/>
+          <w:szCs w:val="40"/>
+          <w:lang w:val="en-IN" w:eastAsia="en-IN"/>
+        </w:rPr>
+        <w:t>q§T</w:t>
+      </w:r>
+      <w:proofErr w:type="gramStart"/>
+      <w:r>
+        <w:rPr>
+          <w:rFonts w:ascii="BRH Malayalam" w:hAnsi="BRH Malayalam" w:cs="BRH Malayalam"/>
+          <w:color w:val="000000"/>
+          <w:sz w:val="40"/>
+          <w:szCs w:val="40"/>
+          <w:lang w:val="en-IN" w:eastAsia="en-IN"/>
+        </w:rPr>
+        <w:t xml:space="preserve">"  </w:t>
       </w:r>
       <w:r>
         <w:rPr>
@@ -15138,7 +15227,16 @@
           <w:bCs/>
           <w:sz w:val="32"/>
         </w:rPr>
-        <w:t>wherever applicable</w:t>
+        <w:t>wherever</w:t>
+      </w:r>
+      <w:proofErr w:type="gramEnd"/>
+      <w:r>
+        <w:rPr>
+          <w:b/>
+          <w:bCs/>
+          <w:sz w:val="32"/>
+        </w:rPr>
+        <w:t xml:space="preserve"> applicable</w:t>
       </w:r>
     </w:p>
     <w:p>
@@ -15342,7 +15440,6 @@
                 <w:sz w:val="28"/>
                 <w:szCs w:val="32"/>
               </w:rPr>
-              <w:lastRenderedPageBreak/>
               <w:t>None</w:t>
             </w:r>
           </w:p>
